--- a/leetcode/google/Java语法.docx
+++ b/leetcode/google/Java语法.docx
@@ -14,6 +14,46 @@
           <w:rFonts w:hint="eastAsia"/>
           <w:lang w:val="en-US" w:eastAsia="zh-CN"/>
         </w:rPr>
+        <w:t>数据类型：int，占用的字节数：4字节(32位)，取值范围： -2^{31}到2^{31}-1即-2,147,483,648 到2,147,483,647，大概-2*10^{9}到2*10^{9}。</w:t>
+      </w:r>
+    </w:p>
+    <w:p>
+      <w:pPr>
+        <w:rPr>
+          <w:rFonts w:hint="eastAsia"/>
+          <w:lang w:val="en-US" w:eastAsia="zh-CN"/>
+        </w:rPr>
+      </w:pPr>
+      <w:r>
+        <w:rPr>
+          <w:rFonts w:hint="eastAsia"/>
+          <w:lang w:val="en-US" w:eastAsia="zh-CN"/>
+        </w:rPr>
+        <w:t>数据类型：long，占用的字节数：8字节(64位)，取值范围：-2^{63}到2^{63}-1即-9,223,372,036,854,775,808到9,223,372,036,854,775,807，大概-9*10^{18}到9*10^{18}。</w:t>
+      </w:r>
+    </w:p>
+    <w:p>
+      <w:pPr>
+        <w:rPr>
+          <w:rFonts w:hint="eastAsia"/>
+          <w:lang w:val="en-US" w:eastAsia="zh-CN"/>
+        </w:rPr>
+      </w:pPr>
+      <w:bookmarkStart w:id="0" w:name="_GoBack"/>
+      <w:bookmarkEnd w:id="0"/>
+    </w:p>
+    <w:p>
+      <w:pPr>
+        <w:rPr>
+          <w:rFonts w:hint="eastAsia"/>
+          <w:lang w:val="en-US" w:eastAsia="zh-CN"/>
+        </w:rPr>
+      </w:pPr>
+      <w:r>
+        <w:rPr>
+          <w:rFonts w:hint="eastAsia"/>
+          <w:lang w:val="en-US" w:eastAsia="zh-CN"/>
+        </w:rPr>
         <w:t>1.HashMap中必须用包装类型如Integer，用int会报错：</w:t>
       </w:r>
     </w:p>
@@ -62,8 +102,6 @@
           <w:lang w:val="en-US" w:eastAsia="zh-CN"/>
         </w:rPr>
       </w:pPr>
-      <w:bookmarkStart w:id="0" w:name="_GoBack"/>
-      <w:bookmarkEnd w:id="0"/>
       <w:r>
         <w:rPr>
           <w:rFonts w:hint="eastAsia"/>

--- a/leetcode/google/Java语法.docx
+++ b/leetcode/google/Java语法.docx
@@ -39,76 +39,294 @@
           <w:lang w:val="en-US" w:eastAsia="zh-CN"/>
         </w:rPr>
       </w:pPr>
+    </w:p>
+    <w:p>
+      <w:pPr>
+        <w:rPr>
+          <w:rFonts w:hint="default"/>
+          <w:lang w:val="en-US" w:eastAsia="zh-CN"/>
+        </w:rPr>
+      </w:pPr>
+      <w:r>
+        <w:rPr>
+          <w:rFonts w:hint="eastAsia"/>
+          <w:lang w:val="en-US" w:eastAsia="zh-CN"/>
+        </w:rPr>
+        <w:t>Problem 00001</w:t>
+      </w:r>
+    </w:p>
+    <w:p>
+      <w:pPr>
+        <w:rPr>
+          <w:rFonts w:hint="eastAsia"/>
+          <w:lang w:val="en-US" w:eastAsia="zh-CN"/>
+        </w:rPr>
+      </w:pPr>
+      <w:r>
+        <w:rPr>
+          <w:rFonts w:hint="eastAsia"/>
+          <w:lang w:val="en-US" w:eastAsia="zh-CN"/>
+        </w:rPr>
+        <w:t>1.HashMap中必须用包装类型如Integer，用int会报错：</w:t>
+      </w:r>
+    </w:p>
+    <w:p>
+      <w:pPr>
+        <w:rPr>
+          <w:rFonts w:hint="eastAsia"/>
+          <w:lang w:val="en-US" w:eastAsia="zh-CN"/>
+        </w:rPr>
+      </w:pPr>
+      <w:r>
+        <w:rPr>
+          <w:rFonts w:hint="eastAsia"/>
+          <w:lang w:val="en-US" w:eastAsia="zh-CN"/>
+        </w:rPr>
+        <w:t>HashMap&lt;Integer,Integer&gt; hash = new HashMap&lt;&gt;();</w:t>
+      </w:r>
+    </w:p>
+    <w:p>
+      <w:pPr>
+        <w:rPr>
+          <w:rFonts w:hint="eastAsia"/>
+          <w:lang w:val="en-US" w:eastAsia="zh-CN"/>
+        </w:rPr>
+      </w:pPr>
+      <w:r>
+        <w:rPr>
+          <w:rFonts w:hint="eastAsia"/>
+          <w:lang w:val="en-US" w:eastAsia="zh-CN"/>
+        </w:rPr>
+        <w:t>2.直接声明数组并返回数组的方法例子：</w:t>
+      </w:r>
+    </w:p>
+    <w:p>
+      <w:pPr>
+        <w:rPr>
+          <w:rFonts w:hint="eastAsia"/>
+          <w:lang w:val="en-US" w:eastAsia="zh-CN"/>
+        </w:rPr>
+      </w:pPr>
+      <w:r>
+        <w:rPr>
+          <w:rFonts w:hint="eastAsia"/>
+          <w:lang w:val="en-US" w:eastAsia="zh-CN"/>
+        </w:rPr>
+        <w:t>return new int[]{index,i};</w:t>
+      </w:r>
+    </w:p>
+    <w:p>
+      <w:pPr>
+        <w:rPr>
+          <w:rFonts w:hint="eastAsia"/>
+          <w:lang w:val="en-US" w:eastAsia="zh-CN"/>
+        </w:rPr>
+      </w:pPr>
+    </w:p>
+    <w:p>
+      <w:pPr>
+        <w:rPr>
+          <w:rFonts w:hint="eastAsia"/>
+          <w:lang w:val="en-US" w:eastAsia="zh-CN"/>
+        </w:rPr>
+      </w:pPr>
+      <w:r>
+        <w:rPr>
+          <w:rFonts w:hint="eastAsia"/>
+          <w:lang w:val="en-US" w:eastAsia="zh-CN"/>
+        </w:rPr>
+        <w:t>Problem 00042</w:t>
+      </w:r>
+    </w:p>
+    <w:p>
+      <w:pPr>
+        <w:rPr>
+          <w:rFonts w:hint="eastAsia"/>
+          <w:lang w:val="en-US" w:eastAsia="zh-CN"/>
+        </w:rPr>
+      </w:pPr>
+      <w:r>
+        <w:rPr>
+          <w:rFonts w:hint="eastAsia"/>
+          <w:lang w:val="en-US" w:eastAsia="zh-CN"/>
+        </w:rPr>
+        <w:t>1.求最大值和最小值的方法：Math.max和Math.min</w:t>
+      </w:r>
+    </w:p>
+    <w:p>
+      <w:pPr>
+        <w:rPr>
+          <w:rFonts w:hint="eastAsia"/>
+          <w:lang w:val="en-US" w:eastAsia="zh-CN"/>
+        </w:rPr>
+      </w:pPr>
+      <w:r>
+        <w:rPr>
+          <w:rFonts w:hint="eastAsia"/>
+          <w:lang w:val="en-US" w:eastAsia="zh-CN"/>
+        </w:rPr>
+        <w:t>2.类似地，Stack和Deque中也必须用包装类型如Integer，用int会报错。</w:t>
+      </w:r>
+    </w:p>
+    <w:p>
+      <w:pPr>
+        <w:rPr>
+          <w:rFonts w:hint="default"/>
+          <w:lang w:val="en-US" w:eastAsia="zh-CN"/>
+        </w:rPr>
+      </w:pPr>
+      <w:r>
+        <w:rPr>
+          <w:rFonts w:hint="default"/>
+          <w:lang w:val="en-US" w:eastAsia="zh-CN"/>
+        </w:rPr>
+        <w:t>Deque是一个双端队列接口，Deque的实现类是LinkedList、ArrayDeque、LinkedBlockingDeque，其中LinkedList是最常用的。</w:t>
+      </w:r>
+    </w:p>
+    <w:p>
+      <w:pPr>
+        <w:rPr>
+          <w:rFonts w:hint="default"/>
+          <w:lang w:val="en-US" w:eastAsia="zh-CN"/>
+        </w:rPr>
+      </w:pPr>
+      <w:r>
+        <w:rPr>
+          <w:rFonts w:hint="default"/>
+          <w:b/>
+          <w:bCs/>
+          <w:lang w:val="en-US" w:eastAsia="zh-CN"/>
+        </w:rPr>
+        <w:t>注意</w:t>
+      </w:r>
+      <w:r>
+        <w:rPr>
+          <w:rFonts w:hint="default"/>
+          <w:lang w:val="en-US" w:eastAsia="zh-CN"/>
+        </w:rPr>
+        <w:t>：Java堆栈Stack类已经过时，Java官方推荐使用Deque替代Stack使用。Deque堆栈操作方法：push()、pop()、peek()。</w:t>
+      </w:r>
+    </w:p>
+    <w:p>
+      <w:pPr>
+        <w:rPr>
+          <w:rFonts w:hint="default"/>
+          <w:lang w:val="en-US" w:eastAsia="zh-CN"/>
+        </w:rPr>
+      </w:pPr>
+      <w:r>
+        <w:rPr>
+          <w:rFonts w:hint="default"/>
+          <w:lang w:val="en-US" w:eastAsia="zh-CN"/>
+        </w:rPr>
+        <w:t>双端队列也可用作 LIFO（后进先出）堆栈。应优先使用此接口而不是遗留 Stack 类。在将双端队列用作堆栈时，元素被推入双端队列的开头并从双端队列开头弹出。堆栈方法完全等效于 Deque 方法，如下表所示：</w:t>
+      </w:r>
+    </w:p>
+    <w:p>
+      <w:r>
+        <w:drawing>
+          <wp:inline distT="0" distB="0" distL="114300" distR="114300">
+            <wp:extent cx="5269865" cy="1275715"/>
+            <wp:effectExtent l="0" t="0" r="6985" b="635"/>
+            <wp:docPr id="1" name="图片 1"/>
+            <wp:cNvGraphicFramePr>
+              <a:graphicFrameLocks xmlns:a="http://schemas.openxmlformats.org/drawingml/2006/main" noChangeAspect="1"/>
+            </wp:cNvGraphicFramePr>
+            <a:graphic xmlns:a="http://schemas.openxmlformats.org/drawingml/2006/main">
+              <a:graphicData uri="http://schemas.openxmlformats.org/drawingml/2006/picture">
+                <pic:pic xmlns:pic="http://schemas.openxmlformats.org/drawingml/2006/picture">
+                  <pic:nvPicPr>
+                    <pic:cNvPr id="1" name="图片 1"/>
+                    <pic:cNvPicPr>
+                      <a:picLocks noChangeAspect="1"/>
+                    </pic:cNvPicPr>
+                  </pic:nvPicPr>
+                  <pic:blipFill>
+                    <a:blip r:embed="rId4"/>
+                    <a:stretch>
+                      <a:fillRect/>
+                    </a:stretch>
+                  </pic:blipFill>
+                  <pic:spPr>
+                    <a:xfrm>
+                      <a:off x="0" y="0"/>
+                      <a:ext cx="5269865" cy="1275715"/>
+                    </a:xfrm>
+                    <a:prstGeom prst="rect">
+                      <a:avLst/>
+                    </a:prstGeom>
+                    <a:noFill/>
+                    <a:ln>
+                      <a:noFill/>
+                    </a:ln>
+                  </pic:spPr>
+                </pic:pic>
+              </a:graphicData>
+            </a:graphic>
+          </wp:inline>
+        </w:drawing>
+      </w:r>
+    </w:p>
+    <w:p>
+      <w:pPr>
+        <w:rPr>
+          <w:rFonts w:hint="eastAsia"/>
+          <w:lang w:val="en-US" w:eastAsia="zh-CN"/>
+        </w:rPr>
+      </w:pPr>
+      <w:r>
+        <w:rPr>
+          <w:rFonts w:hint="eastAsia"/>
+          <w:lang w:val="en-US" w:eastAsia="zh-CN"/>
+        </w:rPr>
+        <w:t>push:向栈顶推入一个元素；pop:弹出栈顶元素并返回该元素的值；peek:返回栈顶元素。</w:t>
+      </w:r>
+    </w:p>
+    <w:p>
+      <w:pPr>
+        <w:rPr>
+          <w:rFonts w:hint="eastAsia"/>
+          <w:lang w:val="en-US" w:eastAsia="zh-CN"/>
+        </w:rPr>
+      </w:pPr>
+      <w:r>
+        <w:rPr>
+          <w:rFonts w:hint="eastAsia"/>
+          <w:lang w:val="en-US" w:eastAsia="zh-CN"/>
+        </w:rPr>
+        <w:t>Stack判空方法：.empty()，</w:t>
+      </w:r>
+      <w:r>
+        <w:rPr>
+          <w:rFonts w:hint="default"/>
+          <w:lang w:val="en-US" w:eastAsia="zh-CN"/>
+        </w:rPr>
+        <w:t>Deque</w:t>
+      </w:r>
+      <w:r>
+        <w:rPr>
+          <w:rFonts w:hint="eastAsia"/>
+          <w:lang w:val="en-US" w:eastAsia="zh-CN"/>
+        </w:rPr>
+        <w:t>判空方法：.isEmpty()。</w:t>
+      </w:r>
+    </w:p>
+    <w:p>
+      <w:pPr>
+        <w:rPr>
+          <w:rFonts w:hint="default"/>
+          <w:lang w:val="en-US" w:eastAsia="zh-CN"/>
+        </w:rPr>
+      </w:pPr>
+      <w:r>
+        <w:rPr>
+          <w:rFonts w:hint="eastAsia"/>
+          <w:lang w:val="en-US" w:eastAsia="zh-CN"/>
+        </w:rPr>
+        <w:t>更详细的说明参见：https://blog.csdn.net/devnn/article/details/82716447</w:t>
+      </w:r>
       <w:bookmarkStart w:id="0" w:name="_GoBack"/>
       <w:bookmarkEnd w:id="0"/>
-    </w:p>
-    <w:p>
-      <w:pPr>
-        <w:rPr>
-          <w:rFonts w:hint="eastAsia"/>
-          <w:lang w:val="en-US" w:eastAsia="zh-CN"/>
-        </w:rPr>
-      </w:pPr>
-      <w:r>
-        <w:rPr>
-          <w:rFonts w:hint="eastAsia"/>
-          <w:lang w:val="en-US" w:eastAsia="zh-CN"/>
-        </w:rPr>
-        <w:t>1.HashMap中必须用包装类型如Integer，用int会报错：</w:t>
-      </w:r>
-    </w:p>
-    <w:p>
-      <w:pPr>
-        <w:rPr>
-          <w:rFonts w:hint="eastAsia"/>
-          <w:lang w:val="en-US" w:eastAsia="zh-CN"/>
-        </w:rPr>
-      </w:pPr>
-      <w:r>
-        <w:rPr>
-          <w:rFonts w:hint="eastAsia"/>
-          <w:lang w:val="en-US" w:eastAsia="zh-CN"/>
-        </w:rPr>
-        <w:t>HashMap&lt;Integer,Integer&gt; hash = new HashMap&lt;&gt;();</w:t>
-      </w:r>
-    </w:p>
-    <w:p>
-      <w:pPr>
-        <w:rPr>
-          <w:rFonts w:hint="eastAsia"/>
-          <w:lang w:val="en-US" w:eastAsia="zh-CN"/>
-        </w:rPr>
-      </w:pPr>
-    </w:p>
-    <w:p>
-      <w:pPr>
-        <w:rPr>
-          <w:rFonts w:hint="eastAsia"/>
-          <w:lang w:val="en-US" w:eastAsia="zh-CN"/>
-        </w:rPr>
-      </w:pPr>
-      <w:r>
-        <w:rPr>
-          <w:rFonts w:hint="eastAsia"/>
-          <w:lang w:val="en-US" w:eastAsia="zh-CN"/>
-        </w:rPr>
-        <w:t>2.直接声明数组并返回数组的方法例子：</w:t>
-      </w:r>
-    </w:p>
-    <w:p>
-      <w:pPr>
-        <w:rPr>
-          <w:rFonts w:hint="default"/>
-          <w:lang w:val="en-US" w:eastAsia="zh-CN"/>
-        </w:rPr>
-      </w:pPr>
-      <w:r>
-        <w:rPr>
-          <w:rFonts w:hint="eastAsia"/>
-          <w:lang w:val="en-US" w:eastAsia="zh-CN"/>
-        </w:rPr>
-        <w:t>return new int[]{index,i};</w:t>
-      </w:r>
     </w:p>
     <w:p>
       <w:pPr>
@@ -133,7 +351,7 @@
   <w:docDefaults>
     <w:rPrDefault>
       <w:rPr>
-        <w:rFonts w:asciiTheme="minorHAnsi" w:hAnsiTheme="minorHAnsi" w:eastAsiaTheme="minorEastAsia" w:cstheme="minorBidi"/>
+        <w:rFonts w:ascii="Times New Roman" w:hAnsi="Times New Roman" w:eastAsia="宋体" w:cs="Times New Roman"/>
       </w:rPr>
     </w:rPrDefault>
     <w:pPrDefault/>

--- a/leetcode/google/Java语法.docx
+++ b/leetcode/google/Java语法.docx
@@ -114,6 +114,46 @@
         </w:rPr>
         <w:t>return new int[]{index,i};</w:t>
       </w:r>
+    </w:p>
+    <w:p>
+      <w:pPr>
+        <w:rPr>
+          <w:rFonts w:hint="eastAsia"/>
+          <w:lang w:val="en-US" w:eastAsia="zh-CN"/>
+        </w:rPr>
+      </w:pPr>
+    </w:p>
+    <w:p>
+      <w:pPr>
+        <w:rPr>
+          <w:rFonts w:hint="eastAsia"/>
+          <w:lang w:val="en-US" w:eastAsia="zh-CN"/>
+        </w:rPr>
+      </w:pPr>
+      <w:r>
+        <w:rPr>
+          <w:rFonts w:hint="eastAsia"/>
+          <w:lang w:val="en-US" w:eastAsia="zh-CN"/>
+        </w:rPr>
+        <w:t>Problem 00004</w:t>
+      </w:r>
+    </w:p>
+    <w:p>
+      <w:pPr>
+        <w:rPr>
+          <w:rFonts w:hint="default"/>
+          <w:lang w:val="en-US" w:eastAsia="zh-CN"/>
+        </w:rPr>
+      </w:pPr>
+      <w:r>
+        <w:rPr>
+          <w:rFonts w:hint="eastAsia"/>
+          <w:lang w:val="en-US" w:eastAsia="zh-CN"/>
+        </w:rPr>
+        <w:t>获取int数据类型的最小值和最大值：Integer.MIN_VALUE和Integer.MAX_VALUE。</w:t>
+      </w:r>
+      <w:bookmarkStart w:id="0" w:name="_GoBack"/>
+      <w:bookmarkEnd w:id="0"/>
     </w:p>
     <w:p>
       <w:pPr>
@@ -325,8 +365,6 @@
         </w:rPr>
         <w:t>更详细的说明参见：https://blog.csdn.net/devnn/article/details/82716447</w:t>
       </w:r>
-      <w:bookmarkStart w:id="0" w:name="_GoBack"/>
-      <w:bookmarkEnd w:id="0"/>
     </w:p>
     <w:p>
       <w:pPr>
@@ -422,7 +460,7 @@
     <w:lsdException w:qFormat="1" w:unhideWhenUsed="0" w:uiPriority="0" w:semiHidden="0" w:name="Title"/>
     <w:lsdException w:unhideWhenUsed="0" w:uiPriority="0" w:semiHidden="0" w:name="Closing"/>
     <w:lsdException w:unhideWhenUsed="0" w:uiPriority="0" w:semiHidden="0" w:name="Signature"/>
-    <w:lsdException w:unhideWhenUsed="0" w:uiPriority="0" w:name="Default Paragraph Font"/>
+    <w:lsdException w:qFormat="1" w:unhideWhenUsed="0" w:uiPriority="0" w:name="Default Paragraph Font"/>
     <w:lsdException w:unhideWhenUsed="0" w:uiPriority="0" w:semiHidden="0" w:name="Body Text"/>
     <w:lsdException w:unhideWhenUsed="0" w:uiPriority="0" w:semiHidden="0" w:name="Body Text Indent"/>
     <w:lsdException w:unhideWhenUsed="0" w:uiPriority="0" w:semiHidden="0" w:name="List Continue"/>
@@ -460,7 +498,7 @@
     <w:lsdException w:unhideWhenUsed="0" w:uiPriority="0" w:semiHidden="0" w:name="HTML Sample"/>
     <w:lsdException w:unhideWhenUsed="0" w:uiPriority="0" w:semiHidden="0" w:name="HTML Typewriter"/>
     <w:lsdException w:unhideWhenUsed="0" w:uiPriority="0" w:semiHidden="0" w:name="HTML Variable"/>
-    <w:lsdException w:unhideWhenUsed="0" w:uiPriority="0" w:name="Normal Table"/>
+    <w:lsdException w:qFormat="1" w:unhideWhenUsed="0" w:uiPriority="0" w:name="Normal Table"/>
     <w:lsdException w:unhideWhenUsed="0" w:uiPriority="0" w:semiHidden="0" w:name="annotation subject"/>
     <w:lsdException w:unhideWhenUsed="0" w:uiPriority="0" w:semiHidden="0" w:name="Table Simple 1"/>
     <w:lsdException w:unhideWhenUsed="0" w:uiPriority="0" w:semiHidden="0" w:name="Table Simple 2"/>
@@ -625,11 +663,13 @@
   <w:style w:type="character" w:default="1" w:styleId="3">
     <w:name w:val="Default Paragraph Font"/>
     <w:semiHidden/>
+    <w:qFormat/>
     <w:uiPriority w:val="0"/>
   </w:style>
   <w:style w:type="table" w:default="1" w:styleId="2">
     <w:name w:val="Normal Table"/>
     <w:semiHidden/>
+    <w:qFormat/>
     <w:uiPriority w:val="0"/>
     <w:tblPr>
       <w:tblCellMar>
@@ -651,7 +691,7 @@
         <a:sysClr val="windowText" lastClr="000000"/>
       </a:dk1>
       <a:lt1>
-        <a:sysClr val="window" lastClr="CAEACE"/>
+        <a:sysClr val="window" lastClr="FFFFFF"/>
       </a:lt1>
       <a:dk2>
         <a:srgbClr val="44546A"/>

--- a/leetcode/google/Java语法.docx
+++ b/leetcode/google/Java语法.docx
@@ -42,6 +42,7 @@
     </w:p>
     <w:p>
       <w:pPr>
+        <w:outlineLvl w:val="0"/>
         <w:rPr>
           <w:rFonts w:hint="default"/>
           <w:lang w:val="en-US" w:eastAsia="zh-CN"/>
@@ -125,6 +126,7 @@
     </w:p>
     <w:p>
       <w:pPr>
+        <w:outlineLvl w:val="0"/>
         <w:rPr>
           <w:rFonts w:hint="eastAsia"/>
           <w:lang w:val="en-US" w:eastAsia="zh-CN"/>
@@ -141,16 +143,721 @@
     <w:p>
       <w:pPr>
         <w:rPr>
+          <w:rFonts w:hint="eastAsia"/>
+          <w:lang w:val="en-US" w:eastAsia="zh-CN"/>
+        </w:rPr>
+      </w:pPr>
+      <w:r>
+        <w:rPr>
+          <w:rFonts w:hint="eastAsia"/>
+          <w:lang w:val="en-US" w:eastAsia="zh-CN"/>
+        </w:rPr>
+        <w:t>获取int数据类型的最小值和最大值：Integer.MIN_VALUE和Integer.MAX_VALUE。</w:t>
+      </w:r>
+    </w:p>
+    <w:p>
+      <w:pPr>
+        <w:rPr>
+          <w:rFonts w:hint="eastAsia"/>
+          <w:lang w:val="en-US" w:eastAsia="zh-CN"/>
+        </w:rPr>
+      </w:pPr>
+    </w:p>
+    <w:p>
+      <w:pPr>
+        <w:outlineLvl w:val="0"/>
+        <w:rPr>
+          <w:rFonts w:hint="eastAsia"/>
+          <w:lang w:val="en-US" w:eastAsia="zh-CN"/>
+        </w:rPr>
+      </w:pPr>
+      <w:r>
+        <w:rPr>
+          <w:rFonts w:hint="eastAsia"/>
+          <w:lang w:val="en-US" w:eastAsia="zh-CN"/>
+        </w:rPr>
+        <w:t>Problem 00014</w:t>
+      </w:r>
+    </w:p>
+    <w:p>
+      <w:pPr>
+        <w:rPr>
+          <w:rFonts w:hint="eastAsia"/>
+          <w:lang w:val="en-US" w:eastAsia="zh-CN"/>
+        </w:rPr>
+      </w:pPr>
+      <w:r>
+        <w:rPr>
+          <w:rFonts w:hint="eastAsia"/>
+          <w:lang w:val="en-US" w:eastAsia="zh-CN"/>
+        </w:rPr>
+        <w:t>1.substring方法。</w:t>
+      </w:r>
+    </w:p>
+    <w:p>
+      <w:r>
+        <w:drawing>
+          <wp:inline distT="0" distB="0" distL="114300" distR="114300">
+            <wp:extent cx="4422775" cy="1467485"/>
+            <wp:effectExtent l="0" t="0" r="6350" b="8890"/>
+            <wp:docPr id="2" name="图片 1"/>
+            <wp:cNvGraphicFramePr>
+              <a:graphicFrameLocks xmlns:a="http://schemas.openxmlformats.org/drawingml/2006/main" noChangeAspect="1"/>
+            </wp:cNvGraphicFramePr>
+            <a:graphic xmlns:a="http://schemas.openxmlformats.org/drawingml/2006/main">
+              <a:graphicData uri="http://schemas.openxmlformats.org/drawingml/2006/picture">
+                <pic:pic xmlns:pic="http://schemas.openxmlformats.org/drawingml/2006/picture">
+                  <pic:nvPicPr>
+                    <pic:cNvPr id="2" name="图片 1"/>
+                    <pic:cNvPicPr>
+                      <a:picLocks noChangeAspect="1"/>
+                    </pic:cNvPicPr>
+                  </pic:nvPicPr>
+                  <pic:blipFill>
+                    <a:blip r:embed="rId4"/>
+                    <a:stretch>
+                      <a:fillRect/>
+                    </a:stretch>
+                  </pic:blipFill>
+                  <pic:spPr>
+                    <a:xfrm>
+                      <a:off x="0" y="0"/>
+                      <a:ext cx="4422775" cy="1467485"/>
+                    </a:xfrm>
+                    <a:prstGeom prst="rect">
+                      <a:avLst/>
+                    </a:prstGeom>
+                    <a:noFill/>
+                    <a:ln>
+                      <a:noFill/>
+                    </a:ln>
+                  </pic:spPr>
+                </pic:pic>
+              </a:graphicData>
+            </a:graphic>
+          </wp:inline>
+        </w:drawing>
+      </w:r>
+    </w:p>
+    <w:p>
+      <w:r>
+        <w:drawing>
+          <wp:inline distT="0" distB="0" distL="114300" distR="114300">
+            <wp:extent cx="4386580" cy="763905"/>
+            <wp:effectExtent l="0" t="0" r="4445" b="7620"/>
+            <wp:docPr id="3" name="图片 2"/>
+            <wp:cNvGraphicFramePr>
+              <a:graphicFrameLocks xmlns:a="http://schemas.openxmlformats.org/drawingml/2006/main" noChangeAspect="1"/>
+            </wp:cNvGraphicFramePr>
+            <a:graphic xmlns:a="http://schemas.openxmlformats.org/drawingml/2006/main">
+              <a:graphicData uri="http://schemas.openxmlformats.org/drawingml/2006/picture">
+                <pic:pic xmlns:pic="http://schemas.openxmlformats.org/drawingml/2006/picture">
+                  <pic:nvPicPr>
+                    <pic:cNvPr id="3" name="图片 2"/>
+                    <pic:cNvPicPr>
+                      <a:picLocks noChangeAspect="1"/>
+                    </pic:cNvPicPr>
+                  </pic:nvPicPr>
+                  <pic:blipFill>
+                    <a:blip r:embed="rId5"/>
+                    <a:stretch>
+                      <a:fillRect/>
+                    </a:stretch>
+                  </pic:blipFill>
+                  <pic:spPr>
+                    <a:xfrm>
+                      <a:off x="0" y="0"/>
+                      <a:ext cx="4386580" cy="763905"/>
+                    </a:xfrm>
+                    <a:prstGeom prst="rect">
+                      <a:avLst/>
+                    </a:prstGeom>
+                    <a:noFill/>
+                    <a:ln>
+                      <a:noFill/>
+                    </a:ln>
+                  </pic:spPr>
+                </pic:pic>
+              </a:graphicData>
+            </a:graphic>
+          </wp:inline>
+        </w:drawing>
+      </w:r>
+    </w:p>
+    <w:p>
+      <w:r>
+        <w:drawing>
+          <wp:inline distT="0" distB="0" distL="114300" distR="114300">
+            <wp:extent cx="4458335" cy="2088515"/>
+            <wp:effectExtent l="0" t="0" r="8890" b="6985"/>
+            <wp:docPr id="4" name="图片 3"/>
+            <wp:cNvGraphicFramePr>
+              <a:graphicFrameLocks xmlns:a="http://schemas.openxmlformats.org/drawingml/2006/main" noChangeAspect="1"/>
+            </wp:cNvGraphicFramePr>
+            <a:graphic xmlns:a="http://schemas.openxmlformats.org/drawingml/2006/main">
+              <a:graphicData uri="http://schemas.openxmlformats.org/drawingml/2006/picture">
+                <pic:pic xmlns:pic="http://schemas.openxmlformats.org/drawingml/2006/picture">
+                  <pic:nvPicPr>
+                    <pic:cNvPr id="4" name="图片 3"/>
+                    <pic:cNvPicPr>
+                      <a:picLocks noChangeAspect="1"/>
+                    </pic:cNvPicPr>
+                  </pic:nvPicPr>
+                  <pic:blipFill>
+                    <a:blip r:embed="rId6"/>
+                    <a:stretch>
+                      <a:fillRect/>
+                    </a:stretch>
+                  </pic:blipFill>
+                  <pic:spPr>
+                    <a:xfrm>
+                      <a:off x="0" y="0"/>
+                      <a:ext cx="4458335" cy="2088515"/>
+                    </a:xfrm>
+                    <a:prstGeom prst="rect">
+                      <a:avLst/>
+                    </a:prstGeom>
+                    <a:noFill/>
+                    <a:ln>
+                      <a:noFill/>
+                    </a:ln>
+                  </pic:spPr>
+                </pic:pic>
+              </a:graphicData>
+            </a:graphic>
+          </wp:inline>
+        </w:drawing>
+      </w:r>
+    </w:p>
+    <w:p>
+      <w:r>
+        <w:drawing>
+          <wp:inline distT="0" distB="0" distL="114300" distR="114300">
+            <wp:extent cx="4333875" cy="1881505"/>
+            <wp:effectExtent l="0" t="0" r="0" b="4445"/>
+            <wp:docPr id="5" name="图片 4"/>
+            <wp:cNvGraphicFramePr>
+              <a:graphicFrameLocks xmlns:a="http://schemas.openxmlformats.org/drawingml/2006/main" noChangeAspect="1"/>
+            </wp:cNvGraphicFramePr>
+            <a:graphic xmlns:a="http://schemas.openxmlformats.org/drawingml/2006/main">
+              <a:graphicData uri="http://schemas.openxmlformats.org/drawingml/2006/picture">
+                <pic:pic xmlns:pic="http://schemas.openxmlformats.org/drawingml/2006/picture">
+                  <pic:nvPicPr>
+                    <pic:cNvPr id="5" name="图片 4"/>
+                    <pic:cNvPicPr>
+                      <a:picLocks noChangeAspect="1"/>
+                    </pic:cNvPicPr>
+                  </pic:nvPicPr>
+                  <pic:blipFill>
+                    <a:blip r:embed="rId7"/>
+                    <a:stretch>
+                      <a:fillRect/>
+                    </a:stretch>
+                  </pic:blipFill>
+                  <pic:spPr>
+                    <a:xfrm>
+                      <a:off x="0" y="0"/>
+                      <a:ext cx="4333875" cy="1881505"/>
+                    </a:xfrm>
+                    <a:prstGeom prst="rect">
+                      <a:avLst/>
+                    </a:prstGeom>
+                    <a:noFill/>
+                    <a:ln>
+                      <a:noFill/>
+                    </a:ln>
+                  </pic:spPr>
+                </pic:pic>
+              </a:graphicData>
+            </a:graphic>
+          </wp:inline>
+        </w:drawing>
+      </w:r>
+    </w:p>
+    <w:p>
+      <w:pPr>
+        <w:rPr>
+          <w:rFonts w:hint="eastAsia"/>
+          <w:lang w:val="en-US" w:eastAsia="zh-CN"/>
+        </w:rPr>
+      </w:pPr>
+      <w:r>
+        <w:rPr>
+          <w:rFonts w:hint="eastAsia"/>
+          <w:lang w:val="en-US" w:eastAsia="zh-CN"/>
+        </w:rPr>
+        <w:t>2.isEmpty()方法。</w:t>
+      </w:r>
+    </w:p>
+    <w:p>
+      <w:r>
+        <w:drawing>
+          <wp:inline distT="0" distB="0" distL="114300" distR="114300">
+            <wp:extent cx="3248025" cy="756285"/>
+            <wp:effectExtent l="0" t="0" r="0" b="5715"/>
+            <wp:docPr id="6" name="图片 5"/>
+            <wp:cNvGraphicFramePr>
+              <a:graphicFrameLocks xmlns:a="http://schemas.openxmlformats.org/drawingml/2006/main" noChangeAspect="1"/>
+            </wp:cNvGraphicFramePr>
+            <a:graphic xmlns:a="http://schemas.openxmlformats.org/drawingml/2006/main">
+              <a:graphicData uri="http://schemas.openxmlformats.org/drawingml/2006/picture">
+                <pic:pic xmlns:pic="http://schemas.openxmlformats.org/drawingml/2006/picture">
+                  <pic:nvPicPr>
+                    <pic:cNvPr id="6" name="图片 5"/>
+                    <pic:cNvPicPr>
+                      <a:picLocks noChangeAspect="1"/>
+                    </pic:cNvPicPr>
+                  </pic:nvPicPr>
+                  <pic:blipFill>
+                    <a:blip r:embed="rId8"/>
+                    <a:stretch>
+                      <a:fillRect/>
+                    </a:stretch>
+                  </pic:blipFill>
+                  <pic:spPr>
+                    <a:xfrm>
+                      <a:off x="0" y="0"/>
+                      <a:ext cx="3248025" cy="756285"/>
+                    </a:xfrm>
+                    <a:prstGeom prst="rect">
+                      <a:avLst/>
+                    </a:prstGeom>
+                    <a:noFill/>
+                    <a:ln>
+                      <a:noFill/>
+                    </a:ln>
+                  </pic:spPr>
+                </pic:pic>
+              </a:graphicData>
+            </a:graphic>
+          </wp:inline>
+        </w:drawing>
+      </w:r>
+    </w:p>
+    <w:p>
+      <w:r>
+        <w:drawing>
+          <wp:inline distT="0" distB="0" distL="114300" distR="114300">
+            <wp:extent cx="2416175" cy="248285"/>
+            <wp:effectExtent l="0" t="0" r="3175" b="8890"/>
+            <wp:docPr id="7" name="图片 6"/>
+            <wp:cNvGraphicFramePr>
+              <a:graphicFrameLocks xmlns:a="http://schemas.openxmlformats.org/drawingml/2006/main" noChangeAspect="1"/>
+            </wp:cNvGraphicFramePr>
+            <a:graphic xmlns:a="http://schemas.openxmlformats.org/drawingml/2006/main">
+              <a:graphicData uri="http://schemas.openxmlformats.org/drawingml/2006/picture">
+                <pic:pic xmlns:pic="http://schemas.openxmlformats.org/drawingml/2006/picture">
+                  <pic:nvPicPr>
+                    <pic:cNvPr id="7" name="图片 6"/>
+                    <pic:cNvPicPr>
+                      <a:picLocks noChangeAspect="1"/>
+                    </pic:cNvPicPr>
+                  </pic:nvPicPr>
+                  <pic:blipFill>
+                    <a:blip r:embed="rId9"/>
+                    <a:stretch>
+                      <a:fillRect/>
+                    </a:stretch>
+                  </pic:blipFill>
+                  <pic:spPr>
+                    <a:xfrm>
+                      <a:off x="0" y="0"/>
+                      <a:ext cx="2416175" cy="248285"/>
+                    </a:xfrm>
+                    <a:prstGeom prst="rect">
+                      <a:avLst/>
+                    </a:prstGeom>
+                    <a:noFill/>
+                    <a:ln>
+                      <a:noFill/>
+                    </a:ln>
+                  </pic:spPr>
+                </pic:pic>
+              </a:graphicData>
+            </a:graphic>
+          </wp:inline>
+        </w:drawing>
+      </w:r>
+    </w:p>
+    <w:p>
+      <w:pPr>
+        <w:rPr>
+          <w:rFonts w:hint="eastAsia"/>
+          <w:lang w:val="en-US" w:eastAsia="zh-CN"/>
+        </w:rPr>
+      </w:pPr>
+      <w:r>
+        <w:rPr>
+          <w:rFonts w:hint="eastAsia"/>
+          <w:lang w:val="en-US" w:eastAsia="zh-CN"/>
+        </w:rPr>
+        <w:t>3.indexOf()方法。</w:t>
+      </w:r>
+    </w:p>
+    <w:p>
+      <w:r>
+        <w:drawing>
+          <wp:inline distT="0" distB="0" distL="114300" distR="114300">
+            <wp:extent cx="4204335" cy="1611630"/>
+            <wp:effectExtent l="0" t="0" r="5715" b="7620"/>
+            <wp:docPr id="8" name="图片 7"/>
+            <wp:cNvGraphicFramePr>
+              <a:graphicFrameLocks xmlns:a="http://schemas.openxmlformats.org/drawingml/2006/main" noChangeAspect="1"/>
+            </wp:cNvGraphicFramePr>
+            <a:graphic xmlns:a="http://schemas.openxmlformats.org/drawingml/2006/main">
+              <a:graphicData uri="http://schemas.openxmlformats.org/drawingml/2006/picture">
+                <pic:pic xmlns:pic="http://schemas.openxmlformats.org/drawingml/2006/picture">
+                  <pic:nvPicPr>
+                    <pic:cNvPr id="8" name="图片 7"/>
+                    <pic:cNvPicPr>
+                      <a:picLocks noChangeAspect="1"/>
+                    </pic:cNvPicPr>
+                  </pic:nvPicPr>
+                  <pic:blipFill>
+                    <a:blip r:embed="rId10"/>
+                    <a:stretch>
+                      <a:fillRect/>
+                    </a:stretch>
+                  </pic:blipFill>
+                  <pic:spPr>
+                    <a:xfrm>
+                      <a:off x="0" y="0"/>
+                      <a:ext cx="4204335" cy="1611630"/>
+                    </a:xfrm>
+                    <a:prstGeom prst="rect">
+                      <a:avLst/>
+                    </a:prstGeom>
+                    <a:noFill/>
+                    <a:ln>
+                      <a:noFill/>
+                    </a:ln>
+                  </pic:spPr>
+                </pic:pic>
+              </a:graphicData>
+            </a:graphic>
+          </wp:inline>
+        </w:drawing>
+      </w:r>
+    </w:p>
+    <w:p>
+      <w:r>
+        <w:drawing>
+          <wp:inline distT="0" distB="0" distL="114300" distR="114300">
+            <wp:extent cx="4192905" cy="1442720"/>
+            <wp:effectExtent l="0" t="0" r="7620" b="5080"/>
+            <wp:docPr id="10" name="图片 9"/>
+            <wp:cNvGraphicFramePr>
+              <a:graphicFrameLocks xmlns:a="http://schemas.openxmlformats.org/drawingml/2006/main" noChangeAspect="1"/>
+            </wp:cNvGraphicFramePr>
+            <a:graphic xmlns:a="http://schemas.openxmlformats.org/drawingml/2006/main">
+              <a:graphicData uri="http://schemas.openxmlformats.org/drawingml/2006/picture">
+                <pic:pic xmlns:pic="http://schemas.openxmlformats.org/drawingml/2006/picture">
+                  <pic:nvPicPr>
+                    <pic:cNvPr id="10" name="图片 9"/>
+                    <pic:cNvPicPr>
+                      <a:picLocks noChangeAspect="1"/>
+                    </pic:cNvPicPr>
+                  </pic:nvPicPr>
+                  <pic:blipFill>
+                    <a:blip r:embed="rId11"/>
+                    <a:stretch>
+                      <a:fillRect/>
+                    </a:stretch>
+                  </pic:blipFill>
+                  <pic:spPr>
+                    <a:xfrm>
+                      <a:off x="0" y="0"/>
+                      <a:ext cx="4192905" cy="1442720"/>
+                    </a:xfrm>
+                    <a:prstGeom prst="rect">
+                      <a:avLst/>
+                    </a:prstGeom>
+                    <a:noFill/>
+                    <a:ln>
+                      <a:noFill/>
+                    </a:ln>
+                  </pic:spPr>
+                </pic:pic>
+              </a:graphicData>
+            </a:graphic>
+          </wp:inline>
+        </w:drawing>
+      </w:r>
+    </w:p>
+    <w:p>
+      <w:r>
+        <w:drawing>
+          <wp:inline distT="0" distB="0" distL="114300" distR="114300">
+            <wp:extent cx="4151630" cy="1339215"/>
+            <wp:effectExtent l="0" t="0" r="1270" b="3810"/>
+            <wp:docPr id="11" name="图片 10"/>
+            <wp:cNvGraphicFramePr>
+              <a:graphicFrameLocks xmlns:a="http://schemas.openxmlformats.org/drawingml/2006/main" noChangeAspect="1"/>
+            </wp:cNvGraphicFramePr>
+            <a:graphic xmlns:a="http://schemas.openxmlformats.org/drawingml/2006/main">
+              <a:graphicData uri="http://schemas.openxmlformats.org/drawingml/2006/picture">
+                <pic:pic xmlns:pic="http://schemas.openxmlformats.org/drawingml/2006/picture">
+                  <pic:nvPicPr>
+                    <pic:cNvPr id="11" name="图片 10"/>
+                    <pic:cNvPicPr>
+                      <a:picLocks noChangeAspect="1"/>
+                    </pic:cNvPicPr>
+                  </pic:nvPicPr>
+                  <pic:blipFill>
+                    <a:blip r:embed="rId12"/>
+                    <a:stretch>
+                      <a:fillRect/>
+                    </a:stretch>
+                  </pic:blipFill>
+                  <pic:spPr>
+                    <a:xfrm>
+                      <a:off x="0" y="0"/>
+                      <a:ext cx="4151630" cy="1339215"/>
+                    </a:xfrm>
+                    <a:prstGeom prst="rect">
+                      <a:avLst/>
+                    </a:prstGeom>
+                    <a:noFill/>
+                    <a:ln>
+                      <a:noFill/>
+                    </a:ln>
+                  </pic:spPr>
+                </pic:pic>
+              </a:graphicData>
+            </a:graphic>
+          </wp:inline>
+        </w:drawing>
+      </w:r>
+    </w:p>
+    <w:p>
+      <w:r>
+        <w:drawing>
+          <wp:inline distT="0" distB="0" distL="114300" distR="114300">
+            <wp:extent cx="3781425" cy="1136015"/>
+            <wp:effectExtent l="0" t="0" r="0" b="6985"/>
+            <wp:docPr id="12" name="图片 11"/>
+            <wp:cNvGraphicFramePr>
+              <a:graphicFrameLocks xmlns:a="http://schemas.openxmlformats.org/drawingml/2006/main" noChangeAspect="1"/>
+            </wp:cNvGraphicFramePr>
+            <a:graphic xmlns:a="http://schemas.openxmlformats.org/drawingml/2006/main">
+              <a:graphicData uri="http://schemas.openxmlformats.org/drawingml/2006/picture">
+                <pic:pic xmlns:pic="http://schemas.openxmlformats.org/drawingml/2006/picture">
+                  <pic:nvPicPr>
+                    <pic:cNvPr id="12" name="图片 11"/>
+                    <pic:cNvPicPr>
+                      <a:picLocks noChangeAspect="1"/>
+                    </pic:cNvPicPr>
+                  </pic:nvPicPr>
+                  <pic:blipFill>
+                    <a:blip r:embed="rId13"/>
+                    <a:stretch>
+                      <a:fillRect/>
+                    </a:stretch>
+                  </pic:blipFill>
+                  <pic:spPr>
+                    <a:xfrm>
+                      <a:off x="0" y="0"/>
+                      <a:ext cx="3781425" cy="1136015"/>
+                    </a:xfrm>
+                    <a:prstGeom prst="rect">
+                      <a:avLst/>
+                    </a:prstGeom>
+                    <a:noFill/>
+                    <a:ln>
+                      <a:noFill/>
+                    </a:ln>
+                  </pic:spPr>
+                </pic:pic>
+              </a:graphicData>
+            </a:graphic>
+          </wp:inline>
+        </w:drawing>
+      </w:r>
+    </w:p>
+    <w:p>
+      <w:r>
+        <w:drawing>
+          <wp:inline distT="0" distB="0" distL="114300" distR="114300">
+            <wp:extent cx="3917315" cy="1771015"/>
+            <wp:effectExtent l="0" t="0" r="6985" b="635"/>
+            <wp:docPr id="13" name="图片 12"/>
+            <wp:cNvGraphicFramePr>
+              <a:graphicFrameLocks xmlns:a="http://schemas.openxmlformats.org/drawingml/2006/main" noChangeAspect="1"/>
+            </wp:cNvGraphicFramePr>
+            <a:graphic xmlns:a="http://schemas.openxmlformats.org/drawingml/2006/main">
+              <a:graphicData uri="http://schemas.openxmlformats.org/drawingml/2006/picture">
+                <pic:pic xmlns:pic="http://schemas.openxmlformats.org/drawingml/2006/picture">
+                  <pic:nvPicPr>
+                    <pic:cNvPr id="13" name="图片 12"/>
+                    <pic:cNvPicPr>
+                      <a:picLocks noChangeAspect="1"/>
+                    </pic:cNvPicPr>
+                  </pic:nvPicPr>
+                  <pic:blipFill>
+                    <a:blip r:embed="rId14"/>
+                    <a:stretch>
+                      <a:fillRect/>
+                    </a:stretch>
+                  </pic:blipFill>
+                  <pic:spPr>
+                    <a:xfrm>
+                      <a:off x="0" y="0"/>
+                      <a:ext cx="3917315" cy="1771015"/>
+                    </a:xfrm>
+                    <a:prstGeom prst="rect">
+                      <a:avLst/>
+                    </a:prstGeom>
+                    <a:noFill/>
+                    <a:ln>
+                      <a:noFill/>
+                    </a:ln>
+                  </pic:spPr>
+                </pic:pic>
+              </a:graphicData>
+            </a:graphic>
+          </wp:inline>
+        </w:drawing>
+      </w:r>
+    </w:p>
+    <w:p>
+      <w:r>
+        <w:drawing>
+          <wp:inline distT="0" distB="0" distL="114300" distR="114300">
+            <wp:extent cx="3874135" cy="1212850"/>
+            <wp:effectExtent l="0" t="0" r="2540" b="6350"/>
+            <wp:docPr id="14" name="图片 13"/>
+            <wp:cNvGraphicFramePr>
+              <a:graphicFrameLocks xmlns:a="http://schemas.openxmlformats.org/drawingml/2006/main" noChangeAspect="1"/>
+            </wp:cNvGraphicFramePr>
+            <a:graphic xmlns:a="http://schemas.openxmlformats.org/drawingml/2006/main">
+              <a:graphicData uri="http://schemas.openxmlformats.org/drawingml/2006/picture">
+                <pic:pic xmlns:pic="http://schemas.openxmlformats.org/drawingml/2006/picture">
+                  <pic:nvPicPr>
+                    <pic:cNvPr id="14" name="图片 13"/>
+                    <pic:cNvPicPr>
+                      <a:picLocks noChangeAspect="1"/>
+                    </pic:cNvPicPr>
+                  </pic:nvPicPr>
+                  <pic:blipFill>
+                    <a:blip r:embed="rId15"/>
+                    <a:stretch>
+                      <a:fillRect/>
+                    </a:stretch>
+                  </pic:blipFill>
+                  <pic:spPr>
+                    <a:xfrm>
+                      <a:off x="0" y="0"/>
+                      <a:ext cx="3874135" cy="1212850"/>
+                    </a:xfrm>
+                    <a:prstGeom prst="rect">
+                      <a:avLst/>
+                    </a:prstGeom>
+                    <a:noFill/>
+                    <a:ln>
+                      <a:noFill/>
+                    </a:ln>
+                  </pic:spPr>
+                </pic:pic>
+              </a:graphicData>
+            </a:graphic>
+          </wp:inline>
+        </w:drawing>
+      </w:r>
+    </w:p>
+    <w:p>
+      <w:r>
+        <w:drawing>
+          <wp:inline distT="0" distB="0" distL="114300" distR="114300">
+            <wp:extent cx="4338955" cy="1785620"/>
+            <wp:effectExtent l="0" t="0" r="4445" b="5080"/>
+            <wp:docPr id="15" name="图片 14"/>
+            <wp:cNvGraphicFramePr>
+              <a:graphicFrameLocks xmlns:a="http://schemas.openxmlformats.org/drawingml/2006/main" noChangeAspect="1"/>
+            </wp:cNvGraphicFramePr>
+            <a:graphic xmlns:a="http://schemas.openxmlformats.org/drawingml/2006/main">
+              <a:graphicData uri="http://schemas.openxmlformats.org/drawingml/2006/picture">
+                <pic:pic xmlns:pic="http://schemas.openxmlformats.org/drawingml/2006/picture">
+                  <pic:nvPicPr>
+                    <pic:cNvPr id="15" name="图片 14"/>
+                    <pic:cNvPicPr>
+                      <a:picLocks noChangeAspect="1"/>
+                    </pic:cNvPicPr>
+                  </pic:nvPicPr>
+                  <pic:blipFill>
+                    <a:blip r:embed="rId16"/>
+                    <a:stretch>
+                      <a:fillRect/>
+                    </a:stretch>
+                  </pic:blipFill>
+                  <pic:spPr>
+                    <a:xfrm>
+                      <a:off x="0" y="0"/>
+                      <a:ext cx="4338955" cy="1785620"/>
+                    </a:xfrm>
+                    <a:prstGeom prst="rect">
+                      <a:avLst/>
+                    </a:prstGeom>
+                    <a:noFill/>
+                    <a:ln>
+                      <a:noFill/>
+                    </a:ln>
+                  </pic:spPr>
+                </pic:pic>
+              </a:graphicData>
+            </a:graphic>
+          </wp:inline>
+        </w:drawing>
+      </w:r>
+    </w:p>
+    <w:p>
+      <w:pPr>
+        <w:rPr>
           <w:rFonts w:hint="default"/>
           <w:lang w:val="en-US" w:eastAsia="zh-CN"/>
         </w:rPr>
       </w:pPr>
       <w:r>
-        <w:rPr>
-          <w:rFonts w:hint="eastAsia"/>
-          <w:lang w:val="en-US" w:eastAsia="zh-CN"/>
-        </w:rPr>
-        <w:t>获取int数据类型的最小值和最大值：Integer.MIN_VALUE和Integer.MAX_VALUE。</w:t>
+        <w:drawing>
+          <wp:inline distT="0" distB="0" distL="114300" distR="114300">
+            <wp:extent cx="3334385" cy="2680970"/>
+            <wp:effectExtent l="0" t="0" r="8890" b="5080"/>
+            <wp:docPr id="16" name="图片 15"/>
+            <wp:cNvGraphicFramePr>
+              <a:graphicFrameLocks xmlns:a="http://schemas.openxmlformats.org/drawingml/2006/main" noChangeAspect="1"/>
+            </wp:cNvGraphicFramePr>
+            <a:graphic xmlns:a="http://schemas.openxmlformats.org/drawingml/2006/main">
+              <a:graphicData uri="http://schemas.openxmlformats.org/drawingml/2006/picture">
+                <pic:pic xmlns:pic="http://schemas.openxmlformats.org/drawingml/2006/picture">
+                  <pic:nvPicPr>
+                    <pic:cNvPr id="16" name="图片 15"/>
+                    <pic:cNvPicPr>
+                      <a:picLocks noChangeAspect="1"/>
+                    </pic:cNvPicPr>
+                  </pic:nvPicPr>
+                  <pic:blipFill>
+                    <a:blip r:embed="rId17"/>
+                    <a:stretch>
+                      <a:fillRect/>
+                    </a:stretch>
+                  </pic:blipFill>
+                  <pic:spPr>
+                    <a:xfrm>
+                      <a:off x="0" y="0"/>
+                      <a:ext cx="3334385" cy="2680970"/>
+                    </a:xfrm>
+                    <a:prstGeom prst="rect">
+                      <a:avLst/>
+                    </a:prstGeom>
+                    <a:noFill/>
+                    <a:ln>
+                      <a:noFill/>
+                    </a:ln>
+                  </pic:spPr>
+                </pic:pic>
+              </a:graphicData>
+            </a:graphic>
+          </wp:inline>
+        </w:drawing>
       </w:r>
       <w:bookmarkStart w:id="0" w:name="_GoBack"/>
       <w:bookmarkEnd w:id="0"/>
@@ -158,13 +865,22 @@
     <w:p>
       <w:pPr>
         <w:rPr>
-          <w:rFonts w:hint="eastAsia"/>
-          <w:lang w:val="en-US" w:eastAsia="zh-CN"/>
-        </w:rPr>
-      </w:pPr>
-    </w:p>
-    <w:p>
-      <w:pPr>
+          <w:rFonts w:hint="default"/>
+          <w:lang w:val="en-US" w:eastAsia="zh-CN"/>
+        </w:rPr>
+      </w:pPr>
+    </w:p>
+    <w:p>
+      <w:pPr>
+        <w:rPr>
+          <w:rFonts w:hint="eastAsia"/>
+          <w:lang w:val="en-US" w:eastAsia="zh-CN"/>
+        </w:rPr>
+      </w:pPr>
+    </w:p>
+    <w:p>
+      <w:pPr>
+        <w:outlineLvl w:val="0"/>
         <w:rPr>
           <w:rFonts w:hint="eastAsia"/>
           <w:lang w:val="en-US" w:eastAsia="zh-CN"/>
@@ -282,7 +998,7 @@
                     </pic:cNvPicPr>
                   </pic:nvPicPr>
                   <pic:blipFill>
-                    <a:blip r:embed="rId4"/>
+                    <a:blip r:embed="rId18"/>
                     <a:stretch>
                       <a:fillRect/>
                     </a:stretch>

--- a/leetcode/google/Java语法.docx
+++ b/leetcode/google/Java语法.docx
@@ -4,44 +4,6 @@
   <w:body>
     <w:p>
       <w:pPr>
-        <w:rPr>
-          <w:rFonts w:hint="eastAsia"/>
-          <w:lang w:val="en-US" w:eastAsia="zh-CN"/>
-        </w:rPr>
-      </w:pPr>
-      <w:r>
-        <w:rPr>
-          <w:rFonts w:hint="eastAsia"/>
-          <w:lang w:val="en-US" w:eastAsia="zh-CN"/>
-        </w:rPr>
-        <w:t>数据类型：int，占用的字节数：4字节(32位)，取值范围： -2^{31}到2^{31}-1即-2,147,483,648 到2,147,483,647，大概-2*10^{9}到2*10^{9}。</w:t>
-      </w:r>
-    </w:p>
-    <w:p>
-      <w:pPr>
-        <w:rPr>
-          <w:rFonts w:hint="eastAsia"/>
-          <w:lang w:val="en-US" w:eastAsia="zh-CN"/>
-        </w:rPr>
-      </w:pPr>
-      <w:r>
-        <w:rPr>
-          <w:rFonts w:hint="eastAsia"/>
-          <w:lang w:val="en-US" w:eastAsia="zh-CN"/>
-        </w:rPr>
-        <w:t>数据类型：long，占用的字节数：8字节(64位)，取值范围：-2^{63}到2^{63}-1即-9,223,372,036,854,775,808到9,223,372,036,854,775,807，大概-9*10^{18}到9*10^{18}。</w:t>
-      </w:r>
-    </w:p>
-    <w:p>
-      <w:pPr>
-        <w:rPr>
-          <w:rFonts w:hint="eastAsia"/>
-          <w:lang w:val="en-US" w:eastAsia="zh-CN"/>
-        </w:rPr>
-      </w:pPr>
-    </w:p>
-    <w:p>
-      <w:pPr>
         <w:outlineLvl w:val="0"/>
         <w:rPr>
           <w:rFonts w:hint="default"/>
@@ -51,54 +13,159 @@
       <w:r>
         <w:rPr>
           <w:rFonts w:hint="eastAsia"/>
-          <w:lang w:val="en-US" w:eastAsia="zh-CN"/>
-        </w:rPr>
-        <w:t>Problem 00001</w:t>
-      </w:r>
-    </w:p>
-    <w:p>
-      <w:pPr>
-        <w:rPr>
-          <w:rFonts w:hint="eastAsia"/>
-          <w:lang w:val="en-US" w:eastAsia="zh-CN"/>
-        </w:rPr>
-      </w:pPr>
-      <w:r>
-        <w:rPr>
-          <w:rFonts w:hint="eastAsia"/>
-          <w:lang w:val="en-US" w:eastAsia="zh-CN"/>
-        </w:rPr>
-        <w:t>1.HashMap中必须用包装类型如Integer，用int会报错：</w:t>
-      </w:r>
-    </w:p>
-    <w:p>
-      <w:pPr>
-        <w:rPr>
-          <w:rFonts w:hint="eastAsia"/>
-          <w:lang w:val="en-US" w:eastAsia="zh-CN"/>
-        </w:rPr>
-      </w:pPr>
-      <w:r>
-        <w:rPr>
-          <w:rFonts w:hint="eastAsia"/>
-          <w:lang w:val="en-US" w:eastAsia="zh-CN"/>
-        </w:rPr>
-        <w:t>HashMap&lt;Integer,Integer&gt; hash = new HashMap&lt;&gt;();</w:t>
-      </w:r>
-    </w:p>
-    <w:p>
-      <w:pPr>
-        <w:rPr>
-          <w:rFonts w:hint="eastAsia"/>
-          <w:lang w:val="en-US" w:eastAsia="zh-CN"/>
-        </w:rPr>
-      </w:pPr>
-      <w:r>
-        <w:rPr>
-          <w:rFonts w:hint="eastAsia"/>
-          <w:lang w:val="en-US" w:eastAsia="zh-CN"/>
-        </w:rPr>
-        <w:t>2.直接声明数组并返回数组的方法例子：</w:t>
+          <w:b/>
+          <w:bCs/>
+          <w:lang w:val="en-US" w:eastAsia="zh-CN"/>
+        </w:rPr>
+        <w:t>00001 数据类型</w:t>
+      </w:r>
+    </w:p>
+    <w:p>
+      <w:pPr>
+        <w:rPr>
+          <w:rFonts w:hint="eastAsia"/>
+          <w:lang w:val="en-US" w:eastAsia="zh-CN"/>
+        </w:rPr>
+      </w:pPr>
+      <w:r>
+        <w:rPr>
+          <w:rFonts w:hint="eastAsia"/>
+          <w:lang w:val="en-US" w:eastAsia="zh-CN"/>
+        </w:rPr>
+        <w:t>1.数据类型：int，占用的字节数：4字节(32位)，取值范围： -2^{31}到2^{31}-1即-2,147,483,648 到2,147,483,647，大概-2*10^{9}到2*10^{9}。</w:t>
+      </w:r>
+    </w:p>
+    <w:p>
+      <w:pPr>
+        <w:rPr>
+          <w:rFonts w:hint="eastAsia"/>
+          <w:lang w:val="en-US" w:eastAsia="zh-CN"/>
+        </w:rPr>
+      </w:pPr>
+    </w:p>
+    <w:p>
+      <w:pPr>
+        <w:rPr>
+          <w:rFonts w:hint="eastAsia"/>
+          <w:lang w:val="en-US" w:eastAsia="zh-CN"/>
+        </w:rPr>
+      </w:pPr>
+      <w:r>
+        <w:rPr>
+          <w:rFonts w:hint="eastAsia"/>
+          <w:lang w:val="en-US" w:eastAsia="zh-CN"/>
+        </w:rPr>
+        <w:t>2.数据类型：long，占用的字节数：8字节(64位)，取值范围：-2^{63}到2^{63}-1即-9,223,372,036,854,775,808到9,223,372,036,854,775,807，大概-9*10^{18}到9*10^{18}。</w:t>
+      </w:r>
+    </w:p>
+    <w:p>
+      <w:pPr>
+        <w:rPr>
+          <w:rFonts w:hint="eastAsia"/>
+          <w:lang w:val="en-US" w:eastAsia="zh-CN"/>
+        </w:rPr>
+      </w:pPr>
+    </w:p>
+    <w:p>
+      <w:pPr>
+        <w:rPr>
+          <w:rFonts w:hint="eastAsia"/>
+          <w:lang w:val="en-US" w:eastAsia="zh-CN"/>
+        </w:rPr>
+      </w:pPr>
+      <w:r>
+        <w:rPr>
+          <w:rFonts w:hint="eastAsia"/>
+          <w:lang w:val="en-US" w:eastAsia="zh-CN"/>
+        </w:rPr>
+        <w:t>3.获取int数据类型的最小值和最大值：Integer.MIN_VALUE和Integer.MAX_VALUE。</w:t>
+      </w:r>
+    </w:p>
+    <w:p>
+      <w:pPr>
+        <w:rPr>
+          <w:rFonts w:hint="eastAsia"/>
+          <w:lang w:val="en-US" w:eastAsia="zh-CN"/>
+        </w:rPr>
+      </w:pPr>
+    </w:p>
+    <w:p>
+      <w:pPr>
+        <w:rPr>
+          <w:rFonts w:hint="default"/>
+          <w:lang w:val="en-US" w:eastAsia="zh-CN"/>
+        </w:rPr>
+      </w:pPr>
+      <w:r>
+        <w:rPr>
+          <w:rFonts w:hint="eastAsia"/>
+          <w:lang w:val="en-US" w:eastAsia="zh-CN"/>
+        </w:rPr>
+        <w:t>4.char对应的包装类型：Character。</w:t>
+      </w:r>
+    </w:p>
+    <w:p>
+      <w:pPr>
+        <w:rPr>
+          <w:rFonts w:hint="eastAsia"/>
+          <w:lang w:val="en-US" w:eastAsia="zh-CN"/>
+        </w:rPr>
+      </w:pPr>
+    </w:p>
+    <w:p>
+      <w:pPr>
+        <w:outlineLvl w:val="0"/>
+        <w:rPr>
+          <w:rFonts w:hint="eastAsia"/>
+          <w:lang w:val="en-US" w:eastAsia="zh-CN"/>
+        </w:rPr>
+      </w:pPr>
+      <w:r>
+        <w:rPr>
+          <w:rFonts w:hint="eastAsia"/>
+          <w:b/>
+          <w:bCs/>
+          <w:lang w:val="en-US" w:eastAsia="zh-CN"/>
+        </w:rPr>
+        <w:t>00002 数组</w:t>
+      </w:r>
+    </w:p>
+    <w:p>
+      <w:pPr>
+        <w:rPr>
+          <w:rFonts w:hint="eastAsia"/>
+          <w:lang w:val="en-US" w:eastAsia="zh-CN"/>
+        </w:rPr>
+      </w:pPr>
+      <w:r>
+        <w:rPr>
+          <w:rFonts w:hint="eastAsia"/>
+          <w:lang w:val="en-US" w:eastAsia="zh-CN"/>
+        </w:rPr>
+        <w:t>题目：1</w:t>
+      </w:r>
+    </w:p>
+    <w:p>
+      <w:pPr>
+        <w:rPr>
+          <w:rFonts w:hint="default"/>
+          <w:lang w:val="en-US" w:eastAsia="zh-CN"/>
+        </w:rPr>
+      </w:pPr>
+    </w:p>
+    <w:p>
+      <w:pPr>
+        <w:rPr>
+          <w:rFonts w:hint="eastAsia"/>
+          <w:lang w:val="en-US" w:eastAsia="zh-CN"/>
+        </w:rPr>
+      </w:pPr>
+      <w:r>
+        <w:rPr>
+          <w:rFonts w:hint="eastAsia"/>
+          <w:lang w:val="en-US" w:eastAsia="zh-CN"/>
+        </w:rPr>
+        <w:t>1.直接声明数组并返回数组的方法例子：</w:t>
       </w:r>
     </w:p>
     <w:p>
@@ -119,7 +186,7 @@
     <w:p>
       <w:pPr>
         <w:rPr>
-          <w:rFonts w:hint="eastAsia"/>
+          <w:rFonts w:hint="default"/>
           <w:lang w:val="en-US" w:eastAsia="zh-CN"/>
         </w:rPr>
       </w:pPr>
@@ -129,54 +196,39 @@
         <w:outlineLvl w:val="0"/>
         <w:rPr>
           <w:rFonts w:hint="eastAsia"/>
-          <w:lang w:val="en-US" w:eastAsia="zh-CN"/>
-        </w:rPr>
-      </w:pPr>
-      <w:r>
-        <w:rPr>
-          <w:rFonts w:hint="eastAsia"/>
-          <w:lang w:val="en-US" w:eastAsia="zh-CN"/>
-        </w:rPr>
-        <w:t>Problem 00004</w:t>
-      </w:r>
-    </w:p>
-    <w:p>
-      <w:pPr>
-        <w:rPr>
-          <w:rFonts w:hint="eastAsia"/>
-          <w:lang w:val="en-US" w:eastAsia="zh-CN"/>
-        </w:rPr>
-      </w:pPr>
-      <w:r>
-        <w:rPr>
-          <w:rFonts w:hint="eastAsia"/>
-          <w:lang w:val="en-US" w:eastAsia="zh-CN"/>
-        </w:rPr>
-        <w:t>获取int数据类型的最小值和最大值：Integer.MIN_VALUE和Integer.MAX_VALUE。</w:t>
-      </w:r>
-    </w:p>
-    <w:p>
-      <w:pPr>
-        <w:rPr>
-          <w:rFonts w:hint="eastAsia"/>
-          <w:lang w:val="en-US" w:eastAsia="zh-CN"/>
-        </w:rPr>
-      </w:pPr>
-    </w:p>
-    <w:p>
-      <w:pPr>
-        <w:outlineLvl w:val="0"/>
-        <w:rPr>
-          <w:rFonts w:hint="eastAsia"/>
-          <w:lang w:val="en-US" w:eastAsia="zh-CN"/>
-        </w:rPr>
-      </w:pPr>
-      <w:r>
-        <w:rPr>
-          <w:rFonts w:hint="eastAsia"/>
-          <w:lang w:val="en-US" w:eastAsia="zh-CN"/>
-        </w:rPr>
-        <w:t>Problem 00014</w:t>
+          <w:b/>
+          <w:bCs/>
+          <w:lang w:val="en-US" w:eastAsia="zh-CN"/>
+        </w:rPr>
+      </w:pPr>
+      <w:r>
+        <w:rPr>
+          <w:rFonts w:hint="eastAsia"/>
+          <w:b/>
+          <w:bCs/>
+          <w:lang w:val="en-US" w:eastAsia="zh-CN"/>
+        </w:rPr>
+        <w:t>00003 字符与字符串</w:t>
+      </w:r>
+    </w:p>
+    <w:p>
+      <w:pPr>
+        <w:outlineLvl w:val="9"/>
+        <w:rPr>
+          <w:rFonts w:hint="default"/>
+          <w:b/>
+          <w:bCs/>
+          <w:lang w:val="en-US" w:eastAsia="zh-CN"/>
+        </w:rPr>
+      </w:pPr>
+      <w:r>
+        <w:rPr>
+          <w:rFonts w:hint="eastAsia"/>
+          <w:b w:val="0"/>
+          <w:bCs w:val="0"/>
+          <w:lang w:val="en-US" w:eastAsia="zh-CN"/>
+        </w:rPr>
+        <w:t>0.获取字符串长度是length()方法。</w:t>
       </w:r>
     </w:p>
     <w:p>
@@ -374,6 +426,7 @@
         </w:drawing>
       </w:r>
     </w:p>
+    <w:p/>
     <w:p>
       <w:pPr>
         <w:rPr>
@@ -479,6 +532,7 @@
         </w:drawing>
       </w:r>
     </w:p>
+    <w:p/>
     <w:p>
       <w:pPr>
         <w:rPr>
@@ -859,16 +913,1183 @@
           </wp:inline>
         </w:drawing>
       </w:r>
+    </w:p>
+    <w:p>
+      <w:pPr>
+        <w:rPr>
+          <w:rFonts w:hint="eastAsia"/>
+          <w:lang w:val="en-US" w:eastAsia="zh-CN"/>
+        </w:rPr>
+      </w:pPr>
+    </w:p>
+    <w:p>
+      <w:pPr>
+        <w:outlineLvl w:val="0"/>
+        <w:rPr>
+          <w:rFonts w:hint="default"/>
+          <w:lang w:val="en-US" w:eastAsia="zh-CN"/>
+        </w:rPr>
+      </w:pPr>
+      <w:r>
+        <w:rPr>
+          <w:rFonts w:hint="eastAsia"/>
+          <w:b/>
+          <w:bCs/>
+          <w:lang w:val="en-US" w:eastAsia="zh-CN"/>
+        </w:rPr>
+        <w:t>00004 HashMap</w:t>
+      </w:r>
+    </w:p>
+    <w:p>
+      <w:pPr>
+        <w:rPr>
+          <w:rFonts w:hint="default"/>
+          <w:lang w:val="en-US" w:eastAsia="zh-CN"/>
+        </w:rPr>
+      </w:pPr>
+      <w:r>
+        <w:rPr>
+          <w:rFonts w:hint="eastAsia"/>
+          <w:lang w:val="en-US" w:eastAsia="zh-CN"/>
+        </w:rPr>
+        <w:t>题目：1、20</w:t>
+      </w:r>
+    </w:p>
+    <w:p>
+      <w:pPr>
+        <w:rPr>
+          <w:rFonts w:hint="default"/>
+          <w:lang w:val="en-US" w:eastAsia="zh-CN"/>
+        </w:rPr>
+      </w:pPr>
+    </w:p>
+    <w:p>
+      <w:pPr>
+        <w:rPr>
+          <w:rFonts w:hint="eastAsia"/>
+          <w:lang w:val="en-US" w:eastAsia="zh-CN"/>
+        </w:rPr>
+      </w:pPr>
+      <w:r>
+        <w:rPr>
+          <w:rFonts w:hint="eastAsia"/>
+          <w:lang w:val="en-US" w:eastAsia="zh-CN"/>
+        </w:rPr>
+        <w:t>1.HashMap中必须用包装类型如Integer，用int会报错：</w:t>
+      </w:r>
+    </w:p>
+    <w:p>
+      <w:pPr>
+        <w:rPr>
+          <w:rFonts w:hint="eastAsia"/>
+          <w:lang w:val="en-US" w:eastAsia="zh-CN"/>
+        </w:rPr>
+      </w:pPr>
+      <w:r>
+        <w:rPr>
+          <w:rFonts w:hint="eastAsia"/>
+          <w:lang w:val="en-US" w:eastAsia="zh-CN"/>
+        </w:rPr>
+        <w:t>HashMap&lt;Integer,Integer&gt; hash = new HashMap&lt;&gt;();</w:t>
+      </w:r>
+    </w:p>
+    <w:p>
+      <w:pPr>
+        <w:rPr>
+          <w:rFonts w:hint="eastAsia"/>
+          <w:lang w:val="en-US" w:eastAsia="zh-CN"/>
+        </w:rPr>
+      </w:pPr>
+    </w:p>
+    <w:p>
+      <w:pPr>
+        <w:rPr>
+          <w:rFonts w:hint="eastAsia"/>
+          <w:lang w:val="en-US" w:eastAsia="zh-CN"/>
+        </w:rPr>
+      </w:pPr>
+      <w:r>
+        <w:rPr>
+          <w:rFonts w:hint="eastAsia"/>
+          <w:lang w:val="en-US" w:eastAsia="zh-CN"/>
+        </w:rPr>
+        <w:t>2.</w:t>
+      </w:r>
+      <w:r>
+        <w:rPr>
+          <w:rFonts w:hint="eastAsia"/>
+          <w:b/>
+          <w:bCs/>
+          <w:lang w:val="en-US" w:eastAsia="zh-CN"/>
+        </w:rPr>
+        <w:t>基础操作（增、删、改、查）</w:t>
+      </w:r>
+    </w:p>
+    <w:p>
+      <w:pPr>
+        <w:rPr>
+          <w:rFonts w:hint="eastAsia"/>
+          <w:lang w:val="en-US" w:eastAsia="zh-CN"/>
+        </w:rPr>
+      </w:pPr>
+      <w:r>
+        <w:rPr>
+          <w:rFonts w:hint="eastAsia"/>
+          <w:lang w:val="en-US" w:eastAsia="zh-CN"/>
+        </w:rPr>
+        <w:t>这是平时开发中最频繁使用的API：</w:t>
+      </w:r>
+    </w:p>
+    <w:p>
+      <w:pPr>
+        <w:rPr>
+          <w:rFonts w:hint="eastAsia"/>
+          <w:lang w:val="en-US" w:eastAsia="zh-CN"/>
+        </w:rPr>
+      </w:pPr>
+      <w:r>
+        <w:rPr>
+          <w:rFonts w:hint="eastAsia"/>
+          <w:lang w:val="en-US" w:eastAsia="zh-CN"/>
+        </w:rPr>
+        <w:t>put(K key, V value): 向Map中添加或更新键值对。如果key已存在，则覆盖旧值并返回旧value。果该key是第一次插入，则返回null。</w:t>
+      </w:r>
+    </w:p>
+    <w:p>
+      <w:pPr>
+        <w:rPr>
+          <w:rFonts w:hint="eastAsia"/>
+          <w:lang w:val="en-US" w:eastAsia="zh-CN"/>
+        </w:rPr>
+      </w:pPr>
+      <w:r>
+        <w:rPr>
+          <w:rFonts w:hint="eastAsia"/>
+          <w:lang w:val="en-US" w:eastAsia="zh-CN"/>
+        </w:rPr>
+        <w:t>get(Object key): 根据键获取对应的值。如果键不存在，返回null。</w:t>
+      </w:r>
+    </w:p>
+    <w:p>
+      <w:pPr>
+        <w:rPr>
+          <w:rFonts w:hint="eastAsia"/>
+          <w:lang w:val="en-US" w:eastAsia="zh-CN"/>
+        </w:rPr>
+      </w:pPr>
+      <w:r>
+        <w:rPr>
+          <w:rFonts w:hint="eastAsia"/>
+          <w:lang w:val="en-US" w:eastAsia="zh-CN"/>
+        </w:rPr>
+        <w:t>remove(Object key): 根据键删除对应的键值对。</w:t>
+      </w:r>
+    </w:p>
+    <w:p>
+      <w:pPr>
+        <w:rPr>
+          <w:rFonts w:hint="default"/>
+          <w:lang w:val="en-US" w:eastAsia="zh-CN"/>
+        </w:rPr>
+      </w:pPr>
+      <w:r>
+        <w:rPr>
+          <w:rFonts w:hint="eastAsia"/>
+          <w:lang w:val="en-US" w:eastAsia="zh-CN"/>
+        </w:rPr>
+        <w:t>replace(K key, V value): 仅当键存在时，才替换其对应的值。如果替换成功，返回该键对应的旧值(Old Value)。如果键不存在，则不进行任何操作并返回null。</w:t>
+      </w:r>
+    </w:p>
+    <w:p>
+      <w:pPr>
+        <w:rPr>
+          <w:rFonts w:hint="eastAsia"/>
+          <w:lang w:val="en-US" w:eastAsia="zh-CN"/>
+        </w:rPr>
+      </w:pPr>
+      <w:r>
+        <w:rPr>
+          <w:rFonts w:hint="eastAsia"/>
+          <w:lang w:val="en-US" w:eastAsia="zh-CN"/>
+        </w:rPr>
+        <w:t>clear(): 清空Map中的所有映射关系。</w:t>
+      </w:r>
+    </w:p>
+    <w:p>
+      <w:pPr>
+        <w:rPr>
+          <w:rFonts w:hint="eastAsia"/>
+          <w:lang w:val="en-US" w:eastAsia="zh-CN"/>
+        </w:rPr>
+      </w:pPr>
+    </w:p>
+    <w:p>
+      <w:pPr>
+        <w:rPr>
+          <w:rFonts w:hint="eastAsia"/>
+          <w:lang w:val="en-US" w:eastAsia="zh-CN"/>
+        </w:rPr>
+      </w:pPr>
+      <w:r>
+        <w:rPr>
+          <w:rFonts w:hint="eastAsia"/>
+          <w:b/>
+          <w:bCs/>
+          <w:lang w:val="en-US" w:eastAsia="zh-CN"/>
+        </w:rPr>
+        <w:t>3.状态检查与判断用于获取容器状态或进行逻辑判断</w:t>
+      </w:r>
+    </w:p>
+    <w:p>
+      <w:pPr>
+        <w:rPr>
+          <w:rFonts w:hint="eastAsia"/>
+          <w:lang w:val="en-US" w:eastAsia="zh-CN"/>
+        </w:rPr>
+      </w:pPr>
+      <w:r>
+        <w:rPr>
+          <w:rFonts w:hint="eastAsia"/>
+          <w:lang w:val="en-US" w:eastAsia="zh-CN"/>
+        </w:rPr>
+        <w:t>size(): 返回Map中键值对的数量。</w:t>
+      </w:r>
+    </w:p>
+    <w:p>
+      <w:pPr>
+        <w:rPr>
+          <w:rFonts w:hint="eastAsia"/>
+          <w:lang w:val="en-US" w:eastAsia="zh-CN"/>
+        </w:rPr>
+      </w:pPr>
+      <w:r>
+        <w:rPr>
+          <w:rFonts w:hint="eastAsia"/>
+          <w:lang w:val="en-US" w:eastAsia="zh-CN"/>
+        </w:rPr>
+        <w:t>isEmpty(): 判断Map是否为空（size == 0）。</w:t>
+      </w:r>
+    </w:p>
+    <w:p>
+      <w:pPr>
+        <w:rPr>
+          <w:rFonts w:hint="eastAsia"/>
+          <w:lang w:val="en-US" w:eastAsia="zh-CN"/>
+        </w:rPr>
+      </w:pPr>
+      <w:r>
+        <w:rPr>
+          <w:rFonts w:hint="eastAsia"/>
+          <w:lang w:val="en-US" w:eastAsia="zh-CN"/>
+        </w:rPr>
+        <w:t>containsKey(Object key): 检查是否包含指定的键。</w:t>
+      </w:r>
+    </w:p>
+    <w:p>
+      <w:pPr>
+        <w:rPr>
+          <w:rFonts w:hint="eastAsia"/>
+          <w:lang w:val="en-US" w:eastAsia="zh-CN"/>
+        </w:rPr>
+      </w:pPr>
+      <w:r>
+        <w:rPr>
+          <w:rFonts w:hint="eastAsia"/>
+          <w:lang w:val="en-US" w:eastAsia="zh-CN"/>
+        </w:rPr>
+        <w:t>containsValue(Object value): 检查是否包含指定的值（注意：此操作的时间复杂度为O(n)，效率较低）。</w:t>
+      </w:r>
+    </w:p>
+    <w:p>
+      <w:pPr>
+        <w:rPr>
+          <w:rFonts w:hint="eastAsia"/>
+          <w:lang w:val="en-US" w:eastAsia="zh-CN"/>
+        </w:rPr>
+      </w:pPr>
+    </w:p>
+    <w:p>
+      <w:pPr>
+        <w:rPr>
+          <w:rFonts w:hint="eastAsia"/>
+          <w:lang w:val="en-US" w:eastAsia="zh-CN"/>
+        </w:rPr>
+      </w:pPr>
+      <w:r>
+        <w:rPr>
+          <w:rFonts w:hint="eastAsia"/>
+          <w:lang w:val="en-US" w:eastAsia="zh-CN"/>
+        </w:rPr>
+        <w:t>4.</w:t>
+      </w:r>
+      <w:r>
+        <w:rPr>
+          <w:rFonts w:hint="eastAsia"/>
+          <w:b/>
+          <w:bCs/>
+          <w:lang w:val="en-US" w:eastAsia="zh-CN"/>
+        </w:rPr>
+        <w:t>线程安全性</w:t>
+      </w:r>
+      <w:r>
+        <w:rPr>
+          <w:rFonts w:hint="eastAsia"/>
+          <w:lang w:val="en-US" w:eastAsia="zh-CN"/>
+        </w:rPr>
+        <w:t>：HashMap不是线程安全的。如果在多线程环境下使用，请考虑 ConcurrentHashMap。</w:t>
+      </w:r>
+    </w:p>
+    <w:p>
+      <w:pPr>
+        <w:rPr>
+          <w:rFonts w:hint="eastAsia"/>
+          <w:lang w:val="en-US" w:eastAsia="zh-CN"/>
+        </w:rPr>
+      </w:pPr>
+    </w:p>
+    <w:p>
+      <w:pPr>
+        <w:rPr>
+          <w:rFonts w:hint="eastAsia"/>
+          <w:lang w:val="en-US" w:eastAsia="zh-CN"/>
+        </w:rPr>
+      </w:pPr>
+      <w:r>
+        <w:rPr>
+          <w:rFonts w:hint="eastAsia"/>
+          <w:lang w:val="en-US" w:eastAsia="zh-CN"/>
+        </w:rPr>
+        <w:t>5.</w:t>
+      </w:r>
+      <w:r>
+        <w:rPr>
+          <w:rFonts w:hint="eastAsia"/>
+          <w:b/>
+          <w:bCs/>
+          <w:lang w:val="en-US" w:eastAsia="zh-CN"/>
+        </w:rPr>
+        <w:t>双括号初始化及其缺点</w:t>
+      </w:r>
+      <w:r>
+        <w:rPr>
+          <w:rFonts w:hint="eastAsia"/>
+          <w:lang w:val="en-US" w:eastAsia="zh-CN"/>
+        </w:rPr>
+        <w:t>。</w:t>
+      </w:r>
+    </w:p>
+    <w:p>
+      <w:pPr>
+        <w:rPr>
+          <w:rFonts w:hint="eastAsia"/>
+          <w:lang w:val="en-US" w:eastAsia="zh-CN"/>
+        </w:rPr>
+      </w:pPr>
+      <w:r>
+        <w:rPr>
+          <w:rFonts w:hint="eastAsia"/>
+          <w:lang w:val="en-US" w:eastAsia="zh-CN"/>
+        </w:rPr>
+        <w:t>例子：Map&lt;Character, Character&gt; pairs = new HashMap&lt;Character, Character&gt;() {{</w:t>
+      </w:r>
+    </w:p>
+    <w:p>
+      <w:pPr>
+        <w:rPr>
+          <w:rFonts w:hint="eastAsia"/>
+          <w:lang w:val="en-US" w:eastAsia="zh-CN"/>
+        </w:rPr>
+      </w:pPr>
+      <w:r>
+        <w:rPr>
+          <w:rFonts w:hint="eastAsia"/>
+          <w:lang w:val="en-US" w:eastAsia="zh-CN"/>
+        </w:rPr>
+        <w:t xml:space="preserve">            put(')', '(');</w:t>
+      </w:r>
       <w:bookmarkStart w:id="0" w:name="_GoBack"/>
       <w:bookmarkEnd w:id="0"/>
     </w:p>
     <w:p>
       <w:pPr>
         <w:rPr>
-          <w:rFonts w:hint="default"/>
-          <w:lang w:val="en-US" w:eastAsia="zh-CN"/>
-        </w:rPr>
-      </w:pPr>
+          <w:rFonts w:hint="eastAsia"/>
+          <w:lang w:val="en-US" w:eastAsia="zh-CN"/>
+        </w:rPr>
+      </w:pPr>
+      <w:r>
+        <w:rPr>
+          <w:rFonts w:hint="eastAsia"/>
+          <w:lang w:val="en-US" w:eastAsia="zh-CN"/>
+        </w:rPr>
+        <w:t xml:space="preserve">            put(']', '[');</w:t>
+      </w:r>
+    </w:p>
+    <w:p>
+      <w:pPr>
+        <w:rPr>
+          <w:rFonts w:hint="eastAsia"/>
+          <w:lang w:val="en-US" w:eastAsia="zh-CN"/>
+        </w:rPr>
+      </w:pPr>
+      <w:r>
+        <w:rPr>
+          <w:rFonts w:hint="eastAsia"/>
+          <w:lang w:val="en-US" w:eastAsia="zh-CN"/>
+        </w:rPr>
+        <w:t xml:space="preserve">            put('}', '{');</w:t>
+      </w:r>
+    </w:p>
+    <w:p>
+      <w:pPr>
+        <w:rPr>
+          <w:rFonts w:hint="eastAsia"/>
+          <w:lang w:val="en-US" w:eastAsia="zh-CN"/>
+        </w:rPr>
+      </w:pPr>
+      <w:r>
+        <w:rPr>
+          <w:rFonts w:hint="eastAsia"/>
+          <w:lang w:val="en-US" w:eastAsia="zh-CN"/>
+        </w:rPr>
+        <w:t xml:space="preserve">        }};</w:t>
+      </w:r>
+    </w:p>
+    <w:p>
+      <w:pPr>
+        <w:rPr>
+          <w:rFonts w:hint="default"/>
+          <w:lang w:val="en-US" w:eastAsia="zh-CN"/>
+        </w:rPr>
+      </w:pPr>
+      <w:r>
+        <w:rPr>
+          <w:rFonts w:hint="default"/>
+          <w:lang w:val="en-US" w:eastAsia="zh-CN"/>
+        </w:rPr>
+        <w:t>这种初始化方法被称为双括号初始化 (Double Bracelet Initialization)。</w:t>
+      </w:r>
+    </w:p>
+    <w:p>
+      <w:pPr>
+        <w:rPr>
+          <w:rFonts w:hint="default"/>
+          <w:lang w:val="en-US" w:eastAsia="zh-CN"/>
+        </w:rPr>
+      </w:pPr>
+      <w:r>
+        <w:rPr>
+          <w:rFonts w:hint="default"/>
+          <w:lang w:val="en-US" w:eastAsia="zh-CN"/>
+        </w:rPr>
+        <w:t>虽然它看起来像是一个单一的语法结构，但实际上是Java两种语法的组合利用。</w:t>
+      </w:r>
+    </w:p>
+    <w:p>
+      <w:pPr>
+        <w:rPr>
+          <w:rFonts w:hint="default"/>
+          <w:lang w:val="en-US" w:eastAsia="zh-CN"/>
+        </w:rPr>
+      </w:pPr>
+      <w:r>
+        <w:rPr>
+          <w:rFonts w:hint="default"/>
+          <w:b/>
+          <w:bCs/>
+          <w:lang w:val="en-US" w:eastAsia="zh-CN"/>
+        </w:rPr>
+        <w:t>它是如何工作的</w:t>
+      </w:r>
+      <w:r>
+        <w:rPr>
+          <w:rFonts w:hint="default"/>
+          <w:lang w:val="en-US" w:eastAsia="zh-CN"/>
+        </w:rPr>
+        <w:t>？</w:t>
+      </w:r>
+    </w:p>
+    <w:p>
+      <w:pPr>
+        <w:rPr>
+          <w:rFonts w:hint="default"/>
+          <w:lang w:val="en-US" w:eastAsia="zh-CN"/>
+        </w:rPr>
+      </w:pPr>
+      <w:r>
+        <w:rPr>
+          <w:rFonts w:hint="default"/>
+          <w:lang w:val="en-US" w:eastAsia="zh-CN"/>
+        </w:rPr>
+        <w:t>这层“双括号”实际上可以拆解为两部分：</w:t>
+      </w:r>
+    </w:p>
+    <w:p>
+      <w:pPr>
+        <w:rPr>
+          <w:rFonts w:hint="default"/>
+          <w:lang w:val="en-US" w:eastAsia="zh-CN"/>
+        </w:rPr>
+      </w:pPr>
+    </w:p>
+    <w:p>
+      <w:pPr>
+        <w:rPr>
+          <w:rFonts w:hint="default"/>
+          <w:lang w:val="en-US" w:eastAsia="zh-CN"/>
+        </w:rPr>
+      </w:pPr>
+      <w:r>
+        <w:rPr>
+          <w:rFonts w:hint="default"/>
+          <w:lang w:val="en-US" w:eastAsia="zh-CN"/>
+        </w:rPr>
+        <w:t>外层括号 { ... }：</w:t>
+      </w:r>
+    </w:p>
+    <w:p>
+      <w:pPr>
+        <w:rPr>
+          <w:rFonts w:hint="default"/>
+          <w:lang w:val="en-US" w:eastAsia="zh-CN"/>
+        </w:rPr>
+      </w:pPr>
+      <w:r>
+        <w:rPr>
+          <w:rFonts w:hint="default"/>
+          <w:lang w:val="en-US" w:eastAsia="zh-CN"/>
+        </w:rPr>
+        <w:t>创建了一个匿名内部类 (Anonymous Inner Class)。这个类继承自HashMap&lt;Character, Character&gt;。</w:t>
+      </w:r>
+    </w:p>
+    <w:p>
+      <w:pPr>
+        <w:rPr>
+          <w:rFonts w:hint="default"/>
+          <w:lang w:val="en-US" w:eastAsia="zh-CN"/>
+        </w:rPr>
+      </w:pPr>
+    </w:p>
+    <w:p>
+      <w:pPr>
+        <w:rPr>
+          <w:rFonts w:hint="default"/>
+          <w:lang w:val="en-US" w:eastAsia="zh-CN"/>
+        </w:rPr>
+      </w:pPr>
+      <w:r>
+        <w:rPr>
+          <w:rFonts w:hint="default"/>
+          <w:lang w:val="en-US" w:eastAsia="zh-CN"/>
+        </w:rPr>
+        <w:t>内层括号 { ... }：</w:t>
+      </w:r>
+    </w:p>
+    <w:p>
+      <w:pPr>
+        <w:rPr>
+          <w:rFonts w:hint="default"/>
+          <w:lang w:val="en-US" w:eastAsia="zh-CN"/>
+        </w:rPr>
+      </w:pPr>
+      <w:r>
+        <w:rPr>
+          <w:rFonts w:hint="default"/>
+          <w:lang w:val="en-US" w:eastAsia="zh-CN"/>
+        </w:rPr>
+        <w:t>这是一个实例初始化块 (Instance Initializer Block)。每当这个匿名内部类的实例被创建时，这段代码都会执行。</w:t>
+      </w:r>
+    </w:p>
+    <w:p>
+      <w:pPr>
+        <w:rPr>
+          <w:rFonts w:hint="default"/>
+          <w:lang w:val="en-US" w:eastAsia="zh-CN"/>
+        </w:rPr>
+      </w:pPr>
+    </w:p>
+    <w:p>
+      <w:pPr>
+        <w:rPr>
+          <w:rFonts w:hint="default"/>
+          <w:lang w:val="en-US" w:eastAsia="zh-CN"/>
+        </w:rPr>
+      </w:pPr>
+      <w:r>
+        <w:rPr>
+          <w:rFonts w:hint="default"/>
+          <w:lang w:val="en-US" w:eastAsia="zh-CN"/>
+        </w:rPr>
+        <w:t>等价的代码逻辑：</w:t>
+      </w:r>
+    </w:p>
+    <w:p>
+      <w:pPr>
+        <w:rPr>
+          <w:rFonts w:hint="default"/>
+          <w:lang w:val="en-US" w:eastAsia="zh-CN"/>
+        </w:rPr>
+      </w:pPr>
+    </w:p>
+    <w:p>
+      <w:pPr>
+        <w:rPr>
+          <w:rFonts w:hint="default"/>
+          <w:lang w:val="en-US" w:eastAsia="zh-CN"/>
+        </w:rPr>
+      </w:pPr>
+      <w:r>
+        <w:rPr>
+          <w:rFonts w:hint="default"/>
+          <w:lang w:val="en-US" w:eastAsia="zh-CN"/>
+        </w:rPr>
+        <w:t>//</w:t>
+      </w:r>
+      <w:r>
+        <w:rPr>
+          <w:rFonts w:hint="eastAsia"/>
+          <w:lang w:val="en-US" w:eastAsia="zh-CN"/>
+        </w:rPr>
+        <w:t xml:space="preserve"> </w:t>
+      </w:r>
+      <w:r>
+        <w:rPr>
+          <w:rFonts w:hint="default"/>
+          <w:lang w:val="en-US" w:eastAsia="zh-CN"/>
+        </w:rPr>
+        <w:t>定义一个继承自HashMap的匿名类</w:t>
+      </w:r>
+    </w:p>
+    <w:p>
+      <w:pPr>
+        <w:rPr>
+          <w:rFonts w:hint="default"/>
+          <w:lang w:val="en-US" w:eastAsia="zh-CN"/>
+        </w:rPr>
+      </w:pPr>
+      <w:r>
+        <w:rPr>
+          <w:rFonts w:hint="default"/>
+          <w:lang w:val="en-US" w:eastAsia="zh-CN"/>
+        </w:rPr>
+        <w:t>class MyMap extends HashMap&lt;Character, Character&gt; {</w:t>
+      </w:r>
+    </w:p>
+    <w:p>
+      <w:pPr>
+        <w:rPr>
+          <w:rFonts w:hint="default"/>
+          <w:lang w:val="en-US" w:eastAsia="zh-CN"/>
+        </w:rPr>
+      </w:pPr>
+      <w:r>
+        <w:rPr>
+          <w:rFonts w:hint="default"/>
+          <w:lang w:val="en-US" w:eastAsia="zh-CN"/>
+        </w:rPr>
+        <w:t xml:space="preserve">    //</w:t>
+      </w:r>
+      <w:r>
+        <w:rPr>
+          <w:rFonts w:hint="eastAsia"/>
+          <w:lang w:val="en-US" w:eastAsia="zh-CN"/>
+        </w:rPr>
+        <w:t xml:space="preserve"> </w:t>
+      </w:r>
+      <w:r>
+        <w:rPr>
+          <w:rFonts w:hint="default"/>
+          <w:lang w:val="en-US" w:eastAsia="zh-CN"/>
+        </w:rPr>
+        <w:t>实例初始化块（构造时自动运行）</w:t>
+      </w:r>
+    </w:p>
+    <w:p>
+      <w:pPr>
+        <w:rPr>
+          <w:rFonts w:hint="default"/>
+          <w:lang w:val="en-US" w:eastAsia="zh-CN"/>
+        </w:rPr>
+      </w:pPr>
+      <w:r>
+        <w:rPr>
+          <w:rFonts w:hint="default"/>
+          <w:lang w:val="en-US" w:eastAsia="zh-CN"/>
+        </w:rPr>
+        <w:t xml:space="preserve">    {</w:t>
+      </w:r>
+    </w:p>
+    <w:p>
+      <w:pPr>
+        <w:rPr>
+          <w:rFonts w:hint="default"/>
+          <w:lang w:val="en-US" w:eastAsia="zh-CN"/>
+        </w:rPr>
+      </w:pPr>
+      <w:r>
+        <w:rPr>
+          <w:rFonts w:hint="default"/>
+          <w:lang w:val="en-US" w:eastAsia="zh-CN"/>
+        </w:rPr>
+        <w:t xml:space="preserve">        put(')', '(');</w:t>
+      </w:r>
+    </w:p>
+    <w:p>
+      <w:pPr>
+        <w:rPr>
+          <w:rFonts w:hint="default"/>
+          <w:lang w:val="en-US" w:eastAsia="zh-CN"/>
+        </w:rPr>
+      </w:pPr>
+      <w:r>
+        <w:rPr>
+          <w:rFonts w:hint="default"/>
+          <w:lang w:val="en-US" w:eastAsia="zh-CN"/>
+        </w:rPr>
+        <w:t xml:space="preserve">        put(']', '[');</w:t>
+      </w:r>
+    </w:p>
+    <w:p>
+      <w:pPr>
+        <w:rPr>
+          <w:rFonts w:hint="default"/>
+          <w:lang w:val="en-US" w:eastAsia="zh-CN"/>
+        </w:rPr>
+      </w:pPr>
+      <w:r>
+        <w:rPr>
+          <w:rFonts w:hint="default"/>
+          <w:lang w:val="en-US" w:eastAsia="zh-CN"/>
+        </w:rPr>
+        <w:t xml:space="preserve">        put('}', '{');</w:t>
+      </w:r>
+    </w:p>
+    <w:p>
+      <w:pPr>
+        <w:rPr>
+          <w:rFonts w:hint="default"/>
+          <w:lang w:val="en-US" w:eastAsia="zh-CN"/>
+        </w:rPr>
+      </w:pPr>
+      <w:r>
+        <w:rPr>
+          <w:rFonts w:hint="default"/>
+          <w:lang w:val="en-US" w:eastAsia="zh-CN"/>
+        </w:rPr>
+        <w:t xml:space="preserve">    }</w:t>
+      </w:r>
+    </w:p>
+    <w:p>
+      <w:pPr>
+        <w:rPr>
+          <w:rFonts w:hint="default"/>
+          <w:lang w:val="en-US" w:eastAsia="zh-CN"/>
+        </w:rPr>
+      </w:pPr>
+      <w:r>
+        <w:rPr>
+          <w:rFonts w:hint="default"/>
+          <w:lang w:val="en-US" w:eastAsia="zh-CN"/>
+        </w:rPr>
+        <w:t>}</w:t>
+      </w:r>
+    </w:p>
+    <w:p>
+      <w:pPr>
+        <w:rPr>
+          <w:rFonts w:hint="default"/>
+          <w:lang w:val="en-US" w:eastAsia="zh-CN"/>
+        </w:rPr>
+      </w:pPr>
+    </w:p>
+    <w:p>
+      <w:pPr>
+        <w:rPr>
+          <w:rFonts w:hint="default"/>
+          <w:lang w:val="en-US" w:eastAsia="zh-CN"/>
+        </w:rPr>
+      </w:pPr>
+      <w:r>
+        <w:rPr>
+          <w:rFonts w:hint="default"/>
+          <w:lang w:val="en-US" w:eastAsia="zh-CN"/>
+        </w:rPr>
+        <w:t>//</w:t>
+      </w:r>
+      <w:r>
+        <w:rPr>
+          <w:rFonts w:hint="eastAsia"/>
+          <w:lang w:val="en-US" w:eastAsia="zh-CN"/>
+        </w:rPr>
+        <w:t xml:space="preserve"> </w:t>
+      </w:r>
+      <w:r>
+        <w:rPr>
+          <w:rFonts w:hint="default"/>
+          <w:lang w:val="en-US" w:eastAsia="zh-CN"/>
+        </w:rPr>
+        <w:t>创建这个子类的实例</w:t>
+      </w:r>
+    </w:p>
+    <w:p>
+      <w:pPr>
+        <w:rPr>
+          <w:rFonts w:hint="default"/>
+          <w:lang w:val="en-US" w:eastAsia="zh-CN"/>
+        </w:rPr>
+      </w:pPr>
+      <w:r>
+        <w:rPr>
+          <w:rFonts w:hint="default"/>
+          <w:lang w:val="en-US" w:eastAsia="zh-CN"/>
+        </w:rPr>
+        <w:t>Map&lt;Character, Character&gt; pairs = new MyMap();</w:t>
+      </w:r>
+    </w:p>
+    <w:p>
+      <w:pPr>
+        <w:rPr>
+          <w:rFonts w:hint="default"/>
+          <w:lang w:val="en-US" w:eastAsia="zh-CN"/>
+        </w:rPr>
+      </w:pPr>
+    </w:p>
+    <w:p>
+      <w:pPr>
+        <w:rPr>
+          <w:rFonts w:hint="default"/>
+          <w:lang w:val="en-US" w:eastAsia="zh-CN"/>
+        </w:rPr>
+      </w:pPr>
+      <w:r>
+        <w:rPr>
+          <w:rFonts w:hint="default"/>
+          <w:b/>
+          <w:bCs/>
+          <w:lang w:val="en-US" w:eastAsia="zh-CN"/>
+        </w:rPr>
+        <w:t>这种方法的优缺点</w:t>
+      </w:r>
+    </w:p>
+    <w:p>
+      <w:pPr>
+        <w:rPr>
+          <w:rFonts w:hint="default"/>
+          <w:lang w:val="en-US" w:eastAsia="zh-CN"/>
+        </w:rPr>
+      </w:pPr>
+      <w:r>
+        <w:rPr>
+          <w:rFonts w:hint="default"/>
+          <w:lang w:val="en-US" w:eastAsia="zh-CN"/>
+        </w:rPr>
+        <w:t>优点</w:t>
+      </w:r>
+    </w:p>
+    <w:p>
+      <w:pPr>
+        <w:rPr>
+          <w:rFonts w:hint="default"/>
+          <w:lang w:val="en-US" w:eastAsia="zh-CN"/>
+        </w:rPr>
+      </w:pPr>
+      <w:r>
+        <w:rPr>
+          <w:rFonts w:hint="default"/>
+          <w:lang w:val="en-US" w:eastAsia="zh-CN"/>
+        </w:rPr>
+        <w:t>代码简洁：可以在一个表达式中完成初始化，不需要反复调用 pairs.put(...)。</w:t>
+      </w:r>
+    </w:p>
+    <w:p>
+      <w:pPr>
+        <w:rPr>
+          <w:rFonts w:hint="default"/>
+          <w:lang w:val="en-US" w:eastAsia="zh-CN"/>
+        </w:rPr>
+      </w:pPr>
+      <w:r>
+        <w:rPr>
+          <w:rFonts w:hint="default"/>
+          <w:lang w:val="en-US" w:eastAsia="zh-CN"/>
+        </w:rPr>
+        <w:t>逻辑紧凑：将数据填充和对象声明放在一起，可读性在小规模数据时较好。</w:t>
+      </w:r>
+    </w:p>
+    <w:p>
+      <w:pPr>
+        <w:rPr>
+          <w:rFonts w:hint="default"/>
+          <w:lang w:val="en-US" w:eastAsia="zh-CN"/>
+        </w:rPr>
+      </w:pPr>
+    </w:p>
+    <w:p>
+      <w:pPr>
+        <w:rPr>
+          <w:rFonts w:hint="default"/>
+          <w:lang w:val="en-US" w:eastAsia="zh-CN"/>
+        </w:rPr>
+      </w:pPr>
+      <w:r>
+        <w:rPr>
+          <w:rFonts w:hint="default"/>
+          <w:lang w:val="en-US" w:eastAsia="zh-CN"/>
+        </w:rPr>
+        <w:t>缺点（为什么要慎用）</w:t>
+      </w:r>
+    </w:p>
+    <w:p>
+      <w:pPr>
+        <w:rPr>
+          <w:rFonts w:hint="default"/>
+          <w:lang w:val="en-US" w:eastAsia="zh-CN"/>
+        </w:rPr>
+      </w:pPr>
+      <w:r>
+        <w:rPr>
+          <w:rFonts w:hint="default"/>
+          <w:lang w:val="en-US" w:eastAsia="zh-CN"/>
+        </w:rPr>
+        <w:t>内存泄漏风险：这是最严重的问题。匿名内部类会持有对外部类实例的隐式引用。如果这个 Map被长期持有（例如作为静态变量或存入长生命周期对象），可能会导致外部类无法被垃圾回收。</w:t>
+      </w:r>
+    </w:p>
+    <w:p>
+      <w:pPr>
+        <w:rPr>
+          <w:rFonts w:hint="default"/>
+          <w:lang w:val="en-US" w:eastAsia="zh-CN"/>
+        </w:rPr>
+      </w:pPr>
+      <w:r>
+        <w:rPr>
+          <w:rFonts w:hint="default"/>
+          <w:lang w:val="en-US" w:eastAsia="zh-CN"/>
+        </w:rPr>
+        <w:t>性能开销：每次使用都会创建一个新的子类（.class 文件）。</w:t>
+      </w:r>
+    </w:p>
+    <w:p>
+      <w:pPr>
+        <w:rPr>
+          <w:rFonts w:hint="default"/>
+          <w:lang w:val="en-US" w:eastAsia="zh-CN"/>
+        </w:rPr>
+      </w:pPr>
+      <w:r>
+        <w:rPr>
+          <w:rFonts w:hint="default"/>
+          <w:lang w:val="en-US" w:eastAsia="zh-CN"/>
+        </w:rPr>
+        <w:t>序列化问题：由于它是匿名内部类，在进行序列化和反序列化时可能会遇到不兼容的问题。</w:t>
+      </w:r>
+    </w:p>
+    <w:p>
+      <w:pPr>
+        <w:rPr>
+          <w:rFonts w:hint="default"/>
+          <w:lang w:val="en-US" w:eastAsia="zh-CN"/>
+        </w:rPr>
+      </w:pPr>
+      <w:r>
+        <w:rPr>
+          <w:rFonts w:hint="default"/>
+          <w:lang w:val="en-US" w:eastAsia="zh-CN"/>
+        </w:rPr>
+        <w:t>版本局限：在Java 8之后，有更优雅的替代方案。</w:t>
+      </w:r>
+    </w:p>
+    <w:p>
+      <w:pPr>
+        <w:rPr>
+          <w:rFonts w:hint="default"/>
+          <w:lang w:val="en-US" w:eastAsia="zh-CN"/>
+        </w:rPr>
+      </w:pPr>
+      <w:r>
+        <w:rPr>
+          <w:rFonts w:hint="default"/>
+          <w:b/>
+          <w:bCs/>
+          <w:lang w:val="en-US" w:eastAsia="zh-CN"/>
+        </w:rPr>
+        <w:t>更现代的替代方案</w:t>
+      </w:r>
+    </w:p>
+    <w:p>
+      <w:pPr>
+        <w:rPr>
+          <w:rFonts w:hint="default"/>
+          <w:lang w:val="en-US" w:eastAsia="zh-CN"/>
+        </w:rPr>
+      </w:pPr>
+      <w:r>
+        <w:rPr>
+          <w:rFonts w:hint="default"/>
+          <w:lang w:val="en-US" w:eastAsia="zh-CN"/>
+        </w:rPr>
+        <w:t>如果你使用的是Java 9或更高版本，建议使用Map.of()，它既安全又高效：</w:t>
+      </w:r>
+    </w:p>
+    <w:p>
+      <w:pPr>
+        <w:rPr>
+          <w:rFonts w:hint="default"/>
+          <w:lang w:val="en-US" w:eastAsia="zh-CN"/>
+        </w:rPr>
+      </w:pPr>
+      <w:r>
+        <w:rPr>
+          <w:rFonts w:hint="default"/>
+          <w:lang w:val="en-US" w:eastAsia="zh-CN"/>
+        </w:rPr>
+        <w:t>// 生成的是不可变 Map (Immutable)</w:t>
+      </w:r>
+    </w:p>
+    <w:p>
+      <w:pPr>
+        <w:rPr>
+          <w:rFonts w:hint="default"/>
+          <w:lang w:val="en-US" w:eastAsia="zh-CN"/>
+        </w:rPr>
+      </w:pPr>
+      <w:r>
+        <w:rPr>
+          <w:rFonts w:hint="default"/>
+          <w:lang w:val="en-US" w:eastAsia="zh-CN"/>
+        </w:rPr>
+        <w:t>Map&lt;Character, Character&gt; pairs = Map.of(</w:t>
+      </w:r>
+    </w:p>
+    <w:p>
+      <w:pPr>
+        <w:rPr>
+          <w:rFonts w:hint="default"/>
+          <w:lang w:val="en-US" w:eastAsia="zh-CN"/>
+        </w:rPr>
+      </w:pPr>
+      <w:r>
+        <w:rPr>
+          <w:rFonts w:hint="default"/>
+          <w:lang w:val="en-US" w:eastAsia="zh-CN"/>
+        </w:rPr>
+        <w:t xml:space="preserve">    ')', '(',</w:t>
+      </w:r>
+    </w:p>
+    <w:p>
+      <w:pPr>
+        <w:rPr>
+          <w:rFonts w:hint="default"/>
+          <w:lang w:val="en-US" w:eastAsia="zh-CN"/>
+        </w:rPr>
+      </w:pPr>
+      <w:r>
+        <w:rPr>
+          <w:rFonts w:hint="default"/>
+          <w:lang w:val="en-US" w:eastAsia="zh-CN"/>
+        </w:rPr>
+        <w:t xml:space="preserve">    ']', '[',</w:t>
+      </w:r>
+    </w:p>
+    <w:p>
+      <w:pPr>
+        <w:rPr>
+          <w:rFonts w:hint="default"/>
+          <w:lang w:val="en-US" w:eastAsia="zh-CN"/>
+        </w:rPr>
+      </w:pPr>
+      <w:r>
+        <w:rPr>
+          <w:rFonts w:hint="default"/>
+          <w:lang w:val="en-US" w:eastAsia="zh-CN"/>
+        </w:rPr>
+        <w:t xml:space="preserve">    '}', '{'</w:t>
+      </w:r>
+    </w:p>
+    <w:p>
+      <w:pPr>
+        <w:rPr>
+          <w:rFonts w:hint="default"/>
+          <w:lang w:val="en-US" w:eastAsia="zh-CN"/>
+        </w:rPr>
+      </w:pPr>
+      <w:r>
+        <w:rPr>
+          <w:rFonts w:hint="default"/>
+          <w:lang w:val="en-US" w:eastAsia="zh-CN"/>
+        </w:rPr>
+        <w:t>);</w:t>
+      </w:r>
+    </w:p>
+    <w:p>
+      <w:pPr>
+        <w:rPr>
+          <w:rFonts w:hint="default"/>
+          <w:lang w:val="en-US" w:eastAsia="zh-CN"/>
+        </w:rPr>
+      </w:pPr>
+      <w:r>
+        <w:rPr>
+          <w:rFonts w:hint="default"/>
+          <w:lang w:val="en-US" w:eastAsia="zh-CN"/>
+        </w:rPr>
+        <w:t>如果你需要这个Map是可变的，可以用HashMap包装一下：</w:t>
+      </w:r>
+    </w:p>
+    <w:p>
+      <w:pPr>
+        <w:rPr>
+          <w:rFonts w:hint="default"/>
+          <w:lang w:val="en-US" w:eastAsia="zh-CN"/>
+        </w:rPr>
+      </w:pPr>
+      <w:r>
+        <w:rPr>
+          <w:rFonts w:hint="default"/>
+          <w:lang w:val="en-US" w:eastAsia="zh-CN"/>
+        </w:rPr>
+        <w:t>Map&lt;Character, Character&gt; pairs = new HashMap&lt;&gt;(Map.of(')', '(', ']', '[', '}', '{'));</w:t>
+      </w:r>
+    </w:p>
+    <w:p>
+      <w:pPr>
+        <w:rPr>
+          <w:rFonts w:hint="default"/>
+          <w:lang w:val="en-US" w:eastAsia="zh-CN"/>
+        </w:rPr>
+      </w:pPr>
+    </w:p>
+    <w:p>
+      <w:pPr>
+        <w:rPr>
+          <w:rFonts w:hint="default"/>
+          <w:lang w:val="en-US" w:eastAsia="zh-CN"/>
+        </w:rPr>
+      </w:pPr>
+      <w:r>
+        <w:rPr>
+          <w:rFonts w:hint="default"/>
+          <w:b/>
+          <w:bCs/>
+          <w:lang w:val="en-US" w:eastAsia="zh-CN"/>
+        </w:rPr>
+        <w:t>总结</w:t>
+      </w:r>
+    </w:p>
+    <w:p>
+      <w:pPr>
+        <w:rPr>
+          <w:rFonts w:hint="default"/>
+          <w:lang w:val="en-US" w:eastAsia="zh-CN"/>
+        </w:rPr>
+      </w:pPr>
+      <w:r>
+        <w:rPr>
+          <w:rFonts w:hint="default"/>
+          <w:lang w:val="en-US" w:eastAsia="zh-CN"/>
+        </w:rPr>
+        <w:t>双括号初始化是一种利用Java匿名内部类特性的“黑客语法”。虽然在写简单的算法demo时很方便，但在生产环境的大型项目中，应优先考虑Map.of()或传统的put方式，以避免潜在的内存隐患。</w:t>
+      </w:r>
     </w:p>
     <w:p>
       <w:pPr>
@@ -889,48 +2110,106 @@
       <w:r>
         <w:rPr>
           <w:rFonts w:hint="eastAsia"/>
-          <w:lang w:val="en-US" w:eastAsia="zh-CN"/>
-        </w:rPr>
-        <w:t>Problem 00042</w:t>
-      </w:r>
-    </w:p>
-    <w:p>
-      <w:pPr>
-        <w:rPr>
-          <w:rFonts w:hint="eastAsia"/>
-          <w:lang w:val="en-US" w:eastAsia="zh-CN"/>
-        </w:rPr>
-      </w:pPr>
-      <w:r>
-        <w:rPr>
-          <w:rFonts w:hint="eastAsia"/>
-          <w:lang w:val="en-US" w:eastAsia="zh-CN"/>
-        </w:rPr>
-        <w:t>1.求最大值和最小值的方法：Math.max和Math.min</w:t>
-      </w:r>
-    </w:p>
-    <w:p>
-      <w:pPr>
-        <w:rPr>
-          <w:rFonts w:hint="eastAsia"/>
-          <w:lang w:val="en-US" w:eastAsia="zh-CN"/>
-        </w:rPr>
-      </w:pPr>
-      <w:r>
-        <w:rPr>
-          <w:rFonts w:hint="eastAsia"/>
-          <w:lang w:val="en-US" w:eastAsia="zh-CN"/>
-        </w:rPr>
-        <w:t>2.类似地，Stack和Deque中也必须用包装类型如Integer，用int会报错。</w:t>
-      </w:r>
-    </w:p>
-    <w:p>
-      <w:pPr>
-        <w:rPr>
-          <w:rFonts w:hint="default"/>
-          <w:lang w:val="en-US" w:eastAsia="zh-CN"/>
-        </w:rPr>
-      </w:pPr>
+          <w:b/>
+          <w:bCs/>
+          <w:lang w:val="en-US" w:eastAsia="zh-CN"/>
+        </w:rPr>
+        <w:t>00005 数学Math库</w:t>
+      </w:r>
+    </w:p>
+    <w:p>
+      <w:pPr>
+        <w:rPr>
+          <w:rFonts w:hint="default"/>
+          <w:lang w:val="en-US" w:eastAsia="zh-CN"/>
+        </w:rPr>
+      </w:pPr>
+      <w:r>
+        <w:rPr>
+          <w:rFonts w:hint="eastAsia"/>
+          <w:lang w:val="en-US" w:eastAsia="zh-CN"/>
+        </w:rPr>
+        <w:t>1.求最大值和最小值的方法：Math.max和Math.min，用于比较两个值并返回其中的最大值或最小值。</w:t>
+      </w:r>
+    </w:p>
+    <w:p>
+      <w:pPr>
+        <w:rPr>
+          <w:rFonts w:hint="eastAsia"/>
+          <w:lang w:val="en-US" w:eastAsia="zh-CN"/>
+        </w:rPr>
+      </w:pPr>
+    </w:p>
+    <w:p>
+      <w:pPr>
+        <w:outlineLvl w:val="0"/>
+        <w:rPr>
+          <w:rFonts w:hint="default"/>
+          <w:lang w:val="en-US" w:eastAsia="zh-CN"/>
+        </w:rPr>
+      </w:pPr>
+      <w:r>
+        <w:rPr>
+          <w:rFonts w:hint="eastAsia"/>
+          <w:b/>
+          <w:bCs/>
+          <w:lang w:val="en-US" w:eastAsia="zh-CN"/>
+        </w:rPr>
+        <w:t>00006 Deque</w:t>
+      </w:r>
+    </w:p>
+    <w:p>
+      <w:pPr>
+        <w:rPr>
+          <w:rFonts w:hint="default"/>
+          <w:lang w:val="en-US" w:eastAsia="zh-CN"/>
+        </w:rPr>
+      </w:pPr>
+      <w:r>
+        <w:rPr>
+          <w:rFonts w:hint="eastAsia"/>
+          <w:lang w:val="en-US" w:eastAsia="zh-CN"/>
+        </w:rPr>
+        <w:t>题目：20</w:t>
+      </w:r>
+    </w:p>
+    <w:p>
+      <w:pPr>
+        <w:rPr>
+          <w:rFonts w:hint="eastAsia"/>
+          <w:lang w:val="en-US" w:eastAsia="zh-CN"/>
+        </w:rPr>
+      </w:pPr>
+      <w:r>
+        <w:rPr>
+          <w:rFonts w:hint="eastAsia"/>
+          <w:lang w:val="en-US" w:eastAsia="zh-CN"/>
+        </w:rPr>
+        <w:t>1.Stack和Deque中也必须用包装类型如Integer，用int会报错。</w:t>
+      </w:r>
+    </w:p>
+    <w:p>
+      <w:pPr>
+        <w:rPr>
+          <w:rFonts w:hint="default"/>
+          <w:lang w:val="en-US" w:eastAsia="zh-CN"/>
+        </w:rPr>
+      </w:pPr>
+    </w:p>
+    <w:p>
+      <w:pPr>
+        <w:rPr>
+          <w:rFonts w:hint="default"/>
+          <w:lang w:val="en-US" w:eastAsia="zh-CN"/>
+        </w:rPr>
+      </w:pPr>
+      <w:r>
+        <w:rPr>
+          <w:rFonts w:hint="eastAsia"/>
+          <w:lang w:val="en-US" w:eastAsia="zh-CN"/>
+        </w:rPr>
+        <w:t>2.</w:t>
+      </w:r>
       <w:r>
         <w:rPr>
           <w:rFonts w:hint="default"/>
@@ -1064,23 +2343,654 @@
           <w:rFonts w:hint="eastAsia"/>
           <w:lang w:val="en-US" w:eastAsia="zh-CN"/>
         </w:rPr>
-        <w:t>判空方法：.isEmpty()。</w:t>
-      </w:r>
-    </w:p>
-    <w:p>
-      <w:pPr>
-        <w:rPr>
-          <w:rFonts w:hint="default"/>
-          <w:lang w:val="en-US" w:eastAsia="zh-CN"/>
-        </w:rPr>
-      </w:pPr>
-      <w:r>
-        <w:rPr>
-          <w:rFonts w:hint="eastAsia"/>
-          <w:lang w:val="en-US" w:eastAsia="zh-CN"/>
-        </w:rPr>
-        <w:t>更详细的说明参见：https://blog.csdn.net/devnn/article/details/82716447</w:t>
-      </w:r>
+        <w:t>及其各种实现的判空方法：.isEmpty()。</w:t>
+      </w:r>
+    </w:p>
+    <w:p>
+      <w:pPr>
+        <w:rPr>
+          <w:rFonts w:hint="eastAsia"/>
+          <w:lang w:val="en-US" w:eastAsia="zh-CN"/>
+        </w:rPr>
+      </w:pPr>
+    </w:p>
+    <w:p>
+      <w:pPr>
+        <w:rPr>
+          <w:rFonts w:hint="eastAsia"/>
+          <w:lang w:val="en-US" w:eastAsia="zh-CN"/>
+        </w:rPr>
+      </w:pPr>
+      <w:r>
+        <w:rPr>
+          <w:rFonts w:hint="eastAsia"/>
+          <w:b/>
+          <w:bCs/>
+          <w:lang w:val="en-US" w:eastAsia="zh-CN"/>
+        </w:rPr>
+        <w:t>有关Deque更详细的介绍</w:t>
+      </w:r>
+      <w:r>
+        <w:rPr>
+          <w:rFonts w:hint="eastAsia"/>
+          <w:lang w:val="en-US" w:eastAsia="zh-CN"/>
+        </w:rPr>
+        <w:t>：</w:t>
+      </w:r>
+    </w:p>
+    <w:p>
+      <w:pPr>
+        <w:rPr>
+          <w:rFonts w:hint="eastAsia"/>
+          <w:lang w:val="en-US" w:eastAsia="zh-CN"/>
+        </w:rPr>
+      </w:pPr>
+      <w:r>
+        <w:rPr>
+          <w:rFonts w:hint="eastAsia"/>
+          <w:lang w:val="en-US" w:eastAsia="zh-CN"/>
+        </w:rPr>
+        <w:t>在Java中，Deque（全称 Double Ended Queue，双端队列）是一个极其实用的接口。它不仅能实现“先进先出”的队列，也能完美替代“后进先出”的栈。</w:t>
+      </w:r>
+    </w:p>
+    <w:p>
+      <w:pPr>
+        <w:rPr>
+          <w:rFonts w:hint="eastAsia"/>
+          <w:lang w:val="en-US" w:eastAsia="zh-CN"/>
+        </w:rPr>
+      </w:pPr>
+    </w:p>
+    <w:p>
+      <w:pPr>
+        <w:rPr>
+          <w:rFonts w:hint="eastAsia"/>
+          <w:lang w:val="en-US" w:eastAsia="zh-CN"/>
+        </w:rPr>
+      </w:pPr>
+      <w:r>
+        <w:rPr>
+          <w:rFonts w:hint="eastAsia"/>
+          <w:b/>
+          <w:bCs/>
+          <w:lang w:val="en-US" w:eastAsia="zh-CN"/>
+        </w:rPr>
+        <w:t>1.核心实现类对比</w:t>
+      </w:r>
+    </w:p>
+    <w:p>
+      <w:pPr>
+        <w:rPr>
+          <w:rFonts w:hint="eastAsia"/>
+          <w:lang w:val="en-US" w:eastAsia="zh-CN"/>
+        </w:rPr>
+      </w:pPr>
+      <w:r>
+        <w:rPr>
+          <w:rFonts w:hint="eastAsia"/>
+          <w:lang w:val="en-US" w:eastAsia="zh-CN"/>
+        </w:rPr>
+        <w:t>Java提供了两种主要的Deque实现，它们在底层逻辑上有本质区别：</w:t>
+      </w:r>
+    </w:p>
+    <w:p>
+      <w:pPr>
+        <w:rPr>
+          <w:rFonts w:hint="eastAsia"/>
+          <w:lang w:val="en-US" w:eastAsia="zh-CN"/>
+        </w:rPr>
+      </w:pPr>
+    </w:p>
+    <w:p>
+      <w:pPr>
+        <w:rPr>
+          <w:rFonts w:hint="eastAsia"/>
+          <w:lang w:val="en-US" w:eastAsia="zh-CN"/>
+        </w:rPr>
+      </w:pPr>
+      <w:r>
+        <w:rPr>
+          <w:rFonts w:hint="eastAsia"/>
+          <w:b/>
+          <w:bCs/>
+          <w:lang w:val="en-US" w:eastAsia="zh-CN"/>
+        </w:rPr>
+        <w:t>ArrayDeque</w:t>
+      </w:r>
+      <w:r>
+        <w:rPr>
+          <w:rFonts w:hint="eastAsia"/>
+          <w:lang w:val="en-US" w:eastAsia="zh-CN"/>
+        </w:rPr>
+        <w:t xml:space="preserve"> (首选实现)</w:t>
+      </w:r>
+    </w:p>
+    <w:p>
+      <w:pPr>
+        <w:rPr>
+          <w:rFonts w:hint="eastAsia"/>
+          <w:lang w:val="en-US" w:eastAsia="zh-CN"/>
+        </w:rPr>
+      </w:pPr>
+      <w:r>
+        <w:rPr>
+          <w:rFonts w:hint="eastAsia"/>
+          <w:lang w:val="en-US" w:eastAsia="zh-CN"/>
+        </w:rPr>
+        <w:t>实现原理：基于循环数组。</w:t>
+      </w:r>
+    </w:p>
+    <w:p>
+      <w:pPr>
+        <w:rPr>
+          <w:rFonts w:hint="eastAsia"/>
+          <w:lang w:val="en-US" w:eastAsia="zh-CN"/>
+        </w:rPr>
+      </w:pPr>
+      <w:r>
+        <w:rPr>
+          <w:rFonts w:hint="eastAsia"/>
+          <w:lang w:val="en-US" w:eastAsia="zh-CN"/>
+        </w:rPr>
+        <w:t>优点：</w:t>
+      </w:r>
+    </w:p>
+    <w:p>
+      <w:pPr>
+        <w:rPr>
+          <w:rFonts w:hint="eastAsia"/>
+          <w:lang w:val="en-US" w:eastAsia="zh-CN"/>
+        </w:rPr>
+      </w:pPr>
+      <w:r>
+        <w:rPr>
+          <w:rFonts w:hint="eastAsia"/>
+          <w:lang w:val="en-US" w:eastAsia="zh-CN"/>
+        </w:rPr>
+        <w:t>极致性能：在作为栈或队列使用时，速度通常优于LinkedList和老旧的Stack类。</w:t>
+      </w:r>
+    </w:p>
+    <w:p>
+      <w:pPr>
+        <w:rPr>
+          <w:rFonts w:hint="eastAsia"/>
+          <w:lang w:val="en-US" w:eastAsia="zh-CN"/>
+        </w:rPr>
+      </w:pPr>
+      <w:r>
+        <w:rPr>
+          <w:rFonts w:hint="eastAsia"/>
+          <w:lang w:val="en-US" w:eastAsia="zh-CN"/>
+        </w:rPr>
+        <w:t>内存紧凑：不需要为每个元素创建节点对象，垃圾回收（GC）压力小。</w:t>
+      </w:r>
+    </w:p>
+    <w:p>
+      <w:pPr>
+        <w:rPr>
+          <w:rFonts w:hint="eastAsia"/>
+          <w:lang w:val="en-US" w:eastAsia="zh-CN"/>
+        </w:rPr>
+      </w:pPr>
+      <w:r>
+        <w:rPr>
+          <w:rFonts w:hint="eastAsia"/>
+          <w:lang w:val="en-US" w:eastAsia="zh-CN"/>
+        </w:rPr>
+        <w:t>缺点：</w:t>
+      </w:r>
+    </w:p>
+    <w:p>
+      <w:pPr>
+        <w:rPr>
+          <w:rFonts w:hint="eastAsia"/>
+          <w:lang w:val="en-US" w:eastAsia="zh-CN"/>
+        </w:rPr>
+      </w:pPr>
+      <w:r>
+        <w:rPr>
+          <w:rFonts w:hint="eastAsia"/>
+          <w:lang w:val="en-US" w:eastAsia="zh-CN"/>
+        </w:rPr>
+        <w:t>不支持null元素。</w:t>
+      </w:r>
+    </w:p>
+    <w:p>
+      <w:pPr>
+        <w:rPr>
+          <w:rFonts w:hint="eastAsia"/>
+          <w:lang w:val="en-US" w:eastAsia="zh-CN"/>
+        </w:rPr>
+      </w:pPr>
+      <w:r>
+        <w:rPr>
+          <w:rFonts w:hint="eastAsia"/>
+          <w:lang w:val="en-US" w:eastAsia="zh-CN"/>
+        </w:rPr>
+        <w:t>当数组满了需要扩容时，会有一次性的性能开销。</w:t>
+      </w:r>
+    </w:p>
+    <w:p>
+      <w:pPr>
+        <w:rPr>
+          <w:rFonts w:hint="eastAsia"/>
+          <w:lang w:val="en-US" w:eastAsia="zh-CN"/>
+        </w:rPr>
+      </w:pPr>
+    </w:p>
+    <w:p>
+      <w:pPr>
+        <w:rPr>
+          <w:rFonts w:hint="eastAsia"/>
+          <w:b w:val="0"/>
+          <w:bCs w:val="0"/>
+          <w:lang w:val="en-US" w:eastAsia="zh-CN"/>
+        </w:rPr>
+      </w:pPr>
+      <w:r>
+        <w:rPr>
+          <w:rFonts w:hint="eastAsia"/>
+          <w:b/>
+          <w:bCs/>
+          <w:lang w:val="en-US" w:eastAsia="zh-CN"/>
+        </w:rPr>
+        <w:t>LinkedList</w:t>
+      </w:r>
+    </w:p>
+    <w:p>
+      <w:pPr>
+        <w:rPr>
+          <w:rFonts w:hint="eastAsia"/>
+          <w:b w:val="0"/>
+          <w:bCs w:val="0"/>
+          <w:lang w:val="en-US" w:eastAsia="zh-CN"/>
+        </w:rPr>
+      </w:pPr>
+      <w:r>
+        <w:rPr>
+          <w:rFonts w:hint="eastAsia"/>
+          <w:b w:val="0"/>
+          <w:bCs w:val="0"/>
+          <w:lang w:val="en-US" w:eastAsia="zh-CN"/>
+        </w:rPr>
+        <w:t>实现原理：基于双向链表。</w:t>
+      </w:r>
+    </w:p>
+    <w:p>
+      <w:pPr>
+        <w:rPr>
+          <w:rFonts w:hint="eastAsia"/>
+          <w:b w:val="0"/>
+          <w:bCs w:val="0"/>
+          <w:lang w:val="en-US" w:eastAsia="zh-CN"/>
+        </w:rPr>
+      </w:pPr>
+      <w:r>
+        <w:rPr>
+          <w:rFonts w:hint="eastAsia"/>
+          <w:b w:val="0"/>
+          <w:bCs w:val="0"/>
+          <w:lang w:val="en-US" w:eastAsia="zh-CN"/>
+        </w:rPr>
+        <w:t>优点：</w:t>
+      </w:r>
+    </w:p>
+    <w:p>
+      <w:pPr>
+        <w:rPr>
+          <w:rFonts w:hint="eastAsia"/>
+          <w:b w:val="0"/>
+          <w:bCs w:val="0"/>
+          <w:lang w:val="en-US" w:eastAsia="zh-CN"/>
+        </w:rPr>
+      </w:pPr>
+      <w:r>
+        <w:rPr>
+          <w:rFonts w:hint="eastAsia"/>
+          <w:b w:val="0"/>
+          <w:bCs w:val="0"/>
+          <w:lang w:val="en-US" w:eastAsia="zh-CN"/>
+        </w:rPr>
+        <w:t>灵活性：同时实现了List接口，可以按索引操作元素。</w:t>
+      </w:r>
+    </w:p>
+    <w:p>
+      <w:pPr>
+        <w:rPr>
+          <w:rFonts w:hint="eastAsia"/>
+          <w:b w:val="0"/>
+          <w:bCs w:val="0"/>
+          <w:lang w:val="en-US" w:eastAsia="zh-CN"/>
+        </w:rPr>
+      </w:pPr>
+      <w:r>
+        <w:rPr>
+          <w:rFonts w:hint="eastAsia"/>
+          <w:b w:val="0"/>
+          <w:bCs w:val="0"/>
+          <w:lang w:val="en-US" w:eastAsia="zh-CN"/>
+        </w:rPr>
+        <w:t>支持null。</w:t>
+      </w:r>
+    </w:p>
+    <w:p>
+      <w:pPr>
+        <w:rPr>
+          <w:rFonts w:hint="eastAsia"/>
+          <w:b w:val="0"/>
+          <w:bCs w:val="0"/>
+          <w:lang w:val="en-US" w:eastAsia="zh-CN"/>
+        </w:rPr>
+      </w:pPr>
+      <w:r>
+        <w:rPr>
+          <w:rFonts w:hint="eastAsia"/>
+          <w:b w:val="0"/>
+          <w:bCs w:val="0"/>
+          <w:lang w:val="en-US" w:eastAsia="zh-CN"/>
+        </w:rPr>
+        <w:t>缺点：</w:t>
+      </w:r>
+    </w:p>
+    <w:p>
+      <w:pPr>
+        <w:rPr>
+          <w:rFonts w:hint="eastAsia"/>
+          <w:b w:val="0"/>
+          <w:bCs w:val="0"/>
+          <w:lang w:val="en-US" w:eastAsia="zh-CN"/>
+        </w:rPr>
+      </w:pPr>
+      <w:r>
+        <w:rPr>
+          <w:rFonts w:hint="eastAsia"/>
+          <w:b w:val="0"/>
+          <w:bCs w:val="0"/>
+          <w:lang w:val="en-US" w:eastAsia="zh-CN"/>
+        </w:rPr>
+        <w:t>内存开销大：每个元素都要封装成Node对象（包含数据和两个指针）。</w:t>
+      </w:r>
+    </w:p>
+    <w:p>
+      <w:pPr>
+        <w:rPr>
+          <w:rFonts w:hint="eastAsia"/>
+          <w:b w:val="0"/>
+          <w:bCs w:val="0"/>
+          <w:lang w:val="en-US" w:eastAsia="zh-CN"/>
+        </w:rPr>
+      </w:pPr>
+      <w:r>
+        <w:rPr>
+          <w:rFonts w:hint="eastAsia"/>
+          <w:b w:val="0"/>
+          <w:bCs w:val="0"/>
+          <w:lang w:val="en-US" w:eastAsia="zh-CN"/>
+        </w:rPr>
+        <w:t>由于数据分散在堆内存中，对CPU缓存不友好。</w:t>
+      </w:r>
+    </w:p>
+    <w:p>
+      <w:pPr>
+        <w:rPr>
+          <w:rFonts w:hint="eastAsia"/>
+          <w:b w:val="0"/>
+          <w:bCs w:val="0"/>
+          <w:lang w:val="en-US" w:eastAsia="zh-CN"/>
+        </w:rPr>
+      </w:pPr>
+    </w:p>
+    <w:p>
+      <w:pPr>
+        <w:rPr>
+          <w:rFonts w:hint="eastAsia"/>
+          <w:b w:val="0"/>
+          <w:bCs w:val="0"/>
+          <w:lang w:val="en-US" w:eastAsia="zh-CN"/>
+        </w:rPr>
+      </w:pPr>
+      <w:r>
+        <w:rPr>
+          <w:rFonts w:hint="eastAsia"/>
+          <w:b/>
+          <w:bCs/>
+          <w:lang w:val="en-US" w:eastAsia="zh-CN"/>
+        </w:rPr>
+        <w:t>2.常用方法清单</w:t>
+      </w:r>
+    </w:p>
+    <w:p>
+      <w:pPr>
+        <w:rPr>
+          <w:rFonts w:hint="eastAsia"/>
+          <w:b w:val="0"/>
+          <w:bCs w:val="0"/>
+          <w:lang w:val="en-US" w:eastAsia="zh-CN"/>
+        </w:rPr>
+      </w:pPr>
+      <w:r>
+        <w:rPr>
+          <w:rFonts w:hint="eastAsia"/>
+          <w:b w:val="0"/>
+          <w:bCs w:val="0"/>
+          <w:lang w:val="en-US" w:eastAsia="zh-CN"/>
+        </w:rPr>
+        <w:t>Deque的方法分为两类：一类在操作失败时抛出异常，另一类则返回特殊值（null或false）。</w:t>
+      </w:r>
+    </w:p>
+    <w:p>
+      <w:r>
+        <w:drawing>
+          <wp:inline distT="0" distB="0" distL="114300" distR="114300">
+            <wp:extent cx="5272405" cy="1996440"/>
+            <wp:effectExtent l="0" t="0" r="4445" b="3810"/>
+            <wp:docPr id="17" name="图片 2"/>
+            <wp:cNvGraphicFramePr>
+              <a:graphicFrameLocks xmlns:a="http://schemas.openxmlformats.org/drawingml/2006/main" noChangeAspect="1"/>
+            </wp:cNvGraphicFramePr>
+            <a:graphic xmlns:a="http://schemas.openxmlformats.org/drawingml/2006/main">
+              <a:graphicData uri="http://schemas.openxmlformats.org/drawingml/2006/picture">
+                <pic:pic xmlns:pic="http://schemas.openxmlformats.org/drawingml/2006/picture">
+                  <pic:nvPicPr>
+                    <pic:cNvPr id="17" name="图片 2"/>
+                    <pic:cNvPicPr>
+                      <a:picLocks noChangeAspect="1"/>
+                    </pic:cNvPicPr>
+                  </pic:nvPicPr>
+                  <pic:blipFill>
+                    <a:blip r:embed="rId19"/>
+                    <a:stretch>
+                      <a:fillRect/>
+                    </a:stretch>
+                  </pic:blipFill>
+                  <pic:spPr>
+                    <a:xfrm>
+                      <a:off x="0" y="0"/>
+                      <a:ext cx="5272405" cy="1996440"/>
+                    </a:xfrm>
+                    <a:prstGeom prst="rect">
+                      <a:avLst/>
+                    </a:prstGeom>
+                    <a:noFill/>
+                    <a:ln>
+                      <a:noFill/>
+                    </a:ln>
+                  </pic:spPr>
+                </pic:pic>
+              </a:graphicData>
+            </a:graphic>
+          </wp:inline>
+        </w:drawing>
+      </w:r>
+    </w:p>
+    <w:p>
+      <w:r>
+        <w:drawing>
+          <wp:inline distT="0" distB="0" distL="114300" distR="114300">
+            <wp:extent cx="5265420" cy="2060575"/>
+            <wp:effectExtent l="0" t="0" r="1905" b="6350"/>
+            <wp:docPr id="18" name="图片 3"/>
+            <wp:cNvGraphicFramePr>
+              <a:graphicFrameLocks xmlns:a="http://schemas.openxmlformats.org/drawingml/2006/main" noChangeAspect="1"/>
+            </wp:cNvGraphicFramePr>
+            <a:graphic xmlns:a="http://schemas.openxmlformats.org/drawingml/2006/main">
+              <a:graphicData uri="http://schemas.openxmlformats.org/drawingml/2006/picture">
+                <pic:pic xmlns:pic="http://schemas.openxmlformats.org/drawingml/2006/picture">
+                  <pic:nvPicPr>
+                    <pic:cNvPr id="18" name="图片 3"/>
+                    <pic:cNvPicPr>
+                      <a:picLocks noChangeAspect="1"/>
+                    </pic:cNvPicPr>
+                  </pic:nvPicPr>
+                  <pic:blipFill>
+                    <a:blip r:embed="rId20"/>
+                    <a:stretch>
+                      <a:fillRect/>
+                    </a:stretch>
+                  </pic:blipFill>
+                  <pic:spPr>
+                    <a:xfrm>
+                      <a:off x="0" y="0"/>
+                      <a:ext cx="5265420" cy="2060575"/>
+                    </a:xfrm>
+                    <a:prstGeom prst="rect">
+                      <a:avLst/>
+                    </a:prstGeom>
+                    <a:noFill/>
+                    <a:ln>
+                      <a:noFill/>
+                    </a:ln>
+                  </pic:spPr>
+                </pic:pic>
+              </a:graphicData>
+            </a:graphic>
+          </wp:inline>
+        </w:drawing>
+      </w:r>
+    </w:p>
+    <w:p>
+      <w:r>
+        <w:drawing>
+          <wp:inline distT="0" distB="0" distL="114300" distR="114300">
+            <wp:extent cx="3995420" cy="1896110"/>
+            <wp:effectExtent l="0" t="0" r="5080" b="8890"/>
+            <wp:docPr id="19" name="图片 4"/>
+            <wp:cNvGraphicFramePr>
+              <a:graphicFrameLocks xmlns:a="http://schemas.openxmlformats.org/drawingml/2006/main" noChangeAspect="1"/>
+            </wp:cNvGraphicFramePr>
+            <a:graphic xmlns:a="http://schemas.openxmlformats.org/drawingml/2006/main">
+              <a:graphicData uri="http://schemas.openxmlformats.org/drawingml/2006/picture">
+                <pic:pic xmlns:pic="http://schemas.openxmlformats.org/drawingml/2006/picture">
+                  <pic:nvPicPr>
+                    <pic:cNvPr id="19" name="图片 4"/>
+                    <pic:cNvPicPr>
+                      <a:picLocks noChangeAspect="1"/>
+                    </pic:cNvPicPr>
+                  </pic:nvPicPr>
+                  <pic:blipFill>
+                    <a:blip r:embed="rId21"/>
+                    <a:stretch>
+                      <a:fillRect/>
+                    </a:stretch>
+                  </pic:blipFill>
+                  <pic:spPr>
+                    <a:xfrm>
+                      <a:off x="0" y="0"/>
+                      <a:ext cx="3995420" cy="1896110"/>
+                    </a:xfrm>
+                    <a:prstGeom prst="rect">
+                      <a:avLst/>
+                    </a:prstGeom>
+                    <a:noFill/>
+                    <a:ln>
+                      <a:noFill/>
+                    </a:ln>
+                  </pic:spPr>
+                </pic:pic>
+              </a:graphicData>
+            </a:graphic>
+          </wp:inline>
+        </w:drawing>
+      </w:r>
+    </w:p>
+    <w:p/>
+    <w:p>
+      <w:pPr>
+        <w:rPr>
+          <w:rFonts w:hint="eastAsia"/>
+          <w:lang w:val="en-US" w:eastAsia="zh-CN"/>
+        </w:rPr>
+      </w:pPr>
+      <w:r>
+        <w:rPr>
+          <w:rFonts w:hint="eastAsia"/>
+          <w:b/>
+          <w:bCs/>
+          <w:lang w:val="en-US" w:eastAsia="zh-CN"/>
+        </w:rPr>
+        <w:t>3.总结与开发建议</w:t>
+      </w:r>
+    </w:p>
+    <w:p>
+      <w:pPr>
+        <w:rPr>
+          <w:rFonts w:hint="eastAsia"/>
+          <w:lang w:val="en-US" w:eastAsia="zh-CN"/>
+        </w:rPr>
+      </w:pPr>
+      <w:r>
+        <w:rPr>
+          <w:rFonts w:hint="eastAsia"/>
+          <w:lang w:val="en-US" w:eastAsia="zh-CN"/>
+        </w:rPr>
+        <w:t>别用Stack类：java.util.Stack是线程同步的，性能较差，且继承自Vector属于设计上的失误。请始终使用Deque接口。</w:t>
+      </w:r>
+    </w:p>
+    <w:p>
+      <w:pPr>
+        <w:rPr>
+          <w:rFonts w:hint="eastAsia"/>
+          <w:lang w:val="en-US" w:eastAsia="zh-CN"/>
+        </w:rPr>
+      </w:pPr>
+      <w:r>
+        <w:rPr>
+          <w:rFonts w:hint="eastAsia"/>
+          <w:lang w:val="en-US" w:eastAsia="zh-CN"/>
+        </w:rPr>
+        <w:t>默认选 ArrayDeque：只要你不需要存储 null，它在性能和内存上都是王牌。</w:t>
+      </w:r>
+    </w:p>
+    <w:p>
+      <w:pPr>
+        <w:rPr>
+          <w:rFonts w:hint="default"/>
+          <w:lang w:val="en-US" w:eastAsia="zh-CN"/>
+        </w:rPr>
+      </w:pPr>
+      <w:r>
+        <w:rPr>
+          <w:rFonts w:hint="eastAsia"/>
+          <w:lang w:val="en-US" w:eastAsia="zh-CN"/>
+        </w:rPr>
+        <w:t>线程安全：如果需要多线程操作，请使用LinkedBlockingDeque或通过Collections.synchronizedDeque()进行包装，LinkedBlockingDeque是 java.util.concurrent 包下的实现，它不仅线程安全，还支持阻塞操作（当队列满时入队会等待，或队列空时出队会等待），非常适合生产者-消费者模型。</w:t>
+      </w:r>
+    </w:p>
+    <w:p>
+      <w:pPr>
+        <w:rPr>
+          <w:rFonts w:hint="eastAsia"/>
+          <w:lang w:val="en-US" w:eastAsia="zh-CN"/>
+        </w:rPr>
+      </w:pPr>
+    </w:p>
+    <w:p>
+      <w:pPr>
+        <w:rPr>
+          <w:rFonts w:hint="default"/>
+          <w:lang w:val="en-US" w:eastAsia="zh-CN"/>
+        </w:rPr>
+      </w:pPr>
     </w:p>
     <w:p>
       <w:pPr>

--- a/leetcode/google/Java语法.docx
+++ b/leetcode/google/Java语法.docx
@@ -182,6 +182,31 @@
         </w:rPr>
         <w:t>return new int[]{index,i};</w:t>
       </w:r>
+    </w:p>
+    <w:p>
+      <w:pPr>
+        <w:rPr>
+          <w:rFonts w:hint="eastAsia"/>
+          <w:lang w:val="en-US" w:eastAsia="zh-CN"/>
+        </w:rPr>
+      </w:pPr>
+    </w:p>
+    <w:p>
+      <w:pPr>
+        <w:rPr>
+          <w:rFonts w:hint="default"/>
+          <w:lang w:val="en-US" w:eastAsia="zh-CN"/>
+        </w:rPr>
+      </w:pPr>
+      <w:r>
+        <w:rPr>
+          <w:rFonts w:hint="eastAsia"/>
+          <w:lang w:val="en-US" w:eastAsia="zh-CN"/>
+        </w:rPr>
+        <w:t>2.获取数组长度:数组名.length</w:t>
+      </w:r>
+      <w:bookmarkStart w:id="0" w:name="_GoBack"/>
+      <w:bookmarkEnd w:id="0"/>
     </w:p>
     <w:p>
       <w:pPr>
@@ -1307,8 +1332,6 @@
         </w:rPr>
         <w:t xml:space="preserve">            put(')', '(');</w:t>
       </w:r>
-      <w:bookmarkStart w:id="0" w:name="_GoBack"/>
-      <w:bookmarkEnd w:id="0"/>
     </w:p>
     <w:p>
       <w:pPr>

--- a/leetcode/google/Java语法.docx
+++ b/leetcode/google/Java语法.docx
@@ -205,8 +205,6 @@
         </w:rPr>
         <w:t>2.获取数组长度:数组名.length</w:t>
       </w:r>
-      <w:bookmarkStart w:id="0" w:name="_GoBack"/>
-      <w:bookmarkEnd w:id="0"/>
     </w:p>
     <w:p>
       <w:pPr>
@@ -220,7 +218,7 @@
       <w:pPr>
         <w:outlineLvl w:val="0"/>
         <w:rPr>
-          <w:rFonts w:hint="eastAsia"/>
+          <w:rFonts w:hint="default"/>
           <w:b/>
           <w:bCs/>
           <w:lang w:val="en-US" w:eastAsia="zh-CN"/>
@@ -233,28 +231,59 @@
           <w:bCs/>
           <w:lang w:val="en-US" w:eastAsia="zh-CN"/>
         </w:rPr>
-        <w:t>00003 字符与字符串</w:t>
-      </w:r>
-    </w:p>
-    <w:p>
-      <w:pPr>
+        <w:t>00003 String</w:t>
+      </w:r>
+    </w:p>
+    <w:p>
+      <w:pPr>
+        <w:numPr>
+          <w:ilvl w:val="0"/>
+          <w:numId w:val="0"/>
+        </w:numPr>
         <w:outlineLvl w:val="9"/>
-        <w:rPr>
-          <w:rFonts w:hint="default"/>
-          <w:b/>
-          <w:bCs/>
-          <w:lang w:val="en-US" w:eastAsia="zh-CN"/>
-        </w:rPr>
-      </w:pPr>
-      <w:r>
         <w:rPr>
           <w:rFonts w:hint="eastAsia"/>
           <w:b w:val="0"/>
           <w:bCs w:val="0"/>
           <w:lang w:val="en-US" w:eastAsia="zh-CN"/>
         </w:rPr>
-        <w:t>0.获取字符串长度是length()方法。</w:t>
-      </w:r>
+      </w:pPr>
+      <w:r>
+        <w:rPr>
+          <w:rFonts w:hint="eastAsia" w:asciiTheme="minorHAnsi" w:hAnsiTheme="minorHAnsi" w:eastAsiaTheme="minorEastAsia" w:cstheme="minorBidi"/>
+          <w:b w:val="0"/>
+          <w:bCs w:val="0"/>
+          <w:kern w:val="2"/>
+          <w:sz w:val="21"/>
+          <w:szCs w:val="24"/>
+          <w:lang w:val="en-US" w:eastAsia="zh-CN" w:bidi="ar-SA"/>
+        </w:rPr>
+        <w:t>0.</w:t>
+      </w:r>
+      <w:r>
+        <w:rPr>
+          <w:rFonts w:hint="eastAsia"/>
+          <w:b w:val="0"/>
+          <w:bCs w:val="0"/>
+          <w:lang w:val="en-US" w:eastAsia="zh-CN"/>
+        </w:rPr>
+        <w:t>获取字符串长度是length()方法。</w:t>
+      </w:r>
+    </w:p>
+    <w:p>
+      <w:pPr>
+        <w:numPr>
+          <w:ilvl w:val="0"/>
+          <w:numId w:val="0"/>
+        </w:numPr>
+        <w:outlineLvl w:val="9"/>
+        <w:rPr>
+          <w:rFonts w:hint="default"/>
+          <w:b w:val="0"/>
+          <w:bCs w:val="0"/>
+          <w:lang w:val="en-US" w:eastAsia="zh-CN"/>
+        </w:rPr>
+      </w:pPr>
     </w:p>
     <w:p>
       <w:pPr>
@@ -889,12 +918,6 @@
       </w:r>
     </w:p>
     <w:p>
-      <w:pPr>
-        <w:rPr>
-          <w:rFonts w:hint="default"/>
-          <w:lang w:val="en-US" w:eastAsia="zh-CN"/>
-        </w:rPr>
-      </w:pPr>
       <w:r>
         <w:drawing>
           <wp:inline distT="0" distB="0" distL="114300" distR="114300">
@@ -939,6 +962,3347 @@
         </w:drawing>
       </w:r>
     </w:p>
+    <w:p/>
+    <w:p>
+      <w:pPr>
+        <w:rPr>
+          <w:rFonts w:hint="default"/>
+          <w:lang w:val="en-US" w:eastAsia="zh-CN"/>
+        </w:rPr>
+      </w:pPr>
+      <w:r>
+        <w:rPr>
+          <w:rFonts w:hint="eastAsia"/>
+          <w:lang w:val="en-US" w:eastAsia="zh-CN"/>
+        </w:rPr>
+        <w:t>4.equals方法，判断两个字符串是否相等，例子：</w:t>
+      </w:r>
+    </w:p>
+    <w:p>
+      <w:pPr>
+        <w:rPr>
+          <w:rFonts w:hint="default"/>
+          <w:lang w:val="en-US" w:eastAsia="zh-CN"/>
+        </w:rPr>
+      </w:pPr>
+      <w:r>
+        <w:rPr>
+          <w:rFonts w:hint="eastAsia"/>
+          <w:lang w:val="en-US" w:eastAsia="zh-CN"/>
+        </w:rPr>
+        <w:t>str1</w:t>
+      </w:r>
+      <w:r>
+        <w:rPr>
+          <w:rFonts w:hint="default"/>
+          <w:lang w:val="en-US" w:eastAsia="zh-CN"/>
+        </w:rPr>
+        <w:t>.equals(</w:t>
+      </w:r>
+      <w:r>
+        <w:rPr>
+          <w:rFonts w:hint="eastAsia"/>
+          <w:lang w:val="en-US" w:eastAsia="zh-CN"/>
+        </w:rPr>
+        <w:t>str2</w:t>
+      </w:r>
+      <w:r>
+        <w:rPr>
+          <w:rFonts w:hint="default"/>
+          <w:lang w:val="en-US" w:eastAsia="zh-CN"/>
+        </w:rPr>
+        <w:t>)</w:t>
+      </w:r>
+    </w:p>
+    <w:p>
+      <w:pPr>
+        <w:rPr>
+          <w:rFonts w:hint="eastAsia"/>
+          <w:lang w:val="en-US" w:eastAsia="zh-CN"/>
+        </w:rPr>
+      </w:pPr>
+    </w:p>
+    <w:p>
+      <w:pPr>
+        <w:outlineLvl w:val="0"/>
+        <w:rPr>
+          <w:rFonts w:hint="default"/>
+          <w:lang w:val="en-US" w:eastAsia="zh-CN"/>
+        </w:rPr>
+      </w:pPr>
+      <w:r>
+        <w:rPr>
+          <w:rFonts w:hint="eastAsia"/>
+          <w:b/>
+          <w:bCs/>
+          <w:lang w:val="en-US" w:eastAsia="zh-CN"/>
+        </w:rPr>
+        <w:t>00003.1 StringBuffer</w:t>
+      </w:r>
+    </w:p>
+    <w:p>
+      <w:pPr>
+        <w:rPr>
+          <w:rFonts w:hint="eastAsia"/>
+          <w:lang w:val="en-US" w:eastAsia="zh-CN"/>
+        </w:rPr>
+      </w:pPr>
+      <w:r>
+        <w:rPr>
+          <w:rFonts w:hint="eastAsia"/>
+          <w:lang w:val="en-US" w:eastAsia="zh-CN"/>
+        </w:rPr>
+        <w:t>题目：125</w:t>
+      </w:r>
+    </w:p>
+    <w:p>
+      <w:pPr>
+        <w:rPr>
+          <w:rFonts w:hint="default"/>
+          <w:lang w:val="en-US" w:eastAsia="zh-CN"/>
+        </w:rPr>
+      </w:pPr>
+      <w:r>
+        <w:rPr>
+          <w:rFonts w:hint="default"/>
+          <w:lang w:val="en-US" w:eastAsia="zh-CN"/>
+        </w:rPr>
+        <w:t>StringBuffer是Java中一个非常重要的类，主要用于处理可变字符串。与普通的String不同，StringBuffer的内容可以被修改，且不会产生大量无用的中间对象。</w:t>
+      </w:r>
+    </w:p>
+    <w:p>
+      <w:pPr>
+        <w:rPr>
+          <w:rFonts w:hint="default"/>
+          <w:lang w:val="en-US" w:eastAsia="zh-CN"/>
+        </w:rPr>
+      </w:pPr>
+      <w:r>
+        <w:rPr>
+          <w:rFonts w:hint="default"/>
+          <w:lang w:val="en-US" w:eastAsia="zh-CN"/>
+        </w:rPr>
+        <w:t>以下是StringBuffer的核心用法、常用方法及其与StringBuilder的区别。</w:t>
+      </w:r>
+    </w:p>
+    <w:p>
+      <w:pPr>
+        <w:rPr>
+          <w:rFonts w:hint="default"/>
+          <w:lang w:val="en-US" w:eastAsia="zh-CN"/>
+        </w:rPr>
+      </w:pPr>
+    </w:p>
+    <w:p>
+      <w:pPr>
+        <w:rPr>
+          <w:rFonts w:hint="default"/>
+          <w:lang w:val="en-US" w:eastAsia="zh-CN"/>
+        </w:rPr>
+      </w:pPr>
+      <w:r>
+        <w:rPr>
+          <w:rFonts w:hint="default"/>
+          <w:b/>
+          <w:bCs/>
+          <w:lang w:val="en-US" w:eastAsia="zh-CN"/>
+        </w:rPr>
+        <w:t>1.核心特性</w:t>
+      </w:r>
+    </w:p>
+    <w:p>
+      <w:pPr>
+        <w:rPr>
+          <w:rFonts w:hint="default"/>
+          <w:lang w:val="en-US" w:eastAsia="zh-CN"/>
+        </w:rPr>
+      </w:pPr>
+      <w:r>
+        <w:rPr>
+          <w:rFonts w:hint="default"/>
+          <w:lang w:val="en-US" w:eastAsia="zh-CN"/>
+        </w:rPr>
+        <w:t>可变性：修改字符串时，是在原对象上进行操作，而不是创建新对象。</w:t>
+      </w:r>
+    </w:p>
+    <w:p>
+      <w:pPr>
+        <w:rPr>
+          <w:rFonts w:hint="default"/>
+          <w:lang w:val="en-US" w:eastAsia="zh-CN"/>
+        </w:rPr>
+      </w:pPr>
+      <w:r>
+        <w:rPr>
+          <w:rFonts w:hint="default"/>
+          <w:lang w:val="en-US" w:eastAsia="zh-CN"/>
+        </w:rPr>
+        <w:t>线程安全：它的方法使用了synchronized关键字，因此在多线程环境下是安全的。</w:t>
+      </w:r>
+    </w:p>
+    <w:p>
+      <w:pPr>
+        <w:rPr>
+          <w:rFonts w:hint="default"/>
+          <w:lang w:val="en-US" w:eastAsia="zh-CN"/>
+        </w:rPr>
+      </w:pPr>
+      <w:r>
+        <w:rPr>
+          <w:rFonts w:hint="default"/>
+          <w:lang w:val="en-US" w:eastAsia="zh-CN"/>
+        </w:rPr>
+        <w:t>性能：在频繁修改字符串（如拼接、删除）的场景下，性能远高于String。</w:t>
+      </w:r>
+    </w:p>
+    <w:p>
+      <w:pPr>
+        <w:rPr>
+          <w:rFonts w:hint="default"/>
+          <w:lang w:val="en-US" w:eastAsia="zh-CN"/>
+        </w:rPr>
+      </w:pPr>
+    </w:p>
+    <w:p>
+      <w:pPr>
+        <w:rPr>
+          <w:rFonts w:hint="default"/>
+          <w:lang w:val="en-US" w:eastAsia="zh-CN"/>
+        </w:rPr>
+      </w:pPr>
+      <w:r>
+        <w:rPr>
+          <w:rFonts w:hint="default"/>
+          <w:b/>
+          <w:bCs/>
+          <w:lang w:val="en-US" w:eastAsia="zh-CN"/>
+        </w:rPr>
+        <w:t>2.常用操作方法</w:t>
+      </w:r>
+    </w:p>
+    <w:p>
+      <w:pPr>
+        <w:rPr>
+          <w:rFonts w:hint="default"/>
+          <w:lang w:val="en-US" w:eastAsia="zh-CN"/>
+        </w:rPr>
+      </w:pPr>
+      <w:r>
+        <w:rPr>
+          <w:rFonts w:hint="default"/>
+          <w:b/>
+          <w:bCs/>
+          <w:lang w:val="en-US" w:eastAsia="zh-CN"/>
+        </w:rPr>
+        <w:t>初始化</w:t>
+      </w:r>
+      <w:r>
+        <w:rPr>
+          <w:rFonts w:hint="eastAsia"/>
+          <w:lang w:val="en-US" w:eastAsia="zh-CN"/>
+        </w:rPr>
+        <w:t>：</w:t>
+      </w:r>
+    </w:p>
+    <w:p>
+      <w:pPr>
+        <w:rPr>
+          <w:rFonts w:hint="default"/>
+          <w:lang w:val="en-US" w:eastAsia="zh-CN"/>
+        </w:rPr>
+      </w:pPr>
+      <w:r>
+        <w:rPr>
+          <w:rFonts w:hint="default"/>
+          <w:lang w:val="en-US" w:eastAsia="zh-CN"/>
+        </w:rPr>
+        <w:t>StringBuffer sb1 = new StringBuffer();           // 默认容量为 16</w:t>
+      </w:r>
+    </w:p>
+    <w:p>
+      <w:pPr>
+        <w:rPr>
+          <w:rFonts w:hint="default"/>
+          <w:lang w:val="en-US" w:eastAsia="zh-CN"/>
+        </w:rPr>
+      </w:pPr>
+      <w:r>
+        <w:rPr>
+          <w:rFonts w:hint="default"/>
+          <w:lang w:val="en-US" w:eastAsia="zh-CN"/>
+        </w:rPr>
+        <w:t>StringBuffer sb2 = new StringBuffer("Hello");    // 指定初始内容</w:t>
+      </w:r>
+    </w:p>
+    <w:p>
+      <w:pPr>
+        <w:rPr>
+          <w:rFonts w:hint="default"/>
+          <w:lang w:val="en-US" w:eastAsia="zh-CN"/>
+        </w:rPr>
+      </w:pPr>
+    </w:p>
+    <w:p>
+      <w:pPr>
+        <w:rPr>
+          <w:rFonts w:hint="default"/>
+          <w:lang w:val="en-US" w:eastAsia="zh-CN"/>
+        </w:rPr>
+      </w:pPr>
+      <w:r>
+        <w:rPr>
+          <w:rFonts w:hint="default"/>
+          <w:b/>
+          <w:bCs/>
+          <w:lang w:val="en-US" w:eastAsia="zh-CN"/>
+        </w:rPr>
+        <w:t>增、删、改、查</w:t>
+      </w:r>
+    </w:p>
+    <w:p>
+      <w:r>
+        <w:drawing>
+          <wp:inline distT="0" distB="0" distL="114300" distR="114300">
+            <wp:extent cx="5267960" cy="3232150"/>
+            <wp:effectExtent l="0" t="0" r="8890" b="6350"/>
+            <wp:docPr id="9" name="图片 1"/>
+            <wp:cNvGraphicFramePr>
+              <a:graphicFrameLocks xmlns:a="http://schemas.openxmlformats.org/drawingml/2006/main" noChangeAspect="1"/>
+            </wp:cNvGraphicFramePr>
+            <a:graphic xmlns:a="http://schemas.openxmlformats.org/drawingml/2006/main">
+              <a:graphicData uri="http://schemas.openxmlformats.org/drawingml/2006/picture">
+                <pic:pic xmlns:pic="http://schemas.openxmlformats.org/drawingml/2006/picture">
+                  <pic:nvPicPr>
+                    <pic:cNvPr id="9" name="图片 1"/>
+                    <pic:cNvPicPr>
+                      <a:picLocks noChangeAspect="1"/>
+                    </pic:cNvPicPr>
+                  </pic:nvPicPr>
+                  <pic:blipFill>
+                    <a:blip r:embed="rId18"/>
+                    <a:stretch>
+                      <a:fillRect/>
+                    </a:stretch>
+                  </pic:blipFill>
+                  <pic:spPr>
+                    <a:xfrm>
+                      <a:off x="0" y="0"/>
+                      <a:ext cx="5267960" cy="3232150"/>
+                    </a:xfrm>
+                    <a:prstGeom prst="rect">
+                      <a:avLst/>
+                    </a:prstGeom>
+                    <a:noFill/>
+                    <a:ln>
+                      <a:noFill/>
+                    </a:ln>
+                  </pic:spPr>
+                </pic:pic>
+              </a:graphicData>
+            </a:graphic>
+          </wp:inline>
+        </w:drawing>
+      </w:r>
+    </w:p>
+    <w:p>
+      <w:pPr>
+        <w:rPr>
+          <w:rFonts w:hint="default"/>
+          <w:lang w:val="en-US" w:eastAsia="zh-CN"/>
+        </w:rPr>
+      </w:pPr>
+      <w:r>
+        <w:rPr>
+          <w:rFonts w:hint="eastAsia"/>
+          <w:b/>
+          <w:bCs/>
+          <w:lang w:val="en-US" w:eastAsia="zh-CN"/>
+        </w:rPr>
+        <w:t>3.StringBuffer vs StringBuilder vs String</w:t>
+      </w:r>
+    </w:p>
+    <w:p>
+      <w:pPr>
+        <w:rPr>
+          <w:rFonts w:hint="default"/>
+          <w:lang w:val="en-US" w:eastAsia="zh-CN"/>
+        </w:rPr>
+      </w:pPr>
+      <w:r>
+        <w:rPr>
+          <w:rFonts w:hint="default"/>
+          <w:lang w:val="en-US" w:eastAsia="zh-CN"/>
+        </w:rPr>
+        <w:t>在选择使用哪种字符串类时，可以参考下表：</w:t>
+      </w:r>
+    </w:p>
+    <w:tbl>
+      <w:tblPr>
+        <w:tblStyle w:val="2"/>
+        <w:tblW w:w="0" w:type="auto"/>
+        <w:tblCellSpacing w:w="15" w:type="dxa"/>
+        <w:tblInd w:w="5" w:type="dxa"/>
+        <w:tblBorders>
+          <w:top w:val="none" w:color="1F1F1F" w:sz="0" w:space="0"/>
+          <w:left w:val="none" w:color="1F1F1F" w:sz="0" w:space="0"/>
+          <w:bottom w:val="none" w:color="1F1F1F" w:sz="0" w:space="0"/>
+          <w:right w:val="none" w:color="1F1F1F" w:sz="0" w:space="0"/>
+          <w:insideH w:val="none" w:color="auto" w:sz="0" w:space="0"/>
+          <w:insideV w:val="none" w:color="auto" w:sz="0" w:space="0"/>
+        </w:tblBorders>
+        <w:shd w:val="clear" w:color="auto" w:fill="auto"/>
+        <w:tblLayout w:type="autofit"/>
+        <w:tblCellMar>
+          <w:top w:w="0" w:type="dxa"/>
+          <w:left w:w="0" w:type="dxa"/>
+          <w:bottom w:w="0" w:type="dxa"/>
+          <w:right w:w="0" w:type="dxa"/>
+        </w:tblCellMar>
+      </w:tblPr>
+      <w:tblGrid>
+        <w:gridCol w:w="1025"/>
+        <w:gridCol w:w="2127"/>
+        <w:gridCol w:w="2640"/>
+        <w:gridCol w:w="2579"/>
+      </w:tblGrid>
+      <w:tr>
+        <w:tblPrEx>
+          <w:tblBorders>
+            <w:top w:val="none" w:color="1F1F1F" w:sz="0" w:space="0"/>
+            <w:left w:val="none" w:color="1F1F1F" w:sz="0" w:space="0"/>
+            <w:bottom w:val="none" w:color="1F1F1F" w:sz="0" w:space="0"/>
+            <w:right w:val="none" w:color="1F1F1F" w:sz="0" w:space="0"/>
+            <w:insideH w:val="none" w:color="auto" w:sz="0" w:space="0"/>
+            <w:insideV w:val="none" w:color="auto" w:sz="0" w:space="0"/>
+          </w:tblBorders>
+          <w:tblCellMar>
+            <w:top w:w="0" w:type="dxa"/>
+            <w:left w:w="0" w:type="dxa"/>
+            <w:bottom w:w="0" w:type="dxa"/>
+            <w:right w:w="0" w:type="dxa"/>
+          </w:tblCellMar>
+        </w:tblPrEx>
+        <w:trPr>
+          <w:tblHeader/>
+          <w:tblCellSpacing w:w="15" w:type="dxa"/>
+        </w:trPr>
+        <w:tc>
+          <w:tcPr>
+            <w:tcW w:w="980" w:type="dxa"/>
+            <w:tcBorders>
+              <w:top w:val="single" w:color="auto" w:sz="2" w:space="0"/>
+              <w:left w:val="single" w:color="auto" w:sz="2" w:space="0"/>
+              <w:bottom w:val="single" w:color="auto" w:sz="2" w:space="0"/>
+              <w:right w:val="single" w:color="auto" w:sz="2" w:space="0"/>
+            </w:tcBorders>
+            <w:shd w:val="clear" w:color="auto" w:fill="auto"/>
+            <w:tcMar>
+              <w:top w:w="120" w:type="dxa"/>
+              <w:bottom w:w="120" w:type="dxa"/>
+              <w:right w:w="90" w:type="dxa"/>
+            </w:tcMar>
+            <w:vAlign w:val="center"/>
+          </w:tcPr>
+          <w:p>
+            <w:pPr>
+              <w:keepNext w:val="0"/>
+              <w:keepLines w:val="0"/>
+              <w:widowControl/>
+              <w:suppressLineNumbers w:val="0"/>
+              <w:bidi w:val="0"/>
+              <w:spacing w:before="0" w:beforeAutospacing="0" w:after="0" w:afterAutospacing="0" w:line="9" w:lineRule="atLeast"/>
+              <w:ind w:left="0" w:right="0"/>
+              <w:jc w:val="left"/>
+              <w:rPr>
+                <w:rFonts w:ascii="sans-serif" w:hAnsi="sans-serif" w:eastAsia="sans-serif" w:cs="sans-serif"/>
+                <w:color w:val="1F1F1F"/>
+              </w:rPr>
+            </w:pPr>
+            <w:r>
+              <w:rPr>
+                <w:rStyle w:val="4"/>
+                <w:rFonts w:hint="default" w:ascii="sans-serif" w:hAnsi="sans-serif" w:eastAsia="sans-serif" w:cs="sans-serif"/>
+                <w:color w:val="1F1F1F"/>
+                <w:kern w:val="0"/>
+                <w:sz w:val="24"/>
+                <w:szCs w:val="24"/>
+                <w:lang w:val="en-US" w:eastAsia="zh-CN" w:bidi="ar"/>
+              </w:rPr>
+              <w:t>特性</w:t>
+            </w:r>
+          </w:p>
+        </w:tc>
+        <w:tc>
+          <w:tcPr>
+            <w:tcW w:w="2097" w:type="dxa"/>
+            <w:tcBorders>
+              <w:top w:val="single" w:color="auto" w:sz="2" w:space="0"/>
+              <w:left w:val="single" w:color="auto" w:sz="2" w:space="0"/>
+              <w:bottom w:val="single" w:color="auto" w:sz="2" w:space="0"/>
+              <w:right w:val="single" w:color="auto" w:sz="2" w:space="0"/>
+            </w:tcBorders>
+            <w:shd w:val="clear" w:color="auto" w:fill="auto"/>
+            <w:tcMar>
+              <w:top w:w="120" w:type="dxa"/>
+              <w:bottom w:w="120" w:type="dxa"/>
+              <w:right w:w="90" w:type="dxa"/>
+            </w:tcMar>
+            <w:vAlign w:val="center"/>
+          </w:tcPr>
+          <w:p>
+            <w:pPr>
+              <w:keepNext w:val="0"/>
+              <w:keepLines w:val="0"/>
+              <w:widowControl/>
+              <w:suppressLineNumbers w:val="0"/>
+              <w:bidi w:val="0"/>
+              <w:spacing w:before="0" w:beforeAutospacing="0" w:after="0" w:afterAutospacing="0" w:line="9" w:lineRule="atLeast"/>
+              <w:ind w:left="0" w:right="0"/>
+              <w:jc w:val="left"/>
+              <w:rPr>
+                <w:rFonts w:hint="eastAsia" w:ascii="黑体" w:hAnsi="黑体" w:eastAsia="黑体" w:cs="黑体"/>
+                <w:color w:val="1F1F1F"/>
+              </w:rPr>
+            </w:pPr>
+            <w:r>
+              <w:rPr>
+                <w:rStyle w:val="4"/>
+                <w:rFonts w:hint="eastAsia" w:ascii="黑体" w:hAnsi="黑体" w:eastAsia="黑体" w:cs="黑体"/>
+                <w:color w:val="1F1F1F"/>
+                <w:kern w:val="0"/>
+                <w:sz w:val="24"/>
+                <w:szCs w:val="24"/>
+                <w:lang w:val="en-US" w:eastAsia="zh-CN" w:bidi="ar"/>
+              </w:rPr>
+              <w:t>String</w:t>
+            </w:r>
+          </w:p>
+        </w:tc>
+        <w:tc>
+          <w:tcPr>
+            <w:tcW w:w="0" w:type="auto"/>
+            <w:tcBorders>
+              <w:top w:val="single" w:color="auto" w:sz="2" w:space="0"/>
+              <w:left w:val="single" w:color="auto" w:sz="2" w:space="0"/>
+              <w:bottom w:val="single" w:color="auto" w:sz="2" w:space="0"/>
+              <w:right w:val="single" w:color="auto" w:sz="2" w:space="0"/>
+            </w:tcBorders>
+            <w:shd w:val="clear" w:color="auto" w:fill="auto"/>
+            <w:tcMar>
+              <w:top w:w="120" w:type="dxa"/>
+              <w:bottom w:w="120" w:type="dxa"/>
+              <w:right w:w="90" w:type="dxa"/>
+            </w:tcMar>
+            <w:vAlign w:val="center"/>
+          </w:tcPr>
+          <w:p>
+            <w:pPr>
+              <w:keepNext w:val="0"/>
+              <w:keepLines w:val="0"/>
+              <w:widowControl/>
+              <w:suppressLineNumbers w:val="0"/>
+              <w:bidi w:val="0"/>
+              <w:spacing w:before="0" w:beforeAutospacing="0" w:after="0" w:afterAutospacing="0" w:line="9" w:lineRule="atLeast"/>
+              <w:ind w:left="0" w:right="0"/>
+              <w:jc w:val="left"/>
+              <w:rPr>
+                <w:rFonts w:hint="eastAsia" w:ascii="黑体" w:hAnsi="黑体" w:eastAsia="黑体" w:cs="黑体"/>
+                <w:color w:val="1F1F1F"/>
+              </w:rPr>
+            </w:pPr>
+            <w:r>
+              <w:rPr>
+                <w:rStyle w:val="4"/>
+                <w:rFonts w:hint="eastAsia" w:ascii="黑体" w:hAnsi="黑体" w:eastAsia="黑体" w:cs="黑体"/>
+                <w:color w:val="1F1F1F"/>
+                <w:kern w:val="0"/>
+                <w:sz w:val="24"/>
+                <w:szCs w:val="24"/>
+                <w:lang w:val="en-US" w:eastAsia="zh-CN" w:bidi="ar"/>
+              </w:rPr>
+              <w:t>StringBuffer</w:t>
+            </w:r>
+          </w:p>
+        </w:tc>
+        <w:tc>
+          <w:tcPr>
+            <w:tcW w:w="0" w:type="auto"/>
+            <w:tcBorders>
+              <w:top w:val="single" w:color="auto" w:sz="2" w:space="0"/>
+              <w:left w:val="single" w:color="auto" w:sz="2" w:space="0"/>
+              <w:bottom w:val="single" w:color="auto" w:sz="2" w:space="0"/>
+              <w:right w:val="single" w:color="auto" w:sz="2" w:space="0"/>
+            </w:tcBorders>
+            <w:shd w:val="clear" w:color="auto" w:fill="auto"/>
+            <w:tcMar>
+              <w:top w:w="120" w:type="dxa"/>
+              <w:bottom w:w="120" w:type="dxa"/>
+            </w:tcMar>
+            <w:vAlign w:val="center"/>
+          </w:tcPr>
+          <w:p>
+            <w:pPr>
+              <w:keepNext w:val="0"/>
+              <w:keepLines w:val="0"/>
+              <w:widowControl/>
+              <w:suppressLineNumbers w:val="0"/>
+              <w:bidi w:val="0"/>
+              <w:spacing w:before="0" w:beforeAutospacing="0" w:after="0" w:afterAutospacing="0" w:line="9" w:lineRule="atLeast"/>
+              <w:ind w:left="0" w:right="0"/>
+              <w:jc w:val="left"/>
+              <w:rPr>
+                <w:rFonts w:hint="eastAsia" w:ascii="黑体" w:hAnsi="黑体" w:eastAsia="黑体" w:cs="黑体"/>
+                <w:color w:val="1F1F1F"/>
+              </w:rPr>
+            </w:pPr>
+            <w:r>
+              <w:rPr>
+                <w:rStyle w:val="4"/>
+                <w:rFonts w:hint="eastAsia" w:ascii="黑体" w:hAnsi="黑体" w:eastAsia="黑体" w:cs="黑体"/>
+                <w:color w:val="1F1F1F"/>
+                <w:kern w:val="0"/>
+                <w:sz w:val="24"/>
+                <w:szCs w:val="24"/>
+                <w:lang w:val="en-US" w:eastAsia="zh-CN" w:bidi="ar"/>
+              </w:rPr>
+              <w:t>StringBuilder</w:t>
+            </w:r>
+          </w:p>
+        </w:tc>
+      </w:tr>
+      <w:tr>
+        <w:tblPrEx>
+          <w:tblBorders>
+            <w:top w:val="none" w:color="1F1F1F" w:sz="0" w:space="0"/>
+            <w:left w:val="none" w:color="1F1F1F" w:sz="0" w:space="0"/>
+            <w:bottom w:val="none" w:color="1F1F1F" w:sz="0" w:space="0"/>
+            <w:right w:val="none" w:color="1F1F1F" w:sz="0" w:space="0"/>
+            <w:insideH w:val="none" w:color="auto" w:sz="0" w:space="0"/>
+            <w:insideV w:val="none" w:color="auto" w:sz="0" w:space="0"/>
+          </w:tblBorders>
+          <w:tblCellMar>
+            <w:top w:w="0" w:type="dxa"/>
+            <w:left w:w="0" w:type="dxa"/>
+            <w:bottom w:w="0" w:type="dxa"/>
+            <w:right w:w="0" w:type="dxa"/>
+          </w:tblCellMar>
+        </w:tblPrEx>
+        <w:trPr>
+          <w:tblCellSpacing w:w="15" w:type="dxa"/>
+        </w:trPr>
+        <w:tc>
+          <w:tcPr>
+            <w:tcW w:w="980" w:type="dxa"/>
+            <w:tcBorders>
+              <w:top w:val="single" w:color="auto" w:sz="2" w:space="0"/>
+              <w:left w:val="single" w:color="auto" w:sz="2" w:space="0"/>
+              <w:bottom w:val="single" w:color="auto" w:sz="2" w:space="0"/>
+              <w:right w:val="single" w:color="auto" w:sz="2" w:space="0"/>
+            </w:tcBorders>
+            <w:shd w:val="clear" w:color="auto" w:fill="auto"/>
+            <w:tcMar>
+              <w:top w:w="120" w:type="dxa"/>
+              <w:bottom w:w="120" w:type="dxa"/>
+              <w:right w:w="90" w:type="dxa"/>
+            </w:tcMar>
+            <w:vAlign w:val="center"/>
+          </w:tcPr>
+          <w:p>
+            <w:pPr>
+              <w:keepNext w:val="0"/>
+              <w:keepLines w:val="0"/>
+              <w:widowControl/>
+              <w:suppressLineNumbers w:val="0"/>
+              <w:bidi w:val="0"/>
+              <w:spacing w:before="0" w:beforeAutospacing="0" w:after="0" w:afterAutospacing="0" w:line="9" w:lineRule="atLeast"/>
+              <w:ind w:left="0" w:right="0"/>
+              <w:jc w:val="left"/>
+              <w:rPr>
+                <w:rFonts w:hint="default" w:ascii="sans-serif" w:hAnsi="sans-serif" w:eastAsia="sans-serif" w:cs="sans-serif"/>
+                <w:color w:val="1F1F1F"/>
+              </w:rPr>
+            </w:pPr>
+            <w:r>
+              <w:rPr>
+                <w:rFonts w:hint="default" w:ascii="sans-serif" w:hAnsi="sans-serif" w:eastAsia="sans-serif" w:cs="sans-serif"/>
+                <w:b/>
+                <w:bCs/>
+                <w:color w:val="1F1F1F"/>
+                <w:kern w:val="0"/>
+                <w:sz w:val="24"/>
+                <w:szCs w:val="24"/>
+                <w:lang w:val="en-US" w:eastAsia="zh-CN" w:bidi="ar"/>
+              </w:rPr>
+              <w:t>可变性</w:t>
+            </w:r>
+          </w:p>
+        </w:tc>
+        <w:tc>
+          <w:tcPr>
+            <w:tcW w:w="2097" w:type="dxa"/>
+            <w:tcBorders>
+              <w:top w:val="single" w:color="auto" w:sz="2" w:space="0"/>
+              <w:left w:val="single" w:color="auto" w:sz="2" w:space="0"/>
+              <w:bottom w:val="single" w:color="auto" w:sz="2" w:space="0"/>
+              <w:right w:val="single" w:color="auto" w:sz="2" w:space="0"/>
+            </w:tcBorders>
+            <w:shd w:val="clear" w:color="auto" w:fill="auto"/>
+            <w:tcMar>
+              <w:top w:w="120" w:type="dxa"/>
+              <w:bottom w:w="120" w:type="dxa"/>
+              <w:right w:w="90" w:type="dxa"/>
+            </w:tcMar>
+            <w:vAlign w:val="center"/>
+          </w:tcPr>
+          <w:p>
+            <w:pPr>
+              <w:keepNext w:val="0"/>
+              <w:keepLines w:val="0"/>
+              <w:widowControl/>
+              <w:suppressLineNumbers w:val="0"/>
+              <w:bidi w:val="0"/>
+              <w:spacing w:before="0" w:beforeAutospacing="0" w:after="0" w:afterAutospacing="0" w:line="9" w:lineRule="atLeast"/>
+              <w:ind w:left="0" w:right="0"/>
+              <w:jc w:val="left"/>
+              <w:rPr>
+                <w:rFonts w:hint="default" w:ascii="sans-serif" w:hAnsi="sans-serif" w:eastAsia="sans-serif" w:cs="sans-serif"/>
+                <w:color w:val="1F1F1F"/>
+              </w:rPr>
+            </w:pPr>
+            <w:r>
+              <w:rPr>
+                <w:rFonts w:hint="default" w:ascii="sans-serif" w:hAnsi="sans-serif" w:eastAsia="sans-serif" w:cs="sans-serif"/>
+                <w:color w:val="1F1F1F"/>
+                <w:kern w:val="0"/>
+                <w:sz w:val="24"/>
+                <w:szCs w:val="24"/>
+                <w:lang w:val="en-US" w:eastAsia="zh-CN" w:bidi="ar"/>
+              </w:rPr>
+              <w:t>不可变</w:t>
+            </w:r>
+          </w:p>
+        </w:tc>
+        <w:tc>
+          <w:tcPr>
+            <w:tcW w:w="0" w:type="auto"/>
+            <w:tcBorders>
+              <w:top w:val="single" w:color="auto" w:sz="2" w:space="0"/>
+              <w:left w:val="single" w:color="auto" w:sz="2" w:space="0"/>
+              <w:bottom w:val="single" w:color="auto" w:sz="2" w:space="0"/>
+              <w:right w:val="single" w:color="auto" w:sz="2" w:space="0"/>
+            </w:tcBorders>
+            <w:shd w:val="clear" w:color="auto" w:fill="auto"/>
+            <w:tcMar>
+              <w:top w:w="120" w:type="dxa"/>
+              <w:bottom w:w="120" w:type="dxa"/>
+              <w:right w:w="90" w:type="dxa"/>
+            </w:tcMar>
+            <w:vAlign w:val="center"/>
+          </w:tcPr>
+          <w:p>
+            <w:pPr>
+              <w:keepNext w:val="0"/>
+              <w:keepLines w:val="0"/>
+              <w:widowControl/>
+              <w:suppressLineNumbers w:val="0"/>
+              <w:bidi w:val="0"/>
+              <w:spacing w:before="0" w:beforeAutospacing="0" w:after="0" w:afterAutospacing="0" w:line="9" w:lineRule="atLeast"/>
+              <w:ind w:left="0" w:right="0"/>
+              <w:jc w:val="left"/>
+              <w:rPr>
+                <w:rFonts w:hint="default" w:ascii="sans-serif" w:hAnsi="sans-serif" w:eastAsia="sans-serif" w:cs="sans-serif"/>
+                <w:color w:val="1F1F1F"/>
+              </w:rPr>
+            </w:pPr>
+            <w:r>
+              <w:rPr>
+                <w:rFonts w:hint="default" w:ascii="sans-serif" w:hAnsi="sans-serif" w:eastAsia="sans-serif" w:cs="sans-serif"/>
+                <w:b/>
+                <w:bCs/>
+                <w:color w:val="1F1F1F"/>
+                <w:kern w:val="0"/>
+                <w:sz w:val="24"/>
+                <w:szCs w:val="24"/>
+                <w:lang w:val="en-US" w:eastAsia="zh-CN" w:bidi="ar"/>
+              </w:rPr>
+              <w:t>可变</w:t>
+            </w:r>
+          </w:p>
+        </w:tc>
+        <w:tc>
+          <w:tcPr>
+            <w:tcW w:w="0" w:type="auto"/>
+            <w:tcBorders>
+              <w:top w:val="single" w:color="auto" w:sz="2" w:space="0"/>
+              <w:left w:val="single" w:color="auto" w:sz="2" w:space="0"/>
+              <w:bottom w:val="single" w:color="auto" w:sz="2" w:space="0"/>
+              <w:right w:val="single" w:color="auto" w:sz="2" w:space="0"/>
+            </w:tcBorders>
+            <w:shd w:val="clear" w:color="auto" w:fill="auto"/>
+            <w:tcMar>
+              <w:top w:w="120" w:type="dxa"/>
+              <w:bottom w:w="120" w:type="dxa"/>
+            </w:tcMar>
+            <w:vAlign w:val="center"/>
+          </w:tcPr>
+          <w:p>
+            <w:pPr>
+              <w:keepNext w:val="0"/>
+              <w:keepLines w:val="0"/>
+              <w:widowControl/>
+              <w:suppressLineNumbers w:val="0"/>
+              <w:bidi w:val="0"/>
+              <w:spacing w:before="0" w:beforeAutospacing="0" w:after="0" w:afterAutospacing="0" w:line="9" w:lineRule="atLeast"/>
+              <w:ind w:left="0" w:right="0"/>
+              <w:jc w:val="left"/>
+              <w:rPr>
+                <w:rFonts w:hint="default" w:ascii="sans-serif" w:hAnsi="sans-serif" w:eastAsia="sans-serif" w:cs="sans-serif"/>
+                <w:color w:val="1F1F1F"/>
+              </w:rPr>
+            </w:pPr>
+            <w:r>
+              <w:rPr>
+                <w:rFonts w:hint="default" w:ascii="sans-serif" w:hAnsi="sans-serif" w:eastAsia="sans-serif" w:cs="sans-serif"/>
+                <w:b/>
+                <w:bCs/>
+                <w:color w:val="1F1F1F"/>
+                <w:kern w:val="0"/>
+                <w:sz w:val="24"/>
+                <w:szCs w:val="24"/>
+                <w:lang w:val="en-US" w:eastAsia="zh-CN" w:bidi="ar"/>
+              </w:rPr>
+              <w:t>可变</w:t>
+            </w:r>
+          </w:p>
+        </w:tc>
+      </w:tr>
+      <w:tr>
+        <w:tblPrEx>
+          <w:tblBorders>
+            <w:top w:val="none" w:color="1F1F1F" w:sz="0" w:space="0"/>
+            <w:left w:val="none" w:color="1F1F1F" w:sz="0" w:space="0"/>
+            <w:bottom w:val="none" w:color="1F1F1F" w:sz="0" w:space="0"/>
+            <w:right w:val="none" w:color="1F1F1F" w:sz="0" w:space="0"/>
+            <w:insideH w:val="none" w:color="auto" w:sz="0" w:space="0"/>
+            <w:insideV w:val="none" w:color="auto" w:sz="0" w:space="0"/>
+          </w:tblBorders>
+          <w:shd w:val="clear" w:color="auto" w:fill="auto"/>
+          <w:tblCellMar>
+            <w:top w:w="0" w:type="dxa"/>
+            <w:left w:w="0" w:type="dxa"/>
+            <w:bottom w:w="0" w:type="dxa"/>
+            <w:right w:w="0" w:type="dxa"/>
+          </w:tblCellMar>
+        </w:tblPrEx>
+        <w:trPr>
+          <w:tblCellSpacing w:w="15" w:type="dxa"/>
+        </w:trPr>
+        <w:tc>
+          <w:tcPr>
+            <w:tcW w:w="980" w:type="dxa"/>
+            <w:tcBorders>
+              <w:top w:val="single" w:color="auto" w:sz="2" w:space="0"/>
+              <w:left w:val="single" w:color="auto" w:sz="2" w:space="0"/>
+              <w:bottom w:val="single" w:color="auto" w:sz="2" w:space="0"/>
+              <w:right w:val="single" w:color="auto" w:sz="2" w:space="0"/>
+            </w:tcBorders>
+            <w:shd w:val="clear" w:color="auto" w:fill="auto"/>
+            <w:tcMar>
+              <w:top w:w="120" w:type="dxa"/>
+              <w:bottom w:w="120" w:type="dxa"/>
+              <w:right w:w="90" w:type="dxa"/>
+            </w:tcMar>
+            <w:vAlign w:val="center"/>
+          </w:tcPr>
+          <w:p>
+            <w:pPr>
+              <w:keepNext w:val="0"/>
+              <w:keepLines w:val="0"/>
+              <w:widowControl/>
+              <w:suppressLineNumbers w:val="0"/>
+              <w:bidi w:val="0"/>
+              <w:spacing w:before="0" w:beforeAutospacing="0" w:after="0" w:afterAutospacing="0" w:line="9" w:lineRule="atLeast"/>
+              <w:ind w:left="0" w:right="0"/>
+              <w:jc w:val="left"/>
+              <w:rPr>
+                <w:rFonts w:hint="default" w:ascii="sans-serif" w:hAnsi="sans-serif" w:eastAsia="sans-serif" w:cs="sans-serif"/>
+                <w:color w:val="1F1F1F"/>
+              </w:rPr>
+            </w:pPr>
+            <w:r>
+              <w:rPr>
+                <w:rFonts w:hint="default" w:ascii="sans-serif" w:hAnsi="sans-serif" w:eastAsia="sans-serif" w:cs="sans-serif"/>
+                <w:b/>
+                <w:bCs/>
+                <w:color w:val="1F1F1F"/>
+                <w:kern w:val="0"/>
+                <w:sz w:val="24"/>
+                <w:szCs w:val="24"/>
+                <w:lang w:val="en-US" w:eastAsia="zh-CN" w:bidi="ar"/>
+              </w:rPr>
+              <w:t>线程安全</w:t>
+            </w:r>
+          </w:p>
+        </w:tc>
+        <w:tc>
+          <w:tcPr>
+            <w:tcW w:w="2097" w:type="dxa"/>
+            <w:tcBorders>
+              <w:top w:val="single" w:color="auto" w:sz="2" w:space="0"/>
+              <w:left w:val="single" w:color="auto" w:sz="2" w:space="0"/>
+              <w:bottom w:val="single" w:color="auto" w:sz="2" w:space="0"/>
+              <w:right w:val="single" w:color="auto" w:sz="2" w:space="0"/>
+            </w:tcBorders>
+            <w:shd w:val="clear" w:color="auto" w:fill="auto"/>
+            <w:tcMar>
+              <w:top w:w="120" w:type="dxa"/>
+              <w:bottom w:w="120" w:type="dxa"/>
+              <w:right w:w="90" w:type="dxa"/>
+            </w:tcMar>
+            <w:vAlign w:val="center"/>
+          </w:tcPr>
+          <w:p>
+            <w:pPr>
+              <w:keepNext w:val="0"/>
+              <w:keepLines w:val="0"/>
+              <w:widowControl/>
+              <w:suppressLineNumbers w:val="0"/>
+              <w:bidi w:val="0"/>
+              <w:spacing w:before="0" w:beforeAutospacing="0" w:after="0" w:afterAutospacing="0" w:line="9" w:lineRule="atLeast"/>
+              <w:ind w:left="0" w:right="0"/>
+              <w:jc w:val="left"/>
+              <w:rPr>
+                <w:rFonts w:hint="default" w:ascii="sans-serif" w:hAnsi="sans-serif" w:eastAsia="sans-serif" w:cs="sans-serif"/>
+                <w:color w:val="1F1F1F"/>
+              </w:rPr>
+            </w:pPr>
+            <w:r>
+              <w:rPr>
+                <w:rFonts w:hint="default" w:ascii="sans-serif" w:hAnsi="sans-serif" w:eastAsia="sans-serif" w:cs="sans-serif"/>
+                <w:color w:val="1F1F1F"/>
+                <w:kern w:val="0"/>
+                <w:sz w:val="24"/>
+                <w:szCs w:val="24"/>
+                <w:lang w:val="en-US" w:eastAsia="zh-CN" w:bidi="ar"/>
+              </w:rPr>
+              <w:t>安全</w:t>
+            </w:r>
+          </w:p>
+        </w:tc>
+        <w:tc>
+          <w:tcPr>
+            <w:tcW w:w="0" w:type="auto"/>
+            <w:tcBorders>
+              <w:top w:val="single" w:color="auto" w:sz="2" w:space="0"/>
+              <w:left w:val="single" w:color="auto" w:sz="2" w:space="0"/>
+              <w:bottom w:val="single" w:color="auto" w:sz="2" w:space="0"/>
+              <w:right w:val="single" w:color="auto" w:sz="2" w:space="0"/>
+            </w:tcBorders>
+            <w:shd w:val="clear" w:color="auto" w:fill="auto"/>
+            <w:tcMar>
+              <w:top w:w="120" w:type="dxa"/>
+              <w:bottom w:w="120" w:type="dxa"/>
+              <w:right w:w="90" w:type="dxa"/>
+            </w:tcMar>
+            <w:vAlign w:val="center"/>
+          </w:tcPr>
+          <w:p>
+            <w:pPr>
+              <w:keepNext w:val="0"/>
+              <w:keepLines w:val="0"/>
+              <w:widowControl/>
+              <w:suppressLineNumbers w:val="0"/>
+              <w:bidi w:val="0"/>
+              <w:spacing w:before="0" w:beforeAutospacing="0" w:after="0" w:afterAutospacing="0" w:line="9" w:lineRule="atLeast"/>
+              <w:ind w:left="0" w:right="0"/>
+              <w:jc w:val="left"/>
+              <w:rPr>
+                <w:rFonts w:hint="default" w:ascii="sans-serif" w:hAnsi="sans-serif" w:eastAsia="sans-serif" w:cs="sans-serif"/>
+                <w:color w:val="1F1F1F"/>
+              </w:rPr>
+            </w:pPr>
+            <w:r>
+              <w:rPr>
+                <w:rFonts w:hint="default" w:ascii="sans-serif" w:hAnsi="sans-serif" w:eastAsia="sans-serif" w:cs="sans-serif"/>
+                <w:b/>
+                <w:bCs/>
+                <w:color w:val="1F1F1F"/>
+                <w:kern w:val="0"/>
+                <w:sz w:val="24"/>
+                <w:szCs w:val="24"/>
+                <w:lang w:val="en-US" w:eastAsia="zh-CN" w:bidi="ar"/>
+              </w:rPr>
+              <w:t>安全 (同步)</w:t>
+            </w:r>
+          </w:p>
+        </w:tc>
+        <w:tc>
+          <w:tcPr>
+            <w:tcW w:w="0" w:type="auto"/>
+            <w:tcBorders>
+              <w:top w:val="single" w:color="auto" w:sz="2" w:space="0"/>
+              <w:left w:val="single" w:color="auto" w:sz="2" w:space="0"/>
+              <w:bottom w:val="single" w:color="auto" w:sz="2" w:space="0"/>
+              <w:right w:val="single" w:color="auto" w:sz="2" w:space="0"/>
+            </w:tcBorders>
+            <w:shd w:val="clear" w:color="auto" w:fill="auto"/>
+            <w:tcMar>
+              <w:top w:w="120" w:type="dxa"/>
+              <w:bottom w:w="120" w:type="dxa"/>
+            </w:tcMar>
+            <w:vAlign w:val="center"/>
+          </w:tcPr>
+          <w:p>
+            <w:pPr>
+              <w:keepNext w:val="0"/>
+              <w:keepLines w:val="0"/>
+              <w:widowControl/>
+              <w:suppressLineNumbers w:val="0"/>
+              <w:bidi w:val="0"/>
+              <w:spacing w:before="0" w:beforeAutospacing="0" w:after="0" w:afterAutospacing="0" w:line="9" w:lineRule="atLeast"/>
+              <w:ind w:left="0" w:right="0"/>
+              <w:jc w:val="left"/>
+              <w:rPr>
+                <w:rFonts w:hint="default" w:ascii="sans-serif" w:hAnsi="sans-serif" w:eastAsia="sans-serif" w:cs="sans-serif"/>
+                <w:color w:val="1F1F1F"/>
+              </w:rPr>
+            </w:pPr>
+            <w:r>
+              <w:rPr>
+                <w:rFonts w:hint="default" w:ascii="sans-serif" w:hAnsi="sans-serif" w:eastAsia="sans-serif" w:cs="sans-serif"/>
+                <w:color w:val="1F1F1F"/>
+                <w:kern w:val="0"/>
+                <w:sz w:val="24"/>
+                <w:szCs w:val="24"/>
+                <w:lang w:val="en-US" w:eastAsia="zh-CN" w:bidi="ar"/>
+              </w:rPr>
+              <w:t>不安全</w:t>
+            </w:r>
+          </w:p>
+        </w:tc>
+      </w:tr>
+      <w:tr>
+        <w:tblPrEx>
+          <w:tblBorders>
+            <w:top w:val="none" w:color="1F1F1F" w:sz="0" w:space="0"/>
+            <w:left w:val="none" w:color="1F1F1F" w:sz="0" w:space="0"/>
+            <w:bottom w:val="none" w:color="1F1F1F" w:sz="0" w:space="0"/>
+            <w:right w:val="none" w:color="1F1F1F" w:sz="0" w:space="0"/>
+            <w:insideH w:val="none" w:color="auto" w:sz="0" w:space="0"/>
+            <w:insideV w:val="none" w:color="auto" w:sz="0" w:space="0"/>
+          </w:tblBorders>
+          <w:shd w:val="clear" w:color="auto" w:fill="auto"/>
+          <w:tblCellMar>
+            <w:top w:w="0" w:type="dxa"/>
+            <w:left w:w="0" w:type="dxa"/>
+            <w:bottom w:w="0" w:type="dxa"/>
+            <w:right w:w="0" w:type="dxa"/>
+          </w:tblCellMar>
+        </w:tblPrEx>
+        <w:trPr>
+          <w:tblCellSpacing w:w="15" w:type="dxa"/>
+        </w:trPr>
+        <w:tc>
+          <w:tcPr>
+            <w:tcW w:w="980" w:type="dxa"/>
+            <w:tcBorders>
+              <w:top w:val="single" w:color="auto" w:sz="2" w:space="0"/>
+              <w:left w:val="single" w:color="auto" w:sz="2" w:space="0"/>
+              <w:bottom w:val="single" w:color="auto" w:sz="2" w:space="0"/>
+              <w:right w:val="single" w:color="auto" w:sz="2" w:space="0"/>
+            </w:tcBorders>
+            <w:shd w:val="clear" w:color="auto" w:fill="auto"/>
+            <w:tcMar>
+              <w:top w:w="120" w:type="dxa"/>
+              <w:bottom w:w="120" w:type="dxa"/>
+              <w:right w:w="90" w:type="dxa"/>
+            </w:tcMar>
+            <w:vAlign w:val="center"/>
+          </w:tcPr>
+          <w:p>
+            <w:pPr>
+              <w:keepNext w:val="0"/>
+              <w:keepLines w:val="0"/>
+              <w:widowControl/>
+              <w:suppressLineNumbers w:val="0"/>
+              <w:bidi w:val="0"/>
+              <w:spacing w:before="0" w:beforeAutospacing="0" w:after="0" w:afterAutospacing="0" w:line="9" w:lineRule="atLeast"/>
+              <w:ind w:left="0" w:right="0"/>
+              <w:jc w:val="left"/>
+              <w:rPr>
+                <w:rFonts w:hint="default" w:ascii="sans-serif" w:hAnsi="sans-serif" w:eastAsia="sans-serif" w:cs="sans-serif"/>
+                <w:color w:val="1F1F1F"/>
+              </w:rPr>
+            </w:pPr>
+            <w:r>
+              <w:rPr>
+                <w:rFonts w:hint="default" w:ascii="sans-serif" w:hAnsi="sans-serif" w:eastAsia="sans-serif" w:cs="sans-serif"/>
+                <w:b/>
+                <w:bCs/>
+                <w:color w:val="1F1F1F"/>
+                <w:kern w:val="0"/>
+                <w:sz w:val="24"/>
+                <w:szCs w:val="24"/>
+                <w:lang w:val="en-US" w:eastAsia="zh-CN" w:bidi="ar"/>
+              </w:rPr>
+              <w:t>性能</w:t>
+            </w:r>
+          </w:p>
+        </w:tc>
+        <w:tc>
+          <w:tcPr>
+            <w:tcW w:w="2097" w:type="dxa"/>
+            <w:tcBorders>
+              <w:top w:val="single" w:color="auto" w:sz="2" w:space="0"/>
+              <w:left w:val="single" w:color="auto" w:sz="2" w:space="0"/>
+              <w:bottom w:val="single" w:color="auto" w:sz="2" w:space="0"/>
+              <w:right w:val="single" w:color="auto" w:sz="2" w:space="0"/>
+            </w:tcBorders>
+            <w:shd w:val="clear" w:color="auto" w:fill="auto"/>
+            <w:tcMar>
+              <w:top w:w="120" w:type="dxa"/>
+              <w:bottom w:w="120" w:type="dxa"/>
+              <w:right w:w="90" w:type="dxa"/>
+            </w:tcMar>
+            <w:vAlign w:val="center"/>
+          </w:tcPr>
+          <w:p>
+            <w:pPr>
+              <w:keepNext w:val="0"/>
+              <w:keepLines w:val="0"/>
+              <w:widowControl/>
+              <w:suppressLineNumbers w:val="0"/>
+              <w:bidi w:val="0"/>
+              <w:spacing w:before="0" w:beforeAutospacing="0" w:after="0" w:afterAutospacing="0" w:line="9" w:lineRule="atLeast"/>
+              <w:ind w:left="0" w:right="0"/>
+              <w:jc w:val="left"/>
+              <w:rPr>
+                <w:rFonts w:hint="default" w:ascii="sans-serif" w:hAnsi="sans-serif" w:eastAsia="sans-serif" w:cs="sans-serif"/>
+                <w:color w:val="1F1F1F"/>
+              </w:rPr>
+            </w:pPr>
+            <w:r>
+              <w:rPr>
+                <w:rFonts w:hint="default" w:ascii="sans-serif" w:hAnsi="sans-serif" w:eastAsia="sans-serif" w:cs="sans-serif"/>
+                <w:color w:val="1F1F1F"/>
+                <w:kern w:val="0"/>
+                <w:sz w:val="24"/>
+                <w:szCs w:val="24"/>
+                <w:lang w:val="en-US" w:eastAsia="zh-CN" w:bidi="ar"/>
+              </w:rPr>
+              <w:t>低（拼接时）</w:t>
+            </w:r>
+          </w:p>
+        </w:tc>
+        <w:tc>
+          <w:tcPr>
+            <w:tcW w:w="0" w:type="auto"/>
+            <w:tcBorders>
+              <w:top w:val="single" w:color="auto" w:sz="2" w:space="0"/>
+              <w:left w:val="single" w:color="auto" w:sz="2" w:space="0"/>
+              <w:bottom w:val="single" w:color="auto" w:sz="2" w:space="0"/>
+              <w:right w:val="single" w:color="auto" w:sz="2" w:space="0"/>
+            </w:tcBorders>
+            <w:shd w:val="clear" w:color="auto" w:fill="auto"/>
+            <w:tcMar>
+              <w:top w:w="120" w:type="dxa"/>
+              <w:bottom w:w="120" w:type="dxa"/>
+              <w:right w:w="90" w:type="dxa"/>
+            </w:tcMar>
+            <w:vAlign w:val="center"/>
+          </w:tcPr>
+          <w:p>
+            <w:pPr>
+              <w:keepNext w:val="0"/>
+              <w:keepLines w:val="0"/>
+              <w:widowControl/>
+              <w:suppressLineNumbers w:val="0"/>
+              <w:bidi w:val="0"/>
+              <w:spacing w:before="0" w:beforeAutospacing="0" w:after="0" w:afterAutospacing="0" w:line="9" w:lineRule="atLeast"/>
+              <w:ind w:left="0" w:right="0"/>
+              <w:jc w:val="left"/>
+              <w:rPr>
+                <w:rFonts w:hint="default" w:ascii="sans-serif" w:hAnsi="sans-serif" w:eastAsia="sans-serif" w:cs="sans-serif"/>
+                <w:color w:val="1F1F1F"/>
+              </w:rPr>
+            </w:pPr>
+            <w:r>
+              <w:rPr>
+                <w:rFonts w:hint="default" w:ascii="sans-serif" w:hAnsi="sans-serif" w:eastAsia="sans-serif" w:cs="sans-serif"/>
+                <w:color w:val="1F1F1F"/>
+                <w:kern w:val="0"/>
+                <w:sz w:val="24"/>
+                <w:szCs w:val="24"/>
+                <w:lang w:val="en-US" w:eastAsia="zh-CN" w:bidi="ar"/>
+              </w:rPr>
+              <w:t>中</w:t>
+            </w:r>
+          </w:p>
+        </w:tc>
+        <w:tc>
+          <w:tcPr>
+            <w:tcW w:w="0" w:type="auto"/>
+            <w:tcBorders>
+              <w:top w:val="single" w:color="auto" w:sz="2" w:space="0"/>
+              <w:left w:val="single" w:color="auto" w:sz="2" w:space="0"/>
+              <w:bottom w:val="single" w:color="auto" w:sz="2" w:space="0"/>
+              <w:right w:val="single" w:color="auto" w:sz="2" w:space="0"/>
+            </w:tcBorders>
+            <w:shd w:val="clear" w:color="auto" w:fill="auto"/>
+            <w:tcMar>
+              <w:top w:w="120" w:type="dxa"/>
+              <w:bottom w:w="120" w:type="dxa"/>
+            </w:tcMar>
+            <w:vAlign w:val="center"/>
+          </w:tcPr>
+          <w:p>
+            <w:pPr>
+              <w:keepNext w:val="0"/>
+              <w:keepLines w:val="0"/>
+              <w:widowControl/>
+              <w:suppressLineNumbers w:val="0"/>
+              <w:bidi w:val="0"/>
+              <w:spacing w:before="0" w:beforeAutospacing="0" w:after="0" w:afterAutospacing="0" w:line="9" w:lineRule="atLeast"/>
+              <w:ind w:left="0" w:right="0"/>
+              <w:jc w:val="left"/>
+              <w:rPr>
+                <w:rFonts w:hint="default" w:ascii="sans-serif" w:hAnsi="sans-serif" w:eastAsia="sans-serif" w:cs="sans-serif"/>
+                <w:color w:val="1F1F1F"/>
+              </w:rPr>
+            </w:pPr>
+            <w:r>
+              <w:rPr>
+                <w:rFonts w:hint="default" w:ascii="sans-serif" w:hAnsi="sans-serif" w:eastAsia="sans-serif" w:cs="sans-serif"/>
+                <w:b/>
+                <w:bCs/>
+                <w:color w:val="1F1F1F"/>
+                <w:kern w:val="0"/>
+                <w:sz w:val="24"/>
+                <w:szCs w:val="24"/>
+                <w:lang w:val="en-US" w:eastAsia="zh-CN" w:bidi="ar"/>
+              </w:rPr>
+              <w:t>高</w:t>
+            </w:r>
+          </w:p>
+        </w:tc>
+      </w:tr>
+      <w:tr>
+        <w:tblPrEx>
+          <w:tblBorders>
+            <w:top w:val="none" w:color="1F1F1F" w:sz="0" w:space="0"/>
+            <w:left w:val="none" w:color="1F1F1F" w:sz="0" w:space="0"/>
+            <w:bottom w:val="none" w:color="1F1F1F" w:sz="0" w:space="0"/>
+            <w:right w:val="none" w:color="1F1F1F" w:sz="0" w:space="0"/>
+            <w:insideH w:val="none" w:color="auto" w:sz="0" w:space="0"/>
+            <w:insideV w:val="none" w:color="auto" w:sz="0" w:space="0"/>
+          </w:tblBorders>
+          <w:shd w:val="clear" w:color="auto" w:fill="auto"/>
+          <w:tblCellMar>
+            <w:top w:w="0" w:type="dxa"/>
+            <w:left w:w="0" w:type="dxa"/>
+            <w:bottom w:w="0" w:type="dxa"/>
+            <w:right w:w="0" w:type="dxa"/>
+          </w:tblCellMar>
+        </w:tblPrEx>
+        <w:trPr>
+          <w:tblCellSpacing w:w="15" w:type="dxa"/>
+        </w:trPr>
+        <w:tc>
+          <w:tcPr>
+            <w:tcW w:w="980" w:type="dxa"/>
+            <w:tcBorders>
+              <w:top w:val="single" w:color="auto" w:sz="2" w:space="0"/>
+              <w:left w:val="single" w:color="auto" w:sz="2" w:space="0"/>
+              <w:bottom w:val="single" w:color="auto" w:sz="2" w:space="0"/>
+              <w:right w:val="single" w:color="auto" w:sz="2" w:space="0"/>
+            </w:tcBorders>
+            <w:shd w:val="clear" w:color="auto" w:fill="auto"/>
+            <w:tcMar>
+              <w:top w:w="120" w:type="dxa"/>
+              <w:bottom w:w="120" w:type="dxa"/>
+              <w:right w:w="90" w:type="dxa"/>
+            </w:tcMar>
+            <w:vAlign w:val="center"/>
+          </w:tcPr>
+          <w:p>
+            <w:pPr>
+              <w:keepNext w:val="0"/>
+              <w:keepLines w:val="0"/>
+              <w:widowControl/>
+              <w:suppressLineNumbers w:val="0"/>
+              <w:bidi w:val="0"/>
+              <w:spacing w:before="0" w:beforeAutospacing="0" w:after="0" w:afterAutospacing="0" w:line="9" w:lineRule="atLeast"/>
+              <w:ind w:left="0" w:right="0"/>
+              <w:jc w:val="left"/>
+              <w:rPr>
+                <w:rFonts w:hint="default" w:ascii="sans-serif" w:hAnsi="sans-serif" w:eastAsia="sans-serif" w:cs="sans-serif"/>
+                <w:color w:val="1F1F1F"/>
+              </w:rPr>
+            </w:pPr>
+            <w:r>
+              <w:rPr>
+                <w:rFonts w:hint="default" w:ascii="sans-serif" w:hAnsi="sans-serif" w:eastAsia="sans-serif" w:cs="sans-serif"/>
+                <w:b/>
+                <w:bCs/>
+                <w:color w:val="1F1F1F"/>
+                <w:kern w:val="0"/>
+                <w:sz w:val="24"/>
+                <w:szCs w:val="24"/>
+                <w:lang w:val="en-US" w:eastAsia="zh-CN" w:bidi="ar"/>
+              </w:rPr>
+              <w:t>适用场景</w:t>
+            </w:r>
+          </w:p>
+        </w:tc>
+        <w:tc>
+          <w:tcPr>
+            <w:tcW w:w="2097" w:type="dxa"/>
+            <w:tcBorders>
+              <w:top w:val="single" w:color="auto" w:sz="2" w:space="0"/>
+              <w:left w:val="single" w:color="auto" w:sz="2" w:space="0"/>
+              <w:bottom w:val="single" w:color="auto" w:sz="2" w:space="0"/>
+              <w:right w:val="single" w:color="auto" w:sz="2" w:space="0"/>
+            </w:tcBorders>
+            <w:shd w:val="clear" w:color="auto" w:fill="auto"/>
+            <w:tcMar>
+              <w:top w:w="120" w:type="dxa"/>
+              <w:bottom w:w="120" w:type="dxa"/>
+              <w:right w:w="90" w:type="dxa"/>
+            </w:tcMar>
+            <w:vAlign w:val="center"/>
+          </w:tcPr>
+          <w:p>
+            <w:pPr>
+              <w:keepNext w:val="0"/>
+              <w:keepLines w:val="0"/>
+              <w:widowControl/>
+              <w:suppressLineNumbers w:val="0"/>
+              <w:bidi w:val="0"/>
+              <w:spacing w:before="0" w:beforeAutospacing="0" w:after="0" w:afterAutospacing="0" w:line="9" w:lineRule="atLeast"/>
+              <w:ind w:left="0" w:right="0"/>
+              <w:jc w:val="left"/>
+              <w:rPr>
+                <w:rFonts w:hint="default" w:ascii="sans-serif" w:hAnsi="sans-serif" w:eastAsia="sans-serif" w:cs="sans-serif"/>
+                <w:color w:val="1F1F1F"/>
+              </w:rPr>
+            </w:pPr>
+            <w:r>
+              <w:rPr>
+                <w:rFonts w:hint="default" w:ascii="sans-serif" w:hAnsi="sans-serif" w:eastAsia="sans-serif" w:cs="sans-serif"/>
+                <w:color w:val="1F1F1F"/>
+                <w:kern w:val="0"/>
+                <w:sz w:val="24"/>
+                <w:szCs w:val="24"/>
+                <w:lang w:val="en-US" w:eastAsia="zh-CN" w:bidi="ar"/>
+              </w:rPr>
+              <w:t>少量操作、常量定义</w:t>
+            </w:r>
+          </w:p>
+        </w:tc>
+        <w:tc>
+          <w:tcPr>
+            <w:tcW w:w="0" w:type="auto"/>
+            <w:tcBorders>
+              <w:top w:val="single" w:color="auto" w:sz="2" w:space="0"/>
+              <w:left w:val="single" w:color="auto" w:sz="2" w:space="0"/>
+              <w:bottom w:val="single" w:color="auto" w:sz="2" w:space="0"/>
+              <w:right w:val="single" w:color="auto" w:sz="2" w:space="0"/>
+            </w:tcBorders>
+            <w:shd w:val="clear" w:color="auto" w:fill="auto"/>
+            <w:tcMar>
+              <w:top w:w="120" w:type="dxa"/>
+              <w:bottom w:w="120" w:type="dxa"/>
+              <w:right w:w="90" w:type="dxa"/>
+            </w:tcMar>
+            <w:vAlign w:val="center"/>
+          </w:tcPr>
+          <w:p>
+            <w:pPr>
+              <w:keepNext w:val="0"/>
+              <w:keepLines w:val="0"/>
+              <w:widowControl/>
+              <w:suppressLineNumbers w:val="0"/>
+              <w:bidi w:val="0"/>
+              <w:spacing w:before="0" w:beforeAutospacing="0" w:after="0" w:afterAutospacing="0" w:line="9" w:lineRule="atLeast"/>
+              <w:ind w:left="0" w:right="0"/>
+              <w:jc w:val="left"/>
+              <w:rPr>
+                <w:rFonts w:hint="default" w:ascii="sans-serif" w:hAnsi="sans-serif" w:eastAsia="sans-serif" w:cs="sans-serif"/>
+                <w:color w:val="1F1F1F"/>
+              </w:rPr>
+            </w:pPr>
+            <w:r>
+              <w:rPr>
+                <w:rFonts w:hint="default" w:ascii="sans-serif" w:hAnsi="sans-serif" w:eastAsia="sans-serif" w:cs="sans-serif"/>
+                <w:b/>
+                <w:bCs/>
+                <w:color w:val="1F1F1F"/>
+                <w:kern w:val="0"/>
+                <w:sz w:val="24"/>
+                <w:szCs w:val="24"/>
+                <w:lang w:val="en-US" w:eastAsia="zh-CN" w:bidi="ar"/>
+              </w:rPr>
+              <w:t>多线程</w:t>
+            </w:r>
+            <w:r>
+              <w:rPr>
+                <w:rFonts w:hint="default" w:ascii="sans-serif" w:hAnsi="sans-serif" w:eastAsia="sans-serif" w:cs="sans-serif"/>
+                <w:color w:val="1F1F1F"/>
+                <w:kern w:val="0"/>
+                <w:sz w:val="24"/>
+                <w:szCs w:val="24"/>
+                <w:lang w:val="en-US" w:eastAsia="zh-CN" w:bidi="ar"/>
+              </w:rPr>
+              <w:t>环境下的频繁修改</w:t>
+            </w:r>
+          </w:p>
+        </w:tc>
+        <w:tc>
+          <w:tcPr>
+            <w:tcW w:w="0" w:type="auto"/>
+            <w:tcBorders>
+              <w:top w:val="single" w:color="auto" w:sz="2" w:space="0"/>
+              <w:left w:val="single" w:color="auto" w:sz="2" w:space="0"/>
+              <w:bottom w:val="single" w:color="auto" w:sz="2" w:space="0"/>
+              <w:right w:val="single" w:color="auto" w:sz="2" w:space="0"/>
+            </w:tcBorders>
+            <w:shd w:val="clear" w:color="auto" w:fill="auto"/>
+            <w:tcMar>
+              <w:top w:w="120" w:type="dxa"/>
+              <w:bottom w:w="120" w:type="dxa"/>
+            </w:tcMar>
+            <w:vAlign w:val="center"/>
+          </w:tcPr>
+          <w:p>
+            <w:pPr>
+              <w:keepNext w:val="0"/>
+              <w:keepLines w:val="0"/>
+              <w:widowControl/>
+              <w:suppressLineNumbers w:val="0"/>
+              <w:bidi w:val="0"/>
+              <w:spacing w:before="0" w:beforeAutospacing="0" w:after="0" w:afterAutospacing="0" w:line="9" w:lineRule="atLeast"/>
+              <w:ind w:left="0" w:right="0"/>
+              <w:jc w:val="left"/>
+              <w:rPr>
+                <w:rFonts w:hint="default" w:ascii="sans-serif" w:hAnsi="sans-serif" w:eastAsia="sans-serif" w:cs="sans-serif"/>
+                <w:color w:val="1F1F1F"/>
+              </w:rPr>
+            </w:pPr>
+            <w:r>
+              <w:rPr>
+                <w:rFonts w:hint="default" w:ascii="sans-serif" w:hAnsi="sans-serif" w:eastAsia="sans-serif" w:cs="sans-serif"/>
+                <w:b/>
+                <w:bCs/>
+                <w:color w:val="1F1F1F"/>
+                <w:kern w:val="0"/>
+                <w:sz w:val="24"/>
+                <w:szCs w:val="24"/>
+                <w:lang w:val="en-US" w:eastAsia="zh-CN" w:bidi="ar"/>
+              </w:rPr>
+              <w:t>单线程</w:t>
+            </w:r>
+            <w:r>
+              <w:rPr>
+                <w:rFonts w:hint="default" w:ascii="sans-serif" w:hAnsi="sans-serif" w:eastAsia="sans-serif" w:cs="sans-serif"/>
+                <w:color w:val="1F1F1F"/>
+                <w:kern w:val="0"/>
+                <w:sz w:val="24"/>
+                <w:szCs w:val="24"/>
+                <w:lang w:val="en-US" w:eastAsia="zh-CN" w:bidi="ar"/>
+              </w:rPr>
+              <w:t>环境下的频繁修改</w:t>
+            </w:r>
+          </w:p>
+        </w:tc>
+      </w:tr>
+    </w:tbl>
+    <w:p>
+      <w:pPr>
+        <w:rPr>
+          <w:rFonts w:hint="eastAsia"/>
+          <w:lang w:val="en-US" w:eastAsia="zh-CN"/>
+        </w:rPr>
+      </w:pPr>
+      <w:r>
+        <w:rPr>
+          <w:rFonts w:hint="eastAsia"/>
+          <w:b/>
+          <w:bCs/>
+          <w:lang w:val="en-US" w:eastAsia="zh-CN"/>
+        </w:rPr>
+        <w:t>4.使用建议</w:t>
+      </w:r>
+    </w:p>
+    <w:p>
+      <w:pPr>
+        <w:rPr>
+          <w:rFonts w:hint="eastAsia"/>
+          <w:lang w:val="en-US" w:eastAsia="zh-CN"/>
+        </w:rPr>
+      </w:pPr>
+      <w:r>
+        <w:rPr>
+          <w:rFonts w:hint="eastAsia"/>
+          <w:lang w:val="en-US" w:eastAsia="zh-CN"/>
+        </w:rPr>
+        <w:t>如果你只是简单的字符串拼接（如String s = "a" + "b"），现代编译器会自动优化，直接用String 即可。</w:t>
+      </w:r>
+    </w:p>
+    <w:p>
+      <w:pPr>
+        <w:rPr>
+          <w:rFonts w:hint="eastAsia"/>
+          <w:lang w:val="en-US" w:eastAsia="zh-CN"/>
+        </w:rPr>
+      </w:pPr>
+    </w:p>
+    <w:p>
+      <w:pPr>
+        <w:rPr>
+          <w:rFonts w:hint="eastAsia"/>
+          <w:lang w:val="en-US" w:eastAsia="zh-CN"/>
+        </w:rPr>
+      </w:pPr>
+      <w:r>
+        <w:rPr>
+          <w:rFonts w:hint="eastAsia"/>
+          <w:lang w:val="en-US" w:eastAsia="zh-CN"/>
+        </w:rPr>
+        <w:t>如果在单线程（如局部变量、循环拼接）中需要频繁修改字符串，请优先使用StringBuilder，因为它没有同步锁，速度更快。</w:t>
+      </w:r>
+    </w:p>
+    <w:p>
+      <w:pPr>
+        <w:rPr>
+          <w:rFonts w:hint="eastAsia"/>
+          <w:lang w:val="en-US" w:eastAsia="zh-CN"/>
+        </w:rPr>
+      </w:pPr>
+    </w:p>
+    <w:p>
+      <w:pPr>
+        <w:rPr>
+          <w:rFonts w:hint="eastAsia"/>
+          <w:lang w:val="en-US" w:eastAsia="zh-CN"/>
+        </w:rPr>
+      </w:pPr>
+      <w:r>
+        <w:rPr>
+          <w:rFonts w:hint="eastAsia"/>
+          <w:lang w:val="en-US" w:eastAsia="zh-CN"/>
+        </w:rPr>
+        <w:t>只有在多线程共享同一个字符串变量并进行修改时，才使用StringBuffer。</w:t>
+      </w:r>
+    </w:p>
+    <w:p>
+      <w:pPr>
+        <w:rPr>
+          <w:rFonts w:hint="eastAsia"/>
+          <w:lang w:val="en-US" w:eastAsia="zh-CN"/>
+        </w:rPr>
+      </w:pPr>
+    </w:p>
+    <w:p>
+      <w:pPr>
+        <w:rPr>
+          <w:rFonts w:hint="eastAsia"/>
+          <w:lang w:val="en-US" w:eastAsia="zh-CN"/>
+        </w:rPr>
+      </w:pPr>
+      <w:r>
+        <w:rPr>
+          <w:rFonts w:hint="eastAsia"/>
+          <w:b/>
+          <w:bCs/>
+          <w:lang w:val="en-US" w:eastAsia="zh-CN"/>
+        </w:rPr>
+        <w:t>5."与普通的String不同，StringBuffer的内容可以被修改，且不会产生大量无用的中间对象。"</w:t>
+      </w:r>
+      <w:r>
+        <w:rPr>
+          <w:rFonts w:hint="eastAsia"/>
+          <w:lang w:val="en-US" w:eastAsia="zh-CN"/>
+        </w:rPr>
+        <w:t>是什么意思？</w:t>
+      </w:r>
+    </w:p>
+    <w:p>
+      <w:pPr>
+        <w:rPr>
+          <w:rFonts w:hint="default"/>
+          <w:lang w:val="en-US" w:eastAsia="zh-CN"/>
+        </w:rPr>
+      </w:pPr>
+      <w:r>
+        <w:rPr>
+          <w:rFonts w:hint="default"/>
+          <w:lang w:val="en-US" w:eastAsia="zh-CN"/>
+        </w:rPr>
+        <w:t>简单来说，这涉及到Java在内存管理上的核心差异。我们可以通过“写作业”的例子来直观理解：</w:t>
+      </w:r>
+    </w:p>
+    <w:p>
+      <w:pPr>
+        <w:rPr>
+          <w:rFonts w:hint="default"/>
+          <w:lang w:val="en-US" w:eastAsia="zh-CN"/>
+        </w:rPr>
+      </w:pPr>
+    </w:p>
+    <w:p>
+      <w:pPr>
+        <w:rPr>
+          <w:rFonts w:hint="default"/>
+          <w:lang w:val="en-US" w:eastAsia="zh-CN"/>
+        </w:rPr>
+      </w:pPr>
+      <w:r>
+        <w:rPr>
+          <w:rFonts w:hint="eastAsia"/>
+          <w:lang w:val="en-US" w:eastAsia="zh-CN"/>
+        </w:rPr>
+        <w:t>5.</w:t>
+      </w:r>
+      <w:r>
+        <w:rPr>
+          <w:rFonts w:hint="default"/>
+          <w:lang w:val="en-US" w:eastAsia="zh-CN"/>
+        </w:rPr>
+        <w:t>1. String：像是在“石板”上刻字</w:t>
+      </w:r>
+    </w:p>
+    <w:p>
+      <w:pPr>
+        <w:rPr>
+          <w:rFonts w:hint="default"/>
+          <w:lang w:val="en-US" w:eastAsia="zh-CN"/>
+        </w:rPr>
+      </w:pPr>
+      <w:r>
+        <w:rPr>
+          <w:rFonts w:hint="default"/>
+          <w:lang w:val="en-US" w:eastAsia="zh-CN"/>
+        </w:rPr>
+        <w:t>String在Java中是不可变（Immutable）的。一旦创建，它在内存里的内容就锁死了。</w:t>
+      </w:r>
+    </w:p>
+    <w:p>
+      <w:pPr>
+        <w:rPr>
+          <w:rFonts w:hint="default"/>
+          <w:lang w:val="en-US" w:eastAsia="zh-CN"/>
+        </w:rPr>
+      </w:pPr>
+      <w:r>
+        <w:rPr>
+          <w:rFonts w:hint="default"/>
+          <w:lang w:val="en-US" w:eastAsia="zh-CN"/>
+        </w:rPr>
+        <w:t>操作过程：如果你想把"Java"改成"Java Web"，Java并不会在原来的内存位置直接加上" Web"，而是重新找一块地盘，创建一个全新的"Java Web"对象。</w:t>
+      </w:r>
+    </w:p>
+    <w:p>
+      <w:pPr>
+        <w:rPr>
+          <w:rFonts w:hint="default"/>
+          <w:lang w:val="en-US" w:eastAsia="zh-CN"/>
+        </w:rPr>
+      </w:pPr>
+      <w:r>
+        <w:rPr>
+          <w:rFonts w:hint="default"/>
+          <w:lang w:val="en-US" w:eastAsia="zh-CN"/>
+        </w:rPr>
+        <w:t>中间对象：如果你在循环里拼接100次字符串，Java就会在内存里创建100个新字符串。</w:t>
+      </w:r>
+    </w:p>
+    <w:p>
+      <w:pPr>
+        <w:rPr>
+          <w:rFonts w:hint="default"/>
+          <w:lang w:val="en-US" w:eastAsia="zh-CN"/>
+        </w:rPr>
+      </w:pPr>
+      <w:r>
+        <w:rPr>
+          <w:rFonts w:hint="default"/>
+          <w:lang w:val="en-US" w:eastAsia="zh-CN"/>
+        </w:rPr>
+        <w:t>后果：那些旧的、被抛弃的字符串（中间对象）会堆满内存，直到垃圾回收器（GC）来清理，这非常浪费资源。</w:t>
+      </w:r>
+    </w:p>
+    <w:p>
+      <w:pPr>
+        <w:rPr>
+          <w:rFonts w:hint="default"/>
+          <w:lang w:val="en-US" w:eastAsia="zh-CN"/>
+        </w:rPr>
+      </w:pPr>
+    </w:p>
+    <w:p>
+      <w:pPr>
+        <w:rPr>
+          <w:rFonts w:hint="default"/>
+          <w:lang w:val="en-US" w:eastAsia="zh-CN"/>
+        </w:rPr>
+      </w:pPr>
+      <w:r>
+        <w:rPr>
+          <w:rFonts w:hint="eastAsia"/>
+          <w:lang w:val="en-US" w:eastAsia="zh-CN"/>
+        </w:rPr>
+        <w:t>5.</w:t>
+      </w:r>
+      <w:r>
+        <w:rPr>
+          <w:rFonts w:hint="default"/>
+          <w:lang w:val="en-US" w:eastAsia="zh-CN"/>
+        </w:rPr>
+        <w:t>2. StringBuffer：像是在“白板”上写字</w:t>
+      </w:r>
+    </w:p>
+    <w:p>
+      <w:pPr>
+        <w:rPr>
+          <w:rFonts w:hint="default"/>
+          <w:lang w:val="en-US" w:eastAsia="zh-CN"/>
+        </w:rPr>
+      </w:pPr>
+      <w:r>
+        <w:rPr>
+          <w:rFonts w:hint="default"/>
+          <w:lang w:val="en-US" w:eastAsia="zh-CN"/>
+        </w:rPr>
+        <w:t>StringBuffer是可变（Mutable）的。它在内存中预留了一块“缓冲区（Buffer）”。</w:t>
+      </w:r>
+    </w:p>
+    <w:p>
+      <w:pPr>
+        <w:rPr>
+          <w:rFonts w:hint="default"/>
+          <w:lang w:val="en-US" w:eastAsia="zh-CN"/>
+        </w:rPr>
+      </w:pPr>
+      <w:r>
+        <w:rPr>
+          <w:rFonts w:hint="default"/>
+          <w:lang w:val="en-US" w:eastAsia="zh-CN"/>
+        </w:rPr>
+        <w:t>操作过程：当你调用.append(" Web")时，Java会直接在原有的内存地址后面写上新内容。</w:t>
+      </w:r>
+    </w:p>
+    <w:p>
+      <w:pPr>
+        <w:rPr>
+          <w:rFonts w:hint="default"/>
+          <w:lang w:val="en-US" w:eastAsia="zh-CN"/>
+        </w:rPr>
+      </w:pPr>
+      <w:r>
+        <w:rPr>
+          <w:rFonts w:hint="default"/>
+          <w:lang w:val="en-US" w:eastAsia="zh-CN"/>
+        </w:rPr>
+        <w:t>中间对象：在这个过程中，没有产生新对象，始终只有最初的那一个StringBuffer实例。</w:t>
+      </w:r>
+    </w:p>
+    <w:p>
+      <w:pPr>
+        <w:rPr>
+          <w:rFonts w:hint="default"/>
+          <w:lang w:val="en-US" w:eastAsia="zh-CN"/>
+        </w:rPr>
+      </w:pPr>
+      <w:r>
+        <w:rPr>
+          <w:rFonts w:hint="default"/>
+          <w:lang w:val="en-US" w:eastAsia="zh-CN"/>
+        </w:rPr>
+        <w:t>后果：无论你修改多少次，它只占用一份地盘，效率极高，也不会给内存回收带来压力。</w:t>
+      </w:r>
+    </w:p>
+    <w:p>
+      <w:pPr>
+        <w:rPr>
+          <w:rFonts w:hint="default"/>
+          <w:lang w:val="en-US" w:eastAsia="zh-CN"/>
+        </w:rPr>
+      </w:pPr>
+    </w:p>
+    <w:p>
+      <w:pPr>
+        <w:rPr>
+          <w:rFonts w:hint="default"/>
+          <w:lang w:val="en-US" w:eastAsia="zh-CN"/>
+        </w:rPr>
+      </w:pPr>
+      <w:r>
+        <w:rPr>
+          <w:rFonts w:hint="eastAsia"/>
+          <w:lang w:val="en-US" w:eastAsia="zh-CN"/>
+        </w:rPr>
+        <w:t>5.</w:t>
+      </w:r>
+      <w:r>
+        <w:rPr>
+          <w:rFonts w:hint="default"/>
+          <w:lang w:val="en-US" w:eastAsia="zh-CN"/>
+        </w:rPr>
+        <w:t>3.直观对比</w:t>
+      </w:r>
+    </w:p>
+    <w:tbl>
+      <w:tblPr>
+        <w:tblStyle w:val="2"/>
+        <w:tblW w:w="0" w:type="auto"/>
+        <w:tblCellSpacing w:w="15" w:type="dxa"/>
+        <w:tblInd w:w="5" w:type="dxa"/>
+        <w:tblBorders>
+          <w:top w:val="none" w:color="1F1F1F" w:sz="0" w:space="0"/>
+          <w:left w:val="none" w:color="1F1F1F" w:sz="0" w:space="0"/>
+          <w:bottom w:val="none" w:color="1F1F1F" w:sz="0" w:space="0"/>
+          <w:right w:val="none" w:color="1F1F1F" w:sz="0" w:space="0"/>
+          <w:insideH w:val="none" w:color="auto" w:sz="0" w:space="0"/>
+          <w:insideV w:val="none" w:color="auto" w:sz="0" w:space="0"/>
+        </w:tblBorders>
+        <w:shd w:val="clear" w:color="auto" w:fill="auto"/>
+        <w:tblLayout w:type="autofit"/>
+        <w:tblCellMar>
+          <w:top w:w="0" w:type="dxa"/>
+          <w:left w:w="0" w:type="dxa"/>
+          <w:bottom w:w="0" w:type="dxa"/>
+          <w:right w:w="0" w:type="dxa"/>
+        </w:tblCellMar>
+      </w:tblPr>
+      <w:tblGrid>
+        <w:gridCol w:w="1597"/>
+        <w:gridCol w:w="4155"/>
+        <w:gridCol w:w="2619"/>
+      </w:tblGrid>
+      <w:tr>
+        <w:tblPrEx>
+          <w:tblBorders>
+            <w:top w:val="none" w:color="1F1F1F" w:sz="0" w:space="0"/>
+            <w:left w:val="none" w:color="1F1F1F" w:sz="0" w:space="0"/>
+            <w:bottom w:val="none" w:color="1F1F1F" w:sz="0" w:space="0"/>
+            <w:right w:val="none" w:color="1F1F1F" w:sz="0" w:space="0"/>
+            <w:insideH w:val="none" w:color="auto" w:sz="0" w:space="0"/>
+            <w:insideV w:val="none" w:color="auto" w:sz="0" w:space="0"/>
+          </w:tblBorders>
+          <w:shd w:val="clear" w:color="auto" w:fill="auto"/>
+          <w:tblCellMar>
+            <w:top w:w="0" w:type="dxa"/>
+            <w:left w:w="0" w:type="dxa"/>
+            <w:bottom w:w="0" w:type="dxa"/>
+            <w:right w:w="0" w:type="dxa"/>
+          </w:tblCellMar>
+        </w:tblPrEx>
+        <w:trPr>
+          <w:tblHeader/>
+          <w:tblCellSpacing w:w="15" w:type="dxa"/>
+        </w:trPr>
+        <w:tc>
+          <w:tcPr>
+            <w:tcW w:w="0" w:type="auto"/>
+            <w:tcBorders>
+              <w:top w:val="single" w:color="auto" w:sz="2" w:space="0"/>
+              <w:left w:val="single" w:color="auto" w:sz="2" w:space="0"/>
+              <w:bottom w:val="single" w:color="auto" w:sz="2" w:space="0"/>
+              <w:right w:val="single" w:color="auto" w:sz="2" w:space="0"/>
+            </w:tcBorders>
+            <w:shd w:val="clear" w:color="auto" w:fill="auto"/>
+            <w:tcMar>
+              <w:top w:w="120" w:type="dxa"/>
+              <w:bottom w:w="120" w:type="dxa"/>
+              <w:right w:w="90" w:type="dxa"/>
+            </w:tcMar>
+            <w:vAlign w:val="center"/>
+          </w:tcPr>
+          <w:p>
+            <w:pPr>
+              <w:keepNext w:val="0"/>
+              <w:keepLines w:val="0"/>
+              <w:widowControl/>
+              <w:suppressLineNumbers w:val="0"/>
+              <w:bidi w:val="0"/>
+              <w:spacing w:before="0" w:beforeAutospacing="0" w:after="0" w:afterAutospacing="0" w:line="9" w:lineRule="atLeast"/>
+              <w:ind w:left="0" w:right="0"/>
+              <w:jc w:val="left"/>
+              <w:rPr>
+                <w:rFonts w:ascii="sans-serif" w:hAnsi="sans-serif" w:eastAsia="sans-serif" w:cs="sans-serif"/>
+                <w:color w:val="1F1F1F"/>
+              </w:rPr>
+            </w:pPr>
+            <w:r>
+              <w:rPr>
+                <w:rStyle w:val="4"/>
+                <w:rFonts w:hint="default" w:ascii="sans-serif" w:hAnsi="sans-serif" w:eastAsia="sans-serif" w:cs="sans-serif"/>
+                <w:color w:val="1F1F1F"/>
+                <w:kern w:val="0"/>
+                <w:sz w:val="24"/>
+                <w:szCs w:val="24"/>
+                <w:lang w:val="en-US" w:eastAsia="zh-CN" w:bidi="ar"/>
+              </w:rPr>
+              <w:t>方式</w:t>
+            </w:r>
+          </w:p>
+        </w:tc>
+        <w:tc>
+          <w:tcPr>
+            <w:tcW w:w="0" w:type="auto"/>
+            <w:tcBorders>
+              <w:top w:val="single" w:color="auto" w:sz="2" w:space="0"/>
+              <w:left w:val="single" w:color="auto" w:sz="2" w:space="0"/>
+              <w:bottom w:val="single" w:color="auto" w:sz="2" w:space="0"/>
+              <w:right w:val="single" w:color="auto" w:sz="2" w:space="0"/>
+            </w:tcBorders>
+            <w:shd w:val="clear" w:color="auto" w:fill="auto"/>
+            <w:tcMar>
+              <w:top w:w="120" w:type="dxa"/>
+              <w:bottom w:w="120" w:type="dxa"/>
+              <w:right w:w="90" w:type="dxa"/>
+            </w:tcMar>
+            <w:vAlign w:val="center"/>
+          </w:tcPr>
+          <w:p>
+            <w:pPr>
+              <w:keepNext w:val="0"/>
+              <w:keepLines w:val="0"/>
+              <w:widowControl/>
+              <w:suppressLineNumbers w:val="0"/>
+              <w:bidi w:val="0"/>
+              <w:spacing w:before="0" w:beforeAutospacing="0" w:after="0" w:afterAutospacing="0" w:line="9" w:lineRule="atLeast"/>
+              <w:ind w:left="0" w:right="0"/>
+              <w:jc w:val="left"/>
+              <w:rPr>
+                <w:rFonts w:hint="default" w:ascii="sans-serif" w:hAnsi="sans-serif" w:eastAsia="sans-serif" w:cs="sans-serif"/>
+                <w:color w:val="1F1F1F"/>
+              </w:rPr>
+            </w:pPr>
+            <w:r>
+              <w:rPr>
+                <w:rStyle w:val="4"/>
+                <w:rFonts w:hint="default" w:ascii="sans-serif" w:hAnsi="sans-serif" w:eastAsia="sans-serif" w:cs="sans-serif"/>
+                <w:color w:val="1F1F1F"/>
+                <w:kern w:val="0"/>
+                <w:sz w:val="24"/>
+                <w:szCs w:val="24"/>
+                <w:lang w:val="en-US" w:eastAsia="zh-CN" w:bidi="ar"/>
+              </w:rPr>
+              <w:t>内存中的动作</w:t>
+            </w:r>
+          </w:p>
+        </w:tc>
+        <w:tc>
+          <w:tcPr>
+            <w:tcW w:w="0" w:type="auto"/>
+            <w:tcBorders>
+              <w:top w:val="single" w:color="auto" w:sz="2" w:space="0"/>
+              <w:left w:val="single" w:color="auto" w:sz="2" w:space="0"/>
+              <w:bottom w:val="single" w:color="auto" w:sz="2" w:space="0"/>
+              <w:right w:val="single" w:color="auto" w:sz="2" w:space="0"/>
+            </w:tcBorders>
+            <w:shd w:val="clear" w:color="auto" w:fill="auto"/>
+            <w:tcMar>
+              <w:top w:w="120" w:type="dxa"/>
+              <w:bottom w:w="120" w:type="dxa"/>
+            </w:tcMar>
+            <w:vAlign w:val="center"/>
+          </w:tcPr>
+          <w:p>
+            <w:pPr>
+              <w:keepNext w:val="0"/>
+              <w:keepLines w:val="0"/>
+              <w:widowControl/>
+              <w:suppressLineNumbers w:val="0"/>
+              <w:bidi w:val="0"/>
+              <w:spacing w:before="0" w:beforeAutospacing="0" w:after="0" w:afterAutospacing="0" w:line="9" w:lineRule="atLeast"/>
+              <w:ind w:left="0" w:right="0"/>
+              <w:jc w:val="left"/>
+              <w:rPr>
+                <w:rFonts w:hint="default" w:ascii="sans-serif" w:hAnsi="sans-serif" w:eastAsia="sans-serif" w:cs="sans-serif"/>
+                <w:color w:val="1F1F1F"/>
+              </w:rPr>
+            </w:pPr>
+            <w:r>
+              <w:rPr>
+                <w:rStyle w:val="4"/>
+                <w:rFonts w:hint="default" w:ascii="sans-serif" w:hAnsi="sans-serif" w:eastAsia="sans-serif" w:cs="sans-serif"/>
+                <w:color w:val="1F1F1F"/>
+                <w:kern w:val="0"/>
+                <w:sz w:val="24"/>
+                <w:szCs w:val="24"/>
+                <w:lang w:val="en-US" w:eastAsia="zh-CN" w:bidi="ar"/>
+              </w:rPr>
+              <w:t>最终留下的垃圾</w:t>
+            </w:r>
+          </w:p>
+        </w:tc>
+      </w:tr>
+      <w:tr>
+        <w:tblPrEx>
+          <w:tblBorders>
+            <w:top w:val="none" w:color="1F1F1F" w:sz="0" w:space="0"/>
+            <w:left w:val="none" w:color="1F1F1F" w:sz="0" w:space="0"/>
+            <w:bottom w:val="none" w:color="1F1F1F" w:sz="0" w:space="0"/>
+            <w:right w:val="none" w:color="1F1F1F" w:sz="0" w:space="0"/>
+            <w:insideH w:val="none" w:color="auto" w:sz="0" w:space="0"/>
+            <w:insideV w:val="none" w:color="auto" w:sz="0" w:space="0"/>
+          </w:tblBorders>
+          <w:tblCellMar>
+            <w:top w:w="0" w:type="dxa"/>
+            <w:left w:w="0" w:type="dxa"/>
+            <w:bottom w:w="0" w:type="dxa"/>
+            <w:right w:w="0" w:type="dxa"/>
+          </w:tblCellMar>
+        </w:tblPrEx>
+        <w:trPr>
+          <w:tblCellSpacing w:w="15" w:type="dxa"/>
+        </w:trPr>
+        <w:tc>
+          <w:tcPr>
+            <w:tcW w:w="0" w:type="auto"/>
+            <w:tcBorders>
+              <w:top w:val="single" w:color="auto" w:sz="2" w:space="0"/>
+              <w:left w:val="single" w:color="auto" w:sz="2" w:space="0"/>
+              <w:bottom w:val="single" w:color="auto" w:sz="2" w:space="0"/>
+              <w:right w:val="single" w:color="auto" w:sz="2" w:space="0"/>
+            </w:tcBorders>
+            <w:shd w:val="clear" w:color="auto" w:fill="auto"/>
+            <w:tcMar>
+              <w:top w:w="120" w:type="dxa"/>
+              <w:bottom w:w="120" w:type="dxa"/>
+              <w:right w:w="90" w:type="dxa"/>
+            </w:tcMar>
+            <w:vAlign w:val="center"/>
+          </w:tcPr>
+          <w:p>
+            <w:pPr>
+              <w:keepNext w:val="0"/>
+              <w:keepLines w:val="0"/>
+              <w:widowControl/>
+              <w:suppressLineNumbers w:val="0"/>
+              <w:bidi w:val="0"/>
+              <w:spacing w:before="0" w:beforeAutospacing="0" w:after="0" w:afterAutospacing="0" w:line="9" w:lineRule="atLeast"/>
+              <w:ind w:left="0" w:right="0"/>
+              <w:jc w:val="left"/>
+              <w:rPr>
+                <w:rFonts w:hint="eastAsia" w:asciiTheme="majorEastAsia" w:hAnsiTheme="majorEastAsia" w:eastAsiaTheme="majorEastAsia" w:cstheme="majorEastAsia"/>
+                <w:color w:val="1F1F1F"/>
+              </w:rPr>
+            </w:pPr>
+            <w:r>
+              <w:rPr>
+                <w:rFonts w:hint="eastAsia" w:asciiTheme="majorEastAsia" w:hAnsiTheme="majorEastAsia" w:eastAsiaTheme="majorEastAsia" w:cstheme="majorEastAsia"/>
+                <w:b/>
+                <w:bCs/>
+                <w:color w:val="1F1F1F"/>
+                <w:kern w:val="0"/>
+                <w:sz w:val="24"/>
+                <w:szCs w:val="24"/>
+                <w:lang w:val="en-US" w:eastAsia="zh-CN" w:bidi="ar"/>
+              </w:rPr>
+              <w:t>String</w:t>
+            </w:r>
+          </w:p>
+        </w:tc>
+        <w:tc>
+          <w:tcPr>
+            <w:tcW w:w="0" w:type="auto"/>
+            <w:tcBorders>
+              <w:top w:val="single" w:color="auto" w:sz="2" w:space="0"/>
+              <w:left w:val="single" w:color="auto" w:sz="2" w:space="0"/>
+              <w:bottom w:val="single" w:color="auto" w:sz="2" w:space="0"/>
+              <w:right w:val="single" w:color="auto" w:sz="2" w:space="0"/>
+            </w:tcBorders>
+            <w:shd w:val="clear" w:color="auto" w:fill="auto"/>
+            <w:tcMar>
+              <w:top w:w="120" w:type="dxa"/>
+              <w:bottom w:w="120" w:type="dxa"/>
+              <w:right w:w="90" w:type="dxa"/>
+            </w:tcMar>
+            <w:vAlign w:val="center"/>
+          </w:tcPr>
+          <w:p>
+            <w:pPr>
+              <w:keepNext w:val="0"/>
+              <w:keepLines w:val="0"/>
+              <w:widowControl/>
+              <w:suppressLineNumbers w:val="0"/>
+              <w:bidi w:val="0"/>
+              <w:spacing w:before="0" w:beforeAutospacing="0" w:after="0" w:afterAutospacing="0" w:line="9" w:lineRule="atLeast"/>
+              <w:ind w:left="0" w:right="0"/>
+              <w:jc w:val="left"/>
+              <w:rPr>
+                <w:rFonts w:hint="eastAsia" w:asciiTheme="majorEastAsia" w:hAnsiTheme="majorEastAsia" w:eastAsiaTheme="majorEastAsia" w:cstheme="majorEastAsia"/>
+                <w:color w:val="1F1F1F"/>
+              </w:rPr>
+            </w:pPr>
+            <w:r>
+              <w:rPr>
+                <w:rFonts w:hint="eastAsia" w:asciiTheme="majorEastAsia" w:hAnsiTheme="majorEastAsia" w:eastAsiaTheme="majorEastAsia" w:cstheme="majorEastAsia"/>
+                <w:color w:val="1F1F1F"/>
+                <w:kern w:val="0"/>
+                <w:sz w:val="24"/>
+                <w:szCs w:val="24"/>
+                <w:lang w:val="en-US" w:eastAsia="zh-CN" w:bidi="ar"/>
+              </w:rPr>
+              <w:t>创建 "A" -&gt; 创建 "AB" -&gt; 创建 "ABC"</w:t>
+            </w:r>
+          </w:p>
+        </w:tc>
+        <w:tc>
+          <w:tcPr>
+            <w:tcW w:w="0" w:type="auto"/>
+            <w:tcBorders>
+              <w:top w:val="single" w:color="auto" w:sz="2" w:space="0"/>
+              <w:left w:val="single" w:color="auto" w:sz="2" w:space="0"/>
+              <w:bottom w:val="single" w:color="auto" w:sz="2" w:space="0"/>
+              <w:right w:val="single" w:color="auto" w:sz="2" w:space="0"/>
+            </w:tcBorders>
+            <w:shd w:val="clear" w:color="auto" w:fill="auto"/>
+            <w:tcMar>
+              <w:top w:w="120" w:type="dxa"/>
+              <w:bottom w:w="120" w:type="dxa"/>
+            </w:tcMar>
+            <w:vAlign w:val="center"/>
+          </w:tcPr>
+          <w:p>
+            <w:pPr>
+              <w:keepNext w:val="0"/>
+              <w:keepLines w:val="0"/>
+              <w:widowControl/>
+              <w:suppressLineNumbers w:val="0"/>
+              <w:bidi w:val="0"/>
+              <w:spacing w:before="0" w:beforeAutospacing="0" w:after="0" w:afterAutospacing="0" w:line="9" w:lineRule="atLeast"/>
+              <w:ind w:left="0" w:right="0"/>
+              <w:jc w:val="left"/>
+              <w:rPr>
+                <w:rFonts w:hint="eastAsia" w:asciiTheme="majorEastAsia" w:hAnsiTheme="majorEastAsia" w:eastAsiaTheme="majorEastAsia" w:cstheme="majorEastAsia"/>
+                <w:color w:val="1F1F1F"/>
+              </w:rPr>
+            </w:pPr>
+            <w:r>
+              <w:rPr>
+                <w:rFonts w:hint="eastAsia" w:asciiTheme="majorEastAsia" w:hAnsiTheme="majorEastAsia" w:eastAsiaTheme="majorEastAsia" w:cstheme="majorEastAsia"/>
+                <w:color w:val="1F1F1F"/>
+                <w:kern w:val="0"/>
+                <w:sz w:val="24"/>
+                <w:szCs w:val="24"/>
+                <w:lang w:val="en-US" w:eastAsia="zh-CN" w:bidi="ar"/>
+              </w:rPr>
+              <w:t>"A" 和 "AB" 变成了无用的废弃对象</w:t>
+            </w:r>
+          </w:p>
+        </w:tc>
+      </w:tr>
+      <w:tr>
+        <w:tblPrEx>
+          <w:tblBorders>
+            <w:top w:val="none" w:color="1F1F1F" w:sz="0" w:space="0"/>
+            <w:left w:val="none" w:color="1F1F1F" w:sz="0" w:space="0"/>
+            <w:bottom w:val="none" w:color="1F1F1F" w:sz="0" w:space="0"/>
+            <w:right w:val="none" w:color="1F1F1F" w:sz="0" w:space="0"/>
+            <w:insideH w:val="none" w:color="auto" w:sz="0" w:space="0"/>
+            <w:insideV w:val="none" w:color="auto" w:sz="0" w:space="0"/>
+          </w:tblBorders>
+          <w:shd w:val="clear" w:color="auto" w:fill="auto"/>
+          <w:tblCellMar>
+            <w:top w:w="0" w:type="dxa"/>
+            <w:left w:w="0" w:type="dxa"/>
+            <w:bottom w:w="0" w:type="dxa"/>
+            <w:right w:w="0" w:type="dxa"/>
+          </w:tblCellMar>
+        </w:tblPrEx>
+        <w:trPr>
+          <w:tblCellSpacing w:w="15" w:type="dxa"/>
+        </w:trPr>
+        <w:tc>
+          <w:tcPr>
+            <w:tcW w:w="0" w:type="auto"/>
+            <w:tcBorders>
+              <w:top w:val="single" w:color="auto" w:sz="2" w:space="0"/>
+              <w:left w:val="single" w:color="auto" w:sz="2" w:space="0"/>
+              <w:bottom w:val="single" w:color="auto" w:sz="2" w:space="0"/>
+              <w:right w:val="single" w:color="auto" w:sz="2" w:space="0"/>
+            </w:tcBorders>
+            <w:shd w:val="clear" w:color="auto" w:fill="auto"/>
+            <w:tcMar>
+              <w:top w:w="120" w:type="dxa"/>
+              <w:bottom w:w="120" w:type="dxa"/>
+              <w:right w:w="90" w:type="dxa"/>
+            </w:tcMar>
+            <w:vAlign w:val="center"/>
+          </w:tcPr>
+          <w:p>
+            <w:pPr>
+              <w:keepNext w:val="0"/>
+              <w:keepLines w:val="0"/>
+              <w:widowControl/>
+              <w:suppressLineNumbers w:val="0"/>
+              <w:bidi w:val="0"/>
+              <w:spacing w:before="0" w:beforeAutospacing="0" w:after="0" w:afterAutospacing="0" w:line="9" w:lineRule="atLeast"/>
+              <w:ind w:left="0" w:right="0"/>
+              <w:jc w:val="left"/>
+              <w:rPr>
+                <w:rFonts w:hint="eastAsia" w:asciiTheme="majorEastAsia" w:hAnsiTheme="majorEastAsia" w:eastAsiaTheme="majorEastAsia" w:cstheme="majorEastAsia"/>
+                <w:color w:val="1F1F1F"/>
+              </w:rPr>
+            </w:pPr>
+            <w:r>
+              <w:rPr>
+                <w:rFonts w:hint="eastAsia" w:asciiTheme="majorEastAsia" w:hAnsiTheme="majorEastAsia" w:eastAsiaTheme="majorEastAsia" w:cstheme="majorEastAsia"/>
+                <w:b/>
+                <w:bCs/>
+                <w:color w:val="1F1F1F"/>
+                <w:kern w:val="0"/>
+                <w:sz w:val="24"/>
+                <w:szCs w:val="24"/>
+                <w:lang w:val="en-US" w:eastAsia="zh-CN" w:bidi="ar"/>
+              </w:rPr>
+              <w:t>StringBuffer</w:t>
+            </w:r>
+          </w:p>
+        </w:tc>
+        <w:tc>
+          <w:tcPr>
+            <w:tcW w:w="0" w:type="auto"/>
+            <w:tcBorders>
+              <w:top w:val="single" w:color="auto" w:sz="2" w:space="0"/>
+              <w:left w:val="single" w:color="auto" w:sz="2" w:space="0"/>
+              <w:bottom w:val="single" w:color="auto" w:sz="2" w:space="0"/>
+              <w:right w:val="single" w:color="auto" w:sz="2" w:space="0"/>
+            </w:tcBorders>
+            <w:shd w:val="clear" w:color="auto" w:fill="auto"/>
+            <w:tcMar>
+              <w:top w:w="120" w:type="dxa"/>
+              <w:bottom w:w="120" w:type="dxa"/>
+              <w:right w:w="90" w:type="dxa"/>
+            </w:tcMar>
+            <w:vAlign w:val="center"/>
+          </w:tcPr>
+          <w:p>
+            <w:pPr>
+              <w:keepNext w:val="0"/>
+              <w:keepLines w:val="0"/>
+              <w:widowControl/>
+              <w:suppressLineNumbers w:val="0"/>
+              <w:bidi w:val="0"/>
+              <w:spacing w:before="0" w:beforeAutospacing="0" w:after="0" w:afterAutospacing="0" w:line="9" w:lineRule="atLeast"/>
+              <w:ind w:left="0" w:right="0"/>
+              <w:jc w:val="left"/>
+              <w:rPr>
+                <w:rFonts w:hint="eastAsia" w:asciiTheme="majorEastAsia" w:hAnsiTheme="majorEastAsia" w:eastAsiaTheme="majorEastAsia" w:cstheme="majorEastAsia"/>
+                <w:color w:val="1F1F1F"/>
+              </w:rPr>
+            </w:pPr>
+            <w:r>
+              <w:rPr>
+                <w:rFonts w:hint="eastAsia" w:asciiTheme="majorEastAsia" w:hAnsiTheme="majorEastAsia" w:eastAsiaTheme="majorEastAsia" w:cstheme="majorEastAsia"/>
+                <w:color w:val="1F1F1F"/>
+                <w:kern w:val="0"/>
+                <w:sz w:val="24"/>
+                <w:szCs w:val="24"/>
+                <w:lang w:val="en-US" w:eastAsia="zh-CN" w:bidi="ar"/>
+              </w:rPr>
+              <w:t>创建 "A" -&gt; 在原位置改成 "AB" -&gt; 在原位置改成 "ABC"</w:t>
+            </w:r>
+          </w:p>
+        </w:tc>
+        <w:tc>
+          <w:tcPr>
+            <w:tcW w:w="0" w:type="auto"/>
+            <w:tcBorders>
+              <w:top w:val="single" w:color="auto" w:sz="2" w:space="0"/>
+              <w:left w:val="single" w:color="auto" w:sz="2" w:space="0"/>
+              <w:bottom w:val="single" w:color="auto" w:sz="2" w:space="0"/>
+              <w:right w:val="single" w:color="auto" w:sz="2" w:space="0"/>
+            </w:tcBorders>
+            <w:shd w:val="clear" w:color="auto" w:fill="auto"/>
+            <w:tcMar>
+              <w:top w:w="120" w:type="dxa"/>
+              <w:bottom w:w="120" w:type="dxa"/>
+            </w:tcMar>
+            <w:vAlign w:val="center"/>
+          </w:tcPr>
+          <w:p>
+            <w:pPr>
+              <w:keepNext w:val="0"/>
+              <w:keepLines w:val="0"/>
+              <w:widowControl/>
+              <w:suppressLineNumbers w:val="0"/>
+              <w:bidi w:val="0"/>
+              <w:spacing w:before="0" w:beforeAutospacing="0" w:after="0" w:afterAutospacing="0" w:line="9" w:lineRule="atLeast"/>
+              <w:ind w:left="0" w:right="0"/>
+              <w:jc w:val="left"/>
+              <w:rPr>
+                <w:rFonts w:hint="eastAsia" w:asciiTheme="majorEastAsia" w:hAnsiTheme="majorEastAsia" w:eastAsiaTheme="majorEastAsia" w:cstheme="majorEastAsia"/>
+                <w:color w:val="1F1F1F"/>
+              </w:rPr>
+            </w:pPr>
+            <w:r>
+              <w:rPr>
+                <w:rFonts w:hint="eastAsia" w:asciiTheme="majorEastAsia" w:hAnsiTheme="majorEastAsia" w:eastAsiaTheme="majorEastAsia" w:cstheme="majorEastAsia"/>
+                <w:b/>
+                <w:bCs/>
+                <w:color w:val="1F1F1F"/>
+                <w:kern w:val="0"/>
+                <w:sz w:val="24"/>
+                <w:szCs w:val="24"/>
+                <w:lang w:val="en-US" w:eastAsia="zh-CN" w:bidi="ar"/>
+              </w:rPr>
+              <w:t>无</w:t>
+            </w:r>
+          </w:p>
+        </w:tc>
+      </w:tr>
+    </w:tbl>
+    <w:p>
+      <w:pPr>
+        <w:rPr>
+          <w:rFonts w:hint="default"/>
+          <w:lang w:val="en-US" w:eastAsia="zh-CN"/>
+        </w:rPr>
+      </w:pPr>
+    </w:p>
+    <w:p>
+      <w:pPr>
+        <w:outlineLvl w:val="0"/>
+        <w:rPr>
+          <w:rFonts w:hint="default"/>
+          <w:b/>
+          <w:bCs/>
+          <w:lang w:val="en-US" w:eastAsia="zh-CN"/>
+        </w:rPr>
+      </w:pPr>
+      <w:r>
+        <w:rPr>
+          <w:rFonts w:hint="default"/>
+          <w:b/>
+          <w:bCs/>
+          <w:lang w:val="en-US" w:eastAsia="zh-CN"/>
+        </w:rPr>
+        <w:t>00003.</w:t>
+      </w:r>
+      <w:r>
+        <w:rPr>
+          <w:rFonts w:hint="eastAsia"/>
+          <w:b/>
+          <w:bCs/>
+          <w:lang w:val="en-US" w:eastAsia="zh-CN"/>
+        </w:rPr>
+        <w:t>2</w:t>
+      </w:r>
+      <w:r>
+        <w:rPr>
+          <w:rFonts w:hint="default"/>
+          <w:b/>
+          <w:bCs/>
+          <w:lang w:val="en-US" w:eastAsia="zh-CN"/>
+        </w:rPr>
+        <w:t xml:space="preserve"> Character</w:t>
+      </w:r>
+      <w:bookmarkStart w:id="0" w:name="_GoBack"/>
+      <w:bookmarkEnd w:id="0"/>
+    </w:p>
+    <w:p>
+      <w:pPr>
+        <w:rPr>
+          <w:rFonts w:hint="default"/>
+          <w:lang w:val="en-US" w:eastAsia="zh-CN"/>
+        </w:rPr>
+      </w:pPr>
+      <w:r>
+        <w:rPr>
+          <w:rFonts w:hint="default"/>
+          <w:lang w:val="en-US" w:eastAsia="zh-CN"/>
+        </w:rPr>
+        <w:t>题目：125</w:t>
+      </w:r>
+    </w:p>
+    <w:p>
+      <w:pPr>
+        <w:rPr>
+          <w:rFonts w:hint="default"/>
+          <w:lang w:val="en-US" w:eastAsia="zh-CN"/>
+        </w:rPr>
+      </w:pPr>
+      <w:r>
+        <w:rPr>
+          <w:rFonts w:hint="default"/>
+          <w:lang w:val="en-US" w:eastAsia="zh-CN"/>
+        </w:rPr>
+        <w:t>在Java中，char是基本数据类型，而Character是它的包装类（Wrapper Class）。它提供了许多静态方法来处理和检查字符。</w:t>
+      </w:r>
+    </w:p>
+    <w:p>
+      <w:pPr>
+        <w:rPr>
+          <w:rFonts w:hint="default"/>
+          <w:lang w:val="en-US" w:eastAsia="zh-CN"/>
+        </w:rPr>
+      </w:pPr>
+      <w:r>
+        <w:rPr>
+          <w:rFonts w:hint="default"/>
+          <w:lang w:val="en-US" w:eastAsia="zh-CN"/>
+        </w:rPr>
+        <w:t>常用静态方法</w:t>
+      </w:r>
+    </w:p>
+    <w:tbl>
+      <w:tblPr>
+        <w:tblStyle w:val="2"/>
+        <w:tblW w:w="0" w:type="auto"/>
+        <w:tblCellSpacing w:w="15" w:type="dxa"/>
+        <w:tblInd w:w="5" w:type="dxa"/>
+        <w:tblBorders>
+          <w:top w:val="none" w:color="1F1F1F" w:sz="0" w:space="0"/>
+          <w:left w:val="none" w:color="1F1F1F" w:sz="0" w:space="0"/>
+          <w:bottom w:val="none" w:color="1F1F1F" w:sz="0" w:space="0"/>
+          <w:right w:val="none" w:color="1F1F1F" w:sz="0" w:space="0"/>
+          <w:insideH w:val="none" w:color="auto" w:sz="0" w:space="0"/>
+          <w:insideV w:val="none" w:color="auto" w:sz="0" w:space="0"/>
+        </w:tblBorders>
+        <w:shd w:val="clear" w:color="auto" w:fill="auto"/>
+        <w:tblLayout w:type="autofit"/>
+        <w:tblCellMar>
+          <w:top w:w="0" w:type="dxa"/>
+          <w:left w:w="0" w:type="dxa"/>
+          <w:bottom w:w="0" w:type="dxa"/>
+          <w:right w:w="0" w:type="dxa"/>
+        </w:tblCellMar>
+      </w:tblPr>
+      <w:tblGrid>
+        <w:gridCol w:w="3505"/>
+        <w:gridCol w:w="3655"/>
+      </w:tblGrid>
+      <w:tr>
+        <w:tblPrEx>
+          <w:tblBorders>
+            <w:top w:val="none" w:color="1F1F1F" w:sz="0" w:space="0"/>
+            <w:left w:val="none" w:color="1F1F1F" w:sz="0" w:space="0"/>
+            <w:bottom w:val="none" w:color="1F1F1F" w:sz="0" w:space="0"/>
+            <w:right w:val="none" w:color="1F1F1F" w:sz="0" w:space="0"/>
+            <w:insideH w:val="none" w:color="auto" w:sz="0" w:space="0"/>
+            <w:insideV w:val="none" w:color="auto" w:sz="0" w:space="0"/>
+          </w:tblBorders>
+          <w:shd w:val="clear" w:color="auto" w:fill="auto"/>
+          <w:tblCellMar>
+            <w:top w:w="0" w:type="dxa"/>
+            <w:left w:w="0" w:type="dxa"/>
+            <w:bottom w:w="0" w:type="dxa"/>
+            <w:right w:w="0" w:type="dxa"/>
+          </w:tblCellMar>
+        </w:tblPrEx>
+        <w:trPr>
+          <w:tblHeader/>
+          <w:tblCellSpacing w:w="15" w:type="dxa"/>
+        </w:trPr>
+        <w:tc>
+          <w:tcPr>
+            <w:tcW w:w="0" w:type="auto"/>
+            <w:tcBorders>
+              <w:top w:val="single" w:color="auto" w:sz="2" w:space="0"/>
+              <w:left w:val="single" w:color="auto" w:sz="2" w:space="0"/>
+              <w:bottom w:val="single" w:color="auto" w:sz="2" w:space="0"/>
+              <w:right w:val="single" w:color="auto" w:sz="2" w:space="0"/>
+            </w:tcBorders>
+            <w:shd w:val="clear" w:color="auto" w:fill="auto"/>
+            <w:tcMar>
+              <w:top w:w="120" w:type="dxa"/>
+              <w:bottom w:w="120" w:type="dxa"/>
+              <w:right w:w="90" w:type="dxa"/>
+            </w:tcMar>
+            <w:vAlign w:val="center"/>
+          </w:tcPr>
+          <w:p>
+            <w:pPr>
+              <w:keepNext w:val="0"/>
+              <w:keepLines w:val="0"/>
+              <w:widowControl/>
+              <w:suppressLineNumbers w:val="0"/>
+              <w:bidi w:val="0"/>
+              <w:spacing w:before="0" w:beforeAutospacing="0" w:after="0" w:afterAutospacing="0" w:line="9" w:lineRule="atLeast"/>
+              <w:ind w:left="0" w:right="0"/>
+              <w:jc w:val="left"/>
+              <w:rPr>
+                <w:rFonts w:ascii="sans-serif" w:hAnsi="sans-serif" w:eastAsia="sans-serif" w:cs="sans-serif"/>
+                <w:color w:val="1F1F1F"/>
+              </w:rPr>
+            </w:pPr>
+            <w:r>
+              <w:rPr>
+                <w:rStyle w:val="4"/>
+                <w:rFonts w:hint="default" w:ascii="sans-serif" w:hAnsi="sans-serif" w:eastAsia="sans-serif" w:cs="sans-serif"/>
+                <w:color w:val="1F1F1F"/>
+                <w:kern w:val="0"/>
+                <w:sz w:val="24"/>
+                <w:szCs w:val="24"/>
+                <w:lang w:val="en-US" w:eastAsia="zh-CN" w:bidi="ar"/>
+              </w:rPr>
+              <w:t>方法</w:t>
+            </w:r>
+          </w:p>
+        </w:tc>
+        <w:tc>
+          <w:tcPr>
+            <w:tcW w:w="0" w:type="auto"/>
+            <w:tcBorders>
+              <w:top w:val="single" w:color="auto" w:sz="2" w:space="0"/>
+              <w:left w:val="single" w:color="auto" w:sz="2" w:space="0"/>
+              <w:bottom w:val="single" w:color="auto" w:sz="2" w:space="0"/>
+              <w:right w:val="single" w:color="auto" w:sz="2" w:space="0"/>
+            </w:tcBorders>
+            <w:shd w:val="clear" w:color="auto" w:fill="auto"/>
+            <w:tcMar>
+              <w:top w:w="120" w:type="dxa"/>
+              <w:bottom w:w="120" w:type="dxa"/>
+            </w:tcMar>
+            <w:vAlign w:val="center"/>
+          </w:tcPr>
+          <w:p>
+            <w:pPr>
+              <w:keepNext w:val="0"/>
+              <w:keepLines w:val="0"/>
+              <w:widowControl/>
+              <w:suppressLineNumbers w:val="0"/>
+              <w:bidi w:val="0"/>
+              <w:spacing w:before="0" w:beforeAutospacing="0" w:after="0" w:afterAutospacing="0" w:line="9" w:lineRule="atLeast"/>
+              <w:ind w:left="0" w:right="0"/>
+              <w:jc w:val="left"/>
+              <w:rPr>
+                <w:rFonts w:hint="default" w:ascii="sans-serif" w:hAnsi="sans-serif" w:eastAsia="sans-serif" w:cs="sans-serif"/>
+                <w:color w:val="1F1F1F"/>
+              </w:rPr>
+            </w:pPr>
+            <w:r>
+              <w:rPr>
+                <w:rStyle w:val="4"/>
+                <w:rFonts w:hint="default" w:ascii="sans-serif" w:hAnsi="sans-serif" w:eastAsia="sans-serif" w:cs="sans-serif"/>
+                <w:color w:val="1F1F1F"/>
+                <w:kern w:val="0"/>
+                <w:sz w:val="24"/>
+                <w:szCs w:val="24"/>
+                <w:lang w:val="en-US" w:eastAsia="zh-CN" w:bidi="ar"/>
+              </w:rPr>
+              <w:t>描述</w:t>
+            </w:r>
+          </w:p>
+        </w:tc>
+      </w:tr>
+      <w:tr>
+        <w:tblPrEx>
+          <w:tblBorders>
+            <w:top w:val="none" w:color="1F1F1F" w:sz="0" w:space="0"/>
+            <w:left w:val="none" w:color="1F1F1F" w:sz="0" w:space="0"/>
+            <w:bottom w:val="none" w:color="1F1F1F" w:sz="0" w:space="0"/>
+            <w:right w:val="none" w:color="1F1F1F" w:sz="0" w:space="0"/>
+            <w:insideH w:val="none" w:color="auto" w:sz="0" w:space="0"/>
+            <w:insideV w:val="none" w:color="auto" w:sz="0" w:space="0"/>
+          </w:tblBorders>
+          <w:shd w:val="clear" w:color="auto" w:fill="auto"/>
+          <w:tblCellMar>
+            <w:top w:w="0" w:type="dxa"/>
+            <w:left w:w="0" w:type="dxa"/>
+            <w:bottom w:w="0" w:type="dxa"/>
+            <w:right w:w="0" w:type="dxa"/>
+          </w:tblCellMar>
+        </w:tblPrEx>
+        <w:trPr>
+          <w:tblCellSpacing w:w="15" w:type="dxa"/>
+        </w:trPr>
+        <w:tc>
+          <w:tcPr>
+            <w:tcW w:w="0" w:type="auto"/>
+            <w:tcBorders>
+              <w:top w:val="single" w:color="auto" w:sz="2" w:space="0"/>
+              <w:left w:val="single" w:color="auto" w:sz="2" w:space="0"/>
+              <w:bottom w:val="single" w:color="auto" w:sz="2" w:space="0"/>
+              <w:right w:val="single" w:color="auto" w:sz="2" w:space="0"/>
+            </w:tcBorders>
+            <w:shd w:val="clear" w:color="auto" w:fill="auto"/>
+            <w:tcMar>
+              <w:top w:w="120" w:type="dxa"/>
+              <w:bottom w:w="120" w:type="dxa"/>
+              <w:right w:w="90" w:type="dxa"/>
+            </w:tcMar>
+            <w:vAlign w:val="center"/>
+          </w:tcPr>
+          <w:p>
+            <w:pPr>
+              <w:keepNext w:val="0"/>
+              <w:keepLines w:val="0"/>
+              <w:widowControl/>
+              <w:suppressLineNumbers w:val="0"/>
+              <w:bidi w:val="0"/>
+              <w:spacing w:before="0" w:beforeAutospacing="0" w:after="0" w:afterAutospacing="0" w:line="9" w:lineRule="atLeast"/>
+              <w:ind w:left="0" w:right="0"/>
+              <w:jc w:val="left"/>
+              <w:rPr>
+                <w:rFonts w:hint="eastAsia" w:ascii="黑体" w:hAnsi="黑体" w:eastAsia="黑体" w:cs="黑体"/>
+                <w:color w:val="1F1F1F"/>
+              </w:rPr>
+            </w:pPr>
+            <w:r>
+              <w:rPr>
+                <w:rStyle w:val="5"/>
+                <w:rFonts w:hint="eastAsia" w:ascii="黑体" w:hAnsi="黑体" w:eastAsia="黑体" w:cs="黑体"/>
+                <w:color w:val="444746"/>
+                <w:kern w:val="0"/>
+                <w:sz w:val="24"/>
+                <w:szCs w:val="24"/>
+                <w:lang w:val="en-US" w:eastAsia="zh-CN" w:bidi="ar"/>
+              </w:rPr>
+              <w:t>Character.isLetter(c)</w:t>
+            </w:r>
+          </w:p>
+        </w:tc>
+        <w:tc>
+          <w:tcPr>
+            <w:tcW w:w="0" w:type="auto"/>
+            <w:tcBorders>
+              <w:top w:val="single" w:color="auto" w:sz="2" w:space="0"/>
+              <w:left w:val="single" w:color="auto" w:sz="2" w:space="0"/>
+              <w:bottom w:val="single" w:color="auto" w:sz="2" w:space="0"/>
+              <w:right w:val="single" w:color="auto" w:sz="2" w:space="0"/>
+            </w:tcBorders>
+            <w:shd w:val="clear" w:color="auto" w:fill="auto"/>
+            <w:tcMar>
+              <w:top w:w="120" w:type="dxa"/>
+              <w:bottom w:w="120" w:type="dxa"/>
+            </w:tcMar>
+            <w:vAlign w:val="center"/>
+          </w:tcPr>
+          <w:p>
+            <w:pPr>
+              <w:keepNext w:val="0"/>
+              <w:keepLines w:val="0"/>
+              <w:widowControl/>
+              <w:suppressLineNumbers w:val="0"/>
+              <w:bidi w:val="0"/>
+              <w:spacing w:before="0" w:beforeAutospacing="0" w:after="0" w:afterAutospacing="0" w:line="9" w:lineRule="atLeast"/>
+              <w:ind w:left="0" w:right="0"/>
+              <w:jc w:val="left"/>
+              <w:rPr>
+                <w:rFonts w:hint="default" w:ascii="sans-serif" w:hAnsi="sans-serif" w:eastAsia="sans-serif" w:cs="sans-serif"/>
+                <w:color w:val="1F1F1F"/>
+              </w:rPr>
+            </w:pPr>
+            <w:r>
+              <w:rPr>
+                <w:rFonts w:hint="default" w:ascii="sans-serif" w:hAnsi="sans-serif" w:eastAsia="sans-serif" w:cs="sans-serif"/>
+                <w:color w:val="1F1F1F"/>
+                <w:kern w:val="0"/>
+                <w:sz w:val="24"/>
+                <w:szCs w:val="24"/>
+                <w:lang w:val="en-US" w:eastAsia="zh-CN" w:bidi="ar"/>
+              </w:rPr>
+              <w:t>判断是否为字母</w:t>
+            </w:r>
+          </w:p>
+        </w:tc>
+      </w:tr>
+      <w:tr>
+        <w:tblPrEx>
+          <w:tblBorders>
+            <w:top w:val="none" w:color="1F1F1F" w:sz="0" w:space="0"/>
+            <w:left w:val="none" w:color="1F1F1F" w:sz="0" w:space="0"/>
+            <w:bottom w:val="none" w:color="1F1F1F" w:sz="0" w:space="0"/>
+            <w:right w:val="none" w:color="1F1F1F" w:sz="0" w:space="0"/>
+            <w:insideH w:val="none" w:color="auto" w:sz="0" w:space="0"/>
+            <w:insideV w:val="none" w:color="auto" w:sz="0" w:space="0"/>
+          </w:tblBorders>
+          <w:shd w:val="clear" w:color="auto" w:fill="auto"/>
+          <w:tblCellMar>
+            <w:top w:w="0" w:type="dxa"/>
+            <w:left w:w="0" w:type="dxa"/>
+            <w:bottom w:w="0" w:type="dxa"/>
+            <w:right w:w="0" w:type="dxa"/>
+          </w:tblCellMar>
+        </w:tblPrEx>
+        <w:trPr>
+          <w:tblCellSpacing w:w="15" w:type="dxa"/>
+        </w:trPr>
+        <w:tc>
+          <w:tcPr>
+            <w:tcW w:w="0" w:type="auto"/>
+            <w:tcBorders>
+              <w:top w:val="single" w:color="auto" w:sz="2" w:space="0"/>
+              <w:left w:val="single" w:color="auto" w:sz="2" w:space="0"/>
+              <w:bottom w:val="single" w:color="auto" w:sz="2" w:space="0"/>
+              <w:right w:val="single" w:color="auto" w:sz="2" w:space="0"/>
+            </w:tcBorders>
+            <w:shd w:val="clear" w:color="auto" w:fill="auto"/>
+            <w:tcMar>
+              <w:top w:w="120" w:type="dxa"/>
+              <w:bottom w:w="120" w:type="dxa"/>
+              <w:right w:w="90" w:type="dxa"/>
+            </w:tcMar>
+            <w:vAlign w:val="center"/>
+          </w:tcPr>
+          <w:p>
+            <w:pPr>
+              <w:keepNext w:val="0"/>
+              <w:keepLines w:val="0"/>
+              <w:widowControl/>
+              <w:suppressLineNumbers w:val="0"/>
+              <w:bidi w:val="0"/>
+              <w:spacing w:before="0" w:beforeAutospacing="0" w:after="0" w:afterAutospacing="0" w:line="9" w:lineRule="atLeast"/>
+              <w:ind w:left="0" w:right="0"/>
+              <w:jc w:val="left"/>
+              <w:rPr>
+                <w:rFonts w:hint="eastAsia" w:ascii="黑体" w:hAnsi="黑体" w:eastAsia="黑体" w:cs="黑体"/>
+                <w:color w:val="1F1F1F"/>
+              </w:rPr>
+            </w:pPr>
+            <w:r>
+              <w:rPr>
+                <w:rStyle w:val="5"/>
+                <w:rFonts w:hint="eastAsia" w:ascii="黑体" w:hAnsi="黑体" w:eastAsia="黑体" w:cs="黑体"/>
+                <w:color w:val="444746"/>
+                <w:kern w:val="0"/>
+                <w:sz w:val="24"/>
+                <w:szCs w:val="24"/>
+                <w:lang w:val="en-US" w:eastAsia="zh-CN" w:bidi="ar"/>
+              </w:rPr>
+              <w:t>Character.isDigit(c)</w:t>
+            </w:r>
+          </w:p>
+        </w:tc>
+        <w:tc>
+          <w:tcPr>
+            <w:tcW w:w="0" w:type="auto"/>
+            <w:tcBorders>
+              <w:top w:val="single" w:color="auto" w:sz="2" w:space="0"/>
+              <w:left w:val="single" w:color="auto" w:sz="2" w:space="0"/>
+              <w:bottom w:val="single" w:color="auto" w:sz="2" w:space="0"/>
+              <w:right w:val="single" w:color="auto" w:sz="2" w:space="0"/>
+            </w:tcBorders>
+            <w:shd w:val="clear" w:color="auto" w:fill="auto"/>
+            <w:tcMar>
+              <w:top w:w="120" w:type="dxa"/>
+              <w:bottom w:w="120" w:type="dxa"/>
+            </w:tcMar>
+            <w:vAlign w:val="center"/>
+          </w:tcPr>
+          <w:p>
+            <w:pPr>
+              <w:keepNext w:val="0"/>
+              <w:keepLines w:val="0"/>
+              <w:widowControl/>
+              <w:suppressLineNumbers w:val="0"/>
+              <w:bidi w:val="0"/>
+              <w:spacing w:before="0" w:beforeAutospacing="0" w:after="0" w:afterAutospacing="0" w:line="9" w:lineRule="atLeast"/>
+              <w:ind w:left="0" w:right="0"/>
+              <w:jc w:val="left"/>
+              <w:rPr>
+                <w:rFonts w:hint="default" w:ascii="sans-serif" w:hAnsi="sans-serif" w:eastAsia="sans-serif" w:cs="sans-serif"/>
+                <w:color w:val="1F1F1F"/>
+              </w:rPr>
+            </w:pPr>
+            <w:r>
+              <w:rPr>
+                <w:rFonts w:hint="default" w:ascii="sans-serif" w:hAnsi="sans-serif" w:eastAsia="sans-serif" w:cs="sans-serif"/>
+                <w:color w:val="1F1F1F"/>
+                <w:kern w:val="0"/>
+                <w:sz w:val="24"/>
+                <w:szCs w:val="24"/>
+                <w:lang w:val="en-US" w:eastAsia="zh-CN" w:bidi="ar"/>
+              </w:rPr>
+              <w:t>判断是否为数字</w:t>
+            </w:r>
+          </w:p>
+        </w:tc>
+      </w:tr>
+      <w:tr>
+        <w:tblPrEx>
+          <w:tblBorders>
+            <w:top w:val="none" w:color="1F1F1F" w:sz="0" w:space="0"/>
+            <w:left w:val="none" w:color="1F1F1F" w:sz="0" w:space="0"/>
+            <w:bottom w:val="none" w:color="1F1F1F" w:sz="0" w:space="0"/>
+            <w:right w:val="none" w:color="1F1F1F" w:sz="0" w:space="0"/>
+            <w:insideH w:val="none" w:color="auto" w:sz="0" w:space="0"/>
+            <w:insideV w:val="none" w:color="auto" w:sz="0" w:space="0"/>
+          </w:tblBorders>
+          <w:shd w:val="clear" w:color="auto" w:fill="auto"/>
+          <w:tblCellMar>
+            <w:top w:w="0" w:type="dxa"/>
+            <w:left w:w="0" w:type="dxa"/>
+            <w:bottom w:w="0" w:type="dxa"/>
+            <w:right w:w="0" w:type="dxa"/>
+          </w:tblCellMar>
+        </w:tblPrEx>
+        <w:trPr>
+          <w:tblCellSpacing w:w="15" w:type="dxa"/>
+        </w:trPr>
+        <w:tc>
+          <w:tcPr>
+            <w:tcW w:w="0" w:type="auto"/>
+            <w:tcBorders>
+              <w:top w:val="single" w:color="auto" w:sz="2" w:space="0"/>
+              <w:left w:val="single" w:color="auto" w:sz="2" w:space="0"/>
+              <w:bottom w:val="single" w:color="auto" w:sz="2" w:space="0"/>
+              <w:right w:val="single" w:color="auto" w:sz="2" w:space="0"/>
+            </w:tcBorders>
+            <w:shd w:val="clear" w:color="auto" w:fill="auto"/>
+            <w:tcMar>
+              <w:top w:w="120" w:type="dxa"/>
+              <w:bottom w:w="120" w:type="dxa"/>
+              <w:right w:w="90" w:type="dxa"/>
+            </w:tcMar>
+            <w:vAlign w:val="center"/>
+          </w:tcPr>
+          <w:p>
+            <w:pPr>
+              <w:keepNext w:val="0"/>
+              <w:keepLines w:val="0"/>
+              <w:widowControl/>
+              <w:suppressLineNumbers w:val="0"/>
+              <w:bidi w:val="0"/>
+              <w:spacing w:before="0" w:beforeAutospacing="0" w:after="0" w:afterAutospacing="0" w:line="9" w:lineRule="atLeast"/>
+              <w:ind w:left="0" w:right="0"/>
+              <w:jc w:val="left"/>
+              <w:rPr>
+                <w:rFonts w:hint="eastAsia" w:ascii="黑体" w:hAnsi="黑体" w:eastAsia="黑体" w:cs="黑体"/>
+                <w:color w:val="1F1F1F"/>
+              </w:rPr>
+            </w:pPr>
+            <w:r>
+              <w:rPr>
+                <w:rStyle w:val="5"/>
+                <w:rFonts w:hint="eastAsia" w:ascii="黑体" w:hAnsi="黑体" w:eastAsia="黑体" w:cs="黑体"/>
+                <w:color w:val="444746"/>
+                <w:kern w:val="0"/>
+                <w:sz w:val="24"/>
+                <w:szCs w:val="24"/>
+                <w:lang w:val="en-US" w:eastAsia="zh-CN" w:bidi="ar"/>
+              </w:rPr>
+              <w:t>Character.isWhitespace(c)</w:t>
+            </w:r>
+          </w:p>
+        </w:tc>
+        <w:tc>
+          <w:tcPr>
+            <w:tcW w:w="0" w:type="auto"/>
+            <w:tcBorders>
+              <w:top w:val="single" w:color="auto" w:sz="2" w:space="0"/>
+              <w:left w:val="single" w:color="auto" w:sz="2" w:space="0"/>
+              <w:bottom w:val="single" w:color="auto" w:sz="2" w:space="0"/>
+              <w:right w:val="single" w:color="auto" w:sz="2" w:space="0"/>
+            </w:tcBorders>
+            <w:shd w:val="clear" w:color="auto" w:fill="auto"/>
+            <w:tcMar>
+              <w:top w:w="120" w:type="dxa"/>
+              <w:bottom w:w="120" w:type="dxa"/>
+            </w:tcMar>
+            <w:vAlign w:val="center"/>
+          </w:tcPr>
+          <w:p>
+            <w:pPr>
+              <w:keepNext w:val="0"/>
+              <w:keepLines w:val="0"/>
+              <w:widowControl/>
+              <w:suppressLineNumbers w:val="0"/>
+              <w:bidi w:val="0"/>
+              <w:spacing w:before="0" w:beforeAutospacing="0" w:after="0" w:afterAutospacing="0" w:line="9" w:lineRule="atLeast"/>
+              <w:ind w:left="0" w:right="0"/>
+              <w:jc w:val="left"/>
+              <w:rPr>
+                <w:rFonts w:hint="default" w:ascii="sans-serif" w:hAnsi="sans-serif" w:eastAsia="sans-serif" w:cs="sans-serif"/>
+                <w:color w:val="1F1F1F"/>
+              </w:rPr>
+            </w:pPr>
+            <w:r>
+              <w:rPr>
+                <w:rFonts w:hint="default" w:ascii="sans-serif" w:hAnsi="sans-serif" w:eastAsia="sans-serif" w:cs="sans-serif"/>
+                <w:color w:val="1F1F1F"/>
+                <w:kern w:val="0"/>
+                <w:sz w:val="24"/>
+                <w:szCs w:val="24"/>
+                <w:lang w:val="en-US" w:eastAsia="zh-CN" w:bidi="ar"/>
+              </w:rPr>
+              <w:t>判断是否为空格、制表符或换行符</w:t>
+            </w:r>
+          </w:p>
+        </w:tc>
+      </w:tr>
+      <w:tr>
+        <w:tblPrEx>
+          <w:tblBorders>
+            <w:top w:val="none" w:color="1F1F1F" w:sz="0" w:space="0"/>
+            <w:left w:val="none" w:color="1F1F1F" w:sz="0" w:space="0"/>
+            <w:bottom w:val="none" w:color="1F1F1F" w:sz="0" w:space="0"/>
+            <w:right w:val="none" w:color="1F1F1F" w:sz="0" w:space="0"/>
+            <w:insideH w:val="none" w:color="auto" w:sz="0" w:space="0"/>
+            <w:insideV w:val="none" w:color="auto" w:sz="0" w:space="0"/>
+          </w:tblBorders>
+          <w:shd w:val="clear" w:color="auto" w:fill="auto"/>
+          <w:tblCellMar>
+            <w:top w:w="0" w:type="dxa"/>
+            <w:left w:w="0" w:type="dxa"/>
+            <w:bottom w:w="0" w:type="dxa"/>
+            <w:right w:w="0" w:type="dxa"/>
+          </w:tblCellMar>
+        </w:tblPrEx>
+        <w:trPr>
+          <w:tblCellSpacing w:w="15" w:type="dxa"/>
+        </w:trPr>
+        <w:tc>
+          <w:tcPr>
+            <w:tcW w:w="0" w:type="auto"/>
+            <w:tcBorders>
+              <w:top w:val="single" w:color="auto" w:sz="2" w:space="0"/>
+              <w:left w:val="single" w:color="auto" w:sz="2" w:space="0"/>
+              <w:bottom w:val="single" w:color="auto" w:sz="2" w:space="0"/>
+              <w:right w:val="single" w:color="auto" w:sz="2" w:space="0"/>
+            </w:tcBorders>
+            <w:shd w:val="clear" w:color="auto" w:fill="auto"/>
+            <w:tcMar>
+              <w:top w:w="120" w:type="dxa"/>
+              <w:bottom w:w="120" w:type="dxa"/>
+              <w:right w:w="90" w:type="dxa"/>
+            </w:tcMar>
+            <w:vAlign w:val="center"/>
+          </w:tcPr>
+          <w:p>
+            <w:pPr>
+              <w:keepNext w:val="0"/>
+              <w:keepLines w:val="0"/>
+              <w:widowControl/>
+              <w:suppressLineNumbers w:val="0"/>
+              <w:bidi w:val="0"/>
+              <w:spacing w:before="0" w:beforeAutospacing="0" w:after="0" w:afterAutospacing="0" w:line="9" w:lineRule="atLeast"/>
+              <w:ind w:left="0" w:right="0"/>
+              <w:jc w:val="left"/>
+              <w:rPr>
+                <w:rFonts w:hint="eastAsia" w:ascii="黑体" w:hAnsi="黑体" w:eastAsia="黑体" w:cs="黑体"/>
+                <w:color w:val="1F1F1F"/>
+              </w:rPr>
+            </w:pPr>
+            <w:r>
+              <w:rPr>
+                <w:rStyle w:val="5"/>
+                <w:rFonts w:hint="eastAsia" w:ascii="黑体" w:hAnsi="黑体" w:eastAsia="黑体" w:cs="黑体"/>
+                <w:color w:val="444746"/>
+                <w:kern w:val="0"/>
+                <w:sz w:val="24"/>
+                <w:szCs w:val="24"/>
+                <w:lang w:val="en-US" w:eastAsia="zh-CN" w:bidi="ar"/>
+              </w:rPr>
+              <w:t>Character.isUpperCase(c)</w:t>
+            </w:r>
+          </w:p>
+        </w:tc>
+        <w:tc>
+          <w:tcPr>
+            <w:tcW w:w="0" w:type="auto"/>
+            <w:tcBorders>
+              <w:top w:val="single" w:color="auto" w:sz="2" w:space="0"/>
+              <w:left w:val="single" w:color="auto" w:sz="2" w:space="0"/>
+              <w:bottom w:val="single" w:color="auto" w:sz="2" w:space="0"/>
+              <w:right w:val="single" w:color="auto" w:sz="2" w:space="0"/>
+            </w:tcBorders>
+            <w:shd w:val="clear" w:color="auto" w:fill="auto"/>
+            <w:tcMar>
+              <w:top w:w="120" w:type="dxa"/>
+              <w:bottom w:w="120" w:type="dxa"/>
+            </w:tcMar>
+            <w:vAlign w:val="center"/>
+          </w:tcPr>
+          <w:p>
+            <w:pPr>
+              <w:keepNext w:val="0"/>
+              <w:keepLines w:val="0"/>
+              <w:widowControl/>
+              <w:suppressLineNumbers w:val="0"/>
+              <w:bidi w:val="0"/>
+              <w:spacing w:before="0" w:beforeAutospacing="0" w:after="0" w:afterAutospacing="0" w:line="9" w:lineRule="atLeast"/>
+              <w:ind w:left="0" w:right="0"/>
+              <w:jc w:val="left"/>
+              <w:rPr>
+                <w:rFonts w:hint="default" w:ascii="sans-serif" w:hAnsi="sans-serif" w:eastAsia="sans-serif" w:cs="sans-serif"/>
+                <w:color w:val="1F1F1F"/>
+              </w:rPr>
+            </w:pPr>
+            <w:r>
+              <w:rPr>
+                <w:rFonts w:hint="default" w:ascii="sans-serif" w:hAnsi="sans-serif" w:eastAsia="sans-serif" w:cs="sans-serif"/>
+                <w:color w:val="1F1F1F"/>
+                <w:kern w:val="0"/>
+                <w:sz w:val="24"/>
+                <w:szCs w:val="24"/>
+                <w:lang w:val="en-US" w:eastAsia="zh-CN" w:bidi="ar"/>
+              </w:rPr>
+              <w:t>判断是否为大写字母</w:t>
+            </w:r>
+          </w:p>
+        </w:tc>
+      </w:tr>
+      <w:tr>
+        <w:tblPrEx>
+          <w:tblBorders>
+            <w:top w:val="none" w:color="1F1F1F" w:sz="0" w:space="0"/>
+            <w:left w:val="none" w:color="1F1F1F" w:sz="0" w:space="0"/>
+            <w:bottom w:val="none" w:color="1F1F1F" w:sz="0" w:space="0"/>
+            <w:right w:val="none" w:color="1F1F1F" w:sz="0" w:space="0"/>
+            <w:insideH w:val="none" w:color="auto" w:sz="0" w:space="0"/>
+            <w:insideV w:val="none" w:color="auto" w:sz="0" w:space="0"/>
+          </w:tblBorders>
+          <w:shd w:val="clear" w:color="auto" w:fill="auto"/>
+          <w:tblCellMar>
+            <w:top w:w="0" w:type="dxa"/>
+            <w:left w:w="0" w:type="dxa"/>
+            <w:bottom w:w="0" w:type="dxa"/>
+            <w:right w:w="0" w:type="dxa"/>
+          </w:tblCellMar>
+        </w:tblPrEx>
+        <w:trPr>
+          <w:tblCellSpacing w:w="15" w:type="dxa"/>
+        </w:trPr>
+        <w:tc>
+          <w:tcPr>
+            <w:tcW w:w="0" w:type="auto"/>
+            <w:tcBorders>
+              <w:top w:val="single" w:color="auto" w:sz="2" w:space="0"/>
+              <w:left w:val="single" w:color="auto" w:sz="2" w:space="0"/>
+              <w:bottom w:val="single" w:color="auto" w:sz="2" w:space="0"/>
+              <w:right w:val="single" w:color="auto" w:sz="2" w:space="0"/>
+            </w:tcBorders>
+            <w:shd w:val="clear" w:color="auto" w:fill="auto"/>
+            <w:tcMar>
+              <w:top w:w="120" w:type="dxa"/>
+              <w:bottom w:w="120" w:type="dxa"/>
+              <w:right w:w="90" w:type="dxa"/>
+            </w:tcMar>
+            <w:vAlign w:val="center"/>
+          </w:tcPr>
+          <w:p>
+            <w:pPr>
+              <w:keepNext w:val="0"/>
+              <w:keepLines w:val="0"/>
+              <w:widowControl/>
+              <w:suppressLineNumbers w:val="0"/>
+              <w:bidi w:val="0"/>
+              <w:spacing w:before="0" w:beforeAutospacing="0" w:after="0" w:afterAutospacing="0" w:line="9" w:lineRule="atLeast"/>
+              <w:ind w:left="0" w:right="0"/>
+              <w:jc w:val="left"/>
+              <w:rPr>
+                <w:rFonts w:hint="default" w:ascii="sans-serif" w:hAnsi="sans-serif" w:eastAsia="sans-serif" w:cs="sans-serif"/>
+                <w:color w:val="1F1F1F"/>
+              </w:rPr>
+            </w:pPr>
+            <w:r>
+              <w:rPr>
+                <w:rStyle w:val="5"/>
+                <w:rFonts w:hint="eastAsia" w:ascii="黑体" w:hAnsi="黑体" w:eastAsia="黑体" w:cs="黑体"/>
+                <w:color w:val="444746"/>
+                <w:kern w:val="0"/>
+                <w:sz w:val="24"/>
+                <w:szCs w:val="24"/>
+                <w:lang w:val="en-US" w:eastAsia="zh-CN" w:bidi="ar"/>
+              </w:rPr>
+              <w:t>Character.toLowerCase(c)</w:t>
+            </w:r>
+          </w:p>
+        </w:tc>
+        <w:tc>
+          <w:tcPr>
+            <w:tcW w:w="0" w:type="auto"/>
+            <w:tcBorders>
+              <w:top w:val="single" w:color="auto" w:sz="2" w:space="0"/>
+              <w:left w:val="single" w:color="auto" w:sz="2" w:space="0"/>
+              <w:bottom w:val="single" w:color="auto" w:sz="2" w:space="0"/>
+              <w:right w:val="single" w:color="auto" w:sz="2" w:space="0"/>
+            </w:tcBorders>
+            <w:shd w:val="clear" w:color="auto" w:fill="auto"/>
+            <w:tcMar>
+              <w:top w:w="120" w:type="dxa"/>
+              <w:bottom w:w="120" w:type="dxa"/>
+            </w:tcMar>
+            <w:vAlign w:val="center"/>
+          </w:tcPr>
+          <w:p>
+            <w:pPr>
+              <w:keepNext w:val="0"/>
+              <w:keepLines w:val="0"/>
+              <w:widowControl/>
+              <w:suppressLineNumbers w:val="0"/>
+              <w:bidi w:val="0"/>
+              <w:spacing w:before="0" w:beforeAutospacing="0" w:after="0" w:afterAutospacing="0" w:line="9" w:lineRule="atLeast"/>
+              <w:ind w:left="0" w:right="0"/>
+              <w:jc w:val="left"/>
+              <w:rPr>
+                <w:rFonts w:hint="default" w:ascii="sans-serif" w:hAnsi="sans-serif" w:eastAsia="sans-serif" w:cs="sans-serif"/>
+                <w:color w:val="1F1F1F"/>
+              </w:rPr>
+            </w:pPr>
+            <w:r>
+              <w:rPr>
+                <w:rFonts w:hint="default" w:ascii="sans-serif" w:hAnsi="sans-serif" w:eastAsia="sans-serif" w:cs="sans-serif"/>
+                <w:color w:val="1F1F1F"/>
+                <w:kern w:val="0"/>
+                <w:sz w:val="24"/>
+                <w:szCs w:val="24"/>
+                <w:lang w:val="en-US" w:eastAsia="zh-CN" w:bidi="ar"/>
+              </w:rPr>
+              <w:t>将字符转换为小写</w:t>
+            </w:r>
+          </w:p>
+        </w:tc>
+      </w:tr>
+      <w:tr>
+        <w:tblPrEx>
+          <w:tblBorders>
+            <w:top w:val="none" w:color="1F1F1F" w:sz="0" w:space="0"/>
+            <w:left w:val="none" w:color="1F1F1F" w:sz="0" w:space="0"/>
+            <w:bottom w:val="none" w:color="1F1F1F" w:sz="0" w:space="0"/>
+            <w:right w:val="none" w:color="1F1F1F" w:sz="0" w:space="0"/>
+            <w:insideH w:val="none" w:color="auto" w:sz="0" w:space="0"/>
+            <w:insideV w:val="none" w:color="auto" w:sz="0" w:space="0"/>
+          </w:tblBorders>
+          <w:tblCellMar>
+            <w:top w:w="0" w:type="dxa"/>
+            <w:left w:w="0" w:type="dxa"/>
+            <w:bottom w:w="0" w:type="dxa"/>
+            <w:right w:w="0" w:type="dxa"/>
+          </w:tblCellMar>
+        </w:tblPrEx>
+        <w:trPr>
+          <w:tblCellSpacing w:w="15" w:type="dxa"/>
+        </w:trPr>
+        <w:tc>
+          <w:tcPr>
+            <w:tcW w:w="0" w:type="auto"/>
+            <w:tcBorders>
+              <w:top w:val="single" w:color="auto" w:sz="2" w:space="0"/>
+              <w:left w:val="single" w:color="auto" w:sz="2" w:space="0"/>
+              <w:bottom w:val="single" w:color="auto" w:sz="2" w:space="0"/>
+              <w:right w:val="single" w:color="auto" w:sz="2" w:space="0"/>
+            </w:tcBorders>
+            <w:shd w:val="clear" w:color="auto" w:fill="auto"/>
+            <w:tcMar>
+              <w:top w:w="120" w:type="dxa"/>
+              <w:bottom w:w="120" w:type="dxa"/>
+              <w:right w:w="90" w:type="dxa"/>
+            </w:tcMar>
+            <w:vAlign w:val="center"/>
+          </w:tcPr>
+          <w:p>
+            <w:pPr>
+              <w:keepNext w:val="0"/>
+              <w:keepLines w:val="0"/>
+              <w:widowControl/>
+              <w:suppressLineNumbers w:val="0"/>
+              <w:bidi w:val="0"/>
+              <w:spacing w:before="0" w:beforeAutospacing="0" w:after="0" w:afterAutospacing="0" w:line="9" w:lineRule="atLeast"/>
+              <w:ind w:left="0" w:right="0"/>
+              <w:jc w:val="left"/>
+              <w:rPr>
+                <w:rFonts w:hint="default" w:ascii="sans-serif" w:hAnsi="sans-serif" w:eastAsia="sans-serif" w:cs="sans-serif"/>
+                <w:color w:val="1F1F1F"/>
+              </w:rPr>
+            </w:pPr>
+            <w:r>
+              <w:rPr>
+                <w:rStyle w:val="5"/>
+                <w:rFonts w:hint="eastAsia" w:ascii="黑体" w:hAnsi="黑体" w:eastAsia="黑体" w:cs="黑体"/>
+                <w:color w:val="444746"/>
+                <w:kern w:val="0"/>
+                <w:sz w:val="24"/>
+                <w:szCs w:val="24"/>
+                <w:lang w:val="en-US" w:eastAsia="zh-CN" w:bidi="ar"/>
+              </w:rPr>
+              <w:t>Character.compare(c1, c2)</w:t>
+            </w:r>
+          </w:p>
+        </w:tc>
+        <w:tc>
+          <w:tcPr>
+            <w:tcW w:w="0" w:type="auto"/>
+            <w:tcBorders>
+              <w:top w:val="single" w:color="auto" w:sz="2" w:space="0"/>
+              <w:left w:val="single" w:color="auto" w:sz="2" w:space="0"/>
+              <w:bottom w:val="single" w:color="auto" w:sz="2" w:space="0"/>
+              <w:right w:val="single" w:color="auto" w:sz="2" w:space="0"/>
+            </w:tcBorders>
+            <w:shd w:val="clear" w:color="auto" w:fill="auto"/>
+            <w:tcMar>
+              <w:top w:w="120" w:type="dxa"/>
+              <w:bottom w:w="120" w:type="dxa"/>
+            </w:tcMar>
+            <w:vAlign w:val="center"/>
+          </w:tcPr>
+          <w:p>
+            <w:pPr>
+              <w:keepNext w:val="0"/>
+              <w:keepLines w:val="0"/>
+              <w:widowControl/>
+              <w:suppressLineNumbers w:val="0"/>
+              <w:bidi w:val="0"/>
+              <w:spacing w:before="0" w:beforeAutospacing="0" w:after="0" w:afterAutospacing="0" w:line="9" w:lineRule="atLeast"/>
+              <w:ind w:left="0" w:right="0"/>
+              <w:jc w:val="left"/>
+              <w:rPr>
+                <w:rFonts w:hint="default" w:ascii="sans-serif" w:hAnsi="sans-serif" w:eastAsia="sans-serif" w:cs="sans-serif"/>
+                <w:color w:val="1F1F1F"/>
+              </w:rPr>
+            </w:pPr>
+            <w:r>
+              <w:rPr>
+                <w:rFonts w:hint="default" w:ascii="sans-serif" w:hAnsi="sans-serif" w:eastAsia="sans-serif" w:cs="sans-serif"/>
+                <w:color w:val="1F1F1F"/>
+                <w:kern w:val="0"/>
+                <w:sz w:val="24"/>
+                <w:szCs w:val="24"/>
+                <w:lang w:val="en-US" w:eastAsia="zh-CN" w:bidi="ar"/>
+              </w:rPr>
+              <w:t>比较两个字符的数值大小</w:t>
+            </w:r>
+          </w:p>
+        </w:tc>
+      </w:tr>
+      <w:tr>
+        <w:tblPrEx>
+          <w:tblBorders>
+            <w:top w:val="none" w:color="1F1F1F" w:sz="0" w:space="0"/>
+            <w:left w:val="none" w:color="1F1F1F" w:sz="0" w:space="0"/>
+            <w:bottom w:val="none" w:color="1F1F1F" w:sz="0" w:space="0"/>
+            <w:right w:val="none" w:color="1F1F1F" w:sz="0" w:space="0"/>
+            <w:insideH w:val="none" w:color="auto" w:sz="0" w:space="0"/>
+            <w:insideV w:val="none" w:color="auto" w:sz="0" w:space="0"/>
+          </w:tblBorders>
+          <w:shd w:val="clear" w:color="auto" w:fill="auto"/>
+          <w:tblCellMar>
+            <w:top w:w="0" w:type="dxa"/>
+            <w:left w:w="0" w:type="dxa"/>
+            <w:bottom w:w="0" w:type="dxa"/>
+            <w:right w:w="0" w:type="dxa"/>
+          </w:tblCellMar>
+        </w:tblPrEx>
+        <w:trPr>
+          <w:tblCellSpacing w:w="15" w:type="dxa"/>
+        </w:trPr>
+        <w:tc>
+          <w:tcPr>
+            <w:tcW w:w="0" w:type="auto"/>
+            <w:tcBorders>
+              <w:top w:val="single" w:color="auto" w:sz="2" w:space="0"/>
+              <w:left w:val="single" w:color="auto" w:sz="2" w:space="0"/>
+              <w:bottom w:val="single" w:color="auto" w:sz="2" w:space="0"/>
+              <w:right w:val="single" w:color="auto" w:sz="2" w:space="0"/>
+            </w:tcBorders>
+            <w:shd w:val="clear" w:color="auto" w:fill="auto"/>
+            <w:tcMar>
+              <w:top w:w="120" w:type="dxa"/>
+              <w:bottom w:w="120" w:type="dxa"/>
+              <w:right w:w="90" w:type="dxa"/>
+            </w:tcMar>
+            <w:vAlign w:val="center"/>
+          </w:tcPr>
+          <w:p>
+            <w:pPr>
+              <w:keepNext w:val="0"/>
+              <w:keepLines w:val="0"/>
+              <w:widowControl/>
+              <w:suppressLineNumbers w:val="0"/>
+              <w:bidi w:val="0"/>
+              <w:spacing w:before="0" w:beforeAutospacing="0" w:after="0" w:afterAutospacing="0" w:line="9" w:lineRule="atLeast"/>
+              <w:ind w:left="0" w:right="0"/>
+              <w:jc w:val="left"/>
+              <w:rPr>
+                <w:rStyle w:val="5"/>
+                <w:rFonts w:hint="eastAsia" w:ascii="黑体" w:hAnsi="黑体" w:eastAsia="黑体" w:cs="黑体"/>
+                <w:color w:val="444746"/>
+                <w:kern w:val="0"/>
+                <w:sz w:val="24"/>
+                <w:szCs w:val="24"/>
+                <w:lang w:val="en-US" w:eastAsia="zh-CN" w:bidi="ar"/>
+              </w:rPr>
+            </w:pPr>
+            <w:r>
+              <w:rPr>
+                <w:rStyle w:val="5"/>
+                <w:rFonts w:hint="eastAsia" w:ascii="黑体" w:hAnsi="黑体" w:eastAsia="黑体" w:cs="黑体"/>
+                <w:color w:val="444746"/>
+                <w:kern w:val="0"/>
+                <w:sz w:val="24"/>
+                <w:szCs w:val="24"/>
+                <w:lang w:val="en-US" w:eastAsia="zh-CN" w:bidi="ar"/>
+              </w:rPr>
+              <w:t>Character.isLetterOrDigit(c)</w:t>
+            </w:r>
+          </w:p>
+        </w:tc>
+        <w:tc>
+          <w:tcPr>
+            <w:tcW w:w="0" w:type="auto"/>
+            <w:tcBorders>
+              <w:top w:val="single" w:color="auto" w:sz="2" w:space="0"/>
+              <w:left w:val="single" w:color="auto" w:sz="2" w:space="0"/>
+              <w:bottom w:val="single" w:color="auto" w:sz="2" w:space="0"/>
+              <w:right w:val="single" w:color="auto" w:sz="2" w:space="0"/>
+            </w:tcBorders>
+            <w:shd w:val="clear" w:color="auto" w:fill="auto"/>
+            <w:tcMar>
+              <w:top w:w="120" w:type="dxa"/>
+              <w:bottom w:w="120" w:type="dxa"/>
+            </w:tcMar>
+            <w:vAlign w:val="center"/>
+          </w:tcPr>
+          <w:p>
+            <w:pPr>
+              <w:keepNext w:val="0"/>
+              <w:keepLines w:val="0"/>
+              <w:widowControl/>
+              <w:suppressLineNumbers w:val="0"/>
+              <w:bidi w:val="0"/>
+              <w:spacing w:before="0" w:beforeAutospacing="0" w:after="0" w:afterAutospacing="0" w:line="9" w:lineRule="atLeast"/>
+              <w:ind w:left="0" w:right="0"/>
+              <w:jc w:val="left"/>
+              <w:rPr>
+                <w:rFonts w:hint="default" w:ascii="sans-serif" w:hAnsi="sans-serif" w:eastAsia="sans-serif" w:cs="sans-serif"/>
+                <w:color w:val="1F1F1F"/>
+                <w:kern w:val="0"/>
+                <w:sz w:val="24"/>
+                <w:szCs w:val="24"/>
+                <w:lang w:val="en-US" w:eastAsia="zh-CN" w:bidi="ar"/>
+              </w:rPr>
+            </w:pPr>
+            <w:r>
+              <w:rPr>
+                <w:rFonts w:hint="default" w:ascii="sans-serif" w:hAnsi="sans-serif" w:eastAsia="sans-serif" w:cs="sans-serif"/>
+                <w:color w:val="1F1F1F"/>
+                <w:kern w:val="0"/>
+                <w:sz w:val="24"/>
+                <w:szCs w:val="24"/>
+                <w:lang w:val="en-US" w:eastAsia="zh-CN" w:bidi="ar"/>
+              </w:rPr>
+              <w:t>判断是否为字母</w:t>
+            </w:r>
+            <w:r>
+              <w:rPr>
+                <w:rFonts w:hint="eastAsia" w:ascii="sans-serif" w:hAnsi="sans-serif" w:eastAsia="sans-serif" w:cs="sans-serif"/>
+                <w:color w:val="1F1F1F"/>
+                <w:kern w:val="0"/>
+                <w:sz w:val="24"/>
+                <w:szCs w:val="24"/>
+                <w:lang w:val="en-US" w:eastAsia="zh-CN" w:bidi="ar"/>
+              </w:rPr>
+              <w:t>或数字</w:t>
+            </w:r>
+          </w:p>
+        </w:tc>
+      </w:tr>
+    </w:tbl>
+    <w:p>
+      <w:pPr>
+        <w:rPr>
+          <w:rFonts w:hint="default"/>
+          <w:lang w:val="en-US" w:eastAsia="zh-CN"/>
+        </w:rPr>
+      </w:pPr>
+    </w:p>
     <w:p>
       <w:pPr>
         <w:rPr>
@@ -2300,7 +5664,7 @@
                     </pic:cNvPicPr>
                   </pic:nvPicPr>
                   <pic:blipFill>
-                    <a:blip r:embed="rId18"/>
+                    <a:blip r:embed="rId19"/>
                     <a:stretch>
                       <a:fillRect/>
                     </a:stretch>
@@ -2821,7 +6185,7 @@
                     </pic:cNvPicPr>
                   </pic:nvPicPr>
                   <pic:blipFill>
-                    <a:blip r:embed="rId19"/>
+                    <a:blip r:embed="rId20"/>
                     <a:stretch>
                       <a:fillRect/>
                     </a:stretch>
@@ -2866,7 +6230,7 @@
                     </pic:cNvPicPr>
                   </pic:nvPicPr>
                   <pic:blipFill>
-                    <a:blip r:embed="rId20"/>
+                    <a:blip r:embed="rId21"/>
                     <a:stretch>
                       <a:fillRect/>
                     </a:stretch>
@@ -2911,7 +6275,7 @@
                     </pic:cNvPicPr>
                   </pic:nvPicPr>
                   <pic:blipFill>
-                    <a:blip r:embed="rId21"/>
+                    <a:blip r:embed="rId22"/>
                     <a:stretch>
                       <a:fillRect/>
                     </a:stretch>
@@ -3140,7 +6504,7 @@
     <w:lsdException w:unhideWhenUsed="0" w:uiPriority="0" w:semiHidden="0" w:name="HTML Acronym"/>
     <w:lsdException w:unhideWhenUsed="0" w:uiPriority="0" w:semiHidden="0" w:name="HTML Address"/>
     <w:lsdException w:unhideWhenUsed="0" w:uiPriority="0" w:semiHidden="0" w:name="HTML Cite"/>
-    <w:lsdException w:unhideWhenUsed="0" w:uiPriority="0" w:semiHidden="0" w:name="HTML Code"/>
+    <w:lsdException w:qFormat="1" w:unhideWhenUsed="0" w:uiPriority="0" w:semiHidden="0" w:name="HTML Code"/>
     <w:lsdException w:unhideWhenUsed="0" w:uiPriority="0" w:semiHidden="0" w:name="HTML Definition"/>
     <w:lsdException w:unhideWhenUsed="0" w:uiPriority="0" w:semiHidden="0" w:name="HTML Keyboard"/>
     <w:lsdException w:unhideWhenUsed="0" w:uiPriority="0" w:semiHidden="0" w:name="HTML Preformatted"/>
@@ -3328,6 +6692,25 @@
         <w:right w:w="108" w:type="dxa"/>
       </w:tblCellMar>
     </w:tblPr>
+  </w:style>
+  <w:style w:type="character" w:styleId="4">
+    <w:name w:val="Strong"/>
+    <w:basedOn w:val="3"/>
+    <w:qFormat/>
+    <w:uiPriority w:val="0"/>
+    <w:rPr>
+      <w:b/>
+    </w:rPr>
+  </w:style>
+  <w:style w:type="character" w:styleId="5">
+    <w:name w:val="HTML Code"/>
+    <w:basedOn w:val="3"/>
+    <w:qFormat/>
+    <w:uiPriority w:val="0"/>
+    <w:rPr>
+      <w:rFonts w:ascii="Courier New" w:hAnsi="Courier New"/>
+      <w:sz w:val="20"/>
+    </w:rPr>
   </w:style>
 </w:styles>
 </file>

--- a/leetcode/google/Java语法.docx
+++ b/leetcode/google/Java语法.docx
@@ -1375,6 +1375,7 @@
             <w:insideH w:val="none" w:color="auto" w:sz="0" w:space="0"/>
             <w:insideV w:val="none" w:color="auto" w:sz="0" w:space="0"/>
           </w:tblBorders>
+          <w:shd w:val="clear" w:color="auto" w:fill="auto"/>
           <w:tblCellMar>
             <w:top w:w="0" w:type="dxa"/>
             <w:left w:w="0" w:type="dxa"/>
@@ -1580,6 +1581,7 @@
             <w:insideH w:val="none" w:color="auto" w:sz="0" w:space="0"/>
             <w:insideV w:val="none" w:color="auto" w:sz="0" w:space="0"/>
           </w:tblBorders>
+          <w:shd w:val="clear" w:color="auto" w:fill="auto"/>
           <w:tblCellMar>
             <w:top w:w="0" w:type="dxa"/>
             <w:left w:w="0" w:type="dxa"/>
@@ -2949,6 +2951,7 @@
             <w:insideH w:val="none" w:color="auto" w:sz="0" w:space="0"/>
             <w:insideV w:val="none" w:color="auto" w:sz="0" w:space="0"/>
           </w:tblBorders>
+          <w:shd w:val="clear" w:color="auto" w:fill="auto"/>
           <w:tblCellMar>
             <w:top w:w="0" w:type="dxa"/>
             <w:left w:w="0" w:type="dxa"/>
@@ -3302,8 +3305,6 @@
         </w:rPr>
         <w:t xml:space="preserve"> Character</w:t>
       </w:r>
-      <w:bookmarkStart w:id="0" w:name="_GoBack"/>
-      <w:bookmarkEnd w:id="0"/>
     </w:p>
     <w:p>
       <w:pPr>
@@ -3387,7 +3388,6 @@
             <w:insideH w:val="none" w:color="auto" w:sz="0" w:space="0"/>
             <w:insideV w:val="none" w:color="auto" w:sz="0" w:space="0"/>
           </w:tblBorders>
-          <w:shd w:val="clear" w:color="auto" w:fill="auto"/>
           <w:tblCellMar>
             <w:top w:w="0" w:type="dxa"/>
             <w:left w:w="0" w:type="dxa"/>
@@ -4061,6 +4061,7 @@
             <w:insideH w:val="none" w:color="auto" w:sz="0" w:space="0"/>
             <w:insideV w:val="none" w:color="auto" w:sz="0" w:space="0"/>
           </w:tblBorders>
+          <w:shd w:val="clear" w:color="auto" w:fill="auto"/>
           <w:tblCellMar>
             <w:top w:w="0" w:type="dxa"/>
             <w:left w:w="0" w:type="dxa"/>
@@ -5641,8 +5642,10 @@
           <w:rFonts w:hint="default"/>
           <w:lang w:val="en-US" w:eastAsia="zh-CN"/>
         </w:rPr>
-        <w:t>双端队列也可用作 LIFO（后进先出）堆栈。应优先使用此接口而不是遗留 Stack 类。在将双端队列用作堆栈时，元素被推入双端队列的开头并从双端队列开头弹出。堆栈方法完全等效于 Deque 方法，如下表所示：</w:t>
-      </w:r>
+        <w:t>双端队列也可用作 LIFO（后进先出）堆栈。应优先使用此接口而不是遗留Stack类。在将双端队列用作堆栈时，元素被推入双端队列的开头并从双端队列开头弹出。堆栈方法完全等效于Deque方法，如下表所示：</w:t>
+      </w:r>
+      <w:bookmarkStart w:id="0" w:name="_GoBack"/>
+      <w:bookmarkEnd w:id="0"/>
     </w:p>
     <w:p>
       <w:r>

--- a/leetcode/google/Java语法.docx
+++ b/leetcode/google/Java语法.docx
@@ -1581,7 +1581,6 @@
             <w:insideH w:val="none" w:color="auto" w:sz="0" w:space="0"/>
             <w:insideV w:val="none" w:color="auto" w:sz="0" w:space="0"/>
           </w:tblBorders>
-          <w:shd w:val="clear" w:color="auto" w:fill="auto"/>
           <w:tblCellMar>
             <w:top w:w="0" w:type="dxa"/>
             <w:left w:w="0" w:type="dxa"/>
@@ -3388,6 +3387,7 @@
             <w:insideH w:val="none" w:color="auto" w:sz="0" w:space="0"/>
             <w:insideV w:val="none" w:color="auto" w:sz="0" w:space="0"/>
           </w:tblBorders>
+          <w:shd w:val="clear" w:color="auto" w:fill="auto"/>
           <w:tblCellMar>
             <w:top w:w="0" w:type="dxa"/>
             <w:left w:w="0" w:type="dxa"/>
@@ -5558,7 +5558,7 @@
           <w:rFonts w:hint="eastAsia"/>
           <w:lang w:val="en-US" w:eastAsia="zh-CN"/>
         </w:rPr>
-        <w:t>题目：20</w:t>
+        <w:t>题目：20，226</w:t>
       </w:r>
     </w:p>
     <w:p>
@@ -5644,8 +5644,6 @@
         </w:rPr>
         <w:t>双端队列也可用作 LIFO（后进先出）堆栈。应优先使用此接口而不是遗留Stack类。在将双端队列用作堆栈时，元素被推入双端队列的开头并从双端队列开头弹出。堆栈方法完全等效于Deque方法，如下表所示：</w:t>
       </w:r>
-      <w:bookmarkStart w:id="0" w:name="_GoBack"/>
-      <w:bookmarkEnd w:id="0"/>
     </w:p>
     <w:p>
       <w:r>
@@ -6354,7 +6352,7 @@
     <w:p>
       <w:pPr>
         <w:rPr>
-          <w:rFonts w:hint="default"/>
+          <w:rFonts w:hint="eastAsia"/>
           <w:lang w:val="en-US" w:eastAsia="zh-CN"/>
         </w:rPr>
       </w:pPr>
@@ -6365,6 +6363,1042 @@
         </w:rPr>
         <w:t>线程安全：如果需要多线程操作，请使用LinkedBlockingDeque或通过Collections.synchronizedDeque()进行包装，LinkedBlockingDeque是 java.util.concurrent 包下的实现，它不仅线程安全，还支持阻塞操作（当队列满时入队会等待，或队列空时出队会等待），非常适合生产者-消费者模型。</w:t>
       </w:r>
+    </w:p>
+    <w:p>
+      <w:pPr>
+        <w:rPr>
+          <w:rFonts w:hint="eastAsia"/>
+          <w:lang w:val="en-US" w:eastAsia="zh-CN"/>
+        </w:rPr>
+      </w:pPr>
+    </w:p>
+    <w:p>
+      <w:pPr>
+        <w:outlineLvl w:val="0"/>
+        <w:rPr>
+          <w:rFonts w:hint="eastAsia"/>
+          <w:lang w:val="en-US" w:eastAsia="zh-CN"/>
+        </w:rPr>
+      </w:pPr>
+      <w:r>
+        <w:rPr>
+          <w:rFonts w:hint="eastAsia"/>
+          <w:b/>
+          <w:bCs/>
+          <w:lang w:val="en-US" w:eastAsia="zh-CN"/>
+        </w:rPr>
+        <w:t>00006.1 Queue</w:t>
+      </w:r>
+    </w:p>
+    <w:p>
+      <w:pPr>
+        <w:rPr>
+          <w:rFonts w:hint="eastAsia"/>
+          <w:lang w:val="en-US" w:eastAsia="zh-CN"/>
+        </w:rPr>
+      </w:pPr>
+      <w:r>
+        <w:rPr>
+          <w:rFonts w:hint="eastAsia"/>
+          <w:lang w:val="en-US" w:eastAsia="zh-CN"/>
+        </w:rPr>
+        <w:t>题目：226</w:t>
+      </w:r>
+    </w:p>
+    <w:p>
+      <w:pPr>
+        <w:rPr>
+          <w:rFonts w:hint="eastAsia"/>
+          <w:lang w:val="en-US" w:eastAsia="zh-CN"/>
+        </w:rPr>
+      </w:pPr>
+      <w:r>
+        <w:rPr>
+          <w:rFonts w:hint="eastAsia"/>
+          <w:b/>
+          <w:bCs/>
+          <w:lang w:val="en-US" w:eastAsia="zh-CN"/>
+        </w:rPr>
+        <w:t>1. Java Queue的基本用法</w:t>
+      </w:r>
+      <w:bookmarkStart w:id="0" w:name="_GoBack"/>
+      <w:bookmarkEnd w:id="0"/>
+    </w:p>
+    <w:p>
+      <w:pPr>
+        <w:rPr>
+          <w:rFonts w:hint="eastAsia"/>
+          <w:lang w:val="en-US" w:eastAsia="zh-CN"/>
+        </w:rPr>
+      </w:pPr>
+      <w:r>
+        <w:rPr>
+          <w:rFonts w:hint="eastAsia"/>
+          <w:lang w:val="en-US" w:eastAsia="zh-CN"/>
+        </w:rPr>
+        <w:t>Queue（队列）遵循FIFO（先进先出）原则。就像排队买票，先到的人先买到票离开。</w:t>
+      </w:r>
+    </w:p>
+    <w:p>
+      <w:pPr>
+        <w:rPr>
+          <w:rFonts w:hint="eastAsia"/>
+          <w:lang w:val="en-US" w:eastAsia="zh-CN"/>
+        </w:rPr>
+      </w:pPr>
+      <w:r>
+        <w:rPr>
+          <w:rFonts w:hint="eastAsia"/>
+          <w:b/>
+          <w:bCs/>
+          <w:lang w:val="en-US" w:eastAsia="zh-CN"/>
+        </w:rPr>
+        <w:t>核心方法对比</w:t>
+      </w:r>
+    </w:p>
+    <w:p>
+      <w:pPr>
+        <w:rPr>
+          <w:rFonts w:hint="eastAsia"/>
+          <w:lang w:val="en-US" w:eastAsia="zh-CN"/>
+        </w:rPr>
+      </w:pPr>
+      <w:r>
+        <w:rPr>
+          <w:rFonts w:hint="eastAsia"/>
+          <w:lang w:val="en-US" w:eastAsia="zh-CN"/>
+        </w:rPr>
+        <w:t>Queue的方法通常成对出现，一种在失败时抛出异常，另一种返回特殊值（null或false）：</w:t>
+      </w:r>
+    </w:p>
+    <w:tbl>
+      <w:tblPr>
+        <w:tblW w:w="0" w:type="auto"/>
+        <w:tblCellSpacing w:w="15" w:type="dxa"/>
+        <w:tblInd w:w="5" w:type="dxa"/>
+        <w:tblBorders>
+          <w:top w:val="none" w:color="1F1F1F" w:sz="0" w:space="0"/>
+          <w:left w:val="none" w:color="1F1F1F" w:sz="0" w:space="0"/>
+          <w:bottom w:val="none" w:color="1F1F1F" w:sz="0" w:space="0"/>
+          <w:right w:val="none" w:color="1F1F1F" w:sz="0" w:space="0"/>
+          <w:insideH w:val="none" w:color="auto" w:sz="0" w:space="0"/>
+          <w:insideV w:val="none" w:color="auto" w:sz="0" w:space="0"/>
+        </w:tblBorders>
+        <w:shd w:val="clear"/>
+        <w:tblLayout w:type="autofit"/>
+        <w:tblCellMar>
+          <w:top w:w="0" w:type="dxa"/>
+          <w:left w:w="0" w:type="dxa"/>
+          <w:bottom w:w="0" w:type="dxa"/>
+          <w:right w:w="0" w:type="dxa"/>
+        </w:tblCellMar>
+      </w:tblPr>
+      <w:tblGrid>
+        <w:gridCol w:w="1109"/>
+        <w:gridCol w:w="1210"/>
+        <w:gridCol w:w="1335"/>
+        <w:gridCol w:w="2455"/>
+      </w:tblGrid>
+      <w:tr>
+        <w:tblPrEx>
+          <w:tblBorders>
+            <w:top w:val="none" w:color="1F1F1F" w:sz="0" w:space="0"/>
+            <w:left w:val="none" w:color="1F1F1F" w:sz="0" w:space="0"/>
+            <w:bottom w:val="none" w:color="1F1F1F" w:sz="0" w:space="0"/>
+            <w:right w:val="none" w:color="1F1F1F" w:sz="0" w:space="0"/>
+            <w:insideH w:val="none" w:color="auto" w:sz="0" w:space="0"/>
+            <w:insideV w:val="none" w:color="auto" w:sz="0" w:space="0"/>
+          </w:tblBorders>
+          <w:shd w:val="clear"/>
+          <w:tblCellMar>
+            <w:top w:w="0" w:type="dxa"/>
+            <w:left w:w="0" w:type="dxa"/>
+            <w:bottom w:w="0" w:type="dxa"/>
+            <w:right w:w="0" w:type="dxa"/>
+          </w:tblCellMar>
+        </w:tblPrEx>
+        <w:trPr>
+          <w:tblHeader/>
+          <w:tblCellSpacing w:w="15" w:type="dxa"/>
+        </w:trPr>
+        <w:tc>
+          <w:tcPr>
+            <w:tcW w:w="0" w:type="auto"/>
+            <w:tcBorders>
+              <w:top w:val="single" w:color="auto" w:sz="2" w:space="0"/>
+              <w:left w:val="single" w:color="auto" w:sz="2" w:space="0"/>
+              <w:bottom w:val="single" w:color="auto" w:sz="2" w:space="0"/>
+              <w:right w:val="single" w:color="auto" w:sz="2" w:space="0"/>
+            </w:tcBorders>
+            <w:shd w:val="clear"/>
+            <w:tcMar>
+              <w:top w:w="120" w:type="dxa"/>
+              <w:bottom w:w="120" w:type="dxa"/>
+              <w:right w:w="90" w:type="dxa"/>
+            </w:tcMar>
+            <w:vAlign w:val="center"/>
+          </w:tcPr>
+          <w:p>
+            <w:pPr>
+              <w:keepNext w:val="0"/>
+              <w:keepLines w:val="0"/>
+              <w:widowControl/>
+              <w:suppressLineNumbers w:val="0"/>
+              <w:bidi w:val="0"/>
+              <w:spacing w:before="0" w:beforeAutospacing="0" w:after="0" w:afterAutospacing="0" w:line="9" w:lineRule="atLeast"/>
+              <w:ind w:left="0" w:right="0"/>
+              <w:jc w:val="left"/>
+              <w:rPr>
+                <w:rFonts w:ascii="sans-serif" w:hAnsi="sans-serif" w:eastAsia="sans-serif" w:cs="sans-serif"/>
+                <w:color w:val="1F1F1F"/>
+              </w:rPr>
+            </w:pPr>
+            <w:r>
+              <w:rPr>
+                <w:rStyle w:val="4"/>
+                <w:rFonts w:hint="default" w:ascii="sans-serif" w:hAnsi="sans-serif" w:eastAsia="sans-serif" w:cs="sans-serif"/>
+                <w:color w:val="1F1F1F"/>
+                <w:kern w:val="0"/>
+                <w:sz w:val="24"/>
+                <w:szCs w:val="24"/>
+                <w:bdr w:val="none" w:color="1F1F1F" w:sz="0" w:space="0"/>
+                <w:lang w:val="en-US" w:eastAsia="zh-CN" w:bidi="ar"/>
+              </w:rPr>
+              <w:t>操作类型</w:t>
+            </w:r>
+          </w:p>
+        </w:tc>
+        <w:tc>
+          <w:tcPr>
+            <w:tcW w:w="0" w:type="auto"/>
+            <w:tcBorders>
+              <w:top w:val="single" w:color="auto" w:sz="2" w:space="0"/>
+              <w:left w:val="single" w:color="auto" w:sz="2" w:space="0"/>
+              <w:bottom w:val="single" w:color="auto" w:sz="2" w:space="0"/>
+              <w:right w:val="single" w:color="auto" w:sz="2" w:space="0"/>
+            </w:tcBorders>
+            <w:shd w:val="clear"/>
+            <w:tcMar>
+              <w:top w:w="120" w:type="dxa"/>
+              <w:bottom w:w="120" w:type="dxa"/>
+              <w:right w:w="90" w:type="dxa"/>
+            </w:tcMar>
+            <w:vAlign w:val="center"/>
+          </w:tcPr>
+          <w:p>
+            <w:pPr>
+              <w:keepNext w:val="0"/>
+              <w:keepLines w:val="0"/>
+              <w:widowControl/>
+              <w:suppressLineNumbers w:val="0"/>
+              <w:bidi w:val="0"/>
+              <w:spacing w:before="0" w:beforeAutospacing="0" w:after="0" w:afterAutospacing="0" w:line="9" w:lineRule="atLeast"/>
+              <w:ind w:left="0" w:right="0"/>
+              <w:jc w:val="left"/>
+              <w:rPr>
+                <w:rFonts w:hint="default" w:ascii="sans-serif" w:hAnsi="sans-serif" w:eastAsia="sans-serif" w:cs="sans-serif"/>
+                <w:color w:val="1F1F1F"/>
+              </w:rPr>
+            </w:pPr>
+            <w:r>
+              <w:rPr>
+                <w:rStyle w:val="4"/>
+                <w:rFonts w:hint="default" w:ascii="sans-serif" w:hAnsi="sans-serif" w:eastAsia="sans-serif" w:cs="sans-serif"/>
+                <w:color w:val="1F1F1F"/>
+                <w:kern w:val="0"/>
+                <w:sz w:val="24"/>
+                <w:szCs w:val="24"/>
+                <w:bdr w:val="none" w:color="1F1F1F" w:sz="0" w:space="0"/>
+                <w:lang w:val="en-US" w:eastAsia="zh-CN" w:bidi="ar"/>
+              </w:rPr>
+              <w:t>抛出异常</w:t>
+            </w:r>
+          </w:p>
+        </w:tc>
+        <w:tc>
+          <w:tcPr>
+            <w:tcW w:w="0" w:type="auto"/>
+            <w:tcBorders>
+              <w:top w:val="single" w:color="auto" w:sz="2" w:space="0"/>
+              <w:left w:val="single" w:color="auto" w:sz="2" w:space="0"/>
+              <w:bottom w:val="single" w:color="auto" w:sz="2" w:space="0"/>
+              <w:right w:val="single" w:color="auto" w:sz="2" w:space="0"/>
+            </w:tcBorders>
+            <w:shd w:val="clear"/>
+            <w:tcMar>
+              <w:top w:w="120" w:type="dxa"/>
+              <w:bottom w:w="120" w:type="dxa"/>
+              <w:right w:w="90" w:type="dxa"/>
+            </w:tcMar>
+            <w:vAlign w:val="center"/>
+          </w:tcPr>
+          <w:p>
+            <w:pPr>
+              <w:keepNext w:val="0"/>
+              <w:keepLines w:val="0"/>
+              <w:widowControl/>
+              <w:suppressLineNumbers w:val="0"/>
+              <w:bidi w:val="0"/>
+              <w:spacing w:before="0" w:beforeAutospacing="0" w:after="0" w:afterAutospacing="0" w:line="9" w:lineRule="atLeast"/>
+              <w:ind w:left="0" w:right="0"/>
+              <w:jc w:val="left"/>
+              <w:rPr>
+                <w:rFonts w:hint="default" w:ascii="sans-serif" w:hAnsi="sans-serif" w:eastAsia="sans-serif" w:cs="sans-serif"/>
+                <w:color w:val="1F1F1F"/>
+              </w:rPr>
+            </w:pPr>
+            <w:r>
+              <w:rPr>
+                <w:rStyle w:val="4"/>
+                <w:rFonts w:hint="default" w:ascii="sans-serif" w:hAnsi="sans-serif" w:eastAsia="sans-serif" w:cs="sans-serif"/>
+                <w:color w:val="1F1F1F"/>
+                <w:kern w:val="0"/>
+                <w:sz w:val="24"/>
+                <w:szCs w:val="24"/>
+                <w:bdr w:val="none" w:color="1F1F1F" w:sz="0" w:space="0"/>
+                <w:lang w:val="en-US" w:eastAsia="zh-CN" w:bidi="ar"/>
+              </w:rPr>
+              <w:t>返回特殊值</w:t>
+            </w:r>
+          </w:p>
+        </w:tc>
+        <w:tc>
+          <w:tcPr>
+            <w:tcW w:w="0" w:type="auto"/>
+            <w:tcBorders>
+              <w:top w:val="single" w:color="auto" w:sz="2" w:space="0"/>
+              <w:left w:val="single" w:color="auto" w:sz="2" w:space="0"/>
+              <w:bottom w:val="single" w:color="auto" w:sz="2" w:space="0"/>
+              <w:right w:val="single" w:color="auto" w:sz="2" w:space="0"/>
+            </w:tcBorders>
+            <w:shd w:val="clear"/>
+            <w:tcMar>
+              <w:top w:w="120" w:type="dxa"/>
+              <w:bottom w:w="120" w:type="dxa"/>
+            </w:tcMar>
+            <w:vAlign w:val="center"/>
+          </w:tcPr>
+          <w:p>
+            <w:pPr>
+              <w:keepNext w:val="0"/>
+              <w:keepLines w:val="0"/>
+              <w:widowControl/>
+              <w:suppressLineNumbers w:val="0"/>
+              <w:bidi w:val="0"/>
+              <w:spacing w:before="0" w:beforeAutospacing="0" w:after="0" w:afterAutospacing="0" w:line="9" w:lineRule="atLeast"/>
+              <w:ind w:left="0" w:right="0"/>
+              <w:jc w:val="left"/>
+              <w:rPr>
+                <w:rFonts w:hint="default" w:ascii="sans-serif" w:hAnsi="sans-serif" w:eastAsia="sans-serif" w:cs="sans-serif"/>
+                <w:color w:val="1F1F1F"/>
+              </w:rPr>
+            </w:pPr>
+            <w:r>
+              <w:rPr>
+                <w:rStyle w:val="4"/>
+                <w:rFonts w:hint="default" w:ascii="sans-serif" w:hAnsi="sans-serif" w:eastAsia="sans-serif" w:cs="sans-serif"/>
+                <w:color w:val="1F1F1F"/>
+                <w:kern w:val="0"/>
+                <w:sz w:val="24"/>
+                <w:szCs w:val="24"/>
+                <w:bdr w:val="none" w:color="1F1F1F" w:sz="0" w:space="0"/>
+                <w:lang w:val="en-US" w:eastAsia="zh-CN" w:bidi="ar"/>
+              </w:rPr>
+              <w:t>描述</w:t>
+            </w:r>
+          </w:p>
+        </w:tc>
+      </w:tr>
+      <w:tr>
+        <w:tblPrEx>
+          <w:tblBorders>
+            <w:top w:val="none" w:color="1F1F1F" w:sz="0" w:space="0"/>
+            <w:left w:val="none" w:color="1F1F1F" w:sz="0" w:space="0"/>
+            <w:bottom w:val="none" w:color="1F1F1F" w:sz="0" w:space="0"/>
+            <w:right w:val="none" w:color="1F1F1F" w:sz="0" w:space="0"/>
+            <w:insideH w:val="none" w:color="auto" w:sz="0" w:space="0"/>
+            <w:insideV w:val="none" w:color="auto" w:sz="0" w:space="0"/>
+          </w:tblBorders>
+          <w:shd w:val="clear"/>
+          <w:tblCellMar>
+            <w:top w:w="0" w:type="dxa"/>
+            <w:left w:w="0" w:type="dxa"/>
+            <w:bottom w:w="0" w:type="dxa"/>
+            <w:right w:w="0" w:type="dxa"/>
+          </w:tblCellMar>
+        </w:tblPrEx>
+        <w:trPr>
+          <w:tblCellSpacing w:w="15" w:type="dxa"/>
+        </w:trPr>
+        <w:tc>
+          <w:tcPr>
+            <w:tcW w:w="0" w:type="auto"/>
+            <w:tcBorders>
+              <w:top w:val="single" w:color="auto" w:sz="2" w:space="0"/>
+              <w:left w:val="single" w:color="auto" w:sz="2" w:space="0"/>
+              <w:bottom w:val="single" w:color="auto" w:sz="2" w:space="0"/>
+              <w:right w:val="single" w:color="auto" w:sz="2" w:space="0"/>
+            </w:tcBorders>
+            <w:shd w:val="clear"/>
+            <w:tcMar>
+              <w:top w:w="120" w:type="dxa"/>
+              <w:bottom w:w="120" w:type="dxa"/>
+              <w:right w:w="90" w:type="dxa"/>
+            </w:tcMar>
+            <w:vAlign w:val="center"/>
+          </w:tcPr>
+          <w:p>
+            <w:pPr>
+              <w:keepNext w:val="0"/>
+              <w:keepLines w:val="0"/>
+              <w:widowControl/>
+              <w:suppressLineNumbers w:val="0"/>
+              <w:bidi w:val="0"/>
+              <w:spacing w:before="0" w:beforeAutospacing="0" w:after="0" w:afterAutospacing="0" w:line="9" w:lineRule="atLeast"/>
+              <w:ind w:left="0" w:right="0"/>
+              <w:jc w:val="left"/>
+              <w:rPr>
+                <w:rFonts w:hint="default" w:ascii="sans-serif" w:hAnsi="sans-serif" w:eastAsia="sans-serif" w:cs="sans-serif"/>
+                <w:color w:val="1F1F1F"/>
+              </w:rPr>
+            </w:pPr>
+            <w:r>
+              <w:rPr>
+                <w:rFonts w:hint="default" w:ascii="sans-serif" w:hAnsi="sans-serif" w:eastAsia="sans-serif" w:cs="sans-serif"/>
+                <w:b/>
+                <w:bCs/>
+                <w:color w:val="1F1F1F"/>
+                <w:kern w:val="0"/>
+                <w:sz w:val="24"/>
+                <w:szCs w:val="24"/>
+                <w:bdr w:val="none" w:color="1F1F1F" w:sz="0" w:space="0"/>
+                <w:lang w:val="en-US" w:eastAsia="zh-CN" w:bidi="ar"/>
+              </w:rPr>
+              <w:t>插入</w:t>
+            </w:r>
+          </w:p>
+        </w:tc>
+        <w:tc>
+          <w:tcPr>
+            <w:tcW w:w="0" w:type="auto"/>
+            <w:tcBorders>
+              <w:top w:val="single" w:color="auto" w:sz="2" w:space="0"/>
+              <w:left w:val="single" w:color="auto" w:sz="2" w:space="0"/>
+              <w:bottom w:val="single" w:color="auto" w:sz="2" w:space="0"/>
+              <w:right w:val="single" w:color="auto" w:sz="2" w:space="0"/>
+            </w:tcBorders>
+            <w:shd w:val="clear"/>
+            <w:tcMar>
+              <w:top w:w="120" w:type="dxa"/>
+              <w:bottom w:w="120" w:type="dxa"/>
+              <w:right w:w="90" w:type="dxa"/>
+            </w:tcMar>
+            <w:vAlign w:val="center"/>
+          </w:tcPr>
+          <w:p>
+            <w:pPr>
+              <w:keepNext w:val="0"/>
+              <w:keepLines w:val="0"/>
+              <w:widowControl/>
+              <w:suppressLineNumbers w:val="0"/>
+              <w:bidi w:val="0"/>
+              <w:spacing w:before="0" w:beforeAutospacing="0" w:after="0" w:afterAutospacing="0" w:line="9" w:lineRule="atLeast"/>
+              <w:ind w:left="0" w:right="0"/>
+              <w:jc w:val="left"/>
+              <w:rPr>
+                <w:rFonts w:hint="eastAsia" w:ascii="黑体" w:hAnsi="黑体" w:eastAsia="黑体" w:cs="黑体"/>
+                <w:color w:val="1F1F1F"/>
+              </w:rPr>
+            </w:pPr>
+            <w:r>
+              <w:rPr>
+                <w:rStyle w:val="5"/>
+                <w:rFonts w:hint="eastAsia" w:ascii="黑体" w:hAnsi="黑体" w:eastAsia="黑体" w:cs="黑体"/>
+                <w:color w:val="444746"/>
+                <w:kern w:val="0"/>
+                <w:sz w:val="24"/>
+                <w:szCs w:val="24"/>
+                <w:bdr w:val="none" w:color="444746" w:sz="0" w:space="0"/>
+                <w:lang w:val="en-US" w:eastAsia="zh-CN" w:bidi="ar"/>
+              </w:rPr>
+              <w:t>add(e)</w:t>
+            </w:r>
+          </w:p>
+        </w:tc>
+        <w:tc>
+          <w:tcPr>
+            <w:tcW w:w="0" w:type="auto"/>
+            <w:tcBorders>
+              <w:top w:val="single" w:color="auto" w:sz="2" w:space="0"/>
+              <w:left w:val="single" w:color="auto" w:sz="2" w:space="0"/>
+              <w:bottom w:val="single" w:color="auto" w:sz="2" w:space="0"/>
+              <w:right w:val="single" w:color="auto" w:sz="2" w:space="0"/>
+            </w:tcBorders>
+            <w:shd w:val="clear"/>
+            <w:tcMar>
+              <w:top w:w="120" w:type="dxa"/>
+              <w:bottom w:w="120" w:type="dxa"/>
+              <w:right w:w="90" w:type="dxa"/>
+            </w:tcMar>
+            <w:vAlign w:val="center"/>
+          </w:tcPr>
+          <w:p>
+            <w:pPr>
+              <w:keepNext w:val="0"/>
+              <w:keepLines w:val="0"/>
+              <w:widowControl/>
+              <w:suppressLineNumbers w:val="0"/>
+              <w:bidi w:val="0"/>
+              <w:spacing w:before="0" w:beforeAutospacing="0" w:after="0" w:afterAutospacing="0" w:line="9" w:lineRule="atLeast"/>
+              <w:ind w:left="0" w:right="0"/>
+              <w:jc w:val="left"/>
+              <w:rPr>
+                <w:rFonts w:hint="eastAsia" w:ascii="黑体" w:hAnsi="黑体" w:eastAsia="黑体" w:cs="黑体"/>
+                <w:color w:val="1F1F1F"/>
+              </w:rPr>
+            </w:pPr>
+            <w:r>
+              <w:rPr>
+                <w:rStyle w:val="5"/>
+                <w:rFonts w:hint="eastAsia" w:ascii="黑体" w:hAnsi="黑体" w:eastAsia="黑体" w:cs="黑体"/>
+                <w:color w:val="444746"/>
+                <w:kern w:val="0"/>
+                <w:sz w:val="24"/>
+                <w:szCs w:val="24"/>
+                <w:bdr w:val="none" w:color="444746" w:sz="0" w:space="0"/>
+                <w:lang w:val="en-US" w:eastAsia="zh-CN" w:bidi="ar"/>
+              </w:rPr>
+              <w:t>offer(e)</w:t>
+            </w:r>
+          </w:p>
+        </w:tc>
+        <w:tc>
+          <w:tcPr>
+            <w:tcW w:w="0" w:type="auto"/>
+            <w:tcBorders>
+              <w:top w:val="single" w:color="auto" w:sz="2" w:space="0"/>
+              <w:left w:val="single" w:color="auto" w:sz="2" w:space="0"/>
+              <w:bottom w:val="single" w:color="auto" w:sz="2" w:space="0"/>
+              <w:right w:val="single" w:color="auto" w:sz="2" w:space="0"/>
+            </w:tcBorders>
+            <w:shd w:val="clear"/>
+            <w:tcMar>
+              <w:top w:w="120" w:type="dxa"/>
+              <w:bottom w:w="120" w:type="dxa"/>
+            </w:tcMar>
+            <w:vAlign w:val="center"/>
+          </w:tcPr>
+          <w:p>
+            <w:pPr>
+              <w:keepNext w:val="0"/>
+              <w:keepLines w:val="0"/>
+              <w:widowControl/>
+              <w:suppressLineNumbers w:val="0"/>
+              <w:bidi w:val="0"/>
+              <w:spacing w:before="0" w:beforeAutospacing="0" w:after="0" w:afterAutospacing="0" w:line="9" w:lineRule="atLeast"/>
+              <w:ind w:left="0" w:right="0"/>
+              <w:jc w:val="left"/>
+              <w:rPr>
+                <w:rFonts w:hint="default" w:ascii="sans-serif" w:hAnsi="sans-serif" w:eastAsia="sans-serif" w:cs="sans-serif"/>
+                <w:color w:val="1F1F1F"/>
+              </w:rPr>
+            </w:pPr>
+            <w:r>
+              <w:rPr>
+                <w:rFonts w:hint="default" w:ascii="sans-serif" w:hAnsi="sans-serif" w:eastAsia="sans-serif" w:cs="sans-serif"/>
+                <w:color w:val="1F1F1F"/>
+                <w:kern w:val="0"/>
+                <w:sz w:val="24"/>
+                <w:szCs w:val="24"/>
+                <w:bdr w:val="none" w:color="1F1F1F" w:sz="0" w:space="0"/>
+                <w:lang w:val="en-US" w:eastAsia="zh-CN" w:bidi="ar"/>
+              </w:rPr>
+              <w:t>在队尾插入元素</w:t>
+            </w:r>
+          </w:p>
+        </w:tc>
+      </w:tr>
+      <w:tr>
+        <w:tblPrEx>
+          <w:tblBorders>
+            <w:top w:val="none" w:color="1F1F1F" w:sz="0" w:space="0"/>
+            <w:left w:val="none" w:color="1F1F1F" w:sz="0" w:space="0"/>
+            <w:bottom w:val="none" w:color="1F1F1F" w:sz="0" w:space="0"/>
+            <w:right w:val="none" w:color="1F1F1F" w:sz="0" w:space="0"/>
+            <w:insideH w:val="none" w:color="auto" w:sz="0" w:space="0"/>
+            <w:insideV w:val="none" w:color="auto" w:sz="0" w:space="0"/>
+          </w:tblBorders>
+          <w:shd w:val="clear"/>
+          <w:tblCellMar>
+            <w:top w:w="0" w:type="dxa"/>
+            <w:left w:w="0" w:type="dxa"/>
+            <w:bottom w:w="0" w:type="dxa"/>
+            <w:right w:w="0" w:type="dxa"/>
+          </w:tblCellMar>
+        </w:tblPrEx>
+        <w:trPr>
+          <w:tblCellSpacing w:w="15" w:type="dxa"/>
+        </w:trPr>
+        <w:tc>
+          <w:tcPr>
+            <w:tcW w:w="0" w:type="auto"/>
+            <w:tcBorders>
+              <w:top w:val="single" w:color="auto" w:sz="2" w:space="0"/>
+              <w:left w:val="single" w:color="auto" w:sz="2" w:space="0"/>
+              <w:bottom w:val="single" w:color="auto" w:sz="2" w:space="0"/>
+              <w:right w:val="single" w:color="auto" w:sz="2" w:space="0"/>
+            </w:tcBorders>
+            <w:shd w:val="clear"/>
+            <w:tcMar>
+              <w:top w:w="120" w:type="dxa"/>
+              <w:bottom w:w="120" w:type="dxa"/>
+              <w:right w:w="90" w:type="dxa"/>
+            </w:tcMar>
+            <w:vAlign w:val="center"/>
+          </w:tcPr>
+          <w:p>
+            <w:pPr>
+              <w:keepNext w:val="0"/>
+              <w:keepLines w:val="0"/>
+              <w:widowControl/>
+              <w:suppressLineNumbers w:val="0"/>
+              <w:bidi w:val="0"/>
+              <w:spacing w:before="0" w:beforeAutospacing="0" w:after="0" w:afterAutospacing="0" w:line="9" w:lineRule="atLeast"/>
+              <w:ind w:left="0" w:right="0"/>
+              <w:jc w:val="left"/>
+              <w:rPr>
+                <w:rFonts w:hint="default" w:ascii="sans-serif" w:hAnsi="sans-serif" w:eastAsia="sans-serif" w:cs="sans-serif"/>
+                <w:color w:val="1F1F1F"/>
+              </w:rPr>
+            </w:pPr>
+            <w:r>
+              <w:rPr>
+                <w:rFonts w:hint="default" w:ascii="sans-serif" w:hAnsi="sans-serif" w:eastAsia="sans-serif" w:cs="sans-serif"/>
+                <w:b/>
+                <w:bCs/>
+                <w:color w:val="1F1F1F"/>
+                <w:kern w:val="0"/>
+                <w:sz w:val="24"/>
+                <w:szCs w:val="24"/>
+                <w:bdr w:val="none" w:color="1F1F1F" w:sz="0" w:space="0"/>
+                <w:lang w:val="en-US" w:eastAsia="zh-CN" w:bidi="ar"/>
+              </w:rPr>
+              <w:t>移除</w:t>
+            </w:r>
+          </w:p>
+        </w:tc>
+        <w:tc>
+          <w:tcPr>
+            <w:tcW w:w="0" w:type="auto"/>
+            <w:tcBorders>
+              <w:top w:val="single" w:color="auto" w:sz="2" w:space="0"/>
+              <w:left w:val="single" w:color="auto" w:sz="2" w:space="0"/>
+              <w:bottom w:val="single" w:color="auto" w:sz="2" w:space="0"/>
+              <w:right w:val="single" w:color="auto" w:sz="2" w:space="0"/>
+            </w:tcBorders>
+            <w:shd w:val="clear"/>
+            <w:tcMar>
+              <w:top w:w="120" w:type="dxa"/>
+              <w:bottom w:w="120" w:type="dxa"/>
+              <w:right w:w="90" w:type="dxa"/>
+            </w:tcMar>
+            <w:vAlign w:val="center"/>
+          </w:tcPr>
+          <w:p>
+            <w:pPr>
+              <w:keepNext w:val="0"/>
+              <w:keepLines w:val="0"/>
+              <w:widowControl/>
+              <w:suppressLineNumbers w:val="0"/>
+              <w:bidi w:val="0"/>
+              <w:spacing w:before="0" w:beforeAutospacing="0" w:after="0" w:afterAutospacing="0" w:line="9" w:lineRule="atLeast"/>
+              <w:ind w:left="0" w:right="0"/>
+              <w:jc w:val="left"/>
+              <w:rPr>
+                <w:rFonts w:hint="eastAsia" w:ascii="黑体" w:hAnsi="黑体" w:eastAsia="黑体" w:cs="黑体"/>
+                <w:color w:val="1F1F1F"/>
+              </w:rPr>
+            </w:pPr>
+            <w:r>
+              <w:rPr>
+                <w:rStyle w:val="5"/>
+                <w:rFonts w:hint="eastAsia" w:ascii="黑体" w:hAnsi="黑体" w:eastAsia="黑体" w:cs="黑体"/>
+                <w:color w:val="444746"/>
+                <w:kern w:val="0"/>
+                <w:sz w:val="24"/>
+                <w:szCs w:val="24"/>
+                <w:bdr w:val="none" w:color="444746" w:sz="0" w:space="0"/>
+                <w:lang w:val="en-US" w:eastAsia="zh-CN" w:bidi="ar"/>
+              </w:rPr>
+              <w:t>remove()</w:t>
+            </w:r>
+          </w:p>
+        </w:tc>
+        <w:tc>
+          <w:tcPr>
+            <w:tcW w:w="0" w:type="auto"/>
+            <w:tcBorders>
+              <w:top w:val="single" w:color="auto" w:sz="2" w:space="0"/>
+              <w:left w:val="single" w:color="auto" w:sz="2" w:space="0"/>
+              <w:bottom w:val="single" w:color="auto" w:sz="2" w:space="0"/>
+              <w:right w:val="single" w:color="auto" w:sz="2" w:space="0"/>
+            </w:tcBorders>
+            <w:shd w:val="clear"/>
+            <w:tcMar>
+              <w:top w:w="120" w:type="dxa"/>
+              <w:bottom w:w="120" w:type="dxa"/>
+              <w:right w:w="90" w:type="dxa"/>
+            </w:tcMar>
+            <w:vAlign w:val="center"/>
+          </w:tcPr>
+          <w:p>
+            <w:pPr>
+              <w:keepNext w:val="0"/>
+              <w:keepLines w:val="0"/>
+              <w:widowControl/>
+              <w:suppressLineNumbers w:val="0"/>
+              <w:bidi w:val="0"/>
+              <w:spacing w:before="0" w:beforeAutospacing="0" w:after="0" w:afterAutospacing="0" w:line="9" w:lineRule="atLeast"/>
+              <w:ind w:left="0" w:right="0"/>
+              <w:jc w:val="left"/>
+              <w:rPr>
+                <w:rFonts w:hint="eastAsia" w:ascii="黑体" w:hAnsi="黑体" w:eastAsia="黑体" w:cs="黑体"/>
+                <w:color w:val="1F1F1F"/>
+              </w:rPr>
+            </w:pPr>
+            <w:r>
+              <w:rPr>
+                <w:rStyle w:val="5"/>
+                <w:rFonts w:hint="eastAsia" w:ascii="黑体" w:hAnsi="黑体" w:eastAsia="黑体" w:cs="黑体"/>
+                <w:color w:val="444746"/>
+                <w:kern w:val="0"/>
+                <w:sz w:val="24"/>
+                <w:szCs w:val="24"/>
+                <w:bdr w:val="none" w:color="444746" w:sz="0" w:space="0"/>
+                <w:lang w:val="en-US" w:eastAsia="zh-CN" w:bidi="ar"/>
+              </w:rPr>
+              <w:t>poll()</w:t>
+            </w:r>
+          </w:p>
+        </w:tc>
+        <w:tc>
+          <w:tcPr>
+            <w:tcW w:w="0" w:type="auto"/>
+            <w:tcBorders>
+              <w:top w:val="single" w:color="auto" w:sz="2" w:space="0"/>
+              <w:left w:val="single" w:color="auto" w:sz="2" w:space="0"/>
+              <w:bottom w:val="single" w:color="auto" w:sz="2" w:space="0"/>
+              <w:right w:val="single" w:color="auto" w:sz="2" w:space="0"/>
+            </w:tcBorders>
+            <w:shd w:val="clear"/>
+            <w:tcMar>
+              <w:top w:w="120" w:type="dxa"/>
+              <w:bottom w:w="120" w:type="dxa"/>
+            </w:tcMar>
+            <w:vAlign w:val="center"/>
+          </w:tcPr>
+          <w:p>
+            <w:pPr>
+              <w:keepNext w:val="0"/>
+              <w:keepLines w:val="0"/>
+              <w:widowControl/>
+              <w:suppressLineNumbers w:val="0"/>
+              <w:bidi w:val="0"/>
+              <w:spacing w:before="0" w:beforeAutospacing="0" w:after="0" w:afterAutospacing="0" w:line="9" w:lineRule="atLeast"/>
+              <w:ind w:left="0" w:right="0"/>
+              <w:jc w:val="left"/>
+              <w:rPr>
+                <w:rFonts w:hint="default" w:ascii="sans-serif" w:hAnsi="sans-serif" w:eastAsia="sans-serif" w:cs="sans-serif"/>
+                <w:color w:val="1F1F1F"/>
+              </w:rPr>
+            </w:pPr>
+            <w:r>
+              <w:rPr>
+                <w:rFonts w:hint="default" w:ascii="sans-serif" w:hAnsi="sans-serif" w:eastAsia="sans-serif" w:cs="sans-serif"/>
+                <w:color w:val="1F1F1F"/>
+                <w:kern w:val="0"/>
+                <w:sz w:val="24"/>
+                <w:szCs w:val="24"/>
+                <w:bdr w:val="none" w:color="1F1F1F" w:sz="0" w:space="0"/>
+                <w:lang w:val="en-US" w:eastAsia="zh-CN" w:bidi="ar"/>
+              </w:rPr>
+              <w:t>移除并返回队头元素</w:t>
+            </w:r>
+          </w:p>
+        </w:tc>
+      </w:tr>
+      <w:tr>
+        <w:tblPrEx>
+          <w:tblBorders>
+            <w:top w:val="none" w:color="1F1F1F" w:sz="0" w:space="0"/>
+            <w:left w:val="none" w:color="1F1F1F" w:sz="0" w:space="0"/>
+            <w:bottom w:val="none" w:color="1F1F1F" w:sz="0" w:space="0"/>
+            <w:right w:val="none" w:color="1F1F1F" w:sz="0" w:space="0"/>
+            <w:insideH w:val="none" w:color="auto" w:sz="0" w:space="0"/>
+            <w:insideV w:val="none" w:color="auto" w:sz="0" w:space="0"/>
+          </w:tblBorders>
+          <w:shd w:val="clear"/>
+          <w:tblCellMar>
+            <w:top w:w="0" w:type="dxa"/>
+            <w:left w:w="0" w:type="dxa"/>
+            <w:bottom w:w="0" w:type="dxa"/>
+            <w:right w:w="0" w:type="dxa"/>
+          </w:tblCellMar>
+        </w:tblPrEx>
+        <w:trPr>
+          <w:tblCellSpacing w:w="15" w:type="dxa"/>
+        </w:trPr>
+        <w:tc>
+          <w:tcPr>
+            <w:tcW w:w="0" w:type="auto"/>
+            <w:tcBorders>
+              <w:top w:val="single" w:color="auto" w:sz="2" w:space="0"/>
+              <w:left w:val="single" w:color="auto" w:sz="2" w:space="0"/>
+              <w:bottom w:val="single" w:color="auto" w:sz="2" w:space="0"/>
+              <w:right w:val="single" w:color="auto" w:sz="2" w:space="0"/>
+            </w:tcBorders>
+            <w:shd w:val="clear"/>
+            <w:tcMar>
+              <w:top w:w="120" w:type="dxa"/>
+              <w:bottom w:w="120" w:type="dxa"/>
+              <w:right w:w="90" w:type="dxa"/>
+            </w:tcMar>
+            <w:vAlign w:val="center"/>
+          </w:tcPr>
+          <w:p>
+            <w:pPr>
+              <w:keepNext w:val="0"/>
+              <w:keepLines w:val="0"/>
+              <w:widowControl/>
+              <w:suppressLineNumbers w:val="0"/>
+              <w:bidi w:val="0"/>
+              <w:spacing w:before="0" w:beforeAutospacing="0" w:after="0" w:afterAutospacing="0" w:line="9" w:lineRule="atLeast"/>
+              <w:ind w:left="0" w:right="0"/>
+              <w:jc w:val="left"/>
+              <w:rPr>
+                <w:rFonts w:hint="default" w:ascii="sans-serif" w:hAnsi="sans-serif" w:eastAsia="sans-serif" w:cs="sans-serif"/>
+                <w:color w:val="1F1F1F"/>
+              </w:rPr>
+            </w:pPr>
+            <w:r>
+              <w:rPr>
+                <w:rFonts w:hint="default" w:ascii="sans-serif" w:hAnsi="sans-serif" w:eastAsia="sans-serif" w:cs="sans-serif"/>
+                <w:b/>
+                <w:bCs/>
+                <w:color w:val="1F1F1F"/>
+                <w:kern w:val="0"/>
+                <w:sz w:val="24"/>
+                <w:szCs w:val="24"/>
+                <w:bdr w:val="none" w:color="1F1F1F" w:sz="0" w:space="0"/>
+                <w:lang w:val="en-US" w:eastAsia="zh-CN" w:bidi="ar"/>
+              </w:rPr>
+              <w:t>检查</w:t>
+            </w:r>
+          </w:p>
+        </w:tc>
+        <w:tc>
+          <w:tcPr>
+            <w:tcW w:w="0" w:type="auto"/>
+            <w:tcBorders>
+              <w:top w:val="single" w:color="auto" w:sz="2" w:space="0"/>
+              <w:left w:val="single" w:color="auto" w:sz="2" w:space="0"/>
+              <w:bottom w:val="single" w:color="auto" w:sz="2" w:space="0"/>
+              <w:right w:val="single" w:color="auto" w:sz="2" w:space="0"/>
+            </w:tcBorders>
+            <w:shd w:val="clear"/>
+            <w:tcMar>
+              <w:top w:w="120" w:type="dxa"/>
+              <w:bottom w:w="120" w:type="dxa"/>
+              <w:right w:w="90" w:type="dxa"/>
+            </w:tcMar>
+            <w:vAlign w:val="center"/>
+          </w:tcPr>
+          <w:p>
+            <w:pPr>
+              <w:keepNext w:val="0"/>
+              <w:keepLines w:val="0"/>
+              <w:widowControl/>
+              <w:suppressLineNumbers w:val="0"/>
+              <w:bidi w:val="0"/>
+              <w:spacing w:before="0" w:beforeAutospacing="0" w:after="0" w:afterAutospacing="0" w:line="9" w:lineRule="atLeast"/>
+              <w:ind w:left="0" w:right="0"/>
+              <w:jc w:val="left"/>
+              <w:rPr>
+                <w:rFonts w:hint="eastAsia" w:ascii="黑体" w:hAnsi="黑体" w:eastAsia="黑体" w:cs="黑体"/>
+                <w:color w:val="1F1F1F"/>
+              </w:rPr>
+            </w:pPr>
+            <w:r>
+              <w:rPr>
+                <w:rStyle w:val="5"/>
+                <w:rFonts w:hint="eastAsia" w:ascii="黑体" w:hAnsi="黑体" w:eastAsia="黑体" w:cs="黑体"/>
+                <w:color w:val="444746"/>
+                <w:kern w:val="0"/>
+                <w:sz w:val="24"/>
+                <w:szCs w:val="24"/>
+                <w:bdr w:val="none" w:color="444746" w:sz="0" w:space="0"/>
+                <w:lang w:val="en-US" w:eastAsia="zh-CN" w:bidi="ar"/>
+              </w:rPr>
+              <w:t>element()</w:t>
+            </w:r>
+          </w:p>
+        </w:tc>
+        <w:tc>
+          <w:tcPr>
+            <w:tcW w:w="0" w:type="auto"/>
+            <w:tcBorders>
+              <w:top w:val="single" w:color="auto" w:sz="2" w:space="0"/>
+              <w:left w:val="single" w:color="auto" w:sz="2" w:space="0"/>
+              <w:bottom w:val="single" w:color="auto" w:sz="2" w:space="0"/>
+              <w:right w:val="single" w:color="auto" w:sz="2" w:space="0"/>
+            </w:tcBorders>
+            <w:shd w:val="clear"/>
+            <w:tcMar>
+              <w:top w:w="120" w:type="dxa"/>
+              <w:bottom w:w="120" w:type="dxa"/>
+              <w:right w:w="90" w:type="dxa"/>
+            </w:tcMar>
+            <w:vAlign w:val="center"/>
+          </w:tcPr>
+          <w:p>
+            <w:pPr>
+              <w:keepNext w:val="0"/>
+              <w:keepLines w:val="0"/>
+              <w:widowControl/>
+              <w:suppressLineNumbers w:val="0"/>
+              <w:bidi w:val="0"/>
+              <w:spacing w:before="0" w:beforeAutospacing="0" w:after="0" w:afterAutospacing="0" w:line="9" w:lineRule="atLeast"/>
+              <w:ind w:left="0" w:right="0"/>
+              <w:jc w:val="left"/>
+              <w:rPr>
+                <w:rFonts w:hint="eastAsia" w:ascii="黑体" w:hAnsi="黑体" w:eastAsia="黑体" w:cs="黑体"/>
+                <w:color w:val="1F1F1F"/>
+              </w:rPr>
+            </w:pPr>
+            <w:r>
+              <w:rPr>
+                <w:rStyle w:val="5"/>
+                <w:rFonts w:hint="eastAsia" w:ascii="黑体" w:hAnsi="黑体" w:eastAsia="黑体" w:cs="黑体"/>
+                <w:color w:val="444746"/>
+                <w:kern w:val="0"/>
+                <w:sz w:val="24"/>
+                <w:szCs w:val="24"/>
+                <w:bdr w:val="none" w:color="444746" w:sz="0" w:space="0"/>
+                <w:lang w:val="en-US" w:eastAsia="zh-CN" w:bidi="ar"/>
+              </w:rPr>
+              <w:t>peek()</w:t>
+            </w:r>
+          </w:p>
+        </w:tc>
+        <w:tc>
+          <w:tcPr>
+            <w:tcW w:w="0" w:type="auto"/>
+            <w:tcBorders>
+              <w:top w:val="single" w:color="auto" w:sz="2" w:space="0"/>
+              <w:left w:val="single" w:color="auto" w:sz="2" w:space="0"/>
+              <w:bottom w:val="single" w:color="auto" w:sz="2" w:space="0"/>
+              <w:right w:val="single" w:color="auto" w:sz="2" w:space="0"/>
+            </w:tcBorders>
+            <w:shd w:val="clear"/>
+            <w:tcMar>
+              <w:top w:w="120" w:type="dxa"/>
+              <w:bottom w:w="120" w:type="dxa"/>
+            </w:tcMar>
+            <w:vAlign w:val="center"/>
+          </w:tcPr>
+          <w:p>
+            <w:pPr>
+              <w:keepNext w:val="0"/>
+              <w:keepLines w:val="0"/>
+              <w:widowControl/>
+              <w:suppressLineNumbers w:val="0"/>
+              <w:bidi w:val="0"/>
+              <w:spacing w:before="0" w:beforeAutospacing="0" w:after="0" w:afterAutospacing="0" w:line="9" w:lineRule="atLeast"/>
+              <w:ind w:left="0" w:right="0"/>
+              <w:jc w:val="left"/>
+              <w:rPr>
+                <w:rFonts w:hint="default" w:ascii="sans-serif" w:hAnsi="sans-serif" w:eastAsia="sans-serif" w:cs="sans-serif"/>
+                <w:color w:val="1F1F1F"/>
+              </w:rPr>
+            </w:pPr>
+            <w:r>
+              <w:rPr>
+                <w:rFonts w:hint="default" w:ascii="sans-serif" w:hAnsi="sans-serif" w:eastAsia="sans-serif" w:cs="sans-serif"/>
+                <w:color w:val="1F1F1F"/>
+                <w:kern w:val="0"/>
+                <w:sz w:val="24"/>
+                <w:szCs w:val="24"/>
+                <w:bdr w:val="none" w:color="1F1F1F" w:sz="0" w:space="0"/>
+                <w:lang w:val="en-US" w:eastAsia="zh-CN" w:bidi="ar"/>
+              </w:rPr>
+              <w:t>返回但不移除队头元素</w:t>
+            </w:r>
+          </w:p>
+        </w:tc>
+      </w:tr>
+    </w:tbl>
+    <w:p>
+      <w:pPr>
+        <w:rPr>
+          <w:rFonts w:hint="eastAsia"/>
+          <w:lang w:val="en-US" w:eastAsia="zh-CN"/>
+        </w:rPr>
+      </w:pPr>
+      <w:r>
+        <w:rPr>
+          <w:rFonts w:hint="eastAsia"/>
+          <w:b/>
+          <w:bCs/>
+          <w:lang w:val="en-US" w:eastAsia="zh-CN"/>
+        </w:rPr>
+        <w:t>常用实现类</w:t>
+      </w:r>
+    </w:p>
+    <w:p>
+      <w:pPr>
+        <w:rPr>
+          <w:rFonts w:hint="eastAsia"/>
+          <w:lang w:val="en-US" w:eastAsia="zh-CN"/>
+        </w:rPr>
+      </w:pPr>
+      <w:r>
+        <w:rPr>
+          <w:rFonts w:hint="eastAsia"/>
+          <w:lang w:val="en-US" w:eastAsia="zh-CN"/>
+        </w:rPr>
+        <w:t>LinkedList: 最常用的实现，基于链表，适合频繁的插入和删除。</w:t>
+      </w:r>
+    </w:p>
+    <w:p>
+      <w:pPr>
+        <w:rPr>
+          <w:rFonts w:hint="eastAsia"/>
+          <w:lang w:val="en-US" w:eastAsia="zh-CN"/>
+        </w:rPr>
+      </w:pPr>
+      <w:r>
+        <w:rPr>
+          <w:rFonts w:hint="eastAsia"/>
+          <w:lang w:val="en-US" w:eastAsia="zh-CN"/>
+        </w:rPr>
+        <w:t>PriorityQueue: 优先级队列，元素按自然顺序或指定的Comparator排序，不再是纯粹的FIFO。</w:t>
+      </w:r>
+    </w:p>
+    <w:p>
+      <w:pPr>
+        <w:rPr>
+          <w:rFonts w:hint="eastAsia"/>
+          <w:lang w:val="en-US" w:eastAsia="zh-CN"/>
+        </w:rPr>
+      </w:pPr>
+    </w:p>
+    <w:p>
+      <w:pPr>
+        <w:rPr>
+          <w:rFonts w:hint="default"/>
+          <w:lang w:val="en-US" w:eastAsia="zh-CN"/>
+        </w:rPr>
+      </w:pPr>
     </w:p>
     <w:p>
       <w:pPr>

--- a/leetcode/google/Java语法.docx
+++ b/leetcode/google/Java语法.docx
@@ -1581,6 +1581,7 @@
             <w:insideH w:val="none" w:color="auto" w:sz="0" w:space="0"/>
             <w:insideV w:val="none" w:color="auto" w:sz="0" w:space="0"/>
           </w:tblBorders>
+          <w:shd w:val="clear" w:color="auto" w:fill="auto"/>
           <w:tblCellMar>
             <w:top w:w="0" w:type="dxa"/>
             <w:left w:w="0" w:type="dxa"/>
@@ -2197,7 +2198,6 @@
             <w:insideH w:val="none" w:color="auto" w:sz="0" w:space="0"/>
             <w:insideV w:val="none" w:color="auto" w:sz="0" w:space="0"/>
           </w:tblBorders>
-          <w:shd w:val="clear" w:color="auto" w:fill="auto"/>
           <w:tblCellMar>
             <w:top w:w="0" w:type="dxa"/>
             <w:left w:w="0" w:type="dxa"/>
@@ -2790,7 +2790,6 @@
             <w:insideH w:val="none" w:color="auto" w:sz="0" w:space="0"/>
             <w:insideV w:val="none" w:color="auto" w:sz="0" w:space="0"/>
           </w:tblBorders>
-          <w:shd w:val="clear" w:color="auto" w:fill="auto"/>
           <w:tblCellMar>
             <w:top w:w="0" w:type="dxa"/>
             <w:left w:w="0" w:type="dxa"/>
@@ -3613,7 +3612,6 @@
             <w:insideH w:val="none" w:color="auto" w:sz="0" w:space="0"/>
             <w:insideV w:val="none" w:color="auto" w:sz="0" w:space="0"/>
           </w:tblBorders>
-          <w:shd w:val="clear" w:color="auto" w:fill="auto"/>
           <w:tblCellMar>
             <w:top w:w="0" w:type="dxa"/>
             <w:left w:w="0" w:type="dxa"/>
@@ -6374,7 +6372,6 @@
     </w:p>
     <w:p>
       <w:pPr>
-        <w:outlineLvl w:val="0"/>
         <w:rPr>
           <w:rFonts w:hint="eastAsia"/>
           <w:lang w:val="en-US" w:eastAsia="zh-CN"/>
@@ -6387,88 +6384,14 @@
           <w:bCs/>
           <w:lang w:val="en-US" w:eastAsia="zh-CN"/>
         </w:rPr>
-        <w:t>00006.1 Queue</w:t>
-      </w:r>
-    </w:p>
-    <w:p>
-      <w:pPr>
-        <w:rPr>
-          <w:rFonts w:hint="eastAsia"/>
-          <w:lang w:val="en-US" w:eastAsia="zh-CN"/>
-        </w:rPr>
-      </w:pPr>
-      <w:r>
-        <w:rPr>
-          <w:rFonts w:hint="eastAsia"/>
-          <w:lang w:val="en-US" w:eastAsia="zh-CN"/>
-        </w:rPr>
-        <w:t>题目：226</w:t>
-      </w:r>
-    </w:p>
-    <w:p>
-      <w:pPr>
-        <w:rPr>
-          <w:rFonts w:hint="eastAsia"/>
-          <w:lang w:val="en-US" w:eastAsia="zh-CN"/>
-        </w:rPr>
-      </w:pPr>
-      <w:r>
-        <w:rPr>
-          <w:rFonts w:hint="eastAsia"/>
-          <w:b/>
-          <w:bCs/>
-          <w:lang w:val="en-US" w:eastAsia="zh-CN"/>
-        </w:rPr>
-        <w:t>1. Java Queue的基本用法</w:t>
-      </w:r>
-      <w:bookmarkStart w:id="0" w:name="_GoBack"/>
-      <w:bookmarkEnd w:id="0"/>
-    </w:p>
-    <w:p>
-      <w:pPr>
-        <w:rPr>
-          <w:rFonts w:hint="eastAsia"/>
-          <w:lang w:val="en-US" w:eastAsia="zh-CN"/>
-        </w:rPr>
-      </w:pPr>
-      <w:r>
-        <w:rPr>
-          <w:rFonts w:hint="eastAsia"/>
-          <w:lang w:val="en-US" w:eastAsia="zh-CN"/>
-        </w:rPr>
-        <w:t>Queue（队列）遵循FIFO（先进先出）原则。就像排队买票，先到的人先买到票离开。</w:t>
-      </w:r>
-    </w:p>
-    <w:p>
-      <w:pPr>
-        <w:rPr>
-          <w:rFonts w:hint="eastAsia"/>
-          <w:lang w:val="en-US" w:eastAsia="zh-CN"/>
-        </w:rPr>
-      </w:pPr>
-      <w:r>
-        <w:rPr>
-          <w:rFonts w:hint="eastAsia"/>
-          <w:b/>
-          <w:bCs/>
-          <w:lang w:val="en-US" w:eastAsia="zh-CN"/>
-        </w:rPr>
-        <w:t>核心方法对比</w:t>
-      </w:r>
-    </w:p>
-    <w:p>
-      <w:pPr>
-        <w:rPr>
-          <w:rFonts w:hint="eastAsia"/>
-          <w:lang w:val="en-US" w:eastAsia="zh-CN"/>
-        </w:rPr>
-      </w:pPr>
-      <w:r>
-        <w:rPr>
-          <w:rFonts w:hint="eastAsia"/>
-          <w:lang w:val="en-US" w:eastAsia="zh-CN"/>
-        </w:rPr>
-        <w:t>Queue的方法通常成对出现，一种在失败时抛出异常，另一种返回特殊值（null或false）：</w:t>
+        <w:t>4.</w:t>
+      </w:r>
+      <w:r>
+        <w:rPr>
+          <w:rFonts w:hint="eastAsia"/>
+          <w:lang w:val="en-US" w:eastAsia="zh-CN"/>
+        </w:rPr>
+        <w:t>当你决定使用Deque（双端队列）作为标准队列（FIFO，先进先出）时，你实际上是在利用它的一端进行插入，另一端进行移除。为了代码的可读性和维护性，建议始终保持一致的操作方向。通常的做法是：尾部插入，头部移除。</w:t>
       </w:r>
     </w:p>
     <w:tbl>
@@ -6495,9 +6418,9 @@
       </w:tblPr>
       <w:tblGrid>
         <w:gridCol w:w="1109"/>
-        <w:gridCol w:w="1210"/>
-        <w:gridCol w:w="1335"/>
-        <w:gridCol w:w="2455"/>
+        <w:gridCol w:w="2290"/>
+        <w:gridCol w:w="2241"/>
+        <w:gridCol w:w="2407"/>
       </w:tblGrid>
       <w:tr>
         <w:tblPrEx>
@@ -6549,14 +6472,14 @@
               <w:ind w:left="0" w:right="0"/>
               <w:jc w:val="left"/>
               <w:rPr>
-                <w:rFonts w:ascii="sans-serif" w:hAnsi="sans-serif" w:eastAsia="sans-serif" w:cs="sans-serif"/>
+                <w:rFonts w:hint="eastAsia" w:ascii="黑体" w:hAnsi="黑体" w:eastAsia="黑体" w:cs="黑体"/>
                 <w:color w:val="1F1F1F"/>
               </w:rPr>
             </w:pPr>
             <w:r>
               <w:rPr>
                 <w:rStyle w:val="4"/>
-                <w:rFonts w:hint="default" w:ascii="sans-serif" w:hAnsi="sans-serif" w:eastAsia="sans-serif" w:cs="sans-serif"/>
+                <w:rFonts w:hint="eastAsia" w:ascii="黑体" w:hAnsi="黑体" w:eastAsia="黑体" w:cs="黑体"/>
                 <w:color w:val="1F1F1F"/>
                 <w:kern w:val="0"/>
                 <w:sz w:val="24"/>
@@ -6564,7 +6487,7 @@
                 <w:bdr w:val="none" w:color="1F1F1F" w:sz="0" w:space="0"/>
                 <w:lang w:val="en-US" w:eastAsia="zh-CN" w:bidi="ar"/>
               </w:rPr>
-              <w:t>操作类型</w:t>
+              <w:t>操作</w:t>
             </w:r>
           </w:p>
         </w:tc>
@@ -6596,14 +6519,14 @@
               <w:ind w:left="0" w:right="0"/>
               <w:jc w:val="left"/>
               <w:rPr>
-                <w:rFonts w:hint="default" w:ascii="sans-serif" w:hAnsi="sans-serif" w:eastAsia="sans-serif" w:cs="sans-serif"/>
+                <w:rFonts w:hint="eastAsia" w:ascii="黑体" w:hAnsi="黑体" w:eastAsia="黑体" w:cs="黑体"/>
                 <w:color w:val="1F1F1F"/>
               </w:rPr>
             </w:pPr>
             <w:r>
               <w:rPr>
                 <w:rStyle w:val="4"/>
-                <w:rFonts w:hint="default" w:ascii="sans-serif" w:hAnsi="sans-serif" w:eastAsia="sans-serif" w:cs="sans-serif"/>
+                <w:rFonts w:hint="eastAsia" w:ascii="黑体" w:hAnsi="黑体" w:eastAsia="黑体" w:cs="黑体"/>
                 <w:color w:val="1F1F1F"/>
                 <w:kern w:val="0"/>
                 <w:sz w:val="24"/>
@@ -6611,7 +6534,7 @@
                 <w:bdr w:val="none" w:color="1F1F1F" w:sz="0" w:space="0"/>
                 <w:lang w:val="en-US" w:eastAsia="zh-CN" w:bidi="ar"/>
               </w:rPr>
-              <w:t>抛出异常</w:t>
+              <w:t>对应Queue的语义</w:t>
             </w:r>
           </w:p>
         </w:tc>
@@ -6643,14 +6566,14 @@
               <w:ind w:left="0" w:right="0"/>
               <w:jc w:val="left"/>
               <w:rPr>
-                <w:rFonts w:hint="default" w:ascii="sans-serif" w:hAnsi="sans-serif" w:eastAsia="sans-serif" w:cs="sans-serif"/>
+                <w:rFonts w:hint="eastAsia" w:ascii="黑体" w:hAnsi="黑体" w:eastAsia="黑体" w:cs="黑体"/>
                 <w:color w:val="1F1F1F"/>
               </w:rPr>
             </w:pPr>
             <w:r>
               <w:rPr>
                 <w:rStyle w:val="4"/>
-                <w:rFonts w:hint="default" w:ascii="sans-serif" w:hAnsi="sans-serif" w:eastAsia="sans-serif" w:cs="sans-serif"/>
+                <w:rFonts w:hint="eastAsia" w:ascii="黑体" w:hAnsi="黑体" w:eastAsia="黑体" w:cs="黑体"/>
                 <w:color w:val="1F1F1F"/>
                 <w:kern w:val="0"/>
                 <w:sz w:val="24"/>
@@ -6658,7 +6581,7 @@
                 <w:bdr w:val="none" w:color="1F1F1F" w:sz="0" w:space="0"/>
                 <w:lang w:val="en-US" w:eastAsia="zh-CN" w:bidi="ar"/>
               </w:rPr>
-              <w:t>返回特殊值</w:t>
+              <w:t>Deque抛出异常方法</w:t>
             </w:r>
           </w:p>
         </w:tc>
@@ -6689,14 +6612,14 @@
               <w:ind w:left="0" w:right="0"/>
               <w:jc w:val="left"/>
               <w:rPr>
-                <w:rFonts w:hint="default" w:ascii="sans-serif" w:hAnsi="sans-serif" w:eastAsia="sans-serif" w:cs="sans-serif"/>
+                <w:rFonts w:hint="eastAsia" w:ascii="黑体" w:hAnsi="黑体" w:eastAsia="黑体" w:cs="黑体"/>
                 <w:color w:val="1F1F1F"/>
               </w:rPr>
             </w:pPr>
             <w:r>
               <w:rPr>
                 <w:rStyle w:val="4"/>
-                <w:rFonts w:hint="default" w:ascii="sans-serif" w:hAnsi="sans-serif" w:eastAsia="sans-serif" w:cs="sans-serif"/>
+                <w:rFonts w:hint="eastAsia" w:ascii="黑体" w:hAnsi="黑体" w:eastAsia="黑体" w:cs="黑体"/>
                 <w:color w:val="1F1F1F"/>
                 <w:kern w:val="0"/>
                 <w:sz w:val="24"/>
@@ -6704,7 +6627,243 @@
                 <w:bdr w:val="none" w:color="1F1F1F" w:sz="0" w:space="0"/>
                 <w:lang w:val="en-US" w:eastAsia="zh-CN" w:bidi="ar"/>
               </w:rPr>
-              <w:t>描述</w:t>
+              <w:t>Deque返回特殊值方法</w:t>
+            </w:r>
+          </w:p>
+        </w:tc>
+      </w:tr>
+      <w:tr>
+        <w:tblPrEx>
+          <w:tblBorders>
+            <w:top w:val="none" w:color="1F1F1F" w:sz="0" w:space="0"/>
+            <w:left w:val="none" w:color="1F1F1F" w:sz="0" w:space="0"/>
+            <w:bottom w:val="none" w:color="1F1F1F" w:sz="0" w:space="0"/>
+            <w:right w:val="none" w:color="1F1F1F" w:sz="0" w:space="0"/>
+            <w:insideH w:val="none" w:color="auto" w:sz="0" w:space="0"/>
+            <w:insideV w:val="none" w:color="auto" w:sz="0" w:space="0"/>
+          </w:tblBorders>
+          <w:tblCellMar>
+            <w:top w:w="0" w:type="dxa"/>
+            <w:left w:w="0" w:type="dxa"/>
+            <w:bottom w:w="0" w:type="dxa"/>
+            <w:right w:w="0" w:type="dxa"/>
+          </w:tblCellMar>
+        </w:tblPrEx>
+        <w:trPr>
+          <w:tblCellSpacing w:w="15" w:type="dxa"/>
+        </w:trPr>
+        <w:tc>
+          <w:tcPr>
+            <w:tcW w:w="0" w:type="auto"/>
+            <w:tcBorders>
+              <w:top w:val="single" w:color="auto" w:sz="2" w:space="0"/>
+              <w:left w:val="single" w:color="auto" w:sz="2" w:space="0"/>
+              <w:bottom w:val="single" w:color="auto" w:sz="2" w:space="0"/>
+              <w:right w:val="single" w:color="auto" w:sz="2" w:space="0"/>
+            </w:tcBorders>
+            <w:shd w:val="clear"/>
+            <w:tcMar>
+              <w:top w:w="120" w:type="dxa"/>
+              <w:bottom w:w="120" w:type="dxa"/>
+              <w:right w:w="90" w:type="dxa"/>
+            </w:tcMar>
+            <w:vAlign w:val="center"/>
+          </w:tcPr>
+          <w:p>
+            <w:pPr>
+              <w:keepNext w:val="0"/>
+              <w:keepLines w:val="0"/>
+              <w:widowControl/>
+              <w:suppressLineNumbers w:val="0"/>
+              <w:bidi w:val="0"/>
+              <w:spacing w:before="0" w:beforeAutospacing="0" w:after="0" w:afterAutospacing="0" w:line="9" w:lineRule="atLeast"/>
+              <w:ind w:left="0" w:right="0"/>
+              <w:jc w:val="left"/>
+              <w:rPr>
+                <w:rFonts w:hint="eastAsia" w:ascii="黑体" w:hAnsi="黑体" w:eastAsia="黑体" w:cs="黑体"/>
+                <w:color w:val="1F1F1F"/>
+              </w:rPr>
+            </w:pPr>
+            <w:r>
+              <w:rPr>
+                <w:rFonts w:hint="eastAsia" w:ascii="黑体" w:hAnsi="黑体" w:eastAsia="黑体" w:cs="黑体"/>
+                <w:b/>
+                <w:bCs/>
+                <w:color w:val="1F1F1F"/>
+                <w:kern w:val="0"/>
+                <w:sz w:val="24"/>
+                <w:szCs w:val="24"/>
+                <w:bdr w:val="none" w:color="1F1F1F" w:sz="0" w:space="0"/>
+                <w:lang w:val="en-US" w:eastAsia="zh-CN" w:bidi="ar"/>
+              </w:rPr>
+              <w:t>插入队尾</w:t>
+            </w:r>
+          </w:p>
+        </w:tc>
+        <w:tc>
+          <w:tcPr>
+            <w:tcW w:w="0" w:type="auto"/>
+            <w:tcBorders>
+              <w:top w:val="single" w:color="auto" w:sz="2" w:space="0"/>
+              <w:left w:val="single" w:color="auto" w:sz="2" w:space="0"/>
+              <w:bottom w:val="single" w:color="auto" w:sz="2" w:space="0"/>
+              <w:right w:val="single" w:color="auto" w:sz="2" w:space="0"/>
+            </w:tcBorders>
+            <w:shd w:val="clear"/>
+            <w:tcMar>
+              <w:top w:w="120" w:type="dxa"/>
+              <w:bottom w:w="120" w:type="dxa"/>
+              <w:right w:w="90" w:type="dxa"/>
+            </w:tcMar>
+            <w:vAlign w:val="center"/>
+          </w:tcPr>
+          <w:p>
+            <w:pPr>
+              <w:keepNext w:val="0"/>
+              <w:keepLines w:val="0"/>
+              <w:widowControl/>
+              <w:suppressLineNumbers w:val="0"/>
+              <w:bidi w:val="0"/>
+              <w:spacing w:before="0" w:beforeAutospacing="0" w:after="0" w:afterAutospacing="0" w:line="9" w:lineRule="atLeast"/>
+              <w:ind w:left="0" w:right="0"/>
+              <w:jc w:val="left"/>
+              <w:rPr>
+                <w:rFonts w:hint="eastAsia" w:ascii="黑体" w:hAnsi="黑体" w:eastAsia="黑体" w:cs="黑体"/>
+                <w:color w:val="1F1F1F"/>
+              </w:rPr>
+            </w:pPr>
+            <w:r>
+              <w:rPr>
+                <w:rStyle w:val="5"/>
+                <w:rFonts w:hint="eastAsia" w:ascii="黑体" w:hAnsi="黑体" w:eastAsia="黑体" w:cs="黑体"/>
+                <w:color w:val="444746"/>
+                <w:kern w:val="0"/>
+                <w:sz w:val="24"/>
+                <w:szCs w:val="24"/>
+                <w:bdr w:val="none" w:color="444746" w:sz="0" w:space="0"/>
+                <w:lang w:val="en-US" w:eastAsia="zh-CN" w:bidi="ar"/>
+              </w:rPr>
+              <w:t>add(e)</w:t>
+            </w:r>
+            <w:r>
+              <w:rPr>
+                <w:rFonts w:hint="eastAsia" w:ascii="黑体" w:hAnsi="黑体" w:eastAsia="黑体" w:cs="黑体"/>
+                <w:color w:val="1F1F1F"/>
+                <w:kern w:val="0"/>
+                <w:sz w:val="24"/>
+                <w:szCs w:val="24"/>
+                <w:bdr w:val="none" w:color="1F1F1F" w:sz="0" w:space="0"/>
+                <w:lang w:val="en-US" w:eastAsia="zh-CN" w:bidi="ar"/>
+              </w:rPr>
+              <w:t xml:space="preserve"> / </w:t>
+            </w:r>
+            <w:r>
+              <w:rPr>
+                <w:rStyle w:val="5"/>
+                <w:rFonts w:hint="eastAsia" w:ascii="黑体" w:hAnsi="黑体" w:eastAsia="黑体" w:cs="黑体"/>
+                <w:color w:val="444746"/>
+                <w:kern w:val="0"/>
+                <w:sz w:val="24"/>
+                <w:szCs w:val="24"/>
+                <w:bdr w:val="none" w:color="444746" w:sz="0" w:space="0"/>
+                <w:lang w:val="en-US" w:eastAsia="zh-CN" w:bidi="ar"/>
+              </w:rPr>
+              <w:t>offer(e)</w:t>
+            </w:r>
+          </w:p>
+        </w:tc>
+        <w:tc>
+          <w:tcPr>
+            <w:tcW w:w="0" w:type="auto"/>
+            <w:tcBorders>
+              <w:top w:val="single" w:color="auto" w:sz="2" w:space="0"/>
+              <w:left w:val="single" w:color="auto" w:sz="2" w:space="0"/>
+              <w:bottom w:val="single" w:color="auto" w:sz="2" w:space="0"/>
+              <w:right w:val="single" w:color="auto" w:sz="2" w:space="0"/>
+            </w:tcBorders>
+            <w:shd w:val="clear"/>
+            <w:tcMar>
+              <w:top w:w="120" w:type="dxa"/>
+              <w:bottom w:w="120" w:type="dxa"/>
+              <w:right w:w="90" w:type="dxa"/>
+            </w:tcMar>
+            <w:vAlign w:val="center"/>
+          </w:tcPr>
+          <w:p>
+            <w:pPr>
+              <w:keepNext w:val="0"/>
+              <w:keepLines w:val="0"/>
+              <w:widowControl/>
+              <w:suppressLineNumbers w:val="0"/>
+              <w:bidi w:val="0"/>
+              <w:spacing w:before="0" w:beforeAutospacing="0" w:after="0" w:afterAutospacing="0" w:line="9" w:lineRule="atLeast"/>
+              <w:ind w:left="0" w:right="0"/>
+              <w:jc w:val="left"/>
+              <w:rPr>
+                <w:rFonts w:hint="eastAsia" w:ascii="黑体" w:hAnsi="黑体" w:eastAsia="黑体" w:cs="黑体"/>
+                <w:color w:val="1F1F1F"/>
+              </w:rPr>
+            </w:pPr>
+            <w:r>
+              <w:rPr>
+                <w:rStyle w:val="5"/>
+                <w:rFonts w:hint="eastAsia" w:ascii="黑体" w:hAnsi="黑体" w:eastAsia="黑体" w:cs="黑体"/>
+                <w:color w:val="444746"/>
+                <w:kern w:val="0"/>
+                <w:sz w:val="24"/>
+                <w:szCs w:val="24"/>
+                <w:bdr w:val="none" w:color="444746" w:sz="0" w:space="0"/>
+                <w:lang w:val="en-US" w:eastAsia="zh-CN" w:bidi="ar"/>
+              </w:rPr>
+              <w:t>addLast(e)</w:t>
+            </w:r>
+          </w:p>
+        </w:tc>
+        <w:tc>
+          <w:tcPr>
+            <w:tcW w:w="0" w:type="auto"/>
+            <w:tcBorders>
+              <w:top w:val="single" w:color="auto" w:sz="2" w:space="0"/>
+              <w:left w:val="single" w:color="auto" w:sz="2" w:space="0"/>
+              <w:bottom w:val="single" w:color="auto" w:sz="2" w:space="0"/>
+              <w:right w:val="single" w:color="auto" w:sz="2" w:space="0"/>
+            </w:tcBorders>
+            <w:shd w:val="clear"/>
+            <w:tcMar>
+              <w:top w:w="120" w:type="dxa"/>
+              <w:bottom w:w="120" w:type="dxa"/>
+            </w:tcMar>
+            <w:vAlign w:val="center"/>
+          </w:tcPr>
+          <w:p>
+            <w:pPr>
+              <w:keepNext w:val="0"/>
+              <w:keepLines w:val="0"/>
+              <w:widowControl/>
+              <w:suppressLineNumbers w:val="0"/>
+              <w:bidi w:val="0"/>
+              <w:spacing w:before="0" w:beforeAutospacing="0" w:after="0" w:afterAutospacing="0" w:line="9" w:lineRule="atLeast"/>
+              <w:ind w:left="0" w:right="0"/>
+              <w:jc w:val="left"/>
+              <w:rPr>
+                <w:rFonts w:hint="eastAsia" w:ascii="黑体" w:hAnsi="黑体" w:eastAsia="黑体" w:cs="黑体"/>
+                <w:color w:val="1F1F1F"/>
+              </w:rPr>
+            </w:pPr>
+            <w:r>
+              <w:rPr>
+                <w:rStyle w:val="5"/>
+                <w:rFonts w:hint="eastAsia" w:ascii="黑体" w:hAnsi="黑体" w:eastAsia="黑体" w:cs="黑体"/>
+                <w:b/>
+                <w:bCs/>
+                <w:color w:val="444746"/>
+                <w:kern w:val="0"/>
+                <w:sz w:val="24"/>
+                <w:szCs w:val="24"/>
+                <w:bdr w:val="none" w:color="444746" w:sz="0" w:space="0"/>
+                <w:lang w:val="en-US" w:eastAsia="zh-CN" w:bidi="ar"/>
+              </w:rPr>
+              <w:t>offerLast(e)</w:t>
             </w:r>
           </w:p>
         </w:tc>
@@ -6758,13 +6917,13 @@
               <w:ind w:left="0" w:right="0"/>
               <w:jc w:val="left"/>
               <w:rPr>
-                <w:rFonts w:hint="default" w:ascii="sans-serif" w:hAnsi="sans-serif" w:eastAsia="sans-serif" w:cs="sans-serif"/>
+                <w:rFonts w:hint="eastAsia" w:ascii="黑体" w:hAnsi="黑体" w:eastAsia="黑体" w:cs="黑体"/>
                 <w:color w:val="1F1F1F"/>
               </w:rPr>
             </w:pPr>
             <w:r>
               <w:rPr>
-                <w:rFonts w:hint="default" w:ascii="sans-serif" w:hAnsi="sans-serif" w:eastAsia="sans-serif" w:cs="sans-serif"/>
+                <w:rFonts w:hint="eastAsia" w:ascii="黑体" w:hAnsi="黑体" w:eastAsia="黑体" w:cs="黑体"/>
                 <w:b/>
                 <w:bCs/>
                 <w:color w:val="1F1F1F"/>
@@ -6774,7 +6933,7 @@
                 <w:bdr w:val="none" w:color="1F1F1F" w:sz="0" w:space="0"/>
                 <w:lang w:val="en-US" w:eastAsia="zh-CN" w:bidi="ar"/>
               </w:rPr>
-              <w:t>插入</w:t>
+              <w:t>移除队头</w:t>
             </w:r>
           </w:p>
         </w:tc>
@@ -6821,7 +6980,32 @@
                 <w:bdr w:val="none" w:color="444746" w:sz="0" w:space="0"/>
                 <w:lang w:val="en-US" w:eastAsia="zh-CN" w:bidi="ar"/>
               </w:rPr>
-              <w:t>add(e)</w:t>
+              <w:t>remove()</w:t>
+            </w:r>
+            <w:r>
+              <w:rPr>
+                <w:rFonts w:hint="eastAsia" w:ascii="黑体" w:hAnsi="黑体" w:eastAsia="黑体" w:cs="黑体"/>
+                <w:color w:val="1F1F1F"/>
+                <w:kern w:val="0"/>
+                <w:sz w:val="24"/>
+                <w:szCs w:val="24"/>
+                <w:bdr w:val="none" w:color="1F1F1F" w:sz="0" w:space="0"/>
+                <w:lang w:val="en-US" w:eastAsia="zh-CN" w:bidi="ar"/>
+              </w:rPr>
+              <w:t xml:space="preserve"> / </w:t>
+            </w:r>
+            <w:r>
+              <w:rPr>
+                <w:rStyle w:val="5"/>
+                <w:rFonts w:hint="eastAsia" w:ascii="黑体" w:hAnsi="黑体" w:eastAsia="黑体" w:cs="黑体"/>
+                <w:color w:val="444746"/>
+                <w:kern w:val="0"/>
+                <w:sz w:val="24"/>
+                <w:szCs w:val="24"/>
+                <w:bdr w:val="none" w:color="444746" w:sz="0" w:space="0"/>
+                <w:lang w:val="en-US" w:eastAsia="zh-CN" w:bidi="ar"/>
+              </w:rPr>
+              <w:t>poll()</w:t>
             </w:r>
           </w:p>
         </w:tc>
@@ -6868,7 +7052,7 @@
                 <w:bdr w:val="none" w:color="444746" w:sz="0" w:space="0"/>
                 <w:lang w:val="en-US" w:eastAsia="zh-CN" w:bidi="ar"/>
               </w:rPr>
-              <w:t>offer(e)</w:t>
+              <w:t>removeFirst()</w:t>
             </w:r>
           </w:p>
         </w:tc>
@@ -6899,21 +7083,24 @@
               <w:ind w:left="0" w:right="0"/>
               <w:jc w:val="left"/>
               <w:rPr>
-                <w:rFonts w:hint="default" w:ascii="sans-serif" w:hAnsi="sans-serif" w:eastAsia="sans-serif" w:cs="sans-serif"/>
+                <w:rFonts w:hint="eastAsia" w:ascii="黑体" w:hAnsi="黑体" w:eastAsia="黑体" w:cs="黑体"/>
                 <w:color w:val="1F1F1F"/>
               </w:rPr>
             </w:pPr>
             <w:r>
               <w:rPr>
-                <w:rFonts w:hint="default" w:ascii="sans-serif" w:hAnsi="sans-serif" w:eastAsia="sans-serif" w:cs="sans-serif"/>
-                <w:color w:val="1F1F1F"/>
-                <w:kern w:val="0"/>
-                <w:sz w:val="24"/>
-                <w:szCs w:val="24"/>
-                <w:bdr w:val="none" w:color="1F1F1F" w:sz="0" w:space="0"/>
-                <w:lang w:val="en-US" w:eastAsia="zh-CN" w:bidi="ar"/>
-              </w:rPr>
-              <w:t>在队尾插入元素</w:t>
+                <w:rStyle w:val="5"/>
+                <w:rFonts w:hint="eastAsia" w:ascii="黑体" w:hAnsi="黑体" w:eastAsia="黑体" w:cs="黑体"/>
+                <w:b/>
+                <w:bCs/>
+                <w:color w:val="444746"/>
+                <w:kern w:val="0"/>
+                <w:sz w:val="24"/>
+                <w:szCs w:val="24"/>
+                <w:bdr w:val="none" w:color="444746" w:sz="0" w:space="0"/>
+                <w:lang w:val="en-US" w:eastAsia="zh-CN" w:bidi="ar"/>
+              </w:rPr>
+              <w:t>pollFirst()</w:t>
             </w:r>
           </w:p>
         </w:tc>
@@ -6967,13 +7154,13 @@
               <w:ind w:left="0" w:right="0"/>
               <w:jc w:val="left"/>
               <w:rPr>
-                <w:rFonts w:hint="default" w:ascii="sans-serif" w:hAnsi="sans-serif" w:eastAsia="sans-serif" w:cs="sans-serif"/>
+                <w:rFonts w:hint="eastAsia" w:ascii="黑体" w:hAnsi="黑体" w:eastAsia="黑体" w:cs="黑体"/>
                 <w:color w:val="1F1F1F"/>
               </w:rPr>
             </w:pPr>
             <w:r>
               <w:rPr>
-                <w:rFonts w:hint="default" w:ascii="sans-serif" w:hAnsi="sans-serif" w:eastAsia="sans-serif" w:cs="sans-serif"/>
+                <w:rFonts w:hint="eastAsia" w:ascii="黑体" w:hAnsi="黑体" w:eastAsia="黑体" w:cs="黑体"/>
                 <w:b/>
                 <w:bCs/>
                 <w:color w:val="1F1F1F"/>
@@ -6983,7 +7170,7 @@
                 <w:bdr w:val="none" w:color="1F1F1F" w:sz="0" w:space="0"/>
                 <w:lang w:val="en-US" w:eastAsia="zh-CN" w:bidi="ar"/>
               </w:rPr>
-              <w:t>移除</w:t>
+              <w:t>查看队头</w:t>
             </w:r>
           </w:p>
         </w:tc>
@@ -7030,7 +7217,32 @@
                 <w:bdr w:val="none" w:color="444746" w:sz="0" w:space="0"/>
                 <w:lang w:val="en-US" w:eastAsia="zh-CN" w:bidi="ar"/>
               </w:rPr>
-              <w:t>remove()</w:t>
+              <w:t>element()</w:t>
+            </w:r>
+            <w:r>
+              <w:rPr>
+                <w:rFonts w:hint="eastAsia" w:ascii="黑体" w:hAnsi="黑体" w:eastAsia="黑体" w:cs="黑体"/>
+                <w:color w:val="1F1F1F"/>
+                <w:kern w:val="0"/>
+                <w:sz w:val="24"/>
+                <w:szCs w:val="24"/>
+                <w:bdr w:val="none" w:color="1F1F1F" w:sz="0" w:space="0"/>
+                <w:lang w:val="en-US" w:eastAsia="zh-CN" w:bidi="ar"/>
+              </w:rPr>
+              <w:t xml:space="preserve"> / </w:t>
+            </w:r>
+            <w:r>
+              <w:rPr>
+                <w:rStyle w:val="5"/>
+                <w:rFonts w:hint="eastAsia" w:ascii="黑体" w:hAnsi="黑体" w:eastAsia="黑体" w:cs="黑体"/>
+                <w:color w:val="444746"/>
+                <w:kern w:val="0"/>
+                <w:sz w:val="24"/>
+                <w:szCs w:val="24"/>
+                <w:bdr w:val="none" w:color="444746" w:sz="0" w:space="0"/>
+                <w:lang w:val="en-US" w:eastAsia="zh-CN" w:bidi="ar"/>
+              </w:rPr>
+              <w:t>peek()</w:t>
             </w:r>
           </w:p>
         </w:tc>
@@ -7077,7 +7289,7 @@
                 <w:bdr w:val="none" w:color="444746" w:sz="0" w:space="0"/>
                 <w:lang w:val="en-US" w:eastAsia="zh-CN" w:bidi="ar"/>
               </w:rPr>
-              <w:t>poll()</w:t>
+              <w:t>getFirst()</w:t>
             </w:r>
           </w:p>
         </w:tc>
@@ -7108,13 +7320,176 @@
               <w:ind w:left="0" w:right="0"/>
               <w:jc w:val="left"/>
               <w:rPr>
-                <w:rFonts w:hint="default" w:ascii="sans-serif" w:hAnsi="sans-serif" w:eastAsia="sans-serif" w:cs="sans-serif"/>
+                <w:rFonts w:hint="eastAsia" w:ascii="黑体" w:hAnsi="黑体" w:eastAsia="黑体" w:cs="黑体"/>
                 <w:color w:val="1F1F1F"/>
               </w:rPr>
             </w:pPr>
             <w:r>
               <w:rPr>
-                <w:rFonts w:hint="default" w:ascii="sans-serif" w:hAnsi="sans-serif" w:eastAsia="sans-serif" w:cs="sans-serif"/>
+                <w:rStyle w:val="5"/>
+                <w:rFonts w:hint="eastAsia" w:ascii="黑体" w:hAnsi="黑体" w:eastAsia="黑体" w:cs="黑体"/>
+                <w:b/>
+                <w:bCs/>
+                <w:color w:val="444746"/>
+                <w:kern w:val="0"/>
+                <w:sz w:val="24"/>
+                <w:szCs w:val="24"/>
+                <w:bdr w:val="none" w:color="444746" w:sz="0" w:space="0"/>
+                <w:lang w:val="en-US" w:eastAsia="zh-CN" w:bidi="ar"/>
+              </w:rPr>
+              <w:t>peekFirst()</w:t>
+            </w:r>
+          </w:p>
+        </w:tc>
+      </w:tr>
+    </w:tbl>
+    <w:p>
+      <w:pPr>
+        <w:rPr>
+          <w:rFonts w:hint="eastAsia"/>
+          <w:lang w:val="en-US" w:eastAsia="zh-CN"/>
+        </w:rPr>
+      </w:pPr>
+    </w:p>
+    <w:p>
+      <w:pPr>
+        <w:rPr>
+          <w:rFonts w:hint="eastAsia"/>
+          <w:lang w:val="en-US" w:eastAsia="zh-CN"/>
+        </w:rPr>
+      </w:pPr>
+      <w:r>
+        <w:rPr>
+          <w:rFonts w:hint="eastAsia"/>
+          <w:b/>
+          <w:bCs/>
+          <w:lang w:val="en-US" w:eastAsia="zh-CN"/>
+        </w:rPr>
+        <w:t>5.</w:t>
+      </w:r>
+      <w:r>
+        <w:rPr>
+          <w:rFonts w:hint="eastAsia"/>
+          <w:lang w:val="en-US" w:eastAsia="zh-CN"/>
+        </w:rPr>
+        <w:t>使用Deque来替代传统的Stack类是官方推荐的标准做法。当Deque被当作栈（Stack）使用时，它遵循LIFO（后进先出）原则。为了确保语义清晰，Deque专门提供了与栈操作名称直接对应的方法。</w:t>
+      </w:r>
+    </w:p>
+    <w:p>
+      <w:pPr>
+        <w:rPr>
+          <w:rFonts w:hint="default"/>
+          <w:lang w:val="en-US" w:eastAsia="zh-CN"/>
+        </w:rPr>
+      </w:pPr>
+      <w:r>
+        <w:rPr>
+          <w:rFonts w:hint="default"/>
+          <w:lang w:val="en-US" w:eastAsia="zh-CN"/>
+        </w:rPr>
+        <w:t>虽然Deque既可以用addFirst/removeFirst也可以用addLast/removeLast来模拟栈，但为了符合传统习惯，Java</w:t>
+      </w:r>
+      <w:r>
+        <w:rPr>
+          <w:rFonts w:hint="eastAsia"/>
+          <w:lang w:val="en-US" w:eastAsia="zh-CN"/>
+        </w:rPr>
+        <w:t>的Deque</w:t>
+      </w:r>
+      <w:r>
+        <w:rPr>
+          <w:rFonts w:hint="default"/>
+          <w:lang w:val="en-US" w:eastAsia="zh-CN"/>
+        </w:rPr>
+        <w:t>提供了直接名为push和pop的方法，它们等同于在队头（头部）进行操作。</w:t>
+      </w:r>
+    </w:p>
+    <w:tbl>
+      <w:tblPr>
+        <w:tblW w:w="0" w:type="auto"/>
+        <w:tblCellSpacing w:w="15" w:type="dxa"/>
+        <w:tblInd w:w="5" w:type="dxa"/>
+        <w:tblBorders>
+          <w:top w:val="none" w:color="1F1F1F" w:sz="0" w:space="0"/>
+          <w:left w:val="none" w:color="1F1F1F" w:sz="0" w:space="0"/>
+          <w:bottom w:val="none" w:color="1F1F1F" w:sz="0" w:space="0"/>
+          <w:right w:val="none" w:color="1F1F1F" w:sz="0" w:space="0"/>
+          <w:insideH w:val="none" w:color="auto" w:sz="0" w:space="0"/>
+          <w:insideV w:val="none" w:color="auto" w:sz="0" w:space="0"/>
+        </w:tblBorders>
+        <w:shd w:val="clear"/>
+        <w:tblLayout w:type="autofit"/>
+        <w:tblCellMar>
+          <w:top w:w="0" w:type="dxa"/>
+          <w:left w:w="0" w:type="dxa"/>
+          <w:bottom w:w="0" w:type="dxa"/>
+          <w:right w:w="0" w:type="dxa"/>
+        </w:tblCellMar>
+      </w:tblPr>
+      <w:tblGrid>
+        <w:gridCol w:w="1772"/>
+        <w:gridCol w:w="1074"/>
+        <w:gridCol w:w="1896"/>
+        <w:gridCol w:w="3629"/>
+      </w:tblGrid>
+      <w:tr>
+        <w:tblPrEx>
+          <w:tblBorders>
+            <w:top w:val="none" w:color="1F1F1F" w:sz="0" w:space="0"/>
+            <w:left w:val="none" w:color="1F1F1F" w:sz="0" w:space="0"/>
+            <w:bottom w:val="none" w:color="1F1F1F" w:sz="0" w:space="0"/>
+            <w:right w:val="none" w:color="1F1F1F" w:sz="0" w:space="0"/>
+            <w:insideH w:val="none" w:color="auto" w:sz="0" w:space="0"/>
+            <w:insideV w:val="none" w:color="auto" w:sz="0" w:space="0"/>
+          </w:tblBorders>
+          <w:shd w:val="clear"/>
+          <w:tblCellMar>
+            <w:top w:w="0" w:type="dxa"/>
+            <w:left w:w="0" w:type="dxa"/>
+            <w:bottom w:w="0" w:type="dxa"/>
+            <w:right w:w="0" w:type="dxa"/>
+          </w:tblCellMar>
+        </w:tblPrEx>
+        <w:trPr>
+          <w:tblHeader/>
+          <w:tblCellSpacing w:w="15" w:type="dxa"/>
+        </w:trPr>
+        <w:tc>
+          <w:tcPr>
+            <w:tcW w:w="0" w:type="auto"/>
+            <w:tcBorders>
+              <w:top w:val="single" w:color="auto" w:sz="2" w:space="0"/>
+              <w:left w:val="single" w:color="auto" w:sz="2" w:space="0"/>
+              <w:bottom w:val="single" w:color="auto" w:sz="2" w:space="0"/>
+              <w:right w:val="single" w:color="auto" w:sz="2" w:space="0"/>
+            </w:tcBorders>
+            <w:shd w:val="clear"/>
+            <w:tcMar>
+              <w:top w:w="120" w:type="dxa"/>
+              <w:bottom w:w="120" w:type="dxa"/>
+              <w:right w:w="90" w:type="dxa"/>
+            </w:tcMar>
+            <w:vAlign w:val="center"/>
+          </w:tcPr>
+          <w:p>
+            <w:pPr>
+              <w:keepNext w:val="0"/>
+              <w:keepLines w:val="0"/>
+              <w:widowControl/>
+              <w:suppressLineNumbers w:val="0"/>
+              <w:bidi w:val="0"/>
+              <w:spacing w:before="0" w:beforeAutospacing="0" w:after="0" w:afterAutospacing="0" w:line="9" w:lineRule="atLeast"/>
+              <w:ind w:left="0" w:right="0"/>
+              <w:jc w:val="left"/>
+              <w:rPr>
+                <w:rFonts w:hint="eastAsia" w:ascii="黑体" w:hAnsi="黑体" w:eastAsia="黑体" w:cs="黑体"/>
+                <w:color w:val="1F1F1F"/>
+              </w:rPr>
+            </w:pPr>
+            <w:r>
+              <w:rPr>
+                <w:rStyle w:val="4"/>
+                <w:rFonts w:hint="eastAsia" w:ascii="黑体" w:hAnsi="黑体" w:eastAsia="黑体" w:cs="黑体"/>
                 <w:color w:val="1F1F1F"/>
                 <w:kern w:val="0"/>
                 <w:sz w:val="24"/>
@@ -7122,7 +7497,147 @@
                 <w:bdr w:val="none" w:color="1F1F1F" w:sz="0" w:space="0"/>
                 <w:lang w:val="en-US" w:eastAsia="zh-CN" w:bidi="ar"/>
               </w:rPr>
-              <w:t>移除并返回队头元素</w:t>
+              <w:t>栈操作</w:t>
+            </w:r>
+          </w:p>
+        </w:tc>
+        <w:tc>
+          <w:tcPr>
+            <w:tcW w:w="0" w:type="auto"/>
+            <w:tcBorders>
+              <w:top w:val="single" w:color="auto" w:sz="2" w:space="0"/>
+              <w:left w:val="single" w:color="auto" w:sz="2" w:space="0"/>
+              <w:bottom w:val="single" w:color="auto" w:sz="2" w:space="0"/>
+              <w:right w:val="single" w:color="auto" w:sz="2" w:space="0"/>
+            </w:tcBorders>
+            <w:shd w:val="clear"/>
+            <w:tcMar>
+              <w:top w:w="120" w:type="dxa"/>
+              <w:bottom w:w="120" w:type="dxa"/>
+              <w:right w:w="90" w:type="dxa"/>
+            </w:tcMar>
+            <w:vAlign w:val="center"/>
+          </w:tcPr>
+          <w:p>
+            <w:pPr>
+              <w:keepNext w:val="0"/>
+              <w:keepLines w:val="0"/>
+              <w:widowControl/>
+              <w:suppressLineNumbers w:val="0"/>
+              <w:bidi w:val="0"/>
+              <w:spacing w:before="0" w:beforeAutospacing="0" w:after="0" w:afterAutospacing="0" w:line="9" w:lineRule="atLeast"/>
+              <w:ind w:left="0" w:right="0"/>
+              <w:jc w:val="left"/>
+              <w:rPr>
+                <w:rFonts w:hint="eastAsia" w:ascii="黑体" w:hAnsi="黑体" w:eastAsia="黑体" w:cs="黑体"/>
+                <w:color w:val="1F1F1F"/>
+              </w:rPr>
+            </w:pPr>
+            <w:r>
+              <w:rPr>
+                <w:rStyle w:val="4"/>
+                <w:rFonts w:hint="eastAsia" w:ascii="黑体" w:hAnsi="黑体" w:eastAsia="黑体" w:cs="黑体"/>
+                <w:color w:val="1F1F1F"/>
+                <w:kern w:val="0"/>
+                <w:sz w:val="24"/>
+                <w:szCs w:val="24"/>
+                <w:bdr w:val="none" w:color="1F1F1F" w:sz="0" w:space="0"/>
+                <w:lang w:val="en-US" w:eastAsia="zh-CN" w:bidi="ar"/>
+              </w:rPr>
+              <w:t>对应方法</w:t>
+            </w:r>
+          </w:p>
+        </w:tc>
+        <w:tc>
+          <w:tcPr>
+            <w:tcW w:w="0" w:type="auto"/>
+            <w:tcBorders>
+              <w:top w:val="single" w:color="auto" w:sz="2" w:space="0"/>
+              <w:left w:val="single" w:color="auto" w:sz="2" w:space="0"/>
+              <w:bottom w:val="single" w:color="auto" w:sz="2" w:space="0"/>
+              <w:right w:val="single" w:color="auto" w:sz="2" w:space="0"/>
+            </w:tcBorders>
+            <w:shd w:val="clear"/>
+            <w:tcMar>
+              <w:top w:w="120" w:type="dxa"/>
+              <w:bottom w:w="120" w:type="dxa"/>
+              <w:right w:w="90" w:type="dxa"/>
+            </w:tcMar>
+            <w:vAlign w:val="center"/>
+          </w:tcPr>
+          <w:p>
+            <w:pPr>
+              <w:keepNext w:val="0"/>
+              <w:keepLines w:val="0"/>
+              <w:widowControl/>
+              <w:suppressLineNumbers w:val="0"/>
+              <w:bidi w:val="0"/>
+              <w:spacing w:before="0" w:beforeAutospacing="0" w:after="0" w:afterAutospacing="0" w:line="9" w:lineRule="atLeast"/>
+              <w:ind w:left="0" w:right="0"/>
+              <w:jc w:val="left"/>
+              <w:rPr>
+                <w:rFonts w:hint="eastAsia" w:ascii="黑体" w:hAnsi="黑体" w:eastAsia="黑体" w:cs="黑体"/>
+                <w:color w:val="1F1F1F"/>
+              </w:rPr>
+            </w:pPr>
+            <w:r>
+              <w:rPr>
+                <w:rStyle w:val="4"/>
+                <w:rFonts w:hint="eastAsia" w:ascii="黑体" w:hAnsi="黑体" w:eastAsia="黑体" w:cs="黑体"/>
+                <w:color w:val="1F1F1F"/>
+                <w:kern w:val="0"/>
+                <w:sz w:val="24"/>
+                <w:szCs w:val="24"/>
+                <w:bdr w:val="none" w:color="1F1F1F" w:sz="0" w:space="0"/>
+                <w:lang w:val="en-US" w:eastAsia="zh-CN" w:bidi="ar"/>
+              </w:rPr>
+              <w:t>备选方法 (等价)</w:t>
+            </w:r>
+          </w:p>
+        </w:tc>
+        <w:tc>
+          <w:tcPr>
+            <w:tcW w:w="0" w:type="auto"/>
+            <w:tcBorders>
+              <w:top w:val="single" w:color="auto" w:sz="2" w:space="0"/>
+              <w:left w:val="single" w:color="auto" w:sz="2" w:space="0"/>
+              <w:bottom w:val="single" w:color="auto" w:sz="2" w:space="0"/>
+              <w:right w:val="single" w:color="auto" w:sz="2" w:space="0"/>
+            </w:tcBorders>
+            <w:shd w:val="clear"/>
+            <w:tcMar>
+              <w:top w:w="120" w:type="dxa"/>
+              <w:bottom w:w="120" w:type="dxa"/>
+            </w:tcMar>
+            <w:vAlign w:val="center"/>
+          </w:tcPr>
+          <w:p>
+            <w:pPr>
+              <w:keepNext w:val="0"/>
+              <w:keepLines w:val="0"/>
+              <w:widowControl/>
+              <w:suppressLineNumbers w:val="0"/>
+              <w:bidi w:val="0"/>
+              <w:spacing w:before="0" w:beforeAutospacing="0" w:after="0" w:afterAutospacing="0" w:line="9" w:lineRule="atLeast"/>
+              <w:ind w:left="0" w:right="0"/>
+              <w:jc w:val="left"/>
+              <w:rPr>
+                <w:rFonts w:hint="eastAsia" w:ascii="黑体" w:hAnsi="黑体" w:eastAsia="黑体" w:cs="黑体"/>
+                <w:color w:val="1F1F1F"/>
+              </w:rPr>
+            </w:pPr>
+            <w:r>
+              <w:rPr>
+                <w:rStyle w:val="4"/>
+                <w:rFonts w:hint="eastAsia" w:ascii="黑体" w:hAnsi="黑体" w:eastAsia="黑体" w:cs="黑体"/>
+                <w:color w:val="1F1F1F"/>
+                <w:kern w:val="0"/>
+                <w:sz w:val="24"/>
+                <w:szCs w:val="24"/>
+                <w:bdr w:val="none" w:color="1F1F1F" w:sz="0" w:space="0"/>
+                <w:lang w:val="en-US" w:eastAsia="zh-CN" w:bidi="ar"/>
+              </w:rPr>
+              <w:t>描述</w:t>
             </w:r>
           </w:p>
         </w:tc>
@@ -7176,13 +7691,13 @@
               <w:ind w:left="0" w:right="0"/>
               <w:jc w:val="left"/>
               <w:rPr>
-                <w:rFonts w:hint="default" w:ascii="sans-serif" w:hAnsi="sans-serif" w:eastAsia="sans-serif" w:cs="sans-serif"/>
+                <w:rFonts w:hint="eastAsia" w:ascii="黑体" w:hAnsi="黑体" w:eastAsia="黑体" w:cs="黑体"/>
                 <w:color w:val="1F1F1F"/>
               </w:rPr>
             </w:pPr>
             <w:r>
               <w:rPr>
-                <w:rFonts w:hint="default" w:ascii="sans-serif" w:hAnsi="sans-serif" w:eastAsia="sans-serif" w:cs="sans-serif"/>
+                <w:rFonts w:hint="eastAsia" w:ascii="黑体" w:hAnsi="黑体" w:eastAsia="黑体" w:cs="黑体"/>
                 <w:b/>
                 <w:bCs/>
                 <w:color w:val="1F1F1F"/>
@@ -7192,7 +7707,7 @@
                 <w:bdr w:val="none" w:color="1F1F1F" w:sz="0" w:space="0"/>
                 <w:lang w:val="en-US" w:eastAsia="zh-CN" w:bidi="ar"/>
               </w:rPr>
-              <w:t>检查</w:t>
+              <w:t>压栈 (Push)</w:t>
             </w:r>
           </w:p>
         </w:tc>
@@ -7232,6 +7747,8 @@
               <w:rPr>
                 <w:rStyle w:val="5"/>
                 <w:rFonts w:hint="eastAsia" w:ascii="黑体" w:hAnsi="黑体" w:eastAsia="黑体" w:cs="黑体"/>
+                <w:b/>
+                <w:bCs/>
                 <w:color w:val="444746"/>
                 <w:kern w:val="0"/>
                 <w:sz w:val="24"/>
@@ -7239,7 +7756,7 @@
                 <w:bdr w:val="none" w:color="444746" w:sz="0" w:space="0"/>
                 <w:lang w:val="en-US" w:eastAsia="zh-CN" w:bidi="ar"/>
               </w:rPr>
-              <w:t>element()</w:t>
+              <w:t>push(e)</w:t>
             </w:r>
           </w:p>
         </w:tc>
@@ -7286,7 +7803,7 @@
                 <w:bdr w:val="none" w:color="444746" w:sz="0" w:space="0"/>
                 <w:lang w:val="en-US" w:eastAsia="zh-CN" w:bidi="ar"/>
               </w:rPr>
-              <w:t>peek()</w:t>
+              <w:t>addFirst(e)</w:t>
             </w:r>
           </w:p>
         </w:tc>
@@ -7317,18 +7834,1533 @@
               <w:ind w:left="0" w:right="0"/>
               <w:jc w:val="left"/>
               <w:rPr>
+                <w:rFonts w:hint="eastAsia" w:ascii="黑体" w:hAnsi="黑体" w:eastAsia="黑体" w:cs="黑体"/>
+                <w:color w:val="1F1F1F"/>
+              </w:rPr>
+            </w:pPr>
+            <w:r>
+              <w:rPr>
+                <w:rFonts w:hint="eastAsia" w:ascii="黑体" w:hAnsi="黑体" w:eastAsia="黑体" w:cs="黑体"/>
+                <w:color w:val="1F1F1F"/>
+                <w:kern w:val="0"/>
+                <w:sz w:val="24"/>
+                <w:szCs w:val="24"/>
+                <w:bdr w:val="none" w:color="1F1F1F" w:sz="0" w:space="0"/>
+                <w:lang w:val="en-US" w:eastAsia="zh-CN" w:bidi="ar"/>
+              </w:rPr>
+              <w:t>将元素推入栈顶，容量不足抛出异常</w:t>
+            </w:r>
+          </w:p>
+        </w:tc>
+      </w:tr>
+      <w:tr>
+        <w:tblPrEx>
+          <w:tblBorders>
+            <w:top w:val="none" w:color="1F1F1F" w:sz="0" w:space="0"/>
+            <w:left w:val="none" w:color="1F1F1F" w:sz="0" w:space="0"/>
+            <w:bottom w:val="none" w:color="1F1F1F" w:sz="0" w:space="0"/>
+            <w:right w:val="none" w:color="1F1F1F" w:sz="0" w:space="0"/>
+            <w:insideH w:val="none" w:color="auto" w:sz="0" w:space="0"/>
+            <w:insideV w:val="none" w:color="auto" w:sz="0" w:space="0"/>
+          </w:tblBorders>
+          <w:shd w:val="clear"/>
+          <w:tblCellMar>
+            <w:top w:w="0" w:type="dxa"/>
+            <w:left w:w="0" w:type="dxa"/>
+            <w:bottom w:w="0" w:type="dxa"/>
+            <w:right w:w="0" w:type="dxa"/>
+          </w:tblCellMar>
+        </w:tblPrEx>
+        <w:trPr>
+          <w:tblCellSpacing w:w="15" w:type="dxa"/>
+        </w:trPr>
+        <w:tc>
+          <w:tcPr>
+            <w:tcW w:w="0" w:type="auto"/>
+            <w:tcBorders>
+              <w:top w:val="single" w:color="auto" w:sz="2" w:space="0"/>
+              <w:left w:val="single" w:color="auto" w:sz="2" w:space="0"/>
+              <w:bottom w:val="single" w:color="auto" w:sz="2" w:space="0"/>
+              <w:right w:val="single" w:color="auto" w:sz="2" w:space="0"/>
+            </w:tcBorders>
+            <w:shd w:val="clear"/>
+            <w:tcMar>
+              <w:top w:w="120" w:type="dxa"/>
+              <w:bottom w:w="120" w:type="dxa"/>
+              <w:right w:w="90" w:type="dxa"/>
+            </w:tcMar>
+            <w:vAlign w:val="center"/>
+          </w:tcPr>
+          <w:p>
+            <w:pPr>
+              <w:keepNext w:val="0"/>
+              <w:keepLines w:val="0"/>
+              <w:widowControl/>
+              <w:suppressLineNumbers w:val="0"/>
+              <w:bidi w:val="0"/>
+              <w:spacing w:before="0" w:beforeAutospacing="0" w:after="0" w:afterAutospacing="0" w:line="9" w:lineRule="atLeast"/>
+              <w:ind w:left="0" w:right="0"/>
+              <w:jc w:val="left"/>
+              <w:rPr>
+                <w:rFonts w:hint="eastAsia" w:ascii="黑体" w:hAnsi="黑体" w:eastAsia="黑体" w:cs="黑体"/>
+                <w:color w:val="1F1F1F"/>
+              </w:rPr>
+            </w:pPr>
+            <w:r>
+              <w:rPr>
+                <w:rFonts w:hint="eastAsia" w:ascii="黑体" w:hAnsi="黑体" w:eastAsia="黑体" w:cs="黑体"/>
+                <w:b/>
+                <w:bCs/>
+                <w:color w:val="1F1F1F"/>
+                <w:kern w:val="0"/>
+                <w:sz w:val="24"/>
+                <w:szCs w:val="24"/>
+                <w:bdr w:val="none" w:color="1F1F1F" w:sz="0" w:space="0"/>
+                <w:lang w:val="en-US" w:eastAsia="zh-CN" w:bidi="ar"/>
+              </w:rPr>
+              <w:t>出栈 (Pop)</w:t>
+            </w:r>
+          </w:p>
+        </w:tc>
+        <w:tc>
+          <w:tcPr>
+            <w:tcW w:w="0" w:type="auto"/>
+            <w:tcBorders>
+              <w:top w:val="single" w:color="auto" w:sz="2" w:space="0"/>
+              <w:left w:val="single" w:color="auto" w:sz="2" w:space="0"/>
+              <w:bottom w:val="single" w:color="auto" w:sz="2" w:space="0"/>
+              <w:right w:val="single" w:color="auto" w:sz="2" w:space="0"/>
+            </w:tcBorders>
+            <w:shd w:val="clear"/>
+            <w:tcMar>
+              <w:top w:w="120" w:type="dxa"/>
+              <w:bottom w:w="120" w:type="dxa"/>
+              <w:right w:w="90" w:type="dxa"/>
+            </w:tcMar>
+            <w:vAlign w:val="center"/>
+          </w:tcPr>
+          <w:p>
+            <w:pPr>
+              <w:keepNext w:val="0"/>
+              <w:keepLines w:val="0"/>
+              <w:widowControl/>
+              <w:suppressLineNumbers w:val="0"/>
+              <w:bidi w:val="0"/>
+              <w:spacing w:before="0" w:beforeAutospacing="0" w:after="0" w:afterAutospacing="0" w:line="9" w:lineRule="atLeast"/>
+              <w:ind w:left="0" w:right="0"/>
+              <w:jc w:val="left"/>
+              <w:rPr>
+                <w:rFonts w:hint="eastAsia" w:ascii="黑体" w:hAnsi="黑体" w:eastAsia="黑体" w:cs="黑体"/>
+                <w:color w:val="1F1F1F"/>
+              </w:rPr>
+            </w:pPr>
+            <w:r>
+              <w:rPr>
+                <w:rStyle w:val="5"/>
+                <w:rFonts w:hint="eastAsia" w:ascii="黑体" w:hAnsi="黑体" w:eastAsia="黑体" w:cs="黑体"/>
+                <w:b/>
+                <w:bCs/>
+                <w:color w:val="444746"/>
+                <w:kern w:val="0"/>
+                <w:sz w:val="24"/>
+                <w:szCs w:val="24"/>
+                <w:bdr w:val="none" w:color="444746" w:sz="0" w:space="0"/>
+                <w:lang w:val="en-US" w:eastAsia="zh-CN" w:bidi="ar"/>
+              </w:rPr>
+              <w:t>pop()</w:t>
+            </w:r>
+          </w:p>
+        </w:tc>
+        <w:tc>
+          <w:tcPr>
+            <w:tcW w:w="0" w:type="auto"/>
+            <w:tcBorders>
+              <w:top w:val="single" w:color="auto" w:sz="2" w:space="0"/>
+              <w:left w:val="single" w:color="auto" w:sz="2" w:space="0"/>
+              <w:bottom w:val="single" w:color="auto" w:sz="2" w:space="0"/>
+              <w:right w:val="single" w:color="auto" w:sz="2" w:space="0"/>
+            </w:tcBorders>
+            <w:shd w:val="clear"/>
+            <w:tcMar>
+              <w:top w:w="120" w:type="dxa"/>
+              <w:bottom w:w="120" w:type="dxa"/>
+              <w:right w:w="90" w:type="dxa"/>
+            </w:tcMar>
+            <w:vAlign w:val="center"/>
+          </w:tcPr>
+          <w:p>
+            <w:pPr>
+              <w:keepNext w:val="0"/>
+              <w:keepLines w:val="0"/>
+              <w:widowControl/>
+              <w:suppressLineNumbers w:val="0"/>
+              <w:bidi w:val="0"/>
+              <w:spacing w:before="0" w:beforeAutospacing="0" w:after="0" w:afterAutospacing="0" w:line="9" w:lineRule="atLeast"/>
+              <w:ind w:left="0" w:right="0"/>
+              <w:jc w:val="left"/>
+              <w:rPr>
+                <w:rFonts w:hint="eastAsia" w:ascii="黑体" w:hAnsi="黑体" w:eastAsia="黑体" w:cs="黑体"/>
+                <w:color w:val="1F1F1F"/>
+              </w:rPr>
+            </w:pPr>
+            <w:r>
+              <w:rPr>
+                <w:rStyle w:val="5"/>
+                <w:rFonts w:hint="eastAsia" w:ascii="黑体" w:hAnsi="黑体" w:eastAsia="黑体" w:cs="黑体"/>
+                <w:color w:val="444746"/>
+                <w:kern w:val="0"/>
+                <w:sz w:val="24"/>
+                <w:szCs w:val="24"/>
+                <w:bdr w:val="none" w:color="444746" w:sz="0" w:space="0"/>
+                <w:lang w:val="en-US" w:eastAsia="zh-CN" w:bidi="ar"/>
+              </w:rPr>
+              <w:t>removeFirst()</w:t>
+            </w:r>
+          </w:p>
+        </w:tc>
+        <w:tc>
+          <w:tcPr>
+            <w:tcW w:w="0" w:type="auto"/>
+            <w:tcBorders>
+              <w:top w:val="single" w:color="auto" w:sz="2" w:space="0"/>
+              <w:left w:val="single" w:color="auto" w:sz="2" w:space="0"/>
+              <w:bottom w:val="single" w:color="auto" w:sz="2" w:space="0"/>
+              <w:right w:val="single" w:color="auto" w:sz="2" w:space="0"/>
+            </w:tcBorders>
+            <w:shd w:val="clear"/>
+            <w:tcMar>
+              <w:top w:w="120" w:type="dxa"/>
+              <w:bottom w:w="120" w:type="dxa"/>
+            </w:tcMar>
+            <w:vAlign w:val="center"/>
+          </w:tcPr>
+          <w:p>
+            <w:pPr>
+              <w:keepNext w:val="0"/>
+              <w:keepLines w:val="0"/>
+              <w:widowControl/>
+              <w:suppressLineNumbers w:val="0"/>
+              <w:bidi w:val="0"/>
+              <w:spacing w:before="0" w:beforeAutospacing="0" w:after="0" w:afterAutospacing="0" w:line="9" w:lineRule="atLeast"/>
+              <w:ind w:left="0" w:right="0"/>
+              <w:jc w:val="left"/>
+              <w:rPr>
+                <w:rFonts w:hint="eastAsia" w:ascii="黑体" w:hAnsi="黑体" w:eastAsia="黑体" w:cs="黑体"/>
+                <w:color w:val="1F1F1F"/>
+              </w:rPr>
+            </w:pPr>
+            <w:r>
+              <w:rPr>
+                <w:rFonts w:hint="eastAsia" w:ascii="黑体" w:hAnsi="黑体" w:eastAsia="黑体" w:cs="黑体"/>
+                <w:color w:val="1F1F1F"/>
+                <w:kern w:val="0"/>
+                <w:sz w:val="24"/>
+                <w:szCs w:val="24"/>
+                <w:bdr w:val="none" w:color="1F1F1F" w:sz="0" w:space="0"/>
+                <w:lang w:val="en-US" w:eastAsia="zh-CN" w:bidi="ar"/>
+              </w:rPr>
+              <w:t>移除并返回栈顶元素，栈空抛出异常</w:t>
+            </w:r>
+          </w:p>
+        </w:tc>
+      </w:tr>
+      <w:tr>
+        <w:tblPrEx>
+          <w:tblBorders>
+            <w:top w:val="none" w:color="1F1F1F" w:sz="0" w:space="0"/>
+            <w:left w:val="none" w:color="1F1F1F" w:sz="0" w:space="0"/>
+            <w:bottom w:val="none" w:color="1F1F1F" w:sz="0" w:space="0"/>
+            <w:right w:val="none" w:color="1F1F1F" w:sz="0" w:space="0"/>
+            <w:insideH w:val="none" w:color="auto" w:sz="0" w:space="0"/>
+            <w:insideV w:val="none" w:color="auto" w:sz="0" w:space="0"/>
+          </w:tblBorders>
+          <w:shd w:val="clear"/>
+          <w:tblCellMar>
+            <w:top w:w="0" w:type="dxa"/>
+            <w:left w:w="0" w:type="dxa"/>
+            <w:bottom w:w="0" w:type="dxa"/>
+            <w:right w:w="0" w:type="dxa"/>
+          </w:tblCellMar>
+        </w:tblPrEx>
+        <w:trPr>
+          <w:tblCellSpacing w:w="15" w:type="dxa"/>
+        </w:trPr>
+        <w:tc>
+          <w:tcPr>
+            <w:tcW w:w="0" w:type="auto"/>
+            <w:tcBorders>
+              <w:top w:val="single" w:color="auto" w:sz="2" w:space="0"/>
+              <w:left w:val="single" w:color="auto" w:sz="2" w:space="0"/>
+              <w:bottom w:val="single" w:color="auto" w:sz="2" w:space="0"/>
+              <w:right w:val="single" w:color="auto" w:sz="2" w:space="0"/>
+            </w:tcBorders>
+            <w:shd w:val="clear"/>
+            <w:tcMar>
+              <w:top w:w="120" w:type="dxa"/>
+              <w:bottom w:w="120" w:type="dxa"/>
+              <w:right w:w="90" w:type="dxa"/>
+            </w:tcMar>
+            <w:vAlign w:val="center"/>
+          </w:tcPr>
+          <w:p>
+            <w:pPr>
+              <w:keepNext w:val="0"/>
+              <w:keepLines w:val="0"/>
+              <w:widowControl/>
+              <w:suppressLineNumbers w:val="0"/>
+              <w:bidi w:val="0"/>
+              <w:spacing w:before="0" w:beforeAutospacing="0" w:after="0" w:afterAutospacing="0" w:line="9" w:lineRule="atLeast"/>
+              <w:ind w:left="0" w:right="0"/>
+              <w:jc w:val="left"/>
+              <w:rPr>
+                <w:rFonts w:hint="eastAsia" w:ascii="黑体" w:hAnsi="黑体" w:eastAsia="黑体" w:cs="黑体"/>
+                <w:color w:val="1F1F1F"/>
+              </w:rPr>
+            </w:pPr>
+            <w:r>
+              <w:rPr>
+                <w:rFonts w:hint="eastAsia" w:ascii="黑体" w:hAnsi="黑体" w:eastAsia="黑体" w:cs="黑体"/>
+                <w:b/>
+                <w:bCs/>
+                <w:color w:val="1F1F1F"/>
+                <w:kern w:val="0"/>
+                <w:sz w:val="24"/>
+                <w:szCs w:val="24"/>
+                <w:bdr w:val="none" w:color="1F1F1F" w:sz="0" w:space="0"/>
+                <w:lang w:val="en-US" w:eastAsia="zh-CN" w:bidi="ar"/>
+              </w:rPr>
+              <w:t>查看栈顶 (Peek)</w:t>
+            </w:r>
+          </w:p>
+        </w:tc>
+        <w:tc>
+          <w:tcPr>
+            <w:tcW w:w="0" w:type="auto"/>
+            <w:tcBorders>
+              <w:top w:val="single" w:color="auto" w:sz="2" w:space="0"/>
+              <w:left w:val="single" w:color="auto" w:sz="2" w:space="0"/>
+              <w:bottom w:val="single" w:color="auto" w:sz="2" w:space="0"/>
+              <w:right w:val="single" w:color="auto" w:sz="2" w:space="0"/>
+            </w:tcBorders>
+            <w:shd w:val="clear"/>
+            <w:tcMar>
+              <w:top w:w="120" w:type="dxa"/>
+              <w:bottom w:w="120" w:type="dxa"/>
+              <w:right w:w="90" w:type="dxa"/>
+            </w:tcMar>
+            <w:vAlign w:val="center"/>
+          </w:tcPr>
+          <w:p>
+            <w:pPr>
+              <w:keepNext w:val="0"/>
+              <w:keepLines w:val="0"/>
+              <w:widowControl/>
+              <w:suppressLineNumbers w:val="0"/>
+              <w:bidi w:val="0"/>
+              <w:spacing w:before="0" w:beforeAutospacing="0" w:after="0" w:afterAutospacing="0" w:line="9" w:lineRule="atLeast"/>
+              <w:ind w:left="0" w:right="0"/>
+              <w:jc w:val="left"/>
+              <w:rPr>
+                <w:rFonts w:hint="eastAsia" w:ascii="黑体" w:hAnsi="黑体" w:eastAsia="黑体" w:cs="黑体"/>
+                <w:color w:val="1F1F1F"/>
+              </w:rPr>
+            </w:pPr>
+            <w:r>
+              <w:rPr>
+                <w:rStyle w:val="5"/>
+                <w:rFonts w:hint="eastAsia" w:ascii="黑体" w:hAnsi="黑体" w:eastAsia="黑体" w:cs="黑体"/>
+                <w:b/>
+                <w:bCs/>
+                <w:color w:val="444746"/>
+                <w:kern w:val="0"/>
+                <w:sz w:val="24"/>
+                <w:szCs w:val="24"/>
+                <w:bdr w:val="none" w:color="444746" w:sz="0" w:space="0"/>
+                <w:lang w:val="en-US" w:eastAsia="zh-CN" w:bidi="ar"/>
+              </w:rPr>
+              <w:t>peek()</w:t>
+            </w:r>
+          </w:p>
+        </w:tc>
+        <w:tc>
+          <w:tcPr>
+            <w:tcW w:w="0" w:type="auto"/>
+            <w:tcBorders>
+              <w:top w:val="single" w:color="auto" w:sz="2" w:space="0"/>
+              <w:left w:val="single" w:color="auto" w:sz="2" w:space="0"/>
+              <w:bottom w:val="single" w:color="auto" w:sz="2" w:space="0"/>
+              <w:right w:val="single" w:color="auto" w:sz="2" w:space="0"/>
+            </w:tcBorders>
+            <w:shd w:val="clear"/>
+            <w:tcMar>
+              <w:top w:w="120" w:type="dxa"/>
+              <w:bottom w:w="120" w:type="dxa"/>
+              <w:right w:w="90" w:type="dxa"/>
+            </w:tcMar>
+            <w:vAlign w:val="center"/>
+          </w:tcPr>
+          <w:p>
+            <w:pPr>
+              <w:keepNext w:val="0"/>
+              <w:keepLines w:val="0"/>
+              <w:widowControl/>
+              <w:suppressLineNumbers w:val="0"/>
+              <w:bidi w:val="0"/>
+              <w:spacing w:before="0" w:beforeAutospacing="0" w:after="0" w:afterAutospacing="0" w:line="9" w:lineRule="atLeast"/>
+              <w:ind w:left="0" w:right="0"/>
+              <w:jc w:val="left"/>
+              <w:rPr>
+                <w:rFonts w:hint="eastAsia" w:ascii="黑体" w:hAnsi="黑体" w:eastAsia="黑体" w:cs="黑体"/>
+                <w:color w:val="1F1F1F"/>
+              </w:rPr>
+            </w:pPr>
+            <w:r>
+              <w:rPr>
+                <w:rStyle w:val="5"/>
+                <w:rFonts w:hint="eastAsia" w:ascii="黑体" w:hAnsi="黑体" w:eastAsia="黑体" w:cs="黑体"/>
+                <w:color w:val="444746"/>
+                <w:kern w:val="0"/>
+                <w:sz w:val="24"/>
+                <w:szCs w:val="24"/>
+                <w:bdr w:val="none" w:color="444746" w:sz="0" w:space="0"/>
+                <w:lang w:val="en-US" w:eastAsia="zh-CN" w:bidi="ar"/>
+              </w:rPr>
+              <w:t>peekFirst()</w:t>
+            </w:r>
+          </w:p>
+        </w:tc>
+        <w:tc>
+          <w:tcPr>
+            <w:tcW w:w="0" w:type="auto"/>
+            <w:tcBorders>
+              <w:top w:val="single" w:color="auto" w:sz="2" w:space="0"/>
+              <w:left w:val="single" w:color="auto" w:sz="2" w:space="0"/>
+              <w:bottom w:val="single" w:color="auto" w:sz="2" w:space="0"/>
+              <w:right w:val="single" w:color="auto" w:sz="2" w:space="0"/>
+            </w:tcBorders>
+            <w:shd w:val="clear"/>
+            <w:tcMar>
+              <w:top w:w="120" w:type="dxa"/>
+              <w:bottom w:w="120" w:type="dxa"/>
+            </w:tcMar>
+            <w:vAlign w:val="center"/>
+          </w:tcPr>
+          <w:p>
+            <w:pPr>
+              <w:keepNext w:val="0"/>
+              <w:keepLines w:val="0"/>
+              <w:widowControl/>
+              <w:suppressLineNumbers w:val="0"/>
+              <w:bidi w:val="0"/>
+              <w:spacing w:before="0" w:beforeAutospacing="0" w:after="0" w:afterAutospacing="0" w:line="9" w:lineRule="atLeast"/>
+              <w:ind w:left="0" w:right="0"/>
+              <w:jc w:val="left"/>
+              <w:rPr>
+                <w:rFonts w:hint="eastAsia" w:ascii="黑体" w:hAnsi="黑体" w:eastAsia="黑体" w:cs="黑体"/>
+                <w:color w:val="1F1F1F"/>
+              </w:rPr>
+            </w:pPr>
+            <w:r>
+              <w:rPr>
+                <w:rFonts w:hint="eastAsia" w:ascii="黑体" w:hAnsi="黑体" w:eastAsia="黑体" w:cs="黑体"/>
+                <w:color w:val="1F1F1F"/>
+                <w:kern w:val="0"/>
+                <w:sz w:val="24"/>
+                <w:szCs w:val="24"/>
+                <w:bdr w:val="none" w:color="1F1F1F" w:sz="0" w:space="0"/>
+                <w:lang w:val="en-US" w:eastAsia="zh-CN" w:bidi="ar"/>
+              </w:rPr>
+              <w:t xml:space="preserve">返回栈顶元素但不移除，栈空返回 </w:t>
+            </w:r>
+            <w:r>
+              <w:rPr>
+                <w:rStyle w:val="5"/>
+                <w:rFonts w:hint="eastAsia" w:ascii="黑体" w:hAnsi="黑体" w:eastAsia="黑体" w:cs="黑体"/>
+                <w:color w:val="444746"/>
+                <w:kern w:val="0"/>
+                <w:sz w:val="24"/>
+                <w:szCs w:val="24"/>
+                <w:bdr w:val="none" w:color="444746" w:sz="0" w:space="0"/>
+                <w:lang w:val="en-US" w:eastAsia="zh-CN" w:bidi="ar"/>
+              </w:rPr>
+              <w:t>null</w:t>
+            </w:r>
+          </w:p>
+        </w:tc>
+      </w:tr>
+    </w:tbl>
+    <w:p>
+      <w:pPr>
+        <w:rPr>
+          <w:rFonts w:hint="default"/>
+          <w:lang w:val="en-US" w:eastAsia="zh-CN"/>
+        </w:rPr>
+      </w:pPr>
+      <w:r>
+        <w:rPr>
+          <w:rFonts w:hint="default"/>
+          <w:lang w:val="en-US" w:eastAsia="zh-CN"/>
+        </w:rPr>
+        <w:t>在使用push和pop时，Deque的内部逻辑如下：</w:t>
+      </w:r>
+    </w:p>
+    <w:p>
+      <w:pPr>
+        <w:rPr>
+          <w:rFonts w:hint="default"/>
+          <w:lang w:val="en-US" w:eastAsia="zh-CN"/>
+        </w:rPr>
+      </w:pPr>
+      <w:r>
+        <w:rPr>
+          <w:rFonts w:hint="default"/>
+          <w:lang w:val="en-US" w:eastAsia="zh-CN"/>
+        </w:rPr>
+        <w:t>栈顶：始终是Deque的头部 (First)。</w:t>
+      </w:r>
+    </w:p>
+    <w:p>
+      <w:pPr>
+        <w:rPr>
+          <w:rFonts w:hint="default"/>
+          <w:lang w:val="en-US" w:eastAsia="zh-CN"/>
+        </w:rPr>
+      </w:pPr>
+      <w:r>
+        <w:rPr>
+          <w:rFonts w:hint="default"/>
+          <w:lang w:val="en-US" w:eastAsia="zh-CN"/>
+        </w:rPr>
+        <w:t>栈底：始终是Deque的尾部 (Last)。</w:t>
+      </w:r>
+    </w:p>
+    <w:p>
+      <w:pPr>
+        <w:rPr>
+          <w:rFonts w:hint="eastAsia"/>
+          <w:lang w:val="en-US" w:eastAsia="zh-CN"/>
+        </w:rPr>
+      </w:pPr>
+      <w:r>
+        <w:rPr>
+          <w:rFonts w:hint="eastAsia"/>
+          <w:b/>
+          <w:bCs/>
+          <w:lang w:val="en-US" w:eastAsia="zh-CN"/>
+        </w:rPr>
+        <w:t>6.为什么不用 java.util.Stack？</w:t>
+      </w:r>
+    </w:p>
+    <w:p>
+      <w:pPr>
+        <w:rPr>
+          <w:rFonts w:hint="eastAsia"/>
+          <w:lang w:val="en-US" w:eastAsia="zh-CN"/>
+        </w:rPr>
+      </w:pPr>
+      <w:r>
+        <w:rPr>
+          <w:rFonts w:hint="eastAsia"/>
+          <w:lang w:val="en-US" w:eastAsia="zh-CN"/>
+        </w:rPr>
+        <w:t>这是一个非常经典的Java面试题。你应该始终优先选择Deque，原因如下：</w:t>
+      </w:r>
+    </w:p>
+    <w:p>
+      <w:pPr>
+        <w:rPr>
+          <w:rFonts w:hint="eastAsia"/>
+          <w:lang w:val="en-US" w:eastAsia="zh-CN"/>
+        </w:rPr>
+      </w:pPr>
+      <w:r>
+        <w:rPr>
+          <w:rFonts w:hint="eastAsia"/>
+          <w:lang w:val="en-US" w:eastAsia="zh-CN"/>
+        </w:rPr>
+        <w:t>A.性能：Stack类继承自Vector，它的所有方法都是synchronized（同步）的。在单线程环境下，这种强制同步会带来不必要的性能损失。</w:t>
+      </w:r>
+    </w:p>
+    <w:p>
+      <w:pPr>
+        <w:rPr>
+          <w:rFonts w:hint="eastAsia"/>
+          <w:lang w:val="en-US" w:eastAsia="zh-CN"/>
+        </w:rPr>
+      </w:pPr>
+      <w:r>
+        <w:rPr>
+          <w:rFonts w:hint="eastAsia"/>
+          <w:lang w:val="en-US" w:eastAsia="zh-CN"/>
+        </w:rPr>
+        <w:t>B.设计缺陷：Stack继承自Vector导致它暴露了不该有的方法，比如get(index)。这意味着你可以“越权”访问栈底或中间的元素，这违背了栈的封装原则。</w:t>
+      </w:r>
+    </w:p>
+    <w:p>
+      <w:pPr>
+        <w:rPr>
+          <w:rFonts w:hint="default"/>
+          <w:lang w:val="en-US" w:eastAsia="zh-CN"/>
+        </w:rPr>
+      </w:pPr>
+      <w:r>
+        <w:rPr>
+          <w:rFonts w:hint="eastAsia"/>
+          <w:lang w:val="en-US" w:eastAsia="zh-CN"/>
+        </w:rPr>
+        <w:t>C.扩展性：Deque接口更加灵活，如果你以后需要把栈改为双端操作，只需更换方法名，而不需要更改底层数据结构。</w:t>
+      </w:r>
+      <w:bookmarkStart w:id="0" w:name="_GoBack"/>
+      <w:bookmarkEnd w:id="0"/>
+    </w:p>
+    <w:p>
+      <w:pPr>
+        <w:rPr>
+          <w:rFonts w:hint="eastAsia"/>
+          <w:lang w:val="en-US" w:eastAsia="zh-CN"/>
+        </w:rPr>
+      </w:pPr>
+    </w:p>
+    <w:p>
+      <w:pPr>
+        <w:outlineLvl w:val="0"/>
+        <w:rPr>
+          <w:rFonts w:hint="eastAsia"/>
+          <w:lang w:val="en-US" w:eastAsia="zh-CN"/>
+        </w:rPr>
+      </w:pPr>
+      <w:r>
+        <w:rPr>
+          <w:rFonts w:hint="eastAsia"/>
+          <w:b/>
+          <w:bCs/>
+          <w:lang w:val="en-US" w:eastAsia="zh-CN"/>
+        </w:rPr>
+        <w:t>00006.1 Queue</w:t>
+      </w:r>
+    </w:p>
+    <w:p>
+      <w:pPr>
+        <w:rPr>
+          <w:rFonts w:hint="eastAsia"/>
+          <w:lang w:val="en-US" w:eastAsia="zh-CN"/>
+        </w:rPr>
+      </w:pPr>
+      <w:r>
+        <w:rPr>
+          <w:rFonts w:hint="eastAsia"/>
+          <w:lang w:val="en-US" w:eastAsia="zh-CN"/>
+        </w:rPr>
+        <w:t>题目：226</w:t>
+      </w:r>
+    </w:p>
+    <w:p>
+      <w:pPr>
+        <w:rPr>
+          <w:rFonts w:hint="eastAsia"/>
+          <w:lang w:val="en-US" w:eastAsia="zh-CN"/>
+        </w:rPr>
+      </w:pPr>
+      <w:r>
+        <w:rPr>
+          <w:rFonts w:hint="eastAsia"/>
+          <w:b/>
+          <w:bCs/>
+          <w:lang w:val="en-US" w:eastAsia="zh-CN"/>
+        </w:rPr>
+        <w:t>1. Java Queue的基本用法</w:t>
+      </w:r>
+    </w:p>
+    <w:p>
+      <w:pPr>
+        <w:rPr>
+          <w:rFonts w:hint="eastAsia"/>
+          <w:lang w:val="en-US" w:eastAsia="zh-CN"/>
+        </w:rPr>
+      </w:pPr>
+      <w:r>
+        <w:rPr>
+          <w:rFonts w:hint="eastAsia"/>
+          <w:lang w:val="en-US" w:eastAsia="zh-CN"/>
+        </w:rPr>
+        <w:t>Queue（队列）遵循FIFO（先进先出）原则。就像排队买票，先到的人先买到票离开。</w:t>
+      </w:r>
+    </w:p>
+    <w:p>
+      <w:pPr>
+        <w:rPr>
+          <w:rFonts w:hint="eastAsia"/>
+          <w:lang w:val="en-US" w:eastAsia="zh-CN"/>
+        </w:rPr>
+      </w:pPr>
+      <w:r>
+        <w:rPr>
+          <w:rFonts w:hint="eastAsia"/>
+          <w:b/>
+          <w:bCs/>
+          <w:lang w:val="en-US" w:eastAsia="zh-CN"/>
+        </w:rPr>
+        <w:t>核心方法对比</w:t>
+      </w:r>
+    </w:p>
+    <w:p>
+      <w:pPr>
+        <w:rPr>
+          <w:rFonts w:hint="eastAsia"/>
+          <w:lang w:val="en-US" w:eastAsia="zh-CN"/>
+        </w:rPr>
+      </w:pPr>
+      <w:r>
+        <w:rPr>
+          <w:rFonts w:hint="eastAsia"/>
+          <w:lang w:val="en-US" w:eastAsia="zh-CN"/>
+        </w:rPr>
+        <w:t>Queue的方法通常成对出现，一种在失败时抛出异常，另一种返回特殊值（null或false）：</w:t>
+      </w:r>
+    </w:p>
+    <w:tbl>
+      <w:tblPr>
+        <w:tblStyle w:val="2"/>
+        <w:tblW w:w="0" w:type="auto"/>
+        <w:tblCellSpacing w:w="15" w:type="dxa"/>
+        <w:tblInd w:w="5" w:type="dxa"/>
+        <w:tblBorders>
+          <w:top w:val="none" w:color="1F1F1F" w:sz="0" w:space="0"/>
+          <w:left w:val="none" w:color="1F1F1F" w:sz="0" w:space="0"/>
+          <w:bottom w:val="none" w:color="1F1F1F" w:sz="0" w:space="0"/>
+          <w:right w:val="none" w:color="1F1F1F" w:sz="0" w:space="0"/>
+          <w:insideH w:val="none" w:color="auto" w:sz="0" w:space="0"/>
+          <w:insideV w:val="none" w:color="auto" w:sz="0" w:space="0"/>
+        </w:tblBorders>
+        <w:shd w:val="clear" w:color="auto" w:fill="auto"/>
+        <w:tblLayout w:type="autofit"/>
+        <w:tblCellMar>
+          <w:top w:w="0" w:type="dxa"/>
+          <w:left w:w="0" w:type="dxa"/>
+          <w:bottom w:w="0" w:type="dxa"/>
+          <w:right w:w="0" w:type="dxa"/>
+        </w:tblCellMar>
+      </w:tblPr>
+      <w:tblGrid>
+        <w:gridCol w:w="1109"/>
+        <w:gridCol w:w="1210"/>
+        <w:gridCol w:w="1335"/>
+        <w:gridCol w:w="2455"/>
+      </w:tblGrid>
+      <w:tr>
+        <w:tblPrEx>
+          <w:tblBorders>
+            <w:top w:val="none" w:color="1F1F1F" w:sz="0" w:space="0"/>
+            <w:left w:val="none" w:color="1F1F1F" w:sz="0" w:space="0"/>
+            <w:bottom w:val="none" w:color="1F1F1F" w:sz="0" w:space="0"/>
+            <w:right w:val="none" w:color="1F1F1F" w:sz="0" w:space="0"/>
+            <w:insideH w:val="none" w:color="auto" w:sz="0" w:space="0"/>
+            <w:insideV w:val="none" w:color="auto" w:sz="0" w:space="0"/>
+          </w:tblBorders>
+          <w:shd w:val="clear" w:color="auto" w:fill="auto"/>
+          <w:tblCellMar>
+            <w:top w:w="0" w:type="dxa"/>
+            <w:left w:w="0" w:type="dxa"/>
+            <w:bottom w:w="0" w:type="dxa"/>
+            <w:right w:w="0" w:type="dxa"/>
+          </w:tblCellMar>
+        </w:tblPrEx>
+        <w:trPr>
+          <w:tblHeader/>
+          <w:tblCellSpacing w:w="15" w:type="dxa"/>
+        </w:trPr>
+        <w:tc>
+          <w:tcPr>
+            <w:tcW w:w="0" w:type="auto"/>
+            <w:tcBorders>
+              <w:top w:val="single" w:color="auto" w:sz="2" w:space="0"/>
+              <w:left w:val="single" w:color="auto" w:sz="2" w:space="0"/>
+              <w:bottom w:val="single" w:color="auto" w:sz="2" w:space="0"/>
+              <w:right w:val="single" w:color="auto" w:sz="2" w:space="0"/>
+            </w:tcBorders>
+            <w:shd w:val="clear" w:color="auto" w:fill="auto"/>
+            <w:tcMar>
+              <w:top w:w="120" w:type="dxa"/>
+              <w:bottom w:w="120" w:type="dxa"/>
+              <w:right w:w="90" w:type="dxa"/>
+            </w:tcMar>
+            <w:vAlign w:val="center"/>
+          </w:tcPr>
+          <w:p>
+            <w:pPr>
+              <w:keepNext w:val="0"/>
+              <w:keepLines w:val="0"/>
+              <w:widowControl/>
+              <w:suppressLineNumbers w:val="0"/>
+              <w:bidi w:val="0"/>
+              <w:spacing w:before="0" w:beforeAutospacing="0" w:after="0" w:afterAutospacing="0" w:line="9" w:lineRule="atLeast"/>
+              <w:ind w:left="0" w:right="0"/>
+              <w:jc w:val="left"/>
+              <w:rPr>
+                <w:rFonts w:ascii="sans-serif" w:hAnsi="sans-serif" w:eastAsia="sans-serif" w:cs="sans-serif"/>
+                <w:color w:val="1F1F1F"/>
+              </w:rPr>
+            </w:pPr>
+            <w:r>
+              <w:rPr>
+                <w:rStyle w:val="4"/>
                 <w:rFonts w:hint="default" w:ascii="sans-serif" w:hAnsi="sans-serif" w:eastAsia="sans-serif" w:cs="sans-serif"/>
                 <w:color w:val="1F1F1F"/>
+                <w:kern w:val="0"/>
+                <w:sz w:val="24"/>
+                <w:szCs w:val="24"/>
+                <w:lang w:val="en-US" w:eastAsia="zh-CN" w:bidi="ar"/>
+              </w:rPr>
+              <w:t>操作类型</w:t>
+            </w:r>
+          </w:p>
+        </w:tc>
+        <w:tc>
+          <w:tcPr>
+            <w:tcW w:w="0" w:type="auto"/>
+            <w:tcBorders>
+              <w:top w:val="single" w:color="auto" w:sz="2" w:space="0"/>
+              <w:left w:val="single" w:color="auto" w:sz="2" w:space="0"/>
+              <w:bottom w:val="single" w:color="auto" w:sz="2" w:space="0"/>
+              <w:right w:val="single" w:color="auto" w:sz="2" w:space="0"/>
+            </w:tcBorders>
+            <w:shd w:val="clear" w:color="auto" w:fill="auto"/>
+            <w:tcMar>
+              <w:top w:w="120" w:type="dxa"/>
+              <w:bottom w:w="120" w:type="dxa"/>
+              <w:right w:w="90" w:type="dxa"/>
+            </w:tcMar>
+            <w:vAlign w:val="center"/>
+          </w:tcPr>
+          <w:p>
+            <w:pPr>
+              <w:keepNext w:val="0"/>
+              <w:keepLines w:val="0"/>
+              <w:widowControl/>
+              <w:suppressLineNumbers w:val="0"/>
+              <w:bidi w:val="0"/>
+              <w:spacing w:before="0" w:beforeAutospacing="0" w:after="0" w:afterAutospacing="0" w:line="9" w:lineRule="atLeast"/>
+              <w:ind w:left="0" w:right="0"/>
+              <w:jc w:val="left"/>
+              <w:rPr>
+                <w:rFonts w:hint="default" w:ascii="sans-serif" w:hAnsi="sans-serif" w:eastAsia="sans-serif" w:cs="sans-serif"/>
+                <w:color w:val="1F1F1F"/>
               </w:rPr>
             </w:pPr>
             <w:r>
               <w:rPr>
+                <w:rStyle w:val="4"/>
                 <w:rFonts w:hint="default" w:ascii="sans-serif" w:hAnsi="sans-serif" w:eastAsia="sans-serif" w:cs="sans-serif"/>
                 <w:color w:val="1F1F1F"/>
                 <w:kern w:val="0"/>
                 <w:sz w:val="24"/>
                 <w:szCs w:val="24"/>
-                <w:bdr w:val="none" w:color="1F1F1F" w:sz="0" w:space="0"/>
+                <w:lang w:val="en-US" w:eastAsia="zh-CN" w:bidi="ar"/>
+              </w:rPr>
+              <w:t>抛出异常</w:t>
+            </w:r>
+          </w:p>
+        </w:tc>
+        <w:tc>
+          <w:tcPr>
+            <w:tcW w:w="0" w:type="auto"/>
+            <w:tcBorders>
+              <w:top w:val="single" w:color="auto" w:sz="2" w:space="0"/>
+              <w:left w:val="single" w:color="auto" w:sz="2" w:space="0"/>
+              <w:bottom w:val="single" w:color="auto" w:sz="2" w:space="0"/>
+              <w:right w:val="single" w:color="auto" w:sz="2" w:space="0"/>
+            </w:tcBorders>
+            <w:shd w:val="clear" w:color="auto" w:fill="auto"/>
+            <w:tcMar>
+              <w:top w:w="120" w:type="dxa"/>
+              <w:bottom w:w="120" w:type="dxa"/>
+              <w:right w:w="90" w:type="dxa"/>
+            </w:tcMar>
+            <w:vAlign w:val="center"/>
+          </w:tcPr>
+          <w:p>
+            <w:pPr>
+              <w:keepNext w:val="0"/>
+              <w:keepLines w:val="0"/>
+              <w:widowControl/>
+              <w:suppressLineNumbers w:val="0"/>
+              <w:bidi w:val="0"/>
+              <w:spacing w:before="0" w:beforeAutospacing="0" w:after="0" w:afterAutospacing="0" w:line="9" w:lineRule="atLeast"/>
+              <w:ind w:left="0" w:right="0"/>
+              <w:jc w:val="left"/>
+              <w:rPr>
+                <w:rFonts w:hint="default" w:ascii="sans-serif" w:hAnsi="sans-serif" w:eastAsia="sans-serif" w:cs="sans-serif"/>
+                <w:color w:val="1F1F1F"/>
+              </w:rPr>
+            </w:pPr>
+            <w:r>
+              <w:rPr>
+                <w:rStyle w:val="4"/>
+                <w:rFonts w:hint="default" w:ascii="sans-serif" w:hAnsi="sans-serif" w:eastAsia="sans-serif" w:cs="sans-serif"/>
+                <w:color w:val="1F1F1F"/>
+                <w:kern w:val="0"/>
+                <w:sz w:val="24"/>
+                <w:szCs w:val="24"/>
+                <w:lang w:val="en-US" w:eastAsia="zh-CN" w:bidi="ar"/>
+              </w:rPr>
+              <w:t>返回特殊值</w:t>
+            </w:r>
+          </w:p>
+        </w:tc>
+        <w:tc>
+          <w:tcPr>
+            <w:tcW w:w="0" w:type="auto"/>
+            <w:tcBorders>
+              <w:top w:val="single" w:color="auto" w:sz="2" w:space="0"/>
+              <w:left w:val="single" w:color="auto" w:sz="2" w:space="0"/>
+              <w:bottom w:val="single" w:color="auto" w:sz="2" w:space="0"/>
+              <w:right w:val="single" w:color="auto" w:sz="2" w:space="0"/>
+            </w:tcBorders>
+            <w:shd w:val="clear" w:color="auto" w:fill="auto"/>
+            <w:tcMar>
+              <w:top w:w="120" w:type="dxa"/>
+              <w:bottom w:w="120" w:type="dxa"/>
+            </w:tcMar>
+            <w:vAlign w:val="center"/>
+          </w:tcPr>
+          <w:p>
+            <w:pPr>
+              <w:keepNext w:val="0"/>
+              <w:keepLines w:val="0"/>
+              <w:widowControl/>
+              <w:suppressLineNumbers w:val="0"/>
+              <w:bidi w:val="0"/>
+              <w:spacing w:before="0" w:beforeAutospacing="0" w:after="0" w:afterAutospacing="0" w:line="9" w:lineRule="atLeast"/>
+              <w:ind w:left="0" w:right="0"/>
+              <w:jc w:val="left"/>
+              <w:rPr>
+                <w:rFonts w:hint="default" w:ascii="sans-serif" w:hAnsi="sans-serif" w:eastAsia="sans-serif" w:cs="sans-serif"/>
+                <w:color w:val="1F1F1F"/>
+              </w:rPr>
+            </w:pPr>
+            <w:r>
+              <w:rPr>
+                <w:rStyle w:val="4"/>
+                <w:rFonts w:hint="default" w:ascii="sans-serif" w:hAnsi="sans-serif" w:eastAsia="sans-serif" w:cs="sans-serif"/>
+                <w:color w:val="1F1F1F"/>
+                <w:kern w:val="0"/>
+                <w:sz w:val="24"/>
+                <w:szCs w:val="24"/>
+                <w:lang w:val="en-US" w:eastAsia="zh-CN" w:bidi="ar"/>
+              </w:rPr>
+              <w:t>描述</w:t>
+            </w:r>
+          </w:p>
+        </w:tc>
+      </w:tr>
+      <w:tr>
+        <w:tblPrEx>
+          <w:tblBorders>
+            <w:top w:val="none" w:color="1F1F1F" w:sz="0" w:space="0"/>
+            <w:left w:val="none" w:color="1F1F1F" w:sz="0" w:space="0"/>
+            <w:bottom w:val="none" w:color="1F1F1F" w:sz="0" w:space="0"/>
+            <w:right w:val="none" w:color="1F1F1F" w:sz="0" w:space="0"/>
+            <w:insideH w:val="none" w:color="auto" w:sz="0" w:space="0"/>
+            <w:insideV w:val="none" w:color="auto" w:sz="0" w:space="0"/>
+          </w:tblBorders>
+          <w:shd w:val="clear" w:color="auto" w:fill="auto"/>
+          <w:tblCellMar>
+            <w:top w:w="0" w:type="dxa"/>
+            <w:left w:w="0" w:type="dxa"/>
+            <w:bottom w:w="0" w:type="dxa"/>
+            <w:right w:w="0" w:type="dxa"/>
+          </w:tblCellMar>
+        </w:tblPrEx>
+        <w:trPr>
+          <w:tblCellSpacing w:w="15" w:type="dxa"/>
+        </w:trPr>
+        <w:tc>
+          <w:tcPr>
+            <w:tcW w:w="0" w:type="auto"/>
+            <w:tcBorders>
+              <w:top w:val="single" w:color="auto" w:sz="2" w:space="0"/>
+              <w:left w:val="single" w:color="auto" w:sz="2" w:space="0"/>
+              <w:bottom w:val="single" w:color="auto" w:sz="2" w:space="0"/>
+              <w:right w:val="single" w:color="auto" w:sz="2" w:space="0"/>
+            </w:tcBorders>
+            <w:shd w:val="clear" w:color="auto" w:fill="auto"/>
+            <w:tcMar>
+              <w:top w:w="120" w:type="dxa"/>
+              <w:bottom w:w="120" w:type="dxa"/>
+              <w:right w:w="90" w:type="dxa"/>
+            </w:tcMar>
+            <w:vAlign w:val="center"/>
+          </w:tcPr>
+          <w:p>
+            <w:pPr>
+              <w:keepNext w:val="0"/>
+              <w:keepLines w:val="0"/>
+              <w:widowControl/>
+              <w:suppressLineNumbers w:val="0"/>
+              <w:bidi w:val="0"/>
+              <w:spacing w:before="0" w:beforeAutospacing="0" w:after="0" w:afterAutospacing="0" w:line="9" w:lineRule="atLeast"/>
+              <w:ind w:left="0" w:right="0"/>
+              <w:jc w:val="left"/>
+              <w:rPr>
+                <w:rFonts w:hint="default" w:ascii="sans-serif" w:hAnsi="sans-serif" w:eastAsia="sans-serif" w:cs="sans-serif"/>
+                <w:color w:val="1F1F1F"/>
+              </w:rPr>
+            </w:pPr>
+            <w:r>
+              <w:rPr>
+                <w:rFonts w:hint="default" w:ascii="sans-serif" w:hAnsi="sans-serif" w:eastAsia="sans-serif" w:cs="sans-serif"/>
+                <w:b/>
+                <w:bCs/>
+                <w:color w:val="1F1F1F"/>
+                <w:kern w:val="0"/>
+                <w:sz w:val="24"/>
+                <w:szCs w:val="24"/>
+                <w:lang w:val="en-US" w:eastAsia="zh-CN" w:bidi="ar"/>
+              </w:rPr>
+              <w:t>插入</w:t>
+            </w:r>
+          </w:p>
+        </w:tc>
+        <w:tc>
+          <w:tcPr>
+            <w:tcW w:w="0" w:type="auto"/>
+            <w:tcBorders>
+              <w:top w:val="single" w:color="auto" w:sz="2" w:space="0"/>
+              <w:left w:val="single" w:color="auto" w:sz="2" w:space="0"/>
+              <w:bottom w:val="single" w:color="auto" w:sz="2" w:space="0"/>
+              <w:right w:val="single" w:color="auto" w:sz="2" w:space="0"/>
+            </w:tcBorders>
+            <w:shd w:val="clear" w:color="auto" w:fill="auto"/>
+            <w:tcMar>
+              <w:top w:w="120" w:type="dxa"/>
+              <w:bottom w:w="120" w:type="dxa"/>
+              <w:right w:w="90" w:type="dxa"/>
+            </w:tcMar>
+            <w:vAlign w:val="center"/>
+          </w:tcPr>
+          <w:p>
+            <w:pPr>
+              <w:keepNext w:val="0"/>
+              <w:keepLines w:val="0"/>
+              <w:widowControl/>
+              <w:suppressLineNumbers w:val="0"/>
+              <w:bidi w:val="0"/>
+              <w:spacing w:before="0" w:beforeAutospacing="0" w:after="0" w:afterAutospacing="0" w:line="9" w:lineRule="atLeast"/>
+              <w:ind w:left="0" w:right="0"/>
+              <w:jc w:val="left"/>
+              <w:rPr>
+                <w:rFonts w:hint="eastAsia" w:ascii="黑体" w:hAnsi="黑体" w:eastAsia="黑体" w:cs="黑体"/>
+                <w:color w:val="1F1F1F"/>
+              </w:rPr>
+            </w:pPr>
+            <w:r>
+              <w:rPr>
+                <w:rStyle w:val="5"/>
+                <w:rFonts w:hint="eastAsia" w:ascii="黑体" w:hAnsi="黑体" w:eastAsia="黑体" w:cs="黑体"/>
+                <w:color w:val="444746"/>
+                <w:kern w:val="0"/>
+                <w:sz w:val="24"/>
+                <w:szCs w:val="24"/>
+                <w:lang w:val="en-US" w:eastAsia="zh-CN" w:bidi="ar"/>
+              </w:rPr>
+              <w:t>add(e)</w:t>
+            </w:r>
+          </w:p>
+        </w:tc>
+        <w:tc>
+          <w:tcPr>
+            <w:tcW w:w="0" w:type="auto"/>
+            <w:tcBorders>
+              <w:top w:val="single" w:color="auto" w:sz="2" w:space="0"/>
+              <w:left w:val="single" w:color="auto" w:sz="2" w:space="0"/>
+              <w:bottom w:val="single" w:color="auto" w:sz="2" w:space="0"/>
+              <w:right w:val="single" w:color="auto" w:sz="2" w:space="0"/>
+            </w:tcBorders>
+            <w:shd w:val="clear" w:color="auto" w:fill="auto"/>
+            <w:tcMar>
+              <w:top w:w="120" w:type="dxa"/>
+              <w:bottom w:w="120" w:type="dxa"/>
+              <w:right w:w="90" w:type="dxa"/>
+            </w:tcMar>
+            <w:vAlign w:val="center"/>
+          </w:tcPr>
+          <w:p>
+            <w:pPr>
+              <w:keepNext w:val="0"/>
+              <w:keepLines w:val="0"/>
+              <w:widowControl/>
+              <w:suppressLineNumbers w:val="0"/>
+              <w:bidi w:val="0"/>
+              <w:spacing w:before="0" w:beforeAutospacing="0" w:after="0" w:afterAutospacing="0" w:line="9" w:lineRule="atLeast"/>
+              <w:ind w:left="0" w:right="0"/>
+              <w:jc w:val="left"/>
+              <w:rPr>
+                <w:rFonts w:hint="eastAsia" w:ascii="黑体" w:hAnsi="黑体" w:eastAsia="黑体" w:cs="黑体"/>
+                <w:color w:val="1F1F1F"/>
+              </w:rPr>
+            </w:pPr>
+            <w:r>
+              <w:rPr>
+                <w:rStyle w:val="5"/>
+                <w:rFonts w:hint="eastAsia" w:ascii="黑体" w:hAnsi="黑体" w:eastAsia="黑体" w:cs="黑体"/>
+                <w:color w:val="444746"/>
+                <w:kern w:val="0"/>
+                <w:sz w:val="24"/>
+                <w:szCs w:val="24"/>
+                <w:lang w:val="en-US" w:eastAsia="zh-CN" w:bidi="ar"/>
+              </w:rPr>
+              <w:t>offer(e)</w:t>
+            </w:r>
+          </w:p>
+        </w:tc>
+        <w:tc>
+          <w:tcPr>
+            <w:tcW w:w="0" w:type="auto"/>
+            <w:tcBorders>
+              <w:top w:val="single" w:color="auto" w:sz="2" w:space="0"/>
+              <w:left w:val="single" w:color="auto" w:sz="2" w:space="0"/>
+              <w:bottom w:val="single" w:color="auto" w:sz="2" w:space="0"/>
+              <w:right w:val="single" w:color="auto" w:sz="2" w:space="0"/>
+            </w:tcBorders>
+            <w:shd w:val="clear" w:color="auto" w:fill="auto"/>
+            <w:tcMar>
+              <w:top w:w="120" w:type="dxa"/>
+              <w:bottom w:w="120" w:type="dxa"/>
+            </w:tcMar>
+            <w:vAlign w:val="center"/>
+          </w:tcPr>
+          <w:p>
+            <w:pPr>
+              <w:keepNext w:val="0"/>
+              <w:keepLines w:val="0"/>
+              <w:widowControl/>
+              <w:suppressLineNumbers w:val="0"/>
+              <w:bidi w:val="0"/>
+              <w:spacing w:before="0" w:beforeAutospacing="0" w:after="0" w:afterAutospacing="0" w:line="9" w:lineRule="atLeast"/>
+              <w:ind w:left="0" w:right="0"/>
+              <w:jc w:val="left"/>
+              <w:rPr>
+                <w:rFonts w:hint="default" w:ascii="sans-serif" w:hAnsi="sans-serif" w:eastAsia="sans-serif" w:cs="sans-serif"/>
+                <w:color w:val="1F1F1F"/>
+              </w:rPr>
+            </w:pPr>
+            <w:r>
+              <w:rPr>
+                <w:rFonts w:hint="default" w:ascii="sans-serif" w:hAnsi="sans-serif" w:eastAsia="sans-serif" w:cs="sans-serif"/>
+                <w:color w:val="1F1F1F"/>
+                <w:kern w:val="0"/>
+                <w:sz w:val="24"/>
+                <w:szCs w:val="24"/>
+                <w:lang w:val="en-US" w:eastAsia="zh-CN" w:bidi="ar"/>
+              </w:rPr>
+              <w:t>在队尾插入元素</w:t>
+            </w:r>
+          </w:p>
+        </w:tc>
+      </w:tr>
+      <w:tr>
+        <w:tblPrEx>
+          <w:tblBorders>
+            <w:top w:val="none" w:color="1F1F1F" w:sz="0" w:space="0"/>
+            <w:left w:val="none" w:color="1F1F1F" w:sz="0" w:space="0"/>
+            <w:bottom w:val="none" w:color="1F1F1F" w:sz="0" w:space="0"/>
+            <w:right w:val="none" w:color="1F1F1F" w:sz="0" w:space="0"/>
+            <w:insideH w:val="none" w:color="auto" w:sz="0" w:space="0"/>
+            <w:insideV w:val="none" w:color="auto" w:sz="0" w:space="0"/>
+          </w:tblBorders>
+          <w:shd w:val="clear" w:color="auto" w:fill="auto"/>
+          <w:tblCellMar>
+            <w:top w:w="0" w:type="dxa"/>
+            <w:left w:w="0" w:type="dxa"/>
+            <w:bottom w:w="0" w:type="dxa"/>
+            <w:right w:w="0" w:type="dxa"/>
+          </w:tblCellMar>
+        </w:tblPrEx>
+        <w:trPr>
+          <w:tblCellSpacing w:w="15" w:type="dxa"/>
+        </w:trPr>
+        <w:tc>
+          <w:tcPr>
+            <w:tcW w:w="0" w:type="auto"/>
+            <w:tcBorders>
+              <w:top w:val="single" w:color="auto" w:sz="2" w:space="0"/>
+              <w:left w:val="single" w:color="auto" w:sz="2" w:space="0"/>
+              <w:bottom w:val="single" w:color="auto" w:sz="2" w:space="0"/>
+              <w:right w:val="single" w:color="auto" w:sz="2" w:space="0"/>
+            </w:tcBorders>
+            <w:shd w:val="clear" w:color="auto" w:fill="auto"/>
+            <w:tcMar>
+              <w:top w:w="120" w:type="dxa"/>
+              <w:bottom w:w="120" w:type="dxa"/>
+              <w:right w:w="90" w:type="dxa"/>
+            </w:tcMar>
+            <w:vAlign w:val="center"/>
+          </w:tcPr>
+          <w:p>
+            <w:pPr>
+              <w:keepNext w:val="0"/>
+              <w:keepLines w:val="0"/>
+              <w:widowControl/>
+              <w:suppressLineNumbers w:val="0"/>
+              <w:bidi w:val="0"/>
+              <w:spacing w:before="0" w:beforeAutospacing="0" w:after="0" w:afterAutospacing="0" w:line="9" w:lineRule="atLeast"/>
+              <w:ind w:left="0" w:right="0"/>
+              <w:jc w:val="left"/>
+              <w:rPr>
+                <w:rFonts w:hint="default" w:ascii="sans-serif" w:hAnsi="sans-serif" w:eastAsia="sans-serif" w:cs="sans-serif"/>
+                <w:color w:val="1F1F1F"/>
+              </w:rPr>
+            </w:pPr>
+            <w:r>
+              <w:rPr>
+                <w:rFonts w:hint="default" w:ascii="sans-serif" w:hAnsi="sans-serif" w:eastAsia="sans-serif" w:cs="sans-serif"/>
+                <w:b/>
+                <w:bCs/>
+                <w:color w:val="1F1F1F"/>
+                <w:kern w:val="0"/>
+                <w:sz w:val="24"/>
+                <w:szCs w:val="24"/>
+                <w:lang w:val="en-US" w:eastAsia="zh-CN" w:bidi="ar"/>
+              </w:rPr>
+              <w:t>移除</w:t>
+            </w:r>
+          </w:p>
+        </w:tc>
+        <w:tc>
+          <w:tcPr>
+            <w:tcW w:w="0" w:type="auto"/>
+            <w:tcBorders>
+              <w:top w:val="single" w:color="auto" w:sz="2" w:space="0"/>
+              <w:left w:val="single" w:color="auto" w:sz="2" w:space="0"/>
+              <w:bottom w:val="single" w:color="auto" w:sz="2" w:space="0"/>
+              <w:right w:val="single" w:color="auto" w:sz="2" w:space="0"/>
+            </w:tcBorders>
+            <w:shd w:val="clear" w:color="auto" w:fill="auto"/>
+            <w:tcMar>
+              <w:top w:w="120" w:type="dxa"/>
+              <w:bottom w:w="120" w:type="dxa"/>
+              <w:right w:w="90" w:type="dxa"/>
+            </w:tcMar>
+            <w:vAlign w:val="center"/>
+          </w:tcPr>
+          <w:p>
+            <w:pPr>
+              <w:keepNext w:val="0"/>
+              <w:keepLines w:val="0"/>
+              <w:widowControl/>
+              <w:suppressLineNumbers w:val="0"/>
+              <w:bidi w:val="0"/>
+              <w:spacing w:before="0" w:beforeAutospacing="0" w:after="0" w:afterAutospacing="0" w:line="9" w:lineRule="atLeast"/>
+              <w:ind w:left="0" w:right="0"/>
+              <w:jc w:val="left"/>
+              <w:rPr>
+                <w:rFonts w:hint="eastAsia" w:ascii="黑体" w:hAnsi="黑体" w:eastAsia="黑体" w:cs="黑体"/>
+                <w:color w:val="1F1F1F"/>
+              </w:rPr>
+            </w:pPr>
+            <w:r>
+              <w:rPr>
+                <w:rStyle w:val="5"/>
+                <w:rFonts w:hint="eastAsia" w:ascii="黑体" w:hAnsi="黑体" w:eastAsia="黑体" w:cs="黑体"/>
+                <w:color w:val="444746"/>
+                <w:kern w:val="0"/>
+                <w:sz w:val="24"/>
+                <w:szCs w:val="24"/>
+                <w:lang w:val="en-US" w:eastAsia="zh-CN" w:bidi="ar"/>
+              </w:rPr>
+              <w:t>remove()</w:t>
+            </w:r>
+          </w:p>
+        </w:tc>
+        <w:tc>
+          <w:tcPr>
+            <w:tcW w:w="0" w:type="auto"/>
+            <w:tcBorders>
+              <w:top w:val="single" w:color="auto" w:sz="2" w:space="0"/>
+              <w:left w:val="single" w:color="auto" w:sz="2" w:space="0"/>
+              <w:bottom w:val="single" w:color="auto" w:sz="2" w:space="0"/>
+              <w:right w:val="single" w:color="auto" w:sz="2" w:space="0"/>
+            </w:tcBorders>
+            <w:shd w:val="clear" w:color="auto" w:fill="auto"/>
+            <w:tcMar>
+              <w:top w:w="120" w:type="dxa"/>
+              <w:bottom w:w="120" w:type="dxa"/>
+              <w:right w:w="90" w:type="dxa"/>
+            </w:tcMar>
+            <w:vAlign w:val="center"/>
+          </w:tcPr>
+          <w:p>
+            <w:pPr>
+              <w:keepNext w:val="0"/>
+              <w:keepLines w:val="0"/>
+              <w:widowControl/>
+              <w:suppressLineNumbers w:val="0"/>
+              <w:bidi w:val="0"/>
+              <w:spacing w:before="0" w:beforeAutospacing="0" w:after="0" w:afterAutospacing="0" w:line="9" w:lineRule="atLeast"/>
+              <w:ind w:left="0" w:right="0"/>
+              <w:jc w:val="left"/>
+              <w:rPr>
+                <w:rFonts w:hint="eastAsia" w:ascii="黑体" w:hAnsi="黑体" w:eastAsia="黑体" w:cs="黑体"/>
+                <w:color w:val="1F1F1F"/>
+              </w:rPr>
+            </w:pPr>
+            <w:r>
+              <w:rPr>
+                <w:rStyle w:val="5"/>
+                <w:rFonts w:hint="eastAsia" w:ascii="黑体" w:hAnsi="黑体" w:eastAsia="黑体" w:cs="黑体"/>
+                <w:color w:val="444746"/>
+                <w:kern w:val="0"/>
+                <w:sz w:val="24"/>
+                <w:szCs w:val="24"/>
+                <w:lang w:val="en-US" w:eastAsia="zh-CN" w:bidi="ar"/>
+              </w:rPr>
+              <w:t>poll()</w:t>
+            </w:r>
+          </w:p>
+        </w:tc>
+        <w:tc>
+          <w:tcPr>
+            <w:tcW w:w="0" w:type="auto"/>
+            <w:tcBorders>
+              <w:top w:val="single" w:color="auto" w:sz="2" w:space="0"/>
+              <w:left w:val="single" w:color="auto" w:sz="2" w:space="0"/>
+              <w:bottom w:val="single" w:color="auto" w:sz="2" w:space="0"/>
+              <w:right w:val="single" w:color="auto" w:sz="2" w:space="0"/>
+            </w:tcBorders>
+            <w:shd w:val="clear" w:color="auto" w:fill="auto"/>
+            <w:tcMar>
+              <w:top w:w="120" w:type="dxa"/>
+              <w:bottom w:w="120" w:type="dxa"/>
+            </w:tcMar>
+            <w:vAlign w:val="center"/>
+          </w:tcPr>
+          <w:p>
+            <w:pPr>
+              <w:keepNext w:val="0"/>
+              <w:keepLines w:val="0"/>
+              <w:widowControl/>
+              <w:suppressLineNumbers w:val="0"/>
+              <w:bidi w:val="0"/>
+              <w:spacing w:before="0" w:beforeAutospacing="0" w:after="0" w:afterAutospacing="0" w:line="9" w:lineRule="atLeast"/>
+              <w:ind w:left="0" w:right="0"/>
+              <w:jc w:val="left"/>
+              <w:rPr>
+                <w:rFonts w:hint="default" w:ascii="sans-serif" w:hAnsi="sans-serif" w:eastAsia="sans-serif" w:cs="sans-serif"/>
+                <w:color w:val="1F1F1F"/>
+              </w:rPr>
+            </w:pPr>
+            <w:r>
+              <w:rPr>
+                <w:rFonts w:hint="default" w:ascii="sans-serif" w:hAnsi="sans-serif" w:eastAsia="sans-serif" w:cs="sans-serif"/>
+                <w:color w:val="1F1F1F"/>
+                <w:kern w:val="0"/>
+                <w:sz w:val="24"/>
+                <w:szCs w:val="24"/>
+                <w:lang w:val="en-US" w:eastAsia="zh-CN" w:bidi="ar"/>
+              </w:rPr>
+              <w:t>移除并返回队头元素</w:t>
+            </w:r>
+          </w:p>
+        </w:tc>
+      </w:tr>
+      <w:tr>
+        <w:tblPrEx>
+          <w:tblBorders>
+            <w:top w:val="none" w:color="1F1F1F" w:sz="0" w:space="0"/>
+            <w:left w:val="none" w:color="1F1F1F" w:sz="0" w:space="0"/>
+            <w:bottom w:val="none" w:color="1F1F1F" w:sz="0" w:space="0"/>
+            <w:right w:val="none" w:color="1F1F1F" w:sz="0" w:space="0"/>
+            <w:insideH w:val="none" w:color="auto" w:sz="0" w:space="0"/>
+            <w:insideV w:val="none" w:color="auto" w:sz="0" w:space="0"/>
+          </w:tblBorders>
+          <w:shd w:val="clear" w:color="auto" w:fill="auto"/>
+          <w:tblCellMar>
+            <w:top w:w="0" w:type="dxa"/>
+            <w:left w:w="0" w:type="dxa"/>
+            <w:bottom w:w="0" w:type="dxa"/>
+            <w:right w:w="0" w:type="dxa"/>
+          </w:tblCellMar>
+        </w:tblPrEx>
+        <w:trPr>
+          <w:tblCellSpacing w:w="15" w:type="dxa"/>
+        </w:trPr>
+        <w:tc>
+          <w:tcPr>
+            <w:tcW w:w="0" w:type="auto"/>
+            <w:tcBorders>
+              <w:top w:val="single" w:color="auto" w:sz="2" w:space="0"/>
+              <w:left w:val="single" w:color="auto" w:sz="2" w:space="0"/>
+              <w:bottom w:val="single" w:color="auto" w:sz="2" w:space="0"/>
+              <w:right w:val="single" w:color="auto" w:sz="2" w:space="0"/>
+            </w:tcBorders>
+            <w:shd w:val="clear" w:color="auto" w:fill="auto"/>
+            <w:tcMar>
+              <w:top w:w="120" w:type="dxa"/>
+              <w:bottom w:w="120" w:type="dxa"/>
+              <w:right w:w="90" w:type="dxa"/>
+            </w:tcMar>
+            <w:vAlign w:val="center"/>
+          </w:tcPr>
+          <w:p>
+            <w:pPr>
+              <w:keepNext w:val="0"/>
+              <w:keepLines w:val="0"/>
+              <w:widowControl/>
+              <w:suppressLineNumbers w:val="0"/>
+              <w:bidi w:val="0"/>
+              <w:spacing w:before="0" w:beforeAutospacing="0" w:after="0" w:afterAutospacing="0" w:line="9" w:lineRule="atLeast"/>
+              <w:ind w:left="0" w:right="0"/>
+              <w:jc w:val="left"/>
+              <w:rPr>
+                <w:rFonts w:hint="default" w:ascii="sans-serif" w:hAnsi="sans-serif" w:eastAsia="sans-serif" w:cs="sans-serif"/>
+                <w:color w:val="1F1F1F"/>
+              </w:rPr>
+            </w:pPr>
+            <w:r>
+              <w:rPr>
+                <w:rFonts w:hint="default" w:ascii="sans-serif" w:hAnsi="sans-serif" w:eastAsia="sans-serif" w:cs="sans-serif"/>
+                <w:b/>
+                <w:bCs/>
+                <w:color w:val="1F1F1F"/>
+                <w:kern w:val="0"/>
+                <w:sz w:val="24"/>
+                <w:szCs w:val="24"/>
+                <w:lang w:val="en-US" w:eastAsia="zh-CN" w:bidi="ar"/>
+              </w:rPr>
+              <w:t>检查</w:t>
+            </w:r>
+          </w:p>
+        </w:tc>
+        <w:tc>
+          <w:tcPr>
+            <w:tcW w:w="0" w:type="auto"/>
+            <w:tcBorders>
+              <w:top w:val="single" w:color="auto" w:sz="2" w:space="0"/>
+              <w:left w:val="single" w:color="auto" w:sz="2" w:space="0"/>
+              <w:bottom w:val="single" w:color="auto" w:sz="2" w:space="0"/>
+              <w:right w:val="single" w:color="auto" w:sz="2" w:space="0"/>
+            </w:tcBorders>
+            <w:shd w:val="clear" w:color="auto" w:fill="auto"/>
+            <w:tcMar>
+              <w:top w:w="120" w:type="dxa"/>
+              <w:bottom w:w="120" w:type="dxa"/>
+              <w:right w:w="90" w:type="dxa"/>
+            </w:tcMar>
+            <w:vAlign w:val="center"/>
+          </w:tcPr>
+          <w:p>
+            <w:pPr>
+              <w:keepNext w:val="0"/>
+              <w:keepLines w:val="0"/>
+              <w:widowControl/>
+              <w:suppressLineNumbers w:val="0"/>
+              <w:bidi w:val="0"/>
+              <w:spacing w:before="0" w:beforeAutospacing="0" w:after="0" w:afterAutospacing="0" w:line="9" w:lineRule="atLeast"/>
+              <w:ind w:left="0" w:right="0"/>
+              <w:jc w:val="left"/>
+              <w:rPr>
+                <w:rFonts w:hint="eastAsia" w:ascii="黑体" w:hAnsi="黑体" w:eastAsia="黑体" w:cs="黑体"/>
+                <w:color w:val="1F1F1F"/>
+              </w:rPr>
+            </w:pPr>
+            <w:r>
+              <w:rPr>
+                <w:rStyle w:val="5"/>
+                <w:rFonts w:hint="eastAsia" w:ascii="黑体" w:hAnsi="黑体" w:eastAsia="黑体" w:cs="黑体"/>
+                <w:color w:val="444746"/>
+                <w:kern w:val="0"/>
+                <w:sz w:val="24"/>
+                <w:szCs w:val="24"/>
+                <w:lang w:val="en-US" w:eastAsia="zh-CN" w:bidi="ar"/>
+              </w:rPr>
+              <w:t>element()</w:t>
+            </w:r>
+          </w:p>
+        </w:tc>
+        <w:tc>
+          <w:tcPr>
+            <w:tcW w:w="0" w:type="auto"/>
+            <w:tcBorders>
+              <w:top w:val="single" w:color="auto" w:sz="2" w:space="0"/>
+              <w:left w:val="single" w:color="auto" w:sz="2" w:space="0"/>
+              <w:bottom w:val="single" w:color="auto" w:sz="2" w:space="0"/>
+              <w:right w:val="single" w:color="auto" w:sz="2" w:space="0"/>
+            </w:tcBorders>
+            <w:shd w:val="clear" w:color="auto" w:fill="auto"/>
+            <w:tcMar>
+              <w:top w:w="120" w:type="dxa"/>
+              <w:bottom w:w="120" w:type="dxa"/>
+              <w:right w:w="90" w:type="dxa"/>
+            </w:tcMar>
+            <w:vAlign w:val="center"/>
+          </w:tcPr>
+          <w:p>
+            <w:pPr>
+              <w:keepNext w:val="0"/>
+              <w:keepLines w:val="0"/>
+              <w:widowControl/>
+              <w:suppressLineNumbers w:val="0"/>
+              <w:bidi w:val="0"/>
+              <w:spacing w:before="0" w:beforeAutospacing="0" w:after="0" w:afterAutospacing="0" w:line="9" w:lineRule="atLeast"/>
+              <w:ind w:left="0" w:right="0"/>
+              <w:jc w:val="left"/>
+              <w:rPr>
+                <w:rFonts w:hint="eastAsia" w:ascii="黑体" w:hAnsi="黑体" w:eastAsia="黑体" w:cs="黑体"/>
+                <w:color w:val="1F1F1F"/>
+              </w:rPr>
+            </w:pPr>
+            <w:r>
+              <w:rPr>
+                <w:rStyle w:val="5"/>
+                <w:rFonts w:hint="eastAsia" w:ascii="黑体" w:hAnsi="黑体" w:eastAsia="黑体" w:cs="黑体"/>
+                <w:color w:val="444746"/>
+                <w:kern w:val="0"/>
+                <w:sz w:val="24"/>
+                <w:szCs w:val="24"/>
+                <w:lang w:val="en-US" w:eastAsia="zh-CN" w:bidi="ar"/>
+              </w:rPr>
+              <w:t>peek()</w:t>
+            </w:r>
+          </w:p>
+        </w:tc>
+        <w:tc>
+          <w:tcPr>
+            <w:tcW w:w="0" w:type="auto"/>
+            <w:tcBorders>
+              <w:top w:val="single" w:color="auto" w:sz="2" w:space="0"/>
+              <w:left w:val="single" w:color="auto" w:sz="2" w:space="0"/>
+              <w:bottom w:val="single" w:color="auto" w:sz="2" w:space="0"/>
+              <w:right w:val="single" w:color="auto" w:sz="2" w:space="0"/>
+            </w:tcBorders>
+            <w:shd w:val="clear" w:color="auto" w:fill="auto"/>
+            <w:tcMar>
+              <w:top w:w="120" w:type="dxa"/>
+              <w:bottom w:w="120" w:type="dxa"/>
+            </w:tcMar>
+            <w:vAlign w:val="center"/>
+          </w:tcPr>
+          <w:p>
+            <w:pPr>
+              <w:keepNext w:val="0"/>
+              <w:keepLines w:val="0"/>
+              <w:widowControl/>
+              <w:suppressLineNumbers w:val="0"/>
+              <w:bidi w:val="0"/>
+              <w:spacing w:before="0" w:beforeAutospacing="0" w:after="0" w:afterAutospacing="0" w:line="9" w:lineRule="atLeast"/>
+              <w:ind w:left="0" w:right="0"/>
+              <w:jc w:val="left"/>
+              <w:rPr>
+                <w:rFonts w:hint="default" w:ascii="sans-serif" w:hAnsi="sans-serif" w:eastAsia="sans-serif" w:cs="sans-serif"/>
+                <w:color w:val="1F1F1F"/>
+              </w:rPr>
+            </w:pPr>
+            <w:r>
+              <w:rPr>
+                <w:rFonts w:hint="default" w:ascii="sans-serif" w:hAnsi="sans-serif" w:eastAsia="sans-serif" w:cs="sans-serif"/>
+                <w:color w:val="1F1F1F"/>
+                <w:kern w:val="0"/>
+                <w:sz w:val="24"/>
+                <w:szCs w:val="24"/>
                 <w:lang w:val="en-US" w:eastAsia="zh-CN" w:bidi="ar"/>
               </w:rPr>
               <w:t>返回但不移除队头元素</w:t>

--- a/leetcode/google/Java语法.docx
+++ b/leetcode/google/Java语法.docx
@@ -32,76 +32,76 @@
           <w:rFonts w:hint="eastAsia"/>
           <w:lang w:val="en-US" w:eastAsia="zh-CN"/>
         </w:rPr>
-        <w:t>1.数据类型：int，占用的字节数：4字节(32位)，取值范围： -2^{31}到2^{31}-1即-2,147,483,648 到2,147,483,647，大概-2*10^{9}到2*10^{9}。</w:t>
-      </w:r>
-    </w:p>
-    <w:p>
-      <w:pPr>
-        <w:rPr>
-          <w:rFonts w:hint="eastAsia"/>
-          <w:lang w:val="en-US" w:eastAsia="zh-CN"/>
-        </w:rPr>
-      </w:pPr>
-    </w:p>
-    <w:p>
-      <w:pPr>
-        <w:rPr>
-          <w:rFonts w:hint="eastAsia"/>
-          <w:lang w:val="en-US" w:eastAsia="zh-CN"/>
-        </w:rPr>
-      </w:pPr>
-      <w:r>
-        <w:rPr>
-          <w:rFonts w:hint="eastAsia"/>
-          <w:lang w:val="en-US" w:eastAsia="zh-CN"/>
-        </w:rPr>
-        <w:t>2.数据类型：long，占用的字节数：8字节(64位)，取值范围：-2^{63}到2^{63}-1即-9,223,372,036,854,775,808到9,223,372,036,854,775,807，大概-9*10^{18}到9*10^{18}。</w:t>
-      </w:r>
-    </w:p>
-    <w:p>
-      <w:pPr>
-        <w:rPr>
-          <w:rFonts w:hint="eastAsia"/>
-          <w:lang w:val="en-US" w:eastAsia="zh-CN"/>
-        </w:rPr>
-      </w:pPr>
-    </w:p>
-    <w:p>
-      <w:pPr>
-        <w:rPr>
-          <w:rFonts w:hint="eastAsia"/>
-          <w:lang w:val="en-US" w:eastAsia="zh-CN"/>
-        </w:rPr>
-      </w:pPr>
-      <w:r>
-        <w:rPr>
-          <w:rFonts w:hint="eastAsia"/>
-          <w:lang w:val="en-US" w:eastAsia="zh-CN"/>
-        </w:rPr>
-        <w:t>3.获取int数据类型的最小值和最大值：Integer.MIN_VALUE和Integer.MAX_VALUE。</w:t>
-      </w:r>
-    </w:p>
-    <w:p>
-      <w:pPr>
-        <w:rPr>
-          <w:rFonts w:hint="eastAsia"/>
-          <w:lang w:val="en-US" w:eastAsia="zh-CN"/>
-        </w:rPr>
-      </w:pPr>
-    </w:p>
-    <w:p>
-      <w:pPr>
-        <w:rPr>
-          <w:rFonts w:hint="default"/>
-          <w:lang w:val="en-US" w:eastAsia="zh-CN"/>
-        </w:rPr>
-      </w:pPr>
-      <w:r>
-        <w:rPr>
-          <w:rFonts w:hint="eastAsia"/>
-          <w:lang w:val="en-US" w:eastAsia="zh-CN"/>
-        </w:rPr>
-        <w:t>4.char对应的包装类型：Character。</w:t>
+        <w:t>A.数据类型：int，占用的字节数：4字节(32位)，取值范围： -2^{31}到2^{31}-1即-2,147,483,648 到2,147,483,647，大概-2*10^{9}到2*10^{9}。</w:t>
+      </w:r>
+    </w:p>
+    <w:p>
+      <w:pPr>
+        <w:rPr>
+          <w:rFonts w:hint="eastAsia"/>
+          <w:lang w:val="en-US" w:eastAsia="zh-CN"/>
+        </w:rPr>
+      </w:pPr>
+    </w:p>
+    <w:p>
+      <w:pPr>
+        <w:rPr>
+          <w:rFonts w:hint="eastAsia"/>
+          <w:lang w:val="en-US" w:eastAsia="zh-CN"/>
+        </w:rPr>
+      </w:pPr>
+      <w:r>
+        <w:rPr>
+          <w:rFonts w:hint="eastAsia"/>
+          <w:lang w:val="en-US" w:eastAsia="zh-CN"/>
+        </w:rPr>
+        <w:t>B.数据类型：long，占用的字节数：8字节(64位)，取值范围：-2^{63}到2^{63}-1即-9,223,372,036,854,775,808到9,223,372,036,854,775,807，大概-9*10^{18}到9*10^{18}。</w:t>
+      </w:r>
+    </w:p>
+    <w:p>
+      <w:pPr>
+        <w:rPr>
+          <w:rFonts w:hint="eastAsia"/>
+          <w:lang w:val="en-US" w:eastAsia="zh-CN"/>
+        </w:rPr>
+      </w:pPr>
+    </w:p>
+    <w:p>
+      <w:pPr>
+        <w:rPr>
+          <w:rFonts w:hint="eastAsia"/>
+          <w:lang w:val="en-US" w:eastAsia="zh-CN"/>
+        </w:rPr>
+      </w:pPr>
+      <w:r>
+        <w:rPr>
+          <w:rFonts w:hint="eastAsia"/>
+          <w:lang w:val="en-US" w:eastAsia="zh-CN"/>
+        </w:rPr>
+        <w:t>C.获取int数据类型的最小值和最大值：Integer.MIN_VALUE和Integer.MAX_VALUE。</w:t>
+      </w:r>
+    </w:p>
+    <w:p>
+      <w:pPr>
+        <w:rPr>
+          <w:rFonts w:hint="eastAsia"/>
+          <w:lang w:val="en-US" w:eastAsia="zh-CN"/>
+        </w:rPr>
+      </w:pPr>
+    </w:p>
+    <w:p>
+      <w:pPr>
+        <w:rPr>
+          <w:rFonts w:hint="default"/>
+          <w:lang w:val="en-US" w:eastAsia="zh-CN"/>
+        </w:rPr>
+      </w:pPr>
+      <w:r>
+        <w:rPr>
+          <w:rFonts w:hint="eastAsia"/>
+          <w:lang w:val="en-US" w:eastAsia="zh-CN"/>
+        </w:rPr>
+        <w:t>D.char对应的包装类型：Character。</w:t>
       </w:r>
     </w:p>
     <w:p>
@@ -165,7 +165,7 @@
           <w:rFonts w:hint="eastAsia"/>
           <w:lang w:val="en-US" w:eastAsia="zh-CN"/>
         </w:rPr>
-        <w:t>1.直接声明数组并返回数组的方法例子：</w:t>
+        <w:t>A.直接声明数组并返回数组的方法例子：</w:t>
       </w:r>
     </w:p>
     <w:p>
@@ -203,7 +203,7 @@
           <w:rFonts w:hint="eastAsia"/>
           <w:lang w:val="en-US" w:eastAsia="zh-CN"/>
         </w:rPr>
-        <w:t>2.获取数组长度:数组名.length</w:t>
+        <w:t>B.获取数组长度:数组名.length</w:t>
       </w:r>
     </w:p>
     <w:p>
@@ -248,6 +248,18 @@
           <w:lang w:val="en-US" w:eastAsia="zh-CN"/>
         </w:rPr>
       </w:pPr>
+      <w:r>
+        <w:rPr>
+          <w:rFonts w:hint="eastAsia" w:cstheme="minorBidi"/>
+          <w:b w:val="0"/>
+          <w:bCs w:val="0"/>
+          <w:kern w:val="2"/>
+          <w:sz w:val="21"/>
+          <w:szCs w:val="24"/>
+          <w:lang w:val="en-US" w:eastAsia="zh-CN" w:bidi="ar-SA"/>
+        </w:rPr>
+        <w:t>A</w:t>
+      </w:r>
       <w:r>
         <w:rPr>
           <w:rFonts w:hint="eastAsia" w:asciiTheme="minorHAnsi" w:hAnsiTheme="minorHAnsi" w:eastAsiaTheme="minorEastAsia" w:cstheme="minorBidi"/>
@@ -258,7 +270,7 @@
           <w:szCs w:val="24"/>
           <w:lang w:val="en-US" w:eastAsia="zh-CN" w:bidi="ar-SA"/>
         </w:rPr>
-        <w:t>0.</w:t>
+        <w:t>.</w:t>
       </w:r>
       <w:r>
         <w:rPr>
@@ -297,7 +309,7 @@
           <w:rFonts w:hint="eastAsia"/>
           <w:lang w:val="en-US" w:eastAsia="zh-CN"/>
         </w:rPr>
-        <w:t>1.substring方法。</w:t>
+        <w:t>B.substring方法。</w:t>
       </w:r>
     </w:p>
     <w:p>
@@ -493,7 +505,7 @@
           <w:rFonts w:hint="eastAsia"/>
           <w:lang w:val="en-US" w:eastAsia="zh-CN"/>
         </w:rPr>
-        <w:t>2.isEmpty()方法。</w:t>
+        <w:t>C.isEmpty()方法。</w:t>
       </w:r>
     </w:p>
     <w:p>
@@ -599,7 +611,7 @@
           <w:rFonts w:hint="eastAsia"/>
           <w:lang w:val="en-US" w:eastAsia="zh-CN"/>
         </w:rPr>
-        <w:t>3.indexOf()方法。</w:t>
+        <w:t>D.indexOf()方法。</w:t>
       </w:r>
     </w:p>
     <w:p>
@@ -975,7 +987,7 @@
           <w:rFonts w:hint="eastAsia"/>
           <w:lang w:val="en-US" w:eastAsia="zh-CN"/>
         </w:rPr>
-        <w:t>4.equals方法，判断两个字符串是否相等，例子：</w:t>
+        <w:t>E.equals方法，判断两个字符串是否相等，例子：</w:t>
       </w:r>
     </w:p>
     <w:p>
@@ -1012,6 +1024,665 @@
           <w:lang w:val="en-US" w:eastAsia="zh-CN"/>
         </w:rPr>
         <w:t>)</w:t>
+      </w:r>
+    </w:p>
+    <w:p>
+      <w:pPr>
+        <w:rPr>
+          <w:rFonts w:hint="default"/>
+          <w:lang w:val="en-US" w:eastAsia="zh-CN"/>
+        </w:rPr>
+      </w:pPr>
+    </w:p>
+    <w:p>
+      <w:pPr>
+        <w:rPr>
+          <w:rFonts w:hint="eastAsia"/>
+          <w:lang w:val="en-US" w:eastAsia="zh-CN"/>
+        </w:rPr>
+      </w:pPr>
+      <w:r>
+        <w:rPr>
+          <w:rFonts w:hint="eastAsia"/>
+          <w:b/>
+          <w:bCs/>
+          <w:lang w:val="en-US" w:eastAsia="zh-CN"/>
+        </w:rPr>
+        <w:t>F.toCharArray方法(242题)。</w:t>
+      </w:r>
+    </w:p>
+    <w:p>
+      <w:pPr>
+        <w:rPr>
+          <w:rFonts w:hint="default"/>
+          <w:lang w:val="en-US" w:eastAsia="zh-CN"/>
+        </w:rPr>
+      </w:pPr>
+      <w:r>
+        <w:rPr>
+          <w:rFonts w:hint="default"/>
+          <w:lang w:val="en-US" w:eastAsia="zh-CN"/>
+        </w:rPr>
+        <w:t>toCharArray()是java.lang.String类中一个非常实用且高效的方法。它的核心作用是将一个字符串（String）转换成一个新的字符数组（char[]）。该方法不接受任何参数，并返回一个长度与字符串相等的char数组。在toCharArray()的转换过程中，字符的顺序是严格保持一致的。从字符串到字符数组的转换遵循的是线性映射，即字符串中的第n个字符，在转换后必然位于数组下标为n的位置。</w:t>
+      </w:r>
+    </w:p>
+    <w:p>
+      <w:pPr>
+        <w:rPr>
+          <w:rFonts w:hint="default"/>
+          <w:lang w:val="en-US" w:eastAsia="zh-CN"/>
+        </w:rPr>
+      </w:pPr>
+      <w:r>
+        <w:drawing>
+          <wp:inline distT="0" distB="0" distL="114300" distR="114300">
+            <wp:extent cx="3513455" cy="239395"/>
+            <wp:effectExtent l="0" t="0" r="1270" b="8255"/>
+            <wp:docPr id="20" name="图片 1"/>
+            <wp:cNvGraphicFramePr>
+              <a:graphicFrameLocks xmlns:a="http://schemas.openxmlformats.org/drawingml/2006/main" noChangeAspect="1"/>
+            </wp:cNvGraphicFramePr>
+            <a:graphic xmlns:a="http://schemas.openxmlformats.org/drawingml/2006/main">
+              <a:graphicData uri="http://schemas.openxmlformats.org/drawingml/2006/picture">
+                <pic:pic xmlns:pic="http://schemas.openxmlformats.org/drawingml/2006/picture">
+                  <pic:nvPicPr>
+                    <pic:cNvPr id="20" name="图片 1"/>
+                    <pic:cNvPicPr>
+                      <a:picLocks noChangeAspect="1"/>
+                    </pic:cNvPicPr>
+                  </pic:nvPicPr>
+                  <pic:blipFill>
+                    <a:blip r:embed="rId18"/>
+                    <a:stretch>
+                      <a:fillRect/>
+                    </a:stretch>
+                  </pic:blipFill>
+                  <pic:spPr>
+                    <a:xfrm>
+                      <a:off x="0" y="0"/>
+                      <a:ext cx="3513455" cy="239395"/>
+                    </a:xfrm>
+                    <a:prstGeom prst="rect">
+                      <a:avLst/>
+                    </a:prstGeom>
+                    <a:noFill/>
+                    <a:ln>
+                      <a:noFill/>
+                    </a:ln>
+                  </pic:spPr>
+                </pic:pic>
+              </a:graphicData>
+            </a:graphic>
+          </wp:inline>
+        </w:drawing>
+      </w:r>
+    </w:p>
+    <w:p>
+      <w:pPr>
+        <w:rPr>
+          <w:rFonts w:hint="default"/>
+          <w:lang w:val="en-US" w:eastAsia="zh-CN"/>
+        </w:rPr>
+      </w:pPr>
+      <w:r>
+        <w:rPr>
+          <w:rFonts w:hint="default"/>
+          <w:lang w:val="en-US" w:eastAsia="zh-CN"/>
+        </w:rPr>
+        <w:t>在Java中，char类型是16位的。</w:t>
+      </w:r>
+    </w:p>
+    <w:p>
+      <w:pPr>
+        <w:rPr>
+          <w:rFonts w:hint="default"/>
+          <w:lang w:val="en-US" w:eastAsia="zh-CN"/>
+        </w:rPr>
+      </w:pPr>
+      <w:r>
+        <w:rPr>
+          <w:rFonts w:hint="default"/>
+          <w:lang w:val="en-US" w:eastAsia="zh-CN"/>
+        </w:rPr>
+        <w:t>一个Emoji实际上是由两个char（代理对）组成的。</w:t>
+      </w:r>
+    </w:p>
+    <w:p>
+      <w:pPr>
+        <w:rPr>
+          <w:rFonts w:hint="default"/>
+          <w:lang w:val="en-US" w:eastAsia="zh-CN"/>
+        </w:rPr>
+      </w:pPr>
+      <w:r>
+        <w:rPr>
+          <w:rFonts w:hint="default"/>
+          <w:lang w:val="en-US" w:eastAsia="zh-CN"/>
+        </w:rPr>
+        <w:t>toCharArray()依然会保持它们的顺序，但你会发现一个Emoji占用了数组中的两个连续位置。</w:t>
+      </w:r>
+    </w:p>
+    <w:p>
+      <w:pPr>
+        <w:rPr>
+          <w:rFonts w:hint="default"/>
+          <w:lang w:val="en-US" w:eastAsia="zh-CN"/>
+        </w:rPr>
+      </w:pPr>
+      <w:r>
+        <w:rPr>
+          <w:rFonts w:hint="default"/>
+          <w:lang w:val="en-US" w:eastAsia="zh-CN"/>
+        </w:rPr>
+        <w:t>小贴士：如果你在做字符串反转（Reverse）时，简单地反转char[]可能会把Emoji的两个编码顺序换错，导致乱码。</w:t>
+      </w:r>
+    </w:p>
+    <w:p>
+      <w:pPr>
+        <w:rPr>
+          <w:rFonts w:hint="default"/>
+          <w:lang w:val="en-US" w:eastAsia="zh-CN"/>
+        </w:rPr>
+      </w:pPr>
+      <w:r>
+        <w:rPr>
+          <w:rFonts w:hint="default"/>
+          <w:b/>
+          <w:bCs/>
+          <w:lang w:val="en-US" w:eastAsia="zh-CN"/>
+        </w:rPr>
+        <w:t>核心特点</w:t>
+      </w:r>
+      <w:r>
+        <w:rPr>
+          <w:rFonts w:hint="eastAsia"/>
+          <w:lang w:val="en-US" w:eastAsia="zh-CN"/>
+        </w:rPr>
+        <w:t>：</w:t>
+      </w:r>
+    </w:p>
+    <w:p>
+      <w:pPr>
+        <w:rPr>
+          <w:rFonts w:hint="default"/>
+          <w:lang w:val="en-US" w:eastAsia="zh-CN"/>
+        </w:rPr>
+      </w:pPr>
+      <w:r>
+        <w:rPr>
+          <w:rFonts w:hint="default"/>
+          <w:lang w:val="en-US" w:eastAsia="zh-CN"/>
+        </w:rPr>
+        <w:t>深拷贝（Deep Copy）：该方法会创建一个全新的数组。修改返回的数组内容不会影响原始字符串，因为Java中的String是不可变的（Immutable）。</w:t>
+      </w:r>
+    </w:p>
+    <w:p>
+      <w:pPr>
+        <w:rPr>
+          <w:rFonts w:hint="default"/>
+          <w:lang w:val="en-US" w:eastAsia="zh-CN"/>
+        </w:rPr>
+      </w:pPr>
+      <w:r>
+        <w:rPr>
+          <w:rFonts w:hint="default"/>
+          <w:lang w:val="en-US" w:eastAsia="zh-CN"/>
+        </w:rPr>
+        <w:t>长度一致：生成的数组长度等于string.length()。</w:t>
+      </w:r>
+    </w:p>
+    <w:p>
+      <w:pPr>
+        <w:rPr>
+          <w:rFonts w:hint="default"/>
+          <w:lang w:val="en-US" w:eastAsia="zh-CN"/>
+        </w:rPr>
+      </w:pPr>
+      <w:r>
+        <w:rPr>
+          <w:rFonts w:hint="default"/>
+          <w:lang w:val="en-US" w:eastAsia="zh-CN"/>
+        </w:rPr>
+        <w:t>内存消耗：由于创建了新数组，在处理超大规模字符串时需要注意内存占用。</w:t>
+      </w:r>
+    </w:p>
+    <w:p>
+      <w:pPr>
+        <w:rPr>
+          <w:rFonts w:hint="default"/>
+          <w:lang w:val="en-US" w:eastAsia="zh-CN"/>
+        </w:rPr>
+      </w:pPr>
+    </w:p>
+    <w:p>
+      <w:pPr>
+        <w:rPr>
+          <w:rFonts w:hint="eastAsia"/>
+          <w:b/>
+          <w:bCs/>
+          <w:lang w:val="en-US" w:eastAsia="zh-CN"/>
+        </w:rPr>
+      </w:pPr>
+      <w:r>
+        <w:rPr>
+          <w:rFonts w:hint="eastAsia"/>
+          <w:b/>
+          <w:bCs/>
+          <w:lang w:val="en-US" w:eastAsia="zh-CN"/>
+        </w:rPr>
+        <w:t>代理对</w:t>
+      </w:r>
+    </w:p>
+    <w:p>
+      <w:pPr>
+        <w:rPr>
+          <w:rFonts w:hint="default"/>
+          <w:lang w:val="en-US" w:eastAsia="zh-CN"/>
+        </w:rPr>
+      </w:pPr>
+      <w:r>
+        <w:rPr>
+          <w:rFonts w:hint="default"/>
+          <w:lang w:val="en-US" w:eastAsia="zh-CN"/>
+        </w:rPr>
+        <w:t>代理对（Surrogate Pair）是Java用来表示那些“一个char放不下”的字符的一种机制。</w:t>
+      </w:r>
+    </w:p>
+    <w:p>
+      <w:pPr>
+        <w:rPr>
+          <w:rFonts w:hint="default"/>
+          <w:lang w:val="en-US" w:eastAsia="zh-CN"/>
+        </w:rPr>
+      </w:pPr>
+      <w:r>
+        <w:rPr>
+          <w:rFonts w:hint="default"/>
+          <w:lang w:val="en-US" w:eastAsia="zh-CN"/>
+        </w:rPr>
+        <w:t>1.为什么需要代理对？</w:t>
+      </w:r>
+    </w:p>
+    <w:p>
+      <w:pPr>
+        <w:rPr>
+          <w:rFonts w:hint="default"/>
+          <w:lang w:val="en-US" w:eastAsia="zh-CN"/>
+        </w:rPr>
+      </w:pPr>
+      <w:r>
+        <w:rPr>
+          <w:rFonts w:hint="default"/>
+          <w:lang w:val="en-US" w:eastAsia="zh-CN"/>
+        </w:rPr>
+        <w:t>在Java诞生初期，Unicode字符集还没现在这么庞大，16位的char类型（可以表示65,536个值）足以装下当时世界上所有的文字。</w:t>
+      </w:r>
+    </w:p>
+    <w:p>
+      <w:pPr>
+        <w:rPr>
+          <w:rFonts w:hint="default"/>
+          <w:lang w:val="en-US" w:eastAsia="zh-CN"/>
+        </w:rPr>
+      </w:pPr>
+      <w:r>
+        <w:rPr>
+          <w:rFonts w:hint="default"/>
+          <w:lang w:val="en-US" w:eastAsia="zh-CN"/>
+        </w:rPr>
+        <w:t>但随着互联网的发展，字符变多了（比如Emoji、复杂的古汉字、小众语系）。Unicode扩展到了U+10000到U+10FFFF的范围。这时，一个16位的char已经存不下了。</w:t>
+      </w:r>
+    </w:p>
+    <w:p>
+      <w:pPr>
+        <w:rPr>
+          <w:rFonts w:hint="default"/>
+          <w:lang w:val="en-US" w:eastAsia="zh-CN"/>
+        </w:rPr>
+      </w:pPr>
+      <w:r>
+        <w:rPr>
+          <w:rFonts w:hint="default"/>
+          <w:lang w:val="en-US" w:eastAsia="zh-CN"/>
+        </w:rPr>
+        <w:t>为了兼容旧系统，Java采用了UTF-16编码：</w:t>
+      </w:r>
+    </w:p>
+    <w:p>
+      <w:pPr>
+        <w:rPr>
+          <w:rFonts w:hint="default"/>
+          <w:lang w:val="en-US" w:eastAsia="zh-CN"/>
+        </w:rPr>
+      </w:pPr>
+      <w:r>
+        <w:rPr>
+          <w:rFonts w:hint="default"/>
+          <w:lang w:val="en-US" w:eastAsia="zh-CN"/>
+        </w:rPr>
+        <w:t>普通字符（基本平面）：继续用1个char表示。</w:t>
+      </w:r>
+    </w:p>
+    <w:p>
+      <w:pPr>
+        <w:rPr>
+          <w:rFonts w:hint="default"/>
+          <w:lang w:val="en-US" w:eastAsia="zh-CN"/>
+        </w:rPr>
+      </w:pPr>
+      <w:r>
+        <w:rPr>
+          <w:rFonts w:hint="default"/>
+          <w:lang w:val="en-US" w:eastAsia="zh-CN"/>
+        </w:rPr>
+        <w:t>增补字符（如Emoji）：用2个char组合表示。这对组合就叫“代理对”。</w:t>
+      </w:r>
+    </w:p>
+    <w:p>
+      <w:pPr>
+        <w:rPr>
+          <w:rFonts w:hint="default"/>
+          <w:lang w:val="en-US" w:eastAsia="zh-CN"/>
+        </w:rPr>
+      </w:pPr>
+      <w:r>
+        <w:rPr>
+          <w:rFonts w:hint="default"/>
+          <w:lang w:val="en-US" w:eastAsia="zh-CN"/>
+        </w:rPr>
+        <w:t>2.代理对的构成</w:t>
+      </w:r>
+    </w:p>
+    <w:p>
+      <w:pPr>
+        <w:rPr>
+          <w:rFonts w:hint="default"/>
+          <w:lang w:val="en-US" w:eastAsia="zh-CN"/>
+        </w:rPr>
+      </w:pPr>
+      <w:r>
+        <w:rPr>
+          <w:rFonts w:hint="default"/>
+          <w:lang w:val="en-US" w:eastAsia="zh-CN"/>
+        </w:rPr>
+        <w:t>代理对由两个特殊的char组成，它们分别处于特定的取值范围内，这样JVM看到它们时就知道：“哦，这两个字符得合起来看，不能拆开”。</w:t>
+      </w:r>
+    </w:p>
+    <w:p>
+      <w:pPr>
+        <w:rPr>
+          <w:rFonts w:hint="default"/>
+          <w:lang w:val="en-US" w:eastAsia="zh-CN"/>
+        </w:rPr>
+      </w:pPr>
+      <w:r>
+        <w:rPr>
+          <w:rFonts w:hint="default"/>
+          <w:lang w:val="en-US" w:eastAsia="zh-CN"/>
+        </w:rPr>
+        <w:t>高位代理（High Surrogate）：范围是\uD800到\uDBFF。</w:t>
+      </w:r>
+    </w:p>
+    <w:p>
+      <w:pPr>
+        <w:rPr>
+          <w:rFonts w:hint="default"/>
+          <w:lang w:val="en-US" w:eastAsia="zh-CN"/>
+        </w:rPr>
+      </w:pPr>
+      <w:r>
+        <w:rPr>
+          <w:rFonts w:hint="default"/>
+          <w:lang w:val="en-US" w:eastAsia="zh-CN"/>
+        </w:rPr>
+        <w:t>低位代理（Low Surrogate）：范围是\uDC00到\uDFFF。</w:t>
+      </w:r>
+    </w:p>
+    <w:p>
+      <w:pPr>
+        <w:rPr>
+          <w:rFonts w:hint="default"/>
+          <w:lang w:val="en-US" w:eastAsia="zh-CN"/>
+        </w:rPr>
+      </w:pPr>
+      <w:r>
+        <w:rPr>
+          <w:rFonts w:hint="default"/>
+          <w:lang w:val="en-US" w:eastAsia="zh-CN"/>
+        </w:rPr>
+        <w:t>3. toCharArray()中的表现</w:t>
+      </w:r>
+    </w:p>
+    <w:p>
+      <w:pPr>
+        <w:rPr>
+          <w:rFonts w:hint="default"/>
+          <w:lang w:val="en-US" w:eastAsia="zh-CN"/>
+        </w:rPr>
+      </w:pPr>
+      <w:r>
+        <w:rPr>
+          <w:rFonts w:hint="default"/>
+          <w:lang w:val="en-US" w:eastAsia="zh-CN"/>
+        </w:rPr>
+        <w:t>如果你把一个含有Emoji的字符串转成char[]：</w:t>
+      </w:r>
+    </w:p>
+    <w:p>
+      <w:r>
+        <w:drawing>
+          <wp:inline distT="0" distB="0" distL="114300" distR="114300">
+            <wp:extent cx="4015105" cy="2324735"/>
+            <wp:effectExtent l="0" t="0" r="4445" b="8890"/>
+            <wp:docPr id="21" name="图片 2"/>
+            <wp:cNvGraphicFramePr>
+              <a:graphicFrameLocks xmlns:a="http://schemas.openxmlformats.org/drawingml/2006/main" noChangeAspect="1"/>
+            </wp:cNvGraphicFramePr>
+            <a:graphic xmlns:a="http://schemas.openxmlformats.org/drawingml/2006/main">
+              <a:graphicData uri="http://schemas.openxmlformats.org/drawingml/2006/picture">
+                <pic:pic xmlns:pic="http://schemas.openxmlformats.org/drawingml/2006/picture">
+                  <pic:nvPicPr>
+                    <pic:cNvPr id="21" name="图片 2"/>
+                    <pic:cNvPicPr>
+                      <a:picLocks noChangeAspect="1"/>
+                    </pic:cNvPicPr>
+                  </pic:nvPicPr>
+                  <pic:blipFill>
+                    <a:blip r:embed="rId19"/>
+                    <a:stretch>
+                      <a:fillRect/>
+                    </a:stretch>
+                  </pic:blipFill>
+                  <pic:spPr>
+                    <a:xfrm>
+                      <a:off x="0" y="0"/>
+                      <a:ext cx="4015105" cy="2324735"/>
+                    </a:xfrm>
+                    <a:prstGeom prst="rect">
+                      <a:avLst/>
+                    </a:prstGeom>
+                    <a:noFill/>
+                    <a:ln>
+                      <a:noFill/>
+                    </a:ln>
+                  </pic:spPr>
+                </pic:pic>
+              </a:graphicData>
+            </a:graphic>
+          </wp:inline>
+        </w:drawing>
+      </w:r>
+    </w:p>
+    <w:p>
+      <w:pPr>
+        <w:rPr>
+          <w:rFonts w:hint="default"/>
+          <w:lang w:val="en-US" w:eastAsia="zh-CN"/>
+        </w:rPr>
+      </w:pPr>
+      <w:r>
+        <w:rPr>
+          <w:rFonts w:hint="default"/>
+          <w:lang w:val="en-US" w:eastAsia="zh-CN"/>
+        </w:rPr>
+        <w:t>4.开发中的坑：长度与截取</w:t>
+      </w:r>
+    </w:p>
+    <w:p>
+      <w:pPr>
+        <w:rPr>
+          <w:rFonts w:hint="default"/>
+          <w:lang w:val="en-US" w:eastAsia="zh-CN"/>
+        </w:rPr>
+      </w:pPr>
+      <w:r>
+        <w:rPr>
+          <w:rFonts w:hint="default"/>
+          <w:lang w:val="en-US" w:eastAsia="zh-CN"/>
+        </w:rPr>
+        <w:t>因为代理对的存在，你会遇到一些“反直觉”的情况：</w:t>
+      </w:r>
+    </w:p>
+    <w:p>
+      <w:pPr>
+        <w:rPr>
+          <w:rFonts w:hint="default"/>
+          <w:lang w:val="en-US" w:eastAsia="zh-CN"/>
+        </w:rPr>
+      </w:pPr>
+      <w:r>
+        <w:rPr>
+          <w:rFonts w:hint="default"/>
+          <w:lang w:val="en-US" w:eastAsia="zh-CN"/>
+        </w:rPr>
+        <w:t>长度陷阱：s.length()返回的是char的数量，而不是视觉上字符的数量。</w:t>
+      </w:r>
+    </w:p>
+    <w:p>
+      <w:pPr>
+        <w:rPr>
+          <w:rFonts w:hint="default"/>
+          <w:lang w:val="en-US" w:eastAsia="zh-CN"/>
+        </w:rPr>
+      </w:pPr>
+      <w:r>
+        <w:rPr>
+          <w:rFonts w:hint="default"/>
+          <w:lang w:val="en-US" w:eastAsia="zh-CN"/>
+        </w:rPr>
+        <w:t>截取陷阱：如果你用substring恰好从一个代理对的中间切开，剩下的字符串就会产生乱码。</w:t>
+      </w:r>
+    </w:p>
+    <w:p>
+      <w:pPr>
+        <w:rPr>
+          <w:rFonts w:hint="default"/>
+          <w:lang w:val="en-US" w:eastAsia="zh-CN"/>
+        </w:rPr>
+      </w:pPr>
+      <w:r>
+        <w:rPr>
+          <w:rFonts w:hint="default"/>
+          <w:lang w:val="en-US" w:eastAsia="zh-CN"/>
+        </w:rPr>
+        <w:t>遍历陷阱：用传统的for(int i=0; i&lt;len; i++)配合charAt(i)可能会把一个Emoji拆成两半。</w:t>
+      </w:r>
+    </w:p>
+    <w:p>
+      <w:pPr>
+        <w:rPr>
+          <w:rFonts w:hint="default"/>
+          <w:lang w:val="en-US" w:eastAsia="zh-CN"/>
+        </w:rPr>
+      </w:pPr>
+      <w:r>
+        <w:rPr>
+          <w:rFonts w:hint="default"/>
+          <w:lang w:val="en-US" w:eastAsia="zh-CN"/>
+        </w:rPr>
+        <w:t>正确的处理方式</w:t>
+      </w:r>
+    </w:p>
+    <w:p>
+      <w:pPr>
+        <w:rPr>
+          <w:rFonts w:hint="default"/>
+          <w:lang w:val="en-US" w:eastAsia="zh-CN"/>
+        </w:rPr>
+      </w:pPr>
+      <w:r>
+        <w:rPr>
+          <w:rFonts w:hint="default"/>
+          <w:lang w:val="en-US" w:eastAsia="zh-CN"/>
+        </w:rPr>
+        <w:t>如果你需要处理可能包含Emoji或复杂字符的字符串，推荐使用Code Point（码点）相关的API：</w:t>
+      </w:r>
+    </w:p>
+    <w:p>
+      <w:r>
+        <w:drawing>
+          <wp:inline distT="0" distB="0" distL="114300" distR="114300">
+            <wp:extent cx="5273040" cy="2113280"/>
+            <wp:effectExtent l="0" t="0" r="3810" b="1270"/>
+            <wp:docPr id="22" name="图片 3"/>
+            <wp:cNvGraphicFramePr>
+              <a:graphicFrameLocks xmlns:a="http://schemas.openxmlformats.org/drawingml/2006/main" noChangeAspect="1"/>
+            </wp:cNvGraphicFramePr>
+            <a:graphic xmlns:a="http://schemas.openxmlformats.org/drawingml/2006/main">
+              <a:graphicData uri="http://schemas.openxmlformats.org/drawingml/2006/picture">
+                <pic:pic xmlns:pic="http://schemas.openxmlformats.org/drawingml/2006/picture">
+                  <pic:nvPicPr>
+                    <pic:cNvPr id="22" name="图片 3"/>
+                    <pic:cNvPicPr>
+                      <a:picLocks noChangeAspect="1"/>
+                    </pic:cNvPicPr>
+                  </pic:nvPicPr>
+                  <pic:blipFill>
+                    <a:blip r:embed="rId20"/>
+                    <a:stretch>
+                      <a:fillRect/>
+                    </a:stretch>
+                  </pic:blipFill>
+                  <pic:spPr>
+                    <a:xfrm>
+                      <a:off x="0" y="0"/>
+                      <a:ext cx="5273040" cy="2113280"/>
+                    </a:xfrm>
+                    <a:prstGeom prst="rect">
+                      <a:avLst/>
+                    </a:prstGeom>
+                    <a:noFill/>
+                    <a:ln>
+                      <a:noFill/>
+                    </a:ln>
+                  </pic:spPr>
+                </pic:pic>
+              </a:graphicData>
+            </a:graphic>
+          </wp:inline>
+        </w:drawing>
+      </w:r>
+    </w:p>
+    <w:p>
+      <w:pPr>
+        <w:rPr>
+          <w:rFonts w:hint="default"/>
+          <w:lang w:val="en-US" w:eastAsia="zh-CN"/>
+        </w:rPr>
+      </w:pPr>
+      <w:r>
+        <w:rPr>
+          <w:rFonts w:hint="default"/>
+          <w:lang w:val="en-US" w:eastAsia="zh-CN"/>
+        </w:rPr>
+        <w:t>代理对就像是两个连在一起的拼图块，代表了一个超出char表达范围的特殊字符。在Java的char[]中，它们必须紧挨着出现，且顺序固定（高位在前，低位在后），否则就会失去意义。</w:t>
+      </w:r>
+      <w:r>
+        <w:rPr>
+          <w:rFonts w:hint="eastAsia"/>
+          <w:lang w:val="en-US" w:eastAsia="zh-CN"/>
+        </w:rPr>
+        <w:t>有关组合字符、分解字符等更多内容参考：Java String toCharArray方法详解网页存档。</w:t>
       </w:r>
     </w:p>
     <w:p>
@@ -1279,7 +1950,7 @@
                     </pic:cNvPicPr>
                   </pic:nvPicPr>
                   <pic:blipFill>
-                    <a:blip r:embed="rId18"/>
+                    <a:blip r:embed="rId21"/>
                     <a:stretch>
                       <a:fillRect/>
                     </a:stretch>
@@ -1376,12 +2047,6 @@
             <w:insideV w:val="none" w:color="auto" w:sz="0" w:space="0"/>
           </w:tblBorders>
           <w:shd w:val="clear" w:color="auto" w:fill="auto"/>
-          <w:tblCellMar>
-            <w:top w:w="0" w:type="dxa"/>
-            <w:left w:w="0" w:type="dxa"/>
-            <w:bottom w:w="0" w:type="dxa"/>
-            <w:right w:w="0" w:type="dxa"/>
-          </w:tblCellMar>
         </w:tblPrEx>
         <w:trPr>
           <w:tblHeader/>
@@ -2198,6 +2863,7 @@
             <w:insideH w:val="none" w:color="auto" w:sz="0" w:space="0"/>
             <w:insideV w:val="none" w:color="auto" w:sz="0" w:space="0"/>
           </w:tblBorders>
+          <w:shd w:val="clear" w:color="auto" w:fill="auto"/>
           <w:tblCellMar>
             <w:top w:w="0" w:type="dxa"/>
             <w:left w:w="0" w:type="dxa"/>
@@ -3612,6 +4278,7 @@
             <w:insideH w:val="none" w:color="auto" w:sz="0" w:space="0"/>
             <w:insideV w:val="none" w:color="auto" w:sz="0" w:space="0"/>
           </w:tblBorders>
+          <w:shd w:val="clear" w:color="auto" w:fill="auto"/>
           <w:tblCellMar>
             <w:top w:w="0" w:type="dxa"/>
             <w:left w:w="0" w:type="dxa"/>
@@ -3835,7 +4502,6 @@
             <w:insideH w:val="none" w:color="auto" w:sz="0" w:space="0"/>
             <w:insideV w:val="none" w:color="auto" w:sz="0" w:space="0"/>
           </w:tblBorders>
-          <w:shd w:val="clear" w:color="auto" w:fill="auto"/>
           <w:tblCellMar>
             <w:top w:w="0" w:type="dxa"/>
             <w:left w:w="0" w:type="dxa"/>
@@ -3933,6 +4599,117 @@
                 <w:lang w:val="en-US" w:eastAsia="zh-CN" w:bidi="ar"/>
               </w:rPr>
               <w:t>判断是否为大写字母</w:t>
+            </w:r>
+          </w:p>
+        </w:tc>
+      </w:tr>
+      <w:tr>
+        <w:tblPrEx>
+          <w:tblBorders>
+            <w:top w:val="none" w:color="1F1F1F" w:sz="0" w:space="0"/>
+            <w:left w:val="none" w:color="1F1F1F" w:sz="0" w:space="0"/>
+            <w:bottom w:val="none" w:color="1F1F1F" w:sz="0" w:space="0"/>
+            <w:right w:val="none" w:color="1F1F1F" w:sz="0" w:space="0"/>
+            <w:insideH w:val="none" w:color="auto" w:sz="0" w:space="0"/>
+            <w:insideV w:val="none" w:color="auto" w:sz="0" w:space="0"/>
+          </w:tblBorders>
+          <w:tblCellMar>
+            <w:top w:w="0" w:type="dxa"/>
+            <w:left w:w="0" w:type="dxa"/>
+            <w:bottom w:w="0" w:type="dxa"/>
+            <w:right w:w="0" w:type="dxa"/>
+          </w:tblCellMar>
+        </w:tblPrEx>
+        <w:trPr>
+          <w:tblCellSpacing w:w="15" w:type="dxa"/>
+        </w:trPr>
+        <w:tc>
+          <w:tcPr>
+            <w:tcW w:w="0" w:type="auto"/>
+            <w:tcBorders>
+              <w:top w:val="single" w:color="auto" w:sz="2" w:space="0"/>
+              <w:left w:val="single" w:color="auto" w:sz="2" w:space="0"/>
+              <w:bottom w:val="single" w:color="auto" w:sz="2" w:space="0"/>
+              <w:right w:val="single" w:color="auto" w:sz="2" w:space="0"/>
+            </w:tcBorders>
+            <w:shd w:val="clear" w:color="auto" w:fill="auto"/>
+            <w:tcMar>
+              <w:top w:w="120" w:type="dxa"/>
+              <w:bottom w:w="120" w:type="dxa"/>
+              <w:right w:w="90" w:type="dxa"/>
+            </w:tcMar>
+            <w:vAlign w:val="center"/>
+          </w:tcPr>
+          <w:p>
+            <w:pPr>
+              <w:keepNext w:val="0"/>
+              <w:keepLines w:val="0"/>
+              <w:widowControl/>
+              <w:suppressLineNumbers w:val="0"/>
+              <w:bidi w:val="0"/>
+              <w:spacing w:before="0" w:beforeAutospacing="0" w:after="0" w:afterAutospacing="0" w:line="9" w:lineRule="atLeast"/>
+              <w:ind w:left="0" w:right="0"/>
+              <w:jc w:val="left"/>
+              <w:rPr>
+                <w:rFonts w:hint="default" w:ascii="sans-serif" w:hAnsi="sans-serif" w:eastAsia="sans-serif" w:cs="sans-serif"/>
+                <w:color w:val="1F1F1F"/>
+              </w:rPr>
+            </w:pPr>
+            <w:r>
+              <w:rPr>
+                <w:rStyle w:val="5"/>
+                <w:rFonts w:hint="eastAsia" w:ascii="黑体" w:hAnsi="黑体" w:eastAsia="黑体" w:cs="黑体"/>
+                <w:color w:val="444746"/>
+                <w:kern w:val="0"/>
+                <w:sz w:val="24"/>
+                <w:szCs w:val="24"/>
+                <w:lang w:val="en-US" w:eastAsia="zh-CN" w:bidi="ar"/>
+              </w:rPr>
+              <w:t>Character.toLowerCase(c)</w:t>
+            </w:r>
+          </w:p>
+        </w:tc>
+        <w:tc>
+          <w:tcPr>
+            <w:tcW w:w="0" w:type="auto"/>
+            <w:tcBorders>
+              <w:top w:val="single" w:color="auto" w:sz="2" w:space="0"/>
+              <w:left w:val="single" w:color="auto" w:sz="2" w:space="0"/>
+              <w:bottom w:val="single" w:color="auto" w:sz="2" w:space="0"/>
+              <w:right w:val="single" w:color="auto" w:sz="2" w:space="0"/>
+            </w:tcBorders>
+            <w:shd w:val="clear" w:color="auto" w:fill="auto"/>
+            <w:tcMar>
+              <w:top w:w="120" w:type="dxa"/>
+              <w:bottom w:w="120" w:type="dxa"/>
+            </w:tcMar>
+            <w:vAlign w:val="center"/>
+          </w:tcPr>
+          <w:p>
+            <w:pPr>
+              <w:keepNext w:val="0"/>
+              <w:keepLines w:val="0"/>
+              <w:widowControl/>
+              <w:suppressLineNumbers w:val="0"/>
+              <w:bidi w:val="0"/>
+              <w:spacing w:before="0" w:beforeAutospacing="0" w:after="0" w:afterAutospacing="0" w:line="9" w:lineRule="atLeast"/>
+              <w:ind w:left="0" w:right="0"/>
+              <w:jc w:val="left"/>
+              <w:rPr>
+                <w:rFonts w:hint="default" w:ascii="sans-serif" w:hAnsi="sans-serif" w:eastAsia="sans-serif" w:cs="sans-serif"/>
+                <w:color w:val="1F1F1F"/>
+              </w:rPr>
+            </w:pPr>
+            <w:r>
+              <w:rPr>
+                <w:rFonts w:hint="default" w:ascii="sans-serif" w:hAnsi="sans-serif" w:eastAsia="sans-serif" w:cs="sans-serif"/>
+                <w:color w:val="1F1F1F"/>
+                <w:kern w:val="0"/>
+                <w:sz w:val="24"/>
+                <w:szCs w:val="24"/>
+                <w:lang w:val="en-US" w:eastAsia="zh-CN" w:bidi="ar"/>
+              </w:rPr>
+              <w:t>将字符转换为小写</w:t>
             </w:r>
           </w:p>
         </w:tc>
@@ -4000,7 +4777,7 @@
                 <w:szCs w:val="24"/>
                 <w:lang w:val="en-US" w:eastAsia="zh-CN" w:bidi="ar"/>
               </w:rPr>
-              <w:t>Character.toLowerCase(c)</w:t>
+              <w:t>Character.compare(c1, c2)</w:t>
             </w:r>
           </w:p>
         </w:tc>
@@ -4044,7 +4821,7 @@
                 <w:szCs w:val="24"/>
                 <w:lang w:val="en-US" w:eastAsia="zh-CN" w:bidi="ar"/>
               </w:rPr>
-              <w:t>将字符转换为小写</w:t>
+              <w:t>比较两个字符的数值大小</w:t>
             </w:r>
           </w:p>
         </w:tc>
@@ -4098,118 +4875,6 @@
               <w:ind w:left="0" w:right="0"/>
               <w:jc w:val="left"/>
               <w:rPr>
-                <w:rFonts w:hint="default" w:ascii="sans-serif" w:hAnsi="sans-serif" w:eastAsia="sans-serif" w:cs="sans-serif"/>
-                <w:color w:val="1F1F1F"/>
-              </w:rPr>
-            </w:pPr>
-            <w:r>
-              <w:rPr>
-                <w:rStyle w:val="5"/>
-                <w:rFonts w:hint="eastAsia" w:ascii="黑体" w:hAnsi="黑体" w:eastAsia="黑体" w:cs="黑体"/>
-                <w:color w:val="444746"/>
-                <w:kern w:val="0"/>
-                <w:sz w:val="24"/>
-                <w:szCs w:val="24"/>
-                <w:lang w:val="en-US" w:eastAsia="zh-CN" w:bidi="ar"/>
-              </w:rPr>
-              <w:t>Character.compare(c1, c2)</w:t>
-            </w:r>
-          </w:p>
-        </w:tc>
-        <w:tc>
-          <w:tcPr>
-            <w:tcW w:w="0" w:type="auto"/>
-            <w:tcBorders>
-              <w:top w:val="single" w:color="auto" w:sz="2" w:space="0"/>
-              <w:left w:val="single" w:color="auto" w:sz="2" w:space="0"/>
-              <w:bottom w:val="single" w:color="auto" w:sz="2" w:space="0"/>
-              <w:right w:val="single" w:color="auto" w:sz="2" w:space="0"/>
-            </w:tcBorders>
-            <w:shd w:val="clear" w:color="auto" w:fill="auto"/>
-            <w:tcMar>
-              <w:top w:w="120" w:type="dxa"/>
-              <w:bottom w:w="120" w:type="dxa"/>
-            </w:tcMar>
-            <w:vAlign w:val="center"/>
-          </w:tcPr>
-          <w:p>
-            <w:pPr>
-              <w:keepNext w:val="0"/>
-              <w:keepLines w:val="0"/>
-              <w:widowControl/>
-              <w:suppressLineNumbers w:val="0"/>
-              <w:bidi w:val="0"/>
-              <w:spacing w:before="0" w:beforeAutospacing="0" w:after="0" w:afterAutospacing="0" w:line="9" w:lineRule="atLeast"/>
-              <w:ind w:left="0" w:right="0"/>
-              <w:jc w:val="left"/>
-              <w:rPr>
-                <w:rFonts w:hint="default" w:ascii="sans-serif" w:hAnsi="sans-serif" w:eastAsia="sans-serif" w:cs="sans-serif"/>
-                <w:color w:val="1F1F1F"/>
-              </w:rPr>
-            </w:pPr>
-            <w:r>
-              <w:rPr>
-                <w:rFonts w:hint="default" w:ascii="sans-serif" w:hAnsi="sans-serif" w:eastAsia="sans-serif" w:cs="sans-serif"/>
-                <w:color w:val="1F1F1F"/>
-                <w:kern w:val="0"/>
-                <w:sz w:val="24"/>
-                <w:szCs w:val="24"/>
-                <w:lang w:val="en-US" w:eastAsia="zh-CN" w:bidi="ar"/>
-              </w:rPr>
-              <w:t>比较两个字符的数值大小</w:t>
-            </w:r>
-          </w:p>
-        </w:tc>
-      </w:tr>
-      <w:tr>
-        <w:tblPrEx>
-          <w:tblBorders>
-            <w:top w:val="none" w:color="1F1F1F" w:sz="0" w:space="0"/>
-            <w:left w:val="none" w:color="1F1F1F" w:sz="0" w:space="0"/>
-            <w:bottom w:val="none" w:color="1F1F1F" w:sz="0" w:space="0"/>
-            <w:right w:val="none" w:color="1F1F1F" w:sz="0" w:space="0"/>
-            <w:insideH w:val="none" w:color="auto" w:sz="0" w:space="0"/>
-            <w:insideV w:val="none" w:color="auto" w:sz="0" w:space="0"/>
-          </w:tblBorders>
-          <w:shd w:val="clear" w:color="auto" w:fill="auto"/>
-          <w:tblCellMar>
-            <w:top w:w="0" w:type="dxa"/>
-            <w:left w:w="0" w:type="dxa"/>
-            <w:bottom w:w="0" w:type="dxa"/>
-            <w:right w:w="0" w:type="dxa"/>
-          </w:tblCellMar>
-        </w:tblPrEx>
-        <w:trPr>
-          <w:tblCellSpacing w:w="15" w:type="dxa"/>
-        </w:trPr>
-        <w:tc>
-          <w:tcPr>
-            <w:tcW w:w="0" w:type="auto"/>
-            <w:tcBorders>
-              <w:top w:val="single" w:color="auto" w:sz="2" w:space="0"/>
-              <w:left w:val="single" w:color="auto" w:sz="2" w:space="0"/>
-              <w:bottom w:val="single" w:color="auto" w:sz="2" w:space="0"/>
-              <w:right w:val="single" w:color="auto" w:sz="2" w:space="0"/>
-            </w:tcBorders>
-            <w:shd w:val="clear" w:color="auto" w:fill="auto"/>
-            <w:tcMar>
-              <w:top w:w="120" w:type="dxa"/>
-              <w:bottom w:w="120" w:type="dxa"/>
-              <w:right w:w="90" w:type="dxa"/>
-            </w:tcMar>
-            <w:vAlign w:val="center"/>
-          </w:tcPr>
-          <w:p>
-            <w:pPr>
-              <w:keepNext w:val="0"/>
-              <w:keepLines w:val="0"/>
-              <w:widowControl/>
-              <w:suppressLineNumbers w:val="0"/>
-              <w:bidi w:val="0"/>
-              <w:spacing w:before="0" w:beforeAutospacing="0" w:after="0" w:afterAutospacing="0" w:line="9" w:lineRule="atLeast"/>
-              <w:ind w:left="0" w:right="0"/>
-              <w:jc w:val="left"/>
-              <w:rPr>
                 <w:rStyle w:val="5"/>
                 <w:rFonts w:hint="eastAsia" w:ascii="黑体" w:hAnsi="黑体" w:eastAsia="黑体" w:cs="黑体"/>
                 <w:color w:val="444746"/>
@@ -4457,6 +5122,23 @@
         </w:rPr>
         <w:t>get(Object key): 根据键获取对应的值。如果键不存在，返回null。</w:t>
       </w:r>
+    </w:p>
+    <w:p>
+      <w:pPr>
+        <w:rPr>
+          <w:rFonts w:hint="default"/>
+          <w:lang w:val="en-US" w:eastAsia="zh-CN"/>
+        </w:rPr>
+      </w:pPr>
+      <w:r>
+        <w:rPr>
+          <w:rFonts w:hint="eastAsia"/>
+          <w:lang w:val="en-US" w:eastAsia="zh-CN"/>
+        </w:rPr>
+        <w:t>getOrDefault(Object key, V defaultValue): 从Map中获取指定key对应的value。如果key存在，则返回对应的value。如果key不存在，则返回你指定的defaultValue。</w:t>
+      </w:r>
+      <w:bookmarkStart w:id="0" w:name="_GoBack"/>
+      <w:bookmarkEnd w:id="0"/>
     </w:p>
     <w:p>
       <w:pPr>
@@ -5663,7 +6345,7 @@
                     </pic:cNvPicPr>
                   </pic:nvPicPr>
                   <pic:blipFill>
-                    <a:blip r:embed="rId19"/>
+                    <a:blip r:embed="rId22"/>
                     <a:stretch>
                       <a:fillRect/>
                     </a:stretch>
@@ -6184,7 +6866,7 @@
                     </pic:cNvPicPr>
                   </pic:nvPicPr>
                   <pic:blipFill>
-                    <a:blip r:embed="rId20"/>
+                    <a:blip r:embed="rId23"/>
                     <a:stretch>
                       <a:fillRect/>
                     </a:stretch>
@@ -6229,7 +6911,7 @@
                     </pic:cNvPicPr>
                   </pic:nvPicPr>
                   <pic:blipFill>
-                    <a:blip r:embed="rId21"/>
+                    <a:blip r:embed="rId24"/>
                     <a:stretch>
                       <a:fillRect/>
                     </a:stretch>
@@ -6274,7 +6956,7 @@
                     </pic:cNvPicPr>
                   </pic:nvPicPr>
                   <pic:blipFill>
-                    <a:blip r:embed="rId22"/>
+                    <a:blip r:embed="rId25"/>
                     <a:stretch>
                       <a:fillRect/>
                     </a:stretch>
@@ -6396,6 +7078,7 @@
     </w:p>
     <w:tbl>
       <w:tblPr>
+        <w:tblStyle w:val="2"/>
         <w:tblW w:w="0" w:type="auto"/>
         <w:tblCellSpacing w:w="15" w:type="dxa"/>
         <w:tblInd w:w="5" w:type="dxa"/>
@@ -6407,7 +7090,7 @@
           <w:insideH w:val="none" w:color="auto" w:sz="0" w:space="0"/>
           <w:insideV w:val="none" w:color="auto" w:sz="0" w:space="0"/>
         </w:tblBorders>
-        <w:shd w:val="clear"/>
+        <w:shd w:val="clear" w:color="auto" w:fill="auto"/>
         <w:tblLayout w:type="autofit"/>
         <w:tblCellMar>
           <w:top w:w="0" w:type="dxa"/>
@@ -6432,7 +7115,7 @@
             <w:insideH w:val="none" w:color="auto" w:sz="0" w:space="0"/>
             <w:insideV w:val="none" w:color="auto" w:sz="0" w:space="0"/>
           </w:tblBorders>
-          <w:shd w:val="clear"/>
+          <w:shd w:val="clear" w:color="auto" w:fill="auto"/>
           <w:tblCellMar>
             <w:top w:w="0" w:type="dxa"/>
             <w:left w:w="0" w:type="dxa"/>
@@ -6453,7 +7136,7 @@
               <w:bottom w:val="single" w:color="auto" w:sz="2" w:space="0"/>
               <w:right w:val="single" w:color="auto" w:sz="2" w:space="0"/>
             </w:tcBorders>
-            <w:shd w:val="clear"/>
+            <w:shd w:val="clear" w:color="auto" w:fill="auto"/>
             <w:tcMar>
               <w:top w:w="120" w:type="dxa"/>
               <w:bottom w:w="120" w:type="dxa"/>
@@ -6484,7 +7167,6 @@
                 <w:kern w:val="0"/>
                 <w:sz w:val="24"/>
                 <w:szCs w:val="24"/>
-                <w:bdr w:val="none" w:color="1F1F1F" w:sz="0" w:space="0"/>
                 <w:lang w:val="en-US" w:eastAsia="zh-CN" w:bidi="ar"/>
               </w:rPr>
               <w:t>操作</w:t>
@@ -6500,7 +7182,7 @@
               <w:bottom w:val="single" w:color="auto" w:sz="2" w:space="0"/>
               <w:right w:val="single" w:color="auto" w:sz="2" w:space="0"/>
             </w:tcBorders>
-            <w:shd w:val="clear"/>
+            <w:shd w:val="clear" w:color="auto" w:fill="auto"/>
             <w:tcMar>
               <w:top w:w="120" w:type="dxa"/>
               <w:bottom w:w="120" w:type="dxa"/>
@@ -6531,7 +7213,6 @@
                 <w:kern w:val="0"/>
                 <w:sz w:val="24"/>
                 <w:szCs w:val="24"/>
-                <w:bdr w:val="none" w:color="1F1F1F" w:sz="0" w:space="0"/>
                 <w:lang w:val="en-US" w:eastAsia="zh-CN" w:bidi="ar"/>
               </w:rPr>
               <w:t>对应Queue的语义</w:t>
@@ -6547,7 +7228,7 @@
               <w:bottom w:val="single" w:color="auto" w:sz="2" w:space="0"/>
               <w:right w:val="single" w:color="auto" w:sz="2" w:space="0"/>
             </w:tcBorders>
-            <w:shd w:val="clear"/>
+            <w:shd w:val="clear" w:color="auto" w:fill="auto"/>
             <w:tcMar>
               <w:top w:w="120" w:type="dxa"/>
               <w:bottom w:w="120" w:type="dxa"/>
@@ -6578,7 +7259,6 @@
                 <w:kern w:val="0"/>
                 <w:sz w:val="24"/>
                 <w:szCs w:val="24"/>
-                <w:bdr w:val="none" w:color="1F1F1F" w:sz="0" w:space="0"/>
                 <w:lang w:val="en-US" w:eastAsia="zh-CN" w:bidi="ar"/>
               </w:rPr>
               <w:t>Deque抛出异常方法</w:t>
@@ -6594,7 +7274,7 @@
               <w:bottom w:val="single" w:color="auto" w:sz="2" w:space="0"/>
               <w:right w:val="single" w:color="auto" w:sz="2" w:space="0"/>
             </w:tcBorders>
-            <w:shd w:val="clear"/>
+            <w:shd w:val="clear" w:color="auto" w:fill="auto"/>
             <w:tcMar>
               <w:top w:w="120" w:type="dxa"/>
               <w:bottom w:w="120" w:type="dxa"/>
@@ -6624,7 +7304,6 @@
                 <w:kern w:val="0"/>
                 <w:sz w:val="24"/>
                 <w:szCs w:val="24"/>
-                <w:bdr w:val="none" w:color="1F1F1F" w:sz="0" w:space="0"/>
                 <w:lang w:val="en-US" w:eastAsia="zh-CN" w:bidi="ar"/>
               </w:rPr>
               <w:t>Deque返回特殊值方法</w:t>
@@ -6642,6 +7321,7 @@
             <w:insideH w:val="none" w:color="auto" w:sz="0" w:space="0"/>
             <w:insideV w:val="none" w:color="auto" w:sz="0" w:space="0"/>
           </w:tblBorders>
+          <w:shd w:val="clear" w:color="auto" w:fill="auto"/>
           <w:tblCellMar>
             <w:top w:w="0" w:type="dxa"/>
             <w:left w:w="0" w:type="dxa"/>
@@ -6661,7 +7341,7 @@
               <w:bottom w:val="single" w:color="auto" w:sz="2" w:space="0"/>
               <w:right w:val="single" w:color="auto" w:sz="2" w:space="0"/>
             </w:tcBorders>
-            <w:shd w:val="clear"/>
+            <w:shd w:val="clear" w:color="auto" w:fill="auto"/>
             <w:tcMar>
               <w:top w:w="120" w:type="dxa"/>
               <w:bottom w:w="120" w:type="dxa"/>
@@ -6693,7 +7373,6 @@
                 <w:kern w:val="0"/>
                 <w:sz w:val="24"/>
                 <w:szCs w:val="24"/>
-                <w:bdr w:val="none" w:color="1F1F1F" w:sz="0" w:space="0"/>
                 <w:lang w:val="en-US" w:eastAsia="zh-CN" w:bidi="ar"/>
               </w:rPr>
               <w:t>插入队尾</w:t>
@@ -6709,7 +7388,7 @@
               <w:bottom w:val="single" w:color="auto" w:sz="2" w:space="0"/>
               <w:right w:val="single" w:color="auto" w:sz="2" w:space="0"/>
             </w:tcBorders>
-            <w:shd w:val="clear"/>
+            <w:shd w:val="clear" w:color="auto" w:fill="auto"/>
             <w:tcMar>
               <w:top w:w="120" w:type="dxa"/>
               <w:bottom w:w="120" w:type="dxa"/>
@@ -6740,7 +7419,6 @@
                 <w:kern w:val="0"/>
                 <w:sz w:val="24"/>
                 <w:szCs w:val="24"/>
-                <w:bdr w:val="none" w:color="444746" w:sz="0" w:space="0"/>
                 <w:lang w:val="en-US" w:eastAsia="zh-CN" w:bidi="ar"/>
               </w:rPr>
               <w:t>add(e)</w:t>
@@ -6752,7 +7430,6 @@
                 <w:kern w:val="0"/>
                 <w:sz w:val="24"/>
                 <w:szCs w:val="24"/>
-                <w:bdr w:val="none" w:color="1F1F1F" w:sz="0" w:space="0"/>
                 <w:lang w:val="en-US" w:eastAsia="zh-CN" w:bidi="ar"/>
               </w:rPr>
               <w:t xml:space="preserve"> / </w:t>
@@ -6765,7 +7442,6 @@
                 <w:kern w:val="0"/>
                 <w:sz w:val="24"/>
                 <w:szCs w:val="24"/>
-                <w:bdr w:val="none" w:color="444746" w:sz="0" w:space="0"/>
                 <w:lang w:val="en-US" w:eastAsia="zh-CN" w:bidi="ar"/>
               </w:rPr>
               <w:t>offer(e)</w:t>
@@ -6781,7 +7457,7 @@
               <w:bottom w:val="single" w:color="auto" w:sz="2" w:space="0"/>
               <w:right w:val="single" w:color="auto" w:sz="2" w:space="0"/>
             </w:tcBorders>
-            <w:shd w:val="clear"/>
+            <w:shd w:val="clear" w:color="auto" w:fill="auto"/>
             <w:tcMar>
               <w:top w:w="120" w:type="dxa"/>
               <w:bottom w:w="120" w:type="dxa"/>
@@ -6812,7 +7488,6 @@
                 <w:kern w:val="0"/>
                 <w:sz w:val="24"/>
                 <w:szCs w:val="24"/>
-                <w:bdr w:val="none" w:color="444746" w:sz="0" w:space="0"/>
                 <w:lang w:val="en-US" w:eastAsia="zh-CN" w:bidi="ar"/>
               </w:rPr>
               <w:t>addLast(e)</w:t>
@@ -6828,7 +7503,7 @@
               <w:bottom w:val="single" w:color="auto" w:sz="2" w:space="0"/>
               <w:right w:val="single" w:color="auto" w:sz="2" w:space="0"/>
             </w:tcBorders>
-            <w:shd w:val="clear"/>
+            <w:shd w:val="clear" w:color="auto" w:fill="auto"/>
             <w:tcMar>
               <w:top w:w="120" w:type="dxa"/>
               <w:bottom w:w="120" w:type="dxa"/>
@@ -6860,7 +7535,6 @@
                 <w:kern w:val="0"/>
                 <w:sz w:val="24"/>
                 <w:szCs w:val="24"/>
-                <w:bdr w:val="none" w:color="444746" w:sz="0" w:space="0"/>
                 <w:lang w:val="en-US" w:eastAsia="zh-CN" w:bidi="ar"/>
               </w:rPr>
               <w:t>offerLast(e)</w:t>
@@ -6878,7 +7552,7 @@
             <w:insideH w:val="none" w:color="auto" w:sz="0" w:space="0"/>
             <w:insideV w:val="none" w:color="auto" w:sz="0" w:space="0"/>
           </w:tblBorders>
-          <w:shd w:val="clear"/>
+          <w:shd w:val="clear" w:color="auto" w:fill="auto"/>
           <w:tblCellMar>
             <w:top w:w="0" w:type="dxa"/>
             <w:left w:w="0" w:type="dxa"/>
@@ -6898,7 +7572,7 @@
               <w:bottom w:val="single" w:color="auto" w:sz="2" w:space="0"/>
               <w:right w:val="single" w:color="auto" w:sz="2" w:space="0"/>
             </w:tcBorders>
-            <w:shd w:val="clear"/>
+            <w:shd w:val="clear" w:color="auto" w:fill="auto"/>
             <w:tcMar>
               <w:top w:w="120" w:type="dxa"/>
               <w:bottom w:w="120" w:type="dxa"/>
@@ -6930,7 +7604,6 @@
                 <w:kern w:val="0"/>
                 <w:sz w:val="24"/>
                 <w:szCs w:val="24"/>
-                <w:bdr w:val="none" w:color="1F1F1F" w:sz="0" w:space="0"/>
                 <w:lang w:val="en-US" w:eastAsia="zh-CN" w:bidi="ar"/>
               </w:rPr>
               <w:t>移除队头</w:t>
@@ -6946,7 +7619,7 @@
               <w:bottom w:val="single" w:color="auto" w:sz="2" w:space="0"/>
               <w:right w:val="single" w:color="auto" w:sz="2" w:space="0"/>
             </w:tcBorders>
-            <w:shd w:val="clear"/>
+            <w:shd w:val="clear" w:color="auto" w:fill="auto"/>
             <w:tcMar>
               <w:top w:w="120" w:type="dxa"/>
               <w:bottom w:w="120" w:type="dxa"/>
@@ -6977,7 +7650,6 @@
                 <w:kern w:val="0"/>
                 <w:sz w:val="24"/>
                 <w:szCs w:val="24"/>
-                <w:bdr w:val="none" w:color="444746" w:sz="0" w:space="0"/>
                 <w:lang w:val="en-US" w:eastAsia="zh-CN" w:bidi="ar"/>
               </w:rPr>
               <w:t>remove()</w:t>
@@ -6989,7 +7661,6 @@
                 <w:kern w:val="0"/>
                 <w:sz w:val="24"/>
                 <w:szCs w:val="24"/>
-                <w:bdr w:val="none" w:color="1F1F1F" w:sz="0" w:space="0"/>
                 <w:lang w:val="en-US" w:eastAsia="zh-CN" w:bidi="ar"/>
               </w:rPr>
               <w:t xml:space="preserve"> / </w:t>
@@ -7002,7 +7673,6 @@
                 <w:kern w:val="0"/>
                 <w:sz w:val="24"/>
                 <w:szCs w:val="24"/>
-                <w:bdr w:val="none" w:color="444746" w:sz="0" w:space="0"/>
                 <w:lang w:val="en-US" w:eastAsia="zh-CN" w:bidi="ar"/>
               </w:rPr>
               <w:t>poll()</w:t>
@@ -7018,7 +7688,7 @@
               <w:bottom w:val="single" w:color="auto" w:sz="2" w:space="0"/>
               <w:right w:val="single" w:color="auto" w:sz="2" w:space="0"/>
             </w:tcBorders>
-            <w:shd w:val="clear"/>
+            <w:shd w:val="clear" w:color="auto" w:fill="auto"/>
             <w:tcMar>
               <w:top w:w="120" w:type="dxa"/>
               <w:bottom w:w="120" w:type="dxa"/>
@@ -7049,7 +7719,6 @@
                 <w:kern w:val="0"/>
                 <w:sz w:val="24"/>
                 <w:szCs w:val="24"/>
-                <w:bdr w:val="none" w:color="444746" w:sz="0" w:space="0"/>
                 <w:lang w:val="en-US" w:eastAsia="zh-CN" w:bidi="ar"/>
               </w:rPr>
               <w:t>removeFirst()</w:t>
@@ -7065,7 +7734,7 @@
               <w:bottom w:val="single" w:color="auto" w:sz="2" w:space="0"/>
               <w:right w:val="single" w:color="auto" w:sz="2" w:space="0"/>
             </w:tcBorders>
-            <w:shd w:val="clear"/>
+            <w:shd w:val="clear" w:color="auto" w:fill="auto"/>
             <w:tcMar>
               <w:top w:w="120" w:type="dxa"/>
               <w:bottom w:w="120" w:type="dxa"/>
@@ -7097,7 +7766,6 @@
                 <w:kern w:val="0"/>
                 <w:sz w:val="24"/>
                 <w:szCs w:val="24"/>
-                <w:bdr w:val="none" w:color="444746" w:sz="0" w:space="0"/>
                 <w:lang w:val="en-US" w:eastAsia="zh-CN" w:bidi="ar"/>
               </w:rPr>
               <w:t>pollFirst()</w:t>
@@ -7115,7 +7783,7 @@
             <w:insideH w:val="none" w:color="auto" w:sz="0" w:space="0"/>
             <w:insideV w:val="none" w:color="auto" w:sz="0" w:space="0"/>
           </w:tblBorders>
-          <w:shd w:val="clear"/>
+          <w:shd w:val="clear" w:color="auto" w:fill="auto"/>
           <w:tblCellMar>
             <w:top w:w="0" w:type="dxa"/>
             <w:left w:w="0" w:type="dxa"/>
@@ -7135,7 +7803,7 @@
               <w:bottom w:val="single" w:color="auto" w:sz="2" w:space="0"/>
               <w:right w:val="single" w:color="auto" w:sz="2" w:space="0"/>
             </w:tcBorders>
-            <w:shd w:val="clear"/>
+            <w:shd w:val="clear" w:color="auto" w:fill="auto"/>
             <w:tcMar>
               <w:top w:w="120" w:type="dxa"/>
               <w:bottom w:w="120" w:type="dxa"/>
@@ -7167,7 +7835,6 @@
                 <w:kern w:val="0"/>
                 <w:sz w:val="24"/>
                 <w:szCs w:val="24"/>
-                <w:bdr w:val="none" w:color="1F1F1F" w:sz="0" w:space="0"/>
                 <w:lang w:val="en-US" w:eastAsia="zh-CN" w:bidi="ar"/>
               </w:rPr>
               <w:t>查看队头</w:t>
@@ -7183,7 +7850,7 @@
               <w:bottom w:val="single" w:color="auto" w:sz="2" w:space="0"/>
               <w:right w:val="single" w:color="auto" w:sz="2" w:space="0"/>
             </w:tcBorders>
-            <w:shd w:val="clear"/>
+            <w:shd w:val="clear" w:color="auto" w:fill="auto"/>
             <w:tcMar>
               <w:top w:w="120" w:type="dxa"/>
               <w:bottom w:w="120" w:type="dxa"/>
@@ -7214,7 +7881,6 @@
                 <w:kern w:val="0"/>
                 <w:sz w:val="24"/>
                 <w:szCs w:val="24"/>
-                <w:bdr w:val="none" w:color="444746" w:sz="0" w:space="0"/>
                 <w:lang w:val="en-US" w:eastAsia="zh-CN" w:bidi="ar"/>
               </w:rPr>
               <w:t>element()</w:t>
@@ -7226,7 +7892,6 @@
                 <w:kern w:val="0"/>
                 <w:sz w:val="24"/>
                 <w:szCs w:val="24"/>
-                <w:bdr w:val="none" w:color="1F1F1F" w:sz="0" w:space="0"/>
                 <w:lang w:val="en-US" w:eastAsia="zh-CN" w:bidi="ar"/>
               </w:rPr>
               <w:t xml:space="preserve"> / </w:t>
@@ -7239,7 +7904,6 @@
                 <w:kern w:val="0"/>
                 <w:sz w:val="24"/>
                 <w:szCs w:val="24"/>
-                <w:bdr w:val="none" w:color="444746" w:sz="0" w:space="0"/>
                 <w:lang w:val="en-US" w:eastAsia="zh-CN" w:bidi="ar"/>
               </w:rPr>
               <w:t>peek()</w:t>
@@ -7255,7 +7919,7 @@
               <w:bottom w:val="single" w:color="auto" w:sz="2" w:space="0"/>
               <w:right w:val="single" w:color="auto" w:sz="2" w:space="0"/>
             </w:tcBorders>
-            <w:shd w:val="clear"/>
+            <w:shd w:val="clear" w:color="auto" w:fill="auto"/>
             <w:tcMar>
               <w:top w:w="120" w:type="dxa"/>
               <w:bottom w:w="120" w:type="dxa"/>
@@ -7286,7 +7950,6 @@
                 <w:kern w:val="0"/>
                 <w:sz w:val="24"/>
                 <w:szCs w:val="24"/>
-                <w:bdr w:val="none" w:color="444746" w:sz="0" w:space="0"/>
                 <w:lang w:val="en-US" w:eastAsia="zh-CN" w:bidi="ar"/>
               </w:rPr>
               <w:t>getFirst()</w:t>
@@ -7302,7 +7965,7 @@
               <w:bottom w:val="single" w:color="auto" w:sz="2" w:space="0"/>
               <w:right w:val="single" w:color="auto" w:sz="2" w:space="0"/>
             </w:tcBorders>
-            <w:shd w:val="clear"/>
+            <w:shd w:val="clear" w:color="auto" w:fill="auto"/>
             <w:tcMar>
               <w:top w:w="120" w:type="dxa"/>
               <w:bottom w:w="120" w:type="dxa"/>
@@ -7334,7 +7997,6 @@
                 <w:kern w:val="0"/>
                 <w:sz w:val="24"/>
                 <w:szCs w:val="24"/>
-                <w:bdr w:val="none" w:color="444746" w:sz="0" w:space="0"/>
                 <w:lang w:val="en-US" w:eastAsia="zh-CN" w:bidi="ar"/>
               </w:rPr>
               <w:t>peekFirst()</w:t>
@@ -7406,6 +8068,7 @@
     </w:p>
     <w:tbl>
       <w:tblPr>
+        <w:tblStyle w:val="2"/>
         <w:tblW w:w="0" w:type="auto"/>
         <w:tblCellSpacing w:w="15" w:type="dxa"/>
         <w:tblInd w:w="5" w:type="dxa"/>
@@ -7417,7 +8080,7 @@
           <w:insideH w:val="none" w:color="auto" w:sz="0" w:space="0"/>
           <w:insideV w:val="none" w:color="auto" w:sz="0" w:space="0"/>
         </w:tblBorders>
-        <w:shd w:val="clear"/>
+        <w:shd w:val="clear" w:color="auto" w:fill="auto"/>
         <w:tblLayout w:type="autofit"/>
         <w:tblCellMar>
           <w:top w:w="0" w:type="dxa"/>
@@ -7442,7 +8105,7 @@
             <w:insideH w:val="none" w:color="auto" w:sz="0" w:space="0"/>
             <w:insideV w:val="none" w:color="auto" w:sz="0" w:space="0"/>
           </w:tblBorders>
-          <w:shd w:val="clear"/>
+          <w:shd w:val="clear" w:color="auto" w:fill="auto"/>
           <w:tblCellMar>
             <w:top w:w="0" w:type="dxa"/>
             <w:left w:w="0" w:type="dxa"/>
@@ -7463,7 +8126,7 @@
               <w:bottom w:val="single" w:color="auto" w:sz="2" w:space="0"/>
               <w:right w:val="single" w:color="auto" w:sz="2" w:space="0"/>
             </w:tcBorders>
-            <w:shd w:val="clear"/>
+            <w:shd w:val="clear" w:color="auto" w:fill="auto"/>
             <w:tcMar>
               <w:top w:w="120" w:type="dxa"/>
               <w:bottom w:w="120" w:type="dxa"/>
@@ -7494,7 +8157,6 @@
                 <w:kern w:val="0"/>
                 <w:sz w:val="24"/>
                 <w:szCs w:val="24"/>
-                <w:bdr w:val="none" w:color="1F1F1F" w:sz="0" w:space="0"/>
                 <w:lang w:val="en-US" w:eastAsia="zh-CN" w:bidi="ar"/>
               </w:rPr>
               <w:t>栈操作</w:t>
@@ -7510,7 +8172,7 @@
               <w:bottom w:val="single" w:color="auto" w:sz="2" w:space="0"/>
               <w:right w:val="single" w:color="auto" w:sz="2" w:space="0"/>
             </w:tcBorders>
-            <w:shd w:val="clear"/>
+            <w:shd w:val="clear" w:color="auto" w:fill="auto"/>
             <w:tcMar>
               <w:top w:w="120" w:type="dxa"/>
               <w:bottom w:w="120" w:type="dxa"/>
@@ -7541,7 +8203,6 @@
                 <w:kern w:val="0"/>
                 <w:sz w:val="24"/>
                 <w:szCs w:val="24"/>
-                <w:bdr w:val="none" w:color="1F1F1F" w:sz="0" w:space="0"/>
                 <w:lang w:val="en-US" w:eastAsia="zh-CN" w:bidi="ar"/>
               </w:rPr>
               <w:t>对应方法</w:t>
@@ -7557,7 +8218,7 @@
               <w:bottom w:val="single" w:color="auto" w:sz="2" w:space="0"/>
               <w:right w:val="single" w:color="auto" w:sz="2" w:space="0"/>
             </w:tcBorders>
-            <w:shd w:val="clear"/>
+            <w:shd w:val="clear" w:color="auto" w:fill="auto"/>
             <w:tcMar>
               <w:top w:w="120" w:type="dxa"/>
               <w:bottom w:w="120" w:type="dxa"/>
@@ -7588,7 +8249,6 @@
                 <w:kern w:val="0"/>
                 <w:sz w:val="24"/>
                 <w:szCs w:val="24"/>
-                <w:bdr w:val="none" w:color="1F1F1F" w:sz="0" w:space="0"/>
                 <w:lang w:val="en-US" w:eastAsia="zh-CN" w:bidi="ar"/>
               </w:rPr>
               <w:t>备选方法 (等价)</w:t>
@@ -7604,7 +8264,7 @@
               <w:bottom w:val="single" w:color="auto" w:sz="2" w:space="0"/>
               <w:right w:val="single" w:color="auto" w:sz="2" w:space="0"/>
             </w:tcBorders>
-            <w:shd w:val="clear"/>
+            <w:shd w:val="clear" w:color="auto" w:fill="auto"/>
             <w:tcMar>
               <w:top w:w="120" w:type="dxa"/>
               <w:bottom w:w="120" w:type="dxa"/>
@@ -7634,7 +8294,6 @@
                 <w:kern w:val="0"/>
                 <w:sz w:val="24"/>
                 <w:szCs w:val="24"/>
-                <w:bdr w:val="none" w:color="1F1F1F" w:sz="0" w:space="0"/>
                 <w:lang w:val="en-US" w:eastAsia="zh-CN" w:bidi="ar"/>
               </w:rPr>
               <w:t>描述</w:t>
@@ -7652,7 +8311,7 @@
             <w:insideH w:val="none" w:color="auto" w:sz="0" w:space="0"/>
             <w:insideV w:val="none" w:color="auto" w:sz="0" w:space="0"/>
           </w:tblBorders>
-          <w:shd w:val="clear"/>
+          <w:shd w:val="clear" w:color="auto" w:fill="auto"/>
           <w:tblCellMar>
             <w:top w:w="0" w:type="dxa"/>
             <w:left w:w="0" w:type="dxa"/>
@@ -7672,7 +8331,7 @@
               <w:bottom w:val="single" w:color="auto" w:sz="2" w:space="0"/>
               <w:right w:val="single" w:color="auto" w:sz="2" w:space="0"/>
             </w:tcBorders>
-            <w:shd w:val="clear"/>
+            <w:shd w:val="clear" w:color="auto" w:fill="auto"/>
             <w:tcMar>
               <w:top w:w="120" w:type="dxa"/>
               <w:bottom w:w="120" w:type="dxa"/>
@@ -7704,7 +8363,6 @@
                 <w:kern w:val="0"/>
                 <w:sz w:val="24"/>
                 <w:szCs w:val="24"/>
-                <w:bdr w:val="none" w:color="1F1F1F" w:sz="0" w:space="0"/>
                 <w:lang w:val="en-US" w:eastAsia="zh-CN" w:bidi="ar"/>
               </w:rPr>
               <w:t>压栈 (Push)</w:t>
@@ -7720,7 +8378,7 @@
               <w:bottom w:val="single" w:color="auto" w:sz="2" w:space="0"/>
               <w:right w:val="single" w:color="auto" w:sz="2" w:space="0"/>
             </w:tcBorders>
-            <w:shd w:val="clear"/>
+            <w:shd w:val="clear" w:color="auto" w:fill="auto"/>
             <w:tcMar>
               <w:top w:w="120" w:type="dxa"/>
               <w:bottom w:w="120" w:type="dxa"/>
@@ -7753,7 +8411,6 @@
                 <w:kern w:val="0"/>
                 <w:sz w:val="24"/>
                 <w:szCs w:val="24"/>
-                <w:bdr w:val="none" w:color="444746" w:sz="0" w:space="0"/>
                 <w:lang w:val="en-US" w:eastAsia="zh-CN" w:bidi="ar"/>
               </w:rPr>
               <w:t>push(e)</w:t>
@@ -7769,7 +8426,7 @@
               <w:bottom w:val="single" w:color="auto" w:sz="2" w:space="0"/>
               <w:right w:val="single" w:color="auto" w:sz="2" w:space="0"/>
             </w:tcBorders>
-            <w:shd w:val="clear"/>
+            <w:shd w:val="clear" w:color="auto" w:fill="auto"/>
             <w:tcMar>
               <w:top w:w="120" w:type="dxa"/>
               <w:bottom w:w="120" w:type="dxa"/>
@@ -7800,7 +8457,6 @@
                 <w:kern w:val="0"/>
                 <w:sz w:val="24"/>
                 <w:szCs w:val="24"/>
-                <w:bdr w:val="none" w:color="444746" w:sz="0" w:space="0"/>
                 <w:lang w:val="en-US" w:eastAsia="zh-CN" w:bidi="ar"/>
               </w:rPr>
               <w:t>addFirst(e)</w:t>
@@ -7816,36 +8472,35 @@
               <w:bottom w:val="single" w:color="auto" w:sz="2" w:space="0"/>
               <w:right w:val="single" w:color="auto" w:sz="2" w:space="0"/>
             </w:tcBorders>
-            <w:shd w:val="clear"/>
-            <w:tcMar>
-              <w:top w:w="120" w:type="dxa"/>
-              <w:bottom w:w="120" w:type="dxa"/>
-            </w:tcMar>
-            <w:vAlign w:val="center"/>
-          </w:tcPr>
-          <w:p>
-            <w:pPr>
-              <w:keepNext w:val="0"/>
-              <w:keepLines w:val="0"/>
-              <w:widowControl/>
-              <w:suppressLineNumbers w:val="0"/>
-              <w:bidi w:val="0"/>
-              <w:spacing w:before="0" w:beforeAutospacing="0" w:after="0" w:afterAutospacing="0" w:line="9" w:lineRule="atLeast"/>
-              <w:ind w:left="0" w:right="0"/>
-              <w:jc w:val="left"/>
-              <w:rPr>
-                <w:rFonts w:hint="eastAsia" w:ascii="黑体" w:hAnsi="黑体" w:eastAsia="黑体" w:cs="黑体"/>
-                <w:color w:val="1F1F1F"/>
-              </w:rPr>
-            </w:pPr>
-            <w:r>
-              <w:rPr>
-                <w:rFonts w:hint="eastAsia" w:ascii="黑体" w:hAnsi="黑体" w:eastAsia="黑体" w:cs="黑体"/>
-                <w:color w:val="1F1F1F"/>
-                <w:kern w:val="0"/>
-                <w:sz w:val="24"/>
-                <w:szCs w:val="24"/>
-                <w:bdr w:val="none" w:color="1F1F1F" w:sz="0" w:space="0"/>
+            <w:shd w:val="clear" w:color="auto" w:fill="auto"/>
+            <w:tcMar>
+              <w:top w:w="120" w:type="dxa"/>
+              <w:bottom w:w="120" w:type="dxa"/>
+            </w:tcMar>
+            <w:vAlign w:val="center"/>
+          </w:tcPr>
+          <w:p>
+            <w:pPr>
+              <w:keepNext w:val="0"/>
+              <w:keepLines w:val="0"/>
+              <w:widowControl/>
+              <w:suppressLineNumbers w:val="0"/>
+              <w:bidi w:val="0"/>
+              <w:spacing w:before="0" w:beforeAutospacing="0" w:after="0" w:afterAutospacing="0" w:line="9" w:lineRule="atLeast"/>
+              <w:ind w:left="0" w:right="0"/>
+              <w:jc w:val="left"/>
+              <w:rPr>
+                <w:rFonts w:hint="eastAsia" w:ascii="黑体" w:hAnsi="黑体" w:eastAsia="黑体" w:cs="黑体"/>
+                <w:color w:val="1F1F1F"/>
+              </w:rPr>
+            </w:pPr>
+            <w:r>
+              <w:rPr>
+                <w:rFonts w:hint="eastAsia" w:ascii="黑体" w:hAnsi="黑体" w:eastAsia="黑体" w:cs="黑体"/>
+                <w:color w:val="1F1F1F"/>
+                <w:kern w:val="0"/>
+                <w:sz w:val="24"/>
+                <w:szCs w:val="24"/>
                 <w:lang w:val="en-US" w:eastAsia="zh-CN" w:bidi="ar"/>
               </w:rPr>
               <w:t>将元素推入栈顶，容量不足抛出异常</w:t>
@@ -7863,7 +8518,7 @@
             <w:insideH w:val="none" w:color="auto" w:sz="0" w:space="0"/>
             <w:insideV w:val="none" w:color="auto" w:sz="0" w:space="0"/>
           </w:tblBorders>
-          <w:shd w:val="clear"/>
+          <w:shd w:val="clear" w:color="auto" w:fill="auto"/>
           <w:tblCellMar>
             <w:top w:w="0" w:type="dxa"/>
             <w:left w:w="0" w:type="dxa"/>
@@ -7883,7 +8538,7 @@
               <w:bottom w:val="single" w:color="auto" w:sz="2" w:space="0"/>
               <w:right w:val="single" w:color="auto" w:sz="2" w:space="0"/>
             </w:tcBorders>
-            <w:shd w:val="clear"/>
+            <w:shd w:val="clear" w:color="auto" w:fill="auto"/>
             <w:tcMar>
               <w:top w:w="120" w:type="dxa"/>
               <w:bottom w:w="120" w:type="dxa"/>
@@ -7915,7 +8570,6 @@
                 <w:kern w:val="0"/>
                 <w:sz w:val="24"/>
                 <w:szCs w:val="24"/>
-                <w:bdr w:val="none" w:color="1F1F1F" w:sz="0" w:space="0"/>
                 <w:lang w:val="en-US" w:eastAsia="zh-CN" w:bidi="ar"/>
               </w:rPr>
               <w:t>出栈 (Pop)</w:t>
@@ -7931,7 +8585,7 @@
               <w:bottom w:val="single" w:color="auto" w:sz="2" w:space="0"/>
               <w:right w:val="single" w:color="auto" w:sz="2" w:space="0"/>
             </w:tcBorders>
-            <w:shd w:val="clear"/>
+            <w:shd w:val="clear" w:color="auto" w:fill="auto"/>
             <w:tcMar>
               <w:top w:w="120" w:type="dxa"/>
               <w:bottom w:w="120" w:type="dxa"/>
@@ -7964,7 +8618,6 @@
                 <w:kern w:val="0"/>
                 <w:sz w:val="24"/>
                 <w:szCs w:val="24"/>
-                <w:bdr w:val="none" w:color="444746" w:sz="0" w:space="0"/>
                 <w:lang w:val="en-US" w:eastAsia="zh-CN" w:bidi="ar"/>
               </w:rPr>
               <w:t>pop()</w:t>
@@ -7980,7 +8633,7 @@
               <w:bottom w:val="single" w:color="auto" w:sz="2" w:space="0"/>
               <w:right w:val="single" w:color="auto" w:sz="2" w:space="0"/>
             </w:tcBorders>
-            <w:shd w:val="clear"/>
+            <w:shd w:val="clear" w:color="auto" w:fill="auto"/>
             <w:tcMar>
               <w:top w:w="120" w:type="dxa"/>
               <w:bottom w:w="120" w:type="dxa"/>
@@ -8011,7 +8664,6 @@
                 <w:kern w:val="0"/>
                 <w:sz w:val="24"/>
                 <w:szCs w:val="24"/>
-                <w:bdr w:val="none" w:color="444746" w:sz="0" w:space="0"/>
                 <w:lang w:val="en-US" w:eastAsia="zh-CN" w:bidi="ar"/>
               </w:rPr>
               <w:t>removeFirst()</w:t>
@@ -8027,36 +8679,35 @@
               <w:bottom w:val="single" w:color="auto" w:sz="2" w:space="0"/>
               <w:right w:val="single" w:color="auto" w:sz="2" w:space="0"/>
             </w:tcBorders>
-            <w:shd w:val="clear"/>
-            <w:tcMar>
-              <w:top w:w="120" w:type="dxa"/>
-              <w:bottom w:w="120" w:type="dxa"/>
-            </w:tcMar>
-            <w:vAlign w:val="center"/>
-          </w:tcPr>
-          <w:p>
-            <w:pPr>
-              <w:keepNext w:val="0"/>
-              <w:keepLines w:val="0"/>
-              <w:widowControl/>
-              <w:suppressLineNumbers w:val="0"/>
-              <w:bidi w:val="0"/>
-              <w:spacing w:before="0" w:beforeAutospacing="0" w:after="0" w:afterAutospacing="0" w:line="9" w:lineRule="atLeast"/>
-              <w:ind w:left="0" w:right="0"/>
-              <w:jc w:val="left"/>
-              <w:rPr>
-                <w:rFonts w:hint="eastAsia" w:ascii="黑体" w:hAnsi="黑体" w:eastAsia="黑体" w:cs="黑体"/>
-                <w:color w:val="1F1F1F"/>
-              </w:rPr>
-            </w:pPr>
-            <w:r>
-              <w:rPr>
-                <w:rFonts w:hint="eastAsia" w:ascii="黑体" w:hAnsi="黑体" w:eastAsia="黑体" w:cs="黑体"/>
-                <w:color w:val="1F1F1F"/>
-                <w:kern w:val="0"/>
-                <w:sz w:val="24"/>
-                <w:szCs w:val="24"/>
-                <w:bdr w:val="none" w:color="1F1F1F" w:sz="0" w:space="0"/>
+            <w:shd w:val="clear" w:color="auto" w:fill="auto"/>
+            <w:tcMar>
+              <w:top w:w="120" w:type="dxa"/>
+              <w:bottom w:w="120" w:type="dxa"/>
+            </w:tcMar>
+            <w:vAlign w:val="center"/>
+          </w:tcPr>
+          <w:p>
+            <w:pPr>
+              <w:keepNext w:val="0"/>
+              <w:keepLines w:val="0"/>
+              <w:widowControl/>
+              <w:suppressLineNumbers w:val="0"/>
+              <w:bidi w:val="0"/>
+              <w:spacing w:before="0" w:beforeAutospacing="0" w:after="0" w:afterAutospacing="0" w:line="9" w:lineRule="atLeast"/>
+              <w:ind w:left="0" w:right="0"/>
+              <w:jc w:val="left"/>
+              <w:rPr>
+                <w:rFonts w:hint="eastAsia" w:ascii="黑体" w:hAnsi="黑体" w:eastAsia="黑体" w:cs="黑体"/>
+                <w:color w:val="1F1F1F"/>
+              </w:rPr>
+            </w:pPr>
+            <w:r>
+              <w:rPr>
+                <w:rFonts w:hint="eastAsia" w:ascii="黑体" w:hAnsi="黑体" w:eastAsia="黑体" w:cs="黑体"/>
+                <w:color w:val="1F1F1F"/>
+                <w:kern w:val="0"/>
+                <w:sz w:val="24"/>
+                <w:szCs w:val="24"/>
                 <w:lang w:val="en-US" w:eastAsia="zh-CN" w:bidi="ar"/>
               </w:rPr>
               <w:t>移除并返回栈顶元素，栈空抛出异常</w:t>
@@ -8074,7 +8725,7 @@
             <w:insideH w:val="none" w:color="auto" w:sz="0" w:space="0"/>
             <w:insideV w:val="none" w:color="auto" w:sz="0" w:space="0"/>
           </w:tblBorders>
-          <w:shd w:val="clear"/>
+          <w:shd w:val="clear" w:color="auto" w:fill="auto"/>
           <w:tblCellMar>
             <w:top w:w="0" w:type="dxa"/>
             <w:left w:w="0" w:type="dxa"/>
@@ -8094,7 +8745,7 @@
               <w:bottom w:val="single" w:color="auto" w:sz="2" w:space="0"/>
               <w:right w:val="single" w:color="auto" w:sz="2" w:space="0"/>
             </w:tcBorders>
-            <w:shd w:val="clear"/>
+            <w:shd w:val="clear" w:color="auto" w:fill="auto"/>
             <w:tcMar>
               <w:top w:w="120" w:type="dxa"/>
               <w:bottom w:w="120" w:type="dxa"/>
@@ -8126,7 +8777,6 @@
                 <w:kern w:val="0"/>
                 <w:sz w:val="24"/>
                 <w:szCs w:val="24"/>
-                <w:bdr w:val="none" w:color="1F1F1F" w:sz="0" w:space="0"/>
                 <w:lang w:val="en-US" w:eastAsia="zh-CN" w:bidi="ar"/>
               </w:rPr>
               <w:t>查看栈顶 (Peek)</w:t>
@@ -8142,7 +8792,7 @@
               <w:bottom w:val="single" w:color="auto" w:sz="2" w:space="0"/>
               <w:right w:val="single" w:color="auto" w:sz="2" w:space="0"/>
             </w:tcBorders>
-            <w:shd w:val="clear"/>
+            <w:shd w:val="clear" w:color="auto" w:fill="auto"/>
             <w:tcMar>
               <w:top w:w="120" w:type="dxa"/>
               <w:bottom w:w="120" w:type="dxa"/>
@@ -8175,7 +8825,6 @@
                 <w:kern w:val="0"/>
                 <w:sz w:val="24"/>
                 <w:szCs w:val="24"/>
-                <w:bdr w:val="none" w:color="444746" w:sz="0" w:space="0"/>
                 <w:lang w:val="en-US" w:eastAsia="zh-CN" w:bidi="ar"/>
               </w:rPr>
               <w:t>peek()</w:t>
@@ -8191,7 +8840,7 @@
               <w:bottom w:val="single" w:color="auto" w:sz="2" w:space="0"/>
               <w:right w:val="single" w:color="auto" w:sz="2" w:space="0"/>
             </w:tcBorders>
-            <w:shd w:val="clear"/>
+            <w:shd w:val="clear" w:color="auto" w:fill="auto"/>
             <w:tcMar>
               <w:top w:w="120" w:type="dxa"/>
               <w:bottom w:w="120" w:type="dxa"/>
@@ -8222,7 +8871,6 @@
                 <w:kern w:val="0"/>
                 <w:sz w:val="24"/>
                 <w:szCs w:val="24"/>
-                <w:bdr w:val="none" w:color="444746" w:sz="0" w:space="0"/>
                 <w:lang w:val="en-US" w:eastAsia="zh-CN" w:bidi="ar"/>
               </w:rPr>
               <w:t>peekFirst()</w:t>
@@ -8238,36 +8886,35 @@
               <w:bottom w:val="single" w:color="auto" w:sz="2" w:space="0"/>
               <w:right w:val="single" w:color="auto" w:sz="2" w:space="0"/>
             </w:tcBorders>
-            <w:shd w:val="clear"/>
-            <w:tcMar>
-              <w:top w:w="120" w:type="dxa"/>
-              <w:bottom w:w="120" w:type="dxa"/>
-            </w:tcMar>
-            <w:vAlign w:val="center"/>
-          </w:tcPr>
-          <w:p>
-            <w:pPr>
-              <w:keepNext w:val="0"/>
-              <w:keepLines w:val="0"/>
-              <w:widowControl/>
-              <w:suppressLineNumbers w:val="0"/>
-              <w:bidi w:val="0"/>
-              <w:spacing w:before="0" w:beforeAutospacing="0" w:after="0" w:afterAutospacing="0" w:line="9" w:lineRule="atLeast"/>
-              <w:ind w:left="0" w:right="0"/>
-              <w:jc w:val="left"/>
-              <w:rPr>
-                <w:rFonts w:hint="eastAsia" w:ascii="黑体" w:hAnsi="黑体" w:eastAsia="黑体" w:cs="黑体"/>
-                <w:color w:val="1F1F1F"/>
-              </w:rPr>
-            </w:pPr>
-            <w:r>
-              <w:rPr>
-                <w:rFonts w:hint="eastAsia" w:ascii="黑体" w:hAnsi="黑体" w:eastAsia="黑体" w:cs="黑体"/>
-                <w:color w:val="1F1F1F"/>
-                <w:kern w:val="0"/>
-                <w:sz w:val="24"/>
-                <w:szCs w:val="24"/>
-                <w:bdr w:val="none" w:color="1F1F1F" w:sz="0" w:space="0"/>
+            <w:shd w:val="clear" w:color="auto" w:fill="auto"/>
+            <w:tcMar>
+              <w:top w:w="120" w:type="dxa"/>
+              <w:bottom w:w="120" w:type="dxa"/>
+            </w:tcMar>
+            <w:vAlign w:val="center"/>
+          </w:tcPr>
+          <w:p>
+            <w:pPr>
+              <w:keepNext w:val="0"/>
+              <w:keepLines w:val="0"/>
+              <w:widowControl/>
+              <w:suppressLineNumbers w:val="0"/>
+              <w:bidi w:val="0"/>
+              <w:spacing w:before="0" w:beforeAutospacing="0" w:after="0" w:afterAutospacing="0" w:line="9" w:lineRule="atLeast"/>
+              <w:ind w:left="0" w:right="0"/>
+              <w:jc w:val="left"/>
+              <w:rPr>
+                <w:rFonts w:hint="eastAsia" w:ascii="黑体" w:hAnsi="黑体" w:eastAsia="黑体" w:cs="黑体"/>
+                <w:color w:val="1F1F1F"/>
+              </w:rPr>
+            </w:pPr>
+            <w:r>
+              <w:rPr>
+                <w:rFonts w:hint="eastAsia" w:ascii="黑体" w:hAnsi="黑体" w:eastAsia="黑体" w:cs="黑体"/>
+                <w:color w:val="1F1F1F"/>
+                <w:kern w:val="0"/>
+                <w:sz w:val="24"/>
+                <w:szCs w:val="24"/>
                 <w:lang w:val="en-US" w:eastAsia="zh-CN" w:bidi="ar"/>
               </w:rPr>
               <w:t xml:space="preserve">返回栈顶元素但不移除，栈空返回 </w:t>
@@ -8280,7 +8927,6 @@
                 <w:kern w:val="0"/>
                 <w:sz w:val="24"/>
                 <w:szCs w:val="24"/>
-                <w:bdr w:val="none" w:color="444746" w:sz="0" w:space="0"/>
                 <w:lang w:val="en-US" w:eastAsia="zh-CN" w:bidi="ar"/>
               </w:rPr>
               <w:t>null</w:t>
@@ -8410,8 +9056,6 @@
         </w:rPr>
         <w:t>C.扩展性：Deque接口更加灵活，如果你以后需要把栈改为双端操作，只需更换方法名，而不需要更改底层数据结构。</w:t>
       </w:r>
-      <w:bookmarkStart w:id="0" w:name="_GoBack"/>
-      <w:bookmarkEnd w:id="0"/>
     </w:p>
     <w:p>
       <w:pPr>
@@ -9415,6 +10059,6370 @@
         </w:rPr>
         <w:t>PriorityQueue: 优先级队列，元素按自然顺序或指定的Comparator排序，不再是纯粹的FIFO。</w:t>
       </w:r>
+    </w:p>
+    <w:p>
+      <w:pPr>
+        <w:rPr>
+          <w:rFonts w:hint="eastAsia"/>
+          <w:lang w:val="en-US" w:eastAsia="zh-CN"/>
+        </w:rPr>
+      </w:pPr>
+    </w:p>
+    <w:p>
+      <w:pPr>
+        <w:outlineLvl w:val="0"/>
+        <w:rPr>
+          <w:rFonts w:hint="eastAsia"/>
+          <w:b/>
+          <w:bCs/>
+          <w:lang w:val="en-US" w:eastAsia="zh-CN"/>
+        </w:rPr>
+      </w:pPr>
+      <w:r>
+        <w:rPr>
+          <w:rFonts w:hint="eastAsia"/>
+          <w:b/>
+          <w:bCs/>
+          <w:lang w:val="en-US" w:eastAsia="zh-CN"/>
+        </w:rPr>
+        <w:t>00007 Arrays</w:t>
+      </w:r>
+    </w:p>
+    <w:p>
+      <w:pPr>
+        <w:outlineLvl w:val="9"/>
+        <w:rPr>
+          <w:rFonts w:hint="default"/>
+          <w:b/>
+          <w:bCs/>
+          <w:lang w:val="en-US" w:eastAsia="zh-CN"/>
+        </w:rPr>
+      </w:pPr>
+      <w:r>
+        <w:rPr>
+          <w:rFonts w:hint="eastAsia"/>
+          <w:b/>
+          <w:bCs/>
+          <w:lang w:val="en-US" w:eastAsia="zh-CN"/>
+        </w:rPr>
+        <w:t>A.sort()方法(242题)</w:t>
+      </w:r>
+    </w:p>
+    <w:p>
+      <w:pPr>
+        <w:rPr>
+          <w:rFonts w:hint="eastAsia"/>
+          <w:lang w:val="en-US" w:eastAsia="zh-CN"/>
+        </w:rPr>
+      </w:pPr>
+      <w:r>
+        <w:rPr>
+          <w:rFonts w:hint="eastAsia"/>
+          <w:lang w:val="en-US" w:eastAsia="zh-CN"/>
+        </w:rPr>
+        <w:t>在Java中，java.util.Arrays.sort()是一个功能强大且高度优化的工具方法。它根据输入数据的类型（基本类型vs对象类型）和数据规模，采用不同的排序策略。</w:t>
+      </w:r>
+    </w:p>
+    <w:p>
+      <w:pPr>
+        <w:rPr>
+          <w:rFonts w:hint="eastAsia"/>
+          <w:lang w:val="en-US" w:eastAsia="zh-CN"/>
+        </w:rPr>
+      </w:pPr>
+    </w:p>
+    <w:p>
+      <w:pPr>
+        <w:rPr>
+          <w:rFonts w:hint="eastAsia"/>
+          <w:b/>
+          <w:bCs/>
+          <w:lang w:val="en-US" w:eastAsia="zh-CN"/>
+        </w:rPr>
+      </w:pPr>
+      <w:r>
+        <w:rPr>
+          <w:rFonts w:hint="eastAsia"/>
+          <w:b/>
+          <w:bCs/>
+          <w:lang w:val="en-US" w:eastAsia="zh-CN"/>
+        </w:rPr>
+        <w:t>1.基本用法</w:t>
+      </w:r>
+    </w:p>
+    <w:p>
+      <w:pPr>
+        <w:rPr>
+          <w:rFonts w:hint="eastAsia"/>
+          <w:lang w:val="en-US" w:eastAsia="zh-CN"/>
+        </w:rPr>
+      </w:pPr>
+      <w:r>
+        <w:rPr>
+          <w:rFonts w:hint="eastAsia"/>
+          <w:b/>
+          <w:bCs/>
+          <w:lang w:val="en-US" w:eastAsia="zh-CN"/>
+        </w:rPr>
+        <w:t>1.1 对基本类型排序</w:t>
+      </w:r>
+    </w:p>
+    <w:p>
+      <w:pPr>
+        <w:rPr>
+          <w:rFonts w:hint="eastAsia"/>
+          <w:lang w:val="en-US" w:eastAsia="zh-CN"/>
+        </w:rPr>
+      </w:pPr>
+      <w:r>
+        <w:rPr>
+          <w:rFonts w:hint="eastAsia"/>
+          <w:lang w:val="en-US" w:eastAsia="zh-CN"/>
+        </w:rPr>
+        <w:t>对于int[], double[], char[]等基本类型数组，直接按升序排列。</w:t>
+      </w:r>
+    </w:p>
+    <w:p>
+      <w:pPr>
+        <w:rPr>
+          <w:rFonts w:hint="default"/>
+          <w:lang w:val="en-US" w:eastAsia="zh-CN"/>
+        </w:rPr>
+      </w:pPr>
+      <w:r>
+        <w:rPr>
+          <w:rFonts w:hint="eastAsia"/>
+          <w:lang w:val="en-US" w:eastAsia="zh-CN"/>
+        </w:rPr>
+        <w:t>例：</w:t>
+      </w:r>
+    </w:p>
+    <w:p>
+      <w:pPr>
+        <w:rPr>
+          <w:rFonts w:hint="eastAsia"/>
+          <w:lang w:val="en-US" w:eastAsia="zh-CN"/>
+        </w:rPr>
+      </w:pPr>
+      <w:r>
+        <w:rPr>
+          <w:rFonts w:hint="eastAsia"/>
+          <w:lang w:val="en-US" w:eastAsia="zh-CN"/>
+        </w:rPr>
+        <w:t>int[] nums = {5, 2, 8, 1};</w:t>
+      </w:r>
+    </w:p>
+    <w:p>
+      <w:pPr>
+        <w:rPr>
+          <w:rFonts w:hint="eastAsia"/>
+          <w:lang w:val="en-US" w:eastAsia="zh-CN"/>
+        </w:rPr>
+      </w:pPr>
+      <w:r>
+        <w:rPr>
+          <w:rFonts w:hint="eastAsia"/>
+          <w:lang w:val="en-US" w:eastAsia="zh-CN"/>
+        </w:rPr>
+        <w:t>Arrays.sort(nums); // 结果: [1, 2, 5, 8]</w:t>
+      </w:r>
+    </w:p>
+    <w:p>
+      <w:pPr>
+        <w:rPr>
+          <w:rFonts w:hint="eastAsia"/>
+          <w:lang w:val="en-US" w:eastAsia="zh-CN"/>
+        </w:rPr>
+      </w:pPr>
+    </w:p>
+    <w:p>
+      <w:pPr>
+        <w:rPr>
+          <w:rFonts w:hint="eastAsia"/>
+          <w:lang w:val="en-US" w:eastAsia="zh-CN"/>
+        </w:rPr>
+      </w:pPr>
+      <w:r>
+        <w:rPr>
+          <w:rFonts w:hint="eastAsia"/>
+          <w:b/>
+          <w:bCs/>
+          <w:lang w:val="en-US" w:eastAsia="zh-CN"/>
+        </w:rPr>
+        <w:t>1.2 对对象类型排序</w:t>
+      </w:r>
+    </w:p>
+    <w:p>
+      <w:pPr>
+        <w:rPr>
+          <w:rFonts w:hint="eastAsia"/>
+          <w:lang w:val="en-US" w:eastAsia="zh-CN"/>
+        </w:rPr>
+      </w:pPr>
+      <w:r>
+        <w:rPr>
+          <w:rFonts w:hint="eastAsia"/>
+          <w:lang w:val="en-US" w:eastAsia="zh-CN"/>
+        </w:rPr>
+        <w:t>对于String[]或自定义对象数组，对象必须实现Comparable接口。</w:t>
+      </w:r>
+    </w:p>
+    <w:p>
+      <w:pPr>
+        <w:rPr>
+          <w:rFonts w:hint="default"/>
+          <w:lang w:val="en-US" w:eastAsia="zh-CN"/>
+        </w:rPr>
+      </w:pPr>
+      <w:r>
+        <w:rPr>
+          <w:rFonts w:hint="eastAsia"/>
+          <w:lang w:val="en-US" w:eastAsia="zh-CN"/>
+        </w:rPr>
+        <w:t>例：</w:t>
+      </w:r>
+    </w:p>
+    <w:p>
+      <w:pPr>
+        <w:rPr>
+          <w:rFonts w:hint="eastAsia"/>
+          <w:lang w:val="en-US" w:eastAsia="zh-CN"/>
+        </w:rPr>
+      </w:pPr>
+      <w:r>
+        <w:rPr>
+          <w:rFonts w:hint="eastAsia"/>
+          <w:lang w:val="en-US" w:eastAsia="zh-CN"/>
+        </w:rPr>
+        <w:t>String[] names = {"Banana", "Apple", "Cherry"};</w:t>
+      </w:r>
+    </w:p>
+    <w:p>
+      <w:pPr>
+        <w:rPr>
+          <w:rFonts w:hint="eastAsia"/>
+          <w:lang w:val="en-US" w:eastAsia="zh-CN"/>
+        </w:rPr>
+      </w:pPr>
+      <w:r>
+        <w:rPr>
+          <w:rFonts w:hint="eastAsia"/>
+          <w:lang w:val="en-US" w:eastAsia="zh-CN"/>
+        </w:rPr>
+        <w:t>Arrays.sort(names); // 结果: [Apple, Banana, Cherry]</w:t>
+      </w:r>
+    </w:p>
+    <w:p>
+      <w:pPr>
+        <w:rPr>
+          <w:rFonts w:hint="eastAsia"/>
+          <w:lang w:val="en-US" w:eastAsia="zh-CN"/>
+        </w:rPr>
+      </w:pPr>
+    </w:p>
+    <w:p>
+      <w:pPr>
+        <w:rPr>
+          <w:rFonts w:hint="eastAsia"/>
+          <w:b/>
+          <w:bCs/>
+          <w:lang w:val="en-US" w:eastAsia="zh-CN"/>
+        </w:rPr>
+      </w:pPr>
+      <w:r>
+        <w:rPr>
+          <w:rFonts w:hint="eastAsia"/>
+          <w:b/>
+          <w:bCs/>
+          <w:lang w:val="en-US" w:eastAsia="zh-CN"/>
+        </w:rPr>
+        <w:t>1.3 指定范围排序</w:t>
+      </w:r>
+    </w:p>
+    <w:p>
+      <w:pPr>
+        <w:rPr>
+          <w:rFonts w:hint="eastAsia"/>
+          <w:lang w:val="en-US" w:eastAsia="zh-CN"/>
+        </w:rPr>
+      </w:pPr>
+      <w:r>
+        <w:rPr>
+          <w:rFonts w:hint="eastAsia"/>
+          <w:lang w:val="en-US" w:eastAsia="zh-CN"/>
+        </w:rPr>
+        <w:t>可以只对数组的某一段进行排序（左闭右开区间[fromIndex, toIndex)）。</w:t>
+      </w:r>
+    </w:p>
+    <w:p>
+      <w:pPr>
+        <w:rPr>
+          <w:rFonts w:hint="default"/>
+          <w:lang w:val="en-US" w:eastAsia="zh-CN"/>
+        </w:rPr>
+      </w:pPr>
+      <w:r>
+        <w:rPr>
+          <w:rFonts w:hint="eastAsia"/>
+          <w:lang w:val="en-US" w:eastAsia="zh-CN"/>
+        </w:rPr>
+        <w:t>例：</w:t>
+      </w:r>
+    </w:p>
+    <w:p>
+      <w:pPr>
+        <w:rPr>
+          <w:rFonts w:hint="eastAsia"/>
+          <w:lang w:val="en-US" w:eastAsia="zh-CN"/>
+        </w:rPr>
+      </w:pPr>
+      <w:r>
+        <w:rPr>
+          <w:rFonts w:hint="eastAsia"/>
+          <w:lang w:val="en-US" w:eastAsia="zh-CN"/>
+        </w:rPr>
+        <w:t>Arrays.sort(nums, 0, 3); // 只排序索引为0, 1, 2的元素</w:t>
+      </w:r>
+    </w:p>
+    <w:p>
+      <w:pPr>
+        <w:rPr>
+          <w:rFonts w:hint="eastAsia"/>
+          <w:lang w:val="en-US" w:eastAsia="zh-CN"/>
+        </w:rPr>
+      </w:pPr>
+    </w:p>
+    <w:p>
+      <w:pPr>
+        <w:rPr>
+          <w:rFonts w:hint="eastAsia"/>
+          <w:lang w:val="en-US" w:eastAsia="zh-CN"/>
+        </w:rPr>
+      </w:pPr>
+      <w:r>
+        <w:rPr>
+          <w:rFonts w:hint="eastAsia"/>
+          <w:b/>
+          <w:bCs/>
+          <w:lang w:val="en-US" w:eastAsia="zh-CN"/>
+        </w:rPr>
+        <w:t>2.核心原理：双轴快速排序(Dual-Pivot Quicksort)</w:t>
+      </w:r>
+    </w:p>
+    <w:p>
+      <w:pPr>
+        <w:rPr>
+          <w:rFonts w:hint="eastAsia"/>
+          <w:lang w:val="en-US" w:eastAsia="zh-CN"/>
+        </w:rPr>
+      </w:pPr>
+      <w:r>
+        <w:rPr>
+          <w:rFonts w:hint="eastAsia"/>
+          <w:lang w:val="en-US" w:eastAsia="zh-CN"/>
+        </w:rPr>
+        <w:t>对于基本类型（如int, long, float），Java使用的是Dual-Pivot Quicksort，不稳定。</w:t>
+      </w:r>
+    </w:p>
+    <w:p>
+      <w:pPr>
+        <w:rPr>
+          <w:rFonts w:hint="eastAsia"/>
+          <w:lang w:val="en-US" w:eastAsia="zh-CN"/>
+        </w:rPr>
+      </w:pPr>
+      <w:r>
+        <w:rPr>
+          <w:rFonts w:hint="eastAsia"/>
+          <w:lang w:val="en-US" w:eastAsia="zh-CN"/>
+        </w:rPr>
+        <w:t>传统快排：使用一个基准点（Pivot）将数组分为两部分。</w:t>
+      </w:r>
+    </w:p>
+    <w:p>
+      <w:pPr>
+        <w:rPr>
+          <w:rFonts w:hint="eastAsia"/>
+          <w:lang w:val="en-US" w:eastAsia="zh-CN"/>
+        </w:rPr>
+      </w:pPr>
+      <w:r>
+        <w:rPr>
+          <w:rFonts w:hint="eastAsia"/>
+          <w:lang w:val="en-US" w:eastAsia="zh-CN"/>
+        </w:rPr>
+        <w:t>双轴快排：使用两个基准点将数组分为三部分。</w:t>
+      </w:r>
+    </w:p>
+    <w:p>
+      <w:pPr>
+        <w:rPr>
+          <w:rFonts w:hint="eastAsia"/>
+          <w:lang w:val="en-US" w:eastAsia="zh-CN"/>
+        </w:rPr>
+      </w:pPr>
+      <w:r>
+        <w:rPr>
+          <w:rFonts w:hint="eastAsia"/>
+          <w:lang w:val="en-US" w:eastAsia="zh-CN"/>
+        </w:rPr>
+        <w:t>优势：在大多数真实世界的数据集上，它比传统的单轴快排更快，时间复杂度平均为O(n log n)。</w:t>
+      </w:r>
+    </w:p>
+    <w:tbl>
+      <w:tblPr>
+        <w:tblW w:w="0" w:type="auto"/>
+        <w:tblCellSpacing w:w="15" w:type="dxa"/>
+        <w:tblInd w:w="5" w:type="dxa"/>
+        <w:tblBorders>
+          <w:top w:val="none" w:color="1F1F1F" w:sz="0" w:space="0"/>
+          <w:left w:val="none" w:color="1F1F1F" w:sz="0" w:space="0"/>
+          <w:bottom w:val="none" w:color="1F1F1F" w:sz="0" w:space="0"/>
+          <w:right w:val="none" w:color="1F1F1F" w:sz="0" w:space="0"/>
+          <w:insideH w:val="none" w:color="auto" w:sz="0" w:space="0"/>
+          <w:insideV w:val="none" w:color="auto" w:sz="0" w:space="0"/>
+        </w:tblBorders>
+        <w:shd w:val="clear"/>
+        <w:tblLayout w:type="autofit"/>
+        <w:tblCellMar>
+          <w:top w:w="0" w:type="dxa"/>
+          <w:left w:w="0" w:type="dxa"/>
+          <w:bottom w:w="0" w:type="dxa"/>
+          <w:right w:w="0" w:type="dxa"/>
+        </w:tblCellMar>
+      </w:tblPr>
+      <w:tblGrid>
+        <w:gridCol w:w="1037"/>
+        <w:gridCol w:w="1384"/>
+        <w:gridCol w:w="5950"/>
+      </w:tblGrid>
+      <w:tr>
+        <w:tblPrEx>
+          <w:tblBorders>
+            <w:top w:val="none" w:color="1F1F1F" w:sz="0" w:space="0"/>
+            <w:left w:val="none" w:color="1F1F1F" w:sz="0" w:space="0"/>
+            <w:bottom w:val="none" w:color="1F1F1F" w:sz="0" w:space="0"/>
+            <w:right w:val="none" w:color="1F1F1F" w:sz="0" w:space="0"/>
+            <w:insideH w:val="none" w:color="auto" w:sz="0" w:space="0"/>
+            <w:insideV w:val="none" w:color="auto" w:sz="0" w:space="0"/>
+          </w:tblBorders>
+          <w:shd w:val="clear"/>
+          <w:tblCellMar>
+            <w:top w:w="0" w:type="dxa"/>
+            <w:left w:w="0" w:type="dxa"/>
+            <w:bottom w:w="0" w:type="dxa"/>
+            <w:right w:w="0" w:type="dxa"/>
+          </w:tblCellMar>
+        </w:tblPrEx>
+        <w:trPr>
+          <w:tblHeader/>
+          <w:tblCellSpacing w:w="15" w:type="dxa"/>
+        </w:trPr>
+        <w:tc>
+          <w:tcPr>
+            <w:tcW w:w="0" w:type="auto"/>
+            <w:tcBorders>
+              <w:top w:val="single" w:color="auto" w:sz="2" w:space="0"/>
+              <w:left w:val="single" w:color="auto" w:sz="2" w:space="0"/>
+              <w:bottom w:val="single" w:color="auto" w:sz="2" w:space="0"/>
+              <w:right w:val="single" w:color="auto" w:sz="2" w:space="0"/>
+            </w:tcBorders>
+            <w:shd w:val="clear"/>
+            <w:tcMar>
+              <w:top w:w="120" w:type="dxa"/>
+              <w:bottom w:w="120" w:type="dxa"/>
+              <w:right w:w="90" w:type="dxa"/>
+            </w:tcMar>
+            <w:vAlign w:val="center"/>
+          </w:tcPr>
+          <w:p>
+            <w:pPr>
+              <w:keepNext w:val="0"/>
+              <w:keepLines w:val="0"/>
+              <w:widowControl/>
+              <w:suppressLineNumbers w:val="0"/>
+              <w:bidi w:val="0"/>
+              <w:spacing w:before="0" w:beforeAutospacing="0" w:after="0" w:afterAutospacing="0" w:line="9" w:lineRule="atLeast"/>
+              <w:ind w:left="0" w:right="0"/>
+              <w:jc w:val="left"/>
+              <w:rPr>
+                <w:rFonts w:hint="eastAsia" w:ascii="黑体" w:hAnsi="黑体" w:eastAsia="黑体" w:cs="黑体"/>
+                <w:color w:val="1F1F1F"/>
+              </w:rPr>
+            </w:pPr>
+            <w:r>
+              <w:rPr>
+                <w:rStyle w:val="4"/>
+                <w:rFonts w:hint="eastAsia" w:ascii="黑体" w:hAnsi="黑体" w:eastAsia="黑体" w:cs="黑体"/>
+                <w:color w:val="1F1F1F"/>
+                <w:kern w:val="0"/>
+                <w:sz w:val="24"/>
+                <w:szCs w:val="24"/>
+                <w:bdr w:val="none" w:color="1F1F1F" w:sz="0" w:space="0"/>
+                <w:lang w:val="en-US" w:eastAsia="zh-CN" w:bidi="ar"/>
+              </w:rPr>
+              <w:t>维度</w:t>
+            </w:r>
+          </w:p>
+        </w:tc>
+        <w:tc>
+          <w:tcPr>
+            <w:tcW w:w="1354" w:type="dxa"/>
+            <w:tcBorders>
+              <w:top w:val="single" w:color="auto" w:sz="2" w:space="0"/>
+              <w:left w:val="single" w:color="auto" w:sz="2" w:space="0"/>
+              <w:bottom w:val="single" w:color="auto" w:sz="2" w:space="0"/>
+              <w:right w:val="single" w:color="auto" w:sz="2" w:space="0"/>
+            </w:tcBorders>
+            <w:shd w:val="clear"/>
+            <w:tcMar>
+              <w:top w:w="120" w:type="dxa"/>
+              <w:bottom w:w="120" w:type="dxa"/>
+              <w:right w:w="90" w:type="dxa"/>
+            </w:tcMar>
+            <w:vAlign w:val="center"/>
+          </w:tcPr>
+          <w:p>
+            <w:pPr>
+              <w:keepNext w:val="0"/>
+              <w:keepLines w:val="0"/>
+              <w:widowControl/>
+              <w:suppressLineNumbers w:val="0"/>
+              <w:bidi w:val="0"/>
+              <w:spacing w:before="0" w:beforeAutospacing="0" w:after="0" w:afterAutospacing="0" w:line="9" w:lineRule="atLeast"/>
+              <w:ind w:left="0" w:right="0"/>
+              <w:jc w:val="left"/>
+              <w:rPr>
+                <w:rFonts w:hint="eastAsia" w:ascii="黑体" w:hAnsi="黑体" w:eastAsia="黑体" w:cs="黑体"/>
+                <w:color w:val="1F1F1F"/>
+              </w:rPr>
+            </w:pPr>
+            <w:r>
+              <w:rPr>
+                <w:rStyle w:val="4"/>
+                <w:rFonts w:hint="eastAsia" w:ascii="黑体" w:hAnsi="黑体" w:eastAsia="黑体" w:cs="黑体"/>
+                <w:color w:val="1F1F1F"/>
+                <w:kern w:val="0"/>
+                <w:sz w:val="24"/>
+                <w:szCs w:val="24"/>
+                <w:bdr w:val="none" w:color="1F1F1F" w:sz="0" w:space="0"/>
+                <w:lang w:val="en-US" w:eastAsia="zh-CN" w:bidi="ar"/>
+              </w:rPr>
+              <w:t>复杂度</w:t>
+            </w:r>
+          </w:p>
+        </w:tc>
+        <w:tc>
+          <w:tcPr>
+            <w:tcW w:w="5905" w:type="dxa"/>
+            <w:tcBorders>
+              <w:top w:val="single" w:color="auto" w:sz="2" w:space="0"/>
+              <w:left w:val="single" w:color="auto" w:sz="2" w:space="0"/>
+              <w:bottom w:val="single" w:color="auto" w:sz="2" w:space="0"/>
+              <w:right w:val="single" w:color="auto" w:sz="2" w:space="0"/>
+            </w:tcBorders>
+            <w:shd w:val="clear"/>
+            <w:tcMar>
+              <w:top w:w="120" w:type="dxa"/>
+              <w:bottom w:w="120" w:type="dxa"/>
+            </w:tcMar>
+            <w:vAlign w:val="center"/>
+          </w:tcPr>
+          <w:p>
+            <w:pPr>
+              <w:keepNext w:val="0"/>
+              <w:keepLines w:val="0"/>
+              <w:widowControl/>
+              <w:suppressLineNumbers w:val="0"/>
+              <w:bidi w:val="0"/>
+              <w:spacing w:before="0" w:beforeAutospacing="0" w:after="0" w:afterAutospacing="0" w:line="9" w:lineRule="atLeast"/>
+              <w:ind w:left="0" w:right="0"/>
+              <w:jc w:val="left"/>
+              <w:rPr>
+                <w:rFonts w:hint="eastAsia" w:ascii="黑体" w:hAnsi="黑体" w:eastAsia="黑体" w:cs="黑体"/>
+                <w:color w:val="1F1F1F"/>
+              </w:rPr>
+            </w:pPr>
+            <w:r>
+              <w:rPr>
+                <w:rStyle w:val="4"/>
+                <w:rFonts w:hint="eastAsia" w:ascii="黑体" w:hAnsi="黑体" w:eastAsia="黑体" w:cs="黑体"/>
+                <w:color w:val="1F1F1F"/>
+                <w:kern w:val="0"/>
+                <w:sz w:val="24"/>
+                <w:szCs w:val="24"/>
+                <w:bdr w:val="none" w:color="1F1F1F" w:sz="0" w:space="0"/>
+                <w:lang w:val="en-US" w:eastAsia="zh-CN" w:bidi="ar"/>
+              </w:rPr>
+              <w:t>技术分析</w:t>
+            </w:r>
+          </w:p>
+        </w:tc>
+      </w:tr>
+      <w:tr>
+        <w:tblPrEx>
+          <w:tblBorders>
+            <w:top w:val="none" w:color="1F1F1F" w:sz="0" w:space="0"/>
+            <w:left w:val="none" w:color="1F1F1F" w:sz="0" w:space="0"/>
+            <w:bottom w:val="none" w:color="1F1F1F" w:sz="0" w:space="0"/>
+            <w:right w:val="none" w:color="1F1F1F" w:sz="0" w:space="0"/>
+            <w:insideH w:val="none" w:color="auto" w:sz="0" w:space="0"/>
+            <w:insideV w:val="none" w:color="auto" w:sz="0" w:space="0"/>
+          </w:tblBorders>
+          <w:shd w:val="clear"/>
+          <w:tblCellMar>
+            <w:top w:w="0" w:type="dxa"/>
+            <w:left w:w="0" w:type="dxa"/>
+            <w:bottom w:w="0" w:type="dxa"/>
+            <w:right w:w="0" w:type="dxa"/>
+          </w:tblCellMar>
+        </w:tblPrEx>
+        <w:trPr>
+          <w:tblCellSpacing w:w="15" w:type="dxa"/>
+        </w:trPr>
+        <w:tc>
+          <w:tcPr>
+            <w:tcW w:w="0" w:type="auto"/>
+            <w:tcBorders>
+              <w:top w:val="single" w:color="auto" w:sz="2" w:space="0"/>
+              <w:left w:val="single" w:color="auto" w:sz="2" w:space="0"/>
+              <w:bottom w:val="single" w:color="auto" w:sz="2" w:space="0"/>
+              <w:right w:val="single" w:color="auto" w:sz="2" w:space="0"/>
+            </w:tcBorders>
+            <w:shd w:val="clear"/>
+            <w:tcMar>
+              <w:top w:w="120" w:type="dxa"/>
+              <w:bottom w:w="120" w:type="dxa"/>
+              <w:right w:w="90" w:type="dxa"/>
+            </w:tcMar>
+            <w:vAlign w:val="center"/>
+          </w:tcPr>
+          <w:p>
+            <w:pPr>
+              <w:keepNext w:val="0"/>
+              <w:keepLines w:val="0"/>
+              <w:widowControl/>
+              <w:suppressLineNumbers w:val="0"/>
+              <w:bidi w:val="0"/>
+              <w:spacing w:before="0" w:beforeAutospacing="0" w:after="0" w:afterAutospacing="0" w:line="9" w:lineRule="atLeast"/>
+              <w:ind w:left="0" w:right="0"/>
+              <w:jc w:val="left"/>
+              <w:rPr>
+                <w:rFonts w:hint="eastAsia" w:ascii="黑体" w:hAnsi="黑体" w:eastAsia="黑体" w:cs="黑体"/>
+                <w:color w:val="1F1F1F"/>
+              </w:rPr>
+            </w:pPr>
+            <w:r>
+              <w:rPr>
+                <w:rFonts w:hint="eastAsia" w:ascii="黑体" w:hAnsi="黑体" w:eastAsia="黑体" w:cs="黑体"/>
+                <w:b/>
+                <w:bCs/>
+                <w:color w:val="1F1F1F"/>
+                <w:kern w:val="0"/>
+                <w:sz w:val="24"/>
+                <w:szCs w:val="24"/>
+                <w:bdr w:val="none" w:color="1F1F1F" w:sz="0" w:space="0"/>
+                <w:lang w:val="en-US" w:eastAsia="zh-CN" w:bidi="ar"/>
+              </w:rPr>
+              <w:t>最好时间复杂度</w:t>
+            </w:r>
+          </w:p>
+        </w:tc>
+        <w:tc>
+          <w:tcPr>
+            <w:tcW w:w="1354" w:type="dxa"/>
+            <w:tcBorders>
+              <w:top w:val="single" w:color="auto" w:sz="2" w:space="0"/>
+              <w:left w:val="single" w:color="auto" w:sz="2" w:space="0"/>
+              <w:bottom w:val="single" w:color="auto" w:sz="2" w:space="0"/>
+              <w:right w:val="single" w:color="auto" w:sz="2" w:space="0"/>
+            </w:tcBorders>
+            <w:shd w:val="clear"/>
+            <w:tcMar>
+              <w:top w:w="120" w:type="dxa"/>
+              <w:bottom w:w="120" w:type="dxa"/>
+              <w:right w:w="90" w:type="dxa"/>
+            </w:tcMar>
+            <w:vAlign w:val="center"/>
+          </w:tcPr>
+          <w:p>
+            <w:pPr>
+              <w:keepNext w:val="0"/>
+              <w:keepLines w:val="0"/>
+              <w:widowControl/>
+              <w:suppressLineNumbers w:val="0"/>
+              <w:bidi w:val="0"/>
+              <w:spacing w:before="0" w:beforeAutospacing="0" w:after="0" w:afterAutospacing="0" w:line="9" w:lineRule="atLeast"/>
+              <w:ind w:left="0" w:right="0"/>
+              <w:jc w:val="left"/>
+              <w:rPr>
+                <w:rFonts w:hint="eastAsia" w:ascii="黑体" w:hAnsi="黑体" w:eastAsia="黑体" w:cs="黑体"/>
+                <w:color w:val="1F1F1F"/>
+              </w:rPr>
+            </w:pPr>
+            <w:r>
+              <w:rPr>
+                <w:rFonts w:hint="eastAsia" w:ascii="黑体" w:hAnsi="黑体" w:eastAsia="黑体" w:cs="黑体"/>
+                <w:b/>
+                <w:bCs/>
+                <w:color w:val="1F1F1F"/>
+                <w:kern w:val="0"/>
+                <w:sz w:val="24"/>
+                <w:szCs w:val="24"/>
+                <w:bdr w:val="none" w:color="1F1F1F" w:sz="0" w:space="0"/>
+                <w:lang w:val="en-US" w:eastAsia="zh-CN" w:bidi="ar"/>
+              </w:rPr>
+              <w:t>O(n)</w:t>
+            </w:r>
+          </w:p>
+        </w:tc>
+        <w:tc>
+          <w:tcPr>
+            <w:tcW w:w="5905" w:type="dxa"/>
+            <w:tcBorders>
+              <w:top w:val="single" w:color="auto" w:sz="2" w:space="0"/>
+              <w:left w:val="single" w:color="auto" w:sz="2" w:space="0"/>
+              <w:bottom w:val="single" w:color="auto" w:sz="2" w:space="0"/>
+              <w:right w:val="single" w:color="auto" w:sz="2" w:space="0"/>
+            </w:tcBorders>
+            <w:shd w:val="clear"/>
+            <w:tcMar>
+              <w:top w:w="120" w:type="dxa"/>
+              <w:bottom w:w="120" w:type="dxa"/>
+            </w:tcMar>
+            <w:vAlign w:val="center"/>
+          </w:tcPr>
+          <w:p>
+            <w:pPr>
+              <w:keepNext w:val="0"/>
+              <w:keepLines w:val="0"/>
+              <w:widowControl/>
+              <w:suppressLineNumbers w:val="0"/>
+              <w:bidi w:val="0"/>
+              <w:spacing w:before="0" w:beforeAutospacing="0" w:after="0" w:afterAutospacing="0" w:line="9" w:lineRule="atLeast"/>
+              <w:ind w:left="0" w:right="0"/>
+              <w:jc w:val="left"/>
+              <w:rPr>
+                <w:rFonts w:hint="eastAsia" w:ascii="黑体" w:hAnsi="黑体" w:eastAsia="黑体" w:cs="黑体"/>
+                <w:color w:val="1F1F1F"/>
+              </w:rPr>
+            </w:pPr>
+            <w:r>
+              <w:rPr>
+                <w:rFonts w:hint="eastAsia" w:ascii="黑体" w:hAnsi="黑体" w:eastAsia="黑体" w:cs="黑体"/>
+                <w:color w:val="1F1F1F"/>
+                <w:kern w:val="0"/>
+                <w:sz w:val="24"/>
+                <w:szCs w:val="24"/>
+                <w:bdr w:val="none" w:color="1F1F1F" w:sz="0" w:space="0"/>
+                <w:lang w:val="en-US" w:eastAsia="zh-CN" w:bidi="ar"/>
+              </w:rPr>
+              <w:t>当数组已经有序，或者是由几个有序段组成，或是</w:t>
+            </w:r>
+            <w:r>
+              <w:rPr>
+                <w:rFonts w:hint="eastAsia" w:ascii="黑体" w:hAnsi="黑体" w:eastAsia="黑体" w:cs="黑体"/>
+                <w:b/>
+                <w:bCs/>
+                <w:color w:val="1F1F1F"/>
+                <w:kern w:val="0"/>
+                <w:sz w:val="24"/>
+                <w:szCs w:val="24"/>
+                <w:bdr w:val="none" w:color="1F1F1F" w:sz="0" w:space="0"/>
+                <w:lang w:val="en-US" w:eastAsia="zh-CN" w:bidi="ar"/>
+              </w:rPr>
+              <w:t>元素几乎全部相等</w:t>
+            </w:r>
+            <w:r>
+              <w:rPr>
+                <w:rFonts w:hint="eastAsia" w:ascii="黑体" w:hAnsi="黑体" w:eastAsia="黑体" w:cs="黑体"/>
+                <w:color w:val="1F1F1F"/>
+                <w:kern w:val="0"/>
+                <w:sz w:val="24"/>
+                <w:szCs w:val="24"/>
+                <w:bdr w:val="none" w:color="1F1F1F" w:sz="0" w:space="0"/>
+                <w:lang w:val="en-US" w:eastAsia="zh-CN" w:bidi="ar"/>
+              </w:rPr>
+              <w:t>时，算法能通过预扫描和三向切分识别并跳过大量操作。</w:t>
+            </w:r>
+          </w:p>
+        </w:tc>
+      </w:tr>
+      <w:tr>
+        <w:tblPrEx>
+          <w:tblBorders>
+            <w:top w:val="none" w:color="1F1F1F" w:sz="0" w:space="0"/>
+            <w:left w:val="none" w:color="1F1F1F" w:sz="0" w:space="0"/>
+            <w:bottom w:val="none" w:color="1F1F1F" w:sz="0" w:space="0"/>
+            <w:right w:val="none" w:color="1F1F1F" w:sz="0" w:space="0"/>
+            <w:insideH w:val="none" w:color="auto" w:sz="0" w:space="0"/>
+            <w:insideV w:val="none" w:color="auto" w:sz="0" w:space="0"/>
+          </w:tblBorders>
+          <w:shd w:val="clear"/>
+          <w:tblCellMar>
+            <w:top w:w="0" w:type="dxa"/>
+            <w:left w:w="0" w:type="dxa"/>
+            <w:bottom w:w="0" w:type="dxa"/>
+            <w:right w:w="0" w:type="dxa"/>
+          </w:tblCellMar>
+        </w:tblPrEx>
+        <w:trPr>
+          <w:tblCellSpacing w:w="15" w:type="dxa"/>
+        </w:trPr>
+        <w:tc>
+          <w:tcPr>
+            <w:tcW w:w="0" w:type="auto"/>
+            <w:tcBorders>
+              <w:top w:val="single" w:color="auto" w:sz="2" w:space="0"/>
+              <w:left w:val="single" w:color="auto" w:sz="2" w:space="0"/>
+              <w:bottom w:val="single" w:color="auto" w:sz="2" w:space="0"/>
+              <w:right w:val="single" w:color="auto" w:sz="2" w:space="0"/>
+            </w:tcBorders>
+            <w:shd w:val="clear"/>
+            <w:tcMar>
+              <w:top w:w="120" w:type="dxa"/>
+              <w:bottom w:w="120" w:type="dxa"/>
+              <w:right w:w="90" w:type="dxa"/>
+            </w:tcMar>
+            <w:vAlign w:val="center"/>
+          </w:tcPr>
+          <w:p>
+            <w:pPr>
+              <w:keepNext w:val="0"/>
+              <w:keepLines w:val="0"/>
+              <w:widowControl/>
+              <w:suppressLineNumbers w:val="0"/>
+              <w:bidi w:val="0"/>
+              <w:spacing w:before="0" w:beforeAutospacing="0" w:after="0" w:afterAutospacing="0" w:line="9" w:lineRule="atLeast"/>
+              <w:ind w:left="0" w:right="0"/>
+              <w:jc w:val="left"/>
+              <w:rPr>
+                <w:rFonts w:hint="eastAsia" w:ascii="黑体" w:hAnsi="黑体" w:eastAsia="黑体" w:cs="黑体"/>
+                <w:color w:val="1F1F1F"/>
+              </w:rPr>
+            </w:pPr>
+            <w:r>
+              <w:rPr>
+                <w:rFonts w:hint="eastAsia" w:ascii="黑体" w:hAnsi="黑体" w:eastAsia="黑体" w:cs="黑体"/>
+                <w:b/>
+                <w:bCs/>
+                <w:color w:val="1F1F1F"/>
+                <w:kern w:val="0"/>
+                <w:sz w:val="24"/>
+                <w:szCs w:val="24"/>
+                <w:bdr w:val="none" w:color="1F1F1F" w:sz="0" w:space="0"/>
+                <w:lang w:val="en-US" w:eastAsia="zh-CN" w:bidi="ar"/>
+              </w:rPr>
+              <w:t>平均时间复杂度</w:t>
+            </w:r>
+          </w:p>
+        </w:tc>
+        <w:tc>
+          <w:tcPr>
+            <w:tcW w:w="1354" w:type="dxa"/>
+            <w:tcBorders>
+              <w:top w:val="single" w:color="auto" w:sz="2" w:space="0"/>
+              <w:left w:val="single" w:color="auto" w:sz="2" w:space="0"/>
+              <w:bottom w:val="single" w:color="auto" w:sz="2" w:space="0"/>
+              <w:right w:val="single" w:color="auto" w:sz="2" w:space="0"/>
+            </w:tcBorders>
+            <w:shd w:val="clear"/>
+            <w:tcMar>
+              <w:top w:w="120" w:type="dxa"/>
+              <w:bottom w:w="120" w:type="dxa"/>
+              <w:right w:w="90" w:type="dxa"/>
+            </w:tcMar>
+            <w:vAlign w:val="center"/>
+          </w:tcPr>
+          <w:p>
+            <w:pPr>
+              <w:keepNext w:val="0"/>
+              <w:keepLines w:val="0"/>
+              <w:widowControl/>
+              <w:suppressLineNumbers w:val="0"/>
+              <w:bidi w:val="0"/>
+              <w:spacing w:before="0" w:beforeAutospacing="0" w:after="0" w:afterAutospacing="0" w:line="9" w:lineRule="atLeast"/>
+              <w:ind w:left="0" w:right="0"/>
+              <w:jc w:val="left"/>
+              <w:rPr>
+                <w:rFonts w:hint="eastAsia" w:ascii="黑体" w:hAnsi="黑体" w:eastAsia="黑体" w:cs="黑体"/>
+                <w:color w:val="1F1F1F"/>
+              </w:rPr>
+            </w:pPr>
+            <w:r>
+              <w:rPr>
+                <w:rFonts w:hint="eastAsia" w:ascii="黑体" w:hAnsi="黑体" w:eastAsia="黑体" w:cs="黑体"/>
+                <w:b/>
+                <w:bCs/>
+                <w:color w:val="1F1F1F"/>
+                <w:kern w:val="0"/>
+                <w:sz w:val="24"/>
+                <w:szCs w:val="24"/>
+                <w:bdr w:val="none" w:color="1F1F1F" w:sz="0" w:space="0"/>
+                <w:lang w:val="en-US" w:eastAsia="zh-CN" w:bidi="ar"/>
+              </w:rPr>
+              <w:t>O(n log n)</w:t>
+            </w:r>
+          </w:p>
+        </w:tc>
+        <w:tc>
+          <w:tcPr>
+            <w:tcW w:w="5905" w:type="dxa"/>
+            <w:tcBorders>
+              <w:top w:val="single" w:color="auto" w:sz="2" w:space="0"/>
+              <w:left w:val="single" w:color="auto" w:sz="2" w:space="0"/>
+              <w:bottom w:val="single" w:color="auto" w:sz="2" w:space="0"/>
+              <w:right w:val="single" w:color="auto" w:sz="2" w:space="0"/>
+            </w:tcBorders>
+            <w:shd w:val="clear"/>
+            <w:tcMar>
+              <w:top w:w="120" w:type="dxa"/>
+              <w:bottom w:w="120" w:type="dxa"/>
+            </w:tcMar>
+            <w:vAlign w:val="center"/>
+          </w:tcPr>
+          <w:p>
+            <w:pPr>
+              <w:keepNext w:val="0"/>
+              <w:keepLines w:val="0"/>
+              <w:widowControl/>
+              <w:suppressLineNumbers w:val="0"/>
+              <w:bidi w:val="0"/>
+              <w:spacing w:before="0" w:beforeAutospacing="0" w:after="0" w:afterAutospacing="0" w:line="9" w:lineRule="atLeast"/>
+              <w:ind w:left="0" w:right="0"/>
+              <w:jc w:val="left"/>
+              <w:rPr>
+                <w:rFonts w:hint="eastAsia" w:ascii="黑体" w:hAnsi="黑体" w:eastAsia="黑体" w:cs="黑体"/>
+                <w:color w:val="1F1F1F"/>
+              </w:rPr>
+            </w:pPr>
+            <w:r>
+              <w:rPr>
+                <w:rFonts w:hint="eastAsia" w:ascii="黑体" w:hAnsi="黑体" w:eastAsia="黑体" w:cs="黑体"/>
+                <w:color w:val="1F1F1F"/>
+                <w:kern w:val="0"/>
+                <w:sz w:val="24"/>
+                <w:szCs w:val="24"/>
+                <w:bdr w:val="none" w:color="1F1F1F" w:sz="0" w:space="0"/>
+                <w:lang w:val="en-US" w:eastAsia="zh-CN" w:bidi="ar"/>
+              </w:rPr>
+              <w:t>双轴快排通过两个基准点将数组分为三份，扫描效率高于传统快排。</w:t>
+            </w:r>
+          </w:p>
+        </w:tc>
+      </w:tr>
+      <w:tr>
+        <w:tblPrEx>
+          <w:tblBorders>
+            <w:top w:val="none" w:color="1F1F1F" w:sz="0" w:space="0"/>
+            <w:left w:val="none" w:color="1F1F1F" w:sz="0" w:space="0"/>
+            <w:bottom w:val="none" w:color="1F1F1F" w:sz="0" w:space="0"/>
+            <w:right w:val="none" w:color="1F1F1F" w:sz="0" w:space="0"/>
+            <w:insideH w:val="none" w:color="auto" w:sz="0" w:space="0"/>
+            <w:insideV w:val="none" w:color="auto" w:sz="0" w:space="0"/>
+          </w:tblBorders>
+          <w:shd w:val="clear"/>
+          <w:tblCellMar>
+            <w:top w:w="0" w:type="dxa"/>
+            <w:left w:w="0" w:type="dxa"/>
+            <w:bottom w:w="0" w:type="dxa"/>
+            <w:right w:w="0" w:type="dxa"/>
+          </w:tblCellMar>
+        </w:tblPrEx>
+        <w:trPr>
+          <w:tblCellSpacing w:w="15" w:type="dxa"/>
+        </w:trPr>
+        <w:tc>
+          <w:tcPr>
+            <w:tcW w:w="0" w:type="auto"/>
+            <w:tcBorders>
+              <w:top w:val="single" w:color="auto" w:sz="2" w:space="0"/>
+              <w:left w:val="single" w:color="auto" w:sz="2" w:space="0"/>
+              <w:bottom w:val="single" w:color="auto" w:sz="2" w:space="0"/>
+              <w:right w:val="single" w:color="auto" w:sz="2" w:space="0"/>
+            </w:tcBorders>
+            <w:shd w:val="clear"/>
+            <w:tcMar>
+              <w:top w:w="120" w:type="dxa"/>
+              <w:bottom w:w="120" w:type="dxa"/>
+              <w:right w:w="90" w:type="dxa"/>
+            </w:tcMar>
+            <w:vAlign w:val="center"/>
+          </w:tcPr>
+          <w:p>
+            <w:pPr>
+              <w:keepNext w:val="0"/>
+              <w:keepLines w:val="0"/>
+              <w:widowControl/>
+              <w:suppressLineNumbers w:val="0"/>
+              <w:bidi w:val="0"/>
+              <w:spacing w:before="0" w:beforeAutospacing="0" w:after="0" w:afterAutospacing="0" w:line="9" w:lineRule="atLeast"/>
+              <w:ind w:left="0" w:right="0"/>
+              <w:jc w:val="left"/>
+              <w:rPr>
+                <w:rFonts w:hint="eastAsia" w:ascii="黑体" w:hAnsi="黑体" w:eastAsia="黑体" w:cs="黑体"/>
+                <w:color w:val="1F1F1F"/>
+              </w:rPr>
+            </w:pPr>
+            <w:r>
+              <w:rPr>
+                <w:rFonts w:hint="eastAsia" w:ascii="黑体" w:hAnsi="黑体" w:eastAsia="黑体" w:cs="黑体"/>
+                <w:b/>
+                <w:bCs/>
+                <w:color w:val="1F1F1F"/>
+                <w:kern w:val="0"/>
+                <w:sz w:val="24"/>
+                <w:szCs w:val="24"/>
+                <w:bdr w:val="none" w:color="1F1F1F" w:sz="0" w:space="0"/>
+                <w:lang w:val="en-US" w:eastAsia="zh-CN" w:bidi="ar"/>
+              </w:rPr>
+              <w:t>最坏时间复杂度</w:t>
+            </w:r>
+          </w:p>
+        </w:tc>
+        <w:tc>
+          <w:tcPr>
+            <w:tcW w:w="1354" w:type="dxa"/>
+            <w:tcBorders>
+              <w:top w:val="single" w:color="auto" w:sz="2" w:space="0"/>
+              <w:left w:val="single" w:color="auto" w:sz="2" w:space="0"/>
+              <w:bottom w:val="single" w:color="auto" w:sz="2" w:space="0"/>
+              <w:right w:val="single" w:color="auto" w:sz="2" w:space="0"/>
+            </w:tcBorders>
+            <w:shd w:val="clear"/>
+            <w:tcMar>
+              <w:top w:w="120" w:type="dxa"/>
+              <w:bottom w:w="120" w:type="dxa"/>
+              <w:right w:w="90" w:type="dxa"/>
+            </w:tcMar>
+            <w:vAlign w:val="center"/>
+          </w:tcPr>
+          <w:p>
+            <w:pPr>
+              <w:keepNext w:val="0"/>
+              <w:keepLines w:val="0"/>
+              <w:widowControl/>
+              <w:suppressLineNumbers w:val="0"/>
+              <w:bidi w:val="0"/>
+              <w:spacing w:before="0" w:beforeAutospacing="0" w:after="0" w:afterAutospacing="0" w:line="9" w:lineRule="atLeast"/>
+              <w:ind w:left="0" w:right="0"/>
+              <w:jc w:val="left"/>
+              <w:rPr>
+                <w:rFonts w:hint="eastAsia" w:ascii="黑体" w:hAnsi="黑体" w:eastAsia="黑体" w:cs="黑体"/>
+                <w:color w:val="1F1F1F"/>
+              </w:rPr>
+            </w:pPr>
+            <w:r>
+              <w:rPr>
+                <w:rFonts w:hint="eastAsia" w:ascii="黑体" w:hAnsi="黑体" w:eastAsia="黑体" w:cs="黑体"/>
+                <w:b/>
+                <w:bCs/>
+                <w:color w:val="1F1F1F"/>
+                <w:kern w:val="0"/>
+                <w:sz w:val="24"/>
+                <w:szCs w:val="24"/>
+                <w:bdr w:val="none" w:color="1F1F1F" w:sz="0" w:space="0"/>
+                <w:lang w:val="en-US" w:eastAsia="zh-CN" w:bidi="ar"/>
+              </w:rPr>
+              <w:t>O(n^2)</w:t>
+            </w:r>
+          </w:p>
+        </w:tc>
+        <w:tc>
+          <w:tcPr>
+            <w:tcW w:w="5905" w:type="dxa"/>
+            <w:tcBorders>
+              <w:top w:val="single" w:color="auto" w:sz="2" w:space="0"/>
+              <w:left w:val="single" w:color="auto" w:sz="2" w:space="0"/>
+              <w:bottom w:val="single" w:color="auto" w:sz="2" w:space="0"/>
+              <w:right w:val="single" w:color="auto" w:sz="2" w:space="0"/>
+            </w:tcBorders>
+            <w:shd w:val="clear"/>
+            <w:tcMar>
+              <w:top w:w="120" w:type="dxa"/>
+              <w:bottom w:w="120" w:type="dxa"/>
+            </w:tcMar>
+            <w:vAlign w:val="center"/>
+          </w:tcPr>
+          <w:p>
+            <w:pPr>
+              <w:keepNext w:val="0"/>
+              <w:keepLines w:val="0"/>
+              <w:widowControl/>
+              <w:suppressLineNumbers w:val="0"/>
+              <w:bidi w:val="0"/>
+              <w:spacing w:before="0" w:beforeAutospacing="0" w:after="0" w:afterAutospacing="0" w:line="9" w:lineRule="atLeast"/>
+              <w:ind w:left="0" w:right="0"/>
+              <w:jc w:val="left"/>
+              <w:rPr>
+                <w:rFonts w:hint="eastAsia" w:ascii="黑体" w:hAnsi="黑体" w:eastAsia="黑体" w:cs="黑体"/>
+                <w:color w:val="1F1F1F"/>
+              </w:rPr>
+            </w:pPr>
+            <w:r>
+              <w:rPr>
+                <w:rFonts w:hint="eastAsia" w:ascii="黑体" w:hAnsi="黑体" w:eastAsia="黑体" w:cs="黑体"/>
+                <w:color w:val="1F1F1F"/>
+                <w:kern w:val="0"/>
+                <w:sz w:val="24"/>
+                <w:szCs w:val="24"/>
+                <w:bdr w:val="none" w:color="1F1F1F" w:sz="0" w:space="0"/>
+                <w:lang w:val="en-US" w:eastAsia="zh-CN" w:bidi="ar"/>
+              </w:rPr>
+              <w:t>虽然概率极低，但在某些高度特定构造的极端数据下仍可能退化。</w:t>
+            </w:r>
+          </w:p>
+        </w:tc>
+      </w:tr>
+      <w:tr>
+        <w:tblPrEx>
+          <w:tblBorders>
+            <w:top w:val="none" w:color="1F1F1F" w:sz="0" w:space="0"/>
+            <w:left w:val="none" w:color="1F1F1F" w:sz="0" w:space="0"/>
+            <w:bottom w:val="none" w:color="1F1F1F" w:sz="0" w:space="0"/>
+            <w:right w:val="none" w:color="1F1F1F" w:sz="0" w:space="0"/>
+            <w:insideH w:val="none" w:color="auto" w:sz="0" w:space="0"/>
+            <w:insideV w:val="none" w:color="auto" w:sz="0" w:space="0"/>
+          </w:tblBorders>
+          <w:shd w:val="clear"/>
+          <w:tblCellMar>
+            <w:top w:w="0" w:type="dxa"/>
+            <w:left w:w="0" w:type="dxa"/>
+            <w:bottom w:w="0" w:type="dxa"/>
+            <w:right w:w="0" w:type="dxa"/>
+          </w:tblCellMar>
+        </w:tblPrEx>
+        <w:trPr>
+          <w:tblCellSpacing w:w="15" w:type="dxa"/>
+        </w:trPr>
+        <w:tc>
+          <w:tcPr>
+            <w:tcW w:w="0" w:type="auto"/>
+            <w:tcBorders>
+              <w:top w:val="single" w:color="auto" w:sz="2" w:space="0"/>
+              <w:left w:val="single" w:color="auto" w:sz="2" w:space="0"/>
+              <w:bottom w:val="single" w:color="auto" w:sz="2" w:space="0"/>
+              <w:right w:val="single" w:color="auto" w:sz="2" w:space="0"/>
+            </w:tcBorders>
+            <w:shd w:val="clear"/>
+            <w:tcMar>
+              <w:top w:w="120" w:type="dxa"/>
+              <w:bottom w:w="120" w:type="dxa"/>
+              <w:right w:w="90" w:type="dxa"/>
+            </w:tcMar>
+            <w:vAlign w:val="center"/>
+          </w:tcPr>
+          <w:p>
+            <w:pPr>
+              <w:keepNext w:val="0"/>
+              <w:keepLines w:val="0"/>
+              <w:widowControl/>
+              <w:suppressLineNumbers w:val="0"/>
+              <w:bidi w:val="0"/>
+              <w:spacing w:before="0" w:beforeAutospacing="0" w:after="0" w:afterAutospacing="0" w:line="9" w:lineRule="atLeast"/>
+              <w:ind w:left="0" w:right="0"/>
+              <w:jc w:val="left"/>
+              <w:rPr>
+                <w:rFonts w:hint="eastAsia" w:ascii="黑体" w:hAnsi="黑体" w:eastAsia="黑体" w:cs="黑体"/>
+                <w:color w:val="1F1F1F"/>
+              </w:rPr>
+            </w:pPr>
+            <w:r>
+              <w:rPr>
+                <w:rFonts w:hint="eastAsia" w:ascii="黑体" w:hAnsi="黑体" w:eastAsia="黑体" w:cs="黑体"/>
+                <w:b/>
+                <w:bCs/>
+                <w:color w:val="1F1F1F"/>
+                <w:kern w:val="0"/>
+                <w:sz w:val="24"/>
+                <w:szCs w:val="24"/>
+                <w:bdr w:val="none" w:color="1F1F1F" w:sz="0" w:space="0"/>
+                <w:lang w:val="en-US" w:eastAsia="zh-CN" w:bidi="ar"/>
+              </w:rPr>
+              <w:t>最好空间复杂度</w:t>
+            </w:r>
+          </w:p>
+        </w:tc>
+        <w:tc>
+          <w:tcPr>
+            <w:tcW w:w="1354" w:type="dxa"/>
+            <w:tcBorders>
+              <w:top w:val="single" w:color="auto" w:sz="2" w:space="0"/>
+              <w:left w:val="single" w:color="auto" w:sz="2" w:space="0"/>
+              <w:bottom w:val="single" w:color="auto" w:sz="2" w:space="0"/>
+              <w:right w:val="single" w:color="auto" w:sz="2" w:space="0"/>
+            </w:tcBorders>
+            <w:shd w:val="clear"/>
+            <w:tcMar>
+              <w:top w:w="120" w:type="dxa"/>
+              <w:bottom w:w="120" w:type="dxa"/>
+              <w:right w:w="90" w:type="dxa"/>
+            </w:tcMar>
+            <w:vAlign w:val="center"/>
+          </w:tcPr>
+          <w:p>
+            <w:pPr>
+              <w:keepNext w:val="0"/>
+              <w:keepLines w:val="0"/>
+              <w:widowControl/>
+              <w:suppressLineNumbers w:val="0"/>
+              <w:bidi w:val="0"/>
+              <w:spacing w:before="0" w:beforeAutospacing="0" w:after="0" w:afterAutospacing="0" w:line="9" w:lineRule="atLeast"/>
+              <w:ind w:left="0" w:right="0"/>
+              <w:jc w:val="left"/>
+              <w:rPr>
+                <w:rFonts w:hint="eastAsia" w:ascii="黑体" w:hAnsi="黑体" w:eastAsia="黑体" w:cs="黑体"/>
+                <w:color w:val="1F1F1F"/>
+              </w:rPr>
+            </w:pPr>
+            <w:r>
+              <w:rPr>
+                <w:rFonts w:hint="eastAsia" w:ascii="黑体" w:hAnsi="黑体" w:eastAsia="黑体" w:cs="黑体"/>
+                <w:b/>
+                <w:bCs/>
+                <w:color w:val="1F1F1F"/>
+                <w:kern w:val="0"/>
+                <w:sz w:val="24"/>
+                <w:szCs w:val="24"/>
+                <w:bdr w:val="none" w:color="1F1F1F" w:sz="0" w:space="0"/>
+                <w:lang w:val="en-US" w:eastAsia="zh-CN" w:bidi="ar"/>
+              </w:rPr>
+              <w:t>O(1)</w:t>
+            </w:r>
+          </w:p>
+        </w:tc>
+        <w:tc>
+          <w:tcPr>
+            <w:tcW w:w="5905" w:type="dxa"/>
+            <w:tcBorders>
+              <w:top w:val="single" w:color="auto" w:sz="2" w:space="0"/>
+              <w:left w:val="single" w:color="auto" w:sz="2" w:space="0"/>
+              <w:bottom w:val="single" w:color="auto" w:sz="2" w:space="0"/>
+              <w:right w:val="single" w:color="auto" w:sz="2" w:space="0"/>
+            </w:tcBorders>
+            <w:shd w:val="clear"/>
+            <w:tcMar>
+              <w:top w:w="120" w:type="dxa"/>
+              <w:bottom w:w="120" w:type="dxa"/>
+            </w:tcMar>
+            <w:vAlign w:val="center"/>
+          </w:tcPr>
+          <w:p>
+            <w:pPr>
+              <w:keepNext w:val="0"/>
+              <w:keepLines w:val="0"/>
+              <w:widowControl/>
+              <w:suppressLineNumbers w:val="0"/>
+              <w:bidi w:val="0"/>
+              <w:spacing w:before="0" w:beforeAutospacing="0" w:after="0" w:afterAutospacing="0" w:line="9" w:lineRule="atLeast"/>
+              <w:ind w:left="0" w:right="0"/>
+              <w:jc w:val="left"/>
+              <w:rPr>
+                <w:rFonts w:hint="eastAsia" w:ascii="黑体" w:hAnsi="黑体" w:eastAsia="黑体" w:cs="黑体"/>
+                <w:color w:val="1F1F1F"/>
+              </w:rPr>
+            </w:pPr>
+            <w:r>
+              <w:rPr>
+                <w:rFonts w:hint="eastAsia" w:ascii="黑体" w:hAnsi="黑体" w:eastAsia="黑体" w:cs="黑体"/>
+                <w:color w:val="1F1F1F"/>
+                <w:kern w:val="0"/>
+                <w:sz w:val="24"/>
+                <w:szCs w:val="24"/>
+                <w:bdr w:val="none" w:color="1F1F1F" w:sz="0" w:space="0"/>
+                <w:lang w:val="en-US" w:eastAsia="zh-CN" w:bidi="ar"/>
+              </w:rPr>
+              <w:t>如果数组已经排好序，不需要递归，空间开销极小。</w:t>
+            </w:r>
+          </w:p>
+        </w:tc>
+      </w:tr>
+      <w:tr>
+        <w:tblPrEx>
+          <w:tblBorders>
+            <w:top w:val="none" w:color="1F1F1F" w:sz="0" w:space="0"/>
+            <w:left w:val="none" w:color="1F1F1F" w:sz="0" w:space="0"/>
+            <w:bottom w:val="none" w:color="1F1F1F" w:sz="0" w:space="0"/>
+            <w:right w:val="none" w:color="1F1F1F" w:sz="0" w:space="0"/>
+            <w:insideH w:val="none" w:color="auto" w:sz="0" w:space="0"/>
+            <w:insideV w:val="none" w:color="auto" w:sz="0" w:space="0"/>
+          </w:tblBorders>
+          <w:shd w:val="clear"/>
+          <w:tblCellMar>
+            <w:top w:w="0" w:type="dxa"/>
+            <w:left w:w="0" w:type="dxa"/>
+            <w:bottom w:w="0" w:type="dxa"/>
+            <w:right w:w="0" w:type="dxa"/>
+          </w:tblCellMar>
+        </w:tblPrEx>
+        <w:trPr>
+          <w:tblCellSpacing w:w="15" w:type="dxa"/>
+        </w:trPr>
+        <w:tc>
+          <w:tcPr>
+            <w:tcW w:w="0" w:type="auto"/>
+            <w:tcBorders>
+              <w:top w:val="single" w:color="auto" w:sz="2" w:space="0"/>
+              <w:left w:val="single" w:color="auto" w:sz="2" w:space="0"/>
+              <w:bottom w:val="single" w:color="auto" w:sz="2" w:space="0"/>
+              <w:right w:val="single" w:color="auto" w:sz="2" w:space="0"/>
+            </w:tcBorders>
+            <w:shd w:val="clear"/>
+            <w:tcMar>
+              <w:top w:w="120" w:type="dxa"/>
+              <w:bottom w:w="120" w:type="dxa"/>
+              <w:right w:w="90" w:type="dxa"/>
+            </w:tcMar>
+            <w:vAlign w:val="center"/>
+          </w:tcPr>
+          <w:p>
+            <w:pPr>
+              <w:keepNext w:val="0"/>
+              <w:keepLines w:val="0"/>
+              <w:widowControl/>
+              <w:suppressLineNumbers w:val="0"/>
+              <w:bidi w:val="0"/>
+              <w:spacing w:before="0" w:beforeAutospacing="0" w:after="0" w:afterAutospacing="0" w:line="9" w:lineRule="atLeast"/>
+              <w:ind w:left="0" w:right="0"/>
+              <w:jc w:val="left"/>
+              <w:rPr>
+                <w:rFonts w:hint="eastAsia" w:ascii="黑体" w:hAnsi="黑体" w:eastAsia="黑体" w:cs="黑体"/>
+                <w:color w:val="1F1F1F"/>
+              </w:rPr>
+            </w:pPr>
+            <w:r>
+              <w:rPr>
+                <w:rFonts w:hint="eastAsia" w:ascii="黑体" w:hAnsi="黑体" w:eastAsia="黑体" w:cs="黑体"/>
+                <w:b/>
+                <w:bCs/>
+                <w:color w:val="1F1F1F"/>
+                <w:kern w:val="0"/>
+                <w:sz w:val="24"/>
+                <w:szCs w:val="24"/>
+                <w:bdr w:val="none" w:color="1F1F1F" w:sz="0" w:space="0"/>
+                <w:lang w:val="en-US" w:eastAsia="zh-CN" w:bidi="ar"/>
+              </w:rPr>
+              <w:t>平均空间复杂度</w:t>
+            </w:r>
+          </w:p>
+        </w:tc>
+        <w:tc>
+          <w:tcPr>
+            <w:tcW w:w="1354" w:type="dxa"/>
+            <w:tcBorders>
+              <w:top w:val="single" w:color="auto" w:sz="2" w:space="0"/>
+              <w:left w:val="single" w:color="auto" w:sz="2" w:space="0"/>
+              <w:bottom w:val="single" w:color="auto" w:sz="2" w:space="0"/>
+              <w:right w:val="single" w:color="auto" w:sz="2" w:space="0"/>
+            </w:tcBorders>
+            <w:shd w:val="clear"/>
+            <w:tcMar>
+              <w:top w:w="120" w:type="dxa"/>
+              <w:bottom w:w="120" w:type="dxa"/>
+              <w:right w:w="90" w:type="dxa"/>
+            </w:tcMar>
+            <w:vAlign w:val="center"/>
+          </w:tcPr>
+          <w:p>
+            <w:pPr>
+              <w:keepNext w:val="0"/>
+              <w:keepLines w:val="0"/>
+              <w:widowControl/>
+              <w:suppressLineNumbers w:val="0"/>
+              <w:bidi w:val="0"/>
+              <w:spacing w:before="0" w:beforeAutospacing="0" w:after="0" w:afterAutospacing="0" w:line="9" w:lineRule="atLeast"/>
+              <w:ind w:left="0" w:right="0"/>
+              <w:jc w:val="left"/>
+              <w:rPr>
+                <w:rFonts w:hint="eastAsia" w:ascii="黑体" w:hAnsi="黑体" w:eastAsia="黑体" w:cs="黑体"/>
+                <w:color w:val="1F1F1F"/>
+              </w:rPr>
+            </w:pPr>
+            <w:r>
+              <w:rPr>
+                <w:rFonts w:hint="eastAsia" w:ascii="黑体" w:hAnsi="黑体" w:eastAsia="黑体" w:cs="黑体"/>
+                <w:b/>
+                <w:bCs/>
+                <w:color w:val="1F1F1F"/>
+                <w:kern w:val="0"/>
+                <w:sz w:val="24"/>
+                <w:szCs w:val="24"/>
+                <w:bdr w:val="none" w:color="1F1F1F" w:sz="0" w:space="0"/>
+                <w:lang w:val="en-US" w:eastAsia="zh-CN" w:bidi="ar"/>
+              </w:rPr>
+              <w:t>O(log n)</w:t>
+            </w:r>
+          </w:p>
+        </w:tc>
+        <w:tc>
+          <w:tcPr>
+            <w:tcW w:w="5905" w:type="dxa"/>
+            <w:tcBorders>
+              <w:top w:val="single" w:color="auto" w:sz="2" w:space="0"/>
+              <w:left w:val="single" w:color="auto" w:sz="2" w:space="0"/>
+              <w:bottom w:val="single" w:color="auto" w:sz="2" w:space="0"/>
+              <w:right w:val="single" w:color="auto" w:sz="2" w:space="0"/>
+            </w:tcBorders>
+            <w:shd w:val="clear"/>
+            <w:tcMar>
+              <w:top w:w="120" w:type="dxa"/>
+              <w:bottom w:w="120" w:type="dxa"/>
+            </w:tcMar>
+            <w:vAlign w:val="center"/>
+          </w:tcPr>
+          <w:p>
+            <w:pPr>
+              <w:keepNext w:val="0"/>
+              <w:keepLines w:val="0"/>
+              <w:widowControl/>
+              <w:suppressLineNumbers w:val="0"/>
+              <w:bidi w:val="0"/>
+              <w:spacing w:before="0" w:beforeAutospacing="0" w:after="0" w:afterAutospacing="0" w:line="9" w:lineRule="atLeast"/>
+              <w:ind w:left="0" w:right="0"/>
+              <w:jc w:val="left"/>
+              <w:rPr>
+                <w:rFonts w:hint="eastAsia" w:ascii="黑体" w:hAnsi="黑体" w:eastAsia="黑体" w:cs="黑体"/>
+                <w:color w:val="1F1F1F"/>
+              </w:rPr>
+            </w:pPr>
+            <w:r>
+              <w:rPr>
+                <w:rFonts w:hint="eastAsia" w:ascii="黑体" w:hAnsi="黑体" w:eastAsia="黑体" w:cs="黑体"/>
+                <w:color w:val="1F1F1F"/>
+                <w:kern w:val="0"/>
+                <w:sz w:val="24"/>
+                <w:szCs w:val="24"/>
+                <w:bdr w:val="none" w:color="1F1F1F" w:sz="0" w:space="0"/>
+                <w:lang w:val="en-US" w:eastAsia="zh-CN" w:bidi="ar"/>
+              </w:rPr>
+              <w:t>作为原地排序，主要消耗的是递归调用产生的栈空间。</w:t>
+            </w:r>
+          </w:p>
+        </w:tc>
+      </w:tr>
+      <w:tr>
+        <w:tblPrEx>
+          <w:tblBorders>
+            <w:top w:val="none" w:color="1F1F1F" w:sz="0" w:space="0"/>
+            <w:left w:val="none" w:color="1F1F1F" w:sz="0" w:space="0"/>
+            <w:bottom w:val="none" w:color="1F1F1F" w:sz="0" w:space="0"/>
+            <w:right w:val="none" w:color="1F1F1F" w:sz="0" w:space="0"/>
+            <w:insideH w:val="none" w:color="auto" w:sz="0" w:space="0"/>
+            <w:insideV w:val="none" w:color="auto" w:sz="0" w:space="0"/>
+          </w:tblBorders>
+          <w:shd w:val="clear"/>
+          <w:tblCellMar>
+            <w:top w:w="0" w:type="dxa"/>
+            <w:left w:w="0" w:type="dxa"/>
+            <w:bottom w:w="0" w:type="dxa"/>
+            <w:right w:w="0" w:type="dxa"/>
+          </w:tblCellMar>
+        </w:tblPrEx>
+        <w:trPr>
+          <w:tblCellSpacing w:w="15" w:type="dxa"/>
+        </w:trPr>
+        <w:tc>
+          <w:tcPr>
+            <w:tcW w:w="0" w:type="auto"/>
+            <w:tcBorders>
+              <w:top w:val="single" w:color="auto" w:sz="2" w:space="0"/>
+              <w:left w:val="single" w:color="auto" w:sz="2" w:space="0"/>
+              <w:bottom w:val="single" w:color="auto" w:sz="2" w:space="0"/>
+              <w:right w:val="single" w:color="auto" w:sz="2" w:space="0"/>
+            </w:tcBorders>
+            <w:shd w:val="clear"/>
+            <w:tcMar>
+              <w:top w:w="120" w:type="dxa"/>
+              <w:bottom w:w="120" w:type="dxa"/>
+              <w:right w:w="90" w:type="dxa"/>
+            </w:tcMar>
+            <w:vAlign w:val="center"/>
+          </w:tcPr>
+          <w:p>
+            <w:pPr>
+              <w:keepNext w:val="0"/>
+              <w:keepLines w:val="0"/>
+              <w:widowControl/>
+              <w:suppressLineNumbers w:val="0"/>
+              <w:bidi w:val="0"/>
+              <w:spacing w:before="0" w:beforeAutospacing="0" w:after="0" w:afterAutospacing="0" w:line="9" w:lineRule="atLeast"/>
+              <w:ind w:left="0" w:right="0"/>
+              <w:jc w:val="left"/>
+              <w:rPr>
+                <w:rFonts w:hint="eastAsia" w:ascii="黑体" w:hAnsi="黑体" w:eastAsia="黑体" w:cs="黑体"/>
+                <w:color w:val="1F1F1F"/>
+              </w:rPr>
+            </w:pPr>
+            <w:r>
+              <w:rPr>
+                <w:rFonts w:hint="eastAsia" w:ascii="黑体" w:hAnsi="黑体" w:eastAsia="黑体" w:cs="黑体"/>
+                <w:b/>
+                <w:bCs/>
+                <w:color w:val="1F1F1F"/>
+                <w:kern w:val="0"/>
+                <w:sz w:val="24"/>
+                <w:szCs w:val="24"/>
+                <w:bdr w:val="none" w:color="1F1F1F" w:sz="0" w:space="0"/>
+                <w:lang w:val="en-US" w:eastAsia="zh-CN" w:bidi="ar"/>
+              </w:rPr>
+              <w:t>最坏空间复杂度</w:t>
+            </w:r>
+          </w:p>
+        </w:tc>
+        <w:tc>
+          <w:tcPr>
+            <w:tcW w:w="1354" w:type="dxa"/>
+            <w:tcBorders>
+              <w:top w:val="single" w:color="auto" w:sz="2" w:space="0"/>
+              <w:left w:val="single" w:color="auto" w:sz="2" w:space="0"/>
+              <w:bottom w:val="single" w:color="auto" w:sz="2" w:space="0"/>
+              <w:right w:val="single" w:color="auto" w:sz="2" w:space="0"/>
+            </w:tcBorders>
+            <w:shd w:val="clear"/>
+            <w:tcMar>
+              <w:top w:w="120" w:type="dxa"/>
+              <w:bottom w:w="120" w:type="dxa"/>
+              <w:right w:w="90" w:type="dxa"/>
+            </w:tcMar>
+            <w:vAlign w:val="center"/>
+          </w:tcPr>
+          <w:p>
+            <w:pPr>
+              <w:keepNext w:val="0"/>
+              <w:keepLines w:val="0"/>
+              <w:widowControl/>
+              <w:suppressLineNumbers w:val="0"/>
+              <w:bidi w:val="0"/>
+              <w:spacing w:before="0" w:beforeAutospacing="0" w:after="0" w:afterAutospacing="0" w:line="9" w:lineRule="atLeast"/>
+              <w:ind w:left="0" w:right="0"/>
+              <w:jc w:val="left"/>
+              <w:rPr>
+                <w:rFonts w:hint="eastAsia" w:ascii="黑体" w:hAnsi="黑体" w:eastAsia="黑体" w:cs="黑体"/>
+                <w:color w:val="1F1F1F"/>
+              </w:rPr>
+            </w:pPr>
+            <w:r>
+              <w:rPr>
+                <w:rFonts w:hint="eastAsia" w:ascii="黑体" w:hAnsi="黑体" w:eastAsia="黑体" w:cs="黑体"/>
+                <w:b/>
+                <w:bCs/>
+                <w:color w:val="1F1F1F"/>
+                <w:kern w:val="0"/>
+                <w:sz w:val="24"/>
+                <w:szCs w:val="24"/>
+                <w:bdr w:val="none" w:color="1F1F1F" w:sz="0" w:space="0"/>
+                <w:lang w:val="en-US" w:eastAsia="zh-CN" w:bidi="ar"/>
+              </w:rPr>
+              <w:t>O(n)</w:t>
+            </w:r>
+          </w:p>
+        </w:tc>
+        <w:tc>
+          <w:tcPr>
+            <w:tcW w:w="5905" w:type="dxa"/>
+            <w:tcBorders>
+              <w:top w:val="single" w:color="auto" w:sz="2" w:space="0"/>
+              <w:left w:val="single" w:color="auto" w:sz="2" w:space="0"/>
+              <w:bottom w:val="single" w:color="auto" w:sz="2" w:space="0"/>
+              <w:right w:val="single" w:color="auto" w:sz="2" w:space="0"/>
+            </w:tcBorders>
+            <w:shd w:val="clear"/>
+            <w:tcMar>
+              <w:top w:w="120" w:type="dxa"/>
+              <w:bottom w:w="120" w:type="dxa"/>
+            </w:tcMar>
+            <w:vAlign w:val="center"/>
+          </w:tcPr>
+          <w:p>
+            <w:pPr>
+              <w:keepNext w:val="0"/>
+              <w:keepLines w:val="0"/>
+              <w:widowControl/>
+              <w:suppressLineNumbers w:val="0"/>
+              <w:bidi w:val="0"/>
+              <w:spacing w:before="0" w:beforeAutospacing="0" w:after="0" w:afterAutospacing="0" w:line="9" w:lineRule="atLeast"/>
+              <w:ind w:left="0" w:right="0"/>
+              <w:jc w:val="left"/>
+              <w:rPr>
+                <w:rFonts w:hint="eastAsia" w:ascii="黑体" w:hAnsi="黑体" w:eastAsia="黑体" w:cs="黑体"/>
+                <w:color w:val="1F1F1F"/>
+              </w:rPr>
+            </w:pPr>
+            <w:r>
+              <w:rPr>
+                <w:rFonts w:hint="eastAsia" w:ascii="黑体" w:hAnsi="黑体" w:eastAsia="黑体" w:cs="黑体"/>
+                <w:color w:val="1F1F1F"/>
+                <w:kern w:val="0"/>
+                <w:sz w:val="24"/>
+                <w:szCs w:val="24"/>
+                <w:bdr w:val="none" w:color="1F1F1F" w:sz="0" w:space="0"/>
+                <w:lang w:val="en-US" w:eastAsia="zh-CN" w:bidi="ar"/>
+              </w:rPr>
+              <w:t>在分区极其不平衡（退化）的情况下，递归深度可达n。</w:t>
+            </w:r>
+          </w:p>
+        </w:tc>
+      </w:tr>
+    </w:tbl>
+    <w:p>
+      <w:pPr>
+        <w:rPr>
+          <w:rFonts w:hint="eastAsia"/>
+          <w:lang w:val="en-US" w:eastAsia="zh-CN"/>
+        </w:rPr>
+      </w:pPr>
+    </w:p>
+    <w:p>
+      <w:pPr>
+        <w:rPr>
+          <w:rFonts w:hint="eastAsia"/>
+          <w:lang w:val="en-US" w:eastAsia="zh-CN"/>
+        </w:rPr>
+      </w:pPr>
+    </w:p>
+    <w:p>
+      <w:pPr>
+        <w:rPr>
+          <w:rFonts w:hint="eastAsia"/>
+          <w:lang w:val="en-US" w:eastAsia="zh-CN"/>
+        </w:rPr>
+      </w:pPr>
+      <w:r>
+        <w:rPr>
+          <w:rFonts w:hint="eastAsia"/>
+          <w:b/>
+          <w:bCs/>
+          <w:lang w:val="en-US" w:eastAsia="zh-CN"/>
+        </w:rPr>
+        <w:t>3.对象排序：TimSort</w:t>
+      </w:r>
+    </w:p>
+    <w:p>
+      <w:pPr>
+        <w:rPr>
+          <w:rFonts w:hint="eastAsia"/>
+          <w:lang w:val="en-US" w:eastAsia="zh-CN"/>
+        </w:rPr>
+      </w:pPr>
+      <w:r>
+        <w:rPr>
+          <w:rFonts w:hint="eastAsia"/>
+          <w:lang w:val="en-US" w:eastAsia="zh-CN"/>
+        </w:rPr>
+        <w:t>对于对象类型（如Integer[], String[]），Java使用的是TimSort。</w:t>
+      </w:r>
+    </w:p>
+    <w:p>
+      <w:pPr>
+        <w:rPr>
+          <w:rFonts w:hint="eastAsia"/>
+          <w:lang w:val="en-US" w:eastAsia="zh-CN"/>
+        </w:rPr>
+      </w:pPr>
+      <w:r>
+        <w:rPr>
+          <w:rFonts w:hint="eastAsia"/>
+          <w:lang w:val="en-US" w:eastAsia="zh-CN"/>
+        </w:rPr>
+        <w:t>稳定性：TimSort是一种稳定的排序算法（即相等元素的相对顺序不会改变），这对于对象排序至关重要。</w:t>
+      </w:r>
+    </w:p>
+    <w:p>
+      <w:pPr>
+        <w:rPr>
+          <w:rFonts w:hint="eastAsia"/>
+          <w:lang w:val="en-US" w:eastAsia="zh-CN"/>
+        </w:rPr>
+      </w:pPr>
+      <w:r>
+        <w:rPr>
+          <w:rFonts w:hint="eastAsia"/>
+          <w:lang w:val="en-US" w:eastAsia="zh-CN"/>
+        </w:rPr>
+        <w:t>原理：结合了归并排序（Merge Sort）和插入排序（Insertion Sort）。它会识别数据中已经排好序的片段（Runs），然后进行高效合并。</w:t>
+      </w:r>
+    </w:p>
+    <w:p>
+      <w:pPr>
+        <w:rPr>
+          <w:rFonts w:hint="eastAsia"/>
+          <w:lang w:val="en-US" w:eastAsia="zh-CN"/>
+        </w:rPr>
+      </w:pPr>
+      <w:r>
+        <w:rPr>
+          <w:rFonts w:hint="eastAsia"/>
+          <w:lang w:val="en-US" w:eastAsia="zh-CN"/>
+        </w:rPr>
+        <w:t>性能：最坏情况时间复杂度为O(n log n)，在处理部分有序的数据时表现极佳。</w:t>
+      </w:r>
+    </w:p>
+    <w:tbl>
+      <w:tblPr>
+        <w:tblW w:w="0" w:type="auto"/>
+        <w:tblCellSpacing w:w="15" w:type="dxa"/>
+        <w:tblInd w:w="5" w:type="dxa"/>
+        <w:tblBorders>
+          <w:top w:val="none" w:color="1F1F1F" w:sz="0" w:space="0"/>
+          <w:left w:val="none" w:color="1F1F1F" w:sz="0" w:space="0"/>
+          <w:bottom w:val="none" w:color="1F1F1F" w:sz="0" w:space="0"/>
+          <w:right w:val="none" w:color="1F1F1F" w:sz="0" w:space="0"/>
+          <w:insideH w:val="none" w:color="auto" w:sz="0" w:space="0"/>
+          <w:insideV w:val="none" w:color="auto" w:sz="0" w:space="0"/>
+        </w:tblBorders>
+        <w:shd w:val="clear"/>
+        <w:tblLayout w:type="autofit"/>
+        <w:tblCellMar>
+          <w:top w:w="0" w:type="dxa"/>
+          <w:left w:w="0" w:type="dxa"/>
+          <w:bottom w:w="0" w:type="dxa"/>
+          <w:right w:w="0" w:type="dxa"/>
+        </w:tblCellMar>
+      </w:tblPr>
+      <w:tblGrid>
+        <w:gridCol w:w="1260"/>
+        <w:gridCol w:w="1052"/>
+        <w:gridCol w:w="6059"/>
+      </w:tblGrid>
+      <w:tr>
+        <w:tblPrEx>
+          <w:tblBorders>
+            <w:top w:val="none" w:color="1F1F1F" w:sz="0" w:space="0"/>
+            <w:left w:val="none" w:color="1F1F1F" w:sz="0" w:space="0"/>
+            <w:bottom w:val="none" w:color="1F1F1F" w:sz="0" w:space="0"/>
+            <w:right w:val="none" w:color="1F1F1F" w:sz="0" w:space="0"/>
+            <w:insideH w:val="none" w:color="auto" w:sz="0" w:space="0"/>
+            <w:insideV w:val="none" w:color="auto" w:sz="0" w:space="0"/>
+          </w:tblBorders>
+          <w:shd w:val="clear"/>
+          <w:tblCellMar>
+            <w:top w:w="0" w:type="dxa"/>
+            <w:left w:w="0" w:type="dxa"/>
+            <w:bottom w:w="0" w:type="dxa"/>
+            <w:right w:w="0" w:type="dxa"/>
+          </w:tblCellMar>
+        </w:tblPrEx>
+        <w:trPr>
+          <w:tblHeader/>
+          <w:tblCellSpacing w:w="15" w:type="dxa"/>
+        </w:trPr>
+        <w:tc>
+          <w:tcPr>
+            <w:tcW w:w="0" w:type="auto"/>
+            <w:tcBorders>
+              <w:top w:val="single" w:color="auto" w:sz="2" w:space="0"/>
+              <w:left w:val="single" w:color="auto" w:sz="2" w:space="0"/>
+              <w:bottom w:val="single" w:color="auto" w:sz="2" w:space="0"/>
+              <w:right w:val="single" w:color="auto" w:sz="2" w:space="0"/>
+            </w:tcBorders>
+            <w:shd w:val="clear"/>
+            <w:tcMar>
+              <w:top w:w="120" w:type="dxa"/>
+              <w:bottom w:w="120" w:type="dxa"/>
+              <w:right w:w="90" w:type="dxa"/>
+            </w:tcMar>
+            <w:vAlign w:val="center"/>
+          </w:tcPr>
+          <w:p>
+            <w:pPr>
+              <w:keepNext w:val="0"/>
+              <w:keepLines w:val="0"/>
+              <w:widowControl/>
+              <w:suppressLineNumbers w:val="0"/>
+              <w:bidi w:val="0"/>
+              <w:spacing w:before="0" w:beforeAutospacing="0" w:after="0" w:afterAutospacing="0" w:line="9" w:lineRule="atLeast"/>
+              <w:ind w:left="0" w:right="0"/>
+              <w:jc w:val="left"/>
+              <w:rPr>
+                <w:rFonts w:hint="eastAsia" w:ascii="黑体" w:hAnsi="黑体" w:eastAsia="黑体" w:cs="黑体"/>
+                <w:color w:val="1F1F1F"/>
+              </w:rPr>
+            </w:pPr>
+            <w:r>
+              <w:rPr>
+                <w:rStyle w:val="4"/>
+                <w:rFonts w:hint="eastAsia" w:ascii="黑体" w:hAnsi="黑体" w:eastAsia="黑体" w:cs="黑体"/>
+                <w:color w:val="1F1F1F"/>
+                <w:kern w:val="0"/>
+                <w:sz w:val="24"/>
+                <w:szCs w:val="24"/>
+                <w:bdr w:val="none" w:color="1F1F1F" w:sz="0" w:space="0"/>
+                <w:lang w:val="en-US" w:eastAsia="zh-CN" w:bidi="ar"/>
+              </w:rPr>
+              <w:t>维度</w:t>
+            </w:r>
+          </w:p>
+        </w:tc>
+        <w:tc>
+          <w:tcPr>
+            <w:tcW w:w="0" w:type="auto"/>
+            <w:tcBorders>
+              <w:top w:val="single" w:color="auto" w:sz="2" w:space="0"/>
+              <w:left w:val="single" w:color="auto" w:sz="2" w:space="0"/>
+              <w:bottom w:val="single" w:color="auto" w:sz="2" w:space="0"/>
+              <w:right w:val="single" w:color="auto" w:sz="2" w:space="0"/>
+            </w:tcBorders>
+            <w:shd w:val="clear"/>
+            <w:tcMar>
+              <w:top w:w="120" w:type="dxa"/>
+              <w:bottom w:w="120" w:type="dxa"/>
+              <w:right w:w="90" w:type="dxa"/>
+            </w:tcMar>
+            <w:vAlign w:val="center"/>
+          </w:tcPr>
+          <w:p>
+            <w:pPr>
+              <w:keepNext w:val="0"/>
+              <w:keepLines w:val="0"/>
+              <w:widowControl/>
+              <w:suppressLineNumbers w:val="0"/>
+              <w:bidi w:val="0"/>
+              <w:spacing w:before="0" w:beforeAutospacing="0" w:after="0" w:afterAutospacing="0" w:line="9" w:lineRule="atLeast"/>
+              <w:ind w:left="0" w:right="0"/>
+              <w:jc w:val="left"/>
+              <w:rPr>
+                <w:rFonts w:hint="eastAsia" w:ascii="黑体" w:hAnsi="黑体" w:eastAsia="黑体" w:cs="黑体"/>
+                <w:color w:val="1F1F1F"/>
+              </w:rPr>
+            </w:pPr>
+            <w:r>
+              <w:rPr>
+                <w:rStyle w:val="4"/>
+                <w:rFonts w:hint="eastAsia" w:ascii="黑体" w:hAnsi="黑体" w:eastAsia="黑体" w:cs="黑体"/>
+                <w:color w:val="1F1F1F"/>
+                <w:kern w:val="0"/>
+                <w:sz w:val="24"/>
+                <w:szCs w:val="24"/>
+                <w:bdr w:val="none" w:color="1F1F1F" w:sz="0" w:space="0"/>
+                <w:lang w:val="en-US" w:eastAsia="zh-CN" w:bidi="ar"/>
+              </w:rPr>
+              <w:t>复杂度</w:t>
+            </w:r>
+          </w:p>
+        </w:tc>
+        <w:tc>
+          <w:tcPr>
+            <w:tcW w:w="0" w:type="auto"/>
+            <w:tcBorders>
+              <w:top w:val="single" w:color="auto" w:sz="2" w:space="0"/>
+              <w:left w:val="single" w:color="auto" w:sz="2" w:space="0"/>
+              <w:bottom w:val="single" w:color="auto" w:sz="2" w:space="0"/>
+              <w:right w:val="single" w:color="auto" w:sz="2" w:space="0"/>
+            </w:tcBorders>
+            <w:shd w:val="clear"/>
+            <w:tcMar>
+              <w:top w:w="120" w:type="dxa"/>
+              <w:bottom w:w="120" w:type="dxa"/>
+            </w:tcMar>
+            <w:vAlign w:val="center"/>
+          </w:tcPr>
+          <w:p>
+            <w:pPr>
+              <w:keepNext w:val="0"/>
+              <w:keepLines w:val="0"/>
+              <w:widowControl/>
+              <w:suppressLineNumbers w:val="0"/>
+              <w:bidi w:val="0"/>
+              <w:spacing w:before="0" w:beforeAutospacing="0" w:after="0" w:afterAutospacing="0" w:line="9" w:lineRule="atLeast"/>
+              <w:ind w:left="0" w:right="0"/>
+              <w:jc w:val="left"/>
+              <w:rPr>
+                <w:rFonts w:hint="eastAsia" w:ascii="黑体" w:hAnsi="黑体" w:eastAsia="黑体" w:cs="黑体"/>
+                <w:color w:val="1F1F1F"/>
+              </w:rPr>
+            </w:pPr>
+            <w:r>
+              <w:rPr>
+                <w:rStyle w:val="4"/>
+                <w:rFonts w:hint="eastAsia" w:ascii="黑体" w:hAnsi="黑体" w:eastAsia="黑体" w:cs="黑体"/>
+                <w:color w:val="1F1F1F"/>
+                <w:kern w:val="0"/>
+                <w:sz w:val="24"/>
+                <w:szCs w:val="24"/>
+                <w:bdr w:val="none" w:color="1F1F1F" w:sz="0" w:space="0"/>
+                <w:lang w:val="en-US" w:eastAsia="zh-CN" w:bidi="ar"/>
+              </w:rPr>
+              <w:t>技术分析</w:t>
+            </w:r>
+          </w:p>
+        </w:tc>
+      </w:tr>
+      <w:tr>
+        <w:tblPrEx>
+          <w:tblBorders>
+            <w:top w:val="none" w:color="1F1F1F" w:sz="0" w:space="0"/>
+            <w:left w:val="none" w:color="1F1F1F" w:sz="0" w:space="0"/>
+            <w:bottom w:val="none" w:color="1F1F1F" w:sz="0" w:space="0"/>
+            <w:right w:val="none" w:color="1F1F1F" w:sz="0" w:space="0"/>
+            <w:insideH w:val="none" w:color="auto" w:sz="0" w:space="0"/>
+            <w:insideV w:val="none" w:color="auto" w:sz="0" w:space="0"/>
+          </w:tblBorders>
+          <w:shd w:val="clear"/>
+          <w:tblCellMar>
+            <w:top w:w="0" w:type="dxa"/>
+            <w:left w:w="0" w:type="dxa"/>
+            <w:bottom w:w="0" w:type="dxa"/>
+            <w:right w:w="0" w:type="dxa"/>
+          </w:tblCellMar>
+        </w:tblPrEx>
+        <w:trPr>
+          <w:tblCellSpacing w:w="15" w:type="dxa"/>
+        </w:trPr>
+        <w:tc>
+          <w:tcPr>
+            <w:tcW w:w="0" w:type="auto"/>
+            <w:tcBorders>
+              <w:top w:val="single" w:color="auto" w:sz="2" w:space="0"/>
+              <w:left w:val="single" w:color="auto" w:sz="2" w:space="0"/>
+              <w:bottom w:val="single" w:color="auto" w:sz="2" w:space="0"/>
+              <w:right w:val="single" w:color="auto" w:sz="2" w:space="0"/>
+            </w:tcBorders>
+            <w:shd w:val="clear"/>
+            <w:tcMar>
+              <w:top w:w="120" w:type="dxa"/>
+              <w:bottom w:w="120" w:type="dxa"/>
+              <w:right w:w="90" w:type="dxa"/>
+            </w:tcMar>
+            <w:vAlign w:val="center"/>
+          </w:tcPr>
+          <w:p>
+            <w:pPr>
+              <w:keepNext w:val="0"/>
+              <w:keepLines w:val="0"/>
+              <w:widowControl/>
+              <w:suppressLineNumbers w:val="0"/>
+              <w:bidi w:val="0"/>
+              <w:spacing w:before="0" w:beforeAutospacing="0" w:after="0" w:afterAutospacing="0" w:line="9" w:lineRule="atLeast"/>
+              <w:ind w:left="0" w:right="0"/>
+              <w:jc w:val="left"/>
+              <w:rPr>
+                <w:rFonts w:hint="eastAsia" w:ascii="黑体" w:hAnsi="黑体" w:eastAsia="黑体" w:cs="黑体"/>
+                <w:color w:val="1F1F1F"/>
+              </w:rPr>
+            </w:pPr>
+            <w:r>
+              <w:rPr>
+                <w:rFonts w:hint="eastAsia" w:ascii="黑体" w:hAnsi="黑体" w:eastAsia="黑体" w:cs="黑体"/>
+                <w:b/>
+                <w:bCs/>
+                <w:color w:val="1F1F1F"/>
+                <w:kern w:val="0"/>
+                <w:sz w:val="24"/>
+                <w:szCs w:val="24"/>
+                <w:bdr w:val="none" w:color="1F1F1F" w:sz="0" w:space="0"/>
+                <w:lang w:val="en-US" w:eastAsia="zh-CN" w:bidi="ar"/>
+              </w:rPr>
+              <w:t>最好时间复杂度</w:t>
+            </w:r>
+          </w:p>
+        </w:tc>
+        <w:tc>
+          <w:tcPr>
+            <w:tcW w:w="0" w:type="auto"/>
+            <w:tcBorders>
+              <w:top w:val="single" w:color="auto" w:sz="2" w:space="0"/>
+              <w:left w:val="single" w:color="auto" w:sz="2" w:space="0"/>
+              <w:bottom w:val="single" w:color="auto" w:sz="2" w:space="0"/>
+              <w:right w:val="single" w:color="auto" w:sz="2" w:space="0"/>
+            </w:tcBorders>
+            <w:shd w:val="clear"/>
+            <w:tcMar>
+              <w:top w:w="120" w:type="dxa"/>
+              <w:bottom w:w="120" w:type="dxa"/>
+              <w:right w:w="90" w:type="dxa"/>
+            </w:tcMar>
+            <w:vAlign w:val="center"/>
+          </w:tcPr>
+          <w:p>
+            <w:pPr>
+              <w:keepNext w:val="0"/>
+              <w:keepLines w:val="0"/>
+              <w:widowControl/>
+              <w:suppressLineNumbers w:val="0"/>
+              <w:bidi w:val="0"/>
+              <w:spacing w:before="0" w:beforeAutospacing="0" w:after="0" w:afterAutospacing="0" w:line="9" w:lineRule="atLeast"/>
+              <w:ind w:left="0" w:right="0"/>
+              <w:jc w:val="left"/>
+              <w:rPr>
+                <w:rFonts w:hint="eastAsia" w:ascii="黑体" w:hAnsi="黑体" w:eastAsia="黑体" w:cs="黑体"/>
+                <w:color w:val="1F1F1F"/>
+              </w:rPr>
+            </w:pPr>
+            <w:r>
+              <w:rPr>
+                <w:rFonts w:hint="eastAsia" w:ascii="黑体" w:hAnsi="黑体" w:eastAsia="黑体" w:cs="黑体"/>
+                <w:b/>
+                <w:bCs/>
+                <w:color w:val="1F1F1F"/>
+                <w:kern w:val="0"/>
+                <w:sz w:val="24"/>
+                <w:szCs w:val="24"/>
+                <w:bdr w:val="none" w:color="1F1F1F" w:sz="0" w:space="0"/>
+                <w:lang w:val="en-US" w:eastAsia="zh-CN" w:bidi="ar"/>
+              </w:rPr>
+              <w:t>O(n)</w:t>
+            </w:r>
+          </w:p>
+        </w:tc>
+        <w:tc>
+          <w:tcPr>
+            <w:tcW w:w="0" w:type="auto"/>
+            <w:tcBorders>
+              <w:top w:val="single" w:color="auto" w:sz="2" w:space="0"/>
+              <w:left w:val="single" w:color="auto" w:sz="2" w:space="0"/>
+              <w:bottom w:val="single" w:color="auto" w:sz="2" w:space="0"/>
+              <w:right w:val="single" w:color="auto" w:sz="2" w:space="0"/>
+            </w:tcBorders>
+            <w:shd w:val="clear"/>
+            <w:tcMar>
+              <w:top w:w="120" w:type="dxa"/>
+              <w:bottom w:w="120" w:type="dxa"/>
+            </w:tcMar>
+            <w:vAlign w:val="center"/>
+          </w:tcPr>
+          <w:p>
+            <w:pPr>
+              <w:keepNext w:val="0"/>
+              <w:keepLines w:val="0"/>
+              <w:widowControl/>
+              <w:suppressLineNumbers w:val="0"/>
+              <w:bidi w:val="0"/>
+              <w:spacing w:before="0" w:beforeAutospacing="0" w:after="0" w:afterAutospacing="0" w:line="9" w:lineRule="atLeast"/>
+              <w:ind w:left="0" w:right="0"/>
+              <w:jc w:val="left"/>
+              <w:rPr>
+                <w:rFonts w:hint="eastAsia" w:ascii="黑体" w:hAnsi="黑体" w:eastAsia="黑体" w:cs="黑体"/>
+                <w:color w:val="1F1F1F"/>
+              </w:rPr>
+            </w:pPr>
+            <w:r>
+              <w:rPr>
+                <w:rFonts w:hint="eastAsia" w:ascii="黑体" w:hAnsi="黑体" w:eastAsia="黑体" w:cs="黑体"/>
+                <w:color w:val="1F1F1F"/>
+                <w:kern w:val="0"/>
+                <w:sz w:val="24"/>
+                <w:szCs w:val="24"/>
+                <w:bdr w:val="none" w:color="1F1F1F" w:sz="0" w:space="0"/>
+                <w:lang w:val="en-US" w:eastAsia="zh-CN" w:bidi="ar"/>
+              </w:rPr>
+              <w:t>当数组已经部分有序或全相等时，TimSort只需线性扫描一遍即可确认无需进一步排序。</w:t>
+            </w:r>
+          </w:p>
+        </w:tc>
+      </w:tr>
+      <w:tr>
+        <w:tblPrEx>
+          <w:tblBorders>
+            <w:top w:val="none" w:color="1F1F1F" w:sz="0" w:space="0"/>
+            <w:left w:val="none" w:color="1F1F1F" w:sz="0" w:space="0"/>
+            <w:bottom w:val="none" w:color="1F1F1F" w:sz="0" w:space="0"/>
+            <w:right w:val="none" w:color="1F1F1F" w:sz="0" w:space="0"/>
+            <w:insideH w:val="none" w:color="auto" w:sz="0" w:space="0"/>
+            <w:insideV w:val="none" w:color="auto" w:sz="0" w:space="0"/>
+          </w:tblBorders>
+          <w:shd w:val="clear"/>
+          <w:tblCellMar>
+            <w:top w:w="0" w:type="dxa"/>
+            <w:left w:w="0" w:type="dxa"/>
+            <w:bottom w:w="0" w:type="dxa"/>
+            <w:right w:w="0" w:type="dxa"/>
+          </w:tblCellMar>
+        </w:tblPrEx>
+        <w:trPr>
+          <w:tblCellSpacing w:w="15" w:type="dxa"/>
+        </w:trPr>
+        <w:tc>
+          <w:tcPr>
+            <w:tcW w:w="0" w:type="auto"/>
+            <w:tcBorders>
+              <w:top w:val="single" w:color="auto" w:sz="2" w:space="0"/>
+              <w:left w:val="single" w:color="auto" w:sz="2" w:space="0"/>
+              <w:bottom w:val="single" w:color="auto" w:sz="2" w:space="0"/>
+              <w:right w:val="single" w:color="auto" w:sz="2" w:space="0"/>
+            </w:tcBorders>
+            <w:shd w:val="clear"/>
+            <w:tcMar>
+              <w:top w:w="120" w:type="dxa"/>
+              <w:bottom w:w="120" w:type="dxa"/>
+              <w:right w:w="90" w:type="dxa"/>
+            </w:tcMar>
+            <w:vAlign w:val="center"/>
+          </w:tcPr>
+          <w:p>
+            <w:pPr>
+              <w:keepNext w:val="0"/>
+              <w:keepLines w:val="0"/>
+              <w:widowControl/>
+              <w:suppressLineNumbers w:val="0"/>
+              <w:bidi w:val="0"/>
+              <w:spacing w:before="0" w:beforeAutospacing="0" w:after="0" w:afterAutospacing="0" w:line="9" w:lineRule="atLeast"/>
+              <w:ind w:left="0" w:right="0"/>
+              <w:jc w:val="left"/>
+              <w:rPr>
+                <w:rFonts w:hint="eastAsia" w:ascii="黑体" w:hAnsi="黑体" w:eastAsia="黑体" w:cs="黑体"/>
+                <w:color w:val="1F1F1F"/>
+              </w:rPr>
+            </w:pPr>
+            <w:r>
+              <w:rPr>
+                <w:rFonts w:hint="eastAsia" w:ascii="黑体" w:hAnsi="黑体" w:eastAsia="黑体" w:cs="黑体"/>
+                <w:b/>
+                <w:bCs/>
+                <w:color w:val="1F1F1F"/>
+                <w:kern w:val="0"/>
+                <w:sz w:val="24"/>
+                <w:szCs w:val="24"/>
+                <w:bdr w:val="none" w:color="1F1F1F" w:sz="0" w:space="0"/>
+                <w:lang w:val="en-US" w:eastAsia="zh-CN" w:bidi="ar"/>
+              </w:rPr>
+              <w:t>平均时间复杂度</w:t>
+            </w:r>
+          </w:p>
+        </w:tc>
+        <w:tc>
+          <w:tcPr>
+            <w:tcW w:w="0" w:type="auto"/>
+            <w:tcBorders>
+              <w:top w:val="single" w:color="auto" w:sz="2" w:space="0"/>
+              <w:left w:val="single" w:color="auto" w:sz="2" w:space="0"/>
+              <w:bottom w:val="single" w:color="auto" w:sz="2" w:space="0"/>
+              <w:right w:val="single" w:color="auto" w:sz="2" w:space="0"/>
+            </w:tcBorders>
+            <w:shd w:val="clear"/>
+            <w:tcMar>
+              <w:top w:w="120" w:type="dxa"/>
+              <w:bottom w:w="120" w:type="dxa"/>
+              <w:right w:w="90" w:type="dxa"/>
+            </w:tcMar>
+            <w:vAlign w:val="center"/>
+          </w:tcPr>
+          <w:p>
+            <w:pPr>
+              <w:keepNext w:val="0"/>
+              <w:keepLines w:val="0"/>
+              <w:widowControl/>
+              <w:suppressLineNumbers w:val="0"/>
+              <w:bidi w:val="0"/>
+              <w:spacing w:before="0" w:beforeAutospacing="0" w:after="0" w:afterAutospacing="0" w:line="9" w:lineRule="atLeast"/>
+              <w:ind w:left="0" w:right="0"/>
+              <w:jc w:val="left"/>
+              <w:rPr>
+                <w:rFonts w:hint="eastAsia" w:ascii="黑体" w:hAnsi="黑体" w:eastAsia="黑体" w:cs="黑体"/>
+                <w:color w:val="1F1F1F"/>
+              </w:rPr>
+            </w:pPr>
+            <w:r>
+              <w:rPr>
+                <w:rFonts w:hint="eastAsia" w:ascii="黑体" w:hAnsi="黑体" w:eastAsia="黑体" w:cs="黑体"/>
+                <w:b/>
+                <w:bCs/>
+                <w:color w:val="1F1F1F"/>
+                <w:kern w:val="0"/>
+                <w:sz w:val="24"/>
+                <w:szCs w:val="24"/>
+                <w:bdr w:val="none" w:color="1F1F1F" w:sz="0" w:space="0"/>
+                <w:lang w:val="en-US" w:eastAsia="zh-CN" w:bidi="ar"/>
+              </w:rPr>
+              <w:t>O(n log n)</w:t>
+            </w:r>
+          </w:p>
+        </w:tc>
+        <w:tc>
+          <w:tcPr>
+            <w:tcW w:w="0" w:type="auto"/>
+            <w:tcBorders>
+              <w:top w:val="single" w:color="auto" w:sz="2" w:space="0"/>
+              <w:left w:val="single" w:color="auto" w:sz="2" w:space="0"/>
+              <w:bottom w:val="single" w:color="auto" w:sz="2" w:space="0"/>
+              <w:right w:val="single" w:color="auto" w:sz="2" w:space="0"/>
+            </w:tcBorders>
+            <w:shd w:val="clear"/>
+            <w:tcMar>
+              <w:top w:w="120" w:type="dxa"/>
+              <w:bottom w:w="120" w:type="dxa"/>
+            </w:tcMar>
+            <w:vAlign w:val="center"/>
+          </w:tcPr>
+          <w:p>
+            <w:pPr>
+              <w:keepNext w:val="0"/>
+              <w:keepLines w:val="0"/>
+              <w:widowControl/>
+              <w:suppressLineNumbers w:val="0"/>
+              <w:bidi w:val="0"/>
+              <w:spacing w:before="0" w:beforeAutospacing="0" w:after="0" w:afterAutospacing="0" w:line="9" w:lineRule="atLeast"/>
+              <w:ind w:left="0" w:right="0"/>
+              <w:jc w:val="left"/>
+              <w:rPr>
+                <w:rFonts w:hint="eastAsia" w:ascii="黑体" w:hAnsi="黑体" w:eastAsia="黑体" w:cs="黑体"/>
+                <w:color w:val="1F1F1F"/>
+              </w:rPr>
+            </w:pPr>
+            <w:r>
+              <w:rPr>
+                <w:rFonts w:hint="eastAsia" w:ascii="黑体" w:hAnsi="黑体" w:eastAsia="黑体" w:cs="黑体"/>
+                <w:color w:val="1F1F1F"/>
+                <w:kern w:val="0"/>
+                <w:sz w:val="24"/>
+                <w:szCs w:val="24"/>
+                <w:bdr w:val="none" w:color="1F1F1F" w:sz="0" w:space="0"/>
+                <w:lang w:val="en-US" w:eastAsia="zh-CN" w:bidi="ar"/>
+              </w:rPr>
+              <w:t>结合了插入排序（处理小段）和归并排序（合并大段）的优点。</w:t>
+            </w:r>
+          </w:p>
+        </w:tc>
+      </w:tr>
+      <w:tr>
+        <w:tblPrEx>
+          <w:tblBorders>
+            <w:top w:val="none" w:color="1F1F1F" w:sz="0" w:space="0"/>
+            <w:left w:val="none" w:color="1F1F1F" w:sz="0" w:space="0"/>
+            <w:bottom w:val="none" w:color="1F1F1F" w:sz="0" w:space="0"/>
+            <w:right w:val="none" w:color="1F1F1F" w:sz="0" w:space="0"/>
+            <w:insideH w:val="none" w:color="auto" w:sz="0" w:space="0"/>
+            <w:insideV w:val="none" w:color="auto" w:sz="0" w:space="0"/>
+          </w:tblBorders>
+          <w:shd w:val="clear"/>
+          <w:tblCellMar>
+            <w:top w:w="0" w:type="dxa"/>
+            <w:left w:w="0" w:type="dxa"/>
+            <w:bottom w:w="0" w:type="dxa"/>
+            <w:right w:w="0" w:type="dxa"/>
+          </w:tblCellMar>
+        </w:tblPrEx>
+        <w:trPr>
+          <w:tblCellSpacing w:w="15" w:type="dxa"/>
+        </w:trPr>
+        <w:tc>
+          <w:tcPr>
+            <w:tcW w:w="0" w:type="auto"/>
+            <w:tcBorders>
+              <w:top w:val="single" w:color="auto" w:sz="2" w:space="0"/>
+              <w:left w:val="single" w:color="auto" w:sz="2" w:space="0"/>
+              <w:bottom w:val="single" w:color="auto" w:sz="2" w:space="0"/>
+              <w:right w:val="single" w:color="auto" w:sz="2" w:space="0"/>
+            </w:tcBorders>
+            <w:shd w:val="clear"/>
+            <w:tcMar>
+              <w:top w:w="120" w:type="dxa"/>
+              <w:bottom w:w="120" w:type="dxa"/>
+              <w:right w:w="90" w:type="dxa"/>
+            </w:tcMar>
+            <w:vAlign w:val="center"/>
+          </w:tcPr>
+          <w:p>
+            <w:pPr>
+              <w:keepNext w:val="0"/>
+              <w:keepLines w:val="0"/>
+              <w:widowControl/>
+              <w:suppressLineNumbers w:val="0"/>
+              <w:bidi w:val="0"/>
+              <w:spacing w:before="0" w:beforeAutospacing="0" w:after="0" w:afterAutospacing="0" w:line="9" w:lineRule="atLeast"/>
+              <w:ind w:left="0" w:right="0"/>
+              <w:jc w:val="left"/>
+              <w:rPr>
+                <w:rFonts w:hint="eastAsia" w:ascii="黑体" w:hAnsi="黑体" w:eastAsia="黑体" w:cs="黑体"/>
+                <w:color w:val="1F1F1F"/>
+              </w:rPr>
+            </w:pPr>
+            <w:r>
+              <w:rPr>
+                <w:rFonts w:hint="eastAsia" w:ascii="黑体" w:hAnsi="黑体" w:eastAsia="黑体" w:cs="黑体"/>
+                <w:b/>
+                <w:bCs/>
+                <w:color w:val="1F1F1F"/>
+                <w:kern w:val="0"/>
+                <w:sz w:val="24"/>
+                <w:szCs w:val="24"/>
+                <w:bdr w:val="none" w:color="1F1F1F" w:sz="0" w:space="0"/>
+                <w:lang w:val="en-US" w:eastAsia="zh-CN" w:bidi="ar"/>
+              </w:rPr>
+              <w:t>最坏时间复杂度</w:t>
+            </w:r>
+          </w:p>
+        </w:tc>
+        <w:tc>
+          <w:tcPr>
+            <w:tcW w:w="0" w:type="auto"/>
+            <w:tcBorders>
+              <w:top w:val="single" w:color="auto" w:sz="2" w:space="0"/>
+              <w:left w:val="single" w:color="auto" w:sz="2" w:space="0"/>
+              <w:bottom w:val="single" w:color="auto" w:sz="2" w:space="0"/>
+              <w:right w:val="single" w:color="auto" w:sz="2" w:space="0"/>
+            </w:tcBorders>
+            <w:shd w:val="clear"/>
+            <w:tcMar>
+              <w:top w:w="120" w:type="dxa"/>
+              <w:bottom w:w="120" w:type="dxa"/>
+              <w:right w:w="90" w:type="dxa"/>
+            </w:tcMar>
+            <w:vAlign w:val="center"/>
+          </w:tcPr>
+          <w:p>
+            <w:pPr>
+              <w:keepNext w:val="0"/>
+              <w:keepLines w:val="0"/>
+              <w:widowControl/>
+              <w:suppressLineNumbers w:val="0"/>
+              <w:bidi w:val="0"/>
+              <w:spacing w:before="0" w:beforeAutospacing="0" w:after="0" w:afterAutospacing="0" w:line="9" w:lineRule="atLeast"/>
+              <w:ind w:left="0" w:right="0"/>
+              <w:jc w:val="left"/>
+              <w:rPr>
+                <w:rFonts w:hint="eastAsia" w:ascii="黑体" w:hAnsi="黑体" w:eastAsia="黑体" w:cs="黑体"/>
+                <w:color w:val="1F1F1F"/>
+              </w:rPr>
+            </w:pPr>
+            <w:r>
+              <w:rPr>
+                <w:rFonts w:hint="eastAsia" w:ascii="黑体" w:hAnsi="黑体" w:eastAsia="黑体" w:cs="黑体"/>
+                <w:b/>
+                <w:bCs/>
+                <w:color w:val="1F1F1F"/>
+                <w:kern w:val="0"/>
+                <w:sz w:val="24"/>
+                <w:szCs w:val="24"/>
+                <w:bdr w:val="none" w:color="1F1F1F" w:sz="0" w:space="0"/>
+                <w:lang w:val="en-US" w:eastAsia="zh-CN" w:bidi="ar"/>
+              </w:rPr>
+              <w:t>O(n log n)</w:t>
+            </w:r>
+          </w:p>
+        </w:tc>
+        <w:tc>
+          <w:tcPr>
+            <w:tcW w:w="0" w:type="auto"/>
+            <w:tcBorders>
+              <w:top w:val="single" w:color="auto" w:sz="2" w:space="0"/>
+              <w:left w:val="single" w:color="auto" w:sz="2" w:space="0"/>
+              <w:bottom w:val="single" w:color="auto" w:sz="2" w:space="0"/>
+              <w:right w:val="single" w:color="auto" w:sz="2" w:space="0"/>
+            </w:tcBorders>
+            <w:shd w:val="clear"/>
+            <w:tcMar>
+              <w:top w:w="120" w:type="dxa"/>
+              <w:bottom w:w="120" w:type="dxa"/>
+            </w:tcMar>
+            <w:vAlign w:val="center"/>
+          </w:tcPr>
+          <w:p>
+            <w:pPr>
+              <w:keepNext w:val="0"/>
+              <w:keepLines w:val="0"/>
+              <w:widowControl/>
+              <w:suppressLineNumbers w:val="0"/>
+              <w:bidi w:val="0"/>
+              <w:spacing w:before="0" w:beforeAutospacing="0" w:after="0" w:afterAutospacing="0" w:line="9" w:lineRule="atLeast"/>
+              <w:ind w:left="0" w:right="0"/>
+              <w:jc w:val="left"/>
+              <w:rPr>
+                <w:rFonts w:hint="eastAsia" w:ascii="黑体" w:hAnsi="黑体" w:eastAsia="黑体" w:cs="黑体"/>
+                <w:color w:val="1F1F1F"/>
+              </w:rPr>
+            </w:pPr>
+            <w:r>
+              <w:rPr>
+                <w:rFonts w:hint="eastAsia" w:ascii="黑体" w:hAnsi="黑体" w:eastAsia="黑体" w:cs="黑体"/>
+                <w:color w:val="1F1F1F"/>
+                <w:kern w:val="0"/>
+                <w:sz w:val="24"/>
+                <w:szCs w:val="24"/>
+                <w:bdr w:val="none" w:color="1F1F1F" w:sz="0" w:space="0"/>
+                <w:lang w:val="en-US" w:eastAsia="zh-CN" w:bidi="ar"/>
+              </w:rPr>
+              <w:t>归并排序的本质保证了它在任何分布下都不会退化到 O(n^2)。</w:t>
+            </w:r>
+          </w:p>
+        </w:tc>
+      </w:tr>
+      <w:tr>
+        <w:tblPrEx>
+          <w:tblBorders>
+            <w:top w:val="none" w:color="1F1F1F" w:sz="0" w:space="0"/>
+            <w:left w:val="none" w:color="1F1F1F" w:sz="0" w:space="0"/>
+            <w:bottom w:val="none" w:color="1F1F1F" w:sz="0" w:space="0"/>
+            <w:right w:val="none" w:color="1F1F1F" w:sz="0" w:space="0"/>
+            <w:insideH w:val="none" w:color="auto" w:sz="0" w:space="0"/>
+            <w:insideV w:val="none" w:color="auto" w:sz="0" w:space="0"/>
+          </w:tblBorders>
+          <w:shd w:val="clear"/>
+          <w:tblCellMar>
+            <w:top w:w="0" w:type="dxa"/>
+            <w:left w:w="0" w:type="dxa"/>
+            <w:bottom w:w="0" w:type="dxa"/>
+            <w:right w:w="0" w:type="dxa"/>
+          </w:tblCellMar>
+        </w:tblPrEx>
+        <w:trPr>
+          <w:tblCellSpacing w:w="15" w:type="dxa"/>
+        </w:trPr>
+        <w:tc>
+          <w:tcPr>
+            <w:tcW w:w="0" w:type="auto"/>
+            <w:tcBorders>
+              <w:top w:val="single" w:color="auto" w:sz="2" w:space="0"/>
+              <w:left w:val="single" w:color="auto" w:sz="2" w:space="0"/>
+              <w:bottom w:val="single" w:color="auto" w:sz="2" w:space="0"/>
+              <w:right w:val="single" w:color="auto" w:sz="2" w:space="0"/>
+            </w:tcBorders>
+            <w:shd w:val="clear"/>
+            <w:tcMar>
+              <w:top w:w="120" w:type="dxa"/>
+              <w:bottom w:w="120" w:type="dxa"/>
+              <w:right w:w="90" w:type="dxa"/>
+            </w:tcMar>
+            <w:vAlign w:val="center"/>
+          </w:tcPr>
+          <w:p>
+            <w:pPr>
+              <w:keepNext w:val="0"/>
+              <w:keepLines w:val="0"/>
+              <w:widowControl/>
+              <w:suppressLineNumbers w:val="0"/>
+              <w:bidi w:val="0"/>
+              <w:spacing w:before="0" w:beforeAutospacing="0" w:after="0" w:afterAutospacing="0" w:line="9" w:lineRule="atLeast"/>
+              <w:ind w:left="0" w:right="0"/>
+              <w:jc w:val="left"/>
+              <w:rPr>
+                <w:rFonts w:hint="eastAsia" w:ascii="黑体" w:hAnsi="黑体" w:eastAsia="黑体" w:cs="黑体"/>
+                <w:color w:val="1F1F1F"/>
+              </w:rPr>
+            </w:pPr>
+            <w:r>
+              <w:rPr>
+                <w:rFonts w:hint="eastAsia" w:ascii="黑体" w:hAnsi="黑体" w:eastAsia="黑体" w:cs="黑体"/>
+                <w:b/>
+                <w:bCs/>
+                <w:color w:val="1F1F1F"/>
+                <w:kern w:val="0"/>
+                <w:sz w:val="24"/>
+                <w:szCs w:val="24"/>
+                <w:bdr w:val="none" w:color="1F1F1F" w:sz="0" w:space="0"/>
+                <w:lang w:val="en-US" w:eastAsia="zh-CN" w:bidi="ar"/>
+              </w:rPr>
+              <w:t>最好空间复杂度</w:t>
+            </w:r>
+          </w:p>
+        </w:tc>
+        <w:tc>
+          <w:tcPr>
+            <w:tcW w:w="0" w:type="auto"/>
+            <w:tcBorders>
+              <w:top w:val="single" w:color="auto" w:sz="2" w:space="0"/>
+              <w:left w:val="single" w:color="auto" w:sz="2" w:space="0"/>
+              <w:bottom w:val="single" w:color="auto" w:sz="2" w:space="0"/>
+              <w:right w:val="single" w:color="auto" w:sz="2" w:space="0"/>
+            </w:tcBorders>
+            <w:shd w:val="clear"/>
+            <w:tcMar>
+              <w:top w:w="120" w:type="dxa"/>
+              <w:bottom w:w="120" w:type="dxa"/>
+              <w:right w:w="90" w:type="dxa"/>
+            </w:tcMar>
+            <w:vAlign w:val="center"/>
+          </w:tcPr>
+          <w:p>
+            <w:pPr>
+              <w:keepNext w:val="0"/>
+              <w:keepLines w:val="0"/>
+              <w:widowControl/>
+              <w:suppressLineNumbers w:val="0"/>
+              <w:bidi w:val="0"/>
+              <w:spacing w:before="0" w:beforeAutospacing="0" w:after="0" w:afterAutospacing="0" w:line="9" w:lineRule="atLeast"/>
+              <w:ind w:left="0" w:right="0"/>
+              <w:jc w:val="left"/>
+              <w:rPr>
+                <w:rFonts w:hint="eastAsia" w:ascii="黑体" w:hAnsi="黑体" w:eastAsia="黑体" w:cs="黑体"/>
+                <w:color w:val="1F1F1F"/>
+              </w:rPr>
+            </w:pPr>
+            <w:r>
+              <w:rPr>
+                <w:rFonts w:hint="eastAsia" w:ascii="黑体" w:hAnsi="黑体" w:eastAsia="黑体" w:cs="黑体"/>
+                <w:b/>
+                <w:bCs/>
+                <w:color w:val="1F1F1F"/>
+                <w:kern w:val="0"/>
+                <w:sz w:val="24"/>
+                <w:szCs w:val="24"/>
+                <w:bdr w:val="none" w:color="1F1F1F" w:sz="0" w:space="0"/>
+                <w:lang w:val="en-US" w:eastAsia="zh-CN" w:bidi="ar"/>
+              </w:rPr>
+              <w:t>O(1)</w:t>
+            </w:r>
+          </w:p>
+        </w:tc>
+        <w:tc>
+          <w:tcPr>
+            <w:tcW w:w="0" w:type="auto"/>
+            <w:tcBorders>
+              <w:top w:val="single" w:color="auto" w:sz="2" w:space="0"/>
+              <w:left w:val="single" w:color="auto" w:sz="2" w:space="0"/>
+              <w:bottom w:val="single" w:color="auto" w:sz="2" w:space="0"/>
+              <w:right w:val="single" w:color="auto" w:sz="2" w:space="0"/>
+            </w:tcBorders>
+            <w:shd w:val="clear"/>
+            <w:tcMar>
+              <w:top w:w="120" w:type="dxa"/>
+              <w:bottom w:w="120" w:type="dxa"/>
+            </w:tcMar>
+            <w:vAlign w:val="center"/>
+          </w:tcPr>
+          <w:p>
+            <w:pPr>
+              <w:keepNext w:val="0"/>
+              <w:keepLines w:val="0"/>
+              <w:widowControl/>
+              <w:suppressLineNumbers w:val="0"/>
+              <w:bidi w:val="0"/>
+              <w:spacing w:before="0" w:beforeAutospacing="0" w:after="0" w:afterAutospacing="0" w:line="9" w:lineRule="atLeast"/>
+              <w:ind w:left="0" w:right="0"/>
+              <w:jc w:val="left"/>
+              <w:rPr>
+                <w:rFonts w:hint="eastAsia" w:ascii="黑体" w:hAnsi="黑体" w:eastAsia="黑体" w:cs="黑体"/>
+                <w:color w:val="1F1F1F"/>
+              </w:rPr>
+            </w:pPr>
+            <w:r>
+              <w:rPr>
+                <w:rFonts w:hint="eastAsia" w:ascii="黑体" w:hAnsi="黑体" w:eastAsia="黑体" w:cs="黑体"/>
+                <w:color w:val="1F1F1F"/>
+                <w:kern w:val="0"/>
+                <w:sz w:val="24"/>
+                <w:szCs w:val="24"/>
+                <w:bdr w:val="none" w:color="1F1F1F" w:sz="0" w:space="0"/>
+                <w:lang w:val="en-US" w:eastAsia="zh-CN" w:bidi="ar"/>
+              </w:rPr>
+              <w:t>对于极短或完全有序的数组，几乎不需要额外辅助空间。</w:t>
+            </w:r>
+          </w:p>
+        </w:tc>
+      </w:tr>
+      <w:tr>
+        <w:tblPrEx>
+          <w:tblBorders>
+            <w:top w:val="none" w:color="1F1F1F" w:sz="0" w:space="0"/>
+            <w:left w:val="none" w:color="1F1F1F" w:sz="0" w:space="0"/>
+            <w:bottom w:val="none" w:color="1F1F1F" w:sz="0" w:space="0"/>
+            <w:right w:val="none" w:color="1F1F1F" w:sz="0" w:space="0"/>
+            <w:insideH w:val="none" w:color="auto" w:sz="0" w:space="0"/>
+            <w:insideV w:val="none" w:color="auto" w:sz="0" w:space="0"/>
+          </w:tblBorders>
+          <w:shd w:val="clear"/>
+          <w:tblCellMar>
+            <w:top w:w="0" w:type="dxa"/>
+            <w:left w:w="0" w:type="dxa"/>
+            <w:bottom w:w="0" w:type="dxa"/>
+            <w:right w:w="0" w:type="dxa"/>
+          </w:tblCellMar>
+        </w:tblPrEx>
+        <w:trPr>
+          <w:tblCellSpacing w:w="15" w:type="dxa"/>
+        </w:trPr>
+        <w:tc>
+          <w:tcPr>
+            <w:tcW w:w="0" w:type="auto"/>
+            <w:tcBorders>
+              <w:top w:val="single" w:color="auto" w:sz="2" w:space="0"/>
+              <w:left w:val="single" w:color="auto" w:sz="2" w:space="0"/>
+              <w:bottom w:val="single" w:color="auto" w:sz="2" w:space="0"/>
+              <w:right w:val="single" w:color="auto" w:sz="2" w:space="0"/>
+            </w:tcBorders>
+            <w:shd w:val="clear"/>
+            <w:tcMar>
+              <w:top w:w="120" w:type="dxa"/>
+              <w:bottom w:w="120" w:type="dxa"/>
+              <w:right w:w="90" w:type="dxa"/>
+            </w:tcMar>
+            <w:vAlign w:val="center"/>
+          </w:tcPr>
+          <w:p>
+            <w:pPr>
+              <w:keepNext w:val="0"/>
+              <w:keepLines w:val="0"/>
+              <w:widowControl/>
+              <w:suppressLineNumbers w:val="0"/>
+              <w:bidi w:val="0"/>
+              <w:spacing w:before="0" w:beforeAutospacing="0" w:after="0" w:afterAutospacing="0" w:line="9" w:lineRule="atLeast"/>
+              <w:ind w:left="0" w:right="0"/>
+              <w:jc w:val="left"/>
+              <w:rPr>
+                <w:rFonts w:hint="eastAsia" w:ascii="黑体" w:hAnsi="黑体" w:eastAsia="黑体" w:cs="黑体"/>
+                <w:color w:val="1F1F1F"/>
+              </w:rPr>
+            </w:pPr>
+            <w:r>
+              <w:rPr>
+                <w:rFonts w:hint="eastAsia" w:ascii="黑体" w:hAnsi="黑体" w:eastAsia="黑体" w:cs="黑体"/>
+                <w:b/>
+                <w:bCs/>
+                <w:color w:val="1F1F1F"/>
+                <w:kern w:val="0"/>
+                <w:sz w:val="24"/>
+                <w:szCs w:val="24"/>
+                <w:bdr w:val="none" w:color="1F1F1F" w:sz="0" w:space="0"/>
+                <w:lang w:val="en-US" w:eastAsia="zh-CN" w:bidi="ar"/>
+              </w:rPr>
+              <w:t>平均空间复杂度</w:t>
+            </w:r>
+          </w:p>
+        </w:tc>
+        <w:tc>
+          <w:tcPr>
+            <w:tcW w:w="0" w:type="auto"/>
+            <w:tcBorders>
+              <w:top w:val="single" w:color="auto" w:sz="2" w:space="0"/>
+              <w:left w:val="single" w:color="auto" w:sz="2" w:space="0"/>
+              <w:bottom w:val="single" w:color="auto" w:sz="2" w:space="0"/>
+              <w:right w:val="single" w:color="auto" w:sz="2" w:space="0"/>
+            </w:tcBorders>
+            <w:shd w:val="clear"/>
+            <w:tcMar>
+              <w:top w:w="120" w:type="dxa"/>
+              <w:bottom w:w="120" w:type="dxa"/>
+              <w:right w:w="90" w:type="dxa"/>
+            </w:tcMar>
+            <w:vAlign w:val="center"/>
+          </w:tcPr>
+          <w:p>
+            <w:pPr>
+              <w:keepNext w:val="0"/>
+              <w:keepLines w:val="0"/>
+              <w:widowControl/>
+              <w:suppressLineNumbers w:val="0"/>
+              <w:bidi w:val="0"/>
+              <w:spacing w:before="0" w:beforeAutospacing="0" w:after="0" w:afterAutospacing="0" w:line="9" w:lineRule="atLeast"/>
+              <w:ind w:left="0" w:right="0"/>
+              <w:jc w:val="left"/>
+              <w:rPr>
+                <w:rFonts w:hint="eastAsia" w:ascii="黑体" w:hAnsi="黑体" w:eastAsia="黑体" w:cs="黑体"/>
+                <w:color w:val="1F1F1F"/>
+              </w:rPr>
+            </w:pPr>
+            <w:r>
+              <w:rPr>
+                <w:rFonts w:hint="eastAsia" w:ascii="黑体" w:hAnsi="黑体" w:eastAsia="黑体" w:cs="黑体"/>
+                <w:b/>
+                <w:bCs/>
+                <w:color w:val="1F1F1F"/>
+                <w:kern w:val="0"/>
+                <w:sz w:val="24"/>
+                <w:szCs w:val="24"/>
+                <w:bdr w:val="none" w:color="1F1F1F" w:sz="0" w:space="0"/>
+                <w:lang w:val="en-US" w:eastAsia="zh-CN" w:bidi="ar"/>
+              </w:rPr>
+              <w:t>O(n)</w:t>
+            </w:r>
+          </w:p>
+        </w:tc>
+        <w:tc>
+          <w:tcPr>
+            <w:tcW w:w="0" w:type="auto"/>
+            <w:tcBorders>
+              <w:top w:val="single" w:color="auto" w:sz="2" w:space="0"/>
+              <w:left w:val="single" w:color="auto" w:sz="2" w:space="0"/>
+              <w:bottom w:val="single" w:color="auto" w:sz="2" w:space="0"/>
+              <w:right w:val="single" w:color="auto" w:sz="2" w:space="0"/>
+            </w:tcBorders>
+            <w:shd w:val="clear"/>
+            <w:tcMar>
+              <w:top w:w="120" w:type="dxa"/>
+              <w:bottom w:w="120" w:type="dxa"/>
+            </w:tcMar>
+            <w:vAlign w:val="center"/>
+          </w:tcPr>
+          <w:p>
+            <w:pPr>
+              <w:keepNext w:val="0"/>
+              <w:keepLines w:val="0"/>
+              <w:widowControl/>
+              <w:suppressLineNumbers w:val="0"/>
+              <w:bidi w:val="0"/>
+              <w:spacing w:before="0" w:beforeAutospacing="0" w:after="0" w:afterAutospacing="0" w:line="9" w:lineRule="atLeast"/>
+              <w:ind w:left="0" w:right="0"/>
+              <w:jc w:val="left"/>
+              <w:rPr>
+                <w:rFonts w:hint="eastAsia" w:ascii="黑体" w:hAnsi="黑体" w:eastAsia="黑体" w:cs="黑体"/>
+                <w:color w:val="1F1F1F"/>
+              </w:rPr>
+            </w:pPr>
+            <w:r>
+              <w:rPr>
+                <w:rFonts w:hint="eastAsia" w:ascii="黑体" w:hAnsi="黑体" w:eastAsia="黑体" w:cs="黑体"/>
+                <w:color w:val="1F1F1F"/>
+                <w:kern w:val="0"/>
+                <w:sz w:val="24"/>
+                <w:szCs w:val="24"/>
+                <w:bdr w:val="none" w:color="1F1F1F" w:sz="0" w:space="0"/>
+                <w:lang w:val="en-US" w:eastAsia="zh-CN" w:bidi="ar"/>
+              </w:rPr>
+              <w:t>为了进行归并操作，需要一个临时缓冲区，通常最大为 n/2。</w:t>
+            </w:r>
+          </w:p>
+        </w:tc>
+      </w:tr>
+      <w:tr>
+        <w:tblPrEx>
+          <w:tblBorders>
+            <w:top w:val="none" w:color="1F1F1F" w:sz="0" w:space="0"/>
+            <w:left w:val="none" w:color="1F1F1F" w:sz="0" w:space="0"/>
+            <w:bottom w:val="none" w:color="1F1F1F" w:sz="0" w:space="0"/>
+            <w:right w:val="none" w:color="1F1F1F" w:sz="0" w:space="0"/>
+            <w:insideH w:val="none" w:color="auto" w:sz="0" w:space="0"/>
+            <w:insideV w:val="none" w:color="auto" w:sz="0" w:space="0"/>
+          </w:tblBorders>
+          <w:shd w:val="clear"/>
+          <w:tblCellMar>
+            <w:top w:w="0" w:type="dxa"/>
+            <w:left w:w="0" w:type="dxa"/>
+            <w:bottom w:w="0" w:type="dxa"/>
+            <w:right w:w="0" w:type="dxa"/>
+          </w:tblCellMar>
+        </w:tblPrEx>
+        <w:trPr>
+          <w:tblCellSpacing w:w="15" w:type="dxa"/>
+        </w:trPr>
+        <w:tc>
+          <w:tcPr>
+            <w:tcW w:w="0" w:type="auto"/>
+            <w:tcBorders>
+              <w:top w:val="single" w:color="auto" w:sz="2" w:space="0"/>
+              <w:left w:val="single" w:color="auto" w:sz="2" w:space="0"/>
+              <w:bottom w:val="single" w:color="auto" w:sz="2" w:space="0"/>
+              <w:right w:val="single" w:color="auto" w:sz="2" w:space="0"/>
+            </w:tcBorders>
+            <w:shd w:val="clear"/>
+            <w:tcMar>
+              <w:top w:w="120" w:type="dxa"/>
+              <w:bottom w:w="120" w:type="dxa"/>
+              <w:right w:w="90" w:type="dxa"/>
+            </w:tcMar>
+            <w:vAlign w:val="center"/>
+          </w:tcPr>
+          <w:p>
+            <w:pPr>
+              <w:keepNext w:val="0"/>
+              <w:keepLines w:val="0"/>
+              <w:widowControl/>
+              <w:suppressLineNumbers w:val="0"/>
+              <w:bidi w:val="0"/>
+              <w:spacing w:before="0" w:beforeAutospacing="0" w:after="0" w:afterAutospacing="0" w:line="9" w:lineRule="atLeast"/>
+              <w:ind w:left="0" w:right="0"/>
+              <w:jc w:val="left"/>
+              <w:rPr>
+                <w:rFonts w:hint="eastAsia" w:ascii="黑体" w:hAnsi="黑体" w:eastAsia="黑体" w:cs="黑体"/>
+                <w:color w:val="1F1F1F"/>
+              </w:rPr>
+            </w:pPr>
+            <w:r>
+              <w:rPr>
+                <w:rFonts w:hint="eastAsia" w:ascii="黑体" w:hAnsi="黑体" w:eastAsia="黑体" w:cs="黑体"/>
+                <w:b/>
+                <w:bCs/>
+                <w:color w:val="1F1F1F"/>
+                <w:kern w:val="0"/>
+                <w:sz w:val="24"/>
+                <w:szCs w:val="24"/>
+                <w:bdr w:val="none" w:color="1F1F1F" w:sz="0" w:space="0"/>
+                <w:lang w:val="en-US" w:eastAsia="zh-CN" w:bidi="ar"/>
+              </w:rPr>
+              <w:t>最坏空间复杂度</w:t>
+            </w:r>
+          </w:p>
+        </w:tc>
+        <w:tc>
+          <w:tcPr>
+            <w:tcW w:w="0" w:type="auto"/>
+            <w:tcBorders>
+              <w:top w:val="single" w:color="auto" w:sz="2" w:space="0"/>
+              <w:left w:val="single" w:color="auto" w:sz="2" w:space="0"/>
+              <w:bottom w:val="single" w:color="auto" w:sz="2" w:space="0"/>
+              <w:right w:val="single" w:color="auto" w:sz="2" w:space="0"/>
+            </w:tcBorders>
+            <w:shd w:val="clear"/>
+            <w:tcMar>
+              <w:top w:w="120" w:type="dxa"/>
+              <w:bottom w:w="120" w:type="dxa"/>
+              <w:right w:w="90" w:type="dxa"/>
+            </w:tcMar>
+            <w:vAlign w:val="center"/>
+          </w:tcPr>
+          <w:p>
+            <w:pPr>
+              <w:keepNext w:val="0"/>
+              <w:keepLines w:val="0"/>
+              <w:widowControl/>
+              <w:suppressLineNumbers w:val="0"/>
+              <w:bidi w:val="0"/>
+              <w:spacing w:before="0" w:beforeAutospacing="0" w:after="0" w:afterAutospacing="0" w:line="9" w:lineRule="atLeast"/>
+              <w:ind w:left="0" w:right="0"/>
+              <w:jc w:val="left"/>
+              <w:rPr>
+                <w:rFonts w:hint="eastAsia" w:ascii="黑体" w:hAnsi="黑体" w:eastAsia="黑体" w:cs="黑体"/>
+                <w:color w:val="1F1F1F"/>
+              </w:rPr>
+            </w:pPr>
+            <w:r>
+              <w:rPr>
+                <w:rFonts w:hint="eastAsia" w:ascii="黑体" w:hAnsi="黑体" w:eastAsia="黑体" w:cs="黑体"/>
+                <w:b/>
+                <w:bCs/>
+                <w:color w:val="1F1F1F"/>
+                <w:kern w:val="0"/>
+                <w:sz w:val="24"/>
+                <w:szCs w:val="24"/>
+                <w:bdr w:val="none" w:color="1F1F1F" w:sz="0" w:space="0"/>
+                <w:lang w:val="en-US" w:eastAsia="zh-CN" w:bidi="ar"/>
+              </w:rPr>
+              <w:t>O(n)</w:t>
+            </w:r>
+          </w:p>
+        </w:tc>
+        <w:tc>
+          <w:tcPr>
+            <w:tcW w:w="0" w:type="auto"/>
+            <w:tcBorders>
+              <w:top w:val="single" w:color="auto" w:sz="2" w:space="0"/>
+              <w:left w:val="single" w:color="auto" w:sz="2" w:space="0"/>
+              <w:bottom w:val="single" w:color="auto" w:sz="2" w:space="0"/>
+              <w:right w:val="single" w:color="auto" w:sz="2" w:space="0"/>
+            </w:tcBorders>
+            <w:shd w:val="clear"/>
+            <w:tcMar>
+              <w:top w:w="120" w:type="dxa"/>
+              <w:bottom w:w="120" w:type="dxa"/>
+            </w:tcMar>
+            <w:vAlign w:val="center"/>
+          </w:tcPr>
+          <w:p>
+            <w:pPr>
+              <w:keepNext w:val="0"/>
+              <w:keepLines w:val="0"/>
+              <w:widowControl/>
+              <w:suppressLineNumbers w:val="0"/>
+              <w:bidi w:val="0"/>
+              <w:spacing w:before="0" w:beforeAutospacing="0" w:after="0" w:afterAutospacing="0" w:line="9" w:lineRule="atLeast"/>
+              <w:ind w:left="0" w:right="0"/>
+              <w:jc w:val="left"/>
+              <w:rPr>
+                <w:rFonts w:hint="eastAsia" w:ascii="黑体" w:hAnsi="黑体" w:eastAsia="黑体" w:cs="黑体"/>
+                <w:color w:val="1F1F1F"/>
+              </w:rPr>
+            </w:pPr>
+            <w:r>
+              <w:rPr>
+                <w:rFonts w:hint="eastAsia" w:ascii="黑体" w:hAnsi="黑体" w:eastAsia="黑体" w:cs="黑体"/>
+                <w:color w:val="1F1F1F"/>
+                <w:kern w:val="0"/>
+                <w:sz w:val="24"/>
+                <w:szCs w:val="24"/>
+                <w:bdr w:val="none" w:color="1F1F1F" w:sz="0" w:space="0"/>
+                <w:lang w:val="en-US" w:eastAsia="zh-CN" w:bidi="ar"/>
+              </w:rPr>
+              <w:t>处理大规模随机序列时，必须分配显著的辅助内存。</w:t>
+            </w:r>
+          </w:p>
+        </w:tc>
+      </w:tr>
+    </w:tbl>
+    <w:p>
+      <w:pPr>
+        <w:rPr>
+          <w:rFonts w:hint="eastAsia"/>
+          <w:lang w:val="en-US" w:eastAsia="zh-CN"/>
+        </w:rPr>
+      </w:pPr>
+    </w:p>
+    <w:p>
+      <w:pPr>
+        <w:rPr>
+          <w:rFonts w:hint="eastAsia"/>
+          <w:lang w:val="en-US" w:eastAsia="zh-CN"/>
+        </w:rPr>
+      </w:pPr>
+    </w:p>
+    <w:p>
+      <w:pPr>
+        <w:rPr>
+          <w:rFonts w:hint="eastAsia"/>
+          <w:lang w:val="en-US" w:eastAsia="zh-CN"/>
+        </w:rPr>
+      </w:pPr>
+      <w:r>
+        <w:rPr>
+          <w:rFonts w:hint="eastAsia"/>
+          <w:b/>
+          <w:bCs/>
+          <w:lang w:val="en-US" w:eastAsia="zh-CN"/>
+        </w:rPr>
+        <w:t>4.自定义排序(Comparator)</w:t>
+      </w:r>
+    </w:p>
+    <w:p>
+      <w:pPr>
+        <w:rPr>
+          <w:rFonts w:hint="eastAsia"/>
+          <w:lang w:val="en-US" w:eastAsia="zh-CN"/>
+        </w:rPr>
+      </w:pPr>
+      <w:r>
+        <w:rPr>
+          <w:rFonts w:hint="eastAsia"/>
+          <w:lang w:val="en-US" w:eastAsia="zh-CN"/>
+        </w:rPr>
+        <w:t>如果你想改变排序规则（例如降序或按对象的某个属性排序），可以使用Comparator：</w:t>
+      </w:r>
+    </w:p>
+    <w:p>
+      <w:pPr>
+        <w:rPr>
+          <w:rFonts w:hint="default"/>
+          <w:lang w:val="en-US" w:eastAsia="zh-CN"/>
+        </w:rPr>
+      </w:pPr>
+      <w:r>
+        <w:rPr>
+          <w:rFonts w:hint="eastAsia"/>
+          <w:lang w:val="en-US" w:eastAsia="zh-CN"/>
+        </w:rPr>
+        <w:t>例：</w:t>
+      </w:r>
+    </w:p>
+    <w:p>
+      <w:pPr>
+        <w:rPr>
+          <w:rFonts w:hint="eastAsia"/>
+          <w:lang w:val="en-US" w:eastAsia="zh-CN"/>
+        </w:rPr>
+      </w:pPr>
+      <w:r>
+        <w:rPr>
+          <w:rFonts w:hint="eastAsia"/>
+          <w:lang w:val="en-US" w:eastAsia="zh-CN"/>
+        </w:rPr>
+        <w:t>Integer[] nums = {5, 2, 8, 1};</w:t>
+      </w:r>
+    </w:p>
+    <w:p>
+      <w:pPr>
+        <w:rPr>
+          <w:rFonts w:hint="eastAsia"/>
+          <w:lang w:val="en-US" w:eastAsia="zh-CN"/>
+        </w:rPr>
+      </w:pPr>
+      <w:r>
+        <w:rPr>
+          <w:rFonts w:hint="eastAsia"/>
+          <w:lang w:val="en-US" w:eastAsia="zh-CN"/>
+        </w:rPr>
+        <w:t>// 使用 Lambda 表达式实现降序</w:t>
+      </w:r>
+    </w:p>
+    <w:p>
+      <w:pPr>
+        <w:rPr>
+          <w:rFonts w:hint="eastAsia"/>
+          <w:lang w:val="en-US" w:eastAsia="zh-CN"/>
+        </w:rPr>
+      </w:pPr>
+      <w:r>
+        <w:rPr>
+          <w:rFonts w:hint="eastAsia"/>
+          <w:lang w:val="en-US" w:eastAsia="zh-CN"/>
+        </w:rPr>
+        <w:t>Arrays.sort(nums, (a, b) -&gt; b - a);</w:t>
+      </w:r>
+    </w:p>
+    <w:p>
+      <w:pPr>
+        <w:rPr>
+          <w:rFonts w:hint="eastAsia"/>
+          <w:lang w:val="en-US" w:eastAsia="zh-CN"/>
+        </w:rPr>
+      </w:pPr>
+      <w:r>
+        <w:rPr>
+          <w:rFonts w:hint="eastAsia"/>
+          <w:lang w:val="en-US" w:eastAsia="zh-CN"/>
+        </w:rPr>
+        <w:t xml:space="preserve"> </w:t>
+      </w:r>
+    </w:p>
+    <w:p>
+      <w:pPr>
+        <w:rPr>
+          <w:rFonts w:hint="eastAsia"/>
+          <w:lang w:val="en-US" w:eastAsia="zh-CN"/>
+        </w:rPr>
+      </w:pPr>
+      <w:r>
+        <w:rPr>
+          <w:rFonts w:hint="eastAsia"/>
+          <w:lang w:val="en-US" w:eastAsia="zh-CN"/>
+        </w:rPr>
+        <w:t>注意：自定义Comparator只能用于对象数组（Integer[]），不能用于基本类型数组（int[]）。</w:t>
+      </w:r>
+    </w:p>
+    <w:p>
+      <w:pPr>
+        <w:rPr>
+          <w:rFonts w:hint="eastAsia"/>
+          <w:lang w:val="en-US" w:eastAsia="zh-CN"/>
+        </w:rPr>
+      </w:pPr>
+    </w:p>
+    <w:p>
+      <w:pPr>
+        <w:rPr>
+          <w:rFonts w:hint="eastAsia"/>
+          <w:lang w:val="en-US" w:eastAsia="zh-CN"/>
+        </w:rPr>
+      </w:pPr>
+      <w:r>
+        <w:rPr>
+          <w:rFonts w:hint="eastAsia"/>
+          <w:b/>
+          <w:bCs/>
+          <w:lang w:val="en-US" w:eastAsia="zh-CN"/>
+        </w:rPr>
+        <w:t>5.并行排序(Arrays.parallelSort)</w:t>
+      </w:r>
+    </w:p>
+    <w:p>
+      <w:pPr>
+        <w:rPr>
+          <w:rFonts w:hint="eastAsia"/>
+          <w:lang w:val="en-US" w:eastAsia="zh-CN"/>
+        </w:rPr>
+      </w:pPr>
+      <w:r>
+        <w:rPr>
+          <w:rFonts w:hint="eastAsia"/>
+          <w:lang w:val="en-US" w:eastAsia="zh-CN"/>
+        </w:rPr>
+        <w:t>parallelSort在数组长度超过阈值时启用多线程，基于Fork/Join框架。</w:t>
+      </w:r>
+    </w:p>
+    <w:tbl>
+      <w:tblPr>
+        <w:tblW w:w="0" w:type="auto"/>
+        <w:tblCellSpacing w:w="15" w:type="dxa"/>
+        <w:tblInd w:w="5" w:type="dxa"/>
+        <w:tblBorders>
+          <w:top w:val="none" w:color="1F1F1F" w:sz="0" w:space="0"/>
+          <w:left w:val="none" w:color="1F1F1F" w:sz="0" w:space="0"/>
+          <w:bottom w:val="none" w:color="1F1F1F" w:sz="0" w:space="0"/>
+          <w:right w:val="none" w:color="1F1F1F" w:sz="0" w:space="0"/>
+          <w:insideH w:val="none" w:color="auto" w:sz="0" w:space="0"/>
+          <w:insideV w:val="none" w:color="auto" w:sz="0" w:space="0"/>
+        </w:tblBorders>
+        <w:shd w:val="clear"/>
+        <w:tblLayout w:type="autofit"/>
+        <w:tblCellMar>
+          <w:top w:w="0" w:type="dxa"/>
+          <w:left w:w="0" w:type="dxa"/>
+          <w:bottom w:w="0" w:type="dxa"/>
+          <w:right w:w="0" w:type="dxa"/>
+        </w:tblCellMar>
+      </w:tblPr>
+      <w:tblGrid>
+        <w:gridCol w:w="1354"/>
+        <w:gridCol w:w="1260"/>
+        <w:gridCol w:w="5757"/>
+      </w:tblGrid>
+      <w:tr>
+        <w:tblPrEx>
+          <w:tblBorders>
+            <w:top w:val="none" w:color="1F1F1F" w:sz="0" w:space="0"/>
+            <w:left w:val="none" w:color="1F1F1F" w:sz="0" w:space="0"/>
+            <w:bottom w:val="none" w:color="1F1F1F" w:sz="0" w:space="0"/>
+            <w:right w:val="none" w:color="1F1F1F" w:sz="0" w:space="0"/>
+            <w:insideH w:val="none" w:color="auto" w:sz="0" w:space="0"/>
+            <w:insideV w:val="none" w:color="auto" w:sz="0" w:space="0"/>
+          </w:tblBorders>
+          <w:shd w:val="clear"/>
+          <w:tblCellMar>
+            <w:top w:w="0" w:type="dxa"/>
+            <w:left w:w="0" w:type="dxa"/>
+            <w:bottom w:w="0" w:type="dxa"/>
+            <w:right w:w="0" w:type="dxa"/>
+          </w:tblCellMar>
+        </w:tblPrEx>
+        <w:trPr>
+          <w:tblHeader/>
+          <w:tblCellSpacing w:w="15" w:type="dxa"/>
+        </w:trPr>
+        <w:tc>
+          <w:tcPr>
+            <w:tcW w:w="0" w:type="auto"/>
+            <w:tcBorders>
+              <w:top w:val="single" w:color="auto" w:sz="2" w:space="0"/>
+              <w:left w:val="single" w:color="auto" w:sz="2" w:space="0"/>
+              <w:bottom w:val="single" w:color="auto" w:sz="2" w:space="0"/>
+              <w:right w:val="single" w:color="auto" w:sz="2" w:space="0"/>
+            </w:tcBorders>
+            <w:shd w:val="clear"/>
+            <w:tcMar>
+              <w:top w:w="120" w:type="dxa"/>
+              <w:bottom w:w="120" w:type="dxa"/>
+              <w:right w:w="90" w:type="dxa"/>
+            </w:tcMar>
+            <w:vAlign w:val="center"/>
+          </w:tcPr>
+          <w:p>
+            <w:pPr>
+              <w:keepNext w:val="0"/>
+              <w:keepLines w:val="0"/>
+              <w:widowControl/>
+              <w:suppressLineNumbers w:val="0"/>
+              <w:bidi w:val="0"/>
+              <w:spacing w:before="0" w:beforeAutospacing="0" w:after="0" w:afterAutospacing="0" w:line="9" w:lineRule="atLeast"/>
+              <w:ind w:left="0" w:right="0"/>
+              <w:jc w:val="left"/>
+              <w:rPr>
+                <w:rFonts w:hint="eastAsia" w:ascii="黑体" w:hAnsi="黑体" w:eastAsia="黑体" w:cs="黑体"/>
+                <w:color w:val="1F1F1F"/>
+              </w:rPr>
+            </w:pPr>
+            <w:r>
+              <w:rPr>
+                <w:rStyle w:val="4"/>
+                <w:rFonts w:hint="eastAsia" w:ascii="黑体" w:hAnsi="黑体" w:eastAsia="黑体" w:cs="黑体"/>
+                <w:color w:val="1F1F1F"/>
+                <w:kern w:val="0"/>
+                <w:sz w:val="24"/>
+                <w:szCs w:val="24"/>
+                <w:bdr w:val="none" w:color="1F1F1F" w:sz="0" w:space="0"/>
+                <w:lang w:val="en-US" w:eastAsia="zh-CN" w:bidi="ar"/>
+              </w:rPr>
+              <w:t>维度</w:t>
+            </w:r>
+          </w:p>
+        </w:tc>
+        <w:tc>
+          <w:tcPr>
+            <w:tcW w:w="0" w:type="auto"/>
+            <w:tcBorders>
+              <w:top w:val="single" w:color="auto" w:sz="2" w:space="0"/>
+              <w:left w:val="single" w:color="auto" w:sz="2" w:space="0"/>
+              <w:bottom w:val="single" w:color="auto" w:sz="2" w:space="0"/>
+              <w:right w:val="single" w:color="auto" w:sz="2" w:space="0"/>
+            </w:tcBorders>
+            <w:shd w:val="clear"/>
+            <w:tcMar>
+              <w:top w:w="120" w:type="dxa"/>
+              <w:bottom w:w="120" w:type="dxa"/>
+              <w:right w:w="90" w:type="dxa"/>
+            </w:tcMar>
+            <w:vAlign w:val="center"/>
+          </w:tcPr>
+          <w:p>
+            <w:pPr>
+              <w:keepNext w:val="0"/>
+              <w:keepLines w:val="0"/>
+              <w:widowControl/>
+              <w:suppressLineNumbers w:val="0"/>
+              <w:bidi w:val="0"/>
+              <w:spacing w:before="0" w:beforeAutospacing="0" w:after="0" w:afterAutospacing="0" w:line="9" w:lineRule="atLeast"/>
+              <w:ind w:left="0" w:right="0"/>
+              <w:jc w:val="left"/>
+              <w:rPr>
+                <w:rFonts w:hint="eastAsia" w:ascii="黑体" w:hAnsi="黑体" w:eastAsia="黑体" w:cs="黑体"/>
+                <w:color w:val="1F1F1F"/>
+              </w:rPr>
+            </w:pPr>
+            <w:r>
+              <w:rPr>
+                <w:rStyle w:val="4"/>
+                <w:rFonts w:hint="eastAsia" w:ascii="黑体" w:hAnsi="黑体" w:eastAsia="黑体" w:cs="黑体"/>
+                <w:color w:val="1F1F1F"/>
+                <w:kern w:val="0"/>
+                <w:sz w:val="24"/>
+                <w:szCs w:val="24"/>
+                <w:bdr w:val="none" w:color="1F1F1F" w:sz="0" w:space="0"/>
+                <w:lang w:val="en-US" w:eastAsia="zh-CN" w:bidi="ar"/>
+              </w:rPr>
+              <w:t>复杂度</w:t>
+            </w:r>
+          </w:p>
+        </w:tc>
+        <w:tc>
+          <w:tcPr>
+            <w:tcW w:w="0" w:type="auto"/>
+            <w:tcBorders>
+              <w:top w:val="single" w:color="auto" w:sz="2" w:space="0"/>
+              <w:left w:val="single" w:color="auto" w:sz="2" w:space="0"/>
+              <w:bottom w:val="single" w:color="auto" w:sz="2" w:space="0"/>
+              <w:right w:val="single" w:color="auto" w:sz="2" w:space="0"/>
+            </w:tcBorders>
+            <w:shd w:val="clear"/>
+            <w:tcMar>
+              <w:top w:w="120" w:type="dxa"/>
+              <w:bottom w:w="120" w:type="dxa"/>
+            </w:tcMar>
+            <w:vAlign w:val="center"/>
+          </w:tcPr>
+          <w:p>
+            <w:pPr>
+              <w:keepNext w:val="0"/>
+              <w:keepLines w:val="0"/>
+              <w:widowControl/>
+              <w:suppressLineNumbers w:val="0"/>
+              <w:bidi w:val="0"/>
+              <w:spacing w:before="0" w:beforeAutospacing="0" w:after="0" w:afterAutospacing="0" w:line="9" w:lineRule="atLeast"/>
+              <w:ind w:left="0" w:right="0"/>
+              <w:jc w:val="left"/>
+              <w:rPr>
+                <w:rFonts w:hint="eastAsia" w:ascii="黑体" w:hAnsi="黑体" w:eastAsia="黑体" w:cs="黑体"/>
+                <w:color w:val="1F1F1F"/>
+              </w:rPr>
+            </w:pPr>
+            <w:r>
+              <w:rPr>
+                <w:rStyle w:val="4"/>
+                <w:rFonts w:hint="eastAsia" w:ascii="黑体" w:hAnsi="黑体" w:eastAsia="黑体" w:cs="黑体"/>
+                <w:color w:val="1F1F1F"/>
+                <w:kern w:val="0"/>
+                <w:sz w:val="24"/>
+                <w:szCs w:val="24"/>
+                <w:bdr w:val="none" w:color="1F1F1F" w:sz="0" w:space="0"/>
+                <w:lang w:val="en-US" w:eastAsia="zh-CN" w:bidi="ar"/>
+              </w:rPr>
+              <w:t>技术分析</w:t>
+            </w:r>
+          </w:p>
+        </w:tc>
+      </w:tr>
+      <w:tr>
+        <w:tblPrEx>
+          <w:tblBorders>
+            <w:top w:val="none" w:color="1F1F1F" w:sz="0" w:space="0"/>
+            <w:left w:val="none" w:color="1F1F1F" w:sz="0" w:space="0"/>
+            <w:bottom w:val="none" w:color="1F1F1F" w:sz="0" w:space="0"/>
+            <w:right w:val="none" w:color="1F1F1F" w:sz="0" w:space="0"/>
+            <w:insideH w:val="none" w:color="auto" w:sz="0" w:space="0"/>
+            <w:insideV w:val="none" w:color="auto" w:sz="0" w:space="0"/>
+          </w:tblBorders>
+          <w:shd w:val="clear"/>
+          <w:tblCellMar>
+            <w:top w:w="0" w:type="dxa"/>
+            <w:left w:w="0" w:type="dxa"/>
+            <w:bottom w:w="0" w:type="dxa"/>
+            <w:right w:w="0" w:type="dxa"/>
+          </w:tblCellMar>
+        </w:tblPrEx>
+        <w:trPr>
+          <w:tblCellSpacing w:w="15" w:type="dxa"/>
+        </w:trPr>
+        <w:tc>
+          <w:tcPr>
+            <w:tcW w:w="0" w:type="auto"/>
+            <w:tcBorders>
+              <w:top w:val="single" w:color="auto" w:sz="2" w:space="0"/>
+              <w:left w:val="single" w:color="auto" w:sz="2" w:space="0"/>
+              <w:bottom w:val="single" w:color="auto" w:sz="2" w:space="0"/>
+              <w:right w:val="single" w:color="auto" w:sz="2" w:space="0"/>
+            </w:tcBorders>
+            <w:shd w:val="clear"/>
+            <w:tcMar>
+              <w:top w:w="120" w:type="dxa"/>
+              <w:bottom w:w="120" w:type="dxa"/>
+              <w:right w:w="90" w:type="dxa"/>
+            </w:tcMar>
+            <w:vAlign w:val="center"/>
+          </w:tcPr>
+          <w:p>
+            <w:pPr>
+              <w:keepNext w:val="0"/>
+              <w:keepLines w:val="0"/>
+              <w:widowControl/>
+              <w:suppressLineNumbers w:val="0"/>
+              <w:bidi w:val="0"/>
+              <w:spacing w:before="0" w:beforeAutospacing="0" w:after="0" w:afterAutospacing="0" w:line="9" w:lineRule="atLeast"/>
+              <w:ind w:left="0" w:right="0"/>
+              <w:jc w:val="left"/>
+              <w:rPr>
+                <w:rFonts w:hint="eastAsia" w:ascii="黑体" w:hAnsi="黑体" w:eastAsia="黑体" w:cs="黑体"/>
+                <w:color w:val="1F1F1F"/>
+              </w:rPr>
+            </w:pPr>
+            <w:r>
+              <w:rPr>
+                <w:rFonts w:hint="eastAsia" w:ascii="黑体" w:hAnsi="黑体" w:eastAsia="黑体" w:cs="黑体"/>
+                <w:b/>
+                <w:bCs/>
+                <w:color w:val="1F1F1F"/>
+                <w:kern w:val="0"/>
+                <w:sz w:val="24"/>
+                <w:szCs w:val="24"/>
+                <w:bdr w:val="none" w:color="1F1F1F" w:sz="0" w:space="0"/>
+                <w:lang w:val="en-US" w:eastAsia="zh-CN" w:bidi="ar"/>
+              </w:rPr>
+              <w:t>最好时间复杂度</w:t>
+            </w:r>
+          </w:p>
+        </w:tc>
+        <w:tc>
+          <w:tcPr>
+            <w:tcW w:w="0" w:type="auto"/>
+            <w:tcBorders>
+              <w:top w:val="single" w:color="auto" w:sz="2" w:space="0"/>
+              <w:left w:val="single" w:color="auto" w:sz="2" w:space="0"/>
+              <w:bottom w:val="single" w:color="auto" w:sz="2" w:space="0"/>
+              <w:right w:val="single" w:color="auto" w:sz="2" w:space="0"/>
+            </w:tcBorders>
+            <w:shd w:val="clear"/>
+            <w:tcMar>
+              <w:top w:w="120" w:type="dxa"/>
+              <w:bottom w:w="120" w:type="dxa"/>
+              <w:right w:w="90" w:type="dxa"/>
+            </w:tcMar>
+            <w:vAlign w:val="center"/>
+          </w:tcPr>
+          <w:p>
+            <w:pPr>
+              <w:keepNext w:val="0"/>
+              <w:keepLines w:val="0"/>
+              <w:widowControl/>
+              <w:suppressLineNumbers w:val="0"/>
+              <w:bidi w:val="0"/>
+              <w:spacing w:before="0" w:beforeAutospacing="0" w:after="0" w:afterAutospacing="0" w:line="9" w:lineRule="atLeast"/>
+              <w:ind w:left="0" w:right="0"/>
+              <w:jc w:val="left"/>
+              <w:rPr>
+                <w:rFonts w:hint="eastAsia" w:ascii="黑体" w:hAnsi="黑体" w:eastAsia="黑体" w:cs="黑体"/>
+                <w:color w:val="1F1F1F"/>
+              </w:rPr>
+            </w:pPr>
+            <w:r>
+              <w:rPr>
+                <w:rFonts w:hint="eastAsia" w:ascii="黑体" w:hAnsi="黑体" w:eastAsia="黑体" w:cs="黑体"/>
+                <w:b/>
+                <w:bCs/>
+                <w:color w:val="1F1F1F"/>
+                <w:kern w:val="0"/>
+                <w:sz w:val="24"/>
+                <w:szCs w:val="24"/>
+                <w:bdr w:val="none" w:color="1F1F1F" w:sz="0" w:space="0"/>
+                <w:lang w:val="en-US" w:eastAsia="zh-CN" w:bidi="ar"/>
+              </w:rPr>
+              <w:t>O(n)</w:t>
+            </w:r>
+          </w:p>
+        </w:tc>
+        <w:tc>
+          <w:tcPr>
+            <w:tcW w:w="0" w:type="auto"/>
+            <w:tcBorders>
+              <w:top w:val="single" w:color="auto" w:sz="2" w:space="0"/>
+              <w:left w:val="single" w:color="auto" w:sz="2" w:space="0"/>
+              <w:bottom w:val="single" w:color="auto" w:sz="2" w:space="0"/>
+              <w:right w:val="single" w:color="auto" w:sz="2" w:space="0"/>
+            </w:tcBorders>
+            <w:shd w:val="clear"/>
+            <w:tcMar>
+              <w:top w:w="120" w:type="dxa"/>
+              <w:bottom w:w="120" w:type="dxa"/>
+            </w:tcMar>
+            <w:vAlign w:val="center"/>
+          </w:tcPr>
+          <w:p>
+            <w:pPr>
+              <w:keepNext w:val="0"/>
+              <w:keepLines w:val="0"/>
+              <w:widowControl/>
+              <w:suppressLineNumbers w:val="0"/>
+              <w:bidi w:val="0"/>
+              <w:spacing w:before="0" w:beforeAutospacing="0" w:after="0" w:afterAutospacing="0" w:line="9" w:lineRule="atLeast"/>
+              <w:ind w:left="0" w:right="0"/>
+              <w:jc w:val="left"/>
+              <w:rPr>
+                <w:rFonts w:hint="eastAsia" w:ascii="黑体" w:hAnsi="黑体" w:eastAsia="黑体" w:cs="黑体"/>
+                <w:color w:val="1F1F1F"/>
+              </w:rPr>
+            </w:pPr>
+            <w:r>
+              <w:rPr>
+                <w:rFonts w:hint="eastAsia" w:ascii="黑体" w:hAnsi="黑体" w:eastAsia="黑体" w:cs="黑体"/>
+                <w:color w:val="1F1F1F"/>
+                <w:kern w:val="0"/>
+                <w:sz w:val="24"/>
+                <w:szCs w:val="24"/>
+                <w:bdr w:val="none" w:color="1F1F1F" w:sz="0" w:space="0"/>
+                <w:lang w:val="en-US" w:eastAsia="zh-CN" w:bidi="ar"/>
+              </w:rPr>
+              <w:t>即使是并行排序，底层也会先进行有序性检查。</w:t>
+            </w:r>
+          </w:p>
+        </w:tc>
+      </w:tr>
+      <w:tr>
+        <w:tblPrEx>
+          <w:tblBorders>
+            <w:top w:val="none" w:color="1F1F1F" w:sz="0" w:space="0"/>
+            <w:left w:val="none" w:color="1F1F1F" w:sz="0" w:space="0"/>
+            <w:bottom w:val="none" w:color="1F1F1F" w:sz="0" w:space="0"/>
+            <w:right w:val="none" w:color="1F1F1F" w:sz="0" w:space="0"/>
+            <w:insideH w:val="none" w:color="auto" w:sz="0" w:space="0"/>
+            <w:insideV w:val="none" w:color="auto" w:sz="0" w:space="0"/>
+          </w:tblBorders>
+          <w:shd w:val="clear"/>
+          <w:tblCellMar>
+            <w:top w:w="0" w:type="dxa"/>
+            <w:left w:w="0" w:type="dxa"/>
+            <w:bottom w:w="0" w:type="dxa"/>
+            <w:right w:w="0" w:type="dxa"/>
+          </w:tblCellMar>
+        </w:tblPrEx>
+        <w:trPr>
+          <w:tblCellSpacing w:w="15" w:type="dxa"/>
+        </w:trPr>
+        <w:tc>
+          <w:tcPr>
+            <w:tcW w:w="0" w:type="auto"/>
+            <w:tcBorders>
+              <w:top w:val="single" w:color="auto" w:sz="2" w:space="0"/>
+              <w:left w:val="single" w:color="auto" w:sz="2" w:space="0"/>
+              <w:bottom w:val="single" w:color="auto" w:sz="2" w:space="0"/>
+              <w:right w:val="single" w:color="auto" w:sz="2" w:space="0"/>
+            </w:tcBorders>
+            <w:shd w:val="clear"/>
+            <w:tcMar>
+              <w:top w:w="120" w:type="dxa"/>
+              <w:bottom w:w="120" w:type="dxa"/>
+              <w:right w:w="90" w:type="dxa"/>
+            </w:tcMar>
+            <w:vAlign w:val="center"/>
+          </w:tcPr>
+          <w:p>
+            <w:pPr>
+              <w:keepNext w:val="0"/>
+              <w:keepLines w:val="0"/>
+              <w:widowControl/>
+              <w:suppressLineNumbers w:val="0"/>
+              <w:bidi w:val="0"/>
+              <w:spacing w:before="0" w:beforeAutospacing="0" w:after="0" w:afterAutospacing="0" w:line="9" w:lineRule="atLeast"/>
+              <w:ind w:left="0" w:right="0"/>
+              <w:jc w:val="left"/>
+              <w:rPr>
+                <w:rFonts w:hint="eastAsia" w:ascii="黑体" w:hAnsi="黑体" w:eastAsia="黑体" w:cs="黑体"/>
+                <w:color w:val="1F1F1F"/>
+              </w:rPr>
+            </w:pPr>
+            <w:r>
+              <w:rPr>
+                <w:rFonts w:hint="eastAsia" w:ascii="黑体" w:hAnsi="黑体" w:eastAsia="黑体" w:cs="黑体"/>
+                <w:b/>
+                <w:bCs/>
+                <w:color w:val="1F1F1F"/>
+                <w:kern w:val="0"/>
+                <w:sz w:val="24"/>
+                <w:szCs w:val="24"/>
+                <w:bdr w:val="none" w:color="1F1F1F" w:sz="0" w:space="0"/>
+                <w:lang w:val="en-US" w:eastAsia="zh-CN" w:bidi="ar"/>
+              </w:rPr>
+              <w:t>平均时间复杂度</w:t>
+            </w:r>
+          </w:p>
+        </w:tc>
+        <w:tc>
+          <w:tcPr>
+            <w:tcW w:w="0" w:type="auto"/>
+            <w:tcBorders>
+              <w:top w:val="single" w:color="auto" w:sz="2" w:space="0"/>
+              <w:left w:val="single" w:color="auto" w:sz="2" w:space="0"/>
+              <w:bottom w:val="single" w:color="auto" w:sz="2" w:space="0"/>
+              <w:right w:val="single" w:color="auto" w:sz="2" w:space="0"/>
+            </w:tcBorders>
+            <w:shd w:val="clear"/>
+            <w:tcMar>
+              <w:top w:w="120" w:type="dxa"/>
+              <w:bottom w:w="120" w:type="dxa"/>
+              <w:right w:w="90" w:type="dxa"/>
+            </w:tcMar>
+            <w:vAlign w:val="center"/>
+          </w:tcPr>
+          <w:p>
+            <w:pPr>
+              <w:keepNext w:val="0"/>
+              <w:keepLines w:val="0"/>
+              <w:widowControl/>
+              <w:suppressLineNumbers w:val="0"/>
+              <w:bidi w:val="0"/>
+              <w:spacing w:before="0" w:beforeAutospacing="0" w:after="0" w:afterAutospacing="0" w:line="9" w:lineRule="atLeast"/>
+              <w:ind w:left="0" w:right="0"/>
+              <w:jc w:val="left"/>
+              <w:rPr>
+                <w:rFonts w:hint="eastAsia" w:ascii="黑体" w:hAnsi="黑体" w:eastAsia="黑体" w:cs="黑体"/>
+                <w:color w:val="1F1F1F"/>
+              </w:rPr>
+            </w:pPr>
+            <w:r>
+              <w:rPr>
+                <w:rFonts w:hint="eastAsia" w:ascii="黑体" w:hAnsi="黑体" w:eastAsia="黑体" w:cs="黑体"/>
+                <w:b/>
+                <w:bCs/>
+                <w:color w:val="1F1F1F"/>
+                <w:kern w:val="0"/>
+                <w:sz w:val="24"/>
+                <w:szCs w:val="24"/>
+                <w:bdr w:val="none" w:color="1F1F1F" w:sz="0" w:space="0"/>
+                <w:lang w:val="en-US" w:eastAsia="zh-CN" w:bidi="ar"/>
+              </w:rPr>
+              <w:t>O(nlog n/</w:t>
+            </w:r>
+            <w:r>
+              <w:rPr>
+                <w:rFonts w:hint="eastAsia" w:ascii="黑体" w:hAnsi="黑体" w:eastAsia="黑体" w:cs="黑体"/>
+                <w:b/>
+                <w:bCs/>
+                <w:color w:val="1F1F1F"/>
+                <w:kern w:val="0"/>
+                <w:sz w:val="24"/>
+                <w:szCs w:val="24"/>
+                <w:lang w:val="en-US" w:eastAsia="zh-CN" w:bidi="ar"/>
+              </w:rPr>
+              <w:t>P</w:t>
+            </w:r>
+            <w:r>
+              <w:rPr>
+                <w:rFonts w:hint="eastAsia" w:ascii="黑体" w:hAnsi="黑体" w:eastAsia="黑体" w:cs="黑体"/>
+                <w:b/>
+                <w:bCs/>
+                <w:color w:val="1F1F1F"/>
+                <w:kern w:val="0"/>
+                <w:sz w:val="24"/>
+                <w:szCs w:val="24"/>
+                <w:bdr w:val="none" w:color="1F1F1F" w:sz="0" w:space="0"/>
+                <w:lang w:val="en-US" w:eastAsia="zh-CN" w:bidi="ar"/>
+              </w:rPr>
+              <w:t>)</w:t>
+            </w:r>
+          </w:p>
+        </w:tc>
+        <w:tc>
+          <w:tcPr>
+            <w:tcW w:w="0" w:type="auto"/>
+            <w:tcBorders>
+              <w:top w:val="single" w:color="auto" w:sz="2" w:space="0"/>
+              <w:left w:val="single" w:color="auto" w:sz="2" w:space="0"/>
+              <w:bottom w:val="single" w:color="auto" w:sz="2" w:space="0"/>
+              <w:right w:val="single" w:color="auto" w:sz="2" w:space="0"/>
+            </w:tcBorders>
+            <w:shd w:val="clear"/>
+            <w:tcMar>
+              <w:top w:w="120" w:type="dxa"/>
+              <w:bottom w:w="120" w:type="dxa"/>
+            </w:tcMar>
+            <w:vAlign w:val="center"/>
+          </w:tcPr>
+          <w:p>
+            <w:pPr>
+              <w:keepNext w:val="0"/>
+              <w:keepLines w:val="0"/>
+              <w:widowControl/>
+              <w:suppressLineNumbers w:val="0"/>
+              <w:bidi w:val="0"/>
+              <w:spacing w:before="0" w:beforeAutospacing="0" w:after="0" w:afterAutospacing="0" w:line="9" w:lineRule="atLeast"/>
+              <w:ind w:left="0" w:right="0"/>
+              <w:jc w:val="left"/>
+              <w:rPr>
+                <w:rFonts w:hint="eastAsia" w:ascii="黑体" w:hAnsi="黑体" w:eastAsia="黑体" w:cs="黑体"/>
+                <w:color w:val="1F1F1F"/>
+              </w:rPr>
+            </w:pPr>
+            <w:r>
+              <w:rPr>
+                <w:rFonts w:hint="eastAsia" w:ascii="黑体" w:hAnsi="黑体" w:eastAsia="黑体" w:cs="黑体"/>
+                <w:color w:val="1F1F1F"/>
+                <w:kern w:val="0"/>
+                <w:sz w:val="24"/>
+                <w:szCs w:val="24"/>
+                <w:bdr w:val="none" w:color="1F1F1F" w:sz="0" w:space="0"/>
+                <w:lang w:val="en-US" w:eastAsia="zh-CN" w:bidi="ar"/>
+              </w:rPr>
+              <w:t>P为CPU核心数。它将数组切分后并行排序，最后并行归并。</w:t>
+            </w:r>
+          </w:p>
+        </w:tc>
+      </w:tr>
+      <w:tr>
+        <w:tblPrEx>
+          <w:tblBorders>
+            <w:top w:val="none" w:color="1F1F1F" w:sz="0" w:space="0"/>
+            <w:left w:val="none" w:color="1F1F1F" w:sz="0" w:space="0"/>
+            <w:bottom w:val="none" w:color="1F1F1F" w:sz="0" w:space="0"/>
+            <w:right w:val="none" w:color="1F1F1F" w:sz="0" w:space="0"/>
+            <w:insideH w:val="none" w:color="auto" w:sz="0" w:space="0"/>
+            <w:insideV w:val="none" w:color="auto" w:sz="0" w:space="0"/>
+          </w:tblBorders>
+          <w:tblCellMar>
+            <w:top w:w="0" w:type="dxa"/>
+            <w:left w:w="0" w:type="dxa"/>
+            <w:bottom w:w="0" w:type="dxa"/>
+            <w:right w:w="0" w:type="dxa"/>
+          </w:tblCellMar>
+        </w:tblPrEx>
+        <w:trPr>
+          <w:tblCellSpacing w:w="15" w:type="dxa"/>
+        </w:trPr>
+        <w:tc>
+          <w:tcPr>
+            <w:tcW w:w="0" w:type="auto"/>
+            <w:tcBorders>
+              <w:top w:val="single" w:color="auto" w:sz="2" w:space="0"/>
+              <w:left w:val="single" w:color="auto" w:sz="2" w:space="0"/>
+              <w:bottom w:val="single" w:color="auto" w:sz="2" w:space="0"/>
+              <w:right w:val="single" w:color="auto" w:sz="2" w:space="0"/>
+            </w:tcBorders>
+            <w:shd w:val="clear"/>
+            <w:tcMar>
+              <w:top w:w="120" w:type="dxa"/>
+              <w:bottom w:w="120" w:type="dxa"/>
+              <w:right w:w="90" w:type="dxa"/>
+            </w:tcMar>
+            <w:vAlign w:val="center"/>
+          </w:tcPr>
+          <w:p>
+            <w:pPr>
+              <w:keepNext w:val="0"/>
+              <w:keepLines w:val="0"/>
+              <w:widowControl/>
+              <w:suppressLineNumbers w:val="0"/>
+              <w:bidi w:val="0"/>
+              <w:spacing w:before="0" w:beforeAutospacing="0" w:after="0" w:afterAutospacing="0" w:line="9" w:lineRule="atLeast"/>
+              <w:ind w:left="0" w:right="0"/>
+              <w:jc w:val="left"/>
+              <w:rPr>
+                <w:rFonts w:hint="eastAsia" w:ascii="黑体" w:hAnsi="黑体" w:eastAsia="黑体" w:cs="黑体"/>
+                <w:color w:val="1F1F1F"/>
+              </w:rPr>
+            </w:pPr>
+            <w:r>
+              <w:rPr>
+                <w:rFonts w:hint="eastAsia" w:ascii="黑体" w:hAnsi="黑体" w:eastAsia="黑体" w:cs="黑体"/>
+                <w:b/>
+                <w:bCs/>
+                <w:color w:val="1F1F1F"/>
+                <w:kern w:val="0"/>
+                <w:sz w:val="24"/>
+                <w:szCs w:val="24"/>
+                <w:bdr w:val="none" w:color="1F1F1F" w:sz="0" w:space="0"/>
+                <w:lang w:val="en-US" w:eastAsia="zh-CN" w:bidi="ar"/>
+              </w:rPr>
+              <w:t>最坏时间复杂度</w:t>
+            </w:r>
+          </w:p>
+        </w:tc>
+        <w:tc>
+          <w:tcPr>
+            <w:tcW w:w="0" w:type="auto"/>
+            <w:tcBorders>
+              <w:top w:val="single" w:color="auto" w:sz="2" w:space="0"/>
+              <w:left w:val="single" w:color="auto" w:sz="2" w:space="0"/>
+              <w:bottom w:val="single" w:color="auto" w:sz="2" w:space="0"/>
+              <w:right w:val="single" w:color="auto" w:sz="2" w:space="0"/>
+            </w:tcBorders>
+            <w:shd w:val="clear"/>
+            <w:tcMar>
+              <w:top w:w="120" w:type="dxa"/>
+              <w:bottom w:w="120" w:type="dxa"/>
+              <w:right w:w="90" w:type="dxa"/>
+            </w:tcMar>
+            <w:vAlign w:val="center"/>
+          </w:tcPr>
+          <w:p>
+            <w:pPr>
+              <w:keepNext w:val="0"/>
+              <w:keepLines w:val="0"/>
+              <w:widowControl/>
+              <w:suppressLineNumbers w:val="0"/>
+              <w:bidi w:val="0"/>
+              <w:spacing w:before="0" w:beforeAutospacing="0" w:after="0" w:afterAutospacing="0" w:line="9" w:lineRule="atLeast"/>
+              <w:ind w:left="0" w:right="0"/>
+              <w:jc w:val="left"/>
+              <w:rPr>
+                <w:rFonts w:hint="eastAsia" w:ascii="黑体" w:hAnsi="黑体" w:eastAsia="黑体" w:cs="黑体"/>
+                <w:color w:val="1F1F1F"/>
+              </w:rPr>
+            </w:pPr>
+            <w:r>
+              <w:rPr>
+                <w:rFonts w:hint="eastAsia" w:ascii="黑体" w:hAnsi="黑体" w:eastAsia="黑体" w:cs="黑体"/>
+                <w:b/>
+                <w:bCs/>
+                <w:color w:val="1F1F1F"/>
+                <w:kern w:val="0"/>
+                <w:sz w:val="24"/>
+                <w:szCs w:val="24"/>
+                <w:bdr w:val="none" w:color="1F1F1F" w:sz="0" w:space="0"/>
+                <w:lang w:val="en-US" w:eastAsia="zh-CN" w:bidi="ar"/>
+              </w:rPr>
+              <w:t>O(n log n)</w:t>
+            </w:r>
+          </w:p>
+        </w:tc>
+        <w:tc>
+          <w:tcPr>
+            <w:tcW w:w="0" w:type="auto"/>
+            <w:tcBorders>
+              <w:top w:val="single" w:color="auto" w:sz="2" w:space="0"/>
+              <w:left w:val="single" w:color="auto" w:sz="2" w:space="0"/>
+              <w:bottom w:val="single" w:color="auto" w:sz="2" w:space="0"/>
+              <w:right w:val="single" w:color="auto" w:sz="2" w:space="0"/>
+            </w:tcBorders>
+            <w:shd w:val="clear"/>
+            <w:tcMar>
+              <w:top w:w="120" w:type="dxa"/>
+              <w:bottom w:w="120" w:type="dxa"/>
+            </w:tcMar>
+            <w:vAlign w:val="center"/>
+          </w:tcPr>
+          <w:p>
+            <w:pPr>
+              <w:keepNext w:val="0"/>
+              <w:keepLines w:val="0"/>
+              <w:widowControl/>
+              <w:suppressLineNumbers w:val="0"/>
+              <w:bidi w:val="0"/>
+              <w:spacing w:before="0" w:beforeAutospacing="0" w:after="0" w:afterAutospacing="0" w:line="9" w:lineRule="atLeast"/>
+              <w:ind w:left="0" w:right="0"/>
+              <w:jc w:val="left"/>
+              <w:rPr>
+                <w:rFonts w:hint="eastAsia" w:ascii="黑体" w:hAnsi="黑体" w:eastAsia="黑体" w:cs="黑体"/>
+                <w:color w:val="1F1F1F"/>
+              </w:rPr>
+            </w:pPr>
+            <w:r>
+              <w:rPr>
+                <w:rFonts w:hint="eastAsia" w:ascii="黑体" w:hAnsi="黑体" w:eastAsia="黑体" w:cs="黑体"/>
+                <w:color w:val="1F1F1F"/>
+                <w:kern w:val="0"/>
+                <w:sz w:val="24"/>
+                <w:szCs w:val="24"/>
+                <w:bdr w:val="none" w:color="1F1F1F" w:sz="0" w:space="0"/>
+                <w:lang w:val="en-US" w:eastAsia="zh-CN" w:bidi="ar"/>
+              </w:rPr>
+              <w:t>并行化带来了任务切分和合并的开销，在最坏情况下仍优于或等同于单线程。</w:t>
+            </w:r>
+          </w:p>
+        </w:tc>
+      </w:tr>
+      <w:tr>
+        <w:tblPrEx>
+          <w:tblBorders>
+            <w:top w:val="none" w:color="1F1F1F" w:sz="0" w:space="0"/>
+            <w:left w:val="none" w:color="1F1F1F" w:sz="0" w:space="0"/>
+            <w:bottom w:val="none" w:color="1F1F1F" w:sz="0" w:space="0"/>
+            <w:right w:val="none" w:color="1F1F1F" w:sz="0" w:space="0"/>
+            <w:insideH w:val="none" w:color="auto" w:sz="0" w:space="0"/>
+            <w:insideV w:val="none" w:color="auto" w:sz="0" w:space="0"/>
+          </w:tblBorders>
+          <w:shd w:val="clear"/>
+          <w:tblCellMar>
+            <w:top w:w="0" w:type="dxa"/>
+            <w:left w:w="0" w:type="dxa"/>
+            <w:bottom w:w="0" w:type="dxa"/>
+            <w:right w:w="0" w:type="dxa"/>
+          </w:tblCellMar>
+        </w:tblPrEx>
+        <w:trPr>
+          <w:tblCellSpacing w:w="15" w:type="dxa"/>
+        </w:trPr>
+        <w:tc>
+          <w:tcPr>
+            <w:tcW w:w="0" w:type="auto"/>
+            <w:tcBorders>
+              <w:top w:val="single" w:color="auto" w:sz="2" w:space="0"/>
+              <w:left w:val="single" w:color="auto" w:sz="2" w:space="0"/>
+              <w:bottom w:val="single" w:color="auto" w:sz="2" w:space="0"/>
+              <w:right w:val="single" w:color="auto" w:sz="2" w:space="0"/>
+            </w:tcBorders>
+            <w:shd w:val="clear"/>
+            <w:tcMar>
+              <w:top w:w="120" w:type="dxa"/>
+              <w:bottom w:w="120" w:type="dxa"/>
+              <w:right w:w="90" w:type="dxa"/>
+            </w:tcMar>
+            <w:vAlign w:val="center"/>
+          </w:tcPr>
+          <w:p>
+            <w:pPr>
+              <w:keepNext w:val="0"/>
+              <w:keepLines w:val="0"/>
+              <w:widowControl/>
+              <w:suppressLineNumbers w:val="0"/>
+              <w:bidi w:val="0"/>
+              <w:spacing w:before="0" w:beforeAutospacing="0" w:after="0" w:afterAutospacing="0" w:line="9" w:lineRule="atLeast"/>
+              <w:ind w:left="0" w:right="0"/>
+              <w:jc w:val="left"/>
+              <w:rPr>
+                <w:rFonts w:hint="eastAsia" w:ascii="黑体" w:hAnsi="黑体" w:eastAsia="黑体" w:cs="黑体"/>
+                <w:color w:val="1F1F1F"/>
+              </w:rPr>
+            </w:pPr>
+            <w:r>
+              <w:rPr>
+                <w:rFonts w:hint="eastAsia" w:ascii="黑体" w:hAnsi="黑体" w:eastAsia="黑体" w:cs="黑体"/>
+                <w:b/>
+                <w:bCs/>
+                <w:color w:val="1F1F1F"/>
+                <w:kern w:val="0"/>
+                <w:sz w:val="24"/>
+                <w:szCs w:val="24"/>
+                <w:bdr w:val="none" w:color="1F1F1F" w:sz="0" w:space="0"/>
+                <w:lang w:val="en-US" w:eastAsia="zh-CN" w:bidi="ar"/>
+              </w:rPr>
+              <w:t>最好空间复杂度</w:t>
+            </w:r>
+          </w:p>
+        </w:tc>
+        <w:tc>
+          <w:tcPr>
+            <w:tcW w:w="0" w:type="auto"/>
+            <w:tcBorders>
+              <w:top w:val="single" w:color="auto" w:sz="2" w:space="0"/>
+              <w:left w:val="single" w:color="auto" w:sz="2" w:space="0"/>
+              <w:bottom w:val="single" w:color="auto" w:sz="2" w:space="0"/>
+              <w:right w:val="single" w:color="auto" w:sz="2" w:space="0"/>
+            </w:tcBorders>
+            <w:shd w:val="clear"/>
+            <w:tcMar>
+              <w:top w:w="120" w:type="dxa"/>
+              <w:bottom w:w="120" w:type="dxa"/>
+              <w:right w:w="90" w:type="dxa"/>
+            </w:tcMar>
+            <w:vAlign w:val="center"/>
+          </w:tcPr>
+          <w:p>
+            <w:pPr>
+              <w:keepNext w:val="0"/>
+              <w:keepLines w:val="0"/>
+              <w:widowControl/>
+              <w:suppressLineNumbers w:val="0"/>
+              <w:bidi w:val="0"/>
+              <w:spacing w:before="0" w:beforeAutospacing="0" w:after="0" w:afterAutospacing="0" w:line="9" w:lineRule="atLeast"/>
+              <w:ind w:left="0" w:right="0"/>
+              <w:jc w:val="left"/>
+              <w:rPr>
+                <w:rFonts w:hint="eastAsia" w:ascii="黑体" w:hAnsi="黑体" w:eastAsia="黑体" w:cs="黑体"/>
+                <w:color w:val="1F1F1F"/>
+              </w:rPr>
+            </w:pPr>
+            <w:r>
+              <w:rPr>
+                <w:rFonts w:hint="eastAsia" w:ascii="黑体" w:hAnsi="黑体" w:eastAsia="黑体" w:cs="黑体"/>
+                <w:b/>
+                <w:bCs/>
+                <w:color w:val="1F1F1F"/>
+                <w:kern w:val="0"/>
+                <w:sz w:val="24"/>
+                <w:szCs w:val="24"/>
+                <w:bdr w:val="none" w:color="1F1F1F" w:sz="0" w:space="0"/>
+                <w:lang w:val="en-US" w:eastAsia="zh-CN" w:bidi="ar"/>
+              </w:rPr>
+              <w:t>O(log n)</w:t>
+            </w:r>
+          </w:p>
+        </w:tc>
+        <w:tc>
+          <w:tcPr>
+            <w:tcW w:w="0" w:type="auto"/>
+            <w:tcBorders>
+              <w:top w:val="single" w:color="auto" w:sz="2" w:space="0"/>
+              <w:left w:val="single" w:color="auto" w:sz="2" w:space="0"/>
+              <w:bottom w:val="single" w:color="auto" w:sz="2" w:space="0"/>
+              <w:right w:val="single" w:color="auto" w:sz="2" w:space="0"/>
+            </w:tcBorders>
+            <w:shd w:val="clear"/>
+            <w:tcMar>
+              <w:top w:w="120" w:type="dxa"/>
+              <w:bottom w:w="120" w:type="dxa"/>
+            </w:tcMar>
+            <w:vAlign w:val="center"/>
+          </w:tcPr>
+          <w:p>
+            <w:pPr>
+              <w:keepNext w:val="0"/>
+              <w:keepLines w:val="0"/>
+              <w:widowControl/>
+              <w:suppressLineNumbers w:val="0"/>
+              <w:bidi w:val="0"/>
+              <w:spacing w:before="0" w:beforeAutospacing="0" w:after="0" w:afterAutospacing="0" w:line="9" w:lineRule="atLeast"/>
+              <w:ind w:left="0" w:right="0"/>
+              <w:jc w:val="left"/>
+              <w:rPr>
+                <w:rFonts w:hint="eastAsia" w:ascii="黑体" w:hAnsi="黑体" w:eastAsia="黑体" w:cs="黑体"/>
+                <w:color w:val="1F1F1F"/>
+              </w:rPr>
+            </w:pPr>
+            <w:r>
+              <w:rPr>
+                <w:rFonts w:hint="eastAsia" w:ascii="黑体" w:hAnsi="黑体" w:eastAsia="黑体" w:cs="黑体"/>
+                <w:color w:val="1F1F1F"/>
+                <w:kern w:val="0"/>
+                <w:sz w:val="24"/>
+                <w:szCs w:val="24"/>
+                <w:bdr w:val="none" w:color="1F1F1F" w:sz="0" w:space="0"/>
+                <w:lang w:val="en-US" w:eastAsia="zh-CN" w:bidi="ar"/>
+              </w:rPr>
+              <w:t>仅当数据量极小未触发并行逻辑时（退化为基本快排）。</w:t>
+            </w:r>
+          </w:p>
+        </w:tc>
+      </w:tr>
+      <w:tr>
+        <w:tblPrEx>
+          <w:tblBorders>
+            <w:top w:val="none" w:color="1F1F1F" w:sz="0" w:space="0"/>
+            <w:left w:val="none" w:color="1F1F1F" w:sz="0" w:space="0"/>
+            <w:bottom w:val="none" w:color="1F1F1F" w:sz="0" w:space="0"/>
+            <w:right w:val="none" w:color="1F1F1F" w:sz="0" w:space="0"/>
+            <w:insideH w:val="none" w:color="auto" w:sz="0" w:space="0"/>
+            <w:insideV w:val="none" w:color="auto" w:sz="0" w:space="0"/>
+          </w:tblBorders>
+          <w:shd w:val="clear"/>
+          <w:tblCellMar>
+            <w:top w:w="0" w:type="dxa"/>
+            <w:left w:w="0" w:type="dxa"/>
+            <w:bottom w:w="0" w:type="dxa"/>
+            <w:right w:w="0" w:type="dxa"/>
+          </w:tblCellMar>
+        </w:tblPrEx>
+        <w:trPr>
+          <w:tblCellSpacing w:w="15" w:type="dxa"/>
+        </w:trPr>
+        <w:tc>
+          <w:tcPr>
+            <w:tcW w:w="0" w:type="auto"/>
+            <w:tcBorders>
+              <w:top w:val="single" w:color="auto" w:sz="2" w:space="0"/>
+              <w:left w:val="single" w:color="auto" w:sz="2" w:space="0"/>
+              <w:bottom w:val="single" w:color="auto" w:sz="2" w:space="0"/>
+              <w:right w:val="single" w:color="auto" w:sz="2" w:space="0"/>
+            </w:tcBorders>
+            <w:shd w:val="clear"/>
+            <w:tcMar>
+              <w:top w:w="120" w:type="dxa"/>
+              <w:bottom w:w="120" w:type="dxa"/>
+              <w:right w:w="90" w:type="dxa"/>
+            </w:tcMar>
+            <w:vAlign w:val="center"/>
+          </w:tcPr>
+          <w:p>
+            <w:pPr>
+              <w:keepNext w:val="0"/>
+              <w:keepLines w:val="0"/>
+              <w:widowControl/>
+              <w:suppressLineNumbers w:val="0"/>
+              <w:bidi w:val="0"/>
+              <w:spacing w:before="0" w:beforeAutospacing="0" w:after="0" w:afterAutospacing="0" w:line="9" w:lineRule="atLeast"/>
+              <w:ind w:left="0" w:right="0"/>
+              <w:jc w:val="left"/>
+              <w:rPr>
+                <w:rFonts w:hint="eastAsia" w:ascii="黑体" w:hAnsi="黑体" w:eastAsia="黑体" w:cs="黑体"/>
+                <w:color w:val="1F1F1F"/>
+              </w:rPr>
+            </w:pPr>
+            <w:r>
+              <w:rPr>
+                <w:rFonts w:hint="eastAsia" w:ascii="黑体" w:hAnsi="黑体" w:eastAsia="黑体" w:cs="黑体"/>
+                <w:b/>
+                <w:bCs/>
+                <w:color w:val="1F1F1F"/>
+                <w:kern w:val="0"/>
+                <w:sz w:val="24"/>
+                <w:szCs w:val="24"/>
+                <w:bdr w:val="none" w:color="1F1F1F" w:sz="0" w:space="0"/>
+                <w:lang w:val="en-US" w:eastAsia="zh-CN" w:bidi="ar"/>
+              </w:rPr>
+              <w:t>平均空间复杂度</w:t>
+            </w:r>
+          </w:p>
+        </w:tc>
+        <w:tc>
+          <w:tcPr>
+            <w:tcW w:w="0" w:type="auto"/>
+            <w:tcBorders>
+              <w:top w:val="single" w:color="auto" w:sz="2" w:space="0"/>
+              <w:left w:val="single" w:color="auto" w:sz="2" w:space="0"/>
+              <w:bottom w:val="single" w:color="auto" w:sz="2" w:space="0"/>
+              <w:right w:val="single" w:color="auto" w:sz="2" w:space="0"/>
+            </w:tcBorders>
+            <w:shd w:val="clear"/>
+            <w:tcMar>
+              <w:top w:w="120" w:type="dxa"/>
+              <w:bottom w:w="120" w:type="dxa"/>
+              <w:right w:w="90" w:type="dxa"/>
+            </w:tcMar>
+            <w:vAlign w:val="center"/>
+          </w:tcPr>
+          <w:p>
+            <w:pPr>
+              <w:keepNext w:val="0"/>
+              <w:keepLines w:val="0"/>
+              <w:widowControl/>
+              <w:suppressLineNumbers w:val="0"/>
+              <w:bidi w:val="0"/>
+              <w:spacing w:before="0" w:beforeAutospacing="0" w:after="0" w:afterAutospacing="0" w:line="9" w:lineRule="atLeast"/>
+              <w:ind w:left="0" w:right="0"/>
+              <w:jc w:val="left"/>
+              <w:rPr>
+                <w:rFonts w:hint="eastAsia" w:ascii="黑体" w:hAnsi="黑体" w:eastAsia="黑体" w:cs="黑体"/>
+                <w:color w:val="1F1F1F"/>
+              </w:rPr>
+            </w:pPr>
+            <w:r>
+              <w:rPr>
+                <w:rFonts w:hint="eastAsia" w:ascii="黑体" w:hAnsi="黑体" w:eastAsia="黑体" w:cs="黑体"/>
+                <w:b/>
+                <w:bCs/>
+                <w:color w:val="1F1F1F"/>
+                <w:kern w:val="0"/>
+                <w:sz w:val="24"/>
+                <w:szCs w:val="24"/>
+                <w:bdr w:val="none" w:color="1F1F1F" w:sz="0" w:space="0"/>
+                <w:lang w:val="en-US" w:eastAsia="zh-CN" w:bidi="ar"/>
+              </w:rPr>
+              <w:t>O(n)</w:t>
+            </w:r>
+          </w:p>
+        </w:tc>
+        <w:tc>
+          <w:tcPr>
+            <w:tcW w:w="0" w:type="auto"/>
+            <w:tcBorders>
+              <w:top w:val="single" w:color="auto" w:sz="2" w:space="0"/>
+              <w:left w:val="single" w:color="auto" w:sz="2" w:space="0"/>
+              <w:bottom w:val="single" w:color="auto" w:sz="2" w:space="0"/>
+              <w:right w:val="single" w:color="auto" w:sz="2" w:space="0"/>
+            </w:tcBorders>
+            <w:shd w:val="clear"/>
+            <w:tcMar>
+              <w:top w:w="120" w:type="dxa"/>
+              <w:bottom w:w="120" w:type="dxa"/>
+            </w:tcMar>
+            <w:vAlign w:val="center"/>
+          </w:tcPr>
+          <w:p>
+            <w:pPr>
+              <w:keepNext w:val="0"/>
+              <w:keepLines w:val="0"/>
+              <w:widowControl/>
+              <w:suppressLineNumbers w:val="0"/>
+              <w:bidi w:val="0"/>
+              <w:spacing w:before="0" w:beforeAutospacing="0" w:after="0" w:afterAutospacing="0" w:line="9" w:lineRule="atLeast"/>
+              <w:ind w:left="0" w:right="0"/>
+              <w:jc w:val="left"/>
+              <w:rPr>
+                <w:rFonts w:hint="eastAsia" w:ascii="黑体" w:hAnsi="黑体" w:eastAsia="黑体" w:cs="黑体"/>
+                <w:color w:val="1F1F1F"/>
+              </w:rPr>
+            </w:pPr>
+            <w:r>
+              <w:rPr>
+                <w:rFonts w:hint="eastAsia" w:ascii="黑体" w:hAnsi="黑体" w:eastAsia="黑体" w:cs="黑体"/>
+                <w:color w:val="1F1F1F"/>
+                <w:kern w:val="0"/>
+                <w:sz w:val="24"/>
+                <w:szCs w:val="24"/>
+                <w:bdr w:val="none" w:color="1F1F1F" w:sz="0" w:space="0"/>
+                <w:lang w:val="en-US" w:eastAsia="zh-CN" w:bidi="ar"/>
+              </w:rPr>
+              <w:t>并行归并过程需要一个与原数组大小一致的副本作为缓冲区。</w:t>
+            </w:r>
+          </w:p>
+        </w:tc>
+      </w:tr>
+      <w:tr>
+        <w:tblPrEx>
+          <w:tblBorders>
+            <w:top w:val="none" w:color="1F1F1F" w:sz="0" w:space="0"/>
+            <w:left w:val="none" w:color="1F1F1F" w:sz="0" w:space="0"/>
+            <w:bottom w:val="none" w:color="1F1F1F" w:sz="0" w:space="0"/>
+            <w:right w:val="none" w:color="1F1F1F" w:sz="0" w:space="0"/>
+            <w:insideH w:val="none" w:color="auto" w:sz="0" w:space="0"/>
+            <w:insideV w:val="none" w:color="auto" w:sz="0" w:space="0"/>
+          </w:tblBorders>
+          <w:shd w:val="clear"/>
+          <w:tblCellMar>
+            <w:top w:w="0" w:type="dxa"/>
+            <w:left w:w="0" w:type="dxa"/>
+            <w:bottom w:w="0" w:type="dxa"/>
+            <w:right w:w="0" w:type="dxa"/>
+          </w:tblCellMar>
+        </w:tblPrEx>
+        <w:trPr>
+          <w:tblCellSpacing w:w="15" w:type="dxa"/>
+        </w:trPr>
+        <w:tc>
+          <w:tcPr>
+            <w:tcW w:w="0" w:type="auto"/>
+            <w:tcBorders>
+              <w:top w:val="single" w:color="auto" w:sz="2" w:space="0"/>
+              <w:left w:val="single" w:color="auto" w:sz="2" w:space="0"/>
+              <w:bottom w:val="single" w:color="auto" w:sz="2" w:space="0"/>
+              <w:right w:val="single" w:color="auto" w:sz="2" w:space="0"/>
+            </w:tcBorders>
+            <w:shd w:val="clear"/>
+            <w:tcMar>
+              <w:top w:w="120" w:type="dxa"/>
+              <w:bottom w:w="120" w:type="dxa"/>
+              <w:right w:w="90" w:type="dxa"/>
+            </w:tcMar>
+            <w:vAlign w:val="center"/>
+          </w:tcPr>
+          <w:p>
+            <w:pPr>
+              <w:keepNext w:val="0"/>
+              <w:keepLines w:val="0"/>
+              <w:widowControl/>
+              <w:suppressLineNumbers w:val="0"/>
+              <w:bidi w:val="0"/>
+              <w:spacing w:before="0" w:beforeAutospacing="0" w:after="0" w:afterAutospacing="0" w:line="9" w:lineRule="atLeast"/>
+              <w:ind w:left="0" w:right="0"/>
+              <w:jc w:val="left"/>
+              <w:rPr>
+                <w:rFonts w:hint="eastAsia" w:ascii="黑体" w:hAnsi="黑体" w:eastAsia="黑体" w:cs="黑体"/>
+                <w:color w:val="1F1F1F"/>
+              </w:rPr>
+            </w:pPr>
+            <w:r>
+              <w:rPr>
+                <w:rFonts w:hint="eastAsia" w:ascii="黑体" w:hAnsi="黑体" w:eastAsia="黑体" w:cs="黑体"/>
+                <w:b/>
+                <w:bCs/>
+                <w:color w:val="1F1F1F"/>
+                <w:kern w:val="0"/>
+                <w:sz w:val="24"/>
+                <w:szCs w:val="24"/>
+                <w:bdr w:val="none" w:color="1F1F1F" w:sz="0" w:space="0"/>
+                <w:lang w:val="en-US" w:eastAsia="zh-CN" w:bidi="ar"/>
+              </w:rPr>
+              <w:t>最坏空间复杂度</w:t>
+            </w:r>
+          </w:p>
+        </w:tc>
+        <w:tc>
+          <w:tcPr>
+            <w:tcW w:w="0" w:type="auto"/>
+            <w:tcBorders>
+              <w:top w:val="single" w:color="auto" w:sz="2" w:space="0"/>
+              <w:left w:val="single" w:color="auto" w:sz="2" w:space="0"/>
+              <w:bottom w:val="single" w:color="auto" w:sz="2" w:space="0"/>
+              <w:right w:val="single" w:color="auto" w:sz="2" w:space="0"/>
+            </w:tcBorders>
+            <w:shd w:val="clear"/>
+            <w:tcMar>
+              <w:top w:w="120" w:type="dxa"/>
+              <w:bottom w:w="120" w:type="dxa"/>
+              <w:right w:w="90" w:type="dxa"/>
+            </w:tcMar>
+            <w:vAlign w:val="center"/>
+          </w:tcPr>
+          <w:p>
+            <w:pPr>
+              <w:keepNext w:val="0"/>
+              <w:keepLines w:val="0"/>
+              <w:widowControl/>
+              <w:suppressLineNumbers w:val="0"/>
+              <w:bidi w:val="0"/>
+              <w:spacing w:before="0" w:beforeAutospacing="0" w:after="0" w:afterAutospacing="0" w:line="9" w:lineRule="atLeast"/>
+              <w:ind w:left="0" w:right="0"/>
+              <w:jc w:val="left"/>
+              <w:rPr>
+                <w:rFonts w:hint="eastAsia" w:ascii="黑体" w:hAnsi="黑体" w:eastAsia="黑体" w:cs="黑体"/>
+                <w:color w:val="1F1F1F"/>
+              </w:rPr>
+            </w:pPr>
+            <w:r>
+              <w:rPr>
+                <w:rFonts w:hint="eastAsia" w:ascii="黑体" w:hAnsi="黑体" w:eastAsia="黑体" w:cs="黑体"/>
+                <w:b/>
+                <w:bCs/>
+                <w:color w:val="1F1F1F"/>
+                <w:kern w:val="0"/>
+                <w:sz w:val="24"/>
+                <w:szCs w:val="24"/>
+                <w:bdr w:val="none" w:color="1F1F1F" w:sz="0" w:space="0"/>
+                <w:lang w:val="en-US" w:eastAsia="zh-CN" w:bidi="ar"/>
+              </w:rPr>
+              <w:t>O(n)</w:t>
+            </w:r>
+          </w:p>
+        </w:tc>
+        <w:tc>
+          <w:tcPr>
+            <w:tcW w:w="0" w:type="auto"/>
+            <w:tcBorders>
+              <w:top w:val="single" w:color="auto" w:sz="2" w:space="0"/>
+              <w:left w:val="single" w:color="auto" w:sz="2" w:space="0"/>
+              <w:bottom w:val="single" w:color="auto" w:sz="2" w:space="0"/>
+              <w:right w:val="single" w:color="auto" w:sz="2" w:space="0"/>
+            </w:tcBorders>
+            <w:shd w:val="clear"/>
+            <w:tcMar>
+              <w:top w:w="120" w:type="dxa"/>
+              <w:bottom w:w="120" w:type="dxa"/>
+            </w:tcMar>
+            <w:vAlign w:val="center"/>
+          </w:tcPr>
+          <w:p>
+            <w:pPr>
+              <w:keepNext w:val="0"/>
+              <w:keepLines w:val="0"/>
+              <w:widowControl/>
+              <w:suppressLineNumbers w:val="0"/>
+              <w:bidi w:val="0"/>
+              <w:spacing w:before="0" w:beforeAutospacing="0" w:after="0" w:afterAutospacing="0" w:line="9" w:lineRule="atLeast"/>
+              <w:ind w:left="0" w:right="0"/>
+              <w:jc w:val="left"/>
+              <w:rPr>
+                <w:rFonts w:hint="eastAsia" w:ascii="黑体" w:hAnsi="黑体" w:eastAsia="黑体" w:cs="黑体"/>
+                <w:color w:val="1F1F1F"/>
+              </w:rPr>
+            </w:pPr>
+            <w:r>
+              <w:rPr>
+                <w:rFonts w:hint="eastAsia" w:ascii="黑体" w:hAnsi="黑体" w:eastAsia="黑体" w:cs="黑体"/>
+                <w:color w:val="1F1F1F"/>
+                <w:kern w:val="0"/>
+                <w:sz w:val="24"/>
+                <w:szCs w:val="24"/>
+                <w:bdr w:val="none" w:color="1F1F1F" w:sz="0" w:space="0"/>
+                <w:lang w:val="en-US" w:eastAsia="zh-CN" w:bidi="ar"/>
+              </w:rPr>
+              <w:t>大规模数据并行处理时，内存占用是其主要成本。</w:t>
+            </w:r>
+          </w:p>
+        </w:tc>
+      </w:tr>
+    </w:tbl>
+    <w:p>
+      <w:pPr>
+        <w:rPr>
+          <w:rFonts w:hint="default"/>
+          <w:lang w:val="en-US" w:eastAsia="zh-CN"/>
+        </w:rPr>
+      </w:pPr>
+    </w:p>
+    <w:p>
+      <w:pPr>
+        <w:rPr>
+          <w:rFonts w:hint="eastAsia"/>
+          <w:lang w:val="en-US" w:eastAsia="zh-CN"/>
+        </w:rPr>
+      </w:pPr>
+    </w:p>
+    <w:p>
+      <w:pPr>
+        <w:rPr>
+          <w:rFonts w:hint="eastAsia"/>
+          <w:lang w:val="en-US" w:eastAsia="zh-CN"/>
+        </w:rPr>
+      </w:pPr>
+      <w:r>
+        <w:rPr>
+          <w:rFonts w:hint="eastAsia"/>
+          <w:b/>
+          <w:bCs/>
+          <w:lang w:val="en-US" w:eastAsia="zh-CN"/>
+        </w:rPr>
+        <w:t>6.总结与性能建议</w:t>
+      </w:r>
+    </w:p>
+    <w:tbl>
+      <w:tblPr>
+        <w:tblW w:w="0" w:type="auto"/>
+        <w:tblCellSpacing w:w="15" w:type="dxa"/>
+        <w:tblInd w:w="5" w:type="dxa"/>
+        <w:tblBorders>
+          <w:top w:val="none" w:color="1F1F1F" w:sz="0" w:space="0"/>
+          <w:left w:val="none" w:color="1F1F1F" w:sz="0" w:space="0"/>
+          <w:bottom w:val="none" w:color="1F1F1F" w:sz="0" w:space="0"/>
+          <w:right w:val="none" w:color="1F1F1F" w:sz="0" w:space="0"/>
+          <w:insideH w:val="none" w:color="auto" w:sz="0" w:space="0"/>
+          <w:insideV w:val="none" w:color="auto" w:sz="0" w:space="0"/>
+        </w:tblBorders>
+        <w:shd w:val="clear"/>
+        <w:tblLayout w:type="autofit"/>
+        <w:tblCellMar>
+          <w:top w:w="0" w:type="dxa"/>
+          <w:left w:w="0" w:type="dxa"/>
+          <w:bottom w:w="0" w:type="dxa"/>
+          <w:right w:w="0" w:type="dxa"/>
+        </w:tblCellMar>
+      </w:tblPr>
+      <w:tblGrid>
+        <w:gridCol w:w="1109"/>
+        <w:gridCol w:w="2530"/>
+        <w:gridCol w:w="853"/>
+        <w:gridCol w:w="1742"/>
+      </w:tblGrid>
+      <w:tr>
+        <w:tblPrEx>
+          <w:tblBorders>
+            <w:top w:val="none" w:color="1F1F1F" w:sz="0" w:space="0"/>
+            <w:left w:val="none" w:color="1F1F1F" w:sz="0" w:space="0"/>
+            <w:bottom w:val="none" w:color="1F1F1F" w:sz="0" w:space="0"/>
+            <w:right w:val="none" w:color="1F1F1F" w:sz="0" w:space="0"/>
+            <w:insideH w:val="none" w:color="auto" w:sz="0" w:space="0"/>
+            <w:insideV w:val="none" w:color="auto" w:sz="0" w:space="0"/>
+          </w:tblBorders>
+          <w:shd w:val="clear"/>
+          <w:tblCellMar>
+            <w:top w:w="0" w:type="dxa"/>
+            <w:left w:w="0" w:type="dxa"/>
+            <w:bottom w:w="0" w:type="dxa"/>
+            <w:right w:w="0" w:type="dxa"/>
+          </w:tblCellMar>
+        </w:tblPrEx>
+        <w:trPr>
+          <w:tblHeader/>
+          <w:tblCellSpacing w:w="15" w:type="dxa"/>
+        </w:trPr>
+        <w:tc>
+          <w:tcPr>
+            <w:tcW w:w="0" w:type="auto"/>
+            <w:tcBorders>
+              <w:top w:val="single" w:color="auto" w:sz="2" w:space="0"/>
+              <w:left w:val="single" w:color="auto" w:sz="2" w:space="0"/>
+              <w:bottom w:val="single" w:color="auto" w:sz="2" w:space="0"/>
+              <w:right w:val="single" w:color="auto" w:sz="2" w:space="0"/>
+            </w:tcBorders>
+            <w:shd w:val="clear"/>
+            <w:tcMar>
+              <w:top w:w="120" w:type="dxa"/>
+              <w:bottom w:w="120" w:type="dxa"/>
+              <w:right w:w="90" w:type="dxa"/>
+            </w:tcMar>
+            <w:vAlign w:val="center"/>
+          </w:tcPr>
+          <w:p>
+            <w:pPr>
+              <w:keepNext w:val="0"/>
+              <w:keepLines w:val="0"/>
+              <w:widowControl/>
+              <w:suppressLineNumbers w:val="0"/>
+              <w:bidi w:val="0"/>
+              <w:spacing w:before="0" w:beforeAutospacing="0" w:after="0" w:afterAutospacing="0" w:line="9" w:lineRule="atLeast"/>
+              <w:ind w:left="0" w:right="0"/>
+              <w:jc w:val="left"/>
+              <w:rPr>
+                <w:rFonts w:hint="eastAsia" w:ascii="黑体" w:hAnsi="黑体" w:eastAsia="黑体" w:cs="黑体"/>
+                <w:color w:val="1F1F1F"/>
+              </w:rPr>
+            </w:pPr>
+            <w:r>
+              <w:rPr>
+                <w:rStyle w:val="4"/>
+                <w:rFonts w:hint="eastAsia" w:ascii="黑体" w:hAnsi="黑体" w:eastAsia="黑体" w:cs="黑体"/>
+                <w:color w:val="1F1F1F"/>
+                <w:kern w:val="0"/>
+                <w:sz w:val="24"/>
+                <w:szCs w:val="24"/>
+                <w:bdr w:val="none" w:color="1F1F1F" w:sz="0" w:space="0"/>
+                <w:lang w:val="en-US" w:eastAsia="zh-CN" w:bidi="ar"/>
+              </w:rPr>
+              <w:t>数据类型</w:t>
+            </w:r>
+          </w:p>
+        </w:tc>
+        <w:tc>
+          <w:tcPr>
+            <w:tcW w:w="0" w:type="auto"/>
+            <w:tcBorders>
+              <w:top w:val="single" w:color="auto" w:sz="2" w:space="0"/>
+              <w:left w:val="single" w:color="auto" w:sz="2" w:space="0"/>
+              <w:bottom w:val="single" w:color="auto" w:sz="2" w:space="0"/>
+              <w:right w:val="single" w:color="auto" w:sz="2" w:space="0"/>
+            </w:tcBorders>
+            <w:shd w:val="clear"/>
+            <w:tcMar>
+              <w:top w:w="120" w:type="dxa"/>
+              <w:bottom w:w="120" w:type="dxa"/>
+              <w:right w:w="90" w:type="dxa"/>
+            </w:tcMar>
+            <w:vAlign w:val="center"/>
+          </w:tcPr>
+          <w:p>
+            <w:pPr>
+              <w:keepNext w:val="0"/>
+              <w:keepLines w:val="0"/>
+              <w:widowControl/>
+              <w:suppressLineNumbers w:val="0"/>
+              <w:bidi w:val="0"/>
+              <w:spacing w:before="0" w:beforeAutospacing="0" w:after="0" w:afterAutospacing="0" w:line="9" w:lineRule="atLeast"/>
+              <w:ind w:left="0" w:right="0"/>
+              <w:jc w:val="left"/>
+              <w:rPr>
+                <w:rFonts w:hint="eastAsia" w:ascii="黑体" w:hAnsi="黑体" w:eastAsia="黑体" w:cs="黑体"/>
+                <w:color w:val="1F1F1F"/>
+              </w:rPr>
+            </w:pPr>
+            <w:r>
+              <w:rPr>
+                <w:rStyle w:val="4"/>
+                <w:rFonts w:hint="eastAsia" w:ascii="黑体" w:hAnsi="黑体" w:eastAsia="黑体" w:cs="黑体"/>
+                <w:color w:val="1F1F1F"/>
+                <w:kern w:val="0"/>
+                <w:sz w:val="24"/>
+                <w:szCs w:val="24"/>
+                <w:bdr w:val="none" w:color="1F1F1F" w:sz="0" w:space="0"/>
+                <w:lang w:val="en-US" w:eastAsia="zh-CN" w:bidi="ar"/>
+              </w:rPr>
+              <w:t>算法</w:t>
+            </w:r>
+          </w:p>
+        </w:tc>
+        <w:tc>
+          <w:tcPr>
+            <w:tcW w:w="0" w:type="auto"/>
+            <w:tcBorders>
+              <w:top w:val="single" w:color="auto" w:sz="2" w:space="0"/>
+              <w:left w:val="single" w:color="auto" w:sz="2" w:space="0"/>
+              <w:bottom w:val="single" w:color="auto" w:sz="2" w:space="0"/>
+              <w:right w:val="single" w:color="auto" w:sz="2" w:space="0"/>
+            </w:tcBorders>
+            <w:shd w:val="clear"/>
+            <w:tcMar>
+              <w:top w:w="120" w:type="dxa"/>
+              <w:bottom w:w="120" w:type="dxa"/>
+              <w:right w:w="90" w:type="dxa"/>
+            </w:tcMar>
+            <w:vAlign w:val="center"/>
+          </w:tcPr>
+          <w:p>
+            <w:pPr>
+              <w:keepNext w:val="0"/>
+              <w:keepLines w:val="0"/>
+              <w:widowControl/>
+              <w:suppressLineNumbers w:val="0"/>
+              <w:bidi w:val="0"/>
+              <w:spacing w:before="0" w:beforeAutospacing="0" w:after="0" w:afterAutospacing="0" w:line="9" w:lineRule="atLeast"/>
+              <w:ind w:left="0" w:right="0"/>
+              <w:jc w:val="left"/>
+              <w:rPr>
+                <w:rFonts w:hint="eastAsia" w:ascii="黑体" w:hAnsi="黑体" w:eastAsia="黑体" w:cs="黑体"/>
+                <w:color w:val="1F1F1F"/>
+              </w:rPr>
+            </w:pPr>
+            <w:r>
+              <w:rPr>
+                <w:rStyle w:val="4"/>
+                <w:rFonts w:hint="eastAsia" w:ascii="黑体" w:hAnsi="黑体" w:eastAsia="黑体" w:cs="黑体"/>
+                <w:color w:val="1F1F1F"/>
+                <w:kern w:val="0"/>
+                <w:sz w:val="24"/>
+                <w:szCs w:val="24"/>
+                <w:bdr w:val="none" w:color="1F1F1F" w:sz="0" w:space="0"/>
+                <w:lang w:val="en-US" w:eastAsia="zh-CN" w:bidi="ar"/>
+              </w:rPr>
+              <w:t>稳定性</w:t>
+            </w:r>
+          </w:p>
+        </w:tc>
+        <w:tc>
+          <w:tcPr>
+            <w:tcW w:w="0" w:type="auto"/>
+            <w:tcBorders>
+              <w:top w:val="single" w:color="auto" w:sz="2" w:space="0"/>
+              <w:left w:val="single" w:color="auto" w:sz="2" w:space="0"/>
+              <w:bottom w:val="single" w:color="auto" w:sz="2" w:space="0"/>
+              <w:right w:val="single" w:color="auto" w:sz="2" w:space="0"/>
+            </w:tcBorders>
+            <w:shd w:val="clear"/>
+            <w:tcMar>
+              <w:top w:w="120" w:type="dxa"/>
+              <w:bottom w:w="120" w:type="dxa"/>
+            </w:tcMar>
+            <w:vAlign w:val="center"/>
+          </w:tcPr>
+          <w:p>
+            <w:pPr>
+              <w:keepNext w:val="0"/>
+              <w:keepLines w:val="0"/>
+              <w:widowControl/>
+              <w:suppressLineNumbers w:val="0"/>
+              <w:bidi w:val="0"/>
+              <w:spacing w:before="0" w:beforeAutospacing="0" w:after="0" w:afterAutospacing="0" w:line="9" w:lineRule="atLeast"/>
+              <w:ind w:left="0" w:right="0"/>
+              <w:jc w:val="left"/>
+              <w:rPr>
+                <w:rFonts w:hint="eastAsia" w:ascii="黑体" w:hAnsi="黑体" w:eastAsia="黑体" w:cs="黑体"/>
+                <w:color w:val="1F1F1F"/>
+              </w:rPr>
+            </w:pPr>
+            <w:r>
+              <w:rPr>
+                <w:rStyle w:val="4"/>
+                <w:rFonts w:hint="eastAsia" w:ascii="黑体" w:hAnsi="黑体" w:eastAsia="黑体" w:cs="黑体"/>
+                <w:color w:val="1F1F1F"/>
+                <w:kern w:val="0"/>
+                <w:sz w:val="24"/>
+                <w:szCs w:val="24"/>
+                <w:bdr w:val="none" w:color="1F1F1F" w:sz="0" w:space="0"/>
+                <w:lang w:val="en-US" w:eastAsia="zh-CN" w:bidi="ar"/>
+              </w:rPr>
+              <w:t>平均时间复杂度</w:t>
+            </w:r>
+          </w:p>
+        </w:tc>
+      </w:tr>
+      <w:tr>
+        <w:tblPrEx>
+          <w:tblBorders>
+            <w:top w:val="none" w:color="1F1F1F" w:sz="0" w:space="0"/>
+            <w:left w:val="none" w:color="1F1F1F" w:sz="0" w:space="0"/>
+            <w:bottom w:val="none" w:color="1F1F1F" w:sz="0" w:space="0"/>
+            <w:right w:val="none" w:color="1F1F1F" w:sz="0" w:space="0"/>
+            <w:insideH w:val="none" w:color="auto" w:sz="0" w:space="0"/>
+            <w:insideV w:val="none" w:color="auto" w:sz="0" w:space="0"/>
+          </w:tblBorders>
+          <w:shd w:val="clear"/>
+          <w:tblCellMar>
+            <w:top w:w="0" w:type="dxa"/>
+            <w:left w:w="0" w:type="dxa"/>
+            <w:bottom w:w="0" w:type="dxa"/>
+            <w:right w:w="0" w:type="dxa"/>
+          </w:tblCellMar>
+        </w:tblPrEx>
+        <w:trPr>
+          <w:tblCellSpacing w:w="15" w:type="dxa"/>
+        </w:trPr>
+        <w:tc>
+          <w:tcPr>
+            <w:tcW w:w="0" w:type="auto"/>
+            <w:tcBorders>
+              <w:top w:val="single" w:color="auto" w:sz="2" w:space="0"/>
+              <w:left w:val="single" w:color="auto" w:sz="2" w:space="0"/>
+              <w:bottom w:val="single" w:color="auto" w:sz="2" w:space="0"/>
+              <w:right w:val="single" w:color="auto" w:sz="2" w:space="0"/>
+            </w:tcBorders>
+            <w:shd w:val="clear"/>
+            <w:tcMar>
+              <w:top w:w="120" w:type="dxa"/>
+              <w:bottom w:w="120" w:type="dxa"/>
+              <w:right w:w="90" w:type="dxa"/>
+            </w:tcMar>
+            <w:vAlign w:val="center"/>
+          </w:tcPr>
+          <w:p>
+            <w:pPr>
+              <w:keepNext w:val="0"/>
+              <w:keepLines w:val="0"/>
+              <w:widowControl/>
+              <w:suppressLineNumbers w:val="0"/>
+              <w:bidi w:val="0"/>
+              <w:spacing w:before="0" w:beforeAutospacing="0" w:after="0" w:afterAutospacing="0" w:line="9" w:lineRule="atLeast"/>
+              <w:ind w:left="0" w:right="0"/>
+              <w:jc w:val="left"/>
+              <w:rPr>
+                <w:rFonts w:hint="eastAsia" w:ascii="黑体" w:hAnsi="黑体" w:eastAsia="黑体" w:cs="黑体"/>
+                <w:color w:val="1F1F1F"/>
+              </w:rPr>
+            </w:pPr>
+            <w:r>
+              <w:rPr>
+                <w:rFonts w:hint="eastAsia" w:ascii="黑体" w:hAnsi="黑体" w:eastAsia="黑体" w:cs="黑体"/>
+                <w:b/>
+                <w:bCs/>
+                <w:color w:val="1F1F1F"/>
+                <w:kern w:val="0"/>
+                <w:sz w:val="24"/>
+                <w:szCs w:val="24"/>
+                <w:bdr w:val="none" w:color="1F1F1F" w:sz="0" w:space="0"/>
+                <w:lang w:val="en-US" w:eastAsia="zh-CN" w:bidi="ar"/>
+              </w:rPr>
+              <w:t>基本类型</w:t>
+            </w:r>
+          </w:p>
+        </w:tc>
+        <w:tc>
+          <w:tcPr>
+            <w:tcW w:w="0" w:type="auto"/>
+            <w:tcBorders>
+              <w:top w:val="single" w:color="auto" w:sz="2" w:space="0"/>
+              <w:left w:val="single" w:color="auto" w:sz="2" w:space="0"/>
+              <w:bottom w:val="single" w:color="auto" w:sz="2" w:space="0"/>
+              <w:right w:val="single" w:color="auto" w:sz="2" w:space="0"/>
+            </w:tcBorders>
+            <w:shd w:val="clear"/>
+            <w:tcMar>
+              <w:top w:w="120" w:type="dxa"/>
+              <w:bottom w:w="120" w:type="dxa"/>
+              <w:right w:w="90" w:type="dxa"/>
+            </w:tcMar>
+            <w:vAlign w:val="center"/>
+          </w:tcPr>
+          <w:p>
+            <w:pPr>
+              <w:keepNext w:val="0"/>
+              <w:keepLines w:val="0"/>
+              <w:widowControl/>
+              <w:suppressLineNumbers w:val="0"/>
+              <w:bidi w:val="0"/>
+              <w:spacing w:before="0" w:beforeAutospacing="0" w:after="0" w:afterAutospacing="0" w:line="9" w:lineRule="atLeast"/>
+              <w:ind w:left="0" w:right="0"/>
+              <w:jc w:val="left"/>
+              <w:rPr>
+                <w:rFonts w:hint="eastAsia" w:ascii="黑体" w:hAnsi="黑体" w:eastAsia="黑体" w:cs="黑体"/>
+                <w:color w:val="1F1F1F"/>
+              </w:rPr>
+            </w:pPr>
+            <w:r>
+              <w:rPr>
+                <w:rFonts w:hint="eastAsia" w:ascii="黑体" w:hAnsi="黑体" w:eastAsia="黑体" w:cs="黑体"/>
+                <w:color w:val="1F1F1F"/>
+                <w:kern w:val="0"/>
+                <w:sz w:val="24"/>
+                <w:szCs w:val="24"/>
+                <w:bdr w:val="none" w:color="1F1F1F" w:sz="0" w:space="0"/>
+                <w:lang w:val="en-US" w:eastAsia="zh-CN" w:bidi="ar"/>
+              </w:rPr>
+              <w:t>Dual-Pivot Quicksort</w:t>
+            </w:r>
+          </w:p>
+        </w:tc>
+        <w:tc>
+          <w:tcPr>
+            <w:tcW w:w="0" w:type="auto"/>
+            <w:tcBorders>
+              <w:top w:val="single" w:color="auto" w:sz="2" w:space="0"/>
+              <w:left w:val="single" w:color="auto" w:sz="2" w:space="0"/>
+              <w:bottom w:val="single" w:color="auto" w:sz="2" w:space="0"/>
+              <w:right w:val="single" w:color="auto" w:sz="2" w:space="0"/>
+            </w:tcBorders>
+            <w:shd w:val="clear"/>
+            <w:tcMar>
+              <w:top w:w="120" w:type="dxa"/>
+              <w:bottom w:w="120" w:type="dxa"/>
+              <w:right w:w="90" w:type="dxa"/>
+            </w:tcMar>
+            <w:vAlign w:val="center"/>
+          </w:tcPr>
+          <w:p>
+            <w:pPr>
+              <w:keepNext w:val="0"/>
+              <w:keepLines w:val="0"/>
+              <w:widowControl/>
+              <w:suppressLineNumbers w:val="0"/>
+              <w:bidi w:val="0"/>
+              <w:spacing w:before="0" w:beforeAutospacing="0" w:after="0" w:afterAutospacing="0" w:line="9" w:lineRule="atLeast"/>
+              <w:ind w:left="0" w:right="0"/>
+              <w:jc w:val="left"/>
+              <w:rPr>
+                <w:rFonts w:hint="eastAsia" w:ascii="黑体" w:hAnsi="黑体" w:eastAsia="黑体" w:cs="黑体"/>
+                <w:color w:val="1F1F1F"/>
+              </w:rPr>
+            </w:pPr>
+            <w:r>
+              <w:rPr>
+                <w:rFonts w:hint="eastAsia" w:ascii="黑体" w:hAnsi="黑体" w:eastAsia="黑体" w:cs="黑体"/>
+                <w:color w:val="1F1F1F"/>
+                <w:kern w:val="0"/>
+                <w:sz w:val="24"/>
+                <w:szCs w:val="24"/>
+                <w:bdr w:val="none" w:color="1F1F1F" w:sz="0" w:space="0"/>
+                <w:lang w:val="en-US" w:eastAsia="zh-CN" w:bidi="ar"/>
+              </w:rPr>
+              <w:t>不稳定</w:t>
+            </w:r>
+          </w:p>
+        </w:tc>
+        <w:tc>
+          <w:tcPr>
+            <w:tcW w:w="0" w:type="auto"/>
+            <w:tcBorders>
+              <w:top w:val="single" w:color="auto" w:sz="2" w:space="0"/>
+              <w:left w:val="single" w:color="auto" w:sz="2" w:space="0"/>
+              <w:bottom w:val="single" w:color="auto" w:sz="2" w:space="0"/>
+              <w:right w:val="single" w:color="auto" w:sz="2" w:space="0"/>
+            </w:tcBorders>
+            <w:shd w:val="clear"/>
+            <w:tcMar>
+              <w:top w:w="120" w:type="dxa"/>
+              <w:bottom w:w="120" w:type="dxa"/>
+            </w:tcMar>
+            <w:vAlign w:val="center"/>
+          </w:tcPr>
+          <w:p>
+            <w:pPr>
+              <w:keepNext w:val="0"/>
+              <w:keepLines w:val="0"/>
+              <w:widowControl/>
+              <w:suppressLineNumbers w:val="0"/>
+              <w:bidi w:val="0"/>
+              <w:spacing w:before="0" w:beforeAutospacing="0" w:after="0" w:afterAutospacing="0" w:line="9" w:lineRule="atLeast"/>
+              <w:ind w:left="0" w:right="0"/>
+              <w:jc w:val="left"/>
+              <w:rPr>
+                <w:rFonts w:hint="eastAsia" w:ascii="黑体" w:hAnsi="黑体" w:eastAsia="黑体" w:cs="黑体"/>
+                <w:color w:val="1F1F1F"/>
+              </w:rPr>
+            </w:pPr>
+            <w:r>
+              <w:rPr>
+                <w:rFonts w:hint="eastAsia" w:ascii="黑体" w:hAnsi="黑体" w:eastAsia="黑体" w:cs="黑体"/>
+                <w:color w:val="1F1F1F"/>
+                <w:kern w:val="0"/>
+                <w:sz w:val="24"/>
+                <w:szCs w:val="24"/>
+                <w:bdr w:val="none" w:color="1F1F1F" w:sz="0" w:space="0"/>
+                <w:lang w:val="en-US" w:eastAsia="zh-CN" w:bidi="ar"/>
+              </w:rPr>
+              <w:t>O(n log n)</w:t>
+            </w:r>
+          </w:p>
+        </w:tc>
+      </w:tr>
+      <w:tr>
+        <w:tblPrEx>
+          <w:tblBorders>
+            <w:top w:val="none" w:color="1F1F1F" w:sz="0" w:space="0"/>
+            <w:left w:val="none" w:color="1F1F1F" w:sz="0" w:space="0"/>
+            <w:bottom w:val="none" w:color="1F1F1F" w:sz="0" w:space="0"/>
+            <w:right w:val="none" w:color="1F1F1F" w:sz="0" w:space="0"/>
+            <w:insideH w:val="none" w:color="auto" w:sz="0" w:space="0"/>
+            <w:insideV w:val="none" w:color="auto" w:sz="0" w:space="0"/>
+          </w:tblBorders>
+          <w:shd w:val="clear"/>
+          <w:tblCellMar>
+            <w:top w:w="0" w:type="dxa"/>
+            <w:left w:w="0" w:type="dxa"/>
+            <w:bottom w:w="0" w:type="dxa"/>
+            <w:right w:w="0" w:type="dxa"/>
+          </w:tblCellMar>
+        </w:tblPrEx>
+        <w:trPr>
+          <w:tblCellSpacing w:w="15" w:type="dxa"/>
+        </w:trPr>
+        <w:tc>
+          <w:tcPr>
+            <w:tcW w:w="0" w:type="auto"/>
+            <w:tcBorders>
+              <w:top w:val="single" w:color="auto" w:sz="2" w:space="0"/>
+              <w:left w:val="single" w:color="auto" w:sz="2" w:space="0"/>
+              <w:bottom w:val="single" w:color="auto" w:sz="2" w:space="0"/>
+              <w:right w:val="single" w:color="auto" w:sz="2" w:space="0"/>
+            </w:tcBorders>
+            <w:shd w:val="clear"/>
+            <w:tcMar>
+              <w:top w:w="120" w:type="dxa"/>
+              <w:bottom w:w="120" w:type="dxa"/>
+              <w:right w:w="90" w:type="dxa"/>
+            </w:tcMar>
+            <w:vAlign w:val="center"/>
+          </w:tcPr>
+          <w:p>
+            <w:pPr>
+              <w:keepNext w:val="0"/>
+              <w:keepLines w:val="0"/>
+              <w:widowControl/>
+              <w:suppressLineNumbers w:val="0"/>
+              <w:bidi w:val="0"/>
+              <w:spacing w:before="0" w:beforeAutospacing="0" w:after="0" w:afterAutospacing="0" w:line="9" w:lineRule="atLeast"/>
+              <w:ind w:left="0" w:right="0"/>
+              <w:jc w:val="left"/>
+              <w:rPr>
+                <w:rFonts w:hint="eastAsia" w:ascii="黑体" w:hAnsi="黑体" w:eastAsia="黑体" w:cs="黑体"/>
+                <w:color w:val="1F1F1F"/>
+              </w:rPr>
+            </w:pPr>
+            <w:r>
+              <w:rPr>
+                <w:rFonts w:hint="eastAsia" w:ascii="黑体" w:hAnsi="黑体" w:eastAsia="黑体" w:cs="黑体"/>
+                <w:b/>
+                <w:bCs/>
+                <w:color w:val="1F1F1F"/>
+                <w:kern w:val="0"/>
+                <w:sz w:val="24"/>
+                <w:szCs w:val="24"/>
+                <w:bdr w:val="none" w:color="1F1F1F" w:sz="0" w:space="0"/>
+                <w:lang w:val="en-US" w:eastAsia="zh-CN" w:bidi="ar"/>
+              </w:rPr>
+              <w:t>对象类型</w:t>
+            </w:r>
+          </w:p>
+        </w:tc>
+        <w:tc>
+          <w:tcPr>
+            <w:tcW w:w="0" w:type="auto"/>
+            <w:tcBorders>
+              <w:top w:val="single" w:color="auto" w:sz="2" w:space="0"/>
+              <w:left w:val="single" w:color="auto" w:sz="2" w:space="0"/>
+              <w:bottom w:val="single" w:color="auto" w:sz="2" w:space="0"/>
+              <w:right w:val="single" w:color="auto" w:sz="2" w:space="0"/>
+            </w:tcBorders>
+            <w:shd w:val="clear"/>
+            <w:tcMar>
+              <w:top w:w="120" w:type="dxa"/>
+              <w:bottom w:w="120" w:type="dxa"/>
+              <w:right w:w="90" w:type="dxa"/>
+            </w:tcMar>
+            <w:vAlign w:val="center"/>
+          </w:tcPr>
+          <w:p>
+            <w:pPr>
+              <w:keepNext w:val="0"/>
+              <w:keepLines w:val="0"/>
+              <w:widowControl/>
+              <w:suppressLineNumbers w:val="0"/>
+              <w:bidi w:val="0"/>
+              <w:spacing w:before="0" w:beforeAutospacing="0" w:after="0" w:afterAutospacing="0" w:line="9" w:lineRule="atLeast"/>
+              <w:ind w:left="0" w:right="0"/>
+              <w:jc w:val="left"/>
+              <w:rPr>
+                <w:rFonts w:hint="eastAsia" w:ascii="黑体" w:hAnsi="黑体" w:eastAsia="黑体" w:cs="黑体"/>
+                <w:color w:val="1F1F1F"/>
+              </w:rPr>
+            </w:pPr>
+            <w:r>
+              <w:rPr>
+                <w:rFonts w:hint="eastAsia" w:ascii="黑体" w:hAnsi="黑体" w:eastAsia="黑体" w:cs="黑体"/>
+                <w:color w:val="1F1F1F"/>
+                <w:kern w:val="0"/>
+                <w:sz w:val="24"/>
+                <w:szCs w:val="24"/>
+                <w:bdr w:val="none" w:color="1F1F1F" w:sz="0" w:space="0"/>
+                <w:lang w:val="en-US" w:eastAsia="zh-CN" w:bidi="ar"/>
+              </w:rPr>
+              <w:t>TimSort</w:t>
+            </w:r>
+          </w:p>
+        </w:tc>
+        <w:tc>
+          <w:tcPr>
+            <w:tcW w:w="0" w:type="auto"/>
+            <w:tcBorders>
+              <w:top w:val="single" w:color="auto" w:sz="2" w:space="0"/>
+              <w:left w:val="single" w:color="auto" w:sz="2" w:space="0"/>
+              <w:bottom w:val="single" w:color="auto" w:sz="2" w:space="0"/>
+              <w:right w:val="single" w:color="auto" w:sz="2" w:space="0"/>
+            </w:tcBorders>
+            <w:shd w:val="clear"/>
+            <w:tcMar>
+              <w:top w:w="120" w:type="dxa"/>
+              <w:bottom w:w="120" w:type="dxa"/>
+              <w:right w:w="90" w:type="dxa"/>
+            </w:tcMar>
+            <w:vAlign w:val="center"/>
+          </w:tcPr>
+          <w:p>
+            <w:pPr>
+              <w:keepNext w:val="0"/>
+              <w:keepLines w:val="0"/>
+              <w:widowControl/>
+              <w:suppressLineNumbers w:val="0"/>
+              <w:bidi w:val="0"/>
+              <w:spacing w:before="0" w:beforeAutospacing="0" w:after="0" w:afterAutospacing="0" w:line="9" w:lineRule="atLeast"/>
+              <w:ind w:left="0" w:right="0"/>
+              <w:jc w:val="left"/>
+              <w:rPr>
+                <w:rFonts w:hint="eastAsia" w:ascii="黑体" w:hAnsi="黑体" w:eastAsia="黑体" w:cs="黑体"/>
+                <w:color w:val="1F1F1F"/>
+              </w:rPr>
+            </w:pPr>
+            <w:r>
+              <w:rPr>
+                <w:rFonts w:hint="eastAsia" w:ascii="黑体" w:hAnsi="黑体" w:eastAsia="黑体" w:cs="黑体"/>
+                <w:color w:val="1F1F1F"/>
+                <w:kern w:val="0"/>
+                <w:sz w:val="24"/>
+                <w:szCs w:val="24"/>
+                <w:bdr w:val="none" w:color="1F1F1F" w:sz="0" w:space="0"/>
+                <w:lang w:val="en-US" w:eastAsia="zh-CN" w:bidi="ar"/>
+              </w:rPr>
+              <w:t>稳定</w:t>
+            </w:r>
+          </w:p>
+        </w:tc>
+        <w:tc>
+          <w:tcPr>
+            <w:tcW w:w="0" w:type="auto"/>
+            <w:tcBorders>
+              <w:top w:val="single" w:color="auto" w:sz="2" w:space="0"/>
+              <w:left w:val="single" w:color="auto" w:sz="2" w:space="0"/>
+              <w:bottom w:val="single" w:color="auto" w:sz="2" w:space="0"/>
+              <w:right w:val="single" w:color="auto" w:sz="2" w:space="0"/>
+            </w:tcBorders>
+            <w:shd w:val="clear"/>
+            <w:tcMar>
+              <w:top w:w="120" w:type="dxa"/>
+              <w:bottom w:w="120" w:type="dxa"/>
+            </w:tcMar>
+            <w:vAlign w:val="center"/>
+          </w:tcPr>
+          <w:p>
+            <w:pPr>
+              <w:keepNext w:val="0"/>
+              <w:keepLines w:val="0"/>
+              <w:widowControl/>
+              <w:suppressLineNumbers w:val="0"/>
+              <w:bidi w:val="0"/>
+              <w:spacing w:before="0" w:beforeAutospacing="0" w:after="0" w:afterAutospacing="0" w:line="9" w:lineRule="atLeast"/>
+              <w:ind w:left="0" w:right="0"/>
+              <w:jc w:val="left"/>
+              <w:rPr>
+                <w:rFonts w:hint="eastAsia" w:ascii="黑体" w:hAnsi="黑体" w:eastAsia="黑体" w:cs="黑体"/>
+                <w:color w:val="1F1F1F"/>
+              </w:rPr>
+            </w:pPr>
+            <w:r>
+              <w:rPr>
+                <w:rFonts w:hint="eastAsia" w:ascii="黑体" w:hAnsi="黑体" w:eastAsia="黑体" w:cs="黑体"/>
+                <w:color w:val="1F1F1F"/>
+                <w:kern w:val="0"/>
+                <w:sz w:val="24"/>
+                <w:szCs w:val="24"/>
+                <w:bdr w:val="none" w:color="1F1F1F" w:sz="0" w:space="0"/>
+                <w:lang w:val="en-US" w:eastAsia="zh-CN" w:bidi="ar"/>
+              </w:rPr>
+              <w:t>O(n log n)</w:t>
+            </w:r>
+          </w:p>
+        </w:tc>
+      </w:tr>
+    </w:tbl>
+    <w:p>
+      <w:pPr>
+        <w:rPr>
+          <w:rFonts w:hint="eastAsia"/>
+          <w:lang w:val="en-US" w:eastAsia="zh-CN"/>
+        </w:rPr>
+      </w:pPr>
+    </w:p>
+    <w:p>
+      <w:pPr>
+        <w:rPr>
+          <w:rFonts w:hint="eastAsia"/>
+          <w:lang w:val="en-US" w:eastAsia="zh-CN"/>
+        </w:rPr>
+      </w:pPr>
+      <w:r>
+        <w:rPr>
+          <w:rFonts w:hint="eastAsia"/>
+          <w:b/>
+          <w:bCs/>
+          <w:lang w:val="en-US" w:eastAsia="zh-CN"/>
+        </w:rPr>
+        <w:t>小贴士</w:t>
+      </w:r>
+      <w:r>
+        <w:rPr>
+          <w:rFonts w:hint="eastAsia"/>
+          <w:lang w:val="en-US" w:eastAsia="zh-CN"/>
+        </w:rPr>
+        <w:t>：</w:t>
+      </w:r>
+    </w:p>
+    <w:p>
+      <w:pPr>
+        <w:rPr>
+          <w:rFonts w:hint="eastAsia"/>
+          <w:lang w:val="en-US" w:eastAsia="zh-CN"/>
+        </w:rPr>
+      </w:pPr>
+      <w:r>
+        <w:rPr>
+          <w:rFonts w:hint="eastAsia"/>
+          <w:lang w:val="en-US" w:eastAsia="zh-CN"/>
+        </w:rPr>
+        <w:t>并行排序：如果数组非常大，可以考虑使用Arrays.parallelSort()。它利用Java 8的Fork/Join框架，在多核CPU上并行处理，速度更快。</w:t>
+      </w:r>
+    </w:p>
+    <w:p>
+      <w:pPr>
+        <w:rPr>
+          <w:rFonts w:hint="eastAsia"/>
+          <w:lang w:val="en-US" w:eastAsia="zh-CN"/>
+        </w:rPr>
+      </w:pPr>
+      <w:r>
+        <w:rPr>
+          <w:rFonts w:hint="eastAsia"/>
+          <w:lang w:val="en-US" w:eastAsia="zh-CN"/>
+        </w:rPr>
+        <w:t>空指针安全：如果数组中包含null元素，调用sort会抛出NullPointerException，除非你自定义了处理null的Comparator。</w:t>
+      </w:r>
+    </w:p>
+    <w:p>
+      <w:pPr>
+        <w:rPr>
+          <w:rFonts w:hint="eastAsia"/>
+          <w:lang w:val="en-US" w:eastAsia="zh-CN"/>
+        </w:rPr>
+      </w:pPr>
+    </w:p>
+    <w:p>
+      <w:pPr>
+        <w:rPr>
+          <w:rFonts w:hint="eastAsia"/>
+          <w:lang w:val="en-US" w:eastAsia="zh-CN"/>
+        </w:rPr>
+      </w:pPr>
+      <w:r>
+        <w:rPr>
+          <w:rFonts w:hint="eastAsia"/>
+          <w:b/>
+          <w:bCs/>
+          <w:lang w:val="en-US" w:eastAsia="zh-CN"/>
+        </w:rPr>
+        <w:t>B.equals()方法(242题)</w:t>
+      </w:r>
+    </w:p>
+    <w:p>
+      <w:pPr>
+        <w:rPr>
+          <w:rFonts w:hint="eastAsia"/>
+          <w:lang w:val="en-US" w:eastAsia="zh-CN"/>
+        </w:rPr>
+      </w:pPr>
+      <w:r>
+        <w:rPr>
+          <w:rFonts w:hint="eastAsia"/>
+          <w:lang w:val="en-US" w:eastAsia="zh-CN"/>
+        </w:rPr>
+        <w:t>在Java中，java.util.Arrays.equals()是用于比较两个数组内容是否相等的最常用方法。它与直接使用==（比较内存地址）有本质区别。</w:t>
+      </w:r>
+    </w:p>
+    <w:p>
+      <w:pPr>
+        <w:rPr>
+          <w:rFonts w:hint="eastAsia"/>
+          <w:lang w:val="en-US" w:eastAsia="zh-CN"/>
+        </w:rPr>
+      </w:pPr>
+    </w:p>
+    <w:p>
+      <w:pPr>
+        <w:rPr>
+          <w:rFonts w:hint="eastAsia"/>
+          <w:lang w:val="en-US" w:eastAsia="zh-CN"/>
+        </w:rPr>
+      </w:pPr>
+      <w:r>
+        <w:rPr>
+          <w:rFonts w:hint="eastAsia"/>
+          <w:b/>
+          <w:bCs/>
+          <w:lang w:val="en-US" w:eastAsia="zh-CN"/>
+        </w:rPr>
+        <w:t>1.核心用法</w:t>
+      </w:r>
+    </w:p>
+    <w:p>
+      <w:pPr>
+        <w:rPr>
+          <w:rFonts w:hint="eastAsia"/>
+          <w:lang w:val="en-US" w:eastAsia="zh-CN"/>
+        </w:rPr>
+      </w:pPr>
+      <w:r>
+        <w:rPr>
+          <w:rFonts w:hint="eastAsia"/>
+          <w:b/>
+          <w:bCs/>
+          <w:lang w:val="en-US" w:eastAsia="zh-CN"/>
+        </w:rPr>
+        <w:t>1.1 基本类型数组</w:t>
+      </w:r>
+    </w:p>
+    <w:p>
+      <w:pPr>
+        <w:rPr>
+          <w:rFonts w:hint="eastAsia"/>
+          <w:lang w:val="en-US" w:eastAsia="zh-CN"/>
+        </w:rPr>
+      </w:pPr>
+      <w:r>
+        <w:rPr>
+          <w:rFonts w:hint="eastAsia"/>
+          <w:lang w:val="en-US" w:eastAsia="zh-CN"/>
+        </w:rPr>
+        <w:t>对于int[], char[], boolean[]等，该方法会逐个比较数组中的元素值。</w:t>
+      </w:r>
+    </w:p>
+    <w:p>
+      <w:pPr>
+        <w:rPr>
+          <w:rFonts w:hint="default"/>
+          <w:lang w:val="en-US" w:eastAsia="zh-CN"/>
+        </w:rPr>
+      </w:pPr>
+      <w:r>
+        <w:rPr>
+          <w:rFonts w:hint="eastAsia"/>
+          <w:lang w:val="en-US" w:eastAsia="zh-CN"/>
+        </w:rPr>
+        <w:t>例：</w:t>
+      </w:r>
+    </w:p>
+    <w:p>
+      <w:pPr>
+        <w:rPr>
+          <w:rFonts w:hint="eastAsia"/>
+          <w:lang w:val="en-US" w:eastAsia="zh-CN"/>
+        </w:rPr>
+      </w:pPr>
+      <w:r>
+        <w:rPr>
+          <w:rFonts w:hint="eastAsia"/>
+          <w:lang w:val="en-US" w:eastAsia="zh-CN"/>
+        </w:rPr>
+        <w:t>int[] a = {1, 2, 3};</w:t>
+      </w:r>
+    </w:p>
+    <w:p>
+      <w:pPr>
+        <w:rPr>
+          <w:rFonts w:hint="eastAsia"/>
+          <w:lang w:val="en-US" w:eastAsia="zh-CN"/>
+        </w:rPr>
+      </w:pPr>
+      <w:r>
+        <w:rPr>
+          <w:rFonts w:hint="eastAsia"/>
+          <w:lang w:val="en-US" w:eastAsia="zh-CN"/>
+        </w:rPr>
+        <w:t>int[] b = {1, 2, 3};</w:t>
+      </w:r>
+    </w:p>
+    <w:p>
+      <w:pPr>
+        <w:rPr>
+          <w:rFonts w:hint="eastAsia"/>
+          <w:lang w:val="en-US" w:eastAsia="zh-CN"/>
+        </w:rPr>
+      </w:pPr>
+      <w:r>
+        <w:rPr>
+          <w:rFonts w:hint="eastAsia"/>
+          <w:lang w:val="en-US" w:eastAsia="zh-CN"/>
+        </w:rPr>
+        <w:t>System.out.println(Arrays.equals(a, b)); // 输出: true</w:t>
+      </w:r>
+    </w:p>
+    <w:p>
+      <w:pPr>
+        <w:rPr>
+          <w:rFonts w:hint="eastAsia"/>
+          <w:lang w:val="en-US" w:eastAsia="zh-CN"/>
+        </w:rPr>
+      </w:pPr>
+    </w:p>
+    <w:p>
+      <w:pPr>
+        <w:rPr>
+          <w:rFonts w:hint="eastAsia"/>
+          <w:lang w:val="en-US" w:eastAsia="zh-CN"/>
+        </w:rPr>
+      </w:pPr>
+      <w:r>
+        <w:rPr>
+          <w:rFonts w:hint="eastAsia"/>
+          <w:b/>
+          <w:bCs/>
+          <w:lang w:val="en-US" w:eastAsia="zh-CN"/>
+        </w:rPr>
+        <w:t>1.2 对象类型数组</w:t>
+      </w:r>
+    </w:p>
+    <w:p>
+      <w:pPr>
+        <w:rPr>
+          <w:rFonts w:hint="eastAsia"/>
+          <w:lang w:val="en-US" w:eastAsia="zh-CN"/>
+        </w:rPr>
+      </w:pPr>
+      <w:r>
+        <w:rPr>
+          <w:rFonts w:hint="eastAsia"/>
+          <w:lang w:val="en-US" w:eastAsia="zh-CN"/>
+        </w:rPr>
+        <w:t>对于String[]或自定义对象数组，它会调用每个元素的equals()方法进行比较。</w:t>
+      </w:r>
+    </w:p>
+    <w:p>
+      <w:pPr>
+        <w:rPr>
+          <w:rFonts w:hint="default"/>
+          <w:lang w:val="en-US" w:eastAsia="zh-CN"/>
+        </w:rPr>
+      </w:pPr>
+      <w:r>
+        <w:rPr>
+          <w:rFonts w:hint="eastAsia"/>
+          <w:lang w:val="en-US" w:eastAsia="zh-CN"/>
+        </w:rPr>
+        <w:t>例：</w:t>
+      </w:r>
+    </w:p>
+    <w:p>
+      <w:pPr>
+        <w:rPr>
+          <w:rFonts w:hint="eastAsia"/>
+          <w:lang w:val="en-US" w:eastAsia="zh-CN"/>
+        </w:rPr>
+      </w:pPr>
+      <w:r>
+        <w:rPr>
+          <w:rFonts w:hint="eastAsia"/>
+          <w:lang w:val="en-US" w:eastAsia="zh-CN"/>
+        </w:rPr>
+        <w:t>String[] s1 = {"A", "B"};</w:t>
+      </w:r>
+    </w:p>
+    <w:p>
+      <w:pPr>
+        <w:rPr>
+          <w:rFonts w:hint="eastAsia"/>
+          <w:lang w:val="en-US" w:eastAsia="zh-CN"/>
+        </w:rPr>
+      </w:pPr>
+      <w:r>
+        <w:rPr>
+          <w:rFonts w:hint="eastAsia"/>
+          <w:lang w:val="en-US" w:eastAsia="zh-CN"/>
+        </w:rPr>
+        <w:t>String[] s2 = {"A", "B"};</w:t>
+      </w:r>
+    </w:p>
+    <w:p>
+      <w:pPr>
+        <w:rPr>
+          <w:rFonts w:hint="eastAsia"/>
+          <w:lang w:val="en-US" w:eastAsia="zh-CN"/>
+        </w:rPr>
+      </w:pPr>
+      <w:r>
+        <w:rPr>
+          <w:rFonts w:hint="eastAsia"/>
+          <w:lang w:val="en-US" w:eastAsia="zh-CN"/>
+        </w:rPr>
+        <w:t>System.out.println(Arrays.equals(s1, s2)); // 输出: true</w:t>
+      </w:r>
+    </w:p>
+    <w:p>
+      <w:pPr>
+        <w:rPr>
+          <w:rFonts w:hint="eastAsia"/>
+          <w:lang w:val="en-US" w:eastAsia="zh-CN"/>
+        </w:rPr>
+      </w:pPr>
+    </w:p>
+    <w:p>
+      <w:pPr>
+        <w:rPr>
+          <w:rFonts w:hint="eastAsia"/>
+          <w:lang w:val="en-US" w:eastAsia="zh-CN"/>
+        </w:rPr>
+      </w:pPr>
+      <w:r>
+        <w:rPr>
+          <w:rFonts w:hint="eastAsia"/>
+          <w:b/>
+          <w:bCs/>
+          <w:lang w:val="en-US" w:eastAsia="zh-CN"/>
+        </w:rPr>
+        <w:t>1.3 嵌套数组（多维数组）</w:t>
+      </w:r>
+    </w:p>
+    <w:p>
+      <w:pPr>
+        <w:rPr>
+          <w:rFonts w:hint="eastAsia"/>
+          <w:lang w:val="en-US" w:eastAsia="zh-CN"/>
+        </w:rPr>
+      </w:pPr>
+      <w:r>
+        <w:rPr>
+          <w:rFonts w:hint="eastAsia"/>
+          <w:lang w:val="en-US" w:eastAsia="zh-CN"/>
+        </w:rPr>
+        <w:t>注意：Arrays.equals()只能进行“浅比较”。如果数组中嵌套了数组（如 int[][]），它会比较内部数组的引用地址，而不是内容。</w:t>
+      </w:r>
+    </w:p>
+    <w:p>
+      <w:pPr>
+        <w:rPr>
+          <w:rFonts w:hint="eastAsia"/>
+          <w:lang w:val="en-US" w:eastAsia="zh-CN"/>
+        </w:rPr>
+      </w:pPr>
+      <w:r>
+        <w:rPr>
+          <w:rFonts w:hint="eastAsia"/>
+          <w:lang w:val="en-US" w:eastAsia="zh-CN"/>
+        </w:rPr>
+        <w:t>解决办法：使用Arrays.deepEquals()。</w:t>
+      </w:r>
+    </w:p>
+    <w:p>
+      <w:pPr>
+        <w:rPr>
+          <w:rFonts w:hint="default"/>
+          <w:lang w:val="en-US" w:eastAsia="zh-CN"/>
+        </w:rPr>
+      </w:pPr>
+      <w:r>
+        <w:rPr>
+          <w:rFonts w:hint="eastAsia"/>
+          <w:lang w:val="en-US" w:eastAsia="zh-CN"/>
+        </w:rPr>
+        <w:t>例：</w:t>
+      </w:r>
+    </w:p>
+    <w:p>
+      <w:pPr>
+        <w:rPr>
+          <w:rFonts w:hint="eastAsia"/>
+          <w:lang w:val="en-US" w:eastAsia="zh-CN"/>
+        </w:rPr>
+      </w:pPr>
+      <w:r>
+        <w:rPr>
+          <w:rFonts w:hint="eastAsia"/>
+          <w:lang w:val="en-US" w:eastAsia="zh-CN"/>
+        </w:rPr>
+        <w:t>int[][] matrix1 = {{1}, {2}};</w:t>
+      </w:r>
+    </w:p>
+    <w:p>
+      <w:pPr>
+        <w:rPr>
+          <w:rFonts w:hint="eastAsia"/>
+          <w:lang w:val="en-US" w:eastAsia="zh-CN"/>
+        </w:rPr>
+      </w:pPr>
+      <w:r>
+        <w:rPr>
+          <w:rFonts w:hint="eastAsia"/>
+          <w:lang w:val="en-US" w:eastAsia="zh-CN"/>
+        </w:rPr>
+        <w:t>int[][] matrix2 = {{1}, {2}};</w:t>
+      </w:r>
+    </w:p>
+    <w:p>
+      <w:pPr>
+        <w:rPr>
+          <w:rFonts w:hint="eastAsia"/>
+          <w:lang w:val="en-US" w:eastAsia="zh-CN"/>
+        </w:rPr>
+      </w:pPr>
+      <w:r>
+        <w:rPr>
+          <w:rFonts w:hint="eastAsia"/>
+          <w:lang w:val="en-US" w:eastAsia="zh-CN"/>
+        </w:rPr>
+        <w:t>System.out.println(Arrays.equals(matrix1, matrix2));     // 输出: false</w:t>
+      </w:r>
+    </w:p>
+    <w:p>
+      <w:pPr>
+        <w:rPr>
+          <w:rFonts w:hint="eastAsia"/>
+          <w:lang w:val="en-US" w:eastAsia="zh-CN"/>
+        </w:rPr>
+      </w:pPr>
+      <w:r>
+        <w:rPr>
+          <w:rFonts w:hint="eastAsia"/>
+          <w:lang w:val="en-US" w:eastAsia="zh-CN"/>
+        </w:rPr>
+        <w:t>System.out.println(Arrays.deepEquals(matrix1, matrix2)); // 输出: true</w:t>
+      </w:r>
+    </w:p>
+    <w:p>
+      <w:pPr>
+        <w:rPr>
+          <w:rFonts w:hint="eastAsia"/>
+          <w:lang w:val="en-US" w:eastAsia="zh-CN"/>
+        </w:rPr>
+      </w:pPr>
+    </w:p>
+    <w:p>
+      <w:pPr>
+        <w:rPr>
+          <w:rFonts w:hint="eastAsia"/>
+          <w:lang w:val="en-US" w:eastAsia="zh-CN"/>
+        </w:rPr>
+      </w:pPr>
+      <w:r>
+        <w:rPr>
+          <w:rFonts w:hint="eastAsia"/>
+          <w:b/>
+          <w:bCs/>
+          <w:lang w:val="en-US" w:eastAsia="zh-CN"/>
+        </w:rPr>
+        <w:t>2.判定相等的标准</w:t>
+      </w:r>
+    </w:p>
+    <w:p>
+      <w:pPr>
+        <w:rPr>
+          <w:rFonts w:hint="eastAsia"/>
+          <w:lang w:val="en-US" w:eastAsia="zh-CN"/>
+        </w:rPr>
+      </w:pPr>
+      <w:r>
+        <w:rPr>
+          <w:rFonts w:hint="eastAsia"/>
+          <w:lang w:val="en-US" w:eastAsia="zh-CN"/>
+        </w:rPr>
+        <w:t>两个数组被认为是相等的，必须满足以下条件：</w:t>
+      </w:r>
+    </w:p>
+    <w:p>
+      <w:pPr>
+        <w:rPr>
+          <w:rFonts w:hint="eastAsia"/>
+          <w:lang w:val="en-US" w:eastAsia="zh-CN"/>
+        </w:rPr>
+      </w:pPr>
+      <w:r>
+        <w:rPr>
+          <w:rFonts w:hint="eastAsia"/>
+          <w:lang w:val="en-US" w:eastAsia="zh-CN"/>
+        </w:rPr>
+        <w:t>引用相同：如果两个变量指向同一个数组对象，返回true。</w:t>
+      </w:r>
+    </w:p>
+    <w:p>
+      <w:pPr>
+        <w:rPr>
+          <w:rFonts w:hint="eastAsia"/>
+          <w:lang w:val="en-US" w:eastAsia="zh-CN"/>
+        </w:rPr>
+      </w:pPr>
+      <w:r>
+        <w:rPr>
+          <w:rFonts w:hint="eastAsia"/>
+          <w:lang w:val="en-US" w:eastAsia="zh-CN"/>
+        </w:rPr>
+        <w:t>长度相同：如果长度不等，直接返回 false。</w:t>
+      </w:r>
+    </w:p>
+    <w:p>
+      <w:pPr>
+        <w:rPr>
+          <w:rFonts w:hint="eastAsia"/>
+          <w:lang w:val="en-US" w:eastAsia="zh-CN"/>
+        </w:rPr>
+      </w:pPr>
+      <w:r>
+        <w:rPr>
+          <w:rFonts w:hint="eastAsia"/>
+          <w:lang w:val="en-US" w:eastAsia="zh-CN"/>
+        </w:rPr>
+        <w:t>内容相同：相同索引位置的元素必须相等。对于基本类型：a[i] == b[i]。对于对象类型：(a[i]==null ? b[i]==null : a[i].equals(b[i]))。</w:t>
+      </w:r>
+    </w:p>
+    <w:p>
+      <w:pPr>
+        <w:rPr>
+          <w:rFonts w:hint="eastAsia"/>
+          <w:lang w:val="en-US" w:eastAsia="zh-CN"/>
+        </w:rPr>
+      </w:pPr>
+    </w:p>
+    <w:p>
+      <w:pPr>
+        <w:rPr>
+          <w:rFonts w:hint="eastAsia"/>
+          <w:lang w:val="en-US" w:eastAsia="zh-CN"/>
+        </w:rPr>
+      </w:pPr>
+      <w:r>
+        <w:rPr>
+          <w:rFonts w:hint="eastAsia"/>
+          <w:b/>
+          <w:bCs/>
+          <w:lang w:val="en-US" w:eastAsia="zh-CN"/>
+        </w:rPr>
+        <w:t>3.复杂度分析</w:t>
+      </w:r>
+    </w:p>
+    <w:p>
+      <w:pPr>
+        <w:rPr>
+          <w:rFonts w:hint="eastAsia"/>
+          <w:lang w:val="en-US" w:eastAsia="zh-CN"/>
+        </w:rPr>
+      </w:pPr>
+      <w:r>
+        <w:rPr>
+          <w:rFonts w:hint="eastAsia"/>
+          <w:b/>
+          <w:bCs/>
+          <w:lang w:val="en-US" w:eastAsia="zh-CN"/>
+        </w:rPr>
+        <w:t>时间复杂度</w:t>
+      </w:r>
+    </w:p>
+    <w:p>
+      <w:pPr>
+        <w:rPr>
+          <w:rFonts w:hint="eastAsia"/>
+          <w:lang w:val="en-US" w:eastAsia="zh-CN"/>
+        </w:rPr>
+      </w:pPr>
+      <w:r>
+        <w:rPr>
+          <w:rFonts w:hint="eastAsia"/>
+          <w:lang w:val="en-US" w:eastAsia="zh-CN"/>
+        </w:rPr>
+        <w:t>最好情况：O(1)。如果两个数组引用相同（a == b），或者其中一个为null而另一个不为null，或者长度不同，算法会立即返回结果。</w:t>
+      </w:r>
+    </w:p>
+    <w:p>
+      <w:pPr>
+        <w:rPr>
+          <w:rFonts w:hint="eastAsia"/>
+          <w:lang w:val="en-US" w:eastAsia="zh-CN"/>
+        </w:rPr>
+      </w:pPr>
+      <w:r>
+        <w:rPr>
+          <w:rFonts w:hint="eastAsia"/>
+          <w:lang w:val="en-US" w:eastAsia="zh-CN"/>
+        </w:rPr>
+        <w:t>平均/最坏情况：O(n)。算法需要从头到尾遍历数组元素。如果两个数组完全相等，或者直到最后一个元素才出现差异，则需要比较n次。</w:t>
+      </w:r>
+    </w:p>
+    <w:p>
+      <w:pPr>
+        <w:rPr>
+          <w:rFonts w:hint="eastAsia"/>
+          <w:b/>
+          <w:bCs/>
+          <w:lang w:val="en-US" w:eastAsia="zh-CN"/>
+        </w:rPr>
+      </w:pPr>
+      <w:r>
+        <w:rPr>
+          <w:rFonts w:hint="eastAsia"/>
+          <w:b/>
+          <w:bCs/>
+          <w:lang w:val="en-US" w:eastAsia="zh-CN"/>
+        </w:rPr>
+        <w:t>空间复杂度</w:t>
+      </w:r>
+    </w:p>
+    <w:p>
+      <w:pPr>
+        <w:rPr>
+          <w:rFonts w:hint="eastAsia"/>
+          <w:lang w:val="en-US" w:eastAsia="zh-CN"/>
+        </w:rPr>
+      </w:pPr>
+      <w:r>
+        <w:rPr>
+          <w:rFonts w:hint="eastAsia"/>
+          <w:lang w:val="en-US" w:eastAsia="zh-CN"/>
+        </w:rPr>
+        <w:t>始终为：O(1)。该方法是原地比较，除了几个循环变量外，不需要额外的辅助空间。</w:t>
+      </w:r>
+    </w:p>
+    <w:p>
+      <w:pPr>
+        <w:rPr>
+          <w:rFonts w:hint="eastAsia"/>
+          <w:lang w:val="en-US" w:eastAsia="zh-CN"/>
+        </w:rPr>
+      </w:pPr>
+    </w:p>
+    <w:p>
+      <w:pPr>
+        <w:rPr>
+          <w:rFonts w:hint="eastAsia"/>
+          <w:lang w:val="en-US" w:eastAsia="zh-CN"/>
+        </w:rPr>
+      </w:pPr>
+      <w:r>
+        <w:rPr>
+          <w:rFonts w:hint="eastAsia"/>
+          <w:b/>
+          <w:bCs/>
+          <w:lang w:val="en-US" w:eastAsia="zh-CN"/>
+        </w:rPr>
+        <w:t>4.性能优化与实现细节</w:t>
+      </w:r>
+    </w:p>
+    <w:p>
+      <w:pPr>
+        <w:rPr>
+          <w:rFonts w:hint="eastAsia"/>
+          <w:lang w:val="en-US" w:eastAsia="zh-CN"/>
+        </w:rPr>
+      </w:pPr>
+      <w:r>
+        <w:rPr>
+          <w:rFonts w:hint="eastAsia"/>
+          <w:lang w:val="en-US" w:eastAsia="zh-CN"/>
+        </w:rPr>
+        <w:t>Java内部对这个方法做了非常细致的优化，尤其是针对基本类型：</w:t>
+      </w:r>
+    </w:p>
+    <w:p>
+      <w:pPr>
+        <w:rPr>
+          <w:rFonts w:hint="eastAsia"/>
+          <w:lang w:val="en-US" w:eastAsia="zh-CN"/>
+        </w:rPr>
+      </w:pPr>
+      <w:r>
+        <w:rPr>
+          <w:rFonts w:hint="eastAsia"/>
+          <w:lang w:val="en-US" w:eastAsia="zh-CN"/>
+        </w:rPr>
+        <w:t>快速失败(Fail-fast)：首先检查a == b，然后检查length。这两步能排除绝大多数不相等的场景，且开销极低。</w:t>
+      </w:r>
+    </w:p>
+    <w:p>
+      <w:pPr>
+        <w:rPr>
+          <w:rFonts w:hint="eastAsia"/>
+          <w:lang w:val="en-US" w:eastAsia="zh-CN"/>
+        </w:rPr>
+      </w:pPr>
+      <w:r>
+        <w:rPr>
+          <w:rFonts w:hint="eastAsia"/>
+          <w:lang w:val="en-US" w:eastAsia="zh-CN"/>
+        </w:rPr>
+        <w:t>向量化优化(Vectorization)：在现代JVM（如HotSpot）中，Arrays.equals经常会被编译成高效的汇编指令（如SIMD指令）。它不是真的一个一个int去比，而是利用CPU寄存器一次性比较256位或512位数据（例如一次比8个int），这使得其性能远超手写的for循环。</w:t>
+      </w:r>
+    </w:p>
+    <w:p>
+      <w:pPr>
+        <w:rPr>
+          <w:rFonts w:hint="eastAsia"/>
+          <w:lang w:val="en-US" w:eastAsia="zh-CN"/>
+        </w:rPr>
+      </w:pPr>
+    </w:p>
+    <w:p>
+      <w:pPr>
+        <w:rPr>
+          <w:rFonts w:hint="eastAsia"/>
+          <w:b/>
+          <w:bCs/>
+          <w:lang w:val="en-US" w:eastAsia="zh-CN"/>
+        </w:rPr>
+      </w:pPr>
+      <w:r>
+        <w:rPr>
+          <w:rFonts w:hint="eastAsia"/>
+          <w:b/>
+          <w:bCs/>
+          <w:lang w:val="en-US" w:eastAsia="zh-CN"/>
+        </w:rPr>
+        <w:t>5.总结</w:t>
+      </w:r>
+    </w:p>
+    <w:tbl>
+      <w:tblPr>
+        <w:tblW w:w="0" w:type="auto"/>
+        <w:tblCellSpacing w:w="15" w:type="dxa"/>
+        <w:tblInd w:w="5" w:type="dxa"/>
+        <w:tblBorders>
+          <w:top w:val="none" w:color="1F1F1F" w:sz="0" w:space="0"/>
+          <w:left w:val="none" w:color="1F1F1F" w:sz="0" w:space="0"/>
+          <w:bottom w:val="none" w:color="1F1F1F" w:sz="0" w:space="0"/>
+          <w:right w:val="none" w:color="1F1F1F" w:sz="0" w:space="0"/>
+          <w:insideH w:val="none" w:color="auto" w:sz="0" w:space="0"/>
+          <w:insideV w:val="none" w:color="auto" w:sz="0" w:space="0"/>
+        </w:tblBorders>
+        <w:shd w:val="clear"/>
+        <w:tblLayout w:type="autofit"/>
+        <w:tblCellMar>
+          <w:top w:w="0" w:type="dxa"/>
+          <w:left w:w="0" w:type="dxa"/>
+          <w:bottom w:w="0" w:type="dxa"/>
+          <w:right w:w="0" w:type="dxa"/>
+        </w:tblCellMar>
+      </w:tblPr>
+      <w:tblGrid>
+        <w:gridCol w:w="2425"/>
+        <w:gridCol w:w="2170"/>
+        <w:gridCol w:w="3175"/>
+      </w:tblGrid>
+      <w:tr>
+        <w:tblPrEx>
+          <w:tblBorders>
+            <w:top w:val="none" w:color="1F1F1F" w:sz="0" w:space="0"/>
+            <w:left w:val="none" w:color="1F1F1F" w:sz="0" w:space="0"/>
+            <w:bottom w:val="none" w:color="1F1F1F" w:sz="0" w:space="0"/>
+            <w:right w:val="none" w:color="1F1F1F" w:sz="0" w:space="0"/>
+            <w:insideH w:val="none" w:color="auto" w:sz="0" w:space="0"/>
+            <w:insideV w:val="none" w:color="auto" w:sz="0" w:space="0"/>
+          </w:tblBorders>
+          <w:shd w:val="clear"/>
+          <w:tblCellMar>
+            <w:top w:w="0" w:type="dxa"/>
+            <w:left w:w="0" w:type="dxa"/>
+            <w:bottom w:w="0" w:type="dxa"/>
+            <w:right w:w="0" w:type="dxa"/>
+          </w:tblCellMar>
+        </w:tblPrEx>
+        <w:trPr>
+          <w:tblHeader/>
+          <w:tblCellSpacing w:w="15" w:type="dxa"/>
+        </w:trPr>
+        <w:tc>
+          <w:tcPr>
+            <w:tcW w:w="0" w:type="auto"/>
+            <w:tcBorders>
+              <w:top w:val="single" w:color="auto" w:sz="2" w:space="0"/>
+              <w:left w:val="single" w:color="auto" w:sz="2" w:space="0"/>
+              <w:bottom w:val="single" w:color="auto" w:sz="2" w:space="0"/>
+              <w:right w:val="single" w:color="auto" w:sz="2" w:space="0"/>
+            </w:tcBorders>
+            <w:shd w:val="clear"/>
+            <w:tcMar>
+              <w:top w:w="120" w:type="dxa"/>
+              <w:bottom w:w="120" w:type="dxa"/>
+              <w:right w:w="90" w:type="dxa"/>
+            </w:tcMar>
+            <w:vAlign w:val="center"/>
+          </w:tcPr>
+          <w:p>
+            <w:pPr>
+              <w:keepNext w:val="0"/>
+              <w:keepLines w:val="0"/>
+              <w:widowControl/>
+              <w:suppressLineNumbers w:val="0"/>
+              <w:bidi w:val="0"/>
+              <w:spacing w:before="0" w:beforeAutospacing="0" w:after="0" w:afterAutospacing="0" w:line="9" w:lineRule="atLeast"/>
+              <w:ind w:left="0" w:right="0"/>
+              <w:jc w:val="left"/>
+              <w:rPr>
+                <w:rFonts w:hint="eastAsia" w:ascii="黑体" w:hAnsi="黑体" w:eastAsia="黑体" w:cs="黑体"/>
+                <w:color w:val="1F1F1F"/>
+              </w:rPr>
+            </w:pPr>
+            <w:r>
+              <w:rPr>
+                <w:rStyle w:val="4"/>
+                <w:rFonts w:hint="eastAsia" w:ascii="黑体" w:hAnsi="黑体" w:eastAsia="黑体" w:cs="黑体"/>
+                <w:color w:val="1F1F1F"/>
+                <w:kern w:val="0"/>
+                <w:sz w:val="24"/>
+                <w:szCs w:val="24"/>
+                <w:bdr w:val="none" w:color="1F1F1F" w:sz="0" w:space="0"/>
+                <w:lang w:val="en-US" w:eastAsia="zh-CN" w:bidi="ar"/>
+              </w:rPr>
+              <w:t>方法</w:t>
+            </w:r>
+          </w:p>
+        </w:tc>
+        <w:tc>
+          <w:tcPr>
+            <w:tcW w:w="0" w:type="auto"/>
+            <w:tcBorders>
+              <w:top w:val="single" w:color="auto" w:sz="2" w:space="0"/>
+              <w:left w:val="single" w:color="auto" w:sz="2" w:space="0"/>
+              <w:bottom w:val="single" w:color="auto" w:sz="2" w:space="0"/>
+              <w:right w:val="single" w:color="auto" w:sz="2" w:space="0"/>
+            </w:tcBorders>
+            <w:shd w:val="clear"/>
+            <w:tcMar>
+              <w:top w:w="120" w:type="dxa"/>
+              <w:bottom w:w="120" w:type="dxa"/>
+              <w:right w:w="90" w:type="dxa"/>
+            </w:tcMar>
+            <w:vAlign w:val="center"/>
+          </w:tcPr>
+          <w:p>
+            <w:pPr>
+              <w:keepNext w:val="0"/>
+              <w:keepLines w:val="0"/>
+              <w:widowControl/>
+              <w:suppressLineNumbers w:val="0"/>
+              <w:bidi w:val="0"/>
+              <w:spacing w:before="0" w:beforeAutospacing="0" w:after="0" w:afterAutospacing="0" w:line="9" w:lineRule="atLeast"/>
+              <w:ind w:left="0" w:right="0"/>
+              <w:jc w:val="left"/>
+              <w:rPr>
+                <w:rFonts w:hint="eastAsia" w:ascii="黑体" w:hAnsi="黑体" w:eastAsia="黑体" w:cs="黑体"/>
+                <w:color w:val="1F1F1F"/>
+              </w:rPr>
+            </w:pPr>
+            <w:r>
+              <w:rPr>
+                <w:rStyle w:val="4"/>
+                <w:rFonts w:hint="eastAsia" w:ascii="黑体" w:hAnsi="黑体" w:eastAsia="黑体" w:cs="黑体"/>
+                <w:color w:val="1F1F1F"/>
+                <w:kern w:val="0"/>
+                <w:sz w:val="24"/>
+                <w:szCs w:val="24"/>
+                <w:bdr w:val="none" w:color="1F1F1F" w:sz="0" w:space="0"/>
+                <w:lang w:val="en-US" w:eastAsia="zh-CN" w:bidi="ar"/>
+              </w:rPr>
+              <w:t>比较范围</w:t>
+            </w:r>
+          </w:p>
+        </w:tc>
+        <w:tc>
+          <w:tcPr>
+            <w:tcW w:w="0" w:type="auto"/>
+            <w:tcBorders>
+              <w:top w:val="single" w:color="auto" w:sz="2" w:space="0"/>
+              <w:left w:val="single" w:color="auto" w:sz="2" w:space="0"/>
+              <w:bottom w:val="single" w:color="auto" w:sz="2" w:space="0"/>
+              <w:right w:val="single" w:color="auto" w:sz="2" w:space="0"/>
+            </w:tcBorders>
+            <w:shd w:val="clear"/>
+            <w:tcMar>
+              <w:top w:w="120" w:type="dxa"/>
+              <w:bottom w:w="120" w:type="dxa"/>
+            </w:tcMar>
+            <w:vAlign w:val="center"/>
+          </w:tcPr>
+          <w:p>
+            <w:pPr>
+              <w:keepNext w:val="0"/>
+              <w:keepLines w:val="0"/>
+              <w:widowControl/>
+              <w:suppressLineNumbers w:val="0"/>
+              <w:bidi w:val="0"/>
+              <w:spacing w:before="0" w:beforeAutospacing="0" w:after="0" w:afterAutospacing="0" w:line="9" w:lineRule="atLeast"/>
+              <w:ind w:left="0" w:right="0"/>
+              <w:jc w:val="left"/>
+              <w:rPr>
+                <w:rFonts w:hint="eastAsia" w:ascii="黑体" w:hAnsi="黑体" w:eastAsia="黑体" w:cs="黑体"/>
+                <w:color w:val="1F1F1F"/>
+              </w:rPr>
+            </w:pPr>
+            <w:r>
+              <w:rPr>
+                <w:rStyle w:val="4"/>
+                <w:rFonts w:hint="eastAsia" w:ascii="黑体" w:hAnsi="黑体" w:eastAsia="黑体" w:cs="黑体"/>
+                <w:color w:val="1F1F1F"/>
+                <w:kern w:val="0"/>
+                <w:sz w:val="24"/>
+                <w:szCs w:val="24"/>
+                <w:bdr w:val="none" w:color="1F1F1F" w:sz="0" w:space="0"/>
+                <w:lang w:val="en-US" w:eastAsia="zh-CN" w:bidi="ar"/>
+              </w:rPr>
+              <w:t>适用场景</w:t>
+            </w:r>
+          </w:p>
+        </w:tc>
+      </w:tr>
+      <w:tr>
+        <w:tblPrEx>
+          <w:tblBorders>
+            <w:top w:val="none" w:color="1F1F1F" w:sz="0" w:space="0"/>
+            <w:left w:val="none" w:color="1F1F1F" w:sz="0" w:space="0"/>
+            <w:bottom w:val="none" w:color="1F1F1F" w:sz="0" w:space="0"/>
+            <w:right w:val="none" w:color="1F1F1F" w:sz="0" w:space="0"/>
+            <w:insideH w:val="none" w:color="auto" w:sz="0" w:space="0"/>
+            <w:insideV w:val="none" w:color="auto" w:sz="0" w:space="0"/>
+          </w:tblBorders>
+          <w:shd w:val="clear"/>
+          <w:tblCellMar>
+            <w:top w:w="0" w:type="dxa"/>
+            <w:left w:w="0" w:type="dxa"/>
+            <w:bottom w:w="0" w:type="dxa"/>
+            <w:right w:w="0" w:type="dxa"/>
+          </w:tblCellMar>
+        </w:tblPrEx>
+        <w:trPr>
+          <w:tblCellSpacing w:w="15" w:type="dxa"/>
+        </w:trPr>
+        <w:tc>
+          <w:tcPr>
+            <w:tcW w:w="0" w:type="auto"/>
+            <w:tcBorders>
+              <w:top w:val="single" w:color="auto" w:sz="2" w:space="0"/>
+              <w:left w:val="single" w:color="auto" w:sz="2" w:space="0"/>
+              <w:bottom w:val="single" w:color="auto" w:sz="2" w:space="0"/>
+              <w:right w:val="single" w:color="auto" w:sz="2" w:space="0"/>
+            </w:tcBorders>
+            <w:shd w:val="clear"/>
+            <w:tcMar>
+              <w:top w:w="120" w:type="dxa"/>
+              <w:bottom w:w="120" w:type="dxa"/>
+              <w:right w:w="90" w:type="dxa"/>
+            </w:tcMar>
+            <w:vAlign w:val="center"/>
+          </w:tcPr>
+          <w:p>
+            <w:pPr>
+              <w:keepNext w:val="0"/>
+              <w:keepLines w:val="0"/>
+              <w:widowControl/>
+              <w:suppressLineNumbers w:val="0"/>
+              <w:bidi w:val="0"/>
+              <w:spacing w:before="0" w:beforeAutospacing="0" w:after="0" w:afterAutospacing="0" w:line="9" w:lineRule="atLeast"/>
+              <w:ind w:left="0" w:right="0"/>
+              <w:jc w:val="left"/>
+              <w:rPr>
+                <w:rFonts w:hint="eastAsia" w:ascii="黑体" w:hAnsi="黑体" w:eastAsia="黑体" w:cs="黑体"/>
+                <w:color w:val="1F1F1F"/>
+              </w:rPr>
+            </w:pPr>
+            <w:r>
+              <w:rPr>
+                <w:rStyle w:val="5"/>
+                <w:rFonts w:hint="eastAsia" w:ascii="黑体" w:hAnsi="黑体" w:eastAsia="黑体" w:cs="黑体"/>
+                <w:color w:val="444746"/>
+                <w:kern w:val="0"/>
+                <w:sz w:val="24"/>
+                <w:szCs w:val="24"/>
+                <w:bdr w:val="none" w:color="444746" w:sz="0" w:space="0"/>
+                <w:lang w:val="en-US" w:eastAsia="zh-CN" w:bidi="ar"/>
+              </w:rPr>
+              <w:t>==</w:t>
+            </w:r>
+          </w:p>
+        </w:tc>
+        <w:tc>
+          <w:tcPr>
+            <w:tcW w:w="0" w:type="auto"/>
+            <w:tcBorders>
+              <w:top w:val="single" w:color="auto" w:sz="2" w:space="0"/>
+              <w:left w:val="single" w:color="auto" w:sz="2" w:space="0"/>
+              <w:bottom w:val="single" w:color="auto" w:sz="2" w:space="0"/>
+              <w:right w:val="single" w:color="auto" w:sz="2" w:space="0"/>
+            </w:tcBorders>
+            <w:shd w:val="clear"/>
+            <w:tcMar>
+              <w:top w:w="120" w:type="dxa"/>
+              <w:bottom w:w="120" w:type="dxa"/>
+              <w:right w:w="90" w:type="dxa"/>
+            </w:tcMar>
+            <w:vAlign w:val="center"/>
+          </w:tcPr>
+          <w:p>
+            <w:pPr>
+              <w:keepNext w:val="0"/>
+              <w:keepLines w:val="0"/>
+              <w:widowControl/>
+              <w:suppressLineNumbers w:val="0"/>
+              <w:bidi w:val="0"/>
+              <w:spacing w:before="0" w:beforeAutospacing="0" w:after="0" w:afterAutospacing="0" w:line="9" w:lineRule="atLeast"/>
+              <w:ind w:left="0" w:right="0"/>
+              <w:jc w:val="left"/>
+              <w:rPr>
+                <w:rFonts w:hint="eastAsia" w:ascii="黑体" w:hAnsi="黑体" w:eastAsia="黑体" w:cs="黑体"/>
+                <w:color w:val="1F1F1F"/>
+              </w:rPr>
+            </w:pPr>
+            <w:r>
+              <w:rPr>
+                <w:rFonts w:hint="eastAsia" w:ascii="黑体" w:hAnsi="黑体" w:eastAsia="黑体" w:cs="黑体"/>
+                <w:color w:val="1F1F1F"/>
+                <w:kern w:val="0"/>
+                <w:sz w:val="24"/>
+                <w:szCs w:val="24"/>
+                <w:bdr w:val="none" w:color="1F1F1F" w:sz="0" w:space="0"/>
+                <w:lang w:val="en-US" w:eastAsia="zh-CN" w:bidi="ar"/>
+              </w:rPr>
+              <w:t>内存地址</w:t>
+            </w:r>
+          </w:p>
+        </w:tc>
+        <w:tc>
+          <w:tcPr>
+            <w:tcW w:w="0" w:type="auto"/>
+            <w:tcBorders>
+              <w:top w:val="single" w:color="auto" w:sz="2" w:space="0"/>
+              <w:left w:val="single" w:color="auto" w:sz="2" w:space="0"/>
+              <w:bottom w:val="single" w:color="auto" w:sz="2" w:space="0"/>
+              <w:right w:val="single" w:color="auto" w:sz="2" w:space="0"/>
+            </w:tcBorders>
+            <w:shd w:val="clear"/>
+            <w:tcMar>
+              <w:top w:w="120" w:type="dxa"/>
+              <w:bottom w:w="120" w:type="dxa"/>
+            </w:tcMar>
+            <w:vAlign w:val="center"/>
+          </w:tcPr>
+          <w:p>
+            <w:pPr>
+              <w:keepNext w:val="0"/>
+              <w:keepLines w:val="0"/>
+              <w:widowControl/>
+              <w:suppressLineNumbers w:val="0"/>
+              <w:bidi w:val="0"/>
+              <w:spacing w:before="0" w:beforeAutospacing="0" w:after="0" w:afterAutospacing="0" w:line="9" w:lineRule="atLeast"/>
+              <w:ind w:left="0" w:right="0"/>
+              <w:jc w:val="left"/>
+              <w:rPr>
+                <w:rFonts w:hint="eastAsia" w:ascii="黑体" w:hAnsi="黑体" w:eastAsia="黑体" w:cs="黑体"/>
+                <w:color w:val="1F1F1F"/>
+              </w:rPr>
+            </w:pPr>
+            <w:r>
+              <w:rPr>
+                <w:rFonts w:hint="eastAsia" w:ascii="黑体" w:hAnsi="黑体" w:eastAsia="黑体" w:cs="黑体"/>
+                <w:color w:val="1F1F1F"/>
+                <w:kern w:val="0"/>
+                <w:sz w:val="24"/>
+                <w:szCs w:val="24"/>
+                <w:bdr w:val="none" w:color="1F1F1F" w:sz="0" w:space="0"/>
+                <w:lang w:val="en-US" w:eastAsia="zh-CN" w:bidi="ar"/>
+              </w:rPr>
+              <w:t>判断是否为同一个对象</w:t>
+            </w:r>
+          </w:p>
+        </w:tc>
+      </w:tr>
+      <w:tr>
+        <w:tblPrEx>
+          <w:tblBorders>
+            <w:top w:val="none" w:color="1F1F1F" w:sz="0" w:space="0"/>
+            <w:left w:val="none" w:color="1F1F1F" w:sz="0" w:space="0"/>
+            <w:bottom w:val="none" w:color="1F1F1F" w:sz="0" w:space="0"/>
+            <w:right w:val="none" w:color="1F1F1F" w:sz="0" w:space="0"/>
+            <w:insideH w:val="none" w:color="auto" w:sz="0" w:space="0"/>
+            <w:insideV w:val="none" w:color="auto" w:sz="0" w:space="0"/>
+          </w:tblBorders>
+          <w:shd w:val="clear"/>
+          <w:tblCellMar>
+            <w:top w:w="0" w:type="dxa"/>
+            <w:left w:w="0" w:type="dxa"/>
+            <w:bottom w:w="0" w:type="dxa"/>
+            <w:right w:w="0" w:type="dxa"/>
+          </w:tblCellMar>
+        </w:tblPrEx>
+        <w:trPr>
+          <w:tblCellSpacing w:w="15" w:type="dxa"/>
+        </w:trPr>
+        <w:tc>
+          <w:tcPr>
+            <w:tcW w:w="0" w:type="auto"/>
+            <w:tcBorders>
+              <w:top w:val="single" w:color="auto" w:sz="2" w:space="0"/>
+              <w:left w:val="single" w:color="auto" w:sz="2" w:space="0"/>
+              <w:bottom w:val="single" w:color="auto" w:sz="2" w:space="0"/>
+              <w:right w:val="single" w:color="auto" w:sz="2" w:space="0"/>
+            </w:tcBorders>
+            <w:shd w:val="clear"/>
+            <w:tcMar>
+              <w:top w:w="120" w:type="dxa"/>
+              <w:bottom w:w="120" w:type="dxa"/>
+              <w:right w:w="90" w:type="dxa"/>
+            </w:tcMar>
+            <w:vAlign w:val="center"/>
+          </w:tcPr>
+          <w:p>
+            <w:pPr>
+              <w:keepNext w:val="0"/>
+              <w:keepLines w:val="0"/>
+              <w:widowControl/>
+              <w:suppressLineNumbers w:val="0"/>
+              <w:bidi w:val="0"/>
+              <w:spacing w:before="0" w:beforeAutospacing="0" w:after="0" w:afterAutospacing="0" w:line="9" w:lineRule="atLeast"/>
+              <w:ind w:left="0" w:right="0"/>
+              <w:jc w:val="left"/>
+              <w:rPr>
+                <w:rFonts w:hint="eastAsia" w:ascii="黑体" w:hAnsi="黑体" w:eastAsia="黑体" w:cs="黑体"/>
+                <w:color w:val="1F1F1F"/>
+              </w:rPr>
+            </w:pPr>
+            <w:r>
+              <w:rPr>
+                <w:rStyle w:val="5"/>
+                <w:rFonts w:hint="eastAsia" w:ascii="黑体" w:hAnsi="黑体" w:eastAsia="黑体" w:cs="黑体"/>
+                <w:color w:val="444746"/>
+                <w:kern w:val="0"/>
+                <w:sz w:val="24"/>
+                <w:szCs w:val="24"/>
+                <w:bdr w:val="none" w:color="444746" w:sz="0" w:space="0"/>
+                <w:lang w:val="en-US" w:eastAsia="zh-CN" w:bidi="ar"/>
+              </w:rPr>
+              <w:t>Arrays.equals()</w:t>
+            </w:r>
+          </w:p>
+        </w:tc>
+        <w:tc>
+          <w:tcPr>
+            <w:tcW w:w="0" w:type="auto"/>
+            <w:tcBorders>
+              <w:top w:val="single" w:color="auto" w:sz="2" w:space="0"/>
+              <w:left w:val="single" w:color="auto" w:sz="2" w:space="0"/>
+              <w:bottom w:val="single" w:color="auto" w:sz="2" w:space="0"/>
+              <w:right w:val="single" w:color="auto" w:sz="2" w:space="0"/>
+            </w:tcBorders>
+            <w:shd w:val="clear"/>
+            <w:tcMar>
+              <w:top w:w="120" w:type="dxa"/>
+              <w:bottom w:w="120" w:type="dxa"/>
+              <w:right w:w="90" w:type="dxa"/>
+            </w:tcMar>
+            <w:vAlign w:val="center"/>
+          </w:tcPr>
+          <w:p>
+            <w:pPr>
+              <w:keepNext w:val="0"/>
+              <w:keepLines w:val="0"/>
+              <w:widowControl/>
+              <w:suppressLineNumbers w:val="0"/>
+              <w:bidi w:val="0"/>
+              <w:spacing w:before="0" w:beforeAutospacing="0" w:after="0" w:afterAutospacing="0" w:line="9" w:lineRule="atLeast"/>
+              <w:ind w:left="0" w:right="0"/>
+              <w:jc w:val="left"/>
+              <w:rPr>
+                <w:rFonts w:hint="eastAsia" w:ascii="黑体" w:hAnsi="黑体" w:eastAsia="黑体" w:cs="黑体"/>
+                <w:color w:val="1F1F1F"/>
+              </w:rPr>
+            </w:pPr>
+            <w:r>
+              <w:rPr>
+                <w:rFonts w:hint="eastAsia" w:ascii="黑体" w:hAnsi="黑体" w:eastAsia="黑体" w:cs="黑体"/>
+                <w:color w:val="1F1F1F"/>
+                <w:kern w:val="0"/>
+                <w:sz w:val="24"/>
+                <w:szCs w:val="24"/>
+                <w:bdr w:val="none" w:color="1F1F1F" w:sz="0" w:space="0"/>
+                <w:lang w:val="en-US" w:eastAsia="zh-CN" w:bidi="ar"/>
+              </w:rPr>
+              <w:t>一维数组内容</w:t>
+            </w:r>
+          </w:p>
+        </w:tc>
+        <w:tc>
+          <w:tcPr>
+            <w:tcW w:w="0" w:type="auto"/>
+            <w:tcBorders>
+              <w:top w:val="single" w:color="auto" w:sz="2" w:space="0"/>
+              <w:left w:val="single" w:color="auto" w:sz="2" w:space="0"/>
+              <w:bottom w:val="single" w:color="auto" w:sz="2" w:space="0"/>
+              <w:right w:val="single" w:color="auto" w:sz="2" w:space="0"/>
+            </w:tcBorders>
+            <w:shd w:val="clear"/>
+            <w:tcMar>
+              <w:top w:w="120" w:type="dxa"/>
+              <w:bottom w:w="120" w:type="dxa"/>
+            </w:tcMar>
+            <w:vAlign w:val="center"/>
+          </w:tcPr>
+          <w:p>
+            <w:pPr>
+              <w:keepNext w:val="0"/>
+              <w:keepLines w:val="0"/>
+              <w:widowControl/>
+              <w:suppressLineNumbers w:val="0"/>
+              <w:bidi w:val="0"/>
+              <w:spacing w:before="0" w:beforeAutospacing="0" w:after="0" w:afterAutospacing="0" w:line="9" w:lineRule="atLeast"/>
+              <w:ind w:left="0" w:right="0"/>
+              <w:jc w:val="left"/>
+              <w:rPr>
+                <w:rFonts w:hint="eastAsia" w:ascii="黑体" w:hAnsi="黑体" w:eastAsia="黑体" w:cs="黑体"/>
+                <w:color w:val="1F1F1F"/>
+              </w:rPr>
+            </w:pPr>
+            <w:r>
+              <w:rPr>
+                <w:rFonts w:hint="eastAsia" w:ascii="黑体" w:hAnsi="黑体" w:eastAsia="黑体" w:cs="黑体"/>
+                <w:color w:val="1F1F1F"/>
+                <w:kern w:val="0"/>
+                <w:sz w:val="24"/>
+                <w:szCs w:val="24"/>
+                <w:bdr w:val="none" w:color="1F1F1F" w:sz="0" w:space="0"/>
+                <w:lang w:val="en-US" w:eastAsia="zh-CN" w:bidi="ar"/>
+              </w:rPr>
+              <w:t>比较基本类型或简单对象数组</w:t>
+            </w:r>
+          </w:p>
+        </w:tc>
+      </w:tr>
+      <w:tr>
+        <w:tblPrEx>
+          <w:tblBorders>
+            <w:top w:val="none" w:color="1F1F1F" w:sz="0" w:space="0"/>
+            <w:left w:val="none" w:color="1F1F1F" w:sz="0" w:space="0"/>
+            <w:bottom w:val="none" w:color="1F1F1F" w:sz="0" w:space="0"/>
+            <w:right w:val="none" w:color="1F1F1F" w:sz="0" w:space="0"/>
+            <w:insideH w:val="none" w:color="auto" w:sz="0" w:space="0"/>
+            <w:insideV w:val="none" w:color="auto" w:sz="0" w:space="0"/>
+          </w:tblBorders>
+          <w:shd w:val="clear"/>
+          <w:tblCellMar>
+            <w:top w:w="0" w:type="dxa"/>
+            <w:left w:w="0" w:type="dxa"/>
+            <w:bottom w:w="0" w:type="dxa"/>
+            <w:right w:w="0" w:type="dxa"/>
+          </w:tblCellMar>
+        </w:tblPrEx>
+        <w:trPr>
+          <w:tblCellSpacing w:w="15" w:type="dxa"/>
+        </w:trPr>
+        <w:tc>
+          <w:tcPr>
+            <w:tcW w:w="0" w:type="auto"/>
+            <w:tcBorders>
+              <w:top w:val="single" w:color="auto" w:sz="2" w:space="0"/>
+              <w:left w:val="single" w:color="auto" w:sz="2" w:space="0"/>
+              <w:bottom w:val="single" w:color="auto" w:sz="2" w:space="0"/>
+              <w:right w:val="single" w:color="auto" w:sz="2" w:space="0"/>
+            </w:tcBorders>
+            <w:shd w:val="clear"/>
+            <w:tcMar>
+              <w:top w:w="120" w:type="dxa"/>
+              <w:bottom w:w="120" w:type="dxa"/>
+              <w:right w:w="90" w:type="dxa"/>
+            </w:tcMar>
+            <w:vAlign w:val="center"/>
+          </w:tcPr>
+          <w:p>
+            <w:pPr>
+              <w:keepNext w:val="0"/>
+              <w:keepLines w:val="0"/>
+              <w:widowControl/>
+              <w:suppressLineNumbers w:val="0"/>
+              <w:bidi w:val="0"/>
+              <w:spacing w:before="0" w:beforeAutospacing="0" w:after="0" w:afterAutospacing="0" w:line="9" w:lineRule="atLeast"/>
+              <w:ind w:left="0" w:right="0"/>
+              <w:jc w:val="left"/>
+              <w:rPr>
+                <w:rFonts w:hint="eastAsia" w:ascii="黑体" w:hAnsi="黑体" w:eastAsia="黑体" w:cs="黑体"/>
+                <w:color w:val="1F1F1F"/>
+              </w:rPr>
+            </w:pPr>
+            <w:r>
+              <w:rPr>
+                <w:rStyle w:val="5"/>
+                <w:rFonts w:hint="eastAsia" w:ascii="黑体" w:hAnsi="黑体" w:eastAsia="黑体" w:cs="黑体"/>
+                <w:color w:val="444746"/>
+                <w:kern w:val="0"/>
+                <w:sz w:val="24"/>
+                <w:szCs w:val="24"/>
+                <w:bdr w:val="none" w:color="444746" w:sz="0" w:space="0"/>
+                <w:lang w:val="en-US" w:eastAsia="zh-CN" w:bidi="ar"/>
+              </w:rPr>
+              <w:t>Arrays.deepEquals()</w:t>
+            </w:r>
+          </w:p>
+        </w:tc>
+        <w:tc>
+          <w:tcPr>
+            <w:tcW w:w="0" w:type="auto"/>
+            <w:tcBorders>
+              <w:top w:val="single" w:color="auto" w:sz="2" w:space="0"/>
+              <w:left w:val="single" w:color="auto" w:sz="2" w:space="0"/>
+              <w:bottom w:val="single" w:color="auto" w:sz="2" w:space="0"/>
+              <w:right w:val="single" w:color="auto" w:sz="2" w:space="0"/>
+            </w:tcBorders>
+            <w:shd w:val="clear"/>
+            <w:tcMar>
+              <w:top w:w="120" w:type="dxa"/>
+              <w:bottom w:w="120" w:type="dxa"/>
+              <w:right w:w="90" w:type="dxa"/>
+            </w:tcMar>
+            <w:vAlign w:val="center"/>
+          </w:tcPr>
+          <w:p>
+            <w:pPr>
+              <w:keepNext w:val="0"/>
+              <w:keepLines w:val="0"/>
+              <w:widowControl/>
+              <w:suppressLineNumbers w:val="0"/>
+              <w:bidi w:val="0"/>
+              <w:spacing w:before="0" w:beforeAutospacing="0" w:after="0" w:afterAutospacing="0" w:line="9" w:lineRule="atLeast"/>
+              <w:ind w:left="0" w:right="0"/>
+              <w:jc w:val="left"/>
+              <w:rPr>
+                <w:rFonts w:hint="eastAsia" w:ascii="黑体" w:hAnsi="黑体" w:eastAsia="黑体" w:cs="黑体"/>
+                <w:color w:val="1F1F1F"/>
+              </w:rPr>
+            </w:pPr>
+            <w:r>
+              <w:rPr>
+                <w:rFonts w:hint="eastAsia" w:ascii="黑体" w:hAnsi="黑体" w:eastAsia="黑体" w:cs="黑体"/>
+                <w:color w:val="1F1F1F"/>
+                <w:kern w:val="0"/>
+                <w:sz w:val="24"/>
+                <w:szCs w:val="24"/>
+                <w:bdr w:val="none" w:color="1F1F1F" w:sz="0" w:space="0"/>
+                <w:lang w:val="en-US" w:eastAsia="zh-CN" w:bidi="ar"/>
+              </w:rPr>
+              <w:t>多维/嵌套数组内容</w:t>
+            </w:r>
+          </w:p>
+        </w:tc>
+        <w:tc>
+          <w:tcPr>
+            <w:tcW w:w="0" w:type="auto"/>
+            <w:tcBorders>
+              <w:top w:val="single" w:color="auto" w:sz="2" w:space="0"/>
+              <w:left w:val="single" w:color="auto" w:sz="2" w:space="0"/>
+              <w:bottom w:val="single" w:color="auto" w:sz="2" w:space="0"/>
+              <w:right w:val="single" w:color="auto" w:sz="2" w:space="0"/>
+            </w:tcBorders>
+            <w:shd w:val="clear"/>
+            <w:tcMar>
+              <w:top w:w="120" w:type="dxa"/>
+              <w:bottom w:w="120" w:type="dxa"/>
+            </w:tcMar>
+            <w:vAlign w:val="center"/>
+          </w:tcPr>
+          <w:p>
+            <w:pPr>
+              <w:keepNext w:val="0"/>
+              <w:keepLines w:val="0"/>
+              <w:widowControl/>
+              <w:suppressLineNumbers w:val="0"/>
+              <w:bidi w:val="0"/>
+              <w:spacing w:before="0" w:beforeAutospacing="0" w:after="0" w:afterAutospacing="0" w:line="9" w:lineRule="atLeast"/>
+              <w:ind w:left="0" w:right="0"/>
+              <w:jc w:val="left"/>
+              <w:rPr>
+                <w:rFonts w:hint="eastAsia" w:ascii="黑体" w:hAnsi="黑体" w:eastAsia="黑体" w:cs="黑体"/>
+                <w:color w:val="1F1F1F"/>
+              </w:rPr>
+            </w:pPr>
+            <w:r>
+              <w:rPr>
+                <w:rFonts w:hint="eastAsia" w:ascii="黑体" w:hAnsi="黑体" w:eastAsia="黑体" w:cs="黑体"/>
+                <w:color w:val="1F1F1F"/>
+                <w:kern w:val="0"/>
+                <w:sz w:val="24"/>
+                <w:szCs w:val="24"/>
+                <w:bdr w:val="none" w:color="1F1F1F" w:sz="0" w:space="0"/>
+                <w:lang w:val="en-US" w:eastAsia="zh-CN" w:bidi="ar"/>
+              </w:rPr>
+              <w:t>比较矩阵或复杂嵌套结构</w:t>
+            </w:r>
+          </w:p>
+        </w:tc>
+      </w:tr>
+    </w:tbl>
+    <w:p>
+      <w:pPr>
+        <w:rPr>
+          <w:rFonts w:hint="eastAsia"/>
+          <w:lang w:val="en-US" w:eastAsia="zh-CN"/>
+        </w:rPr>
+      </w:pPr>
+    </w:p>
+    <w:p>
+      <w:pPr>
+        <w:rPr>
+          <w:rFonts w:hint="eastAsia"/>
+          <w:lang w:val="en-US" w:eastAsia="zh-CN"/>
+        </w:rPr>
+      </w:pPr>
+      <w:r>
+        <w:rPr>
+          <w:rFonts w:hint="eastAsia"/>
+          <w:lang w:val="en-US" w:eastAsia="zh-CN"/>
+        </w:rPr>
+        <w:t>小提示：如果你在处理敏感数据（如密码的byte[]比较），为了防止计时攻击(Timing Attack)，建议使用MessageDigest.isEqual()，因为它会固定跑完整个循环，而不会在发现不相等时立即退出。</w:t>
+      </w:r>
+    </w:p>
+    <w:p>
+      <w:pPr>
+        <w:rPr>
+          <w:rFonts w:hint="default"/>
+          <w:lang w:val="en-US" w:eastAsia="zh-CN"/>
+        </w:rPr>
+      </w:pPr>
     </w:p>
     <w:p>
       <w:pPr>

--- a/leetcode/google/Java语法.docx
+++ b/leetcode/google/Java语法.docx
@@ -194,7 +194,7 @@
     <w:p>
       <w:pPr>
         <w:rPr>
-          <w:rFonts w:hint="default"/>
+          <w:rFonts w:hint="eastAsia"/>
           <w:lang w:val="en-US" w:eastAsia="zh-CN"/>
         </w:rPr>
       </w:pPr>
@@ -205,6 +205,985 @@
         </w:rPr>
         <w:t>B.获取数组长度:数组名.length</w:t>
       </w:r>
+    </w:p>
+    <w:p>
+      <w:pPr>
+        <w:rPr>
+          <w:rFonts w:hint="default"/>
+          <w:lang w:val="en-US" w:eastAsia="zh-CN"/>
+        </w:rPr>
+      </w:pPr>
+    </w:p>
+    <w:p>
+      <w:pPr>
+        <w:rPr>
+          <w:rFonts w:hint="eastAsia"/>
+          <w:lang w:val="en-US" w:eastAsia="zh-CN"/>
+        </w:rPr>
+      </w:pPr>
+      <w:r>
+        <w:rPr>
+          <w:rFonts w:hint="eastAsia"/>
+          <w:lang w:val="en-US" w:eastAsia="zh-CN"/>
+        </w:rPr>
+        <w:t>C.在Java中，当你使用new关键字创建一个数组时，系统会自动为数组中的每个元素进行默认初始化(242题)。</w:t>
+      </w:r>
+    </w:p>
+    <w:p>
+      <w:pPr>
+        <w:rPr>
+          <w:rFonts w:hint="eastAsia"/>
+          <w:lang w:val="en-US" w:eastAsia="zh-CN"/>
+        </w:rPr>
+      </w:pPr>
+      <w:r>
+        <w:rPr>
+          <w:rFonts w:hint="eastAsia"/>
+          <w:lang w:val="en-US" w:eastAsia="zh-CN"/>
+        </w:rPr>
+        <w:t>对于int[] table = new int[26];这一行语句：所有26个元素的初始值都是0。这是由Java虚拟机（JVM）保证的。当在堆内存中分配数组空间时，Java会根据数组的元素类型赋予相应的默认值：</w:t>
+      </w:r>
+    </w:p>
+    <w:tbl>
+      <w:tblPr>
+        <w:tblStyle w:val="2"/>
+        <w:tblW w:w="0" w:type="auto"/>
+        <w:tblCellSpacing w:w="15" w:type="dxa"/>
+        <w:tblInd w:w="5" w:type="dxa"/>
+        <w:tblBorders>
+          <w:top w:val="none" w:color="1F1F1F" w:sz="0" w:space="0"/>
+          <w:left w:val="none" w:color="1F1F1F" w:sz="0" w:space="0"/>
+          <w:bottom w:val="none" w:color="1F1F1F" w:sz="0" w:space="0"/>
+          <w:right w:val="none" w:color="1F1F1F" w:sz="0" w:space="0"/>
+          <w:insideH w:val="none" w:color="auto" w:sz="0" w:space="0"/>
+          <w:insideV w:val="none" w:color="auto" w:sz="0" w:space="0"/>
+        </w:tblBorders>
+        <w:shd w:val="clear" w:color="auto" w:fill="auto"/>
+        <w:tblLayout w:type="autofit"/>
+        <w:tblCellMar>
+          <w:top w:w="0" w:type="dxa"/>
+          <w:left w:w="0" w:type="dxa"/>
+          <w:bottom w:w="0" w:type="dxa"/>
+          <w:right w:w="0" w:type="dxa"/>
+        </w:tblCellMar>
+      </w:tblPr>
+      <w:tblGrid>
+        <w:gridCol w:w="4009"/>
+        <w:gridCol w:w="2103"/>
+      </w:tblGrid>
+      <w:tr>
+        <w:tblPrEx>
+          <w:tblBorders>
+            <w:top w:val="none" w:color="1F1F1F" w:sz="0" w:space="0"/>
+            <w:left w:val="none" w:color="1F1F1F" w:sz="0" w:space="0"/>
+            <w:bottom w:val="none" w:color="1F1F1F" w:sz="0" w:space="0"/>
+            <w:right w:val="none" w:color="1F1F1F" w:sz="0" w:space="0"/>
+            <w:insideH w:val="none" w:color="auto" w:sz="0" w:space="0"/>
+            <w:insideV w:val="none" w:color="auto" w:sz="0" w:space="0"/>
+          </w:tblBorders>
+          <w:shd w:val="clear" w:color="auto" w:fill="auto"/>
+          <w:tblCellMar>
+            <w:top w:w="0" w:type="dxa"/>
+            <w:left w:w="0" w:type="dxa"/>
+            <w:bottom w:w="0" w:type="dxa"/>
+            <w:right w:w="0" w:type="dxa"/>
+          </w:tblCellMar>
+        </w:tblPrEx>
+        <w:trPr>
+          <w:tblHeader/>
+          <w:tblCellSpacing w:w="15" w:type="dxa"/>
+        </w:trPr>
+        <w:tc>
+          <w:tcPr>
+            <w:tcW w:w="0" w:type="auto"/>
+            <w:tcBorders>
+              <w:top w:val="single" w:color="auto" w:sz="2" w:space="0"/>
+              <w:left w:val="single" w:color="auto" w:sz="2" w:space="0"/>
+              <w:bottom w:val="single" w:color="auto" w:sz="2" w:space="0"/>
+              <w:right w:val="single" w:color="auto" w:sz="2" w:space="0"/>
+            </w:tcBorders>
+            <w:shd w:val="clear" w:color="auto" w:fill="auto"/>
+            <w:tcMar>
+              <w:top w:w="120" w:type="dxa"/>
+              <w:bottom w:w="120" w:type="dxa"/>
+              <w:right w:w="90" w:type="dxa"/>
+            </w:tcMar>
+            <w:vAlign w:val="center"/>
+          </w:tcPr>
+          <w:p>
+            <w:pPr>
+              <w:keepNext w:val="0"/>
+              <w:keepLines w:val="0"/>
+              <w:widowControl/>
+              <w:suppressLineNumbers w:val="0"/>
+              <w:bidi w:val="0"/>
+              <w:spacing w:before="0" w:beforeAutospacing="0" w:after="0" w:afterAutospacing="0" w:line="9" w:lineRule="atLeast"/>
+              <w:ind w:left="0" w:right="0"/>
+              <w:jc w:val="left"/>
+              <w:rPr>
+                <w:rFonts w:hint="eastAsia" w:ascii="黑体" w:hAnsi="黑体" w:eastAsia="黑体" w:cs="黑体"/>
+                <w:color w:val="1F1F1F"/>
+              </w:rPr>
+            </w:pPr>
+            <w:r>
+              <w:rPr>
+                <w:rStyle w:val="4"/>
+                <w:rFonts w:hint="eastAsia" w:ascii="黑体" w:hAnsi="黑体" w:eastAsia="黑体" w:cs="黑体"/>
+                <w:color w:val="1F1F1F"/>
+                <w:kern w:val="0"/>
+                <w:sz w:val="24"/>
+                <w:szCs w:val="24"/>
+                <w:lang w:val="en-US" w:eastAsia="zh-CN" w:bidi="ar"/>
+              </w:rPr>
+              <w:t>数组类型</w:t>
+            </w:r>
+          </w:p>
+        </w:tc>
+        <w:tc>
+          <w:tcPr>
+            <w:tcW w:w="0" w:type="auto"/>
+            <w:tcBorders>
+              <w:top w:val="single" w:color="auto" w:sz="2" w:space="0"/>
+              <w:left w:val="single" w:color="auto" w:sz="2" w:space="0"/>
+              <w:bottom w:val="single" w:color="auto" w:sz="2" w:space="0"/>
+              <w:right w:val="single" w:color="auto" w:sz="2" w:space="0"/>
+            </w:tcBorders>
+            <w:shd w:val="clear" w:color="auto" w:fill="auto"/>
+            <w:tcMar>
+              <w:top w:w="120" w:type="dxa"/>
+              <w:bottom w:w="120" w:type="dxa"/>
+            </w:tcMar>
+            <w:vAlign w:val="center"/>
+          </w:tcPr>
+          <w:p>
+            <w:pPr>
+              <w:keepNext w:val="0"/>
+              <w:keepLines w:val="0"/>
+              <w:widowControl/>
+              <w:suppressLineNumbers w:val="0"/>
+              <w:bidi w:val="0"/>
+              <w:spacing w:before="0" w:beforeAutospacing="0" w:after="0" w:afterAutospacing="0" w:line="9" w:lineRule="atLeast"/>
+              <w:ind w:left="0" w:right="0"/>
+              <w:jc w:val="left"/>
+              <w:rPr>
+                <w:rFonts w:hint="eastAsia" w:ascii="黑体" w:hAnsi="黑体" w:eastAsia="黑体" w:cs="黑体"/>
+                <w:color w:val="1F1F1F"/>
+              </w:rPr>
+            </w:pPr>
+            <w:r>
+              <w:rPr>
+                <w:rStyle w:val="4"/>
+                <w:rFonts w:hint="eastAsia" w:ascii="黑体" w:hAnsi="黑体" w:eastAsia="黑体" w:cs="黑体"/>
+                <w:color w:val="1F1F1F"/>
+                <w:kern w:val="0"/>
+                <w:sz w:val="24"/>
+                <w:szCs w:val="24"/>
+                <w:lang w:val="en-US" w:eastAsia="zh-CN" w:bidi="ar"/>
+              </w:rPr>
+              <w:t>默认初始值</w:t>
+            </w:r>
+          </w:p>
+        </w:tc>
+      </w:tr>
+      <w:tr>
+        <w:tblPrEx>
+          <w:tblBorders>
+            <w:top w:val="none" w:color="1F1F1F" w:sz="0" w:space="0"/>
+            <w:left w:val="none" w:color="1F1F1F" w:sz="0" w:space="0"/>
+            <w:bottom w:val="none" w:color="1F1F1F" w:sz="0" w:space="0"/>
+            <w:right w:val="none" w:color="1F1F1F" w:sz="0" w:space="0"/>
+            <w:insideH w:val="none" w:color="auto" w:sz="0" w:space="0"/>
+            <w:insideV w:val="none" w:color="auto" w:sz="0" w:space="0"/>
+          </w:tblBorders>
+          <w:shd w:val="clear" w:color="auto" w:fill="auto"/>
+          <w:tblCellMar>
+            <w:top w:w="0" w:type="dxa"/>
+            <w:left w:w="0" w:type="dxa"/>
+            <w:bottom w:w="0" w:type="dxa"/>
+            <w:right w:w="0" w:type="dxa"/>
+          </w:tblCellMar>
+        </w:tblPrEx>
+        <w:trPr>
+          <w:tblCellSpacing w:w="15" w:type="dxa"/>
+        </w:trPr>
+        <w:tc>
+          <w:tcPr>
+            <w:tcW w:w="0" w:type="auto"/>
+            <w:tcBorders>
+              <w:top w:val="single" w:color="auto" w:sz="2" w:space="0"/>
+              <w:left w:val="single" w:color="auto" w:sz="2" w:space="0"/>
+              <w:bottom w:val="single" w:color="auto" w:sz="2" w:space="0"/>
+              <w:right w:val="single" w:color="auto" w:sz="2" w:space="0"/>
+            </w:tcBorders>
+            <w:shd w:val="clear" w:color="auto" w:fill="auto"/>
+            <w:tcMar>
+              <w:top w:w="120" w:type="dxa"/>
+              <w:bottom w:w="120" w:type="dxa"/>
+              <w:right w:w="90" w:type="dxa"/>
+            </w:tcMar>
+            <w:vAlign w:val="center"/>
+          </w:tcPr>
+          <w:p>
+            <w:pPr>
+              <w:keepNext w:val="0"/>
+              <w:keepLines w:val="0"/>
+              <w:widowControl/>
+              <w:suppressLineNumbers w:val="0"/>
+              <w:bidi w:val="0"/>
+              <w:spacing w:before="0" w:beforeAutospacing="0" w:after="0" w:afterAutospacing="0" w:line="9" w:lineRule="atLeast"/>
+              <w:ind w:left="0" w:right="0"/>
+              <w:jc w:val="left"/>
+              <w:rPr>
+                <w:rFonts w:hint="eastAsia" w:ascii="黑体" w:hAnsi="黑体" w:eastAsia="黑体" w:cs="黑体"/>
+                <w:color w:val="1F1F1F"/>
+              </w:rPr>
+            </w:pPr>
+            <w:r>
+              <w:rPr>
+                <w:rStyle w:val="5"/>
+                <w:rFonts w:hint="eastAsia" w:ascii="黑体" w:hAnsi="黑体" w:eastAsia="黑体" w:cs="黑体"/>
+                <w:b/>
+                <w:bCs/>
+                <w:color w:val="444746"/>
+                <w:kern w:val="0"/>
+                <w:sz w:val="24"/>
+                <w:szCs w:val="24"/>
+                <w:lang w:val="en-US" w:eastAsia="zh-CN" w:bidi="ar"/>
+              </w:rPr>
+              <w:t>int</w:t>
+            </w:r>
+            <w:r>
+              <w:rPr>
+                <w:rFonts w:hint="eastAsia" w:ascii="黑体" w:hAnsi="黑体" w:eastAsia="黑体" w:cs="黑体"/>
+                <w:b/>
+                <w:bCs/>
+                <w:color w:val="1F1F1F"/>
+                <w:kern w:val="0"/>
+                <w:sz w:val="24"/>
+                <w:szCs w:val="24"/>
+                <w:lang w:val="en-US" w:eastAsia="zh-CN" w:bidi="ar"/>
+              </w:rPr>
+              <w:t xml:space="preserve">, </w:t>
+            </w:r>
+            <w:r>
+              <w:rPr>
+                <w:rStyle w:val="5"/>
+                <w:rFonts w:hint="eastAsia" w:ascii="黑体" w:hAnsi="黑体" w:eastAsia="黑体" w:cs="黑体"/>
+                <w:b/>
+                <w:bCs/>
+                <w:color w:val="444746"/>
+                <w:kern w:val="0"/>
+                <w:sz w:val="24"/>
+                <w:szCs w:val="24"/>
+                <w:lang w:val="en-US" w:eastAsia="zh-CN" w:bidi="ar"/>
+              </w:rPr>
+              <w:t>byte</w:t>
+            </w:r>
+            <w:r>
+              <w:rPr>
+                <w:rFonts w:hint="eastAsia" w:ascii="黑体" w:hAnsi="黑体" w:eastAsia="黑体" w:cs="黑体"/>
+                <w:b/>
+                <w:bCs/>
+                <w:color w:val="1F1F1F"/>
+                <w:kern w:val="0"/>
+                <w:sz w:val="24"/>
+                <w:szCs w:val="24"/>
+                <w:lang w:val="en-US" w:eastAsia="zh-CN" w:bidi="ar"/>
+              </w:rPr>
+              <w:t xml:space="preserve">, </w:t>
+            </w:r>
+            <w:r>
+              <w:rPr>
+                <w:rStyle w:val="5"/>
+                <w:rFonts w:hint="eastAsia" w:ascii="黑体" w:hAnsi="黑体" w:eastAsia="黑体" w:cs="黑体"/>
+                <w:b/>
+                <w:bCs/>
+                <w:color w:val="444746"/>
+                <w:kern w:val="0"/>
+                <w:sz w:val="24"/>
+                <w:szCs w:val="24"/>
+                <w:lang w:val="en-US" w:eastAsia="zh-CN" w:bidi="ar"/>
+              </w:rPr>
+              <w:t>short</w:t>
+            </w:r>
+            <w:r>
+              <w:rPr>
+                <w:rFonts w:hint="eastAsia" w:ascii="黑体" w:hAnsi="黑体" w:eastAsia="黑体" w:cs="黑体"/>
+                <w:b/>
+                <w:bCs/>
+                <w:color w:val="1F1F1F"/>
+                <w:kern w:val="0"/>
+                <w:sz w:val="24"/>
+                <w:szCs w:val="24"/>
+                <w:lang w:val="en-US" w:eastAsia="zh-CN" w:bidi="ar"/>
+              </w:rPr>
+              <w:t xml:space="preserve">, </w:t>
+            </w:r>
+            <w:r>
+              <w:rPr>
+                <w:rStyle w:val="5"/>
+                <w:rFonts w:hint="eastAsia" w:ascii="黑体" w:hAnsi="黑体" w:eastAsia="黑体" w:cs="黑体"/>
+                <w:b/>
+                <w:bCs/>
+                <w:color w:val="444746"/>
+                <w:kern w:val="0"/>
+                <w:sz w:val="24"/>
+                <w:szCs w:val="24"/>
+                <w:lang w:val="en-US" w:eastAsia="zh-CN" w:bidi="ar"/>
+              </w:rPr>
+              <w:t>long</w:t>
+            </w:r>
+          </w:p>
+        </w:tc>
+        <w:tc>
+          <w:tcPr>
+            <w:tcW w:w="0" w:type="auto"/>
+            <w:tcBorders>
+              <w:top w:val="single" w:color="auto" w:sz="2" w:space="0"/>
+              <w:left w:val="single" w:color="auto" w:sz="2" w:space="0"/>
+              <w:bottom w:val="single" w:color="auto" w:sz="2" w:space="0"/>
+              <w:right w:val="single" w:color="auto" w:sz="2" w:space="0"/>
+            </w:tcBorders>
+            <w:shd w:val="clear" w:color="auto" w:fill="auto"/>
+            <w:tcMar>
+              <w:top w:w="120" w:type="dxa"/>
+              <w:bottom w:w="120" w:type="dxa"/>
+            </w:tcMar>
+            <w:vAlign w:val="center"/>
+          </w:tcPr>
+          <w:p>
+            <w:pPr>
+              <w:keepNext w:val="0"/>
+              <w:keepLines w:val="0"/>
+              <w:widowControl/>
+              <w:suppressLineNumbers w:val="0"/>
+              <w:bidi w:val="0"/>
+              <w:spacing w:before="0" w:beforeAutospacing="0" w:after="0" w:afterAutospacing="0" w:line="9" w:lineRule="atLeast"/>
+              <w:ind w:left="0" w:right="0"/>
+              <w:jc w:val="left"/>
+              <w:rPr>
+                <w:rFonts w:hint="eastAsia" w:ascii="黑体" w:hAnsi="黑体" w:eastAsia="黑体" w:cs="黑体"/>
+                <w:color w:val="1F1F1F"/>
+              </w:rPr>
+            </w:pPr>
+            <w:r>
+              <w:rPr>
+                <w:rStyle w:val="5"/>
+                <w:rFonts w:hint="eastAsia" w:ascii="黑体" w:hAnsi="黑体" w:eastAsia="黑体" w:cs="黑体"/>
+                <w:b/>
+                <w:bCs/>
+                <w:color w:val="444746"/>
+                <w:kern w:val="0"/>
+                <w:sz w:val="24"/>
+                <w:szCs w:val="24"/>
+                <w:lang w:val="en-US" w:eastAsia="zh-CN" w:bidi="ar"/>
+              </w:rPr>
+              <w:t>0</w:t>
+            </w:r>
+            <w:r>
+              <w:rPr>
+                <w:rFonts w:hint="eastAsia" w:ascii="黑体" w:hAnsi="黑体" w:eastAsia="黑体" w:cs="黑体"/>
+                <w:color w:val="1F1F1F"/>
+                <w:kern w:val="0"/>
+                <w:sz w:val="24"/>
+                <w:szCs w:val="24"/>
+                <w:lang w:val="en-US" w:eastAsia="zh-CN" w:bidi="ar"/>
+              </w:rPr>
+              <w:t xml:space="preserve"> (或 </w:t>
+            </w:r>
+            <w:r>
+              <w:rPr>
+                <w:rStyle w:val="5"/>
+                <w:rFonts w:hint="eastAsia" w:ascii="黑体" w:hAnsi="黑体" w:eastAsia="黑体" w:cs="黑体"/>
+                <w:color w:val="444746"/>
+                <w:kern w:val="0"/>
+                <w:sz w:val="24"/>
+                <w:szCs w:val="24"/>
+                <w:lang w:val="en-US" w:eastAsia="zh-CN" w:bidi="ar"/>
+              </w:rPr>
+              <w:t>0L</w:t>
+            </w:r>
+            <w:r>
+              <w:rPr>
+                <w:rFonts w:hint="eastAsia" w:ascii="黑体" w:hAnsi="黑体" w:eastAsia="黑体" w:cs="黑体"/>
+                <w:color w:val="1F1F1F"/>
+                <w:kern w:val="0"/>
+                <w:sz w:val="24"/>
+                <w:szCs w:val="24"/>
+                <w:lang w:val="en-US" w:eastAsia="zh-CN" w:bidi="ar"/>
+              </w:rPr>
+              <w:t>)</w:t>
+            </w:r>
+          </w:p>
+        </w:tc>
+      </w:tr>
+      <w:tr>
+        <w:tblPrEx>
+          <w:tblBorders>
+            <w:top w:val="none" w:color="1F1F1F" w:sz="0" w:space="0"/>
+            <w:left w:val="none" w:color="1F1F1F" w:sz="0" w:space="0"/>
+            <w:bottom w:val="none" w:color="1F1F1F" w:sz="0" w:space="0"/>
+            <w:right w:val="none" w:color="1F1F1F" w:sz="0" w:space="0"/>
+            <w:insideH w:val="none" w:color="auto" w:sz="0" w:space="0"/>
+            <w:insideV w:val="none" w:color="auto" w:sz="0" w:space="0"/>
+          </w:tblBorders>
+          <w:shd w:val="clear" w:color="auto" w:fill="auto"/>
+          <w:tblCellMar>
+            <w:top w:w="0" w:type="dxa"/>
+            <w:left w:w="0" w:type="dxa"/>
+            <w:bottom w:w="0" w:type="dxa"/>
+            <w:right w:w="0" w:type="dxa"/>
+          </w:tblCellMar>
+        </w:tblPrEx>
+        <w:trPr>
+          <w:tblCellSpacing w:w="15" w:type="dxa"/>
+        </w:trPr>
+        <w:tc>
+          <w:tcPr>
+            <w:tcW w:w="0" w:type="auto"/>
+            <w:tcBorders>
+              <w:top w:val="single" w:color="auto" w:sz="2" w:space="0"/>
+              <w:left w:val="single" w:color="auto" w:sz="2" w:space="0"/>
+              <w:bottom w:val="single" w:color="auto" w:sz="2" w:space="0"/>
+              <w:right w:val="single" w:color="auto" w:sz="2" w:space="0"/>
+            </w:tcBorders>
+            <w:shd w:val="clear" w:color="auto" w:fill="auto"/>
+            <w:tcMar>
+              <w:top w:w="120" w:type="dxa"/>
+              <w:bottom w:w="120" w:type="dxa"/>
+              <w:right w:w="90" w:type="dxa"/>
+            </w:tcMar>
+            <w:vAlign w:val="center"/>
+          </w:tcPr>
+          <w:p>
+            <w:pPr>
+              <w:keepNext w:val="0"/>
+              <w:keepLines w:val="0"/>
+              <w:widowControl/>
+              <w:suppressLineNumbers w:val="0"/>
+              <w:bidi w:val="0"/>
+              <w:spacing w:before="0" w:beforeAutospacing="0" w:after="0" w:afterAutospacing="0" w:line="9" w:lineRule="atLeast"/>
+              <w:ind w:left="0" w:right="0"/>
+              <w:jc w:val="left"/>
+              <w:rPr>
+                <w:rFonts w:hint="eastAsia" w:ascii="黑体" w:hAnsi="黑体" w:eastAsia="黑体" w:cs="黑体"/>
+                <w:color w:val="1F1F1F"/>
+              </w:rPr>
+            </w:pPr>
+            <w:r>
+              <w:rPr>
+                <w:rStyle w:val="5"/>
+                <w:rFonts w:hint="eastAsia" w:ascii="黑体" w:hAnsi="黑体" w:eastAsia="黑体" w:cs="黑体"/>
+                <w:b/>
+                <w:bCs/>
+                <w:color w:val="444746"/>
+                <w:kern w:val="0"/>
+                <w:sz w:val="24"/>
+                <w:szCs w:val="24"/>
+                <w:lang w:val="en-US" w:eastAsia="zh-CN" w:bidi="ar"/>
+              </w:rPr>
+              <w:t>float</w:t>
+            </w:r>
+            <w:r>
+              <w:rPr>
+                <w:rFonts w:hint="eastAsia" w:ascii="黑体" w:hAnsi="黑体" w:eastAsia="黑体" w:cs="黑体"/>
+                <w:b/>
+                <w:bCs/>
+                <w:color w:val="1F1F1F"/>
+                <w:kern w:val="0"/>
+                <w:sz w:val="24"/>
+                <w:szCs w:val="24"/>
+                <w:lang w:val="en-US" w:eastAsia="zh-CN" w:bidi="ar"/>
+              </w:rPr>
+              <w:t xml:space="preserve">, </w:t>
+            </w:r>
+            <w:r>
+              <w:rPr>
+                <w:rStyle w:val="5"/>
+                <w:rFonts w:hint="eastAsia" w:ascii="黑体" w:hAnsi="黑体" w:eastAsia="黑体" w:cs="黑体"/>
+                <w:b/>
+                <w:bCs/>
+                <w:color w:val="444746"/>
+                <w:kern w:val="0"/>
+                <w:sz w:val="24"/>
+                <w:szCs w:val="24"/>
+                <w:lang w:val="en-US" w:eastAsia="zh-CN" w:bidi="ar"/>
+              </w:rPr>
+              <w:t>double</w:t>
+            </w:r>
+          </w:p>
+        </w:tc>
+        <w:tc>
+          <w:tcPr>
+            <w:tcW w:w="0" w:type="auto"/>
+            <w:tcBorders>
+              <w:top w:val="single" w:color="auto" w:sz="2" w:space="0"/>
+              <w:left w:val="single" w:color="auto" w:sz="2" w:space="0"/>
+              <w:bottom w:val="single" w:color="auto" w:sz="2" w:space="0"/>
+              <w:right w:val="single" w:color="auto" w:sz="2" w:space="0"/>
+            </w:tcBorders>
+            <w:shd w:val="clear" w:color="auto" w:fill="auto"/>
+            <w:tcMar>
+              <w:top w:w="120" w:type="dxa"/>
+              <w:bottom w:w="120" w:type="dxa"/>
+            </w:tcMar>
+            <w:vAlign w:val="center"/>
+          </w:tcPr>
+          <w:p>
+            <w:pPr>
+              <w:keepNext w:val="0"/>
+              <w:keepLines w:val="0"/>
+              <w:widowControl/>
+              <w:suppressLineNumbers w:val="0"/>
+              <w:bidi w:val="0"/>
+              <w:spacing w:before="0" w:beforeAutospacing="0" w:after="0" w:afterAutospacing="0" w:line="9" w:lineRule="atLeast"/>
+              <w:ind w:left="0" w:right="0"/>
+              <w:jc w:val="left"/>
+              <w:rPr>
+                <w:rFonts w:hint="eastAsia" w:ascii="黑体" w:hAnsi="黑体" w:eastAsia="黑体" w:cs="黑体"/>
+                <w:color w:val="1F1F1F"/>
+              </w:rPr>
+            </w:pPr>
+            <w:r>
+              <w:rPr>
+                <w:rStyle w:val="5"/>
+                <w:rFonts w:hint="eastAsia" w:ascii="黑体" w:hAnsi="黑体" w:eastAsia="黑体" w:cs="黑体"/>
+                <w:b/>
+                <w:bCs/>
+                <w:color w:val="444746"/>
+                <w:kern w:val="0"/>
+                <w:sz w:val="24"/>
+                <w:szCs w:val="24"/>
+                <w:lang w:val="en-US" w:eastAsia="zh-CN" w:bidi="ar"/>
+              </w:rPr>
+              <w:t>0.0</w:t>
+            </w:r>
+          </w:p>
+        </w:tc>
+      </w:tr>
+      <w:tr>
+        <w:tblPrEx>
+          <w:tblBorders>
+            <w:top w:val="none" w:color="1F1F1F" w:sz="0" w:space="0"/>
+            <w:left w:val="none" w:color="1F1F1F" w:sz="0" w:space="0"/>
+            <w:bottom w:val="none" w:color="1F1F1F" w:sz="0" w:space="0"/>
+            <w:right w:val="none" w:color="1F1F1F" w:sz="0" w:space="0"/>
+            <w:insideH w:val="none" w:color="auto" w:sz="0" w:space="0"/>
+            <w:insideV w:val="none" w:color="auto" w:sz="0" w:space="0"/>
+          </w:tblBorders>
+          <w:shd w:val="clear" w:color="auto" w:fill="auto"/>
+          <w:tblCellMar>
+            <w:top w:w="0" w:type="dxa"/>
+            <w:left w:w="0" w:type="dxa"/>
+            <w:bottom w:w="0" w:type="dxa"/>
+            <w:right w:w="0" w:type="dxa"/>
+          </w:tblCellMar>
+        </w:tblPrEx>
+        <w:trPr>
+          <w:tblCellSpacing w:w="15" w:type="dxa"/>
+        </w:trPr>
+        <w:tc>
+          <w:tcPr>
+            <w:tcW w:w="0" w:type="auto"/>
+            <w:tcBorders>
+              <w:top w:val="single" w:color="auto" w:sz="2" w:space="0"/>
+              <w:left w:val="single" w:color="auto" w:sz="2" w:space="0"/>
+              <w:bottom w:val="single" w:color="auto" w:sz="2" w:space="0"/>
+              <w:right w:val="single" w:color="auto" w:sz="2" w:space="0"/>
+            </w:tcBorders>
+            <w:shd w:val="clear" w:color="auto" w:fill="auto"/>
+            <w:tcMar>
+              <w:top w:w="120" w:type="dxa"/>
+              <w:bottom w:w="120" w:type="dxa"/>
+              <w:right w:w="90" w:type="dxa"/>
+            </w:tcMar>
+            <w:vAlign w:val="center"/>
+          </w:tcPr>
+          <w:p>
+            <w:pPr>
+              <w:keepNext w:val="0"/>
+              <w:keepLines w:val="0"/>
+              <w:widowControl/>
+              <w:suppressLineNumbers w:val="0"/>
+              <w:bidi w:val="0"/>
+              <w:spacing w:before="0" w:beforeAutospacing="0" w:after="0" w:afterAutospacing="0" w:line="9" w:lineRule="atLeast"/>
+              <w:ind w:left="0" w:right="0"/>
+              <w:jc w:val="left"/>
+              <w:rPr>
+                <w:rFonts w:hint="eastAsia" w:ascii="黑体" w:hAnsi="黑体" w:eastAsia="黑体" w:cs="黑体"/>
+                <w:color w:val="1F1F1F"/>
+              </w:rPr>
+            </w:pPr>
+            <w:r>
+              <w:rPr>
+                <w:rStyle w:val="5"/>
+                <w:rFonts w:hint="eastAsia" w:ascii="黑体" w:hAnsi="黑体" w:eastAsia="黑体" w:cs="黑体"/>
+                <w:b/>
+                <w:bCs/>
+                <w:color w:val="444746"/>
+                <w:kern w:val="0"/>
+                <w:sz w:val="24"/>
+                <w:szCs w:val="24"/>
+                <w:lang w:val="en-US" w:eastAsia="zh-CN" w:bidi="ar"/>
+              </w:rPr>
+              <w:t>char</w:t>
+            </w:r>
+          </w:p>
+        </w:tc>
+        <w:tc>
+          <w:tcPr>
+            <w:tcW w:w="0" w:type="auto"/>
+            <w:tcBorders>
+              <w:top w:val="single" w:color="auto" w:sz="2" w:space="0"/>
+              <w:left w:val="single" w:color="auto" w:sz="2" w:space="0"/>
+              <w:bottom w:val="single" w:color="auto" w:sz="2" w:space="0"/>
+              <w:right w:val="single" w:color="auto" w:sz="2" w:space="0"/>
+            </w:tcBorders>
+            <w:shd w:val="clear" w:color="auto" w:fill="auto"/>
+            <w:tcMar>
+              <w:top w:w="120" w:type="dxa"/>
+              <w:bottom w:w="120" w:type="dxa"/>
+            </w:tcMar>
+            <w:vAlign w:val="center"/>
+          </w:tcPr>
+          <w:p>
+            <w:pPr>
+              <w:keepNext w:val="0"/>
+              <w:keepLines w:val="0"/>
+              <w:widowControl/>
+              <w:suppressLineNumbers w:val="0"/>
+              <w:bidi w:val="0"/>
+              <w:spacing w:before="0" w:beforeAutospacing="0" w:after="0" w:afterAutospacing="0" w:line="9" w:lineRule="atLeast"/>
+              <w:ind w:left="0" w:right="0"/>
+              <w:jc w:val="left"/>
+              <w:rPr>
+                <w:rFonts w:hint="eastAsia" w:ascii="黑体" w:hAnsi="黑体" w:eastAsia="黑体" w:cs="黑体"/>
+                <w:color w:val="1F1F1F"/>
+              </w:rPr>
+            </w:pPr>
+            <w:r>
+              <w:rPr>
+                <w:rStyle w:val="5"/>
+                <w:rFonts w:hint="eastAsia" w:ascii="黑体" w:hAnsi="黑体" w:eastAsia="黑体" w:cs="黑体"/>
+                <w:b/>
+                <w:bCs/>
+                <w:color w:val="444746"/>
+                <w:kern w:val="0"/>
+                <w:sz w:val="24"/>
+                <w:szCs w:val="24"/>
+                <w:lang w:val="en-US" w:eastAsia="zh-CN" w:bidi="ar"/>
+              </w:rPr>
+              <w:t>'\u0000'</w:t>
+            </w:r>
+            <w:r>
+              <w:rPr>
+                <w:rFonts w:hint="eastAsia" w:ascii="黑体" w:hAnsi="黑体" w:eastAsia="黑体" w:cs="黑体"/>
+                <w:color w:val="1F1F1F"/>
+                <w:kern w:val="0"/>
+                <w:sz w:val="24"/>
+                <w:szCs w:val="24"/>
+                <w:lang w:val="en-US" w:eastAsia="zh-CN" w:bidi="ar"/>
+              </w:rPr>
+              <w:t xml:space="preserve"> (空字符)</w:t>
+            </w:r>
+          </w:p>
+        </w:tc>
+      </w:tr>
+      <w:tr>
+        <w:tblPrEx>
+          <w:tblBorders>
+            <w:top w:val="none" w:color="1F1F1F" w:sz="0" w:space="0"/>
+            <w:left w:val="none" w:color="1F1F1F" w:sz="0" w:space="0"/>
+            <w:bottom w:val="none" w:color="1F1F1F" w:sz="0" w:space="0"/>
+            <w:right w:val="none" w:color="1F1F1F" w:sz="0" w:space="0"/>
+            <w:insideH w:val="none" w:color="auto" w:sz="0" w:space="0"/>
+            <w:insideV w:val="none" w:color="auto" w:sz="0" w:space="0"/>
+          </w:tblBorders>
+          <w:shd w:val="clear" w:color="auto" w:fill="auto"/>
+          <w:tblCellMar>
+            <w:top w:w="0" w:type="dxa"/>
+            <w:left w:w="0" w:type="dxa"/>
+            <w:bottom w:w="0" w:type="dxa"/>
+            <w:right w:w="0" w:type="dxa"/>
+          </w:tblCellMar>
+        </w:tblPrEx>
+        <w:trPr>
+          <w:tblCellSpacing w:w="15" w:type="dxa"/>
+        </w:trPr>
+        <w:tc>
+          <w:tcPr>
+            <w:tcW w:w="0" w:type="auto"/>
+            <w:tcBorders>
+              <w:top w:val="single" w:color="auto" w:sz="2" w:space="0"/>
+              <w:left w:val="single" w:color="auto" w:sz="2" w:space="0"/>
+              <w:bottom w:val="single" w:color="auto" w:sz="2" w:space="0"/>
+              <w:right w:val="single" w:color="auto" w:sz="2" w:space="0"/>
+            </w:tcBorders>
+            <w:shd w:val="clear" w:color="auto" w:fill="auto"/>
+            <w:tcMar>
+              <w:top w:w="120" w:type="dxa"/>
+              <w:bottom w:w="120" w:type="dxa"/>
+              <w:right w:w="90" w:type="dxa"/>
+            </w:tcMar>
+            <w:vAlign w:val="center"/>
+          </w:tcPr>
+          <w:p>
+            <w:pPr>
+              <w:keepNext w:val="0"/>
+              <w:keepLines w:val="0"/>
+              <w:widowControl/>
+              <w:suppressLineNumbers w:val="0"/>
+              <w:bidi w:val="0"/>
+              <w:spacing w:before="0" w:beforeAutospacing="0" w:after="0" w:afterAutospacing="0" w:line="9" w:lineRule="atLeast"/>
+              <w:ind w:left="0" w:right="0"/>
+              <w:jc w:val="left"/>
+              <w:rPr>
+                <w:rFonts w:hint="eastAsia" w:ascii="黑体" w:hAnsi="黑体" w:eastAsia="黑体" w:cs="黑体"/>
+                <w:color w:val="1F1F1F"/>
+              </w:rPr>
+            </w:pPr>
+            <w:r>
+              <w:rPr>
+                <w:rStyle w:val="5"/>
+                <w:rFonts w:hint="eastAsia" w:ascii="黑体" w:hAnsi="黑体" w:eastAsia="黑体" w:cs="黑体"/>
+                <w:b/>
+                <w:bCs/>
+                <w:color w:val="444746"/>
+                <w:kern w:val="0"/>
+                <w:sz w:val="24"/>
+                <w:szCs w:val="24"/>
+                <w:lang w:val="en-US" w:eastAsia="zh-CN" w:bidi="ar"/>
+              </w:rPr>
+              <w:t>boolean</w:t>
+            </w:r>
+          </w:p>
+        </w:tc>
+        <w:tc>
+          <w:tcPr>
+            <w:tcW w:w="0" w:type="auto"/>
+            <w:tcBorders>
+              <w:top w:val="single" w:color="auto" w:sz="2" w:space="0"/>
+              <w:left w:val="single" w:color="auto" w:sz="2" w:space="0"/>
+              <w:bottom w:val="single" w:color="auto" w:sz="2" w:space="0"/>
+              <w:right w:val="single" w:color="auto" w:sz="2" w:space="0"/>
+            </w:tcBorders>
+            <w:shd w:val="clear" w:color="auto" w:fill="auto"/>
+            <w:tcMar>
+              <w:top w:w="120" w:type="dxa"/>
+              <w:bottom w:w="120" w:type="dxa"/>
+            </w:tcMar>
+            <w:vAlign w:val="center"/>
+          </w:tcPr>
+          <w:p>
+            <w:pPr>
+              <w:keepNext w:val="0"/>
+              <w:keepLines w:val="0"/>
+              <w:widowControl/>
+              <w:suppressLineNumbers w:val="0"/>
+              <w:bidi w:val="0"/>
+              <w:spacing w:before="0" w:beforeAutospacing="0" w:after="0" w:afterAutospacing="0" w:line="9" w:lineRule="atLeast"/>
+              <w:ind w:left="0" w:right="0"/>
+              <w:jc w:val="left"/>
+              <w:rPr>
+                <w:rFonts w:hint="eastAsia" w:ascii="黑体" w:hAnsi="黑体" w:eastAsia="黑体" w:cs="黑体"/>
+                <w:color w:val="1F1F1F"/>
+              </w:rPr>
+            </w:pPr>
+            <w:r>
+              <w:rPr>
+                <w:rStyle w:val="5"/>
+                <w:rFonts w:hint="eastAsia" w:ascii="黑体" w:hAnsi="黑体" w:eastAsia="黑体" w:cs="黑体"/>
+                <w:b/>
+                <w:bCs/>
+                <w:color w:val="444746"/>
+                <w:kern w:val="0"/>
+                <w:sz w:val="24"/>
+                <w:szCs w:val="24"/>
+                <w:lang w:val="en-US" w:eastAsia="zh-CN" w:bidi="ar"/>
+              </w:rPr>
+              <w:t>false</w:t>
+            </w:r>
+          </w:p>
+        </w:tc>
+      </w:tr>
+      <w:tr>
+        <w:tblPrEx>
+          <w:tblBorders>
+            <w:top w:val="none" w:color="1F1F1F" w:sz="0" w:space="0"/>
+            <w:left w:val="none" w:color="1F1F1F" w:sz="0" w:space="0"/>
+            <w:bottom w:val="none" w:color="1F1F1F" w:sz="0" w:space="0"/>
+            <w:right w:val="none" w:color="1F1F1F" w:sz="0" w:space="0"/>
+            <w:insideH w:val="none" w:color="auto" w:sz="0" w:space="0"/>
+            <w:insideV w:val="none" w:color="auto" w:sz="0" w:space="0"/>
+          </w:tblBorders>
+          <w:shd w:val="clear" w:color="auto" w:fill="auto"/>
+          <w:tblCellMar>
+            <w:top w:w="0" w:type="dxa"/>
+            <w:left w:w="0" w:type="dxa"/>
+            <w:bottom w:w="0" w:type="dxa"/>
+            <w:right w:w="0" w:type="dxa"/>
+          </w:tblCellMar>
+        </w:tblPrEx>
+        <w:trPr>
+          <w:tblCellSpacing w:w="15" w:type="dxa"/>
+        </w:trPr>
+        <w:tc>
+          <w:tcPr>
+            <w:tcW w:w="0" w:type="auto"/>
+            <w:tcBorders>
+              <w:top w:val="single" w:color="auto" w:sz="2" w:space="0"/>
+              <w:left w:val="single" w:color="auto" w:sz="2" w:space="0"/>
+              <w:bottom w:val="single" w:color="auto" w:sz="2" w:space="0"/>
+              <w:right w:val="single" w:color="auto" w:sz="2" w:space="0"/>
+            </w:tcBorders>
+            <w:shd w:val="clear" w:color="auto" w:fill="auto"/>
+            <w:tcMar>
+              <w:top w:w="120" w:type="dxa"/>
+              <w:bottom w:w="120" w:type="dxa"/>
+              <w:right w:w="90" w:type="dxa"/>
+            </w:tcMar>
+            <w:vAlign w:val="center"/>
+          </w:tcPr>
+          <w:p>
+            <w:pPr>
+              <w:keepNext w:val="0"/>
+              <w:keepLines w:val="0"/>
+              <w:widowControl/>
+              <w:suppressLineNumbers w:val="0"/>
+              <w:bidi w:val="0"/>
+              <w:spacing w:before="0" w:beforeAutospacing="0" w:after="0" w:afterAutospacing="0" w:line="9" w:lineRule="atLeast"/>
+              <w:ind w:left="0" w:right="0"/>
+              <w:jc w:val="left"/>
+              <w:rPr>
+                <w:rFonts w:hint="eastAsia" w:ascii="黑体" w:hAnsi="黑体" w:eastAsia="黑体" w:cs="黑体"/>
+                <w:color w:val="1F1F1F"/>
+              </w:rPr>
+            </w:pPr>
+            <w:r>
+              <w:rPr>
+                <w:rFonts w:hint="eastAsia" w:ascii="黑体" w:hAnsi="黑体" w:eastAsia="黑体" w:cs="黑体"/>
+                <w:b/>
+                <w:bCs/>
+                <w:color w:val="1F1F1F"/>
+                <w:kern w:val="0"/>
+                <w:sz w:val="24"/>
+                <w:szCs w:val="24"/>
+                <w:lang w:val="en-US" w:eastAsia="zh-CN" w:bidi="ar"/>
+              </w:rPr>
+              <w:t xml:space="preserve">引用类型 (如 </w:t>
+            </w:r>
+            <w:r>
+              <w:rPr>
+                <w:rStyle w:val="5"/>
+                <w:rFonts w:hint="eastAsia" w:ascii="黑体" w:hAnsi="黑体" w:eastAsia="黑体" w:cs="黑体"/>
+                <w:b/>
+                <w:bCs/>
+                <w:color w:val="444746"/>
+                <w:kern w:val="0"/>
+                <w:sz w:val="24"/>
+                <w:szCs w:val="24"/>
+                <w:lang w:val="en-US" w:eastAsia="zh-CN" w:bidi="ar"/>
+              </w:rPr>
+              <w:t>String[]</w:t>
+            </w:r>
+            <w:r>
+              <w:rPr>
+                <w:rFonts w:hint="eastAsia" w:ascii="黑体" w:hAnsi="黑体" w:eastAsia="黑体" w:cs="黑体"/>
+                <w:b/>
+                <w:bCs/>
+                <w:color w:val="1F1F1F"/>
+                <w:kern w:val="0"/>
+                <w:sz w:val="24"/>
+                <w:szCs w:val="24"/>
+                <w:lang w:val="en-US" w:eastAsia="zh-CN" w:bidi="ar"/>
+              </w:rPr>
+              <w:t xml:space="preserve">, </w:t>
+            </w:r>
+            <w:r>
+              <w:rPr>
+                <w:rStyle w:val="5"/>
+                <w:rFonts w:hint="eastAsia" w:ascii="黑体" w:hAnsi="黑体" w:eastAsia="黑体" w:cs="黑体"/>
+                <w:b/>
+                <w:bCs/>
+                <w:color w:val="444746"/>
+                <w:kern w:val="0"/>
+                <w:sz w:val="24"/>
+                <w:szCs w:val="24"/>
+                <w:lang w:val="en-US" w:eastAsia="zh-CN" w:bidi="ar"/>
+              </w:rPr>
+              <w:t>Object[]</w:t>
+            </w:r>
+            <w:r>
+              <w:rPr>
+                <w:rFonts w:hint="eastAsia" w:ascii="黑体" w:hAnsi="黑体" w:eastAsia="黑体" w:cs="黑体"/>
+                <w:b/>
+                <w:bCs/>
+                <w:color w:val="1F1F1F"/>
+                <w:kern w:val="0"/>
+                <w:sz w:val="24"/>
+                <w:szCs w:val="24"/>
+                <w:lang w:val="en-US" w:eastAsia="zh-CN" w:bidi="ar"/>
+              </w:rPr>
+              <w:t>)</w:t>
+            </w:r>
+          </w:p>
+        </w:tc>
+        <w:tc>
+          <w:tcPr>
+            <w:tcW w:w="0" w:type="auto"/>
+            <w:tcBorders>
+              <w:top w:val="single" w:color="auto" w:sz="2" w:space="0"/>
+              <w:left w:val="single" w:color="auto" w:sz="2" w:space="0"/>
+              <w:bottom w:val="single" w:color="auto" w:sz="2" w:space="0"/>
+              <w:right w:val="single" w:color="auto" w:sz="2" w:space="0"/>
+            </w:tcBorders>
+            <w:shd w:val="clear" w:color="auto" w:fill="auto"/>
+            <w:tcMar>
+              <w:top w:w="120" w:type="dxa"/>
+              <w:bottom w:w="120" w:type="dxa"/>
+            </w:tcMar>
+            <w:vAlign w:val="center"/>
+          </w:tcPr>
+          <w:p>
+            <w:pPr>
+              <w:keepNext w:val="0"/>
+              <w:keepLines w:val="0"/>
+              <w:widowControl/>
+              <w:suppressLineNumbers w:val="0"/>
+              <w:bidi w:val="0"/>
+              <w:spacing w:before="0" w:beforeAutospacing="0" w:after="0" w:afterAutospacing="0" w:line="9" w:lineRule="atLeast"/>
+              <w:ind w:left="0" w:right="0"/>
+              <w:jc w:val="left"/>
+              <w:rPr>
+                <w:rFonts w:hint="eastAsia" w:ascii="黑体" w:hAnsi="黑体" w:eastAsia="黑体" w:cs="黑体"/>
+                <w:color w:val="1F1F1F"/>
+              </w:rPr>
+            </w:pPr>
+            <w:r>
+              <w:rPr>
+                <w:rStyle w:val="5"/>
+                <w:rFonts w:hint="eastAsia" w:ascii="黑体" w:hAnsi="黑体" w:eastAsia="黑体" w:cs="黑体"/>
+                <w:b/>
+                <w:bCs/>
+                <w:color w:val="444746"/>
+                <w:kern w:val="0"/>
+                <w:sz w:val="24"/>
+                <w:szCs w:val="24"/>
+                <w:lang w:val="en-US" w:eastAsia="zh-CN" w:bidi="ar"/>
+              </w:rPr>
+              <w:t>null</w:t>
+            </w:r>
+          </w:p>
+        </w:tc>
+      </w:tr>
+    </w:tbl>
+    <w:p>
+      <w:pPr>
+        <w:rPr>
+          <w:rFonts w:hint="default"/>
+          <w:lang w:val="en-US" w:eastAsia="zh-CN"/>
+        </w:rPr>
+      </w:pPr>
     </w:p>
     <w:p>
       <w:pPr>
@@ -1068,6 +2047,75 @@
     </w:p>
     <w:p>
       <w:pPr>
+        <w:jc w:val="both"/>
+        <w:rPr>
+          <w:rFonts w:hint="eastAsia"/>
+          <w:lang w:val="en-US" w:eastAsia="zh-CN"/>
+        </w:rPr>
+      </w:pPr>
+      <w:r>
+        <w:rPr>
+          <w:rFonts w:hint="default"/>
+          <w:lang w:val="en-US" w:eastAsia="zh-CN"/>
+        </w:rPr>
+        <w:t>如果</w:t>
+      </w:r>
+      <w:r>
+        <w:rPr>
+          <w:rFonts w:hint="eastAsia"/>
+          <w:lang w:val="en-US" w:eastAsia="zh-CN"/>
+        </w:rPr>
+        <w:t>字符串</w:t>
+      </w:r>
+      <w:r>
+        <w:rPr>
+          <w:rFonts w:hint="default"/>
+          <w:lang w:val="en-US" w:eastAsia="zh-CN"/>
+        </w:rPr>
+        <w:t>是null</w:t>
+      </w:r>
+      <w:r>
+        <w:rPr>
+          <w:rFonts w:hint="eastAsia"/>
+          <w:lang w:val="en-US" w:eastAsia="zh-CN"/>
+        </w:rPr>
+        <w:t>：</w:t>
+      </w:r>
+      <w:r>
+        <w:rPr>
+          <w:rFonts w:hint="default"/>
+          <w:lang w:val="en-US" w:eastAsia="zh-CN"/>
+        </w:rPr>
+        <w:t>你对一个为null的引用调用 toCharArray()，会立即抛出 java.lang.NullPointerException</w:t>
+      </w:r>
+      <w:r>
+        <w:rPr>
+          <w:rFonts w:hint="eastAsia"/>
+          <w:lang w:val="en-US" w:eastAsia="zh-CN"/>
+        </w:rPr>
+        <w:t>。</w:t>
+      </w:r>
+    </w:p>
+    <w:p>
+      <w:pPr>
+        <w:jc w:val="both"/>
+        <w:rPr>
+          <w:rFonts w:hint="default"/>
+          <w:lang w:val="en-US" w:eastAsia="zh-CN"/>
+        </w:rPr>
+      </w:pPr>
+      <w:r>
+        <w:rPr>
+          <w:rFonts w:hint="eastAsia"/>
+          <w:lang w:val="en-US" w:eastAsia="zh-CN"/>
+        </w:rPr>
+        <w:t>如果s是空字符串""，调用 toCharArray() 会正常执行，并返回一个长度为0的空数组。结果：返回new char[0]。表现：chars.length等于0。你可以安全地对这个数组进行遍历（循环体直接不执行），不会报错。</w:t>
+      </w:r>
+      <w:bookmarkStart w:id="0" w:name="_GoBack"/>
+      <w:bookmarkEnd w:id="0"/>
+    </w:p>
+    <w:p>
+      <w:pPr>
         <w:rPr>
           <w:rFonts w:hint="default"/>
           <w:lang w:val="en-US" w:eastAsia="zh-CN"/>
@@ -2047,6 +3095,12 @@
             <w:insideV w:val="none" w:color="auto" w:sz="0" w:space="0"/>
           </w:tblBorders>
           <w:shd w:val="clear" w:color="auto" w:fill="auto"/>
+          <w:tblCellMar>
+            <w:top w:w="0" w:type="dxa"/>
+            <w:left w:w="0" w:type="dxa"/>
+            <w:bottom w:w="0" w:type="dxa"/>
+            <w:right w:w="0" w:type="dxa"/>
+          </w:tblCellMar>
         </w:tblPrEx>
         <w:trPr>
           <w:tblHeader/>
@@ -3456,6 +4510,7 @@
             <w:insideH w:val="none" w:color="auto" w:sz="0" w:space="0"/>
             <w:insideV w:val="none" w:color="auto" w:sz="0" w:space="0"/>
           </w:tblBorders>
+          <w:shd w:val="clear" w:color="auto" w:fill="auto"/>
           <w:tblCellMar>
             <w:top w:w="0" w:type="dxa"/>
             <w:left w:w="0" w:type="dxa"/>
@@ -4502,6 +5557,7 @@
             <w:insideH w:val="none" w:color="auto" w:sz="0" w:space="0"/>
             <w:insideV w:val="none" w:color="auto" w:sz="0" w:space="0"/>
           </w:tblBorders>
+          <w:shd w:val="clear" w:color="auto" w:fill="auto"/>
           <w:tblCellMar>
             <w:top w:w="0" w:type="dxa"/>
             <w:left w:w="0" w:type="dxa"/>
@@ -4599,117 +5655,6 @@
                 <w:lang w:val="en-US" w:eastAsia="zh-CN" w:bidi="ar"/>
               </w:rPr>
               <w:t>判断是否为大写字母</w:t>
-            </w:r>
-          </w:p>
-        </w:tc>
-      </w:tr>
-      <w:tr>
-        <w:tblPrEx>
-          <w:tblBorders>
-            <w:top w:val="none" w:color="1F1F1F" w:sz="0" w:space="0"/>
-            <w:left w:val="none" w:color="1F1F1F" w:sz="0" w:space="0"/>
-            <w:bottom w:val="none" w:color="1F1F1F" w:sz="0" w:space="0"/>
-            <w:right w:val="none" w:color="1F1F1F" w:sz="0" w:space="0"/>
-            <w:insideH w:val="none" w:color="auto" w:sz="0" w:space="0"/>
-            <w:insideV w:val="none" w:color="auto" w:sz="0" w:space="0"/>
-          </w:tblBorders>
-          <w:tblCellMar>
-            <w:top w:w="0" w:type="dxa"/>
-            <w:left w:w="0" w:type="dxa"/>
-            <w:bottom w:w="0" w:type="dxa"/>
-            <w:right w:w="0" w:type="dxa"/>
-          </w:tblCellMar>
-        </w:tblPrEx>
-        <w:trPr>
-          <w:tblCellSpacing w:w="15" w:type="dxa"/>
-        </w:trPr>
-        <w:tc>
-          <w:tcPr>
-            <w:tcW w:w="0" w:type="auto"/>
-            <w:tcBorders>
-              <w:top w:val="single" w:color="auto" w:sz="2" w:space="0"/>
-              <w:left w:val="single" w:color="auto" w:sz="2" w:space="0"/>
-              <w:bottom w:val="single" w:color="auto" w:sz="2" w:space="0"/>
-              <w:right w:val="single" w:color="auto" w:sz="2" w:space="0"/>
-            </w:tcBorders>
-            <w:shd w:val="clear" w:color="auto" w:fill="auto"/>
-            <w:tcMar>
-              <w:top w:w="120" w:type="dxa"/>
-              <w:bottom w:w="120" w:type="dxa"/>
-              <w:right w:w="90" w:type="dxa"/>
-            </w:tcMar>
-            <w:vAlign w:val="center"/>
-          </w:tcPr>
-          <w:p>
-            <w:pPr>
-              <w:keepNext w:val="0"/>
-              <w:keepLines w:val="0"/>
-              <w:widowControl/>
-              <w:suppressLineNumbers w:val="0"/>
-              <w:bidi w:val="0"/>
-              <w:spacing w:before="0" w:beforeAutospacing="0" w:after="0" w:afterAutospacing="0" w:line="9" w:lineRule="atLeast"/>
-              <w:ind w:left="0" w:right="0"/>
-              <w:jc w:val="left"/>
-              <w:rPr>
-                <w:rFonts w:hint="default" w:ascii="sans-serif" w:hAnsi="sans-serif" w:eastAsia="sans-serif" w:cs="sans-serif"/>
-                <w:color w:val="1F1F1F"/>
-              </w:rPr>
-            </w:pPr>
-            <w:r>
-              <w:rPr>
-                <w:rStyle w:val="5"/>
-                <w:rFonts w:hint="eastAsia" w:ascii="黑体" w:hAnsi="黑体" w:eastAsia="黑体" w:cs="黑体"/>
-                <w:color w:val="444746"/>
-                <w:kern w:val="0"/>
-                <w:sz w:val="24"/>
-                <w:szCs w:val="24"/>
-                <w:lang w:val="en-US" w:eastAsia="zh-CN" w:bidi="ar"/>
-              </w:rPr>
-              <w:t>Character.toLowerCase(c)</w:t>
-            </w:r>
-          </w:p>
-        </w:tc>
-        <w:tc>
-          <w:tcPr>
-            <w:tcW w:w="0" w:type="auto"/>
-            <w:tcBorders>
-              <w:top w:val="single" w:color="auto" w:sz="2" w:space="0"/>
-              <w:left w:val="single" w:color="auto" w:sz="2" w:space="0"/>
-              <w:bottom w:val="single" w:color="auto" w:sz="2" w:space="0"/>
-              <w:right w:val="single" w:color="auto" w:sz="2" w:space="0"/>
-            </w:tcBorders>
-            <w:shd w:val="clear" w:color="auto" w:fill="auto"/>
-            <w:tcMar>
-              <w:top w:w="120" w:type="dxa"/>
-              <w:bottom w:w="120" w:type="dxa"/>
-            </w:tcMar>
-            <w:vAlign w:val="center"/>
-          </w:tcPr>
-          <w:p>
-            <w:pPr>
-              <w:keepNext w:val="0"/>
-              <w:keepLines w:val="0"/>
-              <w:widowControl/>
-              <w:suppressLineNumbers w:val="0"/>
-              <w:bidi w:val="0"/>
-              <w:spacing w:before="0" w:beforeAutospacing="0" w:after="0" w:afterAutospacing="0" w:line="9" w:lineRule="atLeast"/>
-              <w:ind w:left="0" w:right="0"/>
-              <w:jc w:val="left"/>
-              <w:rPr>
-                <w:rFonts w:hint="default" w:ascii="sans-serif" w:hAnsi="sans-serif" w:eastAsia="sans-serif" w:cs="sans-serif"/>
-                <w:color w:val="1F1F1F"/>
-              </w:rPr>
-            </w:pPr>
-            <w:r>
-              <w:rPr>
-                <w:rFonts w:hint="default" w:ascii="sans-serif" w:hAnsi="sans-serif" w:eastAsia="sans-serif" w:cs="sans-serif"/>
-                <w:color w:val="1F1F1F"/>
-                <w:kern w:val="0"/>
-                <w:sz w:val="24"/>
-                <w:szCs w:val="24"/>
-                <w:lang w:val="en-US" w:eastAsia="zh-CN" w:bidi="ar"/>
-              </w:rPr>
-              <w:t>将字符转换为小写</w:t>
             </w:r>
           </w:p>
         </w:tc>
@@ -4777,7 +5722,7 @@
                 <w:szCs w:val="24"/>
                 <w:lang w:val="en-US" w:eastAsia="zh-CN" w:bidi="ar"/>
               </w:rPr>
-              <w:t>Character.compare(c1, c2)</w:t>
+              <w:t>Character.toLowerCase(c)</w:t>
             </w:r>
           </w:p>
         </w:tc>
@@ -4821,7 +5766,7 @@
                 <w:szCs w:val="24"/>
                 <w:lang w:val="en-US" w:eastAsia="zh-CN" w:bidi="ar"/>
               </w:rPr>
-              <w:t>比较两个字符的数值大小</w:t>
+              <w:t>将字符转换为小写</w:t>
             </w:r>
           </w:p>
         </w:tc>
@@ -4875,6 +5820,118 @@
               <w:ind w:left="0" w:right="0"/>
               <w:jc w:val="left"/>
               <w:rPr>
+                <w:rFonts w:hint="default" w:ascii="sans-serif" w:hAnsi="sans-serif" w:eastAsia="sans-serif" w:cs="sans-serif"/>
+                <w:color w:val="1F1F1F"/>
+              </w:rPr>
+            </w:pPr>
+            <w:r>
+              <w:rPr>
+                <w:rStyle w:val="5"/>
+                <w:rFonts w:hint="eastAsia" w:ascii="黑体" w:hAnsi="黑体" w:eastAsia="黑体" w:cs="黑体"/>
+                <w:color w:val="444746"/>
+                <w:kern w:val="0"/>
+                <w:sz w:val="24"/>
+                <w:szCs w:val="24"/>
+                <w:lang w:val="en-US" w:eastAsia="zh-CN" w:bidi="ar"/>
+              </w:rPr>
+              <w:t>Character.compare(c1, c2)</w:t>
+            </w:r>
+          </w:p>
+        </w:tc>
+        <w:tc>
+          <w:tcPr>
+            <w:tcW w:w="0" w:type="auto"/>
+            <w:tcBorders>
+              <w:top w:val="single" w:color="auto" w:sz="2" w:space="0"/>
+              <w:left w:val="single" w:color="auto" w:sz="2" w:space="0"/>
+              <w:bottom w:val="single" w:color="auto" w:sz="2" w:space="0"/>
+              <w:right w:val="single" w:color="auto" w:sz="2" w:space="0"/>
+            </w:tcBorders>
+            <w:shd w:val="clear" w:color="auto" w:fill="auto"/>
+            <w:tcMar>
+              <w:top w:w="120" w:type="dxa"/>
+              <w:bottom w:w="120" w:type="dxa"/>
+            </w:tcMar>
+            <w:vAlign w:val="center"/>
+          </w:tcPr>
+          <w:p>
+            <w:pPr>
+              <w:keepNext w:val="0"/>
+              <w:keepLines w:val="0"/>
+              <w:widowControl/>
+              <w:suppressLineNumbers w:val="0"/>
+              <w:bidi w:val="0"/>
+              <w:spacing w:before="0" w:beforeAutospacing="0" w:after="0" w:afterAutospacing="0" w:line="9" w:lineRule="atLeast"/>
+              <w:ind w:left="0" w:right="0"/>
+              <w:jc w:val="left"/>
+              <w:rPr>
+                <w:rFonts w:hint="default" w:ascii="sans-serif" w:hAnsi="sans-serif" w:eastAsia="sans-serif" w:cs="sans-serif"/>
+                <w:color w:val="1F1F1F"/>
+              </w:rPr>
+            </w:pPr>
+            <w:r>
+              <w:rPr>
+                <w:rFonts w:hint="default" w:ascii="sans-serif" w:hAnsi="sans-serif" w:eastAsia="sans-serif" w:cs="sans-serif"/>
+                <w:color w:val="1F1F1F"/>
+                <w:kern w:val="0"/>
+                <w:sz w:val="24"/>
+                <w:szCs w:val="24"/>
+                <w:lang w:val="en-US" w:eastAsia="zh-CN" w:bidi="ar"/>
+              </w:rPr>
+              <w:t>比较两个字符的数值大小</w:t>
+            </w:r>
+          </w:p>
+        </w:tc>
+      </w:tr>
+      <w:tr>
+        <w:tblPrEx>
+          <w:tblBorders>
+            <w:top w:val="none" w:color="1F1F1F" w:sz="0" w:space="0"/>
+            <w:left w:val="none" w:color="1F1F1F" w:sz="0" w:space="0"/>
+            <w:bottom w:val="none" w:color="1F1F1F" w:sz="0" w:space="0"/>
+            <w:right w:val="none" w:color="1F1F1F" w:sz="0" w:space="0"/>
+            <w:insideH w:val="none" w:color="auto" w:sz="0" w:space="0"/>
+            <w:insideV w:val="none" w:color="auto" w:sz="0" w:space="0"/>
+          </w:tblBorders>
+          <w:shd w:val="clear" w:color="auto" w:fill="auto"/>
+          <w:tblCellMar>
+            <w:top w:w="0" w:type="dxa"/>
+            <w:left w:w="0" w:type="dxa"/>
+            <w:bottom w:w="0" w:type="dxa"/>
+            <w:right w:w="0" w:type="dxa"/>
+          </w:tblCellMar>
+        </w:tblPrEx>
+        <w:trPr>
+          <w:tblCellSpacing w:w="15" w:type="dxa"/>
+        </w:trPr>
+        <w:tc>
+          <w:tcPr>
+            <w:tcW w:w="0" w:type="auto"/>
+            <w:tcBorders>
+              <w:top w:val="single" w:color="auto" w:sz="2" w:space="0"/>
+              <w:left w:val="single" w:color="auto" w:sz="2" w:space="0"/>
+              <w:bottom w:val="single" w:color="auto" w:sz="2" w:space="0"/>
+              <w:right w:val="single" w:color="auto" w:sz="2" w:space="0"/>
+            </w:tcBorders>
+            <w:shd w:val="clear" w:color="auto" w:fill="auto"/>
+            <w:tcMar>
+              <w:top w:w="120" w:type="dxa"/>
+              <w:bottom w:w="120" w:type="dxa"/>
+              <w:right w:w="90" w:type="dxa"/>
+            </w:tcMar>
+            <w:vAlign w:val="center"/>
+          </w:tcPr>
+          <w:p>
+            <w:pPr>
+              <w:keepNext w:val="0"/>
+              <w:keepLines w:val="0"/>
+              <w:widowControl/>
+              <w:suppressLineNumbers w:val="0"/>
+              <w:bidi w:val="0"/>
+              <w:spacing w:before="0" w:beforeAutospacing="0" w:after="0" w:afterAutospacing="0" w:line="9" w:lineRule="atLeast"/>
+              <w:ind w:left="0" w:right="0"/>
+              <w:jc w:val="left"/>
+              <w:rPr>
                 <w:rStyle w:val="5"/>
                 <w:rFonts w:hint="eastAsia" w:ascii="黑体" w:hAnsi="黑体" w:eastAsia="黑体" w:cs="黑体"/>
                 <w:color w:val="444746"/>
@@ -5137,8 +6194,6 @@
         </w:rPr>
         <w:t>getOrDefault(Object key, V defaultValue): 从Map中获取指定key对应的value。如果key存在，则返回对应的value。如果key不存在，则返回你指定的defaultValue。</w:t>
       </w:r>
-      <w:bookmarkStart w:id="0" w:name="_GoBack"/>
-      <w:bookmarkEnd w:id="0"/>
     </w:p>
     <w:p>
       <w:pPr>
@@ -9817,7 +10872,6 @@
             <w:insideH w:val="none" w:color="auto" w:sz="0" w:space="0"/>
             <w:insideV w:val="none" w:color="auto" w:sz="0" w:space="0"/>
           </w:tblBorders>
-          <w:shd w:val="clear" w:color="auto" w:fill="auto"/>
           <w:tblCellMar>
             <w:top w:w="0" w:type="dxa"/>
             <w:left w:w="0" w:type="dxa"/>
@@ -10471,6 +11525,7 @@
     </w:p>
     <w:tbl>
       <w:tblPr>
+        <w:tblStyle w:val="2"/>
         <w:tblW w:w="0" w:type="auto"/>
         <w:tblCellSpacing w:w="15" w:type="dxa"/>
         <w:tblInd w:w="5" w:type="dxa"/>
@@ -10482,7 +11537,7 @@
           <w:insideH w:val="none" w:color="auto" w:sz="0" w:space="0"/>
           <w:insideV w:val="none" w:color="auto" w:sz="0" w:space="0"/>
         </w:tblBorders>
-        <w:shd w:val="clear"/>
+        <w:shd w:val="clear" w:color="auto" w:fill="auto"/>
         <w:tblLayout w:type="autofit"/>
         <w:tblCellMar>
           <w:top w:w="0" w:type="dxa"/>
@@ -10506,7 +11561,7 @@
             <w:insideH w:val="none" w:color="auto" w:sz="0" w:space="0"/>
             <w:insideV w:val="none" w:color="auto" w:sz="0" w:space="0"/>
           </w:tblBorders>
-          <w:shd w:val="clear"/>
+          <w:shd w:val="clear" w:color="auto" w:fill="auto"/>
           <w:tblCellMar>
             <w:top w:w="0" w:type="dxa"/>
             <w:left w:w="0" w:type="dxa"/>
@@ -10527,7 +11582,7 @@
               <w:bottom w:val="single" w:color="auto" w:sz="2" w:space="0"/>
               <w:right w:val="single" w:color="auto" w:sz="2" w:space="0"/>
             </w:tcBorders>
-            <w:shd w:val="clear"/>
+            <w:shd w:val="clear" w:color="auto" w:fill="auto"/>
             <w:tcMar>
               <w:top w:w="120" w:type="dxa"/>
               <w:bottom w:w="120" w:type="dxa"/>
@@ -10558,7 +11613,6 @@
                 <w:kern w:val="0"/>
                 <w:sz w:val="24"/>
                 <w:szCs w:val="24"/>
-                <w:bdr w:val="none" w:color="1F1F1F" w:sz="0" w:space="0"/>
                 <w:lang w:val="en-US" w:eastAsia="zh-CN" w:bidi="ar"/>
               </w:rPr>
               <w:t>维度</w:t>
@@ -10574,7 +11628,7 @@
               <w:bottom w:val="single" w:color="auto" w:sz="2" w:space="0"/>
               <w:right w:val="single" w:color="auto" w:sz="2" w:space="0"/>
             </w:tcBorders>
-            <w:shd w:val="clear"/>
+            <w:shd w:val="clear" w:color="auto" w:fill="auto"/>
             <w:tcMar>
               <w:top w:w="120" w:type="dxa"/>
               <w:bottom w:w="120" w:type="dxa"/>
@@ -10605,7 +11659,6 @@
                 <w:kern w:val="0"/>
                 <w:sz w:val="24"/>
                 <w:szCs w:val="24"/>
-                <w:bdr w:val="none" w:color="1F1F1F" w:sz="0" w:space="0"/>
                 <w:lang w:val="en-US" w:eastAsia="zh-CN" w:bidi="ar"/>
               </w:rPr>
               <w:t>复杂度</w:t>
@@ -10621,7 +11674,7 @@
               <w:bottom w:val="single" w:color="auto" w:sz="2" w:space="0"/>
               <w:right w:val="single" w:color="auto" w:sz="2" w:space="0"/>
             </w:tcBorders>
-            <w:shd w:val="clear"/>
+            <w:shd w:val="clear" w:color="auto" w:fill="auto"/>
             <w:tcMar>
               <w:top w:w="120" w:type="dxa"/>
               <w:bottom w:w="120" w:type="dxa"/>
@@ -10651,7 +11704,6 @@
                 <w:kern w:val="0"/>
                 <w:sz w:val="24"/>
                 <w:szCs w:val="24"/>
-                <w:bdr w:val="none" w:color="1F1F1F" w:sz="0" w:space="0"/>
                 <w:lang w:val="en-US" w:eastAsia="zh-CN" w:bidi="ar"/>
               </w:rPr>
               <w:t>技术分析</w:t>
@@ -10669,7 +11721,7 @@
             <w:insideH w:val="none" w:color="auto" w:sz="0" w:space="0"/>
             <w:insideV w:val="none" w:color="auto" w:sz="0" w:space="0"/>
           </w:tblBorders>
-          <w:shd w:val="clear"/>
+          <w:shd w:val="clear" w:color="auto" w:fill="auto"/>
           <w:tblCellMar>
             <w:top w:w="0" w:type="dxa"/>
             <w:left w:w="0" w:type="dxa"/>
@@ -10689,7 +11741,7 @@
               <w:bottom w:val="single" w:color="auto" w:sz="2" w:space="0"/>
               <w:right w:val="single" w:color="auto" w:sz="2" w:space="0"/>
             </w:tcBorders>
-            <w:shd w:val="clear"/>
+            <w:shd w:val="clear" w:color="auto" w:fill="auto"/>
             <w:tcMar>
               <w:top w:w="120" w:type="dxa"/>
               <w:bottom w:w="120" w:type="dxa"/>
@@ -10721,7 +11773,6 @@
                 <w:kern w:val="0"/>
                 <w:sz w:val="24"/>
                 <w:szCs w:val="24"/>
-                <w:bdr w:val="none" w:color="1F1F1F" w:sz="0" w:space="0"/>
                 <w:lang w:val="en-US" w:eastAsia="zh-CN" w:bidi="ar"/>
               </w:rPr>
               <w:t>最好时间复杂度</w:t>
@@ -10737,7 +11788,7 @@
               <w:bottom w:val="single" w:color="auto" w:sz="2" w:space="0"/>
               <w:right w:val="single" w:color="auto" w:sz="2" w:space="0"/>
             </w:tcBorders>
-            <w:shd w:val="clear"/>
+            <w:shd w:val="clear" w:color="auto" w:fill="auto"/>
             <w:tcMar>
               <w:top w:w="120" w:type="dxa"/>
               <w:bottom w:w="120" w:type="dxa"/>
@@ -10769,7 +11820,6 @@
                 <w:kern w:val="0"/>
                 <w:sz w:val="24"/>
                 <w:szCs w:val="24"/>
-                <w:bdr w:val="none" w:color="1F1F1F" w:sz="0" w:space="0"/>
                 <w:lang w:val="en-US" w:eastAsia="zh-CN" w:bidi="ar"/>
               </w:rPr>
               <w:t>O(n)</w:t>
@@ -10785,36 +11835,35 @@
               <w:bottom w:val="single" w:color="auto" w:sz="2" w:space="0"/>
               <w:right w:val="single" w:color="auto" w:sz="2" w:space="0"/>
             </w:tcBorders>
-            <w:shd w:val="clear"/>
-            <w:tcMar>
-              <w:top w:w="120" w:type="dxa"/>
-              <w:bottom w:w="120" w:type="dxa"/>
-            </w:tcMar>
-            <w:vAlign w:val="center"/>
-          </w:tcPr>
-          <w:p>
-            <w:pPr>
-              <w:keepNext w:val="0"/>
-              <w:keepLines w:val="0"/>
-              <w:widowControl/>
-              <w:suppressLineNumbers w:val="0"/>
-              <w:bidi w:val="0"/>
-              <w:spacing w:before="0" w:beforeAutospacing="0" w:after="0" w:afterAutospacing="0" w:line="9" w:lineRule="atLeast"/>
-              <w:ind w:left="0" w:right="0"/>
-              <w:jc w:val="left"/>
-              <w:rPr>
-                <w:rFonts w:hint="eastAsia" w:ascii="黑体" w:hAnsi="黑体" w:eastAsia="黑体" w:cs="黑体"/>
-                <w:color w:val="1F1F1F"/>
-              </w:rPr>
-            </w:pPr>
-            <w:r>
-              <w:rPr>
-                <w:rFonts w:hint="eastAsia" w:ascii="黑体" w:hAnsi="黑体" w:eastAsia="黑体" w:cs="黑体"/>
-                <w:color w:val="1F1F1F"/>
-                <w:kern w:val="0"/>
-                <w:sz w:val="24"/>
-                <w:szCs w:val="24"/>
-                <w:bdr w:val="none" w:color="1F1F1F" w:sz="0" w:space="0"/>
+            <w:shd w:val="clear" w:color="auto" w:fill="auto"/>
+            <w:tcMar>
+              <w:top w:w="120" w:type="dxa"/>
+              <w:bottom w:w="120" w:type="dxa"/>
+            </w:tcMar>
+            <w:vAlign w:val="center"/>
+          </w:tcPr>
+          <w:p>
+            <w:pPr>
+              <w:keepNext w:val="0"/>
+              <w:keepLines w:val="0"/>
+              <w:widowControl/>
+              <w:suppressLineNumbers w:val="0"/>
+              <w:bidi w:val="0"/>
+              <w:spacing w:before="0" w:beforeAutospacing="0" w:after="0" w:afterAutospacing="0" w:line="9" w:lineRule="atLeast"/>
+              <w:ind w:left="0" w:right="0"/>
+              <w:jc w:val="left"/>
+              <w:rPr>
+                <w:rFonts w:hint="eastAsia" w:ascii="黑体" w:hAnsi="黑体" w:eastAsia="黑体" w:cs="黑体"/>
+                <w:color w:val="1F1F1F"/>
+              </w:rPr>
+            </w:pPr>
+            <w:r>
+              <w:rPr>
+                <w:rFonts w:hint="eastAsia" w:ascii="黑体" w:hAnsi="黑体" w:eastAsia="黑体" w:cs="黑体"/>
+                <w:color w:val="1F1F1F"/>
+                <w:kern w:val="0"/>
+                <w:sz w:val="24"/>
+                <w:szCs w:val="24"/>
                 <w:lang w:val="en-US" w:eastAsia="zh-CN" w:bidi="ar"/>
               </w:rPr>
               <w:t>当数组已经有序，或者是由几个有序段组成，或是</w:t>
@@ -10828,7 +11877,6 @@
                 <w:kern w:val="0"/>
                 <w:sz w:val="24"/>
                 <w:szCs w:val="24"/>
-                <w:bdr w:val="none" w:color="1F1F1F" w:sz="0" w:space="0"/>
                 <w:lang w:val="en-US" w:eastAsia="zh-CN" w:bidi="ar"/>
               </w:rPr>
               <w:t>元素几乎全部相等</w:t>
@@ -10840,7 +11888,6 @@
                 <w:kern w:val="0"/>
                 <w:sz w:val="24"/>
                 <w:szCs w:val="24"/>
-                <w:bdr w:val="none" w:color="1F1F1F" w:sz="0" w:space="0"/>
                 <w:lang w:val="en-US" w:eastAsia="zh-CN" w:bidi="ar"/>
               </w:rPr>
               <w:t>时，算法能通过预扫描和三向切分识别并跳过大量操作。</w:t>
@@ -10858,7 +11905,7 @@
             <w:insideH w:val="none" w:color="auto" w:sz="0" w:space="0"/>
             <w:insideV w:val="none" w:color="auto" w:sz="0" w:space="0"/>
           </w:tblBorders>
-          <w:shd w:val="clear"/>
+          <w:shd w:val="clear" w:color="auto" w:fill="auto"/>
           <w:tblCellMar>
             <w:top w:w="0" w:type="dxa"/>
             <w:left w:w="0" w:type="dxa"/>
@@ -10878,7 +11925,7 @@
               <w:bottom w:val="single" w:color="auto" w:sz="2" w:space="0"/>
               <w:right w:val="single" w:color="auto" w:sz="2" w:space="0"/>
             </w:tcBorders>
-            <w:shd w:val="clear"/>
+            <w:shd w:val="clear" w:color="auto" w:fill="auto"/>
             <w:tcMar>
               <w:top w:w="120" w:type="dxa"/>
               <w:bottom w:w="120" w:type="dxa"/>
@@ -10910,7 +11957,6 @@
                 <w:kern w:val="0"/>
                 <w:sz w:val="24"/>
                 <w:szCs w:val="24"/>
-                <w:bdr w:val="none" w:color="1F1F1F" w:sz="0" w:space="0"/>
                 <w:lang w:val="en-US" w:eastAsia="zh-CN" w:bidi="ar"/>
               </w:rPr>
               <w:t>平均时间复杂度</w:t>
@@ -10926,7 +11972,7 @@
               <w:bottom w:val="single" w:color="auto" w:sz="2" w:space="0"/>
               <w:right w:val="single" w:color="auto" w:sz="2" w:space="0"/>
             </w:tcBorders>
-            <w:shd w:val="clear"/>
+            <w:shd w:val="clear" w:color="auto" w:fill="auto"/>
             <w:tcMar>
               <w:top w:w="120" w:type="dxa"/>
               <w:bottom w:w="120" w:type="dxa"/>
@@ -10958,7 +12004,6 @@
                 <w:kern w:val="0"/>
                 <w:sz w:val="24"/>
                 <w:szCs w:val="24"/>
-                <w:bdr w:val="none" w:color="1F1F1F" w:sz="0" w:space="0"/>
                 <w:lang w:val="en-US" w:eastAsia="zh-CN" w:bidi="ar"/>
               </w:rPr>
               <w:t>O(n log n)</w:t>
@@ -10974,36 +12019,35 @@
               <w:bottom w:val="single" w:color="auto" w:sz="2" w:space="0"/>
               <w:right w:val="single" w:color="auto" w:sz="2" w:space="0"/>
             </w:tcBorders>
-            <w:shd w:val="clear"/>
-            <w:tcMar>
-              <w:top w:w="120" w:type="dxa"/>
-              <w:bottom w:w="120" w:type="dxa"/>
-            </w:tcMar>
-            <w:vAlign w:val="center"/>
-          </w:tcPr>
-          <w:p>
-            <w:pPr>
-              <w:keepNext w:val="0"/>
-              <w:keepLines w:val="0"/>
-              <w:widowControl/>
-              <w:suppressLineNumbers w:val="0"/>
-              <w:bidi w:val="0"/>
-              <w:spacing w:before="0" w:beforeAutospacing="0" w:after="0" w:afterAutospacing="0" w:line="9" w:lineRule="atLeast"/>
-              <w:ind w:left="0" w:right="0"/>
-              <w:jc w:val="left"/>
-              <w:rPr>
-                <w:rFonts w:hint="eastAsia" w:ascii="黑体" w:hAnsi="黑体" w:eastAsia="黑体" w:cs="黑体"/>
-                <w:color w:val="1F1F1F"/>
-              </w:rPr>
-            </w:pPr>
-            <w:r>
-              <w:rPr>
-                <w:rFonts w:hint="eastAsia" w:ascii="黑体" w:hAnsi="黑体" w:eastAsia="黑体" w:cs="黑体"/>
-                <w:color w:val="1F1F1F"/>
-                <w:kern w:val="0"/>
-                <w:sz w:val="24"/>
-                <w:szCs w:val="24"/>
-                <w:bdr w:val="none" w:color="1F1F1F" w:sz="0" w:space="0"/>
+            <w:shd w:val="clear" w:color="auto" w:fill="auto"/>
+            <w:tcMar>
+              <w:top w:w="120" w:type="dxa"/>
+              <w:bottom w:w="120" w:type="dxa"/>
+            </w:tcMar>
+            <w:vAlign w:val="center"/>
+          </w:tcPr>
+          <w:p>
+            <w:pPr>
+              <w:keepNext w:val="0"/>
+              <w:keepLines w:val="0"/>
+              <w:widowControl/>
+              <w:suppressLineNumbers w:val="0"/>
+              <w:bidi w:val="0"/>
+              <w:spacing w:before="0" w:beforeAutospacing="0" w:after="0" w:afterAutospacing="0" w:line="9" w:lineRule="atLeast"/>
+              <w:ind w:left="0" w:right="0"/>
+              <w:jc w:val="left"/>
+              <w:rPr>
+                <w:rFonts w:hint="eastAsia" w:ascii="黑体" w:hAnsi="黑体" w:eastAsia="黑体" w:cs="黑体"/>
+                <w:color w:val="1F1F1F"/>
+              </w:rPr>
+            </w:pPr>
+            <w:r>
+              <w:rPr>
+                <w:rFonts w:hint="eastAsia" w:ascii="黑体" w:hAnsi="黑体" w:eastAsia="黑体" w:cs="黑体"/>
+                <w:color w:val="1F1F1F"/>
+                <w:kern w:val="0"/>
+                <w:sz w:val="24"/>
+                <w:szCs w:val="24"/>
                 <w:lang w:val="en-US" w:eastAsia="zh-CN" w:bidi="ar"/>
               </w:rPr>
               <w:t>双轴快排通过两个基准点将数组分为三份，扫描效率高于传统快排。</w:t>
@@ -11021,7 +12065,7 @@
             <w:insideH w:val="none" w:color="auto" w:sz="0" w:space="0"/>
             <w:insideV w:val="none" w:color="auto" w:sz="0" w:space="0"/>
           </w:tblBorders>
-          <w:shd w:val="clear"/>
+          <w:shd w:val="clear" w:color="auto" w:fill="auto"/>
           <w:tblCellMar>
             <w:top w:w="0" w:type="dxa"/>
             <w:left w:w="0" w:type="dxa"/>
@@ -11041,7 +12085,7 @@
               <w:bottom w:val="single" w:color="auto" w:sz="2" w:space="0"/>
               <w:right w:val="single" w:color="auto" w:sz="2" w:space="0"/>
             </w:tcBorders>
-            <w:shd w:val="clear"/>
+            <w:shd w:val="clear" w:color="auto" w:fill="auto"/>
             <w:tcMar>
               <w:top w:w="120" w:type="dxa"/>
               <w:bottom w:w="120" w:type="dxa"/>
@@ -11073,7 +12117,6 @@
                 <w:kern w:val="0"/>
                 <w:sz w:val="24"/>
                 <w:szCs w:val="24"/>
-                <w:bdr w:val="none" w:color="1F1F1F" w:sz="0" w:space="0"/>
                 <w:lang w:val="en-US" w:eastAsia="zh-CN" w:bidi="ar"/>
               </w:rPr>
               <w:t>最坏时间复杂度</w:t>
@@ -11089,7 +12132,7 @@
               <w:bottom w:val="single" w:color="auto" w:sz="2" w:space="0"/>
               <w:right w:val="single" w:color="auto" w:sz="2" w:space="0"/>
             </w:tcBorders>
-            <w:shd w:val="clear"/>
+            <w:shd w:val="clear" w:color="auto" w:fill="auto"/>
             <w:tcMar>
               <w:top w:w="120" w:type="dxa"/>
               <w:bottom w:w="120" w:type="dxa"/>
@@ -11121,7 +12164,6 @@
                 <w:kern w:val="0"/>
                 <w:sz w:val="24"/>
                 <w:szCs w:val="24"/>
-                <w:bdr w:val="none" w:color="1F1F1F" w:sz="0" w:space="0"/>
                 <w:lang w:val="en-US" w:eastAsia="zh-CN" w:bidi="ar"/>
               </w:rPr>
               <w:t>O(n^2)</w:t>
@@ -11137,36 +12179,35 @@
               <w:bottom w:val="single" w:color="auto" w:sz="2" w:space="0"/>
               <w:right w:val="single" w:color="auto" w:sz="2" w:space="0"/>
             </w:tcBorders>
-            <w:shd w:val="clear"/>
-            <w:tcMar>
-              <w:top w:w="120" w:type="dxa"/>
-              <w:bottom w:w="120" w:type="dxa"/>
-            </w:tcMar>
-            <w:vAlign w:val="center"/>
-          </w:tcPr>
-          <w:p>
-            <w:pPr>
-              <w:keepNext w:val="0"/>
-              <w:keepLines w:val="0"/>
-              <w:widowControl/>
-              <w:suppressLineNumbers w:val="0"/>
-              <w:bidi w:val="0"/>
-              <w:spacing w:before="0" w:beforeAutospacing="0" w:after="0" w:afterAutospacing="0" w:line="9" w:lineRule="atLeast"/>
-              <w:ind w:left="0" w:right="0"/>
-              <w:jc w:val="left"/>
-              <w:rPr>
-                <w:rFonts w:hint="eastAsia" w:ascii="黑体" w:hAnsi="黑体" w:eastAsia="黑体" w:cs="黑体"/>
-                <w:color w:val="1F1F1F"/>
-              </w:rPr>
-            </w:pPr>
-            <w:r>
-              <w:rPr>
-                <w:rFonts w:hint="eastAsia" w:ascii="黑体" w:hAnsi="黑体" w:eastAsia="黑体" w:cs="黑体"/>
-                <w:color w:val="1F1F1F"/>
-                <w:kern w:val="0"/>
-                <w:sz w:val="24"/>
-                <w:szCs w:val="24"/>
-                <w:bdr w:val="none" w:color="1F1F1F" w:sz="0" w:space="0"/>
+            <w:shd w:val="clear" w:color="auto" w:fill="auto"/>
+            <w:tcMar>
+              <w:top w:w="120" w:type="dxa"/>
+              <w:bottom w:w="120" w:type="dxa"/>
+            </w:tcMar>
+            <w:vAlign w:val="center"/>
+          </w:tcPr>
+          <w:p>
+            <w:pPr>
+              <w:keepNext w:val="0"/>
+              <w:keepLines w:val="0"/>
+              <w:widowControl/>
+              <w:suppressLineNumbers w:val="0"/>
+              <w:bidi w:val="0"/>
+              <w:spacing w:before="0" w:beforeAutospacing="0" w:after="0" w:afterAutospacing="0" w:line="9" w:lineRule="atLeast"/>
+              <w:ind w:left="0" w:right="0"/>
+              <w:jc w:val="left"/>
+              <w:rPr>
+                <w:rFonts w:hint="eastAsia" w:ascii="黑体" w:hAnsi="黑体" w:eastAsia="黑体" w:cs="黑体"/>
+                <w:color w:val="1F1F1F"/>
+              </w:rPr>
+            </w:pPr>
+            <w:r>
+              <w:rPr>
+                <w:rFonts w:hint="eastAsia" w:ascii="黑体" w:hAnsi="黑体" w:eastAsia="黑体" w:cs="黑体"/>
+                <w:color w:val="1F1F1F"/>
+                <w:kern w:val="0"/>
+                <w:sz w:val="24"/>
+                <w:szCs w:val="24"/>
                 <w:lang w:val="en-US" w:eastAsia="zh-CN" w:bidi="ar"/>
               </w:rPr>
               <w:t>虽然概率极低，但在某些高度特定构造的极端数据下仍可能退化。</w:t>
@@ -11184,7 +12225,7 @@
             <w:insideH w:val="none" w:color="auto" w:sz="0" w:space="0"/>
             <w:insideV w:val="none" w:color="auto" w:sz="0" w:space="0"/>
           </w:tblBorders>
-          <w:shd w:val="clear"/>
+          <w:shd w:val="clear" w:color="auto" w:fill="auto"/>
           <w:tblCellMar>
             <w:top w:w="0" w:type="dxa"/>
             <w:left w:w="0" w:type="dxa"/>
@@ -11204,7 +12245,7 @@
               <w:bottom w:val="single" w:color="auto" w:sz="2" w:space="0"/>
               <w:right w:val="single" w:color="auto" w:sz="2" w:space="0"/>
             </w:tcBorders>
-            <w:shd w:val="clear"/>
+            <w:shd w:val="clear" w:color="auto" w:fill="auto"/>
             <w:tcMar>
               <w:top w:w="120" w:type="dxa"/>
               <w:bottom w:w="120" w:type="dxa"/>
@@ -11236,7 +12277,6 @@
                 <w:kern w:val="0"/>
                 <w:sz w:val="24"/>
                 <w:szCs w:val="24"/>
-                <w:bdr w:val="none" w:color="1F1F1F" w:sz="0" w:space="0"/>
                 <w:lang w:val="en-US" w:eastAsia="zh-CN" w:bidi="ar"/>
               </w:rPr>
               <w:t>最好空间复杂度</w:t>
@@ -11252,7 +12292,7 @@
               <w:bottom w:val="single" w:color="auto" w:sz="2" w:space="0"/>
               <w:right w:val="single" w:color="auto" w:sz="2" w:space="0"/>
             </w:tcBorders>
-            <w:shd w:val="clear"/>
+            <w:shd w:val="clear" w:color="auto" w:fill="auto"/>
             <w:tcMar>
               <w:top w:w="120" w:type="dxa"/>
               <w:bottom w:w="120" w:type="dxa"/>
@@ -11284,7 +12324,6 @@
                 <w:kern w:val="0"/>
                 <w:sz w:val="24"/>
                 <w:szCs w:val="24"/>
-                <w:bdr w:val="none" w:color="1F1F1F" w:sz="0" w:space="0"/>
                 <w:lang w:val="en-US" w:eastAsia="zh-CN" w:bidi="ar"/>
               </w:rPr>
               <w:t>O(1)</w:t>
@@ -11300,36 +12339,35 @@
               <w:bottom w:val="single" w:color="auto" w:sz="2" w:space="0"/>
               <w:right w:val="single" w:color="auto" w:sz="2" w:space="0"/>
             </w:tcBorders>
-            <w:shd w:val="clear"/>
-            <w:tcMar>
-              <w:top w:w="120" w:type="dxa"/>
-              <w:bottom w:w="120" w:type="dxa"/>
-            </w:tcMar>
-            <w:vAlign w:val="center"/>
-          </w:tcPr>
-          <w:p>
-            <w:pPr>
-              <w:keepNext w:val="0"/>
-              <w:keepLines w:val="0"/>
-              <w:widowControl/>
-              <w:suppressLineNumbers w:val="0"/>
-              <w:bidi w:val="0"/>
-              <w:spacing w:before="0" w:beforeAutospacing="0" w:after="0" w:afterAutospacing="0" w:line="9" w:lineRule="atLeast"/>
-              <w:ind w:left="0" w:right="0"/>
-              <w:jc w:val="left"/>
-              <w:rPr>
-                <w:rFonts w:hint="eastAsia" w:ascii="黑体" w:hAnsi="黑体" w:eastAsia="黑体" w:cs="黑体"/>
-                <w:color w:val="1F1F1F"/>
-              </w:rPr>
-            </w:pPr>
-            <w:r>
-              <w:rPr>
-                <w:rFonts w:hint="eastAsia" w:ascii="黑体" w:hAnsi="黑体" w:eastAsia="黑体" w:cs="黑体"/>
-                <w:color w:val="1F1F1F"/>
-                <w:kern w:val="0"/>
-                <w:sz w:val="24"/>
-                <w:szCs w:val="24"/>
-                <w:bdr w:val="none" w:color="1F1F1F" w:sz="0" w:space="0"/>
+            <w:shd w:val="clear" w:color="auto" w:fill="auto"/>
+            <w:tcMar>
+              <w:top w:w="120" w:type="dxa"/>
+              <w:bottom w:w="120" w:type="dxa"/>
+            </w:tcMar>
+            <w:vAlign w:val="center"/>
+          </w:tcPr>
+          <w:p>
+            <w:pPr>
+              <w:keepNext w:val="0"/>
+              <w:keepLines w:val="0"/>
+              <w:widowControl/>
+              <w:suppressLineNumbers w:val="0"/>
+              <w:bidi w:val="0"/>
+              <w:spacing w:before="0" w:beforeAutospacing="0" w:after="0" w:afterAutospacing="0" w:line="9" w:lineRule="atLeast"/>
+              <w:ind w:left="0" w:right="0"/>
+              <w:jc w:val="left"/>
+              <w:rPr>
+                <w:rFonts w:hint="eastAsia" w:ascii="黑体" w:hAnsi="黑体" w:eastAsia="黑体" w:cs="黑体"/>
+                <w:color w:val="1F1F1F"/>
+              </w:rPr>
+            </w:pPr>
+            <w:r>
+              <w:rPr>
+                <w:rFonts w:hint="eastAsia" w:ascii="黑体" w:hAnsi="黑体" w:eastAsia="黑体" w:cs="黑体"/>
+                <w:color w:val="1F1F1F"/>
+                <w:kern w:val="0"/>
+                <w:sz w:val="24"/>
+                <w:szCs w:val="24"/>
                 <w:lang w:val="en-US" w:eastAsia="zh-CN" w:bidi="ar"/>
               </w:rPr>
               <w:t>如果数组已经排好序，不需要递归，空间开销极小。</w:t>
@@ -11347,7 +12385,7 @@
             <w:insideH w:val="none" w:color="auto" w:sz="0" w:space="0"/>
             <w:insideV w:val="none" w:color="auto" w:sz="0" w:space="0"/>
           </w:tblBorders>
-          <w:shd w:val="clear"/>
+          <w:shd w:val="clear" w:color="auto" w:fill="auto"/>
           <w:tblCellMar>
             <w:top w:w="0" w:type="dxa"/>
             <w:left w:w="0" w:type="dxa"/>
@@ -11367,7 +12405,7 @@
               <w:bottom w:val="single" w:color="auto" w:sz="2" w:space="0"/>
               <w:right w:val="single" w:color="auto" w:sz="2" w:space="0"/>
             </w:tcBorders>
-            <w:shd w:val="clear"/>
+            <w:shd w:val="clear" w:color="auto" w:fill="auto"/>
             <w:tcMar>
               <w:top w:w="120" w:type="dxa"/>
               <w:bottom w:w="120" w:type="dxa"/>
@@ -11399,7 +12437,6 @@
                 <w:kern w:val="0"/>
                 <w:sz w:val="24"/>
                 <w:szCs w:val="24"/>
-                <w:bdr w:val="none" w:color="1F1F1F" w:sz="0" w:space="0"/>
                 <w:lang w:val="en-US" w:eastAsia="zh-CN" w:bidi="ar"/>
               </w:rPr>
               <w:t>平均空间复杂度</w:t>
@@ -11415,7 +12452,7 @@
               <w:bottom w:val="single" w:color="auto" w:sz="2" w:space="0"/>
               <w:right w:val="single" w:color="auto" w:sz="2" w:space="0"/>
             </w:tcBorders>
-            <w:shd w:val="clear"/>
+            <w:shd w:val="clear" w:color="auto" w:fill="auto"/>
             <w:tcMar>
               <w:top w:w="120" w:type="dxa"/>
               <w:bottom w:w="120" w:type="dxa"/>
@@ -11447,7 +12484,6 @@
                 <w:kern w:val="0"/>
                 <w:sz w:val="24"/>
                 <w:szCs w:val="24"/>
-                <w:bdr w:val="none" w:color="1F1F1F" w:sz="0" w:space="0"/>
                 <w:lang w:val="en-US" w:eastAsia="zh-CN" w:bidi="ar"/>
               </w:rPr>
               <w:t>O(log n)</w:t>
@@ -11463,36 +12499,35 @@
               <w:bottom w:val="single" w:color="auto" w:sz="2" w:space="0"/>
               <w:right w:val="single" w:color="auto" w:sz="2" w:space="0"/>
             </w:tcBorders>
-            <w:shd w:val="clear"/>
-            <w:tcMar>
-              <w:top w:w="120" w:type="dxa"/>
-              <w:bottom w:w="120" w:type="dxa"/>
-            </w:tcMar>
-            <w:vAlign w:val="center"/>
-          </w:tcPr>
-          <w:p>
-            <w:pPr>
-              <w:keepNext w:val="0"/>
-              <w:keepLines w:val="0"/>
-              <w:widowControl/>
-              <w:suppressLineNumbers w:val="0"/>
-              <w:bidi w:val="0"/>
-              <w:spacing w:before="0" w:beforeAutospacing="0" w:after="0" w:afterAutospacing="0" w:line="9" w:lineRule="atLeast"/>
-              <w:ind w:left="0" w:right="0"/>
-              <w:jc w:val="left"/>
-              <w:rPr>
-                <w:rFonts w:hint="eastAsia" w:ascii="黑体" w:hAnsi="黑体" w:eastAsia="黑体" w:cs="黑体"/>
-                <w:color w:val="1F1F1F"/>
-              </w:rPr>
-            </w:pPr>
-            <w:r>
-              <w:rPr>
-                <w:rFonts w:hint="eastAsia" w:ascii="黑体" w:hAnsi="黑体" w:eastAsia="黑体" w:cs="黑体"/>
-                <w:color w:val="1F1F1F"/>
-                <w:kern w:val="0"/>
-                <w:sz w:val="24"/>
-                <w:szCs w:val="24"/>
-                <w:bdr w:val="none" w:color="1F1F1F" w:sz="0" w:space="0"/>
+            <w:shd w:val="clear" w:color="auto" w:fill="auto"/>
+            <w:tcMar>
+              <w:top w:w="120" w:type="dxa"/>
+              <w:bottom w:w="120" w:type="dxa"/>
+            </w:tcMar>
+            <w:vAlign w:val="center"/>
+          </w:tcPr>
+          <w:p>
+            <w:pPr>
+              <w:keepNext w:val="0"/>
+              <w:keepLines w:val="0"/>
+              <w:widowControl/>
+              <w:suppressLineNumbers w:val="0"/>
+              <w:bidi w:val="0"/>
+              <w:spacing w:before="0" w:beforeAutospacing="0" w:after="0" w:afterAutospacing="0" w:line="9" w:lineRule="atLeast"/>
+              <w:ind w:left="0" w:right="0"/>
+              <w:jc w:val="left"/>
+              <w:rPr>
+                <w:rFonts w:hint="eastAsia" w:ascii="黑体" w:hAnsi="黑体" w:eastAsia="黑体" w:cs="黑体"/>
+                <w:color w:val="1F1F1F"/>
+              </w:rPr>
+            </w:pPr>
+            <w:r>
+              <w:rPr>
+                <w:rFonts w:hint="eastAsia" w:ascii="黑体" w:hAnsi="黑体" w:eastAsia="黑体" w:cs="黑体"/>
+                <w:color w:val="1F1F1F"/>
+                <w:kern w:val="0"/>
+                <w:sz w:val="24"/>
+                <w:szCs w:val="24"/>
                 <w:lang w:val="en-US" w:eastAsia="zh-CN" w:bidi="ar"/>
               </w:rPr>
               <w:t>作为原地排序，主要消耗的是递归调用产生的栈空间。</w:t>
@@ -11510,7 +12545,7 @@
             <w:insideH w:val="none" w:color="auto" w:sz="0" w:space="0"/>
             <w:insideV w:val="none" w:color="auto" w:sz="0" w:space="0"/>
           </w:tblBorders>
-          <w:shd w:val="clear"/>
+          <w:shd w:val="clear" w:color="auto" w:fill="auto"/>
           <w:tblCellMar>
             <w:top w:w="0" w:type="dxa"/>
             <w:left w:w="0" w:type="dxa"/>
@@ -11530,7 +12565,7 @@
               <w:bottom w:val="single" w:color="auto" w:sz="2" w:space="0"/>
               <w:right w:val="single" w:color="auto" w:sz="2" w:space="0"/>
             </w:tcBorders>
-            <w:shd w:val="clear"/>
+            <w:shd w:val="clear" w:color="auto" w:fill="auto"/>
             <w:tcMar>
               <w:top w:w="120" w:type="dxa"/>
               <w:bottom w:w="120" w:type="dxa"/>
@@ -11562,7 +12597,6 @@
                 <w:kern w:val="0"/>
                 <w:sz w:val="24"/>
                 <w:szCs w:val="24"/>
-                <w:bdr w:val="none" w:color="1F1F1F" w:sz="0" w:space="0"/>
                 <w:lang w:val="en-US" w:eastAsia="zh-CN" w:bidi="ar"/>
               </w:rPr>
               <w:t>最坏空间复杂度</w:t>
@@ -11578,7 +12612,7 @@
               <w:bottom w:val="single" w:color="auto" w:sz="2" w:space="0"/>
               <w:right w:val="single" w:color="auto" w:sz="2" w:space="0"/>
             </w:tcBorders>
-            <w:shd w:val="clear"/>
+            <w:shd w:val="clear" w:color="auto" w:fill="auto"/>
             <w:tcMar>
               <w:top w:w="120" w:type="dxa"/>
               <w:bottom w:w="120" w:type="dxa"/>
@@ -11610,7 +12644,6 @@
                 <w:kern w:val="0"/>
                 <w:sz w:val="24"/>
                 <w:szCs w:val="24"/>
-                <w:bdr w:val="none" w:color="1F1F1F" w:sz="0" w:space="0"/>
                 <w:lang w:val="en-US" w:eastAsia="zh-CN" w:bidi="ar"/>
               </w:rPr>
               <w:t>O(n)</w:t>
@@ -11626,36 +12659,35 @@
               <w:bottom w:val="single" w:color="auto" w:sz="2" w:space="0"/>
               <w:right w:val="single" w:color="auto" w:sz="2" w:space="0"/>
             </w:tcBorders>
-            <w:shd w:val="clear"/>
-            <w:tcMar>
-              <w:top w:w="120" w:type="dxa"/>
-              <w:bottom w:w="120" w:type="dxa"/>
-            </w:tcMar>
-            <w:vAlign w:val="center"/>
-          </w:tcPr>
-          <w:p>
-            <w:pPr>
-              <w:keepNext w:val="0"/>
-              <w:keepLines w:val="0"/>
-              <w:widowControl/>
-              <w:suppressLineNumbers w:val="0"/>
-              <w:bidi w:val="0"/>
-              <w:spacing w:before="0" w:beforeAutospacing="0" w:after="0" w:afterAutospacing="0" w:line="9" w:lineRule="atLeast"/>
-              <w:ind w:left="0" w:right="0"/>
-              <w:jc w:val="left"/>
-              <w:rPr>
-                <w:rFonts w:hint="eastAsia" w:ascii="黑体" w:hAnsi="黑体" w:eastAsia="黑体" w:cs="黑体"/>
-                <w:color w:val="1F1F1F"/>
-              </w:rPr>
-            </w:pPr>
-            <w:r>
-              <w:rPr>
-                <w:rFonts w:hint="eastAsia" w:ascii="黑体" w:hAnsi="黑体" w:eastAsia="黑体" w:cs="黑体"/>
-                <w:color w:val="1F1F1F"/>
-                <w:kern w:val="0"/>
-                <w:sz w:val="24"/>
-                <w:szCs w:val="24"/>
-                <w:bdr w:val="none" w:color="1F1F1F" w:sz="0" w:space="0"/>
+            <w:shd w:val="clear" w:color="auto" w:fill="auto"/>
+            <w:tcMar>
+              <w:top w:w="120" w:type="dxa"/>
+              <w:bottom w:w="120" w:type="dxa"/>
+            </w:tcMar>
+            <w:vAlign w:val="center"/>
+          </w:tcPr>
+          <w:p>
+            <w:pPr>
+              <w:keepNext w:val="0"/>
+              <w:keepLines w:val="0"/>
+              <w:widowControl/>
+              <w:suppressLineNumbers w:val="0"/>
+              <w:bidi w:val="0"/>
+              <w:spacing w:before="0" w:beforeAutospacing="0" w:after="0" w:afterAutospacing="0" w:line="9" w:lineRule="atLeast"/>
+              <w:ind w:left="0" w:right="0"/>
+              <w:jc w:val="left"/>
+              <w:rPr>
+                <w:rFonts w:hint="eastAsia" w:ascii="黑体" w:hAnsi="黑体" w:eastAsia="黑体" w:cs="黑体"/>
+                <w:color w:val="1F1F1F"/>
+              </w:rPr>
+            </w:pPr>
+            <w:r>
+              <w:rPr>
+                <w:rFonts w:hint="eastAsia" w:ascii="黑体" w:hAnsi="黑体" w:eastAsia="黑体" w:cs="黑体"/>
+                <w:color w:val="1F1F1F"/>
+                <w:kern w:val="0"/>
+                <w:sz w:val="24"/>
+                <w:szCs w:val="24"/>
                 <w:lang w:val="en-US" w:eastAsia="zh-CN" w:bidi="ar"/>
               </w:rPr>
               <w:t>在分区极其不平衡（退化）的情况下，递归深度可达n。</w:t>
@@ -11759,6 +12791,7 @@
     </w:p>
     <w:tbl>
       <w:tblPr>
+        <w:tblStyle w:val="2"/>
         <w:tblW w:w="0" w:type="auto"/>
         <w:tblCellSpacing w:w="15" w:type="dxa"/>
         <w:tblInd w:w="5" w:type="dxa"/>
@@ -11770,7 +12803,7 @@
           <w:insideH w:val="none" w:color="auto" w:sz="0" w:space="0"/>
           <w:insideV w:val="none" w:color="auto" w:sz="0" w:space="0"/>
         </w:tblBorders>
-        <w:shd w:val="clear"/>
+        <w:shd w:val="clear" w:color="auto" w:fill="auto"/>
         <w:tblLayout w:type="autofit"/>
         <w:tblCellMar>
           <w:top w:w="0" w:type="dxa"/>
@@ -11794,7 +12827,7 @@
             <w:insideH w:val="none" w:color="auto" w:sz="0" w:space="0"/>
             <w:insideV w:val="none" w:color="auto" w:sz="0" w:space="0"/>
           </w:tblBorders>
-          <w:shd w:val="clear"/>
+          <w:shd w:val="clear" w:color="auto" w:fill="auto"/>
           <w:tblCellMar>
             <w:top w:w="0" w:type="dxa"/>
             <w:left w:w="0" w:type="dxa"/>
@@ -11815,7 +12848,7 @@
               <w:bottom w:val="single" w:color="auto" w:sz="2" w:space="0"/>
               <w:right w:val="single" w:color="auto" w:sz="2" w:space="0"/>
             </w:tcBorders>
-            <w:shd w:val="clear"/>
+            <w:shd w:val="clear" w:color="auto" w:fill="auto"/>
             <w:tcMar>
               <w:top w:w="120" w:type="dxa"/>
               <w:bottom w:w="120" w:type="dxa"/>
@@ -11846,7 +12879,6 @@
                 <w:kern w:val="0"/>
                 <w:sz w:val="24"/>
                 <w:szCs w:val="24"/>
-                <w:bdr w:val="none" w:color="1F1F1F" w:sz="0" w:space="0"/>
                 <w:lang w:val="en-US" w:eastAsia="zh-CN" w:bidi="ar"/>
               </w:rPr>
               <w:t>维度</w:t>
@@ -11862,7 +12894,7 @@
               <w:bottom w:val="single" w:color="auto" w:sz="2" w:space="0"/>
               <w:right w:val="single" w:color="auto" w:sz="2" w:space="0"/>
             </w:tcBorders>
-            <w:shd w:val="clear"/>
+            <w:shd w:val="clear" w:color="auto" w:fill="auto"/>
             <w:tcMar>
               <w:top w:w="120" w:type="dxa"/>
               <w:bottom w:w="120" w:type="dxa"/>
@@ -11893,7 +12925,6 @@
                 <w:kern w:val="0"/>
                 <w:sz w:val="24"/>
                 <w:szCs w:val="24"/>
-                <w:bdr w:val="none" w:color="1F1F1F" w:sz="0" w:space="0"/>
                 <w:lang w:val="en-US" w:eastAsia="zh-CN" w:bidi="ar"/>
               </w:rPr>
               <w:t>复杂度</w:t>
@@ -11909,7 +12940,7 @@
               <w:bottom w:val="single" w:color="auto" w:sz="2" w:space="0"/>
               <w:right w:val="single" w:color="auto" w:sz="2" w:space="0"/>
             </w:tcBorders>
-            <w:shd w:val="clear"/>
+            <w:shd w:val="clear" w:color="auto" w:fill="auto"/>
             <w:tcMar>
               <w:top w:w="120" w:type="dxa"/>
               <w:bottom w:w="120" w:type="dxa"/>
@@ -11939,7 +12970,6 @@
                 <w:kern w:val="0"/>
                 <w:sz w:val="24"/>
                 <w:szCs w:val="24"/>
-                <w:bdr w:val="none" w:color="1F1F1F" w:sz="0" w:space="0"/>
                 <w:lang w:val="en-US" w:eastAsia="zh-CN" w:bidi="ar"/>
               </w:rPr>
               <w:t>技术分析</w:t>
@@ -11957,7 +12987,7 @@
             <w:insideH w:val="none" w:color="auto" w:sz="0" w:space="0"/>
             <w:insideV w:val="none" w:color="auto" w:sz="0" w:space="0"/>
           </w:tblBorders>
-          <w:shd w:val="clear"/>
+          <w:shd w:val="clear" w:color="auto" w:fill="auto"/>
           <w:tblCellMar>
             <w:top w:w="0" w:type="dxa"/>
             <w:left w:w="0" w:type="dxa"/>
@@ -11977,7 +13007,7 @@
               <w:bottom w:val="single" w:color="auto" w:sz="2" w:space="0"/>
               <w:right w:val="single" w:color="auto" w:sz="2" w:space="0"/>
             </w:tcBorders>
-            <w:shd w:val="clear"/>
+            <w:shd w:val="clear" w:color="auto" w:fill="auto"/>
             <w:tcMar>
               <w:top w:w="120" w:type="dxa"/>
               <w:bottom w:w="120" w:type="dxa"/>
@@ -12009,7 +13039,6 @@
                 <w:kern w:val="0"/>
                 <w:sz w:val="24"/>
                 <w:szCs w:val="24"/>
-                <w:bdr w:val="none" w:color="1F1F1F" w:sz="0" w:space="0"/>
                 <w:lang w:val="en-US" w:eastAsia="zh-CN" w:bidi="ar"/>
               </w:rPr>
               <w:t>最好时间复杂度</w:t>
@@ -12025,7 +13054,7 @@
               <w:bottom w:val="single" w:color="auto" w:sz="2" w:space="0"/>
               <w:right w:val="single" w:color="auto" w:sz="2" w:space="0"/>
             </w:tcBorders>
-            <w:shd w:val="clear"/>
+            <w:shd w:val="clear" w:color="auto" w:fill="auto"/>
             <w:tcMar>
               <w:top w:w="120" w:type="dxa"/>
               <w:bottom w:w="120" w:type="dxa"/>
@@ -12057,7 +13086,6 @@
                 <w:kern w:val="0"/>
                 <w:sz w:val="24"/>
                 <w:szCs w:val="24"/>
-                <w:bdr w:val="none" w:color="1F1F1F" w:sz="0" w:space="0"/>
                 <w:lang w:val="en-US" w:eastAsia="zh-CN" w:bidi="ar"/>
               </w:rPr>
               <w:t>O(n)</w:t>
@@ -12073,36 +13101,35 @@
               <w:bottom w:val="single" w:color="auto" w:sz="2" w:space="0"/>
               <w:right w:val="single" w:color="auto" w:sz="2" w:space="0"/>
             </w:tcBorders>
-            <w:shd w:val="clear"/>
-            <w:tcMar>
-              <w:top w:w="120" w:type="dxa"/>
-              <w:bottom w:w="120" w:type="dxa"/>
-            </w:tcMar>
-            <w:vAlign w:val="center"/>
-          </w:tcPr>
-          <w:p>
-            <w:pPr>
-              <w:keepNext w:val="0"/>
-              <w:keepLines w:val="0"/>
-              <w:widowControl/>
-              <w:suppressLineNumbers w:val="0"/>
-              <w:bidi w:val="0"/>
-              <w:spacing w:before="0" w:beforeAutospacing="0" w:after="0" w:afterAutospacing="0" w:line="9" w:lineRule="atLeast"/>
-              <w:ind w:left="0" w:right="0"/>
-              <w:jc w:val="left"/>
-              <w:rPr>
-                <w:rFonts w:hint="eastAsia" w:ascii="黑体" w:hAnsi="黑体" w:eastAsia="黑体" w:cs="黑体"/>
-                <w:color w:val="1F1F1F"/>
-              </w:rPr>
-            </w:pPr>
-            <w:r>
-              <w:rPr>
-                <w:rFonts w:hint="eastAsia" w:ascii="黑体" w:hAnsi="黑体" w:eastAsia="黑体" w:cs="黑体"/>
-                <w:color w:val="1F1F1F"/>
-                <w:kern w:val="0"/>
-                <w:sz w:val="24"/>
-                <w:szCs w:val="24"/>
-                <w:bdr w:val="none" w:color="1F1F1F" w:sz="0" w:space="0"/>
+            <w:shd w:val="clear" w:color="auto" w:fill="auto"/>
+            <w:tcMar>
+              <w:top w:w="120" w:type="dxa"/>
+              <w:bottom w:w="120" w:type="dxa"/>
+            </w:tcMar>
+            <w:vAlign w:val="center"/>
+          </w:tcPr>
+          <w:p>
+            <w:pPr>
+              <w:keepNext w:val="0"/>
+              <w:keepLines w:val="0"/>
+              <w:widowControl/>
+              <w:suppressLineNumbers w:val="0"/>
+              <w:bidi w:val="0"/>
+              <w:spacing w:before="0" w:beforeAutospacing="0" w:after="0" w:afterAutospacing="0" w:line="9" w:lineRule="atLeast"/>
+              <w:ind w:left="0" w:right="0"/>
+              <w:jc w:val="left"/>
+              <w:rPr>
+                <w:rFonts w:hint="eastAsia" w:ascii="黑体" w:hAnsi="黑体" w:eastAsia="黑体" w:cs="黑体"/>
+                <w:color w:val="1F1F1F"/>
+              </w:rPr>
+            </w:pPr>
+            <w:r>
+              <w:rPr>
+                <w:rFonts w:hint="eastAsia" w:ascii="黑体" w:hAnsi="黑体" w:eastAsia="黑体" w:cs="黑体"/>
+                <w:color w:val="1F1F1F"/>
+                <w:kern w:val="0"/>
+                <w:sz w:val="24"/>
+                <w:szCs w:val="24"/>
                 <w:lang w:val="en-US" w:eastAsia="zh-CN" w:bidi="ar"/>
               </w:rPr>
               <w:t>当数组已经部分有序或全相等时，TimSort只需线性扫描一遍即可确认无需进一步排序。</w:t>
@@ -12120,7 +13147,7 @@
             <w:insideH w:val="none" w:color="auto" w:sz="0" w:space="0"/>
             <w:insideV w:val="none" w:color="auto" w:sz="0" w:space="0"/>
           </w:tblBorders>
-          <w:shd w:val="clear"/>
+          <w:shd w:val="clear" w:color="auto" w:fill="auto"/>
           <w:tblCellMar>
             <w:top w:w="0" w:type="dxa"/>
             <w:left w:w="0" w:type="dxa"/>
@@ -12140,7 +13167,7 @@
               <w:bottom w:val="single" w:color="auto" w:sz="2" w:space="0"/>
               <w:right w:val="single" w:color="auto" w:sz="2" w:space="0"/>
             </w:tcBorders>
-            <w:shd w:val="clear"/>
+            <w:shd w:val="clear" w:color="auto" w:fill="auto"/>
             <w:tcMar>
               <w:top w:w="120" w:type="dxa"/>
               <w:bottom w:w="120" w:type="dxa"/>
@@ -12172,7 +13199,6 @@
                 <w:kern w:val="0"/>
                 <w:sz w:val="24"/>
                 <w:szCs w:val="24"/>
-                <w:bdr w:val="none" w:color="1F1F1F" w:sz="0" w:space="0"/>
                 <w:lang w:val="en-US" w:eastAsia="zh-CN" w:bidi="ar"/>
               </w:rPr>
               <w:t>平均时间复杂度</w:t>
@@ -12188,7 +13214,7 @@
               <w:bottom w:val="single" w:color="auto" w:sz="2" w:space="0"/>
               <w:right w:val="single" w:color="auto" w:sz="2" w:space="0"/>
             </w:tcBorders>
-            <w:shd w:val="clear"/>
+            <w:shd w:val="clear" w:color="auto" w:fill="auto"/>
             <w:tcMar>
               <w:top w:w="120" w:type="dxa"/>
               <w:bottom w:w="120" w:type="dxa"/>
@@ -12220,7 +13246,6 @@
                 <w:kern w:val="0"/>
                 <w:sz w:val="24"/>
                 <w:szCs w:val="24"/>
-                <w:bdr w:val="none" w:color="1F1F1F" w:sz="0" w:space="0"/>
                 <w:lang w:val="en-US" w:eastAsia="zh-CN" w:bidi="ar"/>
               </w:rPr>
               <w:t>O(n log n)</w:t>
@@ -12236,36 +13261,35 @@
               <w:bottom w:val="single" w:color="auto" w:sz="2" w:space="0"/>
               <w:right w:val="single" w:color="auto" w:sz="2" w:space="0"/>
             </w:tcBorders>
-            <w:shd w:val="clear"/>
-            <w:tcMar>
-              <w:top w:w="120" w:type="dxa"/>
-              <w:bottom w:w="120" w:type="dxa"/>
-            </w:tcMar>
-            <w:vAlign w:val="center"/>
-          </w:tcPr>
-          <w:p>
-            <w:pPr>
-              <w:keepNext w:val="0"/>
-              <w:keepLines w:val="0"/>
-              <w:widowControl/>
-              <w:suppressLineNumbers w:val="0"/>
-              <w:bidi w:val="0"/>
-              <w:spacing w:before="0" w:beforeAutospacing="0" w:after="0" w:afterAutospacing="0" w:line="9" w:lineRule="atLeast"/>
-              <w:ind w:left="0" w:right="0"/>
-              <w:jc w:val="left"/>
-              <w:rPr>
-                <w:rFonts w:hint="eastAsia" w:ascii="黑体" w:hAnsi="黑体" w:eastAsia="黑体" w:cs="黑体"/>
-                <w:color w:val="1F1F1F"/>
-              </w:rPr>
-            </w:pPr>
-            <w:r>
-              <w:rPr>
-                <w:rFonts w:hint="eastAsia" w:ascii="黑体" w:hAnsi="黑体" w:eastAsia="黑体" w:cs="黑体"/>
-                <w:color w:val="1F1F1F"/>
-                <w:kern w:val="0"/>
-                <w:sz w:val="24"/>
-                <w:szCs w:val="24"/>
-                <w:bdr w:val="none" w:color="1F1F1F" w:sz="0" w:space="0"/>
+            <w:shd w:val="clear" w:color="auto" w:fill="auto"/>
+            <w:tcMar>
+              <w:top w:w="120" w:type="dxa"/>
+              <w:bottom w:w="120" w:type="dxa"/>
+            </w:tcMar>
+            <w:vAlign w:val="center"/>
+          </w:tcPr>
+          <w:p>
+            <w:pPr>
+              <w:keepNext w:val="0"/>
+              <w:keepLines w:val="0"/>
+              <w:widowControl/>
+              <w:suppressLineNumbers w:val="0"/>
+              <w:bidi w:val="0"/>
+              <w:spacing w:before="0" w:beforeAutospacing="0" w:after="0" w:afterAutospacing="0" w:line="9" w:lineRule="atLeast"/>
+              <w:ind w:left="0" w:right="0"/>
+              <w:jc w:val="left"/>
+              <w:rPr>
+                <w:rFonts w:hint="eastAsia" w:ascii="黑体" w:hAnsi="黑体" w:eastAsia="黑体" w:cs="黑体"/>
+                <w:color w:val="1F1F1F"/>
+              </w:rPr>
+            </w:pPr>
+            <w:r>
+              <w:rPr>
+                <w:rFonts w:hint="eastAsia" w:ascii="黑体" w:hAnsi="黑体" w:eastAsia="黑体" w:cs="黑体"/>
+                <w:color w:val="1F1F1F"/>
+                <w:kern w:val="0"/>
+                <w:sz w:val="24"/>
+                <w:szCs w:val="24"/>
                 <w:lang w:val="en-US" w:eastAsia="zh-CN" w:bidi="ar"/>
               </w:rPr>
               <w:t>结合了插入排序（处理小段）和归并排序（合并大段）的优点。</w:t>
@@ -12283,7 +13307,6 @@
             <w:insideH w:val="none" w:color="auto" w:sz="0" w:space="0"/>
             <w:insideV w:val="none" w:color="auto" w:sz="0" w:space="0"/>
           </w:tblBorders>
-          <w:shd w:val="clear"/>
           <w:tblCellMar>
             <w:top w:w="0" w:type="dxa"/>
             <w:left w:w="0" w:type="dxa"/>
@@ -12303,7 +13326,7 @@
               <w:bottom w:val="single" w:color="auto" w:sz="2" w:space="0"/>
               <w:right w:val="single" w:color="auto" w:sz="2" w:space="0"/>
             </w:tcBorders>
-            <w:shd w:val="clear"/>
+            <w:shd w:val="clear" w:color="auto" w:fill="auto"/>
             <w:tcMar>
               <w:top w:w="120" w:type="dxa"/>
               <w:bottom w:w="120" w:type="dxa"/>
@@ -12335,7 +13358,6 @@
                 <w:kern w:val="0"/>
                 <w:sz w:val="24"/>
                 <w:szCs w:val="24"/>
-                <w:bdr w:val="none" w:color="1F1F1F" w:sz="0" w:space="0"/>
                 <w:lang w:val="en-US" w:eastAsia="zh-CN" w:bidi="ar"/>
               </w:rPr>
               <w:t>最坏时间复杂度</w:t>
@@ -12351,7 +13373,7 @@
               <w:bottom w:val="single" w:color="auto" w:sz="2" w:space="0"/>
               <w:right w:val="single" w:color="auto" w:sz="2" w:space="0"/>
             </w:tcBorders>
-            <w:shd w:val="clear"/>
+            <w:shd w:val="clear" w:color="auto" w:fill="auto"/>
             <w:tcMar>
               <w:top w:w="120" w:type="dxa"/>
               <w:bottom w:w="120" w:type="dxa"/>
@@ -12383,7 +13405,6 @@
                 <w:kern w:val="0"/>
                 <w:sz w:val="24"/>
                 <w:szCs w:val="24"/>
-                <w:bdr w:val="none" w:color="1F1F1F" w:sz="0" w:space="0"/>
                 <w:lang w:val="en-US" w:eastAsia="zh-CN" w:bidi="ar"/>
               </w:rPr>
               <w:t>O(n log n)</w:t>
@@ -12399,36 +13420,35 @@
               <w:bottom w:val="single" w:color="auto" w:sz="2" w:space="0"/>
               <w:right w:val="single" w:color="auto" w:sz="2" w:space="0"/>
             </w:tcBorders>
-            <w:shd w:val="clear"/>
-            <w:tcMar>
-              <w:top w:w="120" w:type="dxa"/>
-              <w:bottom w:w="120" w:type="dxa"/>
-            </w:tcMar>
-            <w:vAlign w:val="center"/>
-          </w:tcPr>
-          <w:p>
-            <w:pPr>
-              <w:keepNext w:val="0"/>
-              <w:keepLines w:val="0"/>
-              <w:widowControl/>
-              <w:suppressLineNumbers w:val="0"/>
-              <w:bidi w:val="0"/>
-              <w:spacing w:before="0" w:beforeAutospacing="0" w:after="0" w:afterAutospacing="0" w:line="9" w:lineRule="atLeast"/>
-              <w:ind w:left="0" w:right="0"/>
-              <w:jc w:val="left"/>
-              <w:rPr>
-                <w:rFonts w:hint="eastAsia" w:ascii="黑体" w:hAnsi="黑体" w:eastAsia="黑体" w:cs="黑体"/>
-                <w:color w:val="1F1F1F"/>
-              </w:rPr>
-            </w:pPr>
-            <w:r>
-              <w:rPr>
-                <w:rFonts w:hint="eastAsia" w:ascii="黑体" w:hAnsi="黑体" w:eastAsia="黑体" w:cs="黑体"/>
-                <w:color w:val="1F1F1F"/>
-                <w:kern w:val="0"/>
-                <w:sz w:val="24"/>
-                <w:szCs w:val="24"/>
-                <w:bdr w:val="none" w:color="1F1F1F" w:sz="0" w:space="0"/>
+            <w:shd w:val="clear" w:color="auto" w:fill="auto"/>
+            <w:tcMar>
+              <w:top w:w="120" w:type="dxa"/>
+              <w:bottom w:w="120" w:type="dxa"/>
+            </w:tcMar>
+            <w:vAlign w:val="center"/>
+          </w:tcPr>
+          <w:p>
+            <w:pPr>
+              <w:keepNext w:val="0"/>
+              <w:keepLines w:val="0"/>
+              <w:widowControl/>
+              <w:suppressLineNumbers w:val="0"/>
+              <w:bidi w:val="0"/>
+              <w:spacing w:before="0" w:beforeAutospacing="0" w:after="0" w:afterAutospacing="0" w:line="9" w:lineRule="atLeast"/>
+              <w:ind w:left="0" w:right="0"/>
+              <w:jc w:val="left"/>
+              <w:rPr>
+                <w:rFonts w:hint="eastAsia" w:ascii="黑体" w:hAnsi="黑体" w:eastAsia="黑体" w:cs="黑体"/>
+                <w:color w:val="1F1F1F"/>
+              </w:rPr>
+            </w:pPr>
+            <w:r>
+              <w:rPr>
+                <w:rFonts w:hint="eastAsia" w:ascii="黑体" w:hAnsi="黑体" w:eastAsia="黑体" w:cs="黑体"/>
+                <w:color w:val="1F1F1F"/>
+                <w:kern w:val="0"/>
+                <w:sz w:val="24"/>
+                <w:szCs w:val="24"/>
                 <w:lang w:val="en-US" w:eastAsia="zh-CN" w:bidi="ar"/>
               </w:rPr>
               <w:t>归并排序的本质保证了它在任何分布下都不会退化到 O(n^2)。</w:t>
@@ -12446,7 +13466,7 @@
             <w:insideH w:val="none" w:color="auto" w:sz="0" w:space="0"/>
             <w:insideV w:val="none" w:color="auto" w:sz="0" w:space="0"/>
           </w:tblBorders>
-          <w:shd w:val="clear"/>
+          <w:shd w:val="clear" w:color="auto" w:fill="auto"/>
           <w:tblCellMar>
             <w:top w:w="0" w:type="dxa"/>
             <w:left w:w="0" w:type="dxa"/>
@@ -12466,7 +13486,7 @@
               <w:bottom w:val="single" w:color="auto" w:sz="2" w:space="0"/>
               <w:right w:val="single" w:color="auto" w:sz="2" w:space="0"/>
             </w:tcBorders>
-            <w:shd w:val="clear"/>
+            <w:shd w:val="clear" w:color="auto" w:fill="auto"/>
             <w:tcMar>
               <w:top w:w="120" w:type="dxa"/>
               <w:bottom w:w="120" w:type="dxa"/>
@@ -12498,7 +13518,6 @@
                 <w:kern w:val="0"/>
                 <w:sz w:val="24"/>
                 <w:szCs w:val="24"/>
-                <w:bdr w:val="none" w:color="1F1F1F" w:sz="0" w:space="0"/>
                 <w:lang w:val="en-US" w:eastAsia="zh-CN" w:bidi="ar"/>
               </w:rPr>
               <w:t>最好空间复杂度</w:t>
@@ -12514,7 +13533,7 @@
               <w:bottom w:val="single" w:color="auto" w:sz="2" w:space="0"/>
               <w:right w:val="single" w:color="auto" w:sz="2" w:space="0"/>
             </w:tcBorders>
-            <w:shd w:val="clear"/>
+            <w:shd w:val="clear" w:color="auto" w:fill="auto"/>
             <w:tcMar>
               <w:top w:w="120" w:type="dxa"/>
               <w:bottom w:w="120" w:type="dxa"/>
@@ -12546,7 +13565,6 @@
                 <w:kern w:val="0"/>
                 <w:sz w:val="24"/>
                 <w:szCs w:val="24"/>
-                <w:bdr w:val="none" w:color="1F1F1F" w:sz="0" w:space="0"/>
                 <w:lang w:val="en-US" w:eastAsia="zh-CN" w:bidi="ar"/>
               </w:rPr>
               <w:t>O(1)</w:t>
@@ -12562,36 +13580,35 @@
               <w:bottom w:val="single" w:color="auto" w:sz="2" w:space="0"/>
               <w:right w:val="single" w:color="auto" w:sz="2" w:space="0"/>
             </w:tcBorders>
-            <w:shd w:val="clear"/>
-            <w:tcMar>
-              <w:top w:w="120" w:type="dxa"/>
-              <w:bottom w:w="120" w:type="dxa"/>
-            </w:tcMar>
-            <w:vAlign w:val="center"/>
-          </w:tcPr>
-          <w:p>
-            <w:pPr>
-              <w:keepNext w:val="0"/>
-              <w:keepLines w:val="0"/>
-              <w:widowControl/>
-              <w:suppressLineNumbers w:val="0"/>
-              <w:bidi w:val="0"/>
-              <w:spacing w:before="0" w:beforeAutospacing="0" w:after="0" w:afterAutospacing="0" w:line="9" w:lineRule="atLeast"/>
-              <w:ind w:left="0" w:right="0"/>
-              <w:jc w:val="left"/>
-              <w:rPr>
-                <w:rFonts w:hint="eastAsia" w:ascii="黑体" w:hAnsi="黑体" w:eastAsia="黑体" w:cs="黑体"/>
-                <w:color w:val="1F1F1F"/>
-              </w:rPr>
-            </w:pPr>
-            <w:r>
-              <w:rPr>
-                <w:rFonts w:hint="eastAsia" w:ascii="黑体" w:hAnsi="黑体" w:eastAsia="黑体" w:cs="黑体"/>
-                <w:color w:val="1F1F1F"/>
-                <w:kern w:val="0"/>
-                <w:sz w:val="24"/>
-                <w:szCs w:val="24"/>
-                <w:bdr w:val="none" w:color="1F1F1F" w:sz="0" w:space="0"/>
+            <w:shd w:val="clear" w:color="auto" w:fill="auto"/>
+            <w:tcMar>
+              <w:top w:w="120" w:type="dxa"/>
+              <w:bottom w:w="120" w:type="dxa"/>
+            </w:tcMar>
+            <w:vAlign w:val="center"/>
+          </w:tcPr>
+          <w:p>
+            <w:pPr>
+              <w:keepNext w:val="0"/>
+              <w:keepLines w:val="0"/>
+              <w:widowControl/>
+              <w:suppressLineNumbers w:val="0"/>
+              <w:bidi w:val="0"/>
+              <w:spacing w:before="0" w:beforeAutospacing="0" w:after="0" w:afterAutospacing="0" w:line="9" w:lineRule="atLeast"/>
+              <w:ind w:left="0" w:right="0"/>
+              <w:jc w:val="left"/>
+              <w:rPr>
+                <w:rFonts w:hint="eastAsia" w:ascii="黑体" w:hAnsi="黑体" w:eastAsia="黑体" w:cs="黑体"/>
+                <w:color w:val="1F1F1F"/>
+              </w:rPr>
+            </w:pPr>
+            <w:r>
+              <w:rPr>
+                <w:rFonts w:hint="eastAsia" w:ascii="黑体" w:hAnsi="黑体" w:eastAsia="黑体" w:cs="黑体"/>
+                <w:color w:val="1F1F1F"/>
+                <w:kern w:val="0"/>
+                <w:sz w:val="24"/>
+                <w:szCs w:val="24"/>
                 <w:lang w:val="en-US" w:eastAsia="zh-CN" w:bidi="ar"/>
               </w:rPr>
               <w:t>对于极短或完全有序的数组，几乎不需要额外辅助空间。</w:t>
@@ -12609,7 +13626,7 @@
             <w:insideH w:val="none" w:color="auto" w:sz="0" w:space="0"/>
             <w:insideV w:val="none" w:color="auto" w:sz="0" w:space="0"/>
           </w:tblBorders>
-          <w:shd w:val="clear"/>
+          <w:shd w:val="clear" w:color="auto" w:fill="auto"/>
           <w:tblCellMar>
             <w:top w:w="0" w:type="dxa"/>
             <w:left w:w="0" w:type="dxa"/>
@@ -12629,7 +13646,7 @@
               <w:bottom w:val="single" w:color="auto" w:sz="2" w:space="0"/>
               <w:right w:val="single" w:color="auto" w:sz="2" w:space="0"/>
             </w:tcBorders>
-            <w:shd w:val="clear"/>
+            <w:shd w:val="clear" w:color="auto" w:fill="auto"/>
             <w:tcMar>
               <w:top w:w="120" w:type="dxa"/>
               <w:bottom w:w="120" w:type="dxa"/>
@@ -12661,7 +13678,6 @@
                 <w:kern w:val="0"/>
                 <w:sz w:val="24"/>
                 <w:szCs w:val="24"/>
-                <w:bdr w:val="none" w:color="1F1F1F" w:sz="0" w:space="0"/>
                 <w:lang w:val="en-US" w:eastAsia="zh-CN" w:bidi="ar"/>
               </w:rPr>
               <w:t>平均空间复杂度</w:t>
@@ -12677,7 +13693,7 @@
               <w:bottom w:val="single" w:color="auto" w:sz="2" w:space="0"/>
               <w:right w:val="single" w:color="auto" w:sz="2" w:space="0"/>
             </w:tcBorders>
-            <w:shd w:val="clear"/>
+            <w:shd w:val="clear" w:color="auto" w:fill="auto"/>
             <w:tcMar>
               <w:top w:w="120" w:type="dxa"/>
               <w:bottom w:w="120" w:type="dxa"/>
@@ -12709,7 +13725,6 @@
                 <w:kern w:val="0"/>
                 <w:sz w:val="24"/>
                 <w:szCs w:val="24"/>
-                <w:bdr w:val="none" w:color="1F1F1F" w:sz="0" w:space="0"/>
                 <w:lang w:val="en-US" w:eastAsia="zh-CN" w:bidi="ar"/>
               </w:rPr>
               <w:t>O(n)</w:t>
@@ -12725,36 +13740,35 @@
               <w:bottom w:val="single" w:color="auto" w:sz="2" w:space="0"/>
               <w:right w:val="single" w:color="auto" w:sz="2" w:space="0"/>
             </w:tcBorders>
-            <w:shd w:val="clear"/>
-            <w:tcMar>
-              <w:top w:w="120" w:type="dxa"/>
-              <w:bottom w:w="120" w:type="dxa"/>
-            </w:tcMar>
-            <w:vAlign w:val="center"/>
-          </w:tcPr>
-          <w:p>
-            <w:pPr>
-              <w:keepNext w:val="0"/>
-              <w:keepLines w:val="0"/>
-              <w:widowControl/>
-              <w:suppressLineNumbers w:val="0"/>
-              <w:bidi w:val="0"/>
-              <w:spacing w:before="0" w:beforeAutospacing="0" w:after="0" w:afterAutospacing="0" w:line="9" w:lineRule="atLeast"/>
-              <w:ind w:left="0" w:right="0"/>
-              <w:jc w:val="left"/>
-              <w:rPr>
-                <w:rFonts w:hint="eastAsia" w:ascii="黑体" w:hAnsi="黑体" w:eastAsia="黑体" w:cs="黑体"/>
-                <w:color w:val="1F1F1F"/>
-              </w:rPr>
-            </w:pPr>
-            <w:r>
-              <w:rPr>
-                <w:rFonts w:hint="eastAsia" w:ascii="黑体" w:hAnsi="黑体" w:eastAsia="黑体" w:cs="黑体"/>
-                <w:color w:val="1F1F1F"/>
-                <w:kern w:val="0"/>
-                <w:sz w:val="24"/>
-                <w:szCs w:val="24"/>
-                <w:bdr w:val="none" w:color="1F1F1F" w:sz="0" w:space="0"/>
+            <w:shd w:val="clear" w:color="auto" w:fill="auto"/>
+            <w:tcMar>
+              <w:top w:w="120" w:type="dxa"/>
+              <w:bottom w:w="120" w:type="dxa"/>
+            </w:tcMar>
+            <w:vAlign w:val="center"/>
+          </w:tcPr>
+          <w:p>
+            <w:pPr>
+              <w:keepNext w:val="0"/>
+              <w:keepLines w:val="0"/>
+              <w:widowControl/>
+              <w:suppressLineNumbers w:val="0"/>
+              <w:bidi w:val="0"/>
+              <w:spacing w:before="0" w:beforeAutospacing="0" w:after="0" w:afterAutospacing="0" w:line="9" w:lineRule="atLeast"/>
+              <w:ind w:left="0" w:right="0"/>
+              <w:jc w:val="left"/>
+              <w:rPr>
+                <w:rFonts w:hint="eastAsia" w:ascii="黑体" w:hAnsi="黑体" w:eastAsia="黑体" w:cs="黑体"/>
+                <w:color w:val="1F1F1F"/>
+              </w:rPr>
+            </w:pPr>
+            <w:r>
+              <w:rPr>
+                <w:rFonts w:hint="eastAsia" w:ascii="黑体" w:hAnsi="黑体" w:eastAsia="黑体" w:cs="黑体"/>
+                <w:color w:val="1F1F1F"/>
+                <w:kern w:val="0"/>
+                <w:sz w:val="24"/>
+                <w:szCs w:val="24"/>
                 <w:lang w:val="en-US" w:eastAsia="zh-CN" w:bidi="ar"/>
               </w:rPr>
               <w:t>为了进行归并操作，需要一个临时缓冲区，通常最大为 n/2。</w:t>
@@ -12772,7 +13786,6 @@
             <w:insideH w:val="none" w:color="auto" w:sz="0" w:space="0"/>
             <w:insideV w:val="none" w:color="auto" w:sz="0" w:space="0"/>
           </w:tblBorders>
-          <w:shd w:val="clear"/>
           <w:tblCellMar>
             <w:top w:w="0" w:type="dxa"/>
             <w:left w:w="0" w:type="dxa"/>
@@ -12792,7 +13805,7 @@
               <w:bottom w:val="single" w:color="auto" w:sz="2" w:space="0"/>
               <w:right w:val="single" w:color="auto" w:sz="2" w:space="0"/>
             </w:tcBorders>
-            <w:shd w:val="clear"/>
+            <w:shd w:val="clear" w:color="auto" w:fill="auto"/>
             <w:tcMar>
               <w:top w:w="120" w:type="dxa"/>
               <w:bottom w:w="120" w:type="dxa"/>
@@ -12824,7 +13837,6 @@
                 <w:kern w:val="0"/>
                 <w:sz w:val="24"/>
                 <w:szCs w:val="24"/>
-                <w:bdr w:val="none" w:color="1F1F1F" w:sz="0" w:space="0"/>
                 <w:lang w:val="en-US" w:eastAsia="zh-CN" w:bidi="ar"/>
               </w:rPr>
               <w:t>最坏空间复杂度</w:t>
@@ -12840,7 +13852,7 @@
               <w:bottom w:val="single" w:color="auto" w:sz="2" w:space="0"/>
               <w:right w:val="single" w:color="auto" w:sz="2" w:space="0"/>
             </w:tcBorders>
-            <w:shd w:val="clear"/>
+            <w:shd w:val="clear" w:color="auto" w:fill="auto"/>
             <w:tcMar>
               <w:top w:w="120" w:type="dxa"/>
               <w:bottom w:w="120" w:type="dxa"/>
@@ -12872,7 +13884,6 @@
                 <w:kern w:val="0"/>
                 <w:sz w:val="24"/>
                 <w:szCs w:val="24"/>
-                <w:bdr w:val="none" w:color="1F1F1F" w:sz="0" w:space="0"/>
                 <w:lang w:val="en-US" w:eastAsia="zh-CN" w:bidi="ar"/>
               </w:rPr>
               <w:t>O(n)</w:t>
@@ -12888,36 +13899,35 @@
               <w:bottom w:val="single" w:color="auto" w:sz="2" w:space="0"/>
               <w:right w:val="single" w:color="auto" w:sz="2" w:space="0"/>
             </w:tcBorders>
-            <w:shd w:val="clear"/>
-            <w:tcMar>
-              <w:top w:w="120" w:type="dxa"/>
-              <w:bottom w:w="120" w:type="dxa"/>
-            </w:tcMar>
-            <w:vAlign w:val="center"/>
-          </w:tcPr>
-          <w:p>
-            <w:pPr>
-              <w:keepNext w:val="0"/>
-              <w:keepLines w:val="0"/>
-              <w:widowControl/>
-              <w:suppressLineNumbers w:val="0"/>
-              <w:bidi w:val="0"/>
-              <w:spacing w:before="0" w:beforeAutospacing="0" w:after="0" w:afterAutospacing="0" w:line="9" w:lineRule="atLeast"/>
-              <w:ind w:left="0" w:right="0"/>
-              <w:jc w:val="left"/>
-              <w:rPr>
-                <w:rFonts w:hint="eastAsia" w:ascii="黑体" w:hAnsi="黑体" w:eastAsia="黑体" w:cs="黑体"/>
-                <w:color w:val="1F1F1F"/>
-              </w:rPr>
-            </w:pPr>
-            <w:r>
-              <w:rPr>
-                <w:rFonts w:hint="eastAsia" w:ascii="黑体" w:hAnsi="黑体" w:eastAsia="黑体" w:cs="黑体"/>
-                <w:color w:val="1F1F1F"/>
-                <w:kern w:val="0"/>
-                <w:sz w:val="24"/>
-                <w:szCs w:val="24"/>
-                <w:bdr w:val="none" w:color="1F1F1F" w:sz="0" w:space="0"/>
+            <w:shd w:val="clear" w:color="auto" w:fill="auto"/>
+            <w:tcMar>
+              <w:top w:w="120" w:type="dxa"/>
+              <w:bottom w:w="120" w:type="dxa"/>
+            </w:tcMar>
+            <w:vAlign w:val="center"/>
+          </w:tcPr>
+          <w:p>
+            <w:pPr>
+              <w:keepNext w:val="0"/>
+              <w:keepLines w:val="0"/>
+              <w:widowControl/>
+              <w:suppressLineNumbers w:val="0"/>
+              <w:bidi w:val="0"/>
+              <w:spacing w:before="0" w:beforeAutospacing="0" w:after="0" w:afterAutospacing="0" w:line="9" w:lineRule="atLeast"/>
+              <w:ind w:left="0" w:right="0"/>
+              <w:jc w:val="left"/>
+              <w:rPr>
+                <w:rFonts w:hint="eastAsia" w:ascii="黑体" w:hAnsi="黑体" w:eastAsia="黑体" w:cs="黑体"/>
+                <w:color w:val="1F1F1F"/>
+              </w:rPr>
+            </w:pPr>
+            <w:r>
+              <w:rPr>
+                <w:rFonts w:hint="eastAsia" w:ascii="黑体" w:hAnsi="黑体" w:eastAsia="黑体" w:cs="黑体"/>
+                <w:color w:val="1F1F1F"/>
+                <w:kern w:val="0"/>
+                <w:sz w:val="24"/>
+                <w:szCs w:val="24"/>
                 <w:lang w:val="en-US" w:eastAsia="zh-CN" w:bidi="ar"/>
               </w:rPr>
               <w:t>处理大规模随机序列时，必须分配显著的辅助内存。</w:t>
@@ -13106,6 +14116,7 @@
     </w:p>
     <w:tbl>
       <w:tblPr>
+        <w:tblStyle w:val="2"/>
         <w:tblW w:w="0" w:type="auto"/>
         <w:tblCellSpacing w:w="15" w:type="dxa"/>
         <w:tblInd w:w="5" w:type="dxa"/>
@@ -13117,7 +14128,7 @@
           <w:insideH w:val="none" w:color="auto" w:sz="0" w:space="0"/>
           <w:insideV w:val="none" w:color="auto" w:sz="0" w:space="0"/>
         </w:tblBorders>
-        <w:shd w:val="clear"/>
+        <w:shd w:val="clear" w:color="auto" w:fill="auto"/>
         <w:tblLayout w:type="autofit"/>
         <w:tblCellMar>
           <w:top w:w="0" w:type="dxa"/>
@@ -13141,7 +14152,7 @@
             <w:insideH w:val="none" w:color="auto" w:sz="0" w:space="0"/>
             <w:insideV w:val="none" w:color="auto" w:sz="0" w:space="0"/>
           </w:tblBorders>
-          <w:shd w:val="clear"/>
+          <w:shd w:val="clear" w:color="auto" w:fill="auto"/>
           <w:tblCellMar>
             <w:top w:w="0" w:type="dxa"/>
             <w:left w:w="0" w:type="dxa"/>
@@ -13162,7 +14173,7 @@
               <w:bottom w:val="single" w:color="auto" w:sz="2" w:space="0"/>
               <w:right w:val="single" w:color="auto" w:sz="2" w:space="0"/>
             </w:tcBorders>
-            <w:shd w:val="clear"/>
+            <w:shd w:val="clear" w:color="auto" w:fill="auto"/>
             <w:tcMar>
               <w:top w:w="120" w:type="dxa"/>
               <w:bottom w:w="120" w:type="dxa"/>
@@ -13193,7 +14204,6 @@
                 <w:kern w:val="0"/>
                 <w:sz w:val="24"/>
                 <w:szCs w:val="24"/>
-                <w:bdr w:val="none" w:color="1F1F1F" w:sz="0" w:space="0"/>
                 <w:lang w:val="en-US" w:eastAsia="zh-CN" w:bidi="ar"/>
               </w:rPr>
               <w:t>维度</w:t>
@@ -13209,7 +14219,7 @@
               <w:bottom w:val="single" w:color="auto" w:sz="2" w:space="0"/>
               <w:right w:val="single" w:color="auto" w:sz="2" w:space="0"/>
             </w:tcBorders>
-            <w:shd w:val="clear"/>
+            <w:shd w:val="clear" w:color="auto" w:fill="auto"/>
             <w:tcMar>
               <w:top w:w="120" w:type="dxa"/>
               <w:bottom w:w="120" w:type="dxa"/>
@@ -13240,7 +14250,6 @@
                 <w:kern w:val="0"/>
                 <w:sz w:val="24"/>
                 <w:szCs w:val="24"/>
-                <w:bdr w:val="none" w:color="1F1F1F" w:sz="0" w:space="0"/>
                 <w:lang w:val="en-US" w:eastAsia="zh-CN" w:bidi="ar"/>
               </w:rPr>
               <w:t>复杂度</w:t>
@@ -13256,7 +14265,7 @@
               <w:bottom w:val="single" w:color="auto" w:sz="2" w:space="0"/>
               <w:right w:val="single" w:color="auto" w:sz="2" w:space="0"/>
             </w:tcBorders>
-            <w:shd w:val="clear"/>
+            <w:shd w:val="clear" w:color="auto" w:fill="auto"/>
             <w:tcMar>
               <w:top w:w="120" w:type="dxa"/>
               <w:bottom w:w="120" w:type="dxa"/>
@@ -13286,7 +14295,6 @@
                 <w:kern w:val="0"/>
                 <w:sz w:val="24"/>
                 <w:szCs w:val="24"/>
-                <w:bdr w:val="none" w:color="1F1F1F" w:sz="0" w:space="0"/>
                 <w:lang w:val="en-US" w:eastAsia="zh-CN" w:bidi="ar"/>
               </w:rPr>
               <w:t>技术分析</w:t>
@@ -13304,7 +14312,7 @@
             <w:insideH w:val="none" w:color="auto" w:sz="0" w:space="0"/>
             <w:insideV w:val="none" w:color="auto" w:sz="0" w:space="0"/>
           </w:tblBorders>
-          <w:shd w:val="clear"/>
+          <w:shd w:val="clear" w:color="auto" w:fill="auto"/>
           <w:tblCellMar>
             <w:top w:w="0" w:type="dxa"/>
             <w:left w:w="0" w:type="dxa"/>
@@ -13324,7 +14332,7 @@
               <w:bottom w:val="single" w:color="auto" w:sz="2" w:space="0"/>
               <w:right w:val="single" w:color="auto" w:sz="2" w:space="0"/>
             </w:tcBorders>
-            <w:shd w:val="clear"/>
+            <w:shd w:val="clear" w:color="auto" w:fill="auto"/>
             <w:tcMar>
               <w:top w:w="120" w:type="dxa"/>
               <w:bottom w:w="120" w:type="dxa"/>
@@ -13356,7 +14364,6 @@
                 <w:kern w:val="0"/>
                 <w:sz w:val="24"/>
                 <w:szCs w:val="24"/>
-                <w:bdr w:val="none" w:color="1F1F1F" w:sz="0" w:space="0"/>
                 <w:lang w:val="en-US" w:eastAsia="zh-CN" w:bidi="ar"/>
               </w:rPr>
               <w:t>最好时间复杂度</w:t>
@@ -13372,7 +14379,7 @@
               <w:bottom w:val="single" w:color="auto" w:sz="2" w:space="0"/>
               <w:right w:val="single" w:color="auto" w:sz="2" w:space="0"/>
             </w:tcBorders>
-            <w:shd w:val="clear"/>
+            <w:shd w:val="clear" w:color="auto" w:fill="auto"/>
             <w:tcMar>
               <w:top w:w="120" w:type="dxa"/>
               <w:bottom w:w="120" w:type="dxa"/>
@@ -13404,7 +14411,6 @@
                 <w:kern w:val="0"/>
                 <w:sz w:val="24"/>
                 <w:szCs w:val="24"/>
-                <w:bdr w:val="none" w:color="1F1F1F" w:sz="0" w:space="0"/>
                 <w:lang w:val="en-US" w:eastAsia="zh-CN" w:bidi="ar"/>
               </w:rPr>
               <w:t>O(n)</w:t>
@@ -13420,36 +14426,35 @@
               <w:bottom w:val="single" w:color="auto" w:sz="2" w:space="0"/>
               <w:right w:val="single" w:color="auto" w:sz="2" w:space="0"/>
             </w:tcBorders>
-            <w:shd w:val="clear"/>
-            <w:tcMar>
-              <w:top w:w="120" w:type="dxa"/>
-              <w:bottom w:w="120" w:type="dxa"/>
-            </w:tcMar>
-            <w:vAlign w:val="center"/>
-          </w:tcPr>
-          <w:p>
-            <w:pPr>
-              <w:keepNext w:val="0"/>
-              <w:keepLines w:val="0"/>
-              <w:widowControl/>
-              <w:suppressLineNumbers w:val="0"/>
-              <w:bidi w:val="0"/>
-              <w:spacing w:before="0" w:beforeAutospacing="0" w:after="0" w:afterAutospacing="0" w:line="9" w:lineRule="atLeast"/>
-              <w:ind w:left="0" w:right="0"/>
-              <w:jc w:val="left"/>
-              <w:rPr>
-                <w:rFonts w:hint="eastAsia" w:ascii="黑体" w:hAnsi="黑体" w:eastAsia="黑体" w:cs="黑体"/>
-                <w:color w:val="1F1F1F"/>
-              </w:rPr>
-            </w:pPr>
-            <w:r>
-              <w:rPr>
-                <w:rFonts w:hint="eastAsia" w:ascii="黑体" w:hAnsi="黑体" w:eastAsia="黑体" w:cs="黑体"/>
-                <w:color w:val="1F1F1F"/>
-                <w:kern w:val="0"/>
-                <w:sz w:val="24"/>
-                <w:szCs w:val="24"/>
-                <w:bdr w:val="none" w:color="1F1F1F" w:sz="0" w:space="0"/>
+            <w:shd w:val="clear" w:color="auto" w:fill="auto"/>
+            <w:tcMar>
+              <w:top w:w="120" w:type="dxa"/>
+              <w:bottom w:w="120" w:type="dxa"/>
+            </w:tcMar>
+            <w:vAlign w:val="center"/>
+          </w:tcPr>
+          <w:p>
+            <w:pPr>
+              <w:keepNext w:val="0"/>
+              <w:keepLines w:val="0"/>
+              <w:widowControl/>
+              <w:suppressLineNumbers w:val="0"/>
+              <w:bidi w:val="0"/>
+              <w:spacing w:before="0" w:beforeAutospacing="0" w:after="0" w:afterAutospacing="0" w:line="9" w:lineRule="atLeast"/>
+              <w:ind w:left="0" w:right="0"/>
+              <w:jc w:val="left"/>
+              <w:rPr>
+                <w:rFonts w:hint="eastAsia" w:ascii="黑体" w:hAnsi="黑体" w:eastAsia="黑体" w:cs="黑体"/>
+                <w:color w:val="1F1F1F"/>
+              </w:rPr>
+            </w:pPr>
+            <w:r>
+              <w:rPr>
+                <w:rFonts w:hint="eastAsia" w:ascii="黑体" w:hAnsi="黑体" w:eastAsia="黑体" w:cs="黑体"/>
+                <w:color w:val="1F1F1F"/>
+                <w:kern w:val="0"/>
+                <w:sz w:val="24"/>
+                <w:szCs w:val="24"/>
                 <w:lang w:val="en-US" w:eastAsia="zh-CN" w:bidi="ar"/>
               </w:rPr>
               <w:t>即使是并行排序，底层也会先进行有序性检查。</w:t>
@@ -13467,7 +14472,7 @@
             <w:insideH w:val="none" w:color="auto" w:sz="0" w:space="0"/>
             <w:insideV w:val="none" w:color="auto" w:sz="0" w:space="0"/>
           </w:tblBorders>
-          <w:shd w:val="clear"/>
+          <w:shd w:val="clear" w:color="auto" w:fill="auto"/>
           <w:tblCellMar>
             <w:top w:w="0" w:type="dxa"/>
             <w:left w:w="0" w:type="dxa"/>
@@ -13487,7 +14492,7 @@
               <w:bottom w:val="single" w:color="auto" w:sz="2" w:space="0"/>
               <w:right w:val="single" w:color="auto" w:sz="2" w:space="0"/>
             </w:tcBorders>
-            <w:shd w:val="clear"/>
+            <w:shd w:val="clear" w:color="auto" w:fill="auto"/>
             <w:tcMar>
               <w:top w:w="120" w:type="dxa"/>
               <w:bottom w:w="120" w:type="dxa"/>
@@ -13519,7 +14524,6 @@
                 <w:kern w:val="0"/>
                 <w:sz w:val="24"/>
                 <w:szCs w:val="24"/>
-                <w:bdr w:val="none" w:color="1F1F1F" w:sz="0" w:space="0"/>
                 <w:lang w:val="en-US" w:eastAsia="zh-CN" w:bidi="ar"/>
               </w:rPr>
               <w:t>平均时间复杂度</w:t>
@@ -13535,7 +14539,7 @@
               <w:bottom w:val="single" w:color="auto" w:sz="2" w:space="0"/>
               <w:right w:val="single" w:color="auto" w:sz="2" w:space="0"/>
             </w:tcBorders>
-            <w:shd w:val="clear"/>
+            <w:shd w:val="clear" w:color="auto" w:fill="auto"/>
             <w:tcMar>
               <w:top w:w="120" w:type="dxa"/>
               <w:bottom w:w="120" w:type="dxa"/>
@@ -13567,37 +14571,9 @@
                 <w:kern w:val="0"/>
                 <w:sz w:val="24"/>
                 <w:szCs w:val="24"/>
-                <w:bdr w:val="none" w:color="1F1F1F" w:sz="0" w:space="0"/>
-                <w:lang w:val="en-US" w:eastAsia="zh-CN" w:bidi="ar"/>
-              </w:rPr>
-              <w:t>O(nlog n/</w:t>
-            </w:r>
-            <w:r>
-              <w:rPr>
-                <w:rFonts w:hint="eastAsia" w:ascii="黑体" w:hAnsi="黑体" w:eastAsia="黑体" w:cs="黑体"/>
-                <w:b/>
-                <w:bCs/>
-                <w:color w:val="1F1F1F"/>
-                <w:kern w:val="0"/>
-                <w:sz w:val="24"/>
-                <w:szCs w:val="24"/>
-                <w:lang w:val="en-US" w:eastAsia="zh-CN" w:bidi="ar"/>
-              </w:rPr>
-              <w:t>P</w:t>
-            </w:r>
-            <w:r>
-              <w:rPr>
-                <w:rFonts w:hint="eastAsia" w:ascii="黑体" w:hAnsi="黑体" w:eastAsia="黑体" w:cs="黑体"/>
-                <w:b/>
-                <w:bCs/>
-                <w:color w:val="1F1F1F"/>
-                <w:kern w:val="0"/>
-                <w:sz w:val="24"/>
-                <w:szCs w:val="24"/>
-                <w:bdr w:val="none" w:color="1F1F1F" w:sz="0" w:space="0"/>
-                <w:lang w:val="en-US" w:eastAsia="zh-CN" w:bidi="ar"/>
-              </w:rPr>
-              <w:t>)</w:t>
+                <w:lang w:val="en-US" w:eastAsia="zh-CN" w:bidi="ar"/>
+              </w:rPr>
+              <w:t>O(nlog n/P)</w:t>
             </w:r>
           </w:p>
         </w:tc>
@@ -13610,36 +14586,35 @@
               <w:bottom w:val="single" w:color="auto" w:sz="2" w:space="0"/>
               <w:right w:val="single" w:color="auto" w:sz="2" w:space="0"/>
             </w:tcBorders>
-            <w:shd w:val="clear"/>
-            <w:tcMar>
-              <w:top w:w="120" w:type="dxa"/>
-              <w:bottom w:w="120" w:type="dxa"/>
-            </w:tcMar>
-            <w:vAlign w:val="center"/>
-          </w:tcPr>
-          <w:p>
-            <w:pPr>
-              <w:keepNext w:val="0"/>
-              <w:keepLines w:val="0"/>
-              <w:widowControl/>
-              <w:suppressLineNumbers w:val="0"/>
-              <w:bidi w:val="0"/>
-              <w:spacing w:before="0" w:beforeAutospacing="0" w:after="0" w:afterAutospacing="0" w:line="9" w:lineRule="atLeast"/>
-              <w:ind w:left="0" w:right="0"/>
-              <w:jc w:val="left"/>
-              <w:rPr>
-                <w:rFonts w:hint="eastAsia" w:ascii="黑体" w:hAnsi="黑体" w:eastAsia="黑体" w:cs="黑体"/>
-                <w:color w:val="1F1F1F"/>
-              </w:rPr>
-            </w:pPr>
-            <w:r>
-              <w:rPr>
-                <w:rFonts w:hint="eastAsia" w:ascii="黑体" w:hAnsi="黑体" w:eastAsia="黑体" w:cs="黑体"/>
-                <w:color w:val="1F1F1F"/>
-                <w:kern w:val="0"/>
-                <w:sz w:val="24"/>
-                <w:szCs w:val="24"/>
-                <w:bdr w:val="none" w:color="1F1F1F" w:sz="0" w:space="0"/>
+            <w:shd w:val="clear" w:color="auto" w:fill="auto"/>
+            <w:tcMar>
+              <w:top w:w="120" w:type="dxa"/>
+              <w:bottom w:w="120" w:type="dxa"/>
+            </w:tcMar>
+            <w:vAlign w:val="center"/>
+          </w:tcPr>
+          <w:p>
+            <w:pPr>
+              <w:keepNext w:val="0"/>
+              <w:keepLines w:val="0"/>
+              <w:widowControl/>
+              <w:suppressLineNumbers w:val="0"/>
+              <w:bidi w:val="0"/>
+              <w:spacing w:before="0" w:beforeAutospacing="0" w:after="0" w:afterAutospacing="0" w:line="9" w:lineRule="atLeast"/>
+              <w:ind w:left="0" w:right="0"/>
+              <w:jc w:val="left"/>
+              <w:rPr>
+                <w:rFonts w:hint="eastAsia" w:ascii="黑体" w:hAnsi="黑体" w:eastAsia="黑体" w:cs="黑体"/>
+                <w:color w:val="1F1F1F"/>
+              </w:rPr>
+            </w:pPr>
+            <w:r>
+              <w:rPr>
+                <w:rFonts w:hint="eastAsia" w:ascii="黑体" w:hAnsi="黑体" w:eastAsia="黑体" w:cs="黑体"/>
+                <w:color w:val="1F1F1F"/>
+                <w:kern w:val="0"/>
+                <w:sz w:val="24"/>
+                <w:szCs w:val="24"/>
                 <w:lang w:val="en-US" w:eastAsia="zh-CN" w:bidi="ar"/>
               </w:rPr>
               <w:t>P为CPU核心数。它将数组切分后并行排序，最后并行归并。</w:t>
@@ -13657,6 +14632,7 @@
             <w:insideH w:val="none" w:color="auto" w:sz="0" w:space="0"/>
             <w:insideV w:val="none" w:color="auto" w:sz="0" w:space="0"/>
           </w:tblBorders>
+          <w:shd w:val="clear" w:color="auto" w:fill="auto"/>
           <w:tblCellMar>
             <w:top w:w="0" w:type="dxa"/>
             <w:left w:w="0" w:type="dxa"/>
@@ -13676,7 +14652,7 @@
               <w:bottom w:val="single" w:color="auto" w:sz="2" w:space="0"/>
               <w:right w:val="single" w:color="auto" w:sz="2" w:space="0"/>
             </w:tcBorders>
-            <w:shd w:val="clear"/>
+            <w:shd w:val="clear" w:color="auto" w:fill="auto"/>
             <w:tcMar>
               <w:top w:w="120" w:type="dxa"/>
               <w:bottom w:w="120" w:type="dxa"/>
@@ -13708,7 +14684,6 @@
                 <w:kern w:val="0"/>
                 <w:sz w:val="24"/>
                 <w:szCs w:val="24"/>
-                <w:bdr w:val="none" w:color="1F1F1F" w:sz="0" w:space="0"/>
                 <w:lang w:val="en-US" w:eastAsia="zh-CN" w:bidi="ar"/>
               </w:rPr>
               <w:t>最坏时间复杂度</w:t>
@@ -13724,7 +14699,7 @@
               <w:bottom w:val="single" w:color="auto" w:sz="2" w:space="0"/>
               <w:right w:val="single" w:color="auto" w:sz="2" w:space="0"/>
             </w:tcBorders>
-            <w:shd w:val="clear"/>
+            <w:shd w:val="clear" w:color="auto" w:fill="auto"/>
             <w:tcMar>
               <w:top w:w="120" w:type="dxa"/>
               <w:bottom w:w="120" w:type="dxa"/>
@@ -13756,7 +14731,6 @@
                 <w:kern w:val="0"/>
                 <w:sz w:val="24"/>
                 <w:szCs w:val="24"/>
-                <w:bdr w:val="none" w:color="1F1F1F" w:sz="0" w:space="0"/>
                 <w:lang w:val="en-US" w:eastAsia="zh-CN" w:bidi="ar"/>
               </w:rPr>
               <w:t>O(n log n)</w:t>
@@ -13772,36 +14746,35 @@
               <w:bottom w:val="single" w:color="auto" w:sz="2" w:space="0"/>
               <w:right w:val="single" w:color="auto" w:sz="2" w:space="0"/>
             </w:tcBorders>
-            <w:shd w:val="clear"/>
-            <w:tcMar>
-              <w:top w:w="120" w:type="dxa"/>
-              <w:bottom w:w="120" w:type="dxa"/>
-            </w:tcMar>
-            <w:vAlign w:val="center"/>
-          </w:tcPr>
-          <w:p>
-            <w:pPr>
-              <w:keepNext w:val="0"/>
-              <w:keepLines w:val="0"/>
-              <w:widowControl/>
-              <w:suppressLineNumbers w:val="0"/>
-              <w:bidi w:val="0"/>
-              <w:spacing w:before="0" w:beforeAutospacing="0" w:after="0" w:afterAutospacing="0" w:line="9" w:lineRule="atLeast"/>
-              <w:ind w:left="0" w:right="0"/>
-              <w:jc w:val="left"/>
-              <w:rPr>
-                <w:rFonts w:hint="eastAsia" w:ascii="黑体" w:hAnsi="黑体" w:eastAsia="黑体" w:cs="黑体"/>
-                <w:color w:val="1F1F1F"/>
-              </w:rPr>
-            </w:pPr>
-            <w:r>
-              <w:rPr>
-                <w:rFonts w:hint="eastAsia" w:ascii="黑体" w:hAnsi="黑体" w:eastAsia="黑体" w:cs="黑体"/>
-                <w:color w:val="1F1F1F"/>
-                <w:kern w:val="0"/>
-                <w:sz w:val="24"/>
-                <w:szCs w:val="24"/>
-                <w:bdr w:val="none" w:color="1F1F1F" w:sz="0" w:space="0"/>
+            <w:shd w:val="clear" w:color="auto" w:fill="auto"/>
+            <w:tcMar>
+              <w:top w:w="120" w:type="dxa"/>
+              <w:bottom w:w="120" w:type="dxa"/>
+            </w:tcMar>
+            <w:vAlign w:val="center"/>
+          </w:tcPr>
+          <w:p>
+            <w:pPr>
+              <w:keepNext w:val="0"/>
+              <w:keepLines w:val="0"/>
+              <w:widowControl/>
+              <w:suppressLineNumbers w:val="0"/>
+              <w:bidi w:val="0"/>
+              <w:spacing w:before="0" w:beforeAutospacing="0" w:after="0" w:afterAutospacing="0" w:line="9" w:lineRule="atLeast"/>
+              <w:ind w:left="0" w:right="0"/>
+              <w:jc w:val="left"/>
+              <w:rPr>
+                <w:rFonts w:hint="eastAsia" w:ascii="黑体" w:hAnsi="黑体" w:eastAsia="黑体" w:cs="黑体"/>
+                <w:color w:val="1F1F1F"/>
+              </w:rPr>
+            </w:pPr>
+            <w:r>
+              <w:rPr>
+                <w:rFonts w:hint="eastAsia" w:ascii="黑体" w:hAnsi="黑体" w:eastAsia="黑体" w:cs="黑体"/>
+                <w:color w:val="1F1F1F"/>
+                <w:kern w:val="0"/>
+                <w:sz w:val="24"/>
+                <w:szCs w:val="24"/>
                 <w:lang w:val="en-US" w:eastAsia="zh-CN" w:bidi="ar"/>
               </w:rPr>
               <w:t>并行化带来了任务切分和合并的开销，在最坏情况下仍优于或等同于单线程。</w:t>
@@ -13819,7 +14792,7 @@
             <w:insideH w:val="none" w:color="auto" w:sz="0" w:space="0"/>
             <w:insideV w:val="none" w:color="auto" w:sz="0" w:space="0"/>
           </w:tblBorders>
-          <w:shd w:val="clear"/>
+          <w:shd w:val="clear" w:color="auto" w:fill="auto"/>
           <w:tblCellMar>
             <w:top w:w="0" w:type="dxa"/>
             <w:left w:w="0" w:type="dxa"/>
@@ -13839,7 +14812,7 @@
               <w:bottom w:val="single" w:color="auto" w:sz="2" w:space="0"/>
               <w:right w:val="single" w:color="auto" w:sz="2" w:space="0"/>
             </w:tcBorders>
-            <w:shd w:val="clear"/>
+            <w:shd w:val="clear" w:color="auto" w:fill="auto"/>
             <w:tcMar>
               <w:top w:w="120" w:type="dxa"/>
               <w:bottom w:w="120" w:type="dxa"/>
@@ -13871,7 +14844,6 @@
                 <w:kern w:val="0"/>
                 <w:sz w:val="24"/>
                 <w:szCs w:val="24"/>
-                <w:bdr w:val="none" w:color="1F1F1F" w:sz="0" w:space="0"/>
                 <w:lang w:val="en-US" w:eastAsia="zh-CN" w:bidi="ar"/>
               </w:rPr>
               <w:t>最好空间复杂度</w:t>
@@ -13887,7 +14859,7 @@
               <w:bottom w:val="single" w:color="auto" w:sz="2" w:space="0"/>
               <w:right w:val="single" w:color="auto" w:sz="2" w:space="0"/>
             </w:tcBorders>
-            <w:shd w:val="clear"/>
+            <w:shd w:val="clear" w:color="auto" w:fill="auto"/>
             <w:tcMar>
               <w:top w:w="120" w:type="dxa"/>
               <w:bottom w:w="120" w:type="dxa"/>
@@ -13919,7 +14891,6 @@
                 <w:kern w:val="0"/>
                 <w:sz w:val="24"/>
                 <w:szCs w:val="24"/>
-                <w:bdr w:val="none" w:color="1F1F1F" w:sz="0" w:space="0"/>
                 <w:lang w:val="en-US" w:eastAsia="zh-CN" w:bidi="ar"/>
               </w:rPr>
               <w:t>O(log n)</w:t>
@@ -13935,36 +14906,35 @@
               <w:bottom w:val="single" w:color="auto" w:sz="2" w:space="0"/>
               <w:right w:val="single" w:color="auto" w:sz="2" w:space="0"/>
             </w:tcBorders>
-            <w:shd w:val="clear"/>
-            <w:tcMar>
-              <w:top w:w="120" w:type="dxa"/>
-              <w:bottom w:w="120" w:type="dxa"/>
-            </w:tcMar>
-            <w:vAlign w:val="center"/>
-          </w:tcPr>
-          <w:p>
-            <w:pPr>
-              <w:keepNext w:val="0"/>
-              <w:keepLines w:val="0"/>
-              <w:widowControl/>
-              <w:suppressLineNumbers w:val="0"/>
-              <w:bidi w:val="0"/>
-              <w:spacing w:before="0" w:beforeAutospacing="0" w:after="0" w:afterAutospacing="0" w:line="9" w:lineRule="atLeast"/>
-              <w:ind w:left="0" w:right="0"/>
-              <w:jc w:val="left"/>
-              <w:rPr>
-                <w:rFonts w:hint="eastAsia" w:ascii="黑体" w:hAnsi="黑体" w:eastAsia="黑体" w:cs="黑体"/>
-                <w:color w:val="1F1F1F"/>
-              </w:rPr>
-            </w:pPr>
-            <w:r>
-              <w:rPr>
-                <w:rFonts w:hint="eastAsia" w:ascii="黑体" w:hAnsi="黑体" w:eastAsia="黑体" w:cs="黑体"/>
-                <w:color w:val="1F1F1F"/>
-                <w:kern w:val="0"/>
-                <w:sz w:val="24"/>
-                <w:szCs w:val="24"/>
-                <w:bdr w:val="none" w:color="1F1F1F" w:sz="0" w:space="0"/>
+            <w:shd w:val="clear" w:color="auto" w:fill="auto"/>
+            <w:tcMar>
+              <w:top w:w="120" w:type="dxa"/>
+              <w:bottom w:w="120" w:type="dxa"/>
+            </w:tcMar>
+            <w:vAlign w:val="center"/>
+          </w:tcPr>
+          <w:p>
+            <w:pPr>
+              <w:keepNext w:val="0"/>
+              <w:keepLines w:val="0"/>
+              <w:widowControl/>
+              <w:suppressLineNumbers w:val="0"/>
+              <w:bidi w:val="0"/>
+              <w:spacing w:before="0" w:beforeAutospacing="0" w:after="0" w:afterAutospacing="0" w:line="9" w:lineRule="atLeast"/>
+              <w:ind w:left="0" w:right="0"/>
+              <w:jc w:val="left"/>
+              <w:rPr>
+                <w:rFonts w:hint="eastAsia" w:ascii="黑体" w:hAnsi="黑体" w:eastAsia="黑体" w:cs="黑体"/>
+                <w:color w:val="1F1F1F"/>
+              </w:rPr>
+            </w:pPr>
+            <w:r>
+              <w:rPr>
+                <w:rFonts w:hint="eastAsia" w:ascii="黑体" w:hAnsi="黑体" w:eastAsia="黑体" w:cs="黑体"/>
+                <w:color w:val="1F1F1F"/>
+                <w:kern w:val="0"/>
+                <w:sz w:val="24"/>
+                <w:szCs w:val="24"/>
                 <w:lang w:val="en-US" w:eastAsia="zh-CN" w:bidi="ar"/>
               </w:rPr>
               <w:t>仅当数据量极小未触发并行逻辑时（退化为基本快排）。</w:t>
@@ -13982,7 +14952,7 @@
             <w:insideH w:val="none" w:color="auto" w:sz="0" w:space="0"/>
             <w:insideV w:val="none" w:color="auto" w:sz="0" w:space="0"/>
           </w:tblBorders>
-          <w:shd w:val="clear"/>
+          <w:shd w:val="clear" w:color="auto" w:fill="auto"/>
           <w:tblCellMar>
             <w:top w:w="0" w:type="dxa"/>
             <w:left w:w="0" w:type="dxa"/>
@@ -14002,7 +14972,7 @@
               <w:bottom w:val="single" w:color="auto" w:sz="2" w:space="0"/>
               <w:right w:val="single" w:color="auto" w:sz="2" w:space="0"/>
             </w:tcBorders>
-            <w:shd w:val="clear"/>
+            <w:shd w:val="clear" w:color="auto" w:fill="auto"/>
             <w:tcMar>
               <w:top w:w="120" w:type="dxa"/>
               <w:bottom w:w="120" w:type="dxa"/>
@@ -14034,7 +15004,6 @@
                 <w:kern w:val="0"/>
                 <w:sz w:val="24"/>
                 <w:szCs w:val="24"/>
-                <w:bdr w:val="none" w:color="1F1F1F" w:sz="0" w:space="0"/>
                 <w:lang w:val="en-US" w:eastAsia="zh-CN" w:bidi="ar"/>
               </w:rPr>
               <w:t>平均空间复杂度</w:t>
@@ -14050,7 +15019,7 @@
               <w:bottom w:val="single" w:color="auto" w:sz="2" w:space="0"/>
               <w:right w:val="single" w:color="auto" w:sz="2" w:space="0"/>
             </w:tcBorders>
-            <w:shd w:val="clear"/>
+            <w:shd w:val="clear" w:color="auto" w:fill="auto"/>
             <w:tcMar>
               <w:top w:w="120" w:type="dxa"/>
               <w:bottom w:w="120" w:type="dxa"/>
@@ -14082,7 +15051,6 @@
                 <w:kern w:val="0"/>
                 <w:sz w:val="24"/>
                 <w:szCs w:val="24"/>
-                <w:bdr w:val="none" w:color="1F1F1F" w:sz="0" w:space="0"/>
                 <w:lang w:val="en-US" w:eastAsia="zh-CN" w:bidi="ar"/>
               </w:rPr>
               <w:t>O(n)</w:t>
@@ -14098,36 +15066,35 @@
               <w:bottom w:val="single" w:color="auto" w:sz="2" w:space="0"/>
               <w:right w:val="single" w:color="auto" w:sz="2" w:space="0"/>
             </w:tcBorders>
-            <w:shd w:val="clear"/>
-            <w:tcMar>
-              <w:top w:w="120" w:type="dxa"/>
-              <w:bottom w:w="120" w:type="dxa"/>
-            </w:tcMar>
-            <w:vAlign w:val="center"/>
-          </w:tcPr>
-          <w:p>
-            <w:pPr>
-              <w:keepNext w:val="0"/>
-              <w:keepLines w:val="0"/>
-              <w:widowControl/>
-              <w:suppressLineNumbers w:val="0"/>
-              <w:bidi w:val="0"/>
-              <w:spacing w:before="0" w:beforeAutospacing="0" w:after="0" w:afterAutospacing="0" w:line="9" w:lineRule="atLeast"/>
-              <w:ind w:left="0" w:right="0"/>
-              <w:jc w:val="left"/>
-              <w:rPr>
-                <w:rFonts w:hint="eastAsia" w:ascii="黑体" w:hAnsi="黑体" w:eastAsia="黑体" w:cs="黑体"/>
-                <w:color w:val="1F1F1F"/>
-              </w:rPr>
-            </w:pPr>
-            <w:r>
-              <w:rPr>
-                <w:rFonts w:hint="eastAsia" w:ascii="黑体" w:hAnsi="黑体" w:eastAsia="黑体" w:cs="黑体"/>
-                <w:color w:val="1F1F1F"/>
-                <w:kern w:val="0"/>
-                <w:sz w:val="24"/>
-                <w:szCs w:val="24"/>
-                <w:bdr w:val="none" w:color="1F1F1F" w:sz="0" w:space="0"/>
+            <w:shd w:val="clear" w:color="auto" w:fill="auto"/>
+            <w:tcMar>
+              <w:top w:w="120" w:type="dxa"/>
+              <w:bottom w:w="120" w:type="dxa"/>
+            </w:tcMar>
+            <w:vAlign w:val="center"/>
+          </w:tcPr>
+          <w:p>
+            <w:pPr>
+              <w:keepNext w:val="0"/>
+              <w:keepLines w:val="0"/>
+              <w:widowControl/>
+              <w:suppressLineNumbers w:val="0"/>
+              <w:bidi w:val="0"/>
+              <w:spacing w:before="0" w:beforeAutospacing="0" w:after="0" w:afterAutospacing="0" w:line="9" w:lineRule="atLeast"/>
+              <w:ind w:left="0" w:right="0"/>
+              <w:jc w:val="left"/>
+              <w:rPr>
+                <w:rFonts w:hint="eastAsia" w:ascii="黑体" w:hAnsi="黑体" w:eastAsia="黑体" w:cs="黑体"/>
+                <w:color w:val="1F1F1F"/>
+              </w:rPr>
+            </w:pPr>
+            <w:r>
+              <w:rPr>
+                <w:rFonts w:hint="eastAsia" w:ascii="黑体" w:hAnsi="黑体" w:eastAsia="黑体" w:cs="黑体"/>
+                <w:color w:val="1F1F1F"/>
+                <w:kern w:val="0"/>
+                <w:sz w:val="24"/>
+                <w:szCs w:val="24"/>
                 <w:lang w:val="en-US" w:eastAsia="zh-CN" w:bidi="ar"/>
               </w:rPr>
               <w:t>并行归并过程需要一个与原数组大小一致的副本作为缓冲区。</w:t>
@@ -14145,7 +15112,7 @@
             <w:insideH w:val="none" w:color="auto" w:sz="0" w:space="0"/>
             <w:insideV w:val="none" w:color="auto" w:sz="0" w:space="0"/>
           </w:tblBorders>
-          <w:shd w:val="clear"/>
+          <w:shd w:val="clear" w:color="auto" w:fill="auto"/>
           <w:tblCellMar>
             <w:top w:w="0" w:type="dxa"/>
             <w:left w:w="0" w:type="dxa"/>
@@ -14165,7 +15132,7 @@
               <w:bottom w:val="single" w:color="auto" w:sz="2" w:space="0"/>
               <w:right w:val="single" w:color="auto" w:sz="2" w:space="0"/>
             </w:tcBorders>
-            <w:shd w:val="clear"/>
+            <w:shd w:val="clear" w:color="auto" w:fill="auto"/>
             <w:tcMar>
               <w:top w:w="120" w:type="dxa"/>
               <w:bottom w:w="120" w:type="dxa"/>
@@ -14197,7 +15164,6 @@
                 <w:kern w:val="0"/>
                 <w:sz w:val="24"/>
                 <w:szCs w:val="24"/>
-                <w:bdr w:val="none" w:color="1F1F1F" w:sz="0" w:space="0"/>
                 <w:lang w:val="en-US" w:eastAsia="zh-CN" w:bidi="ar"/>
               </w:rPr>
               <w:t>最坏空间复杂度</w:t>
@@ -14213,7 +15179,7 @@
               <w:bottom w:val="single" w:color="auto" w:sz="2" w:space="0"/>
               <w:right w:val="single" w:color="auto" w:sz="2" w:space="0"/>
             </w:tcBorders>
-            <w:shd w:val="clear"/>
+            <w:shd w:val="clear" w:color="auto" w:fill="auto"/>
             <w:tcMar>
               <w:top w:w="120" w:type="dxa"/>
               <w:bottom w:w="120" w:type="dxa"/>
@@ -14245,7 +15211,6 @@
                 <w:kern w:val="0"/>
                 <w:sz w:val="24"/>
                 <w:szCs w:val="24"/>
-                <w:bdr w:val="none" w:color="1F1F1F" w:sz="0" w:space="0"/>
                 <w:lang w:val="en-US" w:eastAsia="zh-CN" w:bidi="ar"/>
               </w:rPr>
               <w:t>O(n)</w:t>
@@ -14261,36 +15226,35 @@
               <w:bottom w:val="single" w:color="auto" w:sz="2" w:space="0"/>
               <w:right w:val="single" w:color="auto" w:sz="2" w:space="0"/>
             </w:tcBorders>
-            <w:shd w:val="clear"/>
-            <w:tcMar>
-              <w:top w:w="120" w:type="dxa"/>
-              <w:bottom w:w="120" w:type="dxa"/>
-            </w:tcMar>
-            <w:vAlign w:val="center"/>
-          </w:tcPr>
-          <w:p>
-            <w:pPr>
-              <w:keepNext w:val="0"/>
-              <w:keepLines w:val="0"/>
-              <w:widowControl/>
-              <w:suppressLineNumbers w:val="0"/>
-              <w:bidi w:val="0"/>
-              <w:spacing w:before="0" w:beforeAutospacing="0" w:after="0" w:afterAutospacing="0" w:line="9" w:lineRule="atLeast"/>
-              <w:ind w:left="0" w:right="0"/>
-              <w:jc w:val="left"/>
-              <w:rPr>
-                <w:rFonts w:hint="eastAsia" w:ascii="黑体" w:hAnsi="黑体" w:eastAsia="黑体" w:cs="黑体"/>
-                <w:color w:val="1F1F1F"/>
-              </w:rPr>
-            </w:pPr>
-            <w:r>
-              <w:rPr>
-                <w:rFonts w:hint="eastAsia" w:ascii="黑体" w:hAnsi="黑体" w:eastAsia="黑体" w:cs="黑体"/>
-                <w:color w:val="1F1F1F"/>
-                <w:kern w:val="0"/>
-                <w:sz w:val="24"/>
-                <w:szCs w:val="24"/>
-                <w:bdr w:val="none" w:color="1F1F1F" w:sz="0" w:space="0"/>
+            <w:shd w:val="clear" w:color="auto" w:fill="auto"/>
+            <w:tcMar>
+              <w:top w:w="120" w:type="dxa"/>
+              <w:bottom w:w="120" w:type="dxa"/>
+            </w:tcMar>
+            <w:vAlign w:val="center"/>
+          </w:tcPr>
+          <w:p>
+            <w:pPr>
+              <w:keepNext w:val="0"/>
+              <w:keepLines w:val="0"/>
+              <w:widowControl/>
+              <w:suppressLineNumbers w:val="0"/>
+              <w:bidi w:val="0"/>
+              <w:spacing w:before="0" w:beforeAutospacing="0" w:after="0" w:afterAutospacing="0" w:line="9" w:lineRule="atLeast"/>
+              <w:ind w:left="0" w:right="0"/>
+              <w:jc w:val="left"/>
+              <w:rPr>
+                <w:rFonts w:hint="eastAsia" w:ascii="黑体" w:hAnsi="黑体" w:eastAsia="黑体" w:cs="黑体"/>
+                <w:color w:val="1F1F1F"/>
+              </w:rPr>
+            </w:pPr>
+            <w:r>
+              <w:rPr>
+                <w:rFonts w:hint="eastAsia" w:ascii="黑体" w:hAnsi="黑体" w:eastAsia="黑体" w:cs="黑体"/>
+                <w:color w:val="1F1F1F"/>
+                <w:kern w:val="0"/>
+                <w:sz w:val="24"/>
+                <w:szCs w:val="24"/>
                 <w:lang w:val="en-US" w:eastAsia="zh-CN" w:bidi="ar"/>
               </w:rPr>
               <w:t>大规模数据并行处理时，内存占用是其主要成本。</w:t>
@@ -14334,6 +15298,7 @@
     </w:p>
     <w:tbl>
       <w:tblPr>
+        <w:tblStyle w:val="2"/>
         <w:tblW w:w="0" w:type="auto"/>
         <w:tblCellSpacing w:w="15" w:type="dxa"/>
         <w:tblInd w:w="5" w:type="dxa"/>
@@ -14345,7 +15310,7 @@
           <w:insideH w:val="none" w:color="auto" w:sz="0" w:space="0"/>
           <w:insideV w:val="none" w:color="auto" w:sz="0" w:space="0"/>
         </w:tblBorders>
-        <w:shd w:val="clear"/>
+        <w:shd w:val="clear" w:color="auto" w:fill="auto"/>
         <w:tblLayout w:type="autofit"/>
         <w:tblCellMar>
           <w:top w:w="0" w:type="dxa"/>
@@ -14370,7 +15335,7 @@
             <w:insideH w:val="none" w:color="auto" w:sz="0" w:space="0"/>
             <w:insideV w:val="none" w:color="auto" w:sz="0" w:space="0"/>
           </w:tblBorders>
-          <w:shd w:val="clear"/>
+          <w:shd w:val="clear" w:color="auto" w:fill="auto"/>
           <w:tblCellMar>
             <w:top w:w="0" w:type="dxa"/>
             <w:left w:w="0" w:type="dxa"/>
@@ -14391,7 +15356,7 @@
               <w:bottom w:val="single" w:color="auto" w:sz="2" w:space="0"/>
               <w:right w:val="single" w:color="auto" w:sz="2" w:space="0"/>
             </w:tcBorders>
-            <w:shd w:val="clear"/>
+            <w:shd w:val="clear" w:color="auto" w:fill="auto"/>
             <w:tcMar>
               <w:top w:w="120" w:type="dxa"/>
               <w:bottom w:w="120" w:type="dxa"/>
@@ -14422,7 +15387,6 @@
                 <w:kern w:val="0"/>
                 <w:sz w:val="24"/>
                 <w:szCs w:val="24"/>
-                <w:bdr w:val="none" w:color="1F1F1F" w:sz="0" w:space="0"/>
                 <w:lang w:val="en-US" w:eastAsia="zh-CN" w:bidi="ar"/>
               </w:rPr>
               <w:t>数据类型</w:t>
@@ -14438,7 +15402,7 @@
               <w:bottom w:val="single" w:color="auto" w:sz="2" w:space="0"/>
               <w:right w:val="single" w:color="auto" w:sz="2" w:space="0"/>
             </w:tcBorders>
-            <w:shd w:val="clear"/>
+            <w:shd w:val="clear" w:color="auto" w:fill="auto"/>
             <w:tcMar>
               <w:top w:w="120" w:type="dxa"/>
               <w:bottom w:w="120" w:type="dxa"/>
@@ -14469,7 +15433,6 @@
                 <w:kern w:val="0"/>
                 <w:sz w:val="24"/>
                 <w:szCs w:val="24"/>
-                <w:bdr w:val="none" w:color="1F1F1F" w:sz="0" w:space="0"/>
                 <w:lang w:val="en-US" w:eastAsia="zh-CN" w:bidi="ar"/>
               </w:rPr>
               <w:t>算法</w:t>
@@ -14485,7 +15448,7 @@
               <w:bottom w:val="single" w:color="auto" w:sz="2" w:space="0"/>
               <w:right w:val="single" w:color="auto" w:sz="2" w:space="0"/>
             </w:tcBorders>
-            <w:shd w:val="clear"/>
+            <w:shd w:val="clear" w:color="auto" w:fill="auto"/>
             <w:tcMar>
               <w:top w:w="120" w:type="dxa"/>
               <w:bottom w:w="120" w:type="dxa"/>
@@ -14516,7 +15479,6 @@
                 <w:kern w:val="0"/>
                 <w:sz w:val="24"/>
                 <w:szCs w:val="24"/>
-                <w:bdr w:val="none" w:color="1F1F1F" w:sz="0" w:space="0"/>
                 <w:lang w:val="en-US" w:eastAsia="zh-CN" w:bidi="ar"/>
               </w:rPr>
               <w:t>稳定性</w:t>
@@ -14532,7 +15494,7 @@
               <w:bottom w:val="single" w:color="auto" w:sz="2" w:space="0"/>
               <w:right w:val="single" w:color="auto" w:sz="2" w:space="0"/>
             </w:tcBorders>
-            <w:shd w:val="clear"/>
+            <w:shd w:val="clear" w:color="auto" w:fill="auto"/>
             <w:tcMar>
               <w:top w:w="120" w:type="dxa"/>
               <w:bottom w:w="120" w:type="dxa"/>
@@ -14562,7 +15524,6 @@
                 <w:kern w:val="0"/>
                 <w:sz w:val="24"/>
                 <w:szCs w:val="24"/>
-                <w:bdr w:val="none" w:color="1F1F1F" w:sz="0" w:space="0"/>
                 <w:lang w:val="en-US" w:eastAsia="zh-CN" w:bidi="ar"/>
               </w:rPr>
               <w:t>平均时间复杂度</w:t>
@@ -14580,7 +15541,6 @@
             <w:insideH w:val="none" w:color="auto" w:sz="0" w:space="0"/>
             <w:insideV w:val="none" w:color="auto" w:sz="0" w:space="0"/>
           </w:tblBorders>
-          <w:shd w:val="clear"/>
           <w:tblCellMar>
             <w:top w:w="0" w:type="dxa"/>
             <w:left w:w="0" w:type="dxa"/>
@@ -14600,7 +15560,7 @@
               <w:bottom w:val="single" w:color="auto" w:sz="2" w:space="0"/>
               <w:right w:val="single" w:color="auto" w:sz="2" w:space="0"/>
             </w:tcBorders>
-            <w:shd w:val="clear"/>
+            <w:shd w:val="clear" w:color="auto" w:fill="auto"/>
             <w:tcMar>
               <w:top w:w="120" w:type="dxa"/>
               <w:bottom w:w="120" w:type="dxa"/>
@@ -14632,7 +15592,6 @@
                 <w:kern w:val="0"/>
                 <w:sz w:val="24"/>
                 <w:szCs w:val="24"/>
-                <w:bdr w:val="none" w:color="1F1F1F" w:sz="0" w:space="0"/>
                 <w:lang w:val="en-US" w:eastAsia="zh-CN" w:bidi="ar"/>
               </w:rPr>
               <w:t>基本类型</w:t>
@@ -14648,7 +15607,7 @@
               <w:bottom w:val="single" w:color="auto" w:sz="2" w:space="0"/>
               <w:right w:val="single" w:color="auto" w:sz="2" w:space="0"/>
             </w:tcBorders>
-            <w:shd w:val="clear"/>
+            <w:shd w:val="clear" w:color="auto" w:fill="auto"/>
             <w:tcMar>
               <w:top w:w="120" w:type="dxa"/>
               <w:bottom w:w="120" w:type="dxa"/>
@@ -14678,7 +15637,6 @@
                 <w:kern w:val="0"/>
                 <w:sz w:val="24"/>
                 <w:szCs w:val="24"/>
-                <w:bdr w:val="none" w:color="1F1F1F" w:sz="0" w:space="0"/>
                 <w:lang w:val="en-US" w:eastAsia="zh-CN" w:bidi="ar"/>
               </w:rPr>
               <w:t>Dual-Pivot Quicksort</w:t>
@@ -14694,7 +15652,7 @@
               <w:bottom w:val="single" w:color="auto" w:sz="2" w:space="0"/>
               <w:right w:val="single" w:color="auto" w:sz="2" w:space="0"/>
             </w:tcBorders>
-            <w:shd w:val="clear"/>
+            <w:shd w:val="clear" w:color="auto" w:fill="auto"/>
             <w:tcMar>
               <w:top w:w="120" w:type="dxa"/>
               <w:bottom w:w="120" w:type="dxa"/>
@@ -14724,7 +15682,6 @@
                 <w:kern w:val="0"/>
                 <w:sz w:val="24"/>
                 <w:szCs w:val="24"/>
-                <w:bdr w:val="none" w:color="1F1F1F" w:sz="0" w:space="0"/>
                 <w:lang w:val="en-US" w:eastAsia="zh-CN" w:bidi="ar"/>
               </w:rPr>
               <w:t>不稳定</w:t>
@@ -14740,36 +15697,35 @@
               <w:bottom w:val="single" w:color="auto" w:sz="2" w:space="0"/>
               <w:right w:val="single" w:color="auto" w:sz="2" w:space="0"/>
             </w:tcBorders>
-            <w:shd w:val="clear"/>
-            <w:tcMar>
-              <w:top w:w="120" w:type="dxa"/>
-              <w:bottom w:w="120" w:type="dxa"/>
-            </w:tcMar>
-            <w:vAlign w:val="center"/>
-          </w:tcPr>
-          <w:p>
-            <w:pPr>
-              <w:keepNext w:val="0"/>
-              <w:keepLines w:val="0"/>
-              <w:widowControl/>
-              <w:suppressLineNumbers w:val="0"/>
-              <w:bidi w:val="0"/>
-              <w:spacing w:before="0" w:beforeAutospacing="0" w:after="0" w:afterAutospacing="0" w:line="9" w:lineRule="atLeast"/>
-              <w:ind w:left="0" w:right="0"/>
-              <w:jc w:val="left"/>
-              <w:rPr>
-                <w:rFonts w:hint="eastAsia" w:ascii="黑体" w:hAnsi="黑体" w:eastAsia="黑体" w:cs="黑体"/>
-                <w:color w:val="1F1F1F"/>
-              </w:rPr>
-            </w:pPr>
-            <w:r>
-              <w:rPr>
-                <w:rFonts w:hint="eastAsia" w:ascii="黑体" w:hAnsi="黑体" w:eastAsia="黑体" w:cs="黑体"/>
-                <w:color w:val="1F1F1F"/>
-                <w:kern w:val="0"/>
-                <w:sz w:val="24"/>
-                <w:szCs w:val="24"/>
-                <w:bdr w:val="none" w:color="1F1F1F" w:sz="0" w:space="0"/>
+            <w:shd w:val="clear" w:color="auto" w:fill="auto"/>
+            <w:tcMar>
+              <w:top w:w="120" w:type="dxa"/>
+              <w:bottom w:w="120" w:type="dxa"/>
+            </w:tcMar>
+            <w:vAlign w:val="center"/>
+          </w:tcPr>
+          <w:p>
+            <w:pPr>
+              <w:keepNext w:val="0"/>
+              <w:keepLines w:val="0"/>
+              <w:widowControl/>
+              <w:suppressLineNumbers w:val="0"/>
+              <w:bidi w:val="0"/>
+              <w:spacing w:before="0" w:beforeAutospacing="0" w:after="0" w:afterAutospacing="0" w:line="9" w:lineRule="atLeast"/>
+              <w:ind w:left="0" w:right="0"/>
+              <w:jc w:val="left"/>
+              <w:rPr>
+                <w:rFonts w:hint="eastAsia" w:ascii="黑体" w:hAnsi="黑体" w:eastAsia="黑体" w:cs="黑体"/>
+                <w:color w:val="1F1F1F"/>
+              </w:rPr>
+            </w:pPr>
+            <w:r>
+              <w:rPr>
+                <w:rFonts w:hint="eastAsia" w:ascii="黑体" w:hAnsi="黑体" w:eastAsia="黑体" w:cs="黑体"/>
+                <w:color w:val="1F1F1F"/>
+                <w:kern w:val="0"/>
+                <w:sz w:val="24"/>
+                <w:szCs w:val="24"/>
                 <w:lang w:val="en-US" w:eastAsia="zh-CN" w:bidi="ar"/>
               </w:rPr>
               <w:t>O(n log n)</w:t>
@@ -14787,7 +15743,7 @@
             <w:insideH w:val="none" w:color="auto" w:sz="0" w:space="0"/>
             <w:insideV w:val="none" w:color="auto" w:sz="0" w:space="0"/>
           </w:tblBorders>
-          <w:shd w:val="clear"/>
+          <w:shd w:val="clear" w:color="auto" w:fill="auto"/>
           <w:tblCellMar>
             <w:top w:w="0" w:type="dxa"/>
             <w:left w:w="0" w:type="dxa"/>
@@ -14807,7 +15763,7 @@
               <w:bottom w:val="single" w:color="auto" w:sz="2" w:space="0"/>
               <w:right w:val="single" w:color="auto" w:sz="2" w:space="0"/>
             </w:tcBorders>
-            <w:shd w:val="clear"/>
+            <w:shd w:val="clear" w:color="auto" w:fill="auto"/>
             <w:tcMar>
               <w:top w:w="120" w:type="dxa"/>
               <w:bottom w:w="120" w:type="dxa"/>
@@ -14839,7 +15795,6 @@
                 <w:kern w:val="0"/>
                 <w:sz w:val="24"/>
                 <w:szCs w:val="24"/>
-                <w:bdr w:val="none" w:color="1F1F1F" w:sz="0" w:space="0"/>
                 <w:lang w:val="en-US" w:eastAsia="zh-CN" w:bidi="ar"/>
               </w:rPr>
               <w:t>对象类型</w:t>
@@ -14855,7 +15810,7 @@
               <w:bottom w:val="single" w:color="auto" w:sz="2" w:space="0"/>
               <w:right w:val="single" w:color="auto" w:sz="2" w:space="0"/>
             </w:tcBorders>
-            <w:shd w:val="clear"/>
+            <w:shd w:val="clear" w:color="auto" w:fill="auto"/>
             <w:tcMar>
               <w:top w:w="120" w:type="dxa"/>
               <w:bottom w:w="120" w:type="dxa"/>
@@ -14885,7 +15840,6 @@
                 <w:kern w:val="0"/>
                 <w:sz w:val="24"/>
                 <w:szCs w:val="24"/>
-                <w:bdr w:val="none" w:color="1F1F1F" w:sz="0" w:space="0"/>
                 <w:lang w:val="en-US" w:eastAsia="zh-CN" w:bidi="ar"/>
               </w:rPr>
               <w:t>TimSort</w:t>
@@ -14901,7 +15855,7 @@
               <w:bottom w:val="single" w:color="auto" w:sz="2" w:space="0"/>
               <w:right w:val="single" w:color="auto" w:sz="2" w:space="0"/>
             </w:tcBorders>
-            <w:shd w:val="clear"/>
+            <w:shd w:val="clear" w:color="auto" w:fill="auto"/>
             <w:tcMar>
               <w:top w:w="120" w:type="dxa"/>
               <w:bottom w:w="120" w:type="dxa"/>
@@ -14931,7 +15885,6 @@
                 <w:kern w:val="0"/>
                 <w:sz w:val="24"/>
                 <w:szCs w:val="24"/>
-                <w:bdr w:val="none" w:color="1F1F1F" w:sz="0" w:space="0"/>
                 <w:lang w:val="en-US" w:eastAsia="zh-CN" w:bidi="ar"/>
               </w:rPr>
               <w:t>稳定</w:t>
@@ -14947,36 +15900,35 @@
               <w:bottom w:val="single" w:color="auto" w:sz="2" w:space="0"/>
               <w:right w:val="single" w:color="auto" w:sz="2" w:space="0"/>
             </w:tcBorders>
-            <w:shd w:val="clear"/>
-            <w:tcMar>
-              <w:top w:w="120" w:type="dxa"/>
-              <w:bottom w:w="120" w:type="dxa"/>
-            </w:tcMar>
-            <w:vAlign w:val="center"/>
-          </w:tcPr>
-          <w:p>
-            <w:pPr>
-              <w:keepNext w:val="0"/>
-              <w:keepLines w:val="0"/>
-              <w:widowControl/>
-              <w:suppressLineNumbers w:val="0"/>
-              <w:bidi w:val="0"/>
-              <w:spacing w:before="0" w:beforeAutospacing="0" w:after="0" w:afterAutospacing="0" w:line="9" w:lineRule="atLeast"/>
-              <w:ind w:left="0" w:right="0"/>
-              <w:jc w:val="left"/>
-              <w:rPr>
-                <w:rFonts w:hint="eastAsia" w:ascii="黑体" w:hAnsi="黑体" w:eastAsia="黑体" w:cs="黑体"/>
-                <w:color w:val="1F1F1F"/>
-              </w:rPr>
-            </w:pPr>
-            <w:r>
-              <w:rPr>
-                <w:rFonts w:hint="eastAsia" w:ascii="黑体" w:hAnsi="黑体" w:eastAsia="黑体" w:cs="黑体"/>
-                <w:color w:val="1F1F1F"/>
-                <w:kern w:val="0"/>
-                <w:sz w:val="24"/>
-                <w:szCs w:val="24"/>
-                <w:bdr w:val="none" w:color="1F1F1F" w:sz="0" w:space="0"/>
+            <w:shd w:val="clear" w:color="auto" w:fill="auto"/>
+            <w:tcMar>
+              <w:top w:w="120" w:type="dxa"/>
+              <w:bottom w:w="120" w:type="dxa"/>
+            </w:tcMar>
+            <w:vAlign w:val="center"/>
+          </w:tcPr>
+          <w:p>
+            <w:pPr>
+              <w:keepNext w:val="0"/>
+              <w:keepLines w:val="0"/>
+              <w:widowControl/>
+              <w:suppressLineNumbers w:val="0"/>
+              <w:bidi w:val="0"/>
+              <w:spacing w:before="0" w:beforeAutospacing="0" w:after="0" w:afterAutospacing="0" w:line="9" w:lineRule="atLeast"/>
+              <w:ind w:left="0" w:right="0"/>
+              <w:jc w:val="left"/>
+              <w:rPr>
+                <w:rFonts w:hint="eastAsia" w:ascii="黑体" w:hAnsi="黑体" w:eastAsia="黑体" w:cs="黑体"/>
+                <w:color w:val="1F1F1F"/>
+              </w:rPr>
+            </w:pPr>
+            <w:r>
+              <w:rPr>
+                <w:rFonts w:hint="eastAsia" w:ascii="黑体" w:hAnsi="黑体" w:eastAsia="黑体" w:cs="黑体"/>
+                <w:color w:val="1F1F1F"/>
+                <w:kern w:val="0"/>
+                <w:sz w:val="24"/>
+                <w:szCs w:val="24"/>
                 <w:lang w:val="en-US" w:eastAsia="zh-CN" w:bidi="ar"/>
               </w:rPr>
               <w:t>O(n log n)</w:t>
@@ -15724,6 +16676,7 @@
     </w:p>
     <w:tbl>
       <w:tblPr>
+        <w:tblStyle w:val="2"/>
         <w:tblW w:w="0" w:type="auto"/>
         <w:tblCellSpacing w:w="15" w:type="dxa"/>
         <w:tblInd w:w="5" w:type="dxa"/>
@@ -15735,7 +16688,7 @@
           <w:insideH w:val="none" w:color="auto" w:sz="0" w:space="0"/>
           <w:insideV w:val="none" w:color="auto" w:sz="0" w:space="0"/>
         </w:tblBorders>
-        <w:shd w:val="clear"/>
+        <w:shd w:val="clear" w:color="auto" w:fill="auto"/>
         <w:tblLayout w:type="autofit"/>
         <w:tblCellMar>
           <w:top w:w="0" w:type="dxa"/>
@@ -15759,7 +16712,6 @@
             <w:insideH w:val="none" w:color="auto" w:sz="0" w:space="0"/>
             <w:insideV w:val="none" w:color="auto" w:sz="0" w:space="0"/>
           </w:tblBorders>
-          <w:shd w:val="clear"/>
           <w:tblCellMar>
             <w:top w:w="0" w:type="dxa"/>
             <w:left w:w="0" w:type="dxa"/>
@@ -15780,7 +16732,7 @@
               <w:bottom w:val="single" w:color="auto" w:sz="2" w:space="0"/>
               <w:right w:val="single" w:color="auto" w:sz="2" w:space="0"/>
             </w:tcBorders>
-            <w:shd w:val="clear"/>
+            <w:shd w:val="clear" w:color="auto" w:fill="auto"/>
             <w:tcMar>
               <w:top w:w="120" w:type="dxa"/>
               <w:bottom w:w="120" w:type="dxa"/>
@@ -15811,7 +16763,6 @@
                 <w:kern w:val="0"/>
                 <w:sz w:val="24"/>
                 <w:szCs w:val="24"/>
-                <w:bdr w:val="none" w:color="1F1F1F" w:sz="0" w:space="0"/>
                 <w:lang w:val="en-US" w:eastAsia="zh-CN" w:bidi="ar"/>
               </w:rPr>
               <w:t>方法</w:t>
@@ -15827,7 +16778,7 @@
               <w:bottom w:val="single" w:color="auto" w:sz="2" w:space="0"/>
               <w:right w:val="single" w:color="auto" w:sz="2" w:space="0"/>
             </w:tcBorders>
-            <w:shd w:val="clear"/>
+            <w:shd w:val="clear" w:color="auto" w:fill="auto"/>
             <w:tcMar>
               <w:top w:w="120" w:type="dxa"/>
               <w:bottom w:w="120" w:type="dxa"/>
@@ -15858,7 +16809,6 @@
                 <w:kern w:val="0"/>
                 <w:sz w:val="24"/>
                 <w:szCs w:val="24"/>
-                <w:bdr w:val="none" w:color="1F1F1F" w:sz="0" w:space="0"/>
                 <w:lang w:val="en-US" w:eastAsia="zh-CN" w:bidi="ar"/>
               </w:rPr>
               <w:t>比较范围</w:t>
@@ -15874,7 +16824,7 @@
               <w:bottom w:val="single" w:color="auto" w:sz="2" w:space="0"/>
               <w:right w:val="single" w:color="auto" w:sz="2" w:space="0"/>
             </w:tcBorders>
-            <w:shd w:val="clear"/>
+            <w:shd w:val="clear" w:color="auto" w:fill="auto"/>
             <w:tcMar>
               <w:top w:w="120" w:type="dxa"/>
               <w:bottom w:w="120" w:type="dxa"/>
@@ -15904,7 +16854,6 @@
                 <w:kern w:val="0"/>
                 <w:sz w:val="24"/>
                 <w:szCs w:val="24"/>
-                <w:bdr w:val="none" w:color="1F1F1F" w:sz="0" w:space="0"/>
                 <w:lang w:val="en-US" w:eastAsia="zh-CN" w:bidi="ar"/>
               </w:rPr>
               <w:t>适用场景</w:t>
@@ -15922,7 +16871,7 @@
             <w:insideH w:val="none" w:color="auto" w:sz="0" w:space="0"/>
             <w:insideV w:val="none" w:color="auto" w:sz="0" w:space="0"/>
           </w:tblBorders>
-          <w:shd w:val="clear"/>
+          <w:shd w:val="clear" w:color="auto" w:fill="auto"/>
           <w:tblCellMar>
             <w:top w:w="0" w:type="dxa"/>
             <w:left w:w="0" w:type="dxa"/>
@@ -15942,7 +16891,7 @@
               <w:bottom w:val="single" w:color="auto" w:sz="2" w:space="0"/>
               <w:right w:val="single" w:color="auto" w:sz="2" w:space="0"/>
             </w:tcBorders>
-            <w:shd w:val="clear"/>
+            <w:shd w:val="clear" w:color="auto" w:fill="auto"/>
             <w:tcMar>
               <w:top w:w="120" w:type="dxa"/>
               <w:bottom w:w="120" w:type="dxa"/>
@@ -15973,7 +16922,6 @@
                 <w:kern w:val="0"/>
                 <w:sz w:val="24"/>
                 <w:szCs w:val="24"/>
-                <w:bdr w:val="none" w:color="444746" w:sz="0" w:space="0"/>
                 <w:lang w:val="en-US" w:eastAsia="zh-CN" w:bidi="ar"/>
               </w:rPr>
               <w:t>==</w:t>
@@ -15989,7 +16937,7 @@
               <w:bottom w:val="single" w:color="auto" w:sz="2" w:space="0"/>
               <w:right w:val="single" w:color="auto" w:sz="2" w:space="0"/>
             </w:tcBorders>
-            <w:shd w:val="clear"/>
+            <w:shd w:val="clear" w:color="auto" w:fill="auto"/>
             <w:tcMar>
               <w:top w:w="120" w:type="dxa"/>
               <w:bottom w:w="120" w:type="dxa"/>
@@ -16019,7 +16967,6 @@
                 <w:kern w:val="0"/>
                 <w:sz w:val="24"/>
                 <w:szCs w:val="24"/>
-                <w:bdr w:val="none" w:color="1F1F1F" w:sz="0" w:space="0"/>
                 <w:lang w:val="en-US" w:eastAsia="zh-CN" w:bidi="ar"/>
               </w:rPr>
               <w:t>内存地址</w:t>
@@ -16035,36 +16982,35 @@
               <w:bottom w:val="single" w:color="auto" w:sz="2" w:space="0"/>
               <w:right w:val="single" w:color="auto" w:sz="2" w:space="0"/>
             </w:tcBorders>
-            <w:shd w:val="clear"/>
-            <w:tcMar>
-              <w:top w:w="120" w:type="dxa"/>
-              <w:bottom w:w="120" w:type="dxa"/>
-            </w:tcMar>
-            <w:vAlign w:val="center"/>
-          </w:tcPr>
-          <w:p>
-            <w:pPr>
-              <w:keepNext w:val="0"/>
-              <w:keepLines w:val="0"/>
-              <w:widowControl/>
-              <w:suppressLineNumbers w:val="0"/>
-              <w:bidi w:val="0"/>
-              <w:spacing w:before="0" w:beforeAutospacing="0" w:after="0" w:afterAutospacing="0" w:line="9" w:lineRule="atLeast"/>
-              <w:ind w:left="0" w:right="0"/>
-              <w:jc w:val="left"/>
-              <w:rPr>
-                <w:rFonts w:hint="eastAsia" w:ascii="黑体" w:hAnsi="黑体" w:eastAsia="黑体" w:cs="黑体"/>
-                <w:color w:val="1F1F1F"/>
-              </w:rPr>
-            </w:pPr>
-            <w:r>
-              <w:rPr>
-                <w:rFonts w:hint="eastAsia" w:ascii="黑体" w:hAnsi="黑体" w:eastAsia="黑体" w:cs="黑体"/>
-                <w:color w:val="1F1F1F"/>
-                <w:kern w:val="0"/>
-                <w:sz w:val="24"/>
-                <w:szCs w:val="24"/>
-                <w:bdr w:val="none" w:color="1F1F1F" w:sz="0" w:space="0"/>
+            <w:shd w:val="clear" w:color="auto" w:fill="auto"/>
+            <w:tcMar>
+              <w:top w:w="120" w:type="dxa"/>
+              <w:bottom w:w="120" w:type="dxa"/>
+            </w:tcMar>
+            <w:vAlign w:val="center"/>
+          </w:tcPr>
+          <w:p>
+            <w:pPr>
+              <w:keepNext w:val="0"/>
+              <w:keepLines w:val="0"/>
+              <w:widowControl/>
+              <w:suppressLineNumbers w:val="0"/>
+              <w:bidi w:val="0"/>
+              <w:spacing w:before="0" w:beforeAutospacing="0" w:after="0" w:afterAutospacing="0" w:line="9" w:lineRule="atLeast"/>
+              <w:ind w:left="0" w:right="0"/>
+              <w:jc w:val="left"/>
+              <w:rPr>
+                <w:rFonts w:hint="eastAsia" w:ascii="黑体" w:hAnsi="黑体" w:eastAsia="黑体" w:cs="黑体"/>
+                <w:color w:val="1F1F1F"/>
+              </w:rPr>
+            </w:pPr>
+            <w:r>
+              <w:rPr>
+                <w:rFonts w:hint="eastAsia" w:ascii="黑体" w:hAnsi="黑体" w:eastAsia="黑体" w:cs="黑体"/>
+                <w:color w:val="1F1F1F"/>
+                <w:kern w:val="0"/>
+                <w:sz w:val="24"/>
+                <w:szCs w:val="24"/>
                 <w:lang w:val="en-US" w:eastAsia="zh-CN" w:bidi="ar"/>
               </w:rPr>
               <w:t>判断是否为同一个对象</w:t>
@@ -16082,7 +17028,7 @@
             <w:insideH w:val="none" w:color="auto" w:sz="0" w:space="0"/>
             <w:insideV w:val="none" w:color="auto" w:sz="0" w:space="0"/>
           </w:tblBorders>
-          <w:shd w:val="clear"/>
+          <w:shd w:val="clear" w:color="auto" w:fill="auto"/>
           <w:tblCellMar>
             <w:top w:w="0" w:type="dxa"/>
             <w:left w:w="0" w:type="dxa"/>
@@ -16102,7 +17048,7 @@
               <w:bottom w:val="single" w:color="auto" w:sz="2" w:space="0"/>
               <w:right w:val="single" w:color="auto" w:sz="2" w:space="0"/>
             </w:tcBorders>
-            <w:shd w:val="clear"/>
+            <w:shd w:val="clear" w:color="auto" w:fill="auto"/>
             <w:tcMar>
               <w:top w:w="120" w:type="dxa"/>
               <w:bottom w:w="120" w:type="dxa"/>
@@ -16133,7 +17079,6 @@
                 <w:kern w:val="0"/>
                 <w:sz w:val="24"/>
                 <w:szCs w:val="24"/>
-                <w:bdr w:val="none" w:color="444746" w:sz="0" w:space="0"/>
                 <w:lang w:val="en-US" w:eastAsia="zh-CN" w:bidi="ar"/>
               </w:rPr>
               <w:t>Arrays.equals()</w:t>
@@ -16149,7 +17094,7 @@
               <w:bottom w:val="single" w:color="auto" w:sz="2" w:space="0"/>
               <w:right w:val="single" w:color="auto" w:sz="2" w:space="0"/>
             </w:tcBorders>
-            <w:shd w:val="clear"/>
+            <w:shd w:val="clear" w:color="auto" w:fill="auto"/>
             <w:tcMar>
               <w:top w:w="120" w:type="dxa"/>
               <w:bottom w:w="120" w:type="dxa"/>
@@ -16179,7 +17124,6 @@
                 <w:kern w:val="0"/>
                 <w:sz w:val="24"/>
                 <w:szCs w:val="24"/>
-                <w:bdr w:val="none" w:color="1F1F1F" w:sz="0" w:space="0"/>
                 <w:lang w:val="en-US" w:eastAsia="zh-CN" w:bidi="ar"/>
               </w:rPr>
               <w:t>一维数组内容</w:t>
@@ -16195,36 +17139,35 @@
               <w:bottom w:val="single" w:color="auto" w:sz="2" w:space="0"/>
               <w:right w:val="single" w:color="auto" w:sz="2" w:space="0"/>
             </w:tcBorders>
-            <w:shd w:val="clear"/>
-            <w:tcMar>
-              <w:top w:w="120" w:type="dxa"/>
-              <w:bottom w:w="120" w:type="dxa"/>
-            </w:tcMar>
-            <w:vAlign w:val="center"/>
-          </w:tcPr>
-          <w:p>
-            <w:pPr>
-              <w:keepNext w:val="0"/>
-              <w:keepLines w:val="0"/>
-              <w:widowControl/>
-              <w:suppressLineNumbers w:val="0"/>
-              <w:bidi w:val="0"/>
-              <w:spacing w:before="0" w:beforeAutospacing="0" w:after="0" w:afterAutospacing="0" w:line="9" w:lineRule="atLeast"/>
-              <w:ind w:left="0" w:right="0"/>
-              <w:jc w:val="left"/>
-              <w:rPr>
-                <w:rFonts w:hint="eastAsia" w:ascii="黑体" w:hAnsi="黑体" w:eastAsia="黑体" w:cs="黑体"/>
-                <w:color w:val="1F1F1F"/>
-              </w:rPr>
-            </w:pPr>
-            <w:r>
-              <w:rPr>
-                <w:rFonts w:hint="eastAsia" w:ascii="黑体" w:hAnsi="黑体" w:eastAsia="黑体" w:cs="黑体"/>
-                <w:color w:val="1F1F1F"/>
-                <w:kern w:val="0"/>
-                <w:sz w:val="24"/>
-                <w:szCs w:val="24"/>
-                <w:bdr w:val="none" w:color="1F1F1F" w:sz="0" w:space="0"/>
+            <w:shd w:val="clear" w:color="auto" w:fill="auto"/>
+            <w:tcMar>
+              <w:top w:w="120" w:type="dxa"/>
+              <w:bottom w:w="120" w:type="dxa"/>
+            </w:tcMar>
+            <w:vAlign w:val="center"/>
+          </w:tcPr>
+          <w:p>
+            <w:pPr>
+              <w:keepNext w:val="0"/>
+              <w:keepLines w:val="0"/>
+              <w:widowControl/>
+              <w:suppressLineNumbers w:val="0"/>
+              <w:bidi w:val="0"/>
+              <w:spacing w:before="0" w:beforeAutospacing="0" w:after="0" w:afterAutospacing="0" w:line="9" w:lineRule="atLeast"/>
+              <w:ind w:left="0" w:right="0"/>
+              <w:jc w:val="left"/>
+              <w:rPr>
+                <w:rFonts w:hint="eastAsia" w:ascii="黑体" w:hAnsi="黑体" w:eastAsia="黑体" w:cs="黑体"/>
+                <w:color w:val="1F1F1F"/>
+              </w:rPr>
+            </w:pPr>
+            <w:r>
+              <w:rPr>
+                <w:rFonts w:hint="eastAsia" w:ascii="黑体" w:hAnsi="黑体" w:eastAsia="黑体" w:cs="黑体"/>
+                <w:color w:val="1F1F1F"/>
+                <w:kern w:val="0"/>
+                <w:sz w:val="24"/>
+                <w:szCs w:val="24"/>
                 <w:lang w:val="en-US" w:eastAsia="zh-CN" w:bidi="ar"/>
               </w:rPr>
               <w:t>比较基本类型或简单对象数组</w:t>
@@ -16242,7 +17185,7 @@
             <w:insideH w:val="none" w:color="auto" w:sz="0" w:space="0"/>
             <w:insideV w:val="none" w:color="auto" w:sz="0" w:space="0"/>
           </w:tblBorders>
-          <w:shd w:val="clear"/>
+          <w:shd w:val="clear" w:color="auto" w:fill="auto"/>
           <w:tblCellMar>
             <w:top w:w="0" w:type="dxa"/>
             <w:left w:w="0" w:type="dxa"/>
@@ -16262,7 +17205,7 @@
               <w:bottom w:val="single" w:color="auto" w:sz="2" w:space="0"/>
               <w:right w:val="single" w:color="auto" w:sz="2" w:space="0"/>
             </w:tcBorders>
-            <w:shd w:val="clear"/>
+            <w:shd w:val="clear" w:color="auto" w:fill="auto"/>
             <w:tcMar>
               <w:top w:w="120" w:type="dxa"/>
               <w:bottom w:w="120" w:type="dxa"/>
@@ -16293,7 +17236,6 @@
                 <w:kern w:val="0"/>
                 <w:sz w:val="24"/>
                 <w:szCs w:val="24"/>
-                <w:bdr w:val="none" w:color="444746" w:sz="0" w:space="0"/>
                 <w:lang w:val="en-US" w:eastAsia="zh-CN" w:bidi="ar"/>
               </w:rPr>
               <w:t>Arrays.deepEquals()</w:t>
@@ -16309,7 +17251,7 @@
               <w:bottom w:val="single" w:color="auto" w:sz="2" w:space="0"/>
               <w:right w:val="single" w:color="auto" w:sz="2" w:space="0"/>
             </w:tcBorders>
-            <w:shd w:val="clear"/>
+            <w:shd w:val="clear" w:color="auto" w:fill="auto"/>
             <w:tcMar>
               <w:top w:w="120" w:type="dxa"/>
               <w:bottom w:w="120" w:type="dxa"/>
@@ -16339,7 +17281,6 @@
                 <w:kern w:val="0"/>
                 <w:sz w:val="24"/>
                 <w:szCs w:val="24"/>
-                <w:bdr w:val="none" w:color="1F1F1F" w:sz="0" w:space="0"/>
                 <w:lang w:val="en-US" w:eastAsia="zh-CN" w:bidi="ar"/>
               </w:rPr>
               <w:t>多维/嵌套数组内容</w:t>
@@ -16355,36 +17296,35 @@
               <w:bottom w:val="single" w:color="auto" w:sz="2" w:space="0"/>
               <w:right w:val="single" w:color="auto" w:sz="2" w:space="0"/>
             </w:tcBorders>
-            <w:shd w:val="clear"/>
-            <w:tcMar>
-              <w:top w:w="120" w:type="dxa"/>
-              <w:bottom w:w="120" w:type="dxa"/>
-            </w:tcMar>
-            <w:vAlign w:val="center"/>
-          </w:tcPr>
-          <w:p>
-            <w:pPr>
-              <w:keepNext w:val="0"/>
-              <w:keepLines w:val="0"/>
-              <w:widowControl/>
-              <w:suppressLineNumbers w:val="0"/>
-              <w:bidi w:val="0"/>
-              <w:spacing w:before="0" w:beforeAutospacing="0" w:after="0" w:afterAutospacing="0" w:line="9" w:lineRule="atLeast"/>
-              <w:ind w:left="0" w:right="0"/>
-              <w:jc w:val="left"/>
-              <w:rPr>
-                <w:rFonts w:hint="eastAsia" w:ascii="黑体" w:hAnsi="黑体" w:eastAsia="黑体" w:cs="黑体"/>
-                <w:color w:val="1F1F1F"/>
-              </w:rPr>
-            </w:pPr>
-            <w:r>
-              <w:rPr>
-                <w:rFonts w:hint="eastAsia" w:ascii="黑体" w:hAnsi="黑体" w:eastAsia="黑体" w:cs="黑体"/>
-                <w:color w:val="1F1F1F"/>
-                <w:kern w:val="0"/>
-                <w:sz w:val="24"/>
-                <w:szCs w:val="24"/>
-                <w:bdr w:val="none" w:color="1F1F1F" w:sz="0" w:space="0"/>
+            <w:shd w:val="clear" w:color="auto" w:fill="auto"/>
+            <w:tcMar>
+              <w:top w:w="120" w:type="dxa"/>
+              <w:bottom w:w="120" w:type="dxa"/>
+            </w:tcMar>
+            <w:vAlign w:val="center"/>
+          </w:tcPr>
+          <w:p>
+            <w:pPr>
+              <w:keepNext w:val="0"/>
+              <w:keepLines w:val="0"/>
+              <w:widowControl/>
+              <w:suppressLineNumbers w:val="0"/>
+              <w:bidi w:val="0"/>
+              <w:spacing w:before="0" w:beforeAutospacing="0" w:after="0" w:afterAutospacing="0" w:line="9" w:lineRule="atLeast"/>
+              <w:ind w:left="0" w:right="0"/>
+              <w:jc w:val="left"/>
+              <w:rPr>
+                <w:rFonts w:hint="eastAsia" w:ascii="黑体" w:hAnsi="黑体" w:eastAsia="黑体" w:cs="黑体"/>
+                <w:color w:val="1F1F1F"/>
+              </w:rPr>
+            </w:pPr>
+            <w:r>
+              <w:rPr>
+                <w:rFonts w:hint="eastAsia" w:ascii="黑体" w:hAnsi="黑体" w:eastAsia="黑体" w:cs="黑体"/>
+                <w:color w:val="1F1F1F"/>
+                <w:kern w:val="0"/>
+                <w:sz w:val="24"/>
+                <w:szCs w:val="24"/>
                 <w:lang w:val="en-US" w:eastAsia="zh-CN" w:bidi="ar"/>
               </w:rPr>
               <w:t>比较矩阵或复杂嵌套结构</w:t>
